--- a/учебная_ознакомительная_практика_отчет.docx
+++ b/учебная_ознакомительная_практика_отчет.docx
@@ -735,15 +735,13 @@
         <w:jc w:val="left"/>
       </w:pPr>
       <w:r>
-        <w:t>Срок сдачи работы: _</w:t>
-      </w:r>
-      <w:proofErr w:type="gramStart"/>
-      <w:r>
-        <w:t>_._</w:t>
-      </w:r>
-      <w:proofErr w:type="gramEnd"/>
-      <w:r>
-        <w:t>_.2026</w:t>
+        <w:t xml:space="preserve">Срок сдачи работы: </w:t>
+      </w:r>
+      <w:r>
+        <w:t>16.07</w:t>
+      </w:r>
+      <w:r>
+        <w:t>.2026</w:t>
       </w:r>
     </w:p>
     <w:p>
@@ -1141,7 +1139,45 @@
           <w:szCs w:val="24"/>
           <w:lang w:eastAsia="ru-RU"/>
         </w:rPr>
-        <w:t>с __ ______ 2026 г. по __ _______ 2026 г.</w:t>
+        <w:t xml:space="preserve">с </w:t>
+      </w:r>
+      <w:r>
+        <w:rPr>
+          <w:rFonts w:eastAsia="Times New Roman" w:cs="Times New Roman"/>
+          <w:bCs/>
+          <w:szCs w:val="24"/>
+          <w:lang w:eastAsia="ru-RU"/>
+        </w:rPr>
+        <w:t>06.06.</w:t>
+      </w:r>
+      <w:r>
+        <w:rPr>
+          <w:rFonts w:eastAsia="Times New Roman" w:cs="Times New Roman"/>
+          <w:bCs/>
+          <w:szCs w:val="24"/>
+          <w:lang w:eastAsia="ru-RU"/>
+        </w:rPr>
+        <w:t xml:space="preserve">2026 г. по </w:t>
+      </w:r>
+      <w:r>
+        <w:rPr>
+          <w:rFonts w:eastAsia="Times New Roman" w:cs="Times New Roman"/>
+          <w:bCs/>
+          <w:szCs w:val="24"/>
+          <w:lang w:eastAsia="ru-RU"/>
+        </w:rPr>
+        <w:t>17.06.</w:t>
+      </w:r>
+      <w:bookmarkStart w:id="1" w:name="_GoBack"/>
+      <w:bookmarkEnd w:id="1"/>
+      <w:r>
+        <w:rPr>
+          <w:rFonts w:eastAsia="Times New Roman" w:cs="Times New Roman"/>
+          <w:bCs/>
+          <w:szCs w:val="24"/>
+          <w:lang w:eastAsia="ru-RU"/>
+        </w:rPr>
+        <w:t>2026 г.</w:t>
       </w:r>
     </w:p>
     <w:p>
@@ -1163,12 +1199,12 @@
         <w:tblLook w:val="04A0" w:firstRow="1" w:lastRow="0" w:firstColumn="1" w:lastColumn="0" w:noHBand="0" w:noVBand="1"/>
       </w:tblPr>
       <w:tblGrid>
-        <w:gridCol w:w="615"/>
-        <w:gridCol w:w="2160"/>
-        <w:gridCol w:w="1088"/>
+        <w:gridCol w:w="613"/>
+        <w:gridCol w:w="2125"/>
+        <w:gridCol w:w="1196"/>
         <w:gridCol w:w="1534"/>
-        <w:gridCol w:w="2165"/>
-        <w:gridCol w:w="2066"/>
+        <w:gridCol w:w="2123"/>
+        <w:gridCol w:w="2037"/>
       </w:tblGrid>
       <w:tr>
         <w:trPr>
@@ -1510,6 +1546,14 @@
                 <w:lang w:eastAsia="ru-RU"/>
               </w:rPr>
             </w:pPr>
+            <w:r>
+              <w:rPr>
+                <w:rFonts w:eastAsia="Times New Roman" w:cs="Times New Roman"/>
+                <w:szCs w:val="24"/>
+                <w:lang w:eastAsia="ru-RU"/>
+              </w:rPr>
+              <w:t>07.06.26</w:t>
+            </w:r>
           </w:p>
         </w:tc>
         <w:tc>
@@ -1527,6 +1571,14 @@
                 <w:lang w:eastAsia="ru-RU"/>
               </w:rPr>
             </w:pPr>
+            <w:r>
+              <w:rPr>
+                <w:rFonts w:eastAsia="Times New Roman" w:cs="Times New Roman"/>
+                <w:szCs w:val="20"/>
+                <w:lang w:eastAsia="ru-RU"/>
+              </w:rPr>
+              <w:t>14.06.26</w:t>
+            </w:r>
           </w:p>
         </w:tc>
         <w:tc>
@@ -1630,6 +1682,14 @@
                 <w:lang w:eastAsia="ru-RU"/>
               </w:rPr>
             </w:pPr>
+            <w:r>
+              <w:rPr>
+                <w:rFonts w:eastAsia="Times New Roman" w:cs="Times New Roman"/>
+                <w:szCs w:val="24"/>
+                <w:lang w:eastAsia="ru-RU"/>
+              </w:rPr>
+              <w:t>15.06.26</w:t>
+            </w:r>
           </w:p>
         </w:tc>
         <w:tc>
@@ -1647,6 +1707,14 @@
                 <w:lang w:eastAsia="ru-RU"/>
               </w:rPr>
             </w:pPr>
+            <w:r>
+              <w:rPr>
+                <w:rFonts w:eastAsia="Times New Roman" w:cs="Times New Roman"/>
+                <w:szCs w:val="20"/>
+                <w:lang w:eastAsia="ru-RU"/>
+              </w:rPr>
+              <w:t>20.06.26</w:t>
+            </w:r>
           </w:p>
         </w:tc>
         <w:tc>
@@ -1750,6 +1818,14 @@
                 <w:lang w:eastAsia="ru-RU"/>
               </w:rPr>
             </w:pPr>
+            <w:r>
+              <w:rPr>
+                <w:rFonts w:eastAsia="Times New Roman" w:cs="Times New Roman"/>
+                <w:szCs w:val="24"/>
+                <w:lang w:eastAsia="ru-RU"/>
+              </w:rPr>
+              <w:t>21.06.26</w:t>
+            </w:r>
           </w:p>
         </w:tc>
         <w:tc>
@@ -1767,6 +1843,14 @@
                 <w:lang w:eastAsia="ru-RU"/>
               </w:rPr>
             </w:pPr>
+            <w:r>
+              <w:rPr>
+                <w:rFonts w:eastAsia="Times New Roman" w:cs="Times New Roman"/>
+                <w:szCs w:val="20"/>
+                <w:lang w:eastAsia="ru-RU"/>
+              </w:rPr>
+              <w:t>09.07.26</w:t>
+            </w:r>
           </w:p>
         </w:tc>
         <w:tc>
@@ -1870,6 +1954,39 @@
                 <w:lang w:eastAsia="ru-RU"/>
               </w:rPr>
             </w:pPr>
+            <w:r>
+              <w:rPr>
+                <w:rFonts w:eastAsia="Times New Roman" w:cs="Times New Roman"/>
+                <w:szCs w:val="24"/>
+                <w:lang w:eastAsia="ru-RU"/>
+              </w:rPr>
+              <w:t>10.06.26</w:t>
+            </w:r>
+          </w:p>
+        </w:tc>
+        <w:tc>
+          <w:tcPr>
+            <w:tcW w:w="0" w:type="auto"/>
+            <w:hideMark/>
+          </w:tcPr>
+          <w:p>
+            <w:pPr>
+              <w:ind w:firstLine="0"/>
+              <w:jc w:val="left"/>
+              <w:rPr>
+                <w:rFonts w:eastAsia="Times New Roman" w:cs="Times New Roman"/>
+                <w:szCs w:val="20"/>
+                <w:lang w:eastAsia="ru-RU"/>
+              </w:rPr>
+            </w:pPr>
+            <w:r>
+              <w:rPr>
+                <w:rFonts w:eastAsia="Times New Roman" w:cs="Times New Roman"/>
+                <w:szCs w:val="20"/>
+                <w:lang w:eastAsia="ru-RU"/>
+              </w:rPr>
+              <w:t>15.06.26</w:t>
+            </w:r>
           </w:p>
         </w:tc>
         <w:tc>
@@ -1906,23 +2023,6 @@
             </w:pPr>
           </w:p>
         </w:tc>
-        <w:tc>
-          <w:tcPr>
-            <w:tcW w:w="0" w:type="auto"/>
-            <w:hideMark/>
-          </w:tcPr>
-          <w:p>
-            <w:pPr>
-              <w:ind w:firstLine="0"/>
-              <w:jc w:val="left"/>
-              <w:rPr>
-                <w:rFonts w:eastAsia="Times New Roman" w:cs="Times New Roman"/>
-                <w:szCs w:val="20"/>
-                <w:lang w:eastAsia="ru-RU"/>
-              </w:rPr>
-            </w:pPr>
-          </w:p>
-        </w:tc>
       </w:tr>
     </w:tbl>
     <w:p>
@@ -2390,13 +2490,13 @@
         <w:tab/>
       </w:r>
     </w:p>
+    <w:bookmarkStart w:id="2" w:name="_Toc231728307"/>
     <w:p>
       <w:pPr>
         <w:pStyle w:val="1"/>
         <w:ind w:firstLine="0"/>
         <w:jc w:val="center"/>
       </w:pPr>
-      <w:bookmarkStart w:id="1" w:name="_Toc231728307"/>
       <w:r>
         <w:rPr>
           <w:rFonts w:cs="Times New Roman"/>
@@ -2479,8 +2579,6 @@
       <w:r>
         <w:t>Содержание</w:t>
       </w:r>
-      <w:bookmarkStart w:id="2" w:name="_GoBack"/>
-      <w:bookmarkEnd w:id="1"/>
       <w:bookmarkEnd w:id="2"/>
     </w:p>
     <w:p>
@@ -6981,21 +7079,7 @@
                 <w:rFonts w:ascii="Cambria Math" w:hAnsi="Cambria Math"/>
                 <w:lang w:eastAsia="ru-RU"/>
               </w:rPr>
-              <m:t>2</m:t>
-            </m:r>
-            <m:r>
-              <w:rPr>
-                <w:rFonts w:ascii="Cambria Math" w:hAnsi="Cambria Math"/>
-                <w:lang w:eastAsia="ru-RU"/>
-              </w:rPr>
-              <m:t>,</m:t>
-            </m:r>
-            <m:r>
-              <w:rPr>
-                <w:rFonts w:ascii="Cambria Math" w:hAnsi="Cambria Math"/>
-                <w:lang w:eastAsia="ru-RU"/>
-              </w:rPr>
-              <m:t>3</m:t>
+              <m:t>2,3</m:t>
             </m:r>
           </m:sub>
         </m:sSub>
@@ -7044,21 +7128,7 @@
                     <w:rFonts w:ascii="Cambria Math" w:hAnsi="Cambria Math"/>
                     <w:lang w:eastAsia="ru-RU"/>
                   </w:rPr>
-                  <m:t>10</m:t>
-                </m:r>
-                <m:r>
-                  <w:rPr>
-                    <w:rFonts w:ascii="Cambria Math" w:hAnsi="Cambria Math"/>
-                    <w:lang w:eastAsia="ru-RU"/>
-                  </w:rPr>
-                  <m:t xml:space="preserve">, </m:t>
-                </m:r>
-                <m:r>
-                  <w:rPr>
-                    <w:rFonts w:ascii="Cambria Math" w:hAnsi="Cambria Math"/>
-                    <w:lang w:eastAsia="ru-RU"/>
-                  </w:rPr>
-                  <m:t>10</m:t>
+                  <m:t>10, 10</m:t>
                 </m:r>
               </m:e>
             </m:d>
@@ -7069,14 +7139,7 @@
             <w:rFonts w:ascii="Cambria Math" w:hAnsi="Cambria Math"/>
             <w:lang w:eastAsia="ru-RU"/>
           </w:rPr>
-          <m:t>=</m:t>
-        </m:r>
-        <m:r>
-          <w:rPr>
-            <w:rFonts w:ascii="Cambria Math" w:hAnsi="Cambria Math"/>
-            <w:lang w:eastAsia="ru-RU"/>
-          </w:rPr>
-          <m:t>10</m:t>
+          <m:t>=10</m:t>
         </m:r>
       </m:oMath>
       <w:r>
@@ -7128,21 +7191,7 @@
             <w:rFonts w:ascii="Cambria Math" w:eastAsiaTheme="minorEastAsia" w:hAnsi="Cambria Math"/>
             <w:lang w:eastAsia="ru-RU"/>
           </w:rPr>
-          <m:t>=</m:t>
-        </m:r>
-        <m:r>
-          <w:rPr>
-            <w:rFonts w:ascii="Cambria Math" w:eastAsiaTheme="minorEastAsia" w:hAnsi="Cambria Math"/>
-            <w:lang w:eastAsia="ru-RU"/>
-          </w:rPr>
-          <m:t>0</m:t>
-        </m:r>
-        <m:r>
-          <w:rPr>
-            <w:rFonts w:ascii="Cambria Math" w:eastAsiaTheme="minorEastAsia" w:hAnsi="Cambria Math"/>
-            <w:lang w:eastAsia="ru-RU"/>
-          </w:rPr>
-          <m:t xml:space="preserve">, </m:t>
+          <m:t xml:space="preserve">=0, </m:t>
         </m:r>
         <m:sSub>
           <m:sSubPr>
@@ -8544,15 +8593,15 @@
         <w:rPr>
           <w:lang w:val="en-US"/>
         </w:rPr>
-        <w:t xml:space="preserve">Python </w:t>
+        <w:t>Python</w:t>
+      </w:r>
+      <w:r>
+        <w:t xml:space="preserve"> </w:t>
       </w:r>
       <w:r>
         <w:t xml:space="preserve">версии </w:t>
       </w:r>
       <w:r>
-        <w:rPr>
-          <w:lang w:val="en-US"/>
-        </w:rPr>
         <w:t>3.13</w:t>
       </w:r>
       <w:r>
@@ -15926,6 +15975,11 @@
       </w:r>
     </w:p>
     <w:p>
+      <w:pPr>
+        <w:rPr>
+          <w:lang w:val="en-US"/>
+        </w:rPr>
+      </w:pPr>
       <w:r>
         <w:rPr>
           <w:lang w:val="en-US"/>
@@ -15935,65 +15989,62 @@
       <w:proofErr w:type="spellStart"/>
       <w:proofErr w:type="gramStart"/>
       <w:r>
+        <w:rPr>
+          <w:lang w:val="en-US"/>
+        </w:rPr>
         <w:t>basic.append</w:t>
       </w:r>
       <w:proofErr w:type="spellEnd"/>
       <w:proofErr w:type="gramEnd"/>
       <w:r>
-        <w:t>(</w:t>
-      </w:r>
-      <w:proofErr w:type="spellStart"/>
-      <w:r>
-        <w:t>cell</w:t>
-      </w:r>
-      <w:proofErr w:type="spellEnd"/>
-      <w:r>
-        <w:t>)</w:t>
-      </w:r>
-    </w:p>
-    <w:p>
-      <w:r>
-        <w:t xml:space="preserve">    </w:t>
-      </w:r>
-      <w:proofErr w:type="spellStart"/>
-      <w:r>
-        <w:t>return</w:t>
-      </w:r>
-      <w:proofErr w:type="spellEnd"/>
-      <w:r>
-        <w:t xml:space="preserve"> </w:t>
-      </w:r>
-      <w:proofErr w:type="spellStart"/>
-      <w:r>
+        <w:rPr>
+          <w:lang w:val="en-US"/>
+        </w:rPr>
+        <w:t>(cell)</w:t>
+      </w:r>
+    </w:p>
+    <w:p>
+      <w:pPr>
+        <w:rPr>
+          <w:lang w:val="en-US"/>
+        </w:rPr>
+      </w:pPr>
+      <w:r>
+        <w:rPr>
+          <w:lang w:val="en-US"/>
+        </w:rPr>
+        <w:t xml:space="preserve">    return </w:t>
+      </w:r>
+      <w:proofErr w:type="spellStart"/>
+      <w:r>
+        <w:rPr>
+          <w:lang w:val="en-US"/>
+        </w:rPr>
         <w:t>alloc</w:t>
       </w:r>
       <w:proofErr w:type="spellEnd"/>
       <w:r>
-        <w:t xml:space="preserve">, </w:t>
-      </w:r>
-      <w:proofErr w:type="spellStart"/>
-      <w:r>
-        <w:t>basic</w:t>
-      </w:r>
-      <w:proofErr w:type="spellEnd"/>
-      <w:r>
-        <w:t xml:space="preserve">, </w:t>
-      </w:r>
-      <w:proofErr w:type="spellStart"/>
-      <w:r>
-        <w:t>sup</w:t>
-      </w:r>
-      <w:proofErr w:type="spellEnd"/>
-      <w:r>
-        <w:t xml:space="preserve">, </w:t>
-      </w:r>
-      <w:proofErr w:type="spellStart"/>
-      <w:r>
+        <w:rPr>
+          <w:lang w:val="en-US"/>
+        </w:rPr>
+        <w:t xml:space="preserve">, basic, sup, </w:t>
+      </w:r>
+      <w:proofErr w:type="spellStart"/>
+      <w:r>
+        <w:rPr>
+          <w:lang w:val="en-US"/>
+        </w:rPr>
         <w:t>dem</w:t>
       </w:r>
       <w:proofErr w:type="spellEnd"/>
     </w:p>
-    <w:p/>
+    <w:p>
+      <w:pPr>
+        <w:rPr>
+          <w:lang w:val="en-US"/>
+        </w:rPr>
+      </w:pPr>
+    </w:p>
     <w:p>
       <w:pPr>
         <w:rPr>
@@ -18526,6 +18577,11 @@
       </w:r>
     </w:p>
     <w:p>
+      <w:pPr>
+        <w:rPr>
+          <w:lang w:val="en-US"/>
+        </w:rPr>
+      </w:pPr>
       <w:r>
         <w:rPr>
           <w:lang w:val="en-US"/>
@@ -18535,36 +18591,54 @@
       <w:proofErr w:type="spellStart"/>
       <w:proofErr w:type="gramStart"/>
       <w:r>
+        <w:rPr>
+          <w:lang w:val="en-US"/>
+        </w:rPr>
         <w:t>cells.append</w:t>
       </w:r>
       <w:proofErr w:type="spellEnd"/>
       <w:proofErr w:type="gramEnd"/>
       <w:r>
-        <w:t>((i, j))</w:t>
-      </w:r>
-    </w:p>
-    <w:p>
-      <w:r>
-        <w:t xml:space="preserve">    </w:t>
-      </w:r>
-      <w:proofErr w:type="spellStart"/>
-      <w:r>
-        <w:t>return</w:t>
-      </w:r>
-      <w:proofErr w:type="spellEnd"/>
-      <w:r>
-        <w:t xml:space="preserve"> </w:t>
-      </w:r>
-      <w:proofErr w:type="spellStart"/>
-      <w:r>
-        <w:t>cells</w:t>
-      </w:r>
-      <w:proofErr w:type="spellEnd"/>
+        <w:rPr>
+          <w:lang w:val="en-US"/>
+        </w:rPr>
+        <w:t>((</w:t>
+      </w:r>
+      <w:proofErr w:type="spellStart"/>
+      <w:r>
+        <w:rPr>
+          <w:lang w:val="en-US"/>
+        </w:rPr>
+        <w:t>i</w:t>
+      </w:r>
+      <w:proofErr w:type="spellEnd"/>
+      <w:r>
+        <w:rPr>
+          <w:lang w:val="en-US"/>
+        </w:rPr>
+        <w:t>, j))</w:t>
+      </w:r>
+    </w:p>
+    <w:p>
+      <w:pPr>
+        <w:rPr>
+          <w:lang w:val="en-US"/>
+        </w:rPr>
+      </w:pPr>
+      <w:r>
+        <w:rPr>
+          <w:lang w:val="en-US"/>
+        </w:rPr>
+        <w:t xml:space="preserve">    return cells</w:t>
+      </w:r>
     </w:p>
     <w:p>
       <w:pPr>
         <w:pStyle w:val="1"/>
         <w:ind w:left="709" w:firstLine="0"/>
+        <w:rPr>
+          <w:lang w:val="en-US"/>
+        </w:rPr>
       </w:pPr>
     </w:p>
     <w:sectPr>
@@ -18698,7 +18772,6 @@
         <w:docPartUnique/>
       </w:docPartObj>
     </w:sdtPr>
-    <w:sdtEndPr/>
     <w:sdtContent>
       <w:p>
         <w:pPr>
@@ -18717,7 +18790,7 @@
           <w:rPr>
             <w:noProof/>
           </w:rPr>
-          <w:t>20</w:t>
+          <w:t>19</w:t>
         </w:r>
         <w:r>
           <w:fldChar w:fldCharType="end"/>
@@ -20994,6 +21067,7 @@
   <w:style w:type="character" w:default="1" w:styleId="a0">
     <w:name w:val="Default Paragraph Font"/>
     <w:uiPriority w:val="1"/>
+    <w:semiHidden/>
     <w:unhideWhenUsed/>
   </w:style>
   <w:style w:type="table" w:default="1" w:styleId="a1">
@@ -21469,558 +21543,6 @@
 </w:styles>
 </file>
 
-<file path=word/glossary/document.xml><?xml version="1.0" encoding="utf-8"?>
-<w:glossaryDocument xmlns:wpc="http://schemas.microsoft.com/office/word/2010/wordprocessingCanvas" xmlns:cx="http://schemas.microsoft.com/office/drawing/2014/chartex" xmlns:mc="http://schemas.openxmlformats.org/markup-compatibility/2006" xmlns:o="urn:schemas-microsoft-com:office:office" xmlns:r="http://schemas.openxmlformats.org/officeDocument/2006/relationships" xmlns:m="http://schemas.openxmlformats.org/officeDocument/2006/math" xmlns:v="urn:schemas-microsoft-com:vml" xmlns:wp14="http://schemas.microsoft.com/office/word/2010/wordprocessingDrawing" xmlns:wp="http://schemas.openxmlformats.org/drawingml/2006/wordprocessingDrawing" xmlns:w10="urn:schemas-microsoft-com:office:word" xmlns:w="http://schemas.openxmlformats.org/wordprocessingml/2006/main" xmlns:w14="http://schemas.microsoft.com/office/word/2010/wordml" xmlns:w15="http://schemas.microsoft.com/office/word/2012/wordml" xmlns:w16se="http://schemas.microsoft.com/office/word/2015/wordml/symex" xmlns:wpg="http://schemas.microsoft.com/office/word/2010/wordprocessingGroup" xmlns:wpi="http://schemas.microsoft.com/office/word/2010/wordprocessingInk" xmlns:wne="http://schemas.microsoft.com/office/word/2006/wordml" xmlns:wps="http://schemas.microsoft.com/office/word/2010/wordprocessingShape" mc:Ignorable="w14 w15 w16se wp14"/>
-</file>
-
-<file path=word/glossary/fontTable.xml><?xml version="1.0" encoding="utf-8"?>
-<w:fonts xmlns:mc="http://schemas.openxmlformats.org/markup-compatibility/2006" xmlns:r="http://schemas.openxmlformats.org/officeDocument/2006/relationships" xmlns:w="http://schemas.openxmlformats.org/wordprocessingml/2006/main" xmlns:w14="http://schemas.microsoft.com/office/word/2010/wordml" xmlns:w15="http://schemas.microsoft.com/office/word/2012/wordml" xmlns:w16se="http://schemas.microsoft.com/office/word/2015/wordml/symex" mc:Ignorable="w14 w15 w16se">
-  <w:font w:name="Times New Roman">
-    <w:panose1 w:val="02020603050405020304"/>
-    <w:charset w:val="00"/>
-    <w:family w:val="roman"/>
-    <w:pitch w:val="variable"/>
-    <w:sig w:usb0="E0002EFF" w:usb1="C000785B" w:usb2="00000009" w:usb3="00000000" w:csb0="000001FF" w:csb1="00000000"/>
-  </w:font>
-  <w:font w:name="Symbol">
-    <w:panose1 w:val="05050102010706020507"/>
-    <w:charset w:val="02"/>
-    <w:family w:val="roman"/>
-    <w:pitch w:val="variable"/>
-    <w:sig w:usb0="00000000" w:usb1="10000000" w:usb2="00000000" w:usb3="00000000" w:csb0="80000000" w:csb1="00000000"/>
-  </w:font>
-  <w:font w:name="Courier New">
-    <w:panose1 w:val="02070309020205020404"/>
-    <w:charset w:val="CC"/>
-    <w:family w:val="modern"/>
-    <w:pitch w:val="fixed"/>
-    <w:sig w:usb0="E0002EFF" w:usb1="C0007843" w:usb2="00000009" w:usb3="00000000" w:csb0="000001FF" w:csb1="00000000"/>
-  </w:font>
-  <w:font w:name="Wingdings">
-    <w:panose1 w:val="05000000000000000000"/>
-    <w:charset w:val="02"/>
-    <w:family w:val="auto"/>
-    <w:pitch w:val="variable"/>
-    <w:sig w:usb0="00000000" w:usb1="10000000" w:usb2="00000000" w:usb3="00000000" w:csb0="80000000" w:csb1="00000000"/>
-  </w:font>
-  <w:font w:name="Calibri">
-    <w:panose1 w:val="020F0502020204030204"/>
-    <w:charset w:val="CC"/>
-    <w:family w:val="swiss"/>
-    <w:pitch w:val="variable"/>
-    <w:sig w:usb0="E4002EFF" w:usb1="C200247B" w:usb2="00000009" w:usb3="00000000" w:csb0="000001FF" w:csb1="00000000"/>
-  </w:font>
-  <w:font w:name="Arial">
-    <w:panose1 w:val="020B0604020202020204"/>
-    <w:charset w:val="00"/>
-    <w:family w:val="swiss"/>
-    <w:pitch w:val="variable"/>
-    <w:sig w:usb0="E0002EFF" w:usb1="C000785B" w:usb2="00000009" w:usb3="00000000" w:csb0="000001FF" w:csb1="00000000"/>
-  </w:font>
-  <w:font w:name="Calibri Light">
-    <w:panose1 w:val="020F0302020204030204"/>
-    <w:charset w:val="CC"/>
-    <w:family w:val="swiss"/>
-    <w:pitch w:val="variable"/>
-    <w:sig w:usb0="E4002EFF" w:usb1="C200247B" w:usb2="00000009" w:usb3="00000000" w:csb0="000001FF" w:csb1="00000000"/>
-  </w:font>
-  <w:font w:name="Segoe UI">
-    <w:panose1 w:val="020B0502040204020203"/>
-    <w:charset w:val="CC"/>
-    <w:family w:val="swiss"/>
-    <w:pitch w:val="variable"/>
-    <w:sig w:usb0="E4002EFF" w:usb1="C000E47F" w:usb2="00000009" w:usb3="00000000" w:csb0="000001FF" w:csb1="00000000"/>
-  </w:font>
-  <w:font w:name="Cambria Math">
-    <w:panose1 w:val="02040503050406030204"/>
-    <w:charset w:val="CC"/>
-    <w:family w:val="roman"/>
-    <w:pitch w:val="variable"/>
-    <w:sig w:usb0="E00006FF" w:usb1="420024FF" w:usb2="02000000" w:usb3="00000000" w:csb0="0000019F" w:csb1="00000000"/>
-  </w:font>
-</w:fonts>
-</file>
-
-<file path=word/glossary/settings.xml><?xml version="1.0" encoding="utf-8"?>
-<w:settings xmlns:mc="http://schemas.openxmlformats.org/markup-compatibility/2006" xmlns:o="urn:schemas-microsoft-com:office:office" xmlns:r="http://schemas.openxmlformats.org/officeDocument/2006/relationships" xmlns:m="http://schemas.openxmlformats.org/officeDocument/2006/math" xmlns:v="urn:schemas-microsoft-com:vml" xmlns:w10="urn:schemas-microsoft-com:office:word" xmlns:w="http://schemas.openxmlformats.org/wordprocessingml/2006/main" xmlns:w14="http://schemas.microsoft.com/office/word/2010/wordml" xmlns:w15="http://schemas.microsoft.com/office/word/2012/wordml" xmlns:w16se="http://schemas.microsoft.com/office/word/2015/wordml/symex" xmlns:sl="http://schemas.openxmlformats.org/schemaLibrary/2006/main" mc:Ignorable="w14 w15 w16se">
-  <w:view w:val="normal"/>
-  <w:defaultTabStop w:val="708"/>
-  <w:characterSpacingControl w:val="doNotCompress"/>
-  <w:compat>
-    <w:useFELayout/>
-    <w:compatSetting w:name="compatibilityMode" w:uri="http://schemas.microsoft.com/office/word" w:val="15"/>
-    <w:compatSetting w:name="overrideTableStyleFontSizeAndJustification" w:uri="http://schemas.microsoft.com/office/word" w:val="1"/>
-    <w:compatSetting w:name="enableOpenTypeFeatures" w:uri="http://schemas.microsoft.com/office/word" w:val="1"/>
-    <w:compatSetting w:name="doNotFlipMirrorIndents" w:uri="http://schemas.microsoft.com/office/word" w:val="1"/>
-    <w:compatSetting w:name="differentiateMultirowTableHeaders" w:uri="http://schemas.microsoft.com/office/word" w:val="1"/>
-  </w:compat>
-  <w:rsids>
-    <w:rsidRoot w:val="00BC0953"/>
-    <w:rsid w:val="007327BA"/>
-    <w:rsid w:val="00BC0953"/>
-  </w:rsids>
-  <m:mathPr>
-    <m:mathFont m:val="Cambria Math"/>
-    <m:brkBin m:val="before"/>
-    <m:brkBinSub m:val="--"/>
-    <m:smallFrac m:val="0"/>
-    <m:dispDef/>
-    <m:lMargin m:val="0"/>
-    <m:rMargin m:val="0"/>
-    <m:defJc m:val="centerGroup"/>
-    <m:wrapIndent m:val="1440"/>
-    <m:intLim m:val="subSup"/>
-    <m:naryLim m:val="undOvr"/>
-  </m:mathPr>
-  <w:themeFontLang w:val="ru-RU"/>
-  <w:clrSchemeMapping w:bg1="light1" w:t1="dark1" w:bg2="light2" w:t2="dark2" w:accent1="accent1" w:accent2="accent2" w:accent3="accent3" w:accent4="accent4" w:accent5="accent5" w:accent6="accent6" w:hyperlink="hyperlink" w:followedHyperlink="followedHyperlink"/>
-  <w:decimalSymbol w:val=","/>
-  <w:listSeparator w:val=";"/>
-  <w15:chartTrackingRefBased/>
-</w:settings>
-</file>
-
-<file path=word/glossary/styles.xml><?xml version="1.0" encoding="utf-8"?>
-<w:styles xmlns:mc="http://schemas.openxmlformats.org/markup-compatibility/2006" xmlns:r="http://schemas.openxmlformats.org/officeDocument/2006/relationships" xmlns:w="http://schemas.openxmlformats.org/wordprocessingml/2006/main" xmlns:w14="http://schemas.microsoft.com/office/word/2010/wordml" xmlns:w15="http://schemas.microsoft.com/office/word/2012/wordml" xmlns:w16se="http://schemas.microsoft.com/office/word/2015/wordml/symex" mc:Ignorable="w14 w15 w16se">
-  <w:docDefaults>
-    <w:rPrDefault>
-      <w:rPr>
-        <w:rFonts w:asciiTheme="minorHAnsi" w:eastAsiaTheme="minorEastAsia" w:hAnsiTheme="minorHAnsi" w:cstheme="minorBidi"/>
-        <w:sz w:val="22"/>
-        <w:szCs w:val="22"/>
-        <w:lang w:val="ru-RU" w:eastAsia="ru-RU" w:bidi="ar-SA"/>
-      </w:rPr>
-    </w:rPrDefault>
-    <w:pPrDefault>
-      <w:pPr>
-        <w:spacing w:after="160" w:line="259" w:lineRule="auto"/>
-      </w:pPr>
-    </w:pPrDefault>
-  </w:docDefaults>
-  <w:latentStyles w:defLockedState="0" w:defUIPriority="99" w:defSemiHidden="0" w:defUnhideWhenUsed="0" w:defQFormat="0" w:count="371">
-    <w:lsdException w:name="Normal" w:uiPriority="0" w:qFormat="1"/>
-    <w:lsdException w:name="heading 1" w:uiPriority="9" w:qFormat="1"/>
-    <w:lsdException w:name="heading 2" w:semiHidden="1" w:uiPriority="9" w:unhideWhenUsed="1" w:qFormat="1"/>
-    <w:lsdException w:name="heading 3" w:semiHidden="1" w:uiPriority="9" w:unhideWhenUsed="1" w:qFormat="1"/>
-    <w:lsdException w:name="heading 4" w:semiHidden="1" w:uiPriority="9" w:unhideWhenUsed="1" w:qFormat="1"/>
-    <w:lsdException w:name="heading 5" w:semiHidden="1" w:uiPriority="9" w:unhideWhenUsed="1" w:qFormat="1"/>
-    <w:lsdException w:name="heading 6" w:semiHidden="1" w:uiPriority="9" w:unhideWhenUsed="1" w:qFormat="1"/>
-    <w:lsdException w:name="heading 7" w:semiHidden="1" w:uiPriority="9" w:unhideWhenUsed="1" w:qFormat="1"/>
-    <w:lsdException w:name="heading 8" w:semiHidden="1" w:uiPriority="9" w:unhideWhenUsed="1" w:qFormat="1"/>
-    <w:lsdException w:name="heading 9" w:semiHidden="1" w:uiPriority="9" w:unhideWhenUsed="1" w:qFormat="1"/>
-    <w:lsdException w:name="index 1" w:semiHidden="1" w:unhideWhenUsed="1"/>
-    <w:lsdException w:name="index 2" w:semiHidden="1" w:unhideWhenUsed="1"/>
-    <w:lsdException w:name="index 3" w:semiHidden="1" w:unhideWhenUsed="1"/>
-    <w:lsdException w:name="index 4" w:semiHidden="1" w:unhideWhenUsed="1"/>
-    <w:lsdException w:name="index 5" w:semiHidden="1" w:unhideWhenUsed="1"/>
-    <w:lsdException w:name="index 6" w:semiHidden="1" w:unhideWhenUsed="1"/>
-    <w:lsdException w:name="index 7" w:semiHidden="1" w:unhideWhenUsed="1"/>
-    <w:lsdException w:name="index 8" w:semiHidden="1" w:unhideWhenUsed="1"/>
-    <w:lsdException w:name="index 9" w:semiHidden="1" w:unhideWhenUsed="1"/>
-    <w:lsdException w:name="toc 1" w:semiHidden="1" w:uiPriority="39" w:unhideWhenUsed="1"/>
-    <w:lsdException w:name="toc 2" w:semiHidden="1" w:uiPriority="39" w:unhideWhenUsed="1"/>
-    <w:lsdException w:name="toc 3" w:semiHidden="1" w:uiPriority="39" w:unhideWhenUsed="1"/>
-    <w:lsdException w:name="toc 4" w:semiHidden="1" w:uiPriority="39" w:unhideWhenUsed="1"/>
-    <w:lsdException w:name="toc 5" w:semiHidden="1" w:uiPriority="39" w:unhideWhenUsed="1"/>
-    <w:lsdException w:name="toc 6" w:semiHidden="1" w:uiPriority="39" w:unhideWhenUsed="1"/>
-    <w:lsdException w:name="toc 7" w:semiHidden="1" w:uiPriority="39" w:unhideWhenUsed="1"/>
-    <w:lsdException w:name="toc 8" w:semiHidden="1" w:uiPriority="39" w:unhideWhenUsed="1"/>
-    <w:lsdException w:name="toc 9" w:semiHidden="1" w:uiPriority="39" w:unhideWhenUsed="1"/>
-    <w:lsdException w:name="Normal Indent" w:semiHidden="1" w:unhideWhenUsed="1"/>
-    <w:lsdException w:name="footnote text" w:semiHidden="1" w:unhideWhenUsed="1"/>
-    <w:lsdException w:name="annotation text" w:semiHidden="1" w:unhideWhenUsed="1"/>
-    <w:lsdException w:name="header" w:semiHidden="1" w:unhideWhenUsed="1"/>
-    <w:lsdException w:name="footer" w:semiHidden="1" w:unhideWhenUsed="1"/>
-    <w:lsdException w:name="index heading" w:semiHidden="1" w:unhideWhenUsed="1"/>
-    <w:lsdException w:name="caption" w:semiHidden="1" w:uiPriority="35" w:unhideWhenUsed="1" w:qFormat="1"/>
-    <w:lsdException w:name="table of figures" w:semiHidden="1" w:unhideWhenUsed="1"/>
-    <w:lsdException w:name="envelope address" w:semiHidden="1" w:unhideWhenUsed="1"/>
-    <w:lsdException w:name="envelope return" w:semiHidden="1" w:unhideWhenUsed="1"/>
-    <w:lsdException w:name="footnote reference" w:semiHidden="1" w:unhideWhenUsed="1"/>
-    <w:lsdException w:name="annotation reference" w:semiHidden="1" w:unhideWhenUsed="1"/>
-    <w:lsdException w:name="line number" w:semiHidden="1" w:unhideWhenUsed="1"/>
-    <w:lsdException w:name="page number" w:semiHidden="1" w:unhideWhenUsed="1"/>
-    <w:lsdException w:name="endnote reference" w:semiHidden="1" w:unhideWhenUsed="1"/>
-    <w:lsdException w:name="endnote text" w:semiHidden="1" w:unhideWhenUsed="1"/>
-    <w:lsdException w:name="table of authorities" w:semiHidden="1" w:unhideWhenUsed="1"/>
-    <w:lsdException w:name="macro" w:semiHidden="1" w:unhideWhenUsed="1"/>
-    <w:lsdException w:name="toa heading" w:semiHidden="1" w:unhideWhenUsed="1"/>
-    <w:lsdException w:name="List" w:semiHidden="1" w:unhideWhenUsed="1"/>
-    <w:lsdException w:name="List Bullet" w:semiHidden="1" w:unhideWhenUsed="1"/>
-    <w:lsdException w:name="List Number" w:semiHidden="1" w:unhideWhenUsed="1"/>
-    <w:lsdException w:name="List 2" w:semiHidden="1" w:unhideWhenUsed="1"/>
-    <w:lsdException w:name="List 3" w:semiHidden="1" w:unhideWhenUsed="1"/>
-    <w:lsdException w:name="List 4" w:semiHidden="1" w:unhideWhenUsed="1"/>
-    <w:lsdException w:name="List 5" w:semiHidden="1" w:unhideWhenUsed="1"/>
-    <w:lsdException w:name="List Bullet 2" w:semiHidden="1" w:unhideWhenUsed="1"/>
-    <w:lsdException w:name="List Bullet 3" w:semiHidden="1" w:unhideWhenUsed="1"/>
-    <w:lsdException w:name="List Bullet 4" w:semiHidden="1" w:unhideWhenUsed="1"/>
-    <w:lsdException w:name="List Bullet 5" w:semiHidden="1" w:unhideWhenUsed="1"/>
-    <w:lsdException w:name="List Number 2" w:semiHidden="1" w:unhideWhenUsed="1"/>
-    <w:lsdException w:name="List Number 3" w:semiHidden="1" w:unhideWhenUsed="1"/>
-    <w:lsdException w:name="List Number 4" w:semiHidden="1" w:unhideWhenUsed="1"/>
-    <w:lsdException w:name="List Number 5" w:semiHidden="1" w:unhideWhenUsed="1"/>
-    <w:lsdException w:name="Title" w:uiPriority="10" w:qFormat="1"/>
-    <w:lsdException w:name="Closing" w:semiHidden="1" w:unhideWhenUsed="1"/>
-    <w:lsdException w:name="Signature" w:semiHidden="1" w:unhideWhenUsed="1"/>
-    <w:lsdException w:name="Default Paragraph Font" w:semiHidden="1" w:uiPriority="1" w:unhideWhenUsed="1"/>
-    <w:lsdException w:name="Body Text" w:semiHidden="1" w:unhideWhenUsed="1"/>
-    <w:lsdException w:name="Body Text Indent" w:semiHidden="1" w:unhideWhenUsed="1"/>
-    <w:lsdException w:name="List Continue" w:semiHidden="1" w:unhideWhenUsed="1"/>
-    <w:lsdException w:name="List Continue 2" w:semiHidden="1" w:unhideWhenUsed="1"/>
-    <w:lsdException w:name="List Continue 3" w:semiHidden="1" w:unhideWhenUsed="1"/>
-    <w:lsdException w:name="List Continue 4" w:semiHidden="1" w:unhideWhenUsed="1"/>
-    <w:lsdException w:name="List Continue 5" w:semiHidden="1" w:unhideWhenUsed="1"/>
-    <w:lsdException w:name="Message Header" w:semiHidden="1" w:unhideWhenUsed="1"/>
-    <w:lsdException w:name="Subtitle" w:uiPriority="11" w:qFormat="1"/>
-    <w:lsdException w:name="Salutation" w:semiHidden="1" w:unhideWhenUsed="1"/>
-    <w:lsdException w:name="Date" w:semiHidden="1" w:unhideWhenUsed="1"/>
-    <w:lsdException w:name="Body Text First Indent" w:semiHidden="1" w:unhideWhenUsed="1"/>
-    <w:lsdException w:name="Body Text First Indent 2" w:semiHidden="1" w:unhideWhenUsed="1"/>
-    <w:lsdException w:name="Note Heading" w:semiHidden="1" w:unhideWhenUsed="1"/>
-    <w:lsdException w:name="Body Text 2" w:semiHidden="1" w:unhideWhenUsed="1"/>
-    <w:lsdException w:name="Body Text 3" w:semiHidden="1" w:unhideWhenUsed="1"/>
-    <w:lsdException w:name="Body Text Indent 2" w:semiHidden="1" w:unhideWhenUsed="1"/>
-    <w:lsdException w:name="Body Text Indent 3" w:semiHidden="1" w:unhideWhenUsed="1"/>
-    <w:lsdException w:name="Block Text" w:semiHidden="1" w:unhideWhenUsed="1"/>
-    <w:lsdException w:name="Hyperlink" w:semiHidden="1" w:unhideWhenUsed="1"/>
-    <w:lsdException w:name="FollowedHyperlink" w:semiHidden="1" w:unhideWhenUsed="1"/>
-    <w:lsdException w:name="Strong" w:uiPriority="22" w:qFormat="1"/>
-    <w:lsdException w:name="Emphasis" w:uiPriority="20" w:qFormat="1"/>
-    <w:lsdException w:name="Document Map" w:semiHidden="1" w:unhideWhenUsed="1"/>
-    <w:lsdException w:name="Plain Text" w:semiHidden="1" w:unhideWhenUsed="1"/>
-    <w:lsdException w:name="E-mail Signature" w:semiHidden="1" w:unhideWhenUsed="1"/>
-    <w:lsdException w:name="HTML Top of Form" w:semiHidden="1" w:unhideWhenUsed="1"/>
-    <w:lsdException w:name="HTML Bottom of Form" w:semiHidden="1" w:unhideWhenUsed="1"/>
-    <w:lsdException w:name="Normal (Web)" w:semiHidden="1" w:unhideWhenUsed="1"/>
-    <w:lsdException w:name="HTML Acronym" w:semiHidden="1" w:unhideWhenUsed="1"/>
-    <w:lsdException w:name="HTML Address" w:semiHidden="1" w:unhideWhenUsed="1"/>
-    <w:lsdException w:name="HTML Cite" w:semiHidden="1" w:unhideWhenUsed="1"/>
-    <w:lsdException w:name="HTML Code" w:semiHidden="1" w:unhideWhenUsed="1"/>
-    <w:lsdException w:name="HTML Definition" w:semiHidden="1" w:unhideWhenUsed="1"/>
-    <w:lsdException w:name="HTML Keyboard" w:semiHidden="1" w:unhideWhenUsed="1"/>
-    <w:lsdException w:name="HTML Preformatted" w:semiHidden="1" w:unhideWhenUsed="1"/>
-    <w:lsdException w:name="HTML Sample" w:semiHidden="1" w:unhideWhenUsed="1"/>
-    <w:lsdException w:name="HTML Typewriter" w:semiHidden="1" w:unhideWhenUsed="1"/>
-    <w:lsdException w:name="HTML Variable" w:semiHidden="1" w:unhideWhenUsed="1"/>
-    <w:lsdException w:name="Normal Table" w:semiHidden="1" w:unhideWhenUsed="1"/>
-    <w:lsdException w:name="annotation subject" w:semiHidden="1" w:unhideWhenUsed="1"/>
-    <w:lsdException w:name="No List" w:semiHidden="1" w:unhideWhenUsed="1"/>
-    <w:lsdException w:name="Outline List 1" w:semiHidden="1" w:unhideWhenUsed="1"/>
-    <w:lsdException w:name="Outline List 2" w:semiHidden="1" w:unhideWhenUsed="1"/>
-    <w:lsdException w:name="Outline List 3" w:semiHidden="1" w:unhideWhenUsed="1"/>
-    <w:lsdException w:name="Table Simple 1" w:semiHidden="1" w:unhideWhenUsed="1"/>
-    <w:lsdException w:name="Table Simple 2" w:semiHidden="1" w:unhideWhenUsed="1"/>
-    <w:lsdException w:name="Table Simple 3" w:semiHidden="1" w:unhideWhenUsed="1"/>
-    <w:lsdException w:name="Table Classic 1" w:semiHidden="1" w:unhideWhenUsed="1"/>
-    <w:lsdException w:name="Table Classic 2" w:semiHidden="1" w:unhideWhenUsed="1"/>
-    <w:lsdException w:name="Table Classic 3" w:semiHidden="1" w:unhideWhenUsed="1"/>
-    <w:lsdException w:name="Table Classic 4" w:semiHidden="1" w:unhideWhenUsed="1"/>
-    <w:lsdException w:name="Table Colorful 1" w:semiHidden="1" w:unhideWhenUsed="1"/>
-    <w:lsdException w:name="Table Colorful 2" w:semiHidden="1" w:unhideWhenUsed="1"/>
-    <w:lsdException w:name="Table Colorful 3" w:semiHidden="1" w:unhideWhenUsed="1"/>
-    <w:lsdException w:name="Table Columns 1" w:semiHidden="1" w:unhideWhenUsed="1"/>
-    <w:lsdException w:name="Table Columns 2" w:semiHidden="1" w:unhideWhenUsed="1"/>
-    <w:lsdException w:name="Table Columns 3" w:semiHidden="1" w:unhideWhenUsed="1"/>
-    <w:lsdException w:name="Table Columns 4" w:semiHidden="1" w:unhideWhenUsed="1"/>
-    <w:lsdException w:name="Table Columns 5" w:semiHidden="1" w:unhideWhenUsed="1"/>
-    <w:lsdException w:name="Table Grid 1" w:semiHidden="1" w:unhideWhenUsed="1"/>
-    <w:lsdException w:name="Table Grid 2" w:semiHidden="1" w:unhideWhenUsed="1"/>
-    <w:lsdException w:name="Table Grid 3" w:semiHidden="1" w:unhideWhenUsed="1"/>
-    <w:lsdException w:name="Table Grid 4" w:semiHidden="1" w:unhideWhenUsed="1"/>
-    <w:lsdException w:name="Table Grid 5" w:semiHidden="1" w:unhideWhenUsed="1"/>
-    <w:lsdException w:name="Table Grid 6" w:semiHidden="1" w:unhideWhenUsed="1"/>
-    <w:lsdException w:name="Table Grid 7" w:semiHidden="1" w:unhideWhenUsed="1"/>
-    <w:lsdException w:name="Table Grid 8" w:semiHidden="1" w:unhideWhenUsed="1"/>
-    <w:lsdException w:name="Table List 1" w:semiHidden="1" w:unhideWhenUsed="1"/>
-    <w:lsdException w:name="Table List 2" w:semiHidden="1" w:unhideWhenUsed="1"/>
-    <w:lsdException w:name="Table List 3" w:semiHidden="1" w:unhideWhenUsed="1"/>
-    <w:lsdException w:name="Table List 4" w:semiHidden="1" w:unhideWhenUsed="1"/>
-    <w:lsdException w:name="Table List 5" w:semiHidden="1" w:unhideWhenUsed="1"/>
-    <w:lsdException w:name="Table List 6" w:semiHidden="1" w:unhideWhenUsed="1"/>
-    <w:lsdException w:name="Table List 7" w:semiHidden="1" w:unhideWhenUsed="1"/>
-    <w:lsdException w:name="Table List 8" w:semiHidden="1" w:unhideWhenUsed="1"/>
-    <w:lsdException w:name="Table 3D effects 1" w:semiHidden="1" w:unhideWhenUsed="1"/>
-    <w:lsdException w:name="Table 3D effects 2" w:semiHidden="1" w:unhideWhenUsed="1"/>
-    <w:lsdException w:name="Table 3D effects 3" w:semiHidden="1" w:unhideWhenUsed="1"/>
-    <w:lsdException w:name="Table Contemporary" w:semiHidden="1" w:unhideWhenUsed="1"/>
-    <w:lsdException w:name="Table Elegant" w:semiHidden="1" w:unhideWhenUsed="1"/>
-    <w:lsdException w:name="Table Professional" w:semiHidden="1" w:unhideWhenUsed="1"/>
-    <w:lsdException w:name="Table Subtle 1" w:semiHidden="1" w:unhideWhenUsed="1"/>
-    <w:lsdException w:name="Table Subtle 2" w:semiHidden="1" w:unhideWhenUsed="1"/>
-    <w:lsdException w:name="Table Web 1" w:semiHidden="1" w:unhideWhenUsed="1"/>
-    <w:lsdException w:name="Table Web 2" w:semiHidden="1" w:unhideWhenUsed="1"/>
-    <w:lsdException w:name="Table Web 3" w:semiHidden="1" w:unhideWhenUsed="1"/>
-    <w:lsdException w:name="Balloon Text" w:semiHidden="1" w:unhideWhenUsed="1"/>
-    <w:lsdException w:name="Table Grid" w:uiPriority="39"/>
-    <w:lsdException w:name="Table Theme" w:semiHidden="1" w:unhideWhenUsed="1"/>
-    <w:lsdException w:name="Placeholder Text" w:semiHidden="1"/>
-    <w:lsdException w:name="No Spacing" w:uiPriority="1" w:qFormat="1"/>
-    <w:lsdException w:name="Light Shading" w:uiPriority="60"/>
-    <w:lsdException w:name="Light List" w:uiPriority="61"/>
-    <w:lsdException w:name="Light Grid" w:uiPriority="62"/>
-    <w:lsdException w:name="Medium Shading 1" w:uiPriority="63"/>
-    <w:lsdException w:name="Medium Shading 2" w:uiPriority="64"/>
-    <w:lsdException w:name="Medium List 1" w:uiPriority="65"/>
-    <w:lsdException w:name="Medium List 2" w:uiPriority="66"/>
-    <w:lsdException w:name="Medium Grid 1" w:uiPriority="67"/>
-    <w:lsdException w:name="Medium Grid 2" w:uiPriority="68"/>
-    <w:lsdException w:name="Medium Grid 3" w:uiPriority="69"/>
-    <w:lsdException w:name="Dark List" w:uiPriority="70"/>
-    <w:lsdException w:name="Colorful Shading" w:uiPriority="71"/>
-    <w:lsdException w:name="Colorful List" w:uiPriority="72"/>
-    <w:lsdException w:name="Colorful Grid" w:uiPriority="73"/>
-    <w:lsdException w:name="Light Shading Accent 1" w:uiPriority="60"/>
-    <w:lsdException w:name="Light List Accent 1" w:uiPriority="61"/>
-    <w:lsdException w:name="Light Grid Accent 1" w:uiPriority="62"/>
-    <w:lsdException w:name="Medium Shading 1 Accent 1" w:uiPriority="63"/>
-    <w:lsdException w:name="Medium Shading 2 Accent 1" w:uiPriority="64"/>
-    <w:lsdException w:name="Medium List 1 Accent 1" w:uiPriority="65"/>
-    <w:lsdException w:name="Revision" w:semiHidden="1"/>
-    <w:lsdException w:name="List Paragraph" w:uiPriority="34" w:qFormat="1"/>
-    <w:lsdException w:name="Quote" w:uiPriority="29" w:qFormat="1"/>
-    <w:lsdException w:name="Intense Quote" w:uiPriority="30" w:qFormat="1"/>
-    <w:lsdException w:name="Medium List 2 Accent 1" w:uiPriority="66"/>
-    <w:lsdException w:name="Medium Grid 1 Accent 1" w:uiPriority="67"/>
-    <w:lsdException w:name="Medium Grid 2 Accent 1" w:uiPriority="68"/>
-    <w:lsdException w:name="Medium Grid 3 Accent 1" w:uiPriority="69"/>
-    <w:lsdException w:name="Dark List Accent 1" w:uiPriority="70"/>
-    <w:lsdException w:name="Colorful Shading Accent 1" w:uiPriority="71"/>
-    <w:lsdException w:name="Colorful List Accent 1" w:uiPriority="72"/>
-    <w:lsdException w:name="Colorful Grid Accent 1" w:uiPriority="73"/>
-    <w:lsdException w:name="Light Shading Accent 2" w:uiPriority="60"/>
-    <w:lsdException w:name="Light List Accent 2" w:uiPriority="61"/>
-    <w:lsdException w:name="Light Grid Accent 2" w:uiPriority="62"/>
-    <w:lsdException w:name="Medium Shading 1 Accent 2" w:uiPriority="63"/>
-    <w:lsdException w:name="Medium Shading 2 Accent 2" w:uiPriority="64"/>
-    <w:lsdException w:name="Medium List 1 Accent 2" w:uiPriority="65"/>
-    <w:lsdException w:name="Medium List 2 Accent 2" w:uiPriority="66"/>
-    <w:lsdException w:name="Medium Grid 1 Accent 2" w:uiPriority="67"/>
-    <w:lsdException w:name="Medium Grid 2 Accent 2" w:uiPriority="68"/>
-    <w:lsdException w:name="Medium Grid 3 Accent 2" w:uiPriority="69"/>
-    <w:lsdException w:name="Dark List Accent 2" w:uiPriority="70"/>
-    <w:lsdException w:name="Colorful Shading Accent 2" w:uiPriority="71"/>
-    <w:lsdException w:name="Colorful List Accent 2" w:uiPriority="72"/>
-    <w:lsdException w:name="Colorful Grid Accent 2" w:uiPriority="73"/>
-    <w:lsdException w:name="Light Shading Accent 3" w:uiPriority="60"/>
-    <w:lsdException w:name="Light List Accent 3" w:uiPriority="61"/>
-    <w:lsdException w:name="Light Grid Accent 3" w:uiPriority="62"/>
-    <w:lsdException w:name="Medium Shading 1 Accent 3" w:uiPriority="63"/>
-    <w:lsdException w:name="Medium Shading 2 Accent 3" w:uiPriority="64"/>
-    <w:lsdException w:name="Medium List 1 Accent 3" w:uiPriority="65"/>
-    <w:lsdException w:name="Medium List 2 Accent 3" w:uiPriority="66"/>
-    <w:lsdException w:name="Medium Grid 1 Accent 3" w:uiPriority="67"/>
-    <w:lsdException w:name="Medium Grid 2 Accent 3" w:uiPriority="68"/>
-    <w:lsdException w:name="Medium Grid 3 Accent 3" w:uiPriority="69"/>
-    <w:lsdException w:name="Dark List Accent 3" w:uiPriority="70"/>
-    <w:lsdException w:name="Colorful Shading Accent 3" w:uiPriority="71"/>
-    <w:lsdException w:name="Colorful List Accent 3" w:uiPriority="72"/>
-    <w:lsdException w:name="Colorful Grid Accent 3" w:uiPriority="73"/>
-    <w:lsdException w:name="Light Shading Accent 4" w:uiPriority="60"/>
-    <w:lsdException w:name="Light List Accent 4" w:uiPriority="61"/>
-    <w:lsdException w:name="Light Grid Accent 4" w:uiPriority="62"/>
-    <w:lsdException w:name="Medium Shading 1 Accent 4" w:uiPriority="63"/>
-    <w:lsdException w:name="Medium Shading 2 Accent 4" w:uiPriority="64"/>
-    <w:lsdException w:name="Medium List 1 Accent 4" w:uiPriority="65"/>
-    <w:lsdException w:name="Medium List 2 Accent 4" w:uiPriority="66"/>
-    <w:lsdException w:name="Medium Grid 1 Accent 4" w:uiPriority="67"/>
-    <w:lsdException w:name="Medium Grid 2 Accent 4" w:uiPriority="68"/>
-    <w:lsdException w:name="Medium Grid 3 Accent 4" w:uiPriority="69"/>
-    <w:lsdException w:name="Dark List Accent 4" w:uiPriority="70"/>
-    <w:lsdException w:name="Colorful Shading Accent 4" w:uiPriority="71"/>
-    <w:lsdException w:name="Colorful List Accent 4" w:uiPriority="72"/>
-    <w:lsdException w:name="Colorful Grid Accent 4" w:uiPriority="73"/>
-    <w:lsdException w:name="Light Shading Accent 5" w:uiPriority="60"/>
-    <w:lsdException w:name="Light List Accent 5" w:uiPriority="61"/>
-    <w:lsdException w:name="Light Grid Accent 5" w:uiPriority="62"/>
-    <w:lsdException w:name="Medium Shading 1 Accent 5" w:uiPriority="63"/>
-    <w:lsdException w:name="Medium Shading 2 Accent 5" w:uiPriority="64"/>
-    <w:lsdException w:name="Medium List 1 Accent 5" w:uiPriority="65"/>
-    <w:lsdException w:name="Medium List 2 Accent 5" w:uiPriority="66"/>
-    <w:lsdException w:name="Medium Grid 1 Accent 5" w:uiPriority="67"/>
-    <w:lsdException w:name="Medium Grid 2 Accent 5" w:uiPriority="68"/>
-    <w:lsdException w:name="Medium Grid 3 Accent 5" w:uiPriority="69"/>
-    <w:lsdException w:name="Dark List Accent 5" w:uiPriority="70"/>
-    <w:lsdException w:name="Colorful Shading Accent 5" w:uiPriority="71"/>
-    <w:lsdException w:name="Colorful List Accent 5" w:uiPriority="72"/>
-    <w:lsdException w:name="Colorful Grid Accent 5" w:uiPriority="73"/>
-    <w:lsdException w:name="Light Shading Accent 6" w:uiPriority="60"/>
-    <w:lsdException w:name="Light List Accent 6" w:uiPriority="61"/>
-    <w:lsdException w:name="Light Grid Accent 6" w:uiPriority="62"/>
-    <w:lsdException w:name="Medium Shading 1 Accent 6" w:uiPriority="63"/>
-    <w:lsdException w:name="Medium Shading 2 Accent 6" w:uiPriority="64"/>
-    <w:lsdException w:name="Medium List 1 Accent 6" w:uiPriority="65"/>
-    <w:lsdException w:name="Medium List 2 Accent 6" w:uiPriority="66"/>
-    <w:lsdException w:name="Medium Grid 1 Accent 6" w:uiPriority="67"/>
-    <w:lsdException w:name="Medium Grid 2 Accent 6" w:uiPriority="68"/>
-    <w:lsdException w:name="Medium Grid 3 Accent 6" w:uiPriority="69"/>
-    <w:lsdException w:name="Dark List Accent 6" w:uiPriority="70"/>
-    <w:lsdException w:name="Colorful Shading Accent 6" w:uiPriority="71"/>
-    <w:lsdException w:name="Colorful List Accent 6" w:uiPriority="72"/>
-    <w:lsdException w:name="Colorful Grid Accent 6" w:uiPriority="73"/>
-    <w:lsdException w:name="Subtle Emphasis" w:uiPriority="19" w:qFormat="1"/>
-    <w:lsdException w:name="Intense Emphasis" w:uiPriority="21" w:qFormat="1"/>
-    <w:lsdException w:name="Subtle Reference" w:uiPriority="31" w:qFormat="1"/>
-    <w:lsdException w:name="Intense Reference" w:uiPriority="32" w:qFormat="1"/>
-    <w:lsdException w:name="Book Title" w:uiPriority="33" w:qFormat="1"/>
-    <w:lsdException w:name="Bibliography" w:semiHidden="1" w:uiPriority="37" w:unhideWhenUsed="1"/>
-    <w:lsdException w:name="TOC Heading" w:semiHidden="1" w:uiPriority="39" w:unhideWhenUsed="1" w:qFormat="1"/>
-    <w:lsdException w:name="Plain Table 1" w:uiPriority="41"/>
-    <w:lsdException w:name="Plain Table 2" w:uiPriority="42"/>
-    <w:lsdException w:name="Plain Table 3" w:uiPriority="43"/>
-    <w:lsdException w:name="Plain Table 4" w:uiPriority="44"/>
-    <w:lsdException w:name="Plain Table 5" w:uiPriority="45"/>
-    <w:lsdException w:name="Grid Table Light" w:uiPriority="40"/>
-    <w:lsdException w:name="Grid Table 1 Light" w:uiPriority="46"/>
-    <w:lsdException w:name="Grid Table 2" w:uiPriority="47"/>
-    <w:lsdException w:name="Grid Table 3" w:uiPriority="48"/>
-    <w:lsdException w:name="Grid Table 4" w:uiPriority="49"/>
-    <w:lsdException w:name="Grid Table 5 Dark" w:uiPriority="50"/>
-    <w:lsdException w:name="Grid Table 6 Colorful" w:uiPriority="51"/>
-    <w:lsdException w:name="Grid Table 7 Colorful" w:uiPriority="52"/>
-    <w:lsdException w:name="Grid Table 1 Light Accent 1" w:uiPriority="46"/>
-    <w:lsdException w:name="Grid Table 2 Accent 1" w:uiPriority="47"/>
-    <w:lsdException w:name="Grid Table 3 Accent 1" w:uiPriority="48"/>
-    <w:lsdException w:name="Grid Table 4 Accent 1" w:uiPriority="49"/>
-    <w:lsdException w:name="Grid Table 5 Dark Accent 1" w:uiPriority="50"/>
-    <w:lsdException w:name="Grid Table 6 Colorful Accent 1" w:uiPriority="51"/>
-    <w:lsdException w:name="Grid Table 7 Colorful Accent 1" w:uiPriority="52"/>
-    <w:lsdException w:name="Grid Table 1 Light Accent 2" w:uiPriority="46"/>
-    <w:lsdException w:name="Grid Table 2 Accent 2" w:uiPriority="47"/>
-    <w:lsdException w:name="Grid Table 3 Accent 2" w:uiPriority="48"/>
-    <w:lsdException w:name="Grid Table 4 Accent 2" w:uiPriority="49"/>
-    <w:lsdException w:name="Grid Table 5 Dark Accent 2" w:uiPriority="50"/>
-    <w:lsdException w:name="Grid Table 6 Colorful Accent 2" w:uiPriority="51"/>
-    <w:lsdException w:name="Grid Table 7 Colorful Accent 2" w:uiPriority="52"/>
-    <w:lsdException w:name="Grid Table 1 Light Accent 3" w:uiPriority="46"/>
-    <w:lsdException w:name="Grid Table 2 Accent 3" w:uiPriority="47"/>
-    <w:lsdException w:name="Grid Table 3 Accent 3" w:uiPriority="48"/>
-    <w:lsdException w:name="Grid Table 4 Accent 3" w:uiPriority="49"/>
-    <w:lsdException w:name="Grid Table 5 Dark Accent 3" w:uiPriority="50"/>
-    <w:lsdException w:name="Grid Table 6 Colorful Accent 3" w:uiPriority="51"/>
-    <w:lsdException w:name="Grid Table 7 Colorful Accent 3" w:uiPriority="52"/>
-    <w:lsdException w:name="Grid Table 1 Light Accent 4" w:uiPriority="46"/>
-    <w:lsdException w:name="Grid Table 2 Accent 4" w:uiPriority="47"/>
-    <w:lsdException w:name="Grid Table 3 Accent 4" w:uiPriority="48"/>
-    <w:lsdException w:name="Grid Table 4 Accent 4" w:uiPriority="49"/>
-    <w:lsdException w:name="Grid Table 5 Dark Accent 4" w:uiPriority="50"/>
-    <w:lsdException w:name="Grid Table 6 Colorful Accent 4" w:uiPriority="51"/>
-    <w:lsdException w:name="Grid Table 7 Colorful Accent 4" w:uiPriority="52"/>
-    <w:lsdException w:name="Grid Table 1 Light Accent 5" w:uiPriority="46"/>
-    <w:lsdException w:name="Grid Table 2 Accent 5" w:uiPriority="47"/>
-    <w:lsdException w:name="Grid Table 3 Accent 5" w:uiPriority="48"/>
-    <w:lsdException w:name="Grid Table 4 Accent 5" w:uiPriority="49"/>
-    <w:lsdException w:name="Grid Table 5 Dark Accent 5" w:uiPriority="50"/>
-    <w:lsdException w:name="Grid Table 6 Colorful Accent 5" w:uiPriority="51"/>
-    <w:lsdException w:name="Grid Table 7 Colorful Accent 5" w:uiPriority="52"/>
-    <w:lsdException w:name="Grid Table 1 Light Accent 6" w:uiPriority="46"/>
-    <w:lsdException w:name="Grid Table 2 Accent 6" w:uiPriority="47"/>
-    <w:lsdException w:name="Grid Table 3 Accent 6" w:uiPriority="48"/>
-    <w:lsdException w:name="Grid Table 4 Accent 6" w:uiPriority="49"/>
-    <w:lsdException w:name="Grid Table 5 Dark Accent 6" w:uiPriority="50"/>
-    <w:lsdException w:name="Grid Table 6 Colorful Accent 6" w:uiPriority="51"/>
-    <w:lsdException w:name="Grid Table 7 Colorful Accent 6" w:uiPriority="52"/>
-    <w:lsdException w:name="List Table 1 Light" w:uiPriority="46"/>
-    <w:lsdException w:name="List Table 2" w:uiPriority="47"/>
-    <w:lsdException w:name="List Table 3" w:uiPriority="48"/>
-    <w:lsdException w:name="List Table 4" w:uiPriority="49"/>
-    <w:lsdException w:name="List Table 5 Dark" w:uiPriority="50"/>
-    <w:lsdException w:name="List Table 6 Colorful" w:uiPriority="51"/>
-    <w:lsdException w:name="List Table 7 Colorful" w:uiPriority="52"/>
-    <w:lsdException w:name="List Table 1 Light Accent 1" w:uiPriority="46"/>
-    <w:lsdException w:name="List Table 2 Accent 1" w:uiPriority="47"/>
-    <w:lsdException w:name="List Table 3 Accent 1" w:uiPriority="48"/>
-    <w:lsdException w:name="List Table 4 Accent 1" w:uiPriority="49"/>
-    <w:lsdException w:name="List Table 5 Dark Accent 1" w:uiPriority="50"/>
-    <w:lsdException w:name="List Table 6 Colorful Accent 1" w:uiPriority="51"/>
-    <w:lsdException w:name="List Table 7 Colorful Accent 1" w:uiPriority="52"/>
-    <w:lsdException w:name="List Table 1 Light Accent 2" w:uiPriority="46"/>
-    <w:lsdException w:name="List Table 2 Accent 2" w:uiPriority="47"/>
-    <w:lsdException w:name="List Table 3 Accent 2" w:uiPriority="48"/>
-    <w:lsdException w:name="List Table 4 Accent 2" w:uiPriority="49"/>
-    <w:lsdException w:name="List Table 5 Dark Accent 2" w:uiPriority="50"/>
-    <w:lsdException w:name="List Table 6 Colorful Accent 2" w:uiPriority="51"/>
-    <w:lsdException w:name="List Table 7 Colorful Accent 2" w:uiPriority="52"/>
-    <w:lsdException w:name="List Table 1 Light Accent 3" w:uiPriority="46"/>
-    <w:lsdException w:name="List Table 2 Accent 3" w:uiPriority="47"/>
-    <w:lsdException w:name="List Table 3 Accent 3" w:uiPriority="48"/>
-    <w:lsdException w:name="List Table 4 Accent 3" w:uiPriority="49"/>
-    <w:lsdException w:name="List Table 5 Dark Accent 3" w:uiPriority="50"/>
-    <w:lsdException w:name="List Table 6 Colorful Accent 3" w:uiPriority="51"/>
-    <w:lsdException w:name="List Table 7 Colorful Accent 3" w:uiPriority="52"/>
-    <w:lsdException w:name="List Table 1 Light Accent 4" w:uiPriority="46"/>
-    <w:lsdException w:name="List Table 2 Accent 4" w:uiPriority="47"/>
-    <w:lsdException w:name="List Table 3 Accent 4" w:uiPriority="48"/>
-    <w:lsdException w:name="List Table 4 Accent 4" w:uiPriority="49"/>
-    <w:lsdException w:name="List Table 5 Dark Accent 4" w:uiPriority="50"/>
-    <w:lsdException w:name="List Table 6 Colorful Accent 4" w:uiPriority="51"/>
-    <w:lsdException w:name="List Table 7 Colorful Accent 4" w:uiPriority="52"/>
-    <w:lsdException w:name="List Table 1 Light Accent 5" w:uiPriority="46"/>
-    <w:lsdException w:name="List Table 2 Accent 5" w:uiPriority="47"/>
-    <w:lsdException w:name="List Table 3 Accent 5" w:uiPriority="48"/>
-    <w:lsdException w:name="List Table 4 Accent 5" w:uiPriority="49"/>
-    <w:lsdException w:name="List Table 5 Dark Accent 5" w:uiPriority="50"/>
-    <w:lsdException w:name="List Table 6 Colorful Accent 5" w:uiPriority="51"/>
-    <w:lsdException w:name="List Table 7 Colorful Accent 5" w:uiPriority="52"/>
-    <w:lsdException w:name="List Table 1 Light Accent 6" w:uiPriority="46"/>
-    <w:lsdException w:name="List Table 2 Accent 6" w:uiPriority="47"/>
-    <w:lsdException w:name="List Table 3 Accent 6" w:uiPriority="48"/>
-    <w:lsdException w:name="List Table 4 Accent 6" w:uiPriority="49"/>
-    <w:lsdException w:name="List Table 5 Dark Accent 6" w:uiPriority="50"/>
-    <w:lsdException w:name="List Table 6 Colorful Accent 6" w:uiPriority="51"/>
-    <w:lsdException w:name="List Table 7 Colorful Accent 6" w:uiPriority="52"/>
-  </w:latentStyles>
-  <w:style w:type="paragraph" w:default="1" w:styleId="a">
-    <w:name w:val="Normal"/>
-    <w:qFormat/>
-  </w:style>
-  <w:style w:type="character" w:default="1" w:styleId="a0">
-    <w:name w:val="Default Paragraph Font"/>
-    <w:uiPriority w:val="1"/>
-    <w:semiHidden/>
-    <w:unhideWhenUsed/>
-  </w:style>
-  <w:style w:type="table" w:default="1" w:styleId="a1">
-    <w:name w:val="Normal Table"/>
-    <w:uiPriority w:val="99"/>
-    <w:semiHidden/>
-    <w:unhideWhenUsed/>
-    <w:tblPr>
-      <w:tblInd w:w="0" w:type="dxa"/>
-      <w:tblCellMar>
-        <w:top w:w="0" w:type="dxa"/>
-        <w:left w:w="108" w:type="dxa"/>
-        <w:bottom w:w="0" w:type="dxa"/>
-        <w:right w:w="108" w:type="dxa"/>
-      </w:tblCellMar>
-    </w:tblPr>
-  </w:style>
-  <w:style w:type="numbering" w:default="1" w:styleId="a2">
-    <w:name w:val="No List"/>
-    <w:uiPriority w:val="99"/>
-    <w:semiHidden/>
-    <w:unhideWhenUsed/>
-  </w:style>
-  <w:style w:type="character" w:styleId="a3">
-    <w:name w:val="Placeholder Text"/>
-    <w:basedOn w:val="a0"/>
-    <w:uiPriority w:val="99"/>
-    <w:semiHidden/>
-    <w:rsid w:val="007327BA"/>
-    <w:rPr>
-      <w:color w:val="808080"/>
-    </w:rPr>
-  </w:style>
-</w:styles>
-</file>
-
-<file path=word/glossary/webSettings.xml><?xml version="1.0" encoding="utf-8"?>
-<w:webSettings xmlns:mc="http://schemas.openxmlformats.org/markup-compatibility/2006" xmlns:r="http://schemas.openxmlformats.org/officeDocument/2006/relationships" xmlns:w="http://schemas.openxmlformats.org/wordprocessingml/2006/main" xmlns:w14="http://schemas.microsoft.com/office/word/2010/wordml" xmlns:w15="http://schemas.microsoft.com/office/word/2012/wordml" xmlns:w16se="http://schemas.microsoft.com/office/word/2015/wordml/symex" mc:Ignorable="w14 w15 w16se">
-  <w:optimizeForBrowser/>
-  <w:allowPNG/>
-</w:webSettings>
-</file>
-
 <file path=word/theme/theme1.xml><?xml version="1.0" encoding="utf-8"?>
 <a:theme xmlns:a="http://schemas.openxmlformats.org/drawingml/2006/main" name="Тема Office">
   <a:themeElements>
@@ -22287,7 +21809,7 @@
 </file>
 
 <file path=customXml/itemProps1.xml><?xml version="1.0" encoding="utf-8"?>
-<ds:datastoreItem xmlns:ds="http://schemas.openxmlformats.org/officeDocument/2006/customXml" ds:itemID="{B11A31B8-626D-43F9-A637-80BE6586DA70}">
+<ds:datastoreItem xmlns:ds="http://schemas.openxmlformats.org/officeDocument/2006/customXml" ds:itemID="{893171FA-C248-432D-81B9-66272AEFB6E6}">
   <ds:schemaRefs>
     <ds:schemaRef ds:uri="http://schemas.openxmlformats.org/officeDocument/2006/bibliography"/>
   </ds:schemaRefs>

--- a/учебная_ознакомительная_практика_отчет.docx
+++ b/учебная_ознакомительная_практика_отчет.docx
@@ -1168,8 +1168,6 @@
         </w:rPr>
         <w:t>17.06.</w:t>
       </w:r>
-      <w:bookmarkStart w:id="1" w:name="_GoBack"/>
-      <w:bookmarkEnd w:id="1"/>
       <w:r>
         <w:rPr>
           <w:rFonts w:eastAsia="Times New Roman" w:cs="Times New Roman"/>
@@ -2490,7 +2488,7 @@
         <w:tab/>
       </w:r>
     </w:p>
-    <w:bookmarkStart w:id="2" w:name="_Toc231728307"/>
+    <w:bookmarkStart w:id="1" w:name="_Toc231728307"/>
     <w:p>
       <w:pPr>
         <w:pStyle w:val="1"/>
@@ -2579,7 +2577,7 @@
       <w:r>
         <w:t>Содержание</w:t>
       </w:r>
-      <w:bookmarkEnd w:id="2"/>
+      <w:bookmarkEnd w:id="1"/>
     </w:p>
     <w:p>
       <w:pPr>
@@ -4477,7 +4475,7 @@
         <w:lastRenderedPageBreak/>
         <w:fldChar w:fldCharType="end"/>
       </w:r>
-      <w:bookmarkStart w:id="3" w:name="_Toc231728308"/>
+      <w:bookmarkStart w:id="2" w:name="_Toc231728308"/>
       <w:bookmarkEnd w:id="0"/>
       <w:r>
         <w:rPr>
@@ -4487,7 +4485,7 @@
         </w:rPr>
         <w:t>Введение</w:t>
       </w:r>
-      <w:bookmarkEnd w:id="3"/>
+      <w:bookmarkEnd w:id="2"/>
     </w:p>
     <w:p>
       <w:pPr>
@@ -4645,7 +4643,7 @@
           <w:lang w:eastAsia="ru-RU"/>
         </w:rPr>
       </w:pPr>
-      <w:bookmarkStart w:id="4" w:name="_Toc231728309"/>
+      <w:bookmarkStart w:id="3" w:name="_Toc231728309"/>
       <w:r>
         <w:rPr>
           <w:lang w:eastAsia="ru-RU"/>
@@ -4653,7 +4651,7 @@
         <w:lastRenderedPageBreak/>
         <w:t>Изучение транспортной задачи и методов ее решения</w:t>
       </w:r>
-      <w:bookmarkEnd w:id="4"/>
+      <w:bookmarkEnd w:id="3"/>
     </w:p>
     <w:p>
       <w:pPr>
@@ -8510,7 +8508,7 @@
       <w:pPr>
         <w:pStyle w:val="1"/>
       </w:pPr>
-      <w:bookmarkStart w:id="5" w:name="_Toc231728310"/>
+      <w:bookmarkStart w:id="4" w:name="_Toc231728310"/>
       <w:r>
         <w:lastRenderedPageBreak/>
         <w:t xml:space="preserve">2. </w:t>
@@ -8521,277 +8519,277 @@
       <w:r>
         <w:t>арифметического ядра</w:t>
       </w:r>
+      <w:bookmarkEnd w:id="4"/>
+    </w:p>
+    <w:p>
+      <w:pPr>
+        <w:pStyle w:val="1"/>
+        <w:rPr>
+          <w:sz w:val="28"/>
+        </w:rPr>
+      </w:pPr>
+      <w:bookmarkStart w:id="5" w:name="_Toc231728311"/>
+      <w:r>
+        <w:rPr>
+          <w:sz w:val="28"/>
+        </w:rPr>
+        <w:t xml:space="preserve">2.1 Выбор языка программирования, среды разработки и </w:t>
+      </w:r>
+      <w:r>
+        <w:rPr>
+          <w:sz w:val="28"/>
+          <w:lang w:val="en-US"/>
+        </w:rPr>
+        <w:t>GUI</w:t>
+      </w:r>
+      <w:r>
+        <w:rPr>
+          <w:sz w:val="28"/>
+        </w:rPr>
+        <w:t>-интерфейса</w:t>
+      </w:r>
       <w:bookmarkEnd w:id="5"/>
     </w:p>
     <w:p>
+      <w:r>
+        <w:t xml:space="preserve">Для разработки приложения буду использовать язык программирования </w:t>
+      </w:r>
+      <w:r>
+        <w:rPr>
+          <w:lang w:val="en-US"/>
+        </w:rPr>
+        <w:t>Python</w:t>
+      </w:r>
+      <w:r>
+        <w:t xml:space="preserve">, его будет более чем достаточно для задачи такого размера. </w:t>
+      </w:r>
+      <w:r>
+        <w:rPr>
+          <w:lang w:val="en-US"/>
+        </w:rPr>
+        <w:t>Python</w:t>
+      </w:r>
+      <w:r>
+        <w:t xml:space="preserve"> хорошо подходит для задач объектно-ориентированного программирования и имеет множество библиотек, как для визуализации, так и для математических задач, в том числе задач линейного программирования. Кроме того, за счет интерпретируемости в </w:t>
+      </w:r>
+      <w:r>
+        <w:rPr>
+          <w:lang w:val="en-US"/>
+        </w:rPr>
+        <w:t>Python</w:t>
+      </w:r>
+      <w:r>
+        <w:t xml:space="preserve"> </w:t>
+      </w:r>
+      <w:r>
+        <w:t xml:space="preserve">удобно писать и отлаживать алгоритмы, код в нем компилируется построчно, и ошибка прерывает выполнение сразу на проблемной строчке. Для этого приложения </w:t>
+      </w:r>
+      <w:r>
+        <w:t xml:space="preserve">используется </w:t>
+      </w:r>
+      <w:r>
+        <w:rPr>
+          <w:lang w:val="en-US"/>
+        </w:rPr>
+        <w:t>Python</w:t>
+      </w:r>
+      <w:r>
+        <w:t xml:space="preserve"> </w:t>
+      </w:r>
+      <w:r>
+        <w:t xml:space="preserve">версии </w:t>
+      </w:r>
+      <w:r>
+        <w:t>3.13</w:t>
+      </w:r>
+      <w:r>
+        <w:t xml:space="preserve">. </w:t>
+      </w:r>
+    </w:p>
+    <w:p>
+      <w:r>
+        <w:t xml:space="preserve">Графический интерфейс не обязан быть сложным, главным его достоинством должна быть практичность и удобство, поэтому для его разработки использую библиотеку </w:t>
+      </w:r>
+      <w:proofErr w:type="spellStart"/>
+      <w:r>
+        <w:rPr>
+          <w:lang w:val="en-US"/>
+        </w:rPr>
+        <w:t>tkinter</w:t>
+      </w:r>
+      <w:proofErr w:type="spellEnd"/>
+      <w:r>
+        <w:t xml:space="preserve">. </w:t>
+      </w:r>
+      <w:r>
+        <w:t xml:space="preserve">Эта библиотека идет в стандартной поставке </w:t>
+      </w:r>
+      <w:r>
+        <w:rPr>
+          <w:lang w:val="en-US"/>
+        </w:rPr>
+        <w:t>Python</w:t>
+      </w:r>
+      <w:r>
+        <w:t xml:space="preserve"> </w:t>
+      </w:r>
+      <w:r>
+        <w:t>и не требует больших вычислительных ресурсов или объемов памяти</w:t>
+      </w:r>
+      <w:r>
+        <w:t xml:space="preserve"> </w:t>
+      </w:r>
+      <w:r>
+        <w:t xml:space="preserve">для его установки. </w:t>
+      </w:r>
+    </w:p>
+    <w:p>
+      <w:r>
+        <w:t xml:space="preserve">В качестве среды разработки </w:t>
+      </w:r>
+      <w:r>
+        <w:t>я использовал</w:t>
+      </w:r>
+      <w:r>
+        <w:t xml:space="preserve"> </w:t>
+      </w:r>
+      <w:proofErr w:type="spellStart"/>
+      <w:r>
+        <w:rPr>
+          <w:lang w:val="en-US"/>
+        </w:rPr>
+        <w:t>PyCharm</w:t>
+      </w:r>
+      <w:proofErr w:type="spellEnd"/>
+      <w:r>
+        <w:t xml:space="preserve"> </w:t>
+      </w:r>
+      <w:r>
+        <w:rPr>
+          <w:lang w:val="en-US"/>
+        </w:rPr>
+        <w:t>Community</w:t>
+      </w:r>
+      <w:r>
+        <w:t xml:space="preserve"> </w:t>
+      </w:r>
+      <w:r>
+        <w:rPr>
+          <w:lang w:val="en-US"/>
+        </w:rPr>
+        <w:t>Edition</w:t>
+      </w:r>
+      <w:r>
+        <w:t xml:space="preserve"> </w:t>
+      </w:r>
+      <w:r>
+        <w:t xml:space="preserve">под свою операционную систему </w:t>
+      </w:r>
+      <w:proofErr w:type="spellStart"/>
+      <w:r>
+        <w:rPr>
+          <w:lang w:val="en-US"/>
+        </w:rPr>
+        <w:t>Debian</w:t>
+      </w:r>
+      <w:proofErr w:type="spellEnd"/>
+      <w:r>
+        <w:t xml:space="preserve">. </w:t>
+      </w:r>
+      <w:r>
+        <w:t xml:space="preserve">Он прост в использовании, но при этом многофункционален. Кроме этого использую </w:t>
+      </w:r>
+      <w:proofErr w:type="spellStart"/>
+      <w:r>
+        <w:rPr>
+          <w:lang w:val="en-US"/>
+        </w:rPr>
+        <w:t>Git</w:t>
+      </w:r>
+      <w:proofErr w:type="spellEnd"/>
+      <w:r>
+        <w:t xml:space="preserve"> </w:t>
+      </w:r>
+      <w:r>
+        <w:t xml:space="preserve">для контроля версий и </w:t>
+      </w:r>
+      <w:r>
+        <w:rPr>
+          <w:lang w:val="en-US"/>
+        </w:rPr>
+        <w:t>GitHub</w:t>
+      </w:r>
+      <w:r>
+        <w:t xml:space="preserve"> </w:t>
+      </w:r>
+      <w:r>
+        <w:t xml:space="preserve">для хранения приложения и обеспечения свободного доступа к нему. </w:t>
+      </w:r>
+    </w:p>
+    <w:p>
       <w:pPr>
         <w:pStyle w:val="1"/>
+      </w:pPr>
+      <w:bookmarkStart w:id="6" w:name="_Toc231728312"/>
+      <w:r>
+        <w:t>2.2 Архитектура приложения и взаимодействие модулей</w:t>
+      </w:r>
+      <w:bookmarkEnd w:id="6"/>
+    </w:p>
+    <w:p>
+      <w:r>
+        <w:t>Программа разделена на две независимые части: алгоритмическое ядро и графический интерфейс.</w:t>
+      </w:r>
+      <w:r>
+        <w:t xml:space="preserve"> Такое разделение позволяет мне сначала</w:t>
+      </w:r>
+      <w:r>
+        <w:t xml:space="preserve"> написать и отладить нахождение решения задачи в </w:t>
+      </w:r>
+      <w:r>
+        <w:rPr>
+          <w:lang w:val="en-US"/>
+        </w:rPr>
+        <w:t>Python</w:t>
+      </w:r>
+      <w:r>
+        <w:t xml:space="preserve"> </w:t>
+      </w:r>
+      <w:r>
+        <w:t>через консоль, а потом обернуть это в графический интерфейс.</w:t>
+      </w:r>
+    </w:p>
+    <w:p>
+      <w:pPr>
+        <w:pStyle w:val="1"/>
         <w:rPr>
           <w:sz w:val="28"/>
         </w:rPr>
       </w:pPr>
-      <w:bookmarkStart w:id="6" w:name="_Toc231728311"/>
+      <w:bookmarkStart w:id="7" w:name="_Toc231728313"/>
       <w:r>
         <w:rPr>
           <w:sz w:val="28"/>
         </w:rPr>
-        <w:t xml:space="preserve">2.1 Выбор языка программирования, среды разработки и </w:t>
-      </w:r>
-      <w:r>
+        <w:t>2.3 Алгоритмическая реализация методов</w:t>
+      </w:r>
+      <w:bookmarkEnd w:id="7"/>
+    </w:p>
+    <w:p>
+      <w:pPr>
+        <w:pStyle w:val="1"/>
         <w:rPr>
           <w:sz w:val="28"/>
-          <w:lang w:val="en-US"/>
-        </w:rPr>
-        <w:t>GUI</w:t>
-      </w:r>
+        </w:rPr>
+      </w:pPr>
+      <w:bookmarkStart w:id="8" w:name="_Toc231728314"/>
       <w:r>
         <w:rPr>
           <w:sz w:val="28"/>
         </w:rPr>
-        <w:t>-интерфейса</w:t>
-      </w:r>
-      <w:bookmarkEnd w:id="6"/>
-    </w:p>
-    <w:p>
-      <w:r>
-        <w:t xml:space="preserve">Для разработки приложения буду использовать язык программирования </w:t>
-      </w:r>
-      <w:r>
-        <w:rPr>
-          <w:lang w:val="en-US"/>
-        </w:rPr>
-        <w:t>Python</w:t>
-      </w:r>
-      <w:r>
-        <w:t xml:space="preserve">, его будет более чем достаточно для задачи такого размера. </w:t>
-      </w:r>
-      <w:r>
-        <w:rPr>
-          <w:lang w:val="en-US"/>
-        </w:rPr>
-        <w:t>Python</w:t>
-      </w:r>
-      <w:r>
-        <w:t xml:space="preserve"> хорошо подходит для задач объектно-ориентированного программирования и имеет множество библиотек, как для визуализации, так и для математических задач, в том числе задач линейного программирования. Кроме того, за счет интерпретируемости в </w:t>
-      </w:r>
-      <w:r>
-        <w:rPr>
-          <w:lang w:val="en-US"/>
-        </w:rPr>
-        <w:t>Python</w:t>
-      </w:r>
-      <w:r>
-        <w:t xml:space="preserve"> </w:t>
-      </w:r>
-      <w:r>
-        <w:t xml:space="preserve">удобно писать и отлаживать алгоритмы, код в нем компилируется построчно, и ошибка прерывает выполнение сразу на проблемной строчке. Для этого приложения </w:t>
-      </w:r>
-      <w:r>
-        <w:t xml:space="preserve">используется </w:t>
-      </w:r>
-      <w:r>
-        <w:rPr>
-          <w:lang w:val="en-US"/>
-        </w:rPr>
-        <w:t>Python</w:t>
-      </w:r>
-      <w:r>
-        <w:t xml:space="preserve"> </w:t>
-      </w:r>
-      <w:r>
-        <w:t xml:space="preserve">версии </w:t>
-      </w:r>
-      <w:r>
-        <w:t>3.13</w:t>
-      </w:r>
-      <w:r>
-        <w:t xml:space="preserve">. </w:t>
-      </w:r>
-    </w:p>
-    <w:p>
-      <w:r>
-        <w:t xml:space="preserve">Графический интерфейс не обязан быть сложным, главным его достоинством должна быть практичность и удобство, поэтому для его разработки использую библиотеку </w:t>
-      </w:r>
-      <w:proofErr w:type="spellStart"/>
-      <w:r>
-        <w:rPr>
-          <w:lang w:val="en-US"/>
-        </w:rPr>
-        <w:t>tkinter</w:t>
-      </w:r>
-      <w:proofErr w:type="spellEnd"/>
-      <w:r>
-        <w:t xml:space="preserve">. </w:t>
-      </w:r>
-      <w:r>
-        <w:t xml:space="preserve">Эта библиотека идет в стандартной поставке </w:t>
-      </w:r>
-      <w:r>
-        <w:rPr>
-          <w:lang w:val="en-US"/>
-        </w:rPr>
-        <w:t>Python</w:t>
-      </w:r>
-      <w:r>
-        <w:t xml:space="preserve"> </w:t>
-      </w:r>
-      <w:r>
-        <w:t>и не требует больших вычислительных ресурсов или объемов памяти</w:t>
-      </w:r>
-      <w:r>
-        <w:t xml:space="preserve"> </w:t>
-      </w:r>
-      <w:r>
-        <w:t xml:space="preserve">для его установки. </w:t>
-      </w:r>
-    </w:p>
-    <w:p>
-      <w:r>
-        <w:t xml:space="preserve">В качестве среды разработки </w:t>
-      </w:r>
-      <w:r>
-        <w:t>я использовал</w:t>
-      </w:r>
-      <w:r>
-        <w:t xml:space="preserve"> </w:t>
-      </w:r>
-      <w:proofErr w:type="spellStart"/>
-      <w:r>
-        <w:rPr>
-          <w:lang w:val="en-US"/>
-        </w:rPr>
-        <w:t>PyCharm</w:t>
-      </w:r>
-      <w:proofErr w:type="spellEnd"/>
-      <w:r>
-        <w:t xml:space="preserve"> </w:t>
-      </w:r>
-      <w:r>
-        <w:rPr>
-          <w:lang w:val="en-US"/>
-        </w:rPr>
-        <w:t>Community</w:t>
-      </w:r>
-      <w:r>
-        <w:t xml:space="preserve"> </w:t>
-      </w:r>
-      <w:r>
-        <w:rPr>
-          <w:lang w:val="en-US"/>
-        </w:rPr>
-        <w:t>Edition</w:t>
-      </w:r>
-      <w:r>
-        <w:t xml:space="preserve"> </w:t>
-      </w:r>
-      <w:r>
-        <w:t xml:space="preserve">под свою операционную систему </w:t>
-      </w:r>
-      <w:proofErr w:type="spellStart"/>
-      <w:r>
-        <w:rPr>
-          <w:lang w:val="en-US"/>
-        </w:rPr>
-        <w:t>Debian</w:t>
-      </w:r>
-      <w:proofErr w:type="spellEnd"/>
-      <w:r>
-        <w:t xml:space="preserve">. </w:t>
-      </w:r>
-      <w:r>
-        <w:t xml:space="preserve">Он прост в использовании, но при этом многофункционален. Кроме этого использую </w:t>
-      </w:r>
-      <w:proofErr w:type="spellStart"/>
-      <w:r>
-        <w:rPr>
-          <w:lang w:val="en-US"/>
-        </w:rPr>
-        <w:t>Git</w:t>
-      </w:r>
-      <w:proofErr w:type="spellEnd"/>
-      <w:r>
-        <w:t xml:space="preserve"> </w:t>
-      </w:r>
-      <w:r>
-        <w:t xml:space="preserve">для контроля версий и </w:t>
-      </w:r>
-      <w:r>
-        <w:rPr>
-          <w:lang w:val="en-US"/>
-        </w:rPr>
-        <w:t>GitHub</w:t>
-      </w:r>
-      <w:r>
-        <w:t xml:space="preserve"> </w:t>
-      </w:r>
-      <w:r>
-        <w:t xml:space="preserve">для хранения приложения и обеспечения свободного доступа к нему. </w:t>
-      </w:r>
-    </w:p>
-    <w:p>
-      <w:pPr>
-        <w:pStyle w:val="1"/>
-      </w:pPr>
-      <w:bookmarkStart w:id="7" w:name="_Toc231728312"/>
-      <w:r>
-        <w:t>2.2 Архитектура приложения и взаимодействие модулей</w:t>
-      </w:r>
-      <w:bookmarkEnd w:id="7"/>
-    </w:p>
-    <w:p>
-      <w:r>
-        <w:t>Программа разделена на две независимые части: алгоритмическое ядро и графический интерфейс.</w:t>
-      </w:r>
-      <w:r>
-        <w:t xml:space="preserve"> Такое разделение позволяет мне сначала</w:t>
-      </w:r>
-      <w:r>
-        <w:t xml:space="preserve"> написать и отладить нахождение решения задачи в </w:t>
-      </w:r>
-      <w:r>
-        <w:rPr>
-          <w:lang w:val="en-US"/>
-        </w:rPr>
-        <w:t>Python</w:t>
-      </w:r>
-      <w:r>
-        <w:t xml:space="preserve"> </w:t>
-      </w:r>
-      <w:r>
-        <w:t>через консоль, а потом обернуть это в графический интерфейс.</w:t>
-      </w:r>
-    </w:p>
-    <w:p>
-      <w:pPr>
-        <w:pStyle w:val="1"/>
-        <w:rPr>
-          <w:sz w:val="28"/>
-        </w:rPr>
-      </w:pPr>
-      <w:bookmarkStart w:id="8" w:name="_Toc231728313"/>
-      <w:r>
-        <w:rPr>
-          <w:sz w:val="28"/>
-        </w:rPr>
-        <w:t>2.3 Алгоритмическая реализация методов</w:t>
+        <w:t>2.3.1 Алгоритм северо-западного угла</w:t>
       </w:r>
       <w:bookmarkEnd w:id="8"/>
-    </w:p>
-    <w:p>
-      <w:pPr>
-        <w:pStyle w:val="1"/>
-        <w:rPr>
-          <w:sz w:val="28"/>
-        </w:rPr>
-      </w:pPr>
-      <w:bookmarkStart w:id="9" w:name="_Toc231728314"/>
-      <w:r>
-        <w:rPr>
-          <w:sz w:val="28"/>
-        </w:rPr>
-        <w:t>2.3.1 Алгоритм северо-западного угла</w:t>
-      </w:r>
-      <w:bookmarkEnd w:id="9"/>
     </w:p>
     <w:p>
       <w:r>
@@ -9034,14 +9032,14 @@
           <w:sz w:val="28"/>
         </w:rPr>
       </w:pPr>
-      <w:bookmarkStart w:id="10" w:name="_Toc231728315"/>
+      <w:bookmarkStart w:id="9" w:name="_Toc231728315"/>
       <w:r>
         <w:rPr>
           <w:sz w:val="28"/>
         </w:rPr>
         <w:t>2.3.2 Вычисление потенциалов базисного плана</w:t>
       </w:r>
-      <w:bookmarkEnd w:id="10"/>
+      <w:bookmarkEnd w:id="9"/>
     </w:p>
     <w:p>
       <w:pPr>
@@ -9326,14 +9324,14 @@
           <w:sz w:val="28"/>
         </w:rPr>
       </w:pPr>
-      <w:bookmarkStart w:id="11" w:name="_Toc231728316"/>
+      <w:bookmarkStart w:id="10" w:name="_Toc231728316"/>
       <w:r>
         <w:rPr>
           <w:sz w:val="28"/>
         </w:rPr>
         <w:t>2.3.3 Поиск замкнутого цикла и пересчет перевозок</w:t>
       </w:r>
-      <w:bookmarkEnd w:id="11"/>
+      <w:bookmarkEnd w:id="10"/>
     </w:p>
     <w:p>
       <w:r>
@@ -10081,11 +10079,11 @@
       <w:pPr>
         <w:pStyle w:val="1"/>
       </w:pPr>
-      <w:bookmarkStart w:id="12" w:name="_Toc231728317"/>
+      <w:bookmarkStart w:id="11" w:name="_Toc231728317"/>
       <w:r>
         <w:t>2.4 Общая схема алгоритма</w:t>
       </w:r>
-      <w:bookmarkEnd w:id="12"/>
+      <w:bookmarkEnd w:id="11"/>
     </w:p>
     <w:p>
       <w:r>
@@ -10175,7 +10173,7 @@
         <w:pStyle w:val="1"/>
         <w:spacing w:after="240"/>
       </w:pPr>
-      <w:bookmarkStart w:id="13" w:name="_Toc231728318"/>
+      <w:bookmarkStart w:id="12" w:name="_Toc231728318"/>
       <w:r>
         <w:lastRenderedPageBreak/>
         <w:t>3 Проектирование и реализация графического</w:t>
@@ -10186,7 +10184,7 @@
       <w:r>
         <w:t>а приложения</w:t>
       </w:r>
-      <w:bookmarkEnd w:id="13"/>
+      <w:bookmarkEnd w:id="12"/>
     </w:p>
     <w:p>
       <w:pPr>
@@ -10196,7 +10194,7 @@
           <w:sz w:val="28"/>
         </w:rPr>
       </w:pPr>
-      <w:bookmarkStart w:id="14" w:name="_Toc231728319"/>
+      <w:bookmarkStart w:id="13" w:name="_Toc231728319"/>
       <w:r>
         <w:rPr>
           <w:sz w:val="28"/>
@@ -10209,7 +10207,7 @@
         </w:rPr>
         <w:t xml:space="preserve"> Компоновка элементов управления</w:t>
       </w:r>
-      <w:bookmarkEnd w:id="14"/>
+      <w:bookmarkEnd w:id="13"/>
     </w:p>
     <w:p>
       <w:r>
@@ -10337,7 +10335,7 @@
           <w:sz w:val="28"/>
         </w:rPr>
       </w:pPr>
-      <w:bookmarkStart w:id="15" w:name="_Toc231728320"/>
+      <w:bookmarkStart w:id="14" w:name="_Toc231728320"/>
       <w:r>
         <w:rPr>
           <w:sz w:val="28"/>
@@ -10350,183 +10348,183 @@
         </w:rPr>
         <w:t>Динамическое создание таблицы ввода</w:t>
       </w:r>
+      <w:bookmarkEnd w:id="14"/>
+    </w:p>
+    <w:p>
+      <w:r>
+        <w:t xml:space="preserve">При нажатии кнопки «Создать таблицы» метод </w:t>
+      </w:r>
+      <w:r>
+        <w:rPr>
+          <w:lang w:val="en-US"/>
+        </w:rPr>
+        <w:t>create</w:t>
+      </w:r>
+      <w:r>
+        <w:t>_</w:t>
+      </w:r>
+      <w:r>
+        <w:rPr>
+          <w:lang w:val="en-US"/>
+        </w:rPr>
+        <w:t>tables</w:t>
+      </w:r>
+      <w:r>
+        <w:t xml:space="preserve"> </w:t>
+      </w:r>
+      <w:r>
+        <w:t xml:space="preserve">сначала полностью очищает </w:t>
+      </w:r>
+      <w:r>
+        <w:rPr>
+          <w:lang w:val="en-US"/>
+        </w:rPr>
+        <w:t>input</w:t>
+      </w:r>
+      <w:r>
+        <w:t>_</w:t>
+      </w:r>
+      <w:r>
+        <w:rPr>
+          <w:lang w:val="en-US"/>
+        </w:rPr>
+        <w:t>frame</w:t>
+      </w:r>
+      <w:r>
+        <w:t xml:space="preserve"> от всех дочерних </w:t>
+      </w:r>
+      <w:proofErr w:type="spellStart"/>
+      <w:r>
+        <w:t>виджетов</w:t>
+      </w:r>
+      <w:proofErr w:type="spellEnd"/>
+      <w:r>
+        <w:t xml:space="preserve">. Это нужно для того, чтобы при создании новой таблицы других размеров поля ввода отчищались от старых значений. </w:t>
+      </w:r>
+    </w:p>
+    <w:p>
+      <w:r>
+        <w:t xml:space="preserve">После отчистки, метод строит сетку. В первой строке сетки заголовок «Матрица тарифов». В следующих </w:t>
+      </w:r>
+      <w:r>
+        <w:rPr>
+          <w:lang w:val="en-US"/>
+        </w:rPr>
+        <w:t>m</w:t>
+      </w:r>
+      <w:r>
+        <w:t xml:space="preserve"> строках метки с номерами поставщиков и по </w:t>
+      </w:r>
+      <w:r>
+        <w:rPr>
+          <w:lang w:val="en-US"/>
+        </w:rPr>
+        <w:t>n</w:t>
+      </w:r>
+      <w:r>
+        <w:t xml:space="preserve"> полей ввода для тарифов на каждую строку. После строк ввода тарифов заголовок с надписью «Запасы». Последняя строка – ввод спроса для каждого потребителя.</w:t>
+      </w:r>
+    </w:p>
+    <w:p>
+      <w:r>
+        <w:t xml:space="preserve">Все введенные значения сохраняются в двумерный список </w:t>
+      </w:r>
+      <w:r>
+        <w:rPr>
+          <w:lang w:val="en-US"/>
+        </w:rPr>
+        <w:t>cost</w:t>
+      </w:r>
+      <w:r>
+        <w:t>_</w:t>
+      </w:r>
+      <w:r>
+        <w:rPr>
+          <w:lang w:val="en-US"/>
+        </w:rPr>
+        <w:t>entries</w:t>
+      </w:r>
+      <w:r>
+        <w:t xml:space="preserve"> и два одномерных: </w:t>
+      </w:r>
+      <w:r>
+        <w:rPr>
+          <w:lang w:val="en-US"/>
+        </w:rPr>
+        <w:t>supply</w:t>
+      </w:r>
+      <w:r>
+        <w:t>_</w:t>
+      </w:r>
+      <w:r>
+        <w:rPr>
+          <w:lang w:val="en-US"/>
+        </w:rPr>
+        <w:t>entries</w:t>
+      </w:r>
+      <w:r>
+        <w:t xml:space="preserve"> </w:t>
+      </w:r>
+      <w:r>
+        <w:t>и</w:t>
+      </w:r>
+      <w:r>
+        <w:t xml:space="preserve"> </w:t>
+      </w:r>
+      <w:r>
+        <w:rPr>
+          <w:lang w:val="en-US"/>
+        </w:rPr>
+        <w:t>demand</w:t>
+      </w:r>
+      <w:r>
+        <w:t>_</w:t>
+      </w:r>
+      <w:r>
+        <w:rPr>
+          <w:lang w:val="en-US"/>
+        </w:rPr>
+        <w:t>entries</w:t>
+      </w:r>
+      <w:r>
+        <w:t>.</w:t>
+      </w:r>
+      <w:r>
+        <w:t xml:space="preserve"> Это позволяет в дал</w:t>
+      </w:r>
+      <w:r>
+        <w:t xml:space="preserve">ьнейшем получать данные списков просто методом </w:t>
+      </w:r>
+      <w:r>
+        <w:rPr>
+          <w:lang w:val="en-US"/>
+        </w:rPr>
+        <w:t>get</w:t>
+      </w:r>
+      <w:r>
+        <w:t>.</w:t>
+      </w:r>
+    </w:p>
+    <w:p>
+      <w:r>
+        <w:t>Ограничение на количество строк введено не из-за арифметической части приложения, они способны обрабатывать куда большие объемы данных, однако таблица с большим количеством столбцов не поместится в графический интерфейс по ширине</w:t>
+      </w:r>
+    </w:p>
+    <w:p>
+      <w:pPr>
+        <w:pStyle w:val="1"/>
+        <w:rPr>
+          <w:sz w:val="28"/>
+        </w:rPr>
+      </w:pPr>
+      <w:bookmarkStart w:id="15" w:name="_Toc231728321"/>
+      <w:r>
+        <w:rPr>
+          <w:sz w:val="28"/>
+        </w:rPr>
+        <w:t>3.3 Проверка вводимых значений и обработка ошибок</w:t>
+      </w:r>
       <w:bookmarkEnd w:id="15"/>
-    </w:p>
-    <w:p>
-      <w:r>
-        <w:t xml:space="preserve">При нажатии кнопки «Создать таблицы» метод </w:t>
-      </w:r>
-      <w:r>
-        <w:rPr>
-          <w:lang w:val="en-US"/>
-        </w:rPr>
-        <w:t>create</w:t>
-      </w:r>
-      <w:r>
-        <w:t>_</w:t>
-      </w:r>
-      <w:r>
-        <w:rPr>
-          <w:lang w:val="en-US"/>
-        </w:rPr>
-        <w:t>tables</w:t>
-      </w:r>
-      <w:r>
-        <w:t xml:space="preserve"> </w:t>
-      </w:r>
-      <w:r>
-        <w:t xml:space="preserve">сначала полностью очищает </w:t>
-      </w:r>
-      <w:r>
-        <w:rPr>
-          <w:lang w:val="en-US"/>
-        </w:rPr>
-        <w:t>input</w:t>
-      </w:r>
-      <w:r>
-        <w:t>_</w:t>
-      </w:r>
-      <w:r>
-        <w:rPr>
-          <w:lang w:val="en-US"/>
-        </w:rPr>
-        <w:t>frame</w:t>
-      </w:r>
-      <w:r>
-        <w:t xml:space="preserve"> от всех дочерних </w:t>
-      </w:r>
-      <w:proofErr w:type="spellStart"/>
-      <w:r>
-        <w:t>виджетов</w:t>
-      </w:r>
-      <w:proofErr w:type="spellEnd"/>
-      <w:r>
-        <w:t xml:space="preserve">. Это нужно для того, чтобы при создании новой таблицы других размеров поля ввода отчищались от старых значений. </w:t>
-      </w:r>
-    </w:p>
-    <w:p>
-      <w:r>
-        <w:t xml:space="preserve">После отчистки, метод строит сетку. В первой строке сетки заголовок «Матрица тарифов». В следующих </w:t>
-      </w:r>
-      <w:r>
-        <w:rPr>
-          <w:lang w:val="en-US"/>
-        </w:rPr>
-        <w:t>m</w:t>
-      </w:r>
-      <w:r>
-        <w:t xml:space="preserve"> строках метки с номерами поставщиков и по </w:t>
-      </w:r>
-      <w:r>
-        <w:rPr>
-          <w:lang w:val="en-US"/>
-        </w:rPr>
-        <w:t>n</w:t>
-      </w:r>
-      <w:r>
-        <w:t xml:space="preserve"> полей ввода для тарифов на каждую строку. После строк ввода тарифов заголовок с надписью «Запасы». Последняя строка – ввод спроса для каждого потребителя.</w:t>
-      </w:r>
-    </w:p>
-    <w:p>
-      <w:r>
-        <w:t xml:space="preserve">Все введенные значения сохраняются в двумерный список </w:t>
-      </w:r>
-      <w:r>
-        <w:rPr>
-          <w:lang w:val="en-US"/>
-        </w:rPr>
-        <w:t>cost</w:t>
-      </w:r>
-      <w:r>
-        <w:t>_</w:t>
-      </w:r>
-      <w:r>
-        <w:rPr>
-          <w:lang w:val="en-US"/>
-        </w:rPr>
-        <w:t>entries</w:t>
-      </w:r>
-      <w:r>
-        <w:t xml:space="preserve"> и два одномерных: </w:t>
-      </w:r>
-      <w:r>
-        <w:rPr>
-          <w:lang w:val="en-US"/>
-        </w:rPr>
-        <w:t>supply</w:t>
-      </w:r>
-      <w:r>
-        <w:t>_</w:t>
-      </w:r>
-      <w:r>
-        <w:rPr>
-          <w:lang w:val="en-US"/>
-        </w:rPr>
-        <w:t>entries</w:t>
-      </w:r>
-      <w:r>
-        <w:t xml:space="preserve"> </w:t>
-      </w:r>
-      <w:r>
-        <w:t>и</w:t>
-      </w:r>
-      <w:r>
-        <w:t xml:space="preserve"> </w:t>
-      </w:r>
-      <w:r>
-        <w:rPr>
-          <w:lang w:val="en-US"/>
-        </w:rPr>
-        <w:t>demand</w:t>
-      </w:r>
-      <w:r>
-        <w:t>_</w:t>
-      </w:r>
-      <w:r>
-        <w:rPr>
-          <w:lang w:val="en-US"/>
-        </w:rPr>
-        <w:t>entries</w:t>
-      </w:r>
-      <w:r>
-        <w:t>.</w:t>
-      </w:r>
-      <w:r>
-        <w:t xml:space="preserve"> Это позволяет в дал</w:t>
-      </w:r>
-      <w:r>
-        <w:t xml:space="preserve">ьнейшем получать данные списков просто методом </w:t>
-      </w:r>
-      <w:r>
-        <w:rPr>
-          <w:lang w:val="en-US"/>
-        </w:rPr>
-        <w:t>get</w:t>
-      </w:r>
-      <w:r>
-        <w:t>.</w:t>
-      </w:r>
-    </w:p>
-    <w:p>
-      <w:r>
-        <w:t>Ограничение на количество строк введено не из-за арифметической части приложения, они способны обрабатывать куда большие объемы данных, однако таблица с большим количеством столбцов не поместится в графический интерфейс по ширине</w:t>
-      </w:r>
-    </w:p>
-    <w:p>
-      <w:pPr>
-        <w:pStyle w:val="1"/>
-        <w:rPr>
-          <w:sz w:val="28"/>
-        </w:rPr>
-      </w:pPr>
-      <w:bookmarkStart w:id="16" w:name="_Toc231728321"/>
-      <w:r>
-        <w:rPr>
-          <w:sz w:val="28"/>
-        </w:rPr>
-        <w:t>3.3 Проверка вводимых значений и обработка ошибок</w:t>
-      </w:r>
-      <w:bookmarkEnd w:id="16"/>
     </w:p>
     <w:p>
       <w:r>
@@ -10691,89 +10689,198 @@
           <w:sz w:val="28"/>
         </w:rPr>
       </w:pPr>
-      <w:bookmarkStart w:id="17" w:name="_Toc231728322"/>
+      <w:bookmarkStart w:id="16" w:name="_Toc231728322"/>
       <w:r>
         <w:rPr>
           <w:sz w:val="28"/>
         </w:rPr>
         <w:t>3.3 Загрузка данных из файла</w:t>
       </w:r>
+      <w:bookmarkEnd w:id="16"/>
+    </w:p>
+    <w:p>
+      <w:r>
+        <w:t xml:space="preserve">Метод </w:t>
+      </w:r>
+      <w:proofErr w:type="spellStart"/>
+      <w:r>
+        <w:t>l</w:t>
+      </w:r>
+      <w:r>
+        <w:t>oad_from_file</w:t>
+      </w:r>
+      <w:proofErr w:type="spellEnd"/>
+      <w:r>
+        <w:t xml:space="preserve"> начинается с вызова </w:t>
+      </w:r>
+      <w:proofErr w:type="spellStart"/>
+      <w:proofErr w:type="gramStart"/>
+      <w:r>
+        <w:t>filedialog.askopenfilename</w:t>
+      </w:r>
+      <w:proofErr w:type="spellEnd"/>
+      <w:proofErr w:type="gramEnd"/>
+      <w:r>
+        <w:t xml:space="preserve"> </w:t>
+      </w:r>
+      <w:r>
+        <w:t>с фильтром по формату .</w:t>
+      </w:r>
+      <w:proofErr w:type="spellStart"/>
+      <w:r>
+        <w:t>txt</w:t>
+      </w:r>
+      <w:proofErr w:type="spellEnd"/>
+      <w:r>
+        <w:t xml:space="preserve">. Если пользователь отменил выбор, окно файловой системы просто закрывается. Загрузка из файла работает по </w:t>
+      </w:r>
+      <w:r>
+        <w:t xml:space="preserve">определенному формату: первая строка – числа </w:t>
+      </w:r>
+      <w:r>
+        <w:rPr>
+          <w:lang w:val="en-US"/>
+        </w:rPr>
+        <w:t>m</w:t>
+      </w:r>
+      <w:r>
+        <w:t xml:space="preserve"> </w:t>
+      </w:r>
+      <w:r>
+        <w:t>и</w:t>
+      </w:r>
+      <w:r>
+        <w:t xml:space="preserve"> </w:t>
+      </w:r>
+      <w:r>
+        <w:rPr>
+          <w:lang w:val="en-US"/>
+        </w:rPr>
+        <w:t>n</w:t>
+      </w:r>
+      <w:r>
+        <w:t xml:space="preserve">, затем </w:t>
+      </w:r>
+      <w:r>
+        <w:rPr>
+          <w:lang w:val="en-US"/>
+        </w:rPr>
+        <w:t>m</w:t>
+      </w:r>
+      <w:r>
+        <w:t xml:space="preserve"> </w:t>
+      </w:r>
+      <w:r>
+        <w:t xml:space="preserve">строк матрицы тарифов, строка запасов и строка потребностей. При выборе файла, не соответствующего этому формату пользователь видит ошибку с сообщением о несоответствии формата. После успешной загрузки файла, данные из него разносятся по соответствующим полям, и таблица создается автоматически. Этот интерфейс реализован для более удобной работы с объемными таблицами, не нужно вводить все значения вручную в отдельные окна для них, а просто привести к текстовому формату. </w:t>
+      </w:r>
+    </w:p>
+    <w:p>
+      <w:pPr>
+        <w:pStyle w:val="1"/>
+        <w:rPr>
+          <w:sz w:val="28"/>
+        </w:rPr>
+      </w:pPr>
+      <w:bookmarkStart w:id="17" w:name="_Toc231728323"/>
+      <w:r>
+        <w:rPr>
+          <w:sz w:val="28"/>
+        </w:rPr>
+        <w:t>3.4 Форматирование вывода</w:t>
+      </w:r>
       <w:bookmarkEnd w:id="17"/>
     </w:p>
     <w:p>
       <w:r>
+        <w:t xml:space="preserve">Текстовый лог вывода – </w:t>
+      </w:r>
+      <w:proofErr w:type="spellStart"/>
+      <w:r>
+        <w:t>виджет</w:t>
+      </w:r>
+      <w:proofErr w:type="spellEnd"/>
+      <w:r>
+        <w:t xml:space="preserve"> </w:t>
+      </w:r>
+      <w:proofErr w:type="spellStart"/>
+      <w:r>
+        <w:rPr>
+          <w:lang w:val="en-US"/>
+        </w:rPr>
+        <w:t>ScrolledText</w:t>
+      </w:r>
+      <w:proofErr w:type="spellEnd"/>
+      <w:r>
+        <w:t xml:space="preserve"> с </w:t>
+      </w:r>
+      <w:proofErr w:type="spellStart"/>
+      <w:r>
+        <w:t>моноширинным</w:t>
+      </w:r>
+      <w:proofErr w:type="spellEnd"/>
+      <w:r>
+        <w:t xml:space="preserve"> шрифтом </w:t>
+      </w:r>
+      <w:r>
+        <w:rPr>
+          <w:lang w:val="en-US"/>
+        </w:rPr>
+        <w:t>Courier</w:t>
+      </w:r>
+      <w:r>
+        <w:t xml:space="preserve">. В него выводятся все этапы решения задачи: начальный план, каждая итерация МОДИ и финальный результат. </w:t>
+      </w:r>
+    </w:p>
+    <w:p>
+      <w:r>
         <w:t xml:space="preserve">Метод </w:t>
       </w:r>
-      <w:proofErr w:type="spellStart"/>
-      <w:r>
-        <w:t>l</w:t>
-      </w:r>
-      <w:r>
-        <w:t>oad_from_file</w:t>
-      </w:r>
-      <w:proofErr w:type="spellEnd"/>
-      <w:r>
-        <w:t xml:space="preserve"> начинается с вызова </w:t>
-      </w:r>
-      <w:proofErr w:type="spellStart"/>
-      <w:proofErr w:type="gramStart"/>
-      <w:r>
-        <w:t>filedialog.askopenfilename</w:t>
-      </w:r>
-      <w:proofErr w:type="spellEnd"/>
-      <w:proofErr w:type="gramEnd"/>
-      <w:r>
-        <w:t xml:space="preserve"> </w:t>
-      </w:r>
-      <w:r>
-        <w:t>с фильтром по формату .</w:t>
-      </w:r>
-      <w:proofErr w:type="spellStart"/>
-      <w:r>
-        <w:t>txt</w:t>
-      </w:r>
-      <w:proofErr w:type="spellEnd"/>
-      <w:r>
-        <w:t xml:space="preserve">. Если пользователь отменил выбор, окно файловой системы просто закрывается. Загрузка из файла работает по </w:t>
-      </w:r>
-      <w:r>
-        <w:t xml:space="preserve">определенному формату: первая строка – числа </w:t>
-      </w:r>
-      <w:r>
-        <w:rPr>
-          <w:lang w:val="en-US"/>
-        </w:rPr>
-        <w:t>m</w:t>
-      </w:r>
-      <w:r>
-        <w:t xml:space="preserve"> </w:t>
-      </w:r>
-      <w:r>
-        <w:t>и</w:t>
-      </w:r>
-      <w:r>
-        <w:t xml:space="preserve"> </w:t>
-      </w:r>
-      <w:r>
-        <w:rPr>
-          <w:lang w:val="en-US"/>
-        </w:rPr>
-        <w:t>n</w:t>
-      </w:r>
-      <w:r>
-        <w:t xml:space="preserve">, затем </w:t>
-      </w:r>
-      <w:r>
-        <w:rPr>
-          <w:lang w:val="en-US"/>
-        </w:rPr>
-        <w:t>m</w:t>
-      </w:r>
-      <w:r>
-        <w:t xml:space="preserve"> </w:t>
-      </w:r>
-      <w:r>
-        <w:t xml:space="preserve">строк матрицы тарифов, строка запасов и строка потребностей. При выборе файла, не соответствующего этому формату пользователь видит ошибку с сообщением о несоответствии формата. После успешной загрузки файла, данные из него разносятся по соответствующим полям, и таблица создается автоматически. Этот интерфейс реализован для более удобной работы с объемными таблицами, не нужно вводить все значения вручную в отдельные окна для них, а просто привести к текстовому формату. </w:t>
+      <w:r>
+        <w:rPr>
+          <w:lang w:val="en-US"/>
+        </w:rPr>
+        <w:t>print</w:t>
+      </w:r>
+      <w:r>
+        <w:t>_</w:t>
+      </w:r>
+      <w:r>
+        <w:rPr>
+          <w:lang w:val="en-US"/>
+        </w:rPr>
+        <w:t>plan</w:t>
+      </w:r>
+      <w:r>
+        <w:t xml:space="preserve"> форматирует таблицу перевозок как текст, шапка с номерами потребителей, строки с номерами поставщиков и значения перевозок. Базисные клетки помечаются символом «*», что облегчает понимание вывода. В конце таблицы располагаются запасы и спрос. </w:t>
+      </w:r>
+    </w:p>
+    <w:p>
+      <w:r>
+        <w:t xml:space="preserve">Вывод итерации (метод </w:t>
+      </w:r>
+      <w:r>
+        <w:rPr>
+          <w:lang w:val="en-US"/>
+        </w:rPr>
+        <w:t>next</w:t>
+      </w:r>
+      <w:r>
+        <w:t>_</w:t>
+      </w:r>
+      <w:r>
+        <w:rPr>
+          <w:lang w:val="en-US"/>
+        </w:rPr>
+        <w:t>step</w:t>
+      </w:r>
+      <w:r>
+        <w:t>)</w:t>
+      </w:r>
+      <w:r>
+        <w:t xml:space="preserve"> добавляет в лог сообщение с номером итерации и оценку </w:t>
+      </w:r>
+      <w:r>
+        <w:t>клетки, затем потенциалы u и v, вводимую и выводимую клетки и найденный цикл. Все это дает полную картину происходящего в шаге итерации.</w:t>
       </w:r>
     </w:p>
     <w:p>
@@ -10783,130 +10890,21 @@
           <w:sz w:val="28"/>
         </w:rPr>
       </w:pPr>
-      <w:bookmarkStart w:id="18" w:name="_Toc231728323"/>
+      <w:bookmarkStart w:id="18" w:name="_Toc231728324"/>
       <w:r>
         <w:rPr>
           <w:sz w:val="28"/>
         </w:rPr>
-        <w:t>3.4 Форматирование вывода</w:t>
+        <w:t xml:space="preserve">3.5 Пошаговый режим и </w:t>
+      </w:r>
+      <w:proofErr w:type="spellStart"/>
+      <w:r>
+        <w:rPr>
+          <w:sz w:val="28"/>
+        </w:rPr>
+        <w:t>авторешение</w:t>
       </w:r>
       <w:bookmarkEnd w:id="18"/>
-    </w:p>
-    <w:p>
-      <w:r>
-        <w:t xml:space="preserve">Текстовый лог вывода – </w:t>
-      </w:r>
-      <w:proofErr w:type="spellStart"/>
-      <w:r>
-        <w:t>виджет</w:t>
-      </w:r>
-      <w:proofErr w:type="spellEnd"/>
-      <w:r>
-        <w:t xml:space="preserve"> </w:t>
-      </w:r>
-      <w:proofErr w:type="spellStart"/>
-      <w:r>
-        <w:rPr>
-          <w:lang w:val="en-US"/>
-        </w:rPr>
-        <w:t>ScrolledText</w:t>
-      </w:r>
-      <w:proofErr w:type="spellEnd"/>
-      <w:r>
-        <w:t xml:space="preserve"> с </w:t>
-      </w:r>
-      <w:proofErr w:type="spellStart"/>
-      <w:r>
-        <w:t>моноширинным</w:t>
-      </w:r>
-      <w:proofErr w:type="spellEnd"/>
-      <w:r>
-        <w:t xml:space="preserve"> шрифтом </w:t>
-      </w:r>
-      <w:r>
-        <w:rPr>
-          <w:lang w:val="en-US"/>
-        </w:rPr>
-        <w:t>Courier</w:t>
-      </w:r>
-      <w:r>
-        <w:t xml:space="preserve">. В него выводятся все этапы решения задачи: начальный план, каждая итерация МОДИ и финальный результат. </w:t>
-      </w:r>
-    </w:p>
-    <w:p>
-      <w:r>
-        <w:t xml:space="preserve">Метод </w:t>
-      </w:r>
-      <w:r>
-        <w:rPr>
-          <w:lang w:val="en-US"/>
-        </w:rPr>
-        <w:t>print</w:t>
-      </w:r>
-      <w:r>
-        <w:t>_</w:t>
-      </w:r>
-      <w:r>
-        <w:rPr>
-          <w:lang w:val="en-US"/>
-        </w:rPr>
-        <w:t>plan</w:t>
-      </w:r>
-      <w:r>
-        <w:t xml:space="preserve"> форматирует таблицу перевозок как текст, шапка с номерами потребителей, строки с номерами поставщиков и значения перевозок. Базисные клетки помечаются символом «*», что облегчает понимание вывода. В конце таблицы располагаются запасы и спрос. </w:t>
-      </w:r>
-    </w:p>
-    <w:p>
-      <w:r>
-        <w:t xml:space="preserve">Вывод итерации (метод </w:t>
-      </w:r>
-      <w:r>
-        <w:rPr>
-          <w:lang w:val="en-US"/>
-        </w:rPr>
-        <w:t>next</w:t>
-      </w:r>
-      <w:r>
-        <w:t>_</w:t>
-      </w:r>
-      <w:r>
-        <w:rPr>
-          <w:lang w:val="en-US"/>
-        </w:rPr>
-        <w:t>step</w:t>
-      </w:r>
-      <w:r>
-        <w:t>)</w:t>
-      </w:r>
-      <w:r>
-        <w:t xml:space="preserve"> добавляет в лог сообщение с номером итерации и оценку </w:t>
-      </w:r>
-      <w:r>
-        <w:t>клетки, затем потенциалы u и v, вводимую и выводимую клетки и найденный цикл. Все это дает полную картину происходящего в шаге итерации.</w:t>
-      </w:r>
-    </w:p>
-    <w:p>
-      <w:pPr>
-        <w:pStyle w:val="1"/>
-        <w:rPr>
-          <w:sz w:val="28"/>
-        </w:rPr>
-      </w:pPr>
-      <w:bookmarkStart w:id="19" w:name="_Toc231728324"/>
-      <w:r>
-        <w:rPr>
-          <w:sz w:val="28"/>
-        </w:rPr>
-        <w:t xml:space="preserve">3.5 Пошаговый режим и </w:t>
-      </w:r>
-      <w:proofErr w:type="spellStart"/>
-      <w:r>
-        <w:rPr>
-          <w:sz w:val="28"/>
-        </w:rPr>
-        <w:t>авторешение</w:t>
-      </w:r>
-      <w:bookmarkEnd w:id="19"/>
       <w:proofErr w:type="spellEnd"/>
     </w:p>
     <w:p>
@@ -11170,7 +11168,7 @@
           <w:lang w:eastAsia="ru-RU"/>
         </w:rPr>
       </w:pPr>
-      <w:bookmarkStart w:id="20" w:name="_Toc231728325"/>
+      <w:bookmarkStart w:id="19" w:name="_Toc231728325"/>
       <w:r>
         <w:rPr>
           <w:rFonts w:eastAsia="Times New Roman"/>
@@ -11180,7 +11178,7 @@
         <w:lastRenderedPageBreak/>
         <w:t>3.6 Визуализация плана</w:t>
       </w:r>
-      <w:bookmarkEnd w:id="20"/>
+      <w:bookmarkEnd w:id="19"/>
     </w:p>
     <w:p>
       <w:pPr>
@@ -11414,7 +11412,7 @@
           <w:lang w:eastAsia="ru-RU"/>
         </w:rPr>
       </w:pPr>
-      <w:bookmarkStart w:id="21" w:name="_Toc231728326"/>
+      <w:bookmarkStart w:id="20" w:name="_Toc231728326"/>
       <w:r>
         <w:rPr>
           <w:rFonts w:eastAsia="Times New Roman"/>
@@ -11444,7 +11442,7 @@
         </w:rPr>
         <w:t>GitHub</w:t>
       </w:r>
-      <w:bookmarkEnd w:id="21"/>
+      <w:bookmarkEnd w:id="20"/>
     </w:p>
     <w:p>
       <w:pPr>
@@ -11455,7 +11453,7 @@
           <w:lang w:eastAsia="ru-RU"/>
         </w:rPr>
       </w:pPr>
-      <w:bookmarkStart w:id="22" w:name="_Toc231728327"/>
+      <w:bookmarkStart w:id="21" w:name="_Toc231728327"/>
       <w:r>
         <w:rPr>
           <w:sz w:val="28"/>
@@ -11470,7 +11468,7 @@
         </w:rPr>
         <w:t>Тестирование основного функционала</w:t>
       </w:r>
-      <w:bookmarkEnd w:id="22"/>
+      <w:bookmarkEnd w:id="21"/>
     </w:p>
     <w:p>
       <w:pPr>
@@ -12340,7 +12338,7 @@
           <w:lang w:eastAsia="ru-RU"/>
         </w:rPr>
       </w:pPr>
-      <w:bookmarkStart w:id="23" w:name="_Toc231728328"/>
+      <w:bookmarkStart w:id="22" w:name="_Toc231728328"/>
       <w:r>
         <w:rPr>
           <w:sz w:val="28"/>
@@ -12349,36 +12347,36 @@
         <w:lastRenderedPageBreak/>
         <w:t>4.2 Тестирование обработки ошибок</w:t>
       </w:r>
+      <w:bookmarkEnd w:id="22"/>
+    </w:p>
+    <w:p>
+      <w:pPr>
+        <w:rPr>
+          <w:lang w:eastAsia="ru-RU"/>
+        </w:rPr>
+      </w:pPr>
+      <w:r>
+        <w:rPr>
+          <w:lang w:eastAsia="ru-RU"/>
+        </w:rPr>
+        <w:t>После тестирования функционала приложения было проведено тестирование обработки ошибок, при вводе некорректных значений в поля ввода программа предупреждала о несоответствии типов, но не завершалась и продолжала корректную работу.  Это говорит о корректном коде обработки ошибок.</w:t>
+      </w:r>
+    </w:p>
+    <w:p>
+      <w:pPr>
+        <w:pStyle w:val="1"/>
+        <w:rPr>
+          <w:lang w:eastAsia="ru-RU"/>
+        </w:rPr>
+      </w:pPr>
+      <w:bookmarkStart w:id="23" w:name="_Toc231728329"/>
+      <w:r>
+        <w:rPr>
+          <w:lang w:eastAsia="ru-RU"/>
+        </w:rPr>
+        <w:t>4.3 Тестирование загрузки из файла</w:t>
+      </w:r>
       <w:bookmarkEnd w:id="23"/>
-    </w:p>
-    <w:p>
-      <w:pPr>
-        <w:rPr>
-          <w:lang w:eastAsia="ru-RU"/>
-        </w:rPr>
-      </w:pPr>
-      <w:r>
-        <w:rPr>
-          <w:lang w:eastAsia="ru-RU"/>
-        </w:rPr>
-        <w:t>После тестирования функционала приложения было проведено тестирование обработки ошибок, при вводе некорректных значений в поля ввода программа предупреждала о несоответствии типов, но не завершалась и продолжала корректную работу.  Это говорит о корректном коде обработки ошибок.</w:t>
-      </w:r>
-    </w:p>
-    <w:p>
-      <w:pPr>
-        <w:pStyle w:val="1"/>
-        <w:rPr>
-          <w:lang w:eastAsia="ru-RU"/>
-        </w:rPr>
-      </w:pPr>
-      <w:bookmarkStart w:id="24" w:name="_Toc231728329"/>
-      <w:r>
-        <w:rPr>
-          <w:lang w:eastAsia="ru-RU"/>
-        </w:rPr>
-        <w:t>4.3 Тестирование загрузки из файла</w:t>
-      </w:r>
-      <w:bookmarkEnd w:id="24"/>
     </w:p>
     <w:p>
       <w:pPr>
@@ -12519,7 +12517,7 @@
           <w:lang w:eastAsia="ru-RU"/>
         </w:rPr>
       </w:pPr>
-      <w:bookmarkStart w:id="25" w:name="_Toc231728330"/>
+      <w:bookmarkStart w:id="24" w:name="_Toc231728330"/>
       <w:r>
         <w:rPr>
           <w:lang w:eastAsia="ru-RU"/>
@@ -12532,7 +12530,7 @@
         </w:rPr>
         <w:t>GitHub</w:t>
       </w:r>
-      <w:bookmarkEnd w:id="25"/>
+      <w:bookmarkEnd w:id="24"/>
     </w:p>
     <w:p>
       <w:r>
@@ -12552,50 +12550,13 @@
       </w:r>
       <w:proofErr w:type="spellEnd"/>
       <w:r>
-        <w:t xml:space="preserve">. Он упаковывает скрипт вместе с интерпретатором в один исполняемый файл (команда: </w:t>
-      </w:r>
-      <w:proofErr w:type="spellStart"/>
-      <w:r>
-        <w:t>pyinstaller</w:t>
-      </w:r>
-      <w:proofErr w:type="spellEnd"/>
-      <w:r>
-        <w:t xml:space="preserve"> --</w:t>
-      </w:r>
-      <w:proofErr w:type="spellStart"/>
-      <w:r>
-        <w:t>onefile</w:t>
-      </w:r>
-      <w:proofErr w:type="spellEnd"/>
-      <w:r>
-        <w:t xml:space="preserve"> --</w:t>
-      </w:r>
-      <w:proofErr w:type="spellStart"/>
-      <w:r>
-        <w:t>windowed</w:t>
-      </w:r>
-      <w:proofErr w:type="spellEnd"/>
-      <w:r>
-        <w:t xml:space="preserve"> --</w:t>
-      </w:r>
-      <w:proofErr w:type="spellStart"/>
-      <w:r>
-        <w:t>name</w:t>
-      </w:r>
-      <w:proofErr w:type="spellEnd"/>
-      <w:r>
-        <w:t xml:space="preserve"> "</w:t>
-      </w:r>
-      <w:proofErr w:type="spellStart"/>
-      <w:r>
-        <w:t>TransportProblem</w:t>
-      </w:r>
-      <w:proofErr w:type="spellEnd"/>
-      <w:r>
-        <w:t>" main.py</w:t>
-      </w:r>
-      <w:r>
-        <w:t xml:space="preserve">). Флаг </w:t>
+        <w:t>. Он упаковывает скрипт вместе с интерпретатором в один исполняемый файл</w:t>
+      </w:r>
+      <w:r>
+        <w:t>.</w:t>
+      </w:r>
+      <w:r>
+        <w:t xml:space="preserve"> Флаг </w:t>
       </w:r>
       <w:r>
         <w:rPr>
@@ -12810,35 +12771,130 @@
         <w:rPr>
           <w:lang w:val="en-US"/>
         </w:rPr>
+        <w:t>Windows</w:t>
+      </w:r>
+      <w:r>
+        <w:t xml:space="preserve">, </w:t>
+      </w:r>
+      <w:r>
+        <w:rPr>
+          <w:lang w:val="en-US"/>
+        </w:rPr>
+        <w:t>Linux</w:t>
+      </w:r>
+      <w:r>
+        <w:t xml:space="preserve"> </w:t>
+      </w:r>
+      <w:r>
+        <w:t xml:space="preserve">и </w:t>
+      </w:r>
+      <w:proofErr w:type="spellStart"/>
+      <w:r>
+        <w:rPr>
+          <w:lang w:val="en-US"/>
+        </w:rPr>
+        <w:t>MacOS</w:t>
+      </w:r>
+      <w:proofErr w:type="spellEnd"/>
+      <w:r>
+        <w:t xml:space="preserve">. На всех операционных системах приложение работает стабильно, а значит файл конфигурации написан правильно. </w:t>
+      </w:r>
+      <w:r>
+        <w:t xml:space="preserve">Исходный код </w:t>
+      </w:r>
+      <w:r>
         <w:lastRenderedPageBreak/>
-        <w:t>Windows</w:t>
-      </w:r>
-      <w:r>
-        <w:t xml:space="preserve">, </w:t>
-      </w:r>
-      <w:r>
-        <w:rPr>
-          <w:lang w:val="en-US"/>
-        </w:rPr>
-        <w:t>Linux</w:t>
-      </w:r>
+        <w:t xml:space="preserve">приложения доступен в </w:t>
+      </w:r>
+      <w:proofErr w:type="spellStart"/>
+      <w:r>
+        <w:t>репозитории</w:t>
+      </w:r>
+      <w:proofErr w:type="spellEnd"/>
       <w:r>
         <w:t xml:space="preserve"> </w:t>
       </w:r>
       <w:r>
-        <w:t xml:space="preserve">и </w:t>
-      </w:r>
-      <w:proofErr w:type="spellStart"/>
-      <w:r>
-        <w:rPr>
-          <w:lang w:val="en-US"/>
-        </w:rPr>
-        <w:t>MacOS</w:t>
-      </w:r>
-      <w:proofErr w:type="spellEnd"/>
-      <w:r>
-        <w:t xml:space="preserve">. На всех операционных системах приложение работает стабильно, а значит файл конфигурации написан правильно. </w:t>
-      </w:r>
+        <w:rPr>
+          <w:lang w:val="en-US"/>
+        </w:rPr>
+        <w:t>GitHub</w:t>
+      </w:r>
+      <w:r>
+        <w:t>:</w:t>
+      </w:r>
+      <w:r>
+        <w:t xml:space="preserve"> </w:t>
+      </w:r>
+      <w:r>
+        <w:rPr>
+          <w:lang w:val="en-US"/>
+        </w:rPr>
+        <w:t>https</w:t>
+      </w:r>
+      <w:r>
+        <w:t>://</w:t>
+      </w:r>
+      <w:proofErr w:type="spellStart"/>
+      <w:r>
+        <w:rPr>
+          <w:lang w:val="en-US"/>
+        </w:rPr>
+        <w:t>github</w:t>
+      </w:r>
+      <w:proofErr w:type="spellEnd"/>
+      <w:r>
+        <w:t>.</w:t>
+      </w:r>
+      <w:r>
+        <w:rPr>
+          <w:lang w:val="en-US"/>
+        </w:rPr>
+        <w:t>com</w:t>
+      </w:r>
+      <w:r>
+        <w:t>/</w:t>
+      </w:r>
+      <w:proofErr w:type="spellStart"/>
+      <w:r>
+        <w:rPr>
+          <w:lang w:val="en-US"/>
+        </w:rPr>
+        <w:t>kaele</w:t>
+      </w:r>
+      <w:proofErr w:type="spellEnd"/>
+      <w:r>
+        <w:t>-</w:t>
+      </w:r>
+      <w:r>
+        <w:rPr>
+          <w:lang w:val="en-US"/>
+        </w:rPr>
+        <w:t>rise</w:t>
+      </w:r>
+      <w:r>
+        <w:t>/</w:t>
+      </w:r>
+      <w:r>
+        <w:rPr>
+          <w:lang w:val="en-US"/>
+        </w:rPr>
+        <w:t>transportation</w:t>
+      </w:r>
+      <w:r>
+        <w:t>_</w:t>
+      </w:r>
+      <w:r>
+        <w:rPr>
+          <w:lang w:val="en-US"/>
+        </w:rPr>
+        <w:t>theory</w:t>
+      </w:r>
+      <w:r>
+        <w:t>/</w:t>
+      </w:r>
+      <w:bookmarkStart w:id="25" w:name="_GoBack"/>
+      <w:bookmarkEnd w:id="25"/>
     </w:p>
     <w:p>
       <w:pPr>
@@ -14138,45 +14194,41 @@
         <w:pStyle w:val="a4"/>
         <w:numPr>
           <w:ilvl w:val="0"/>
-          <w:numId w:val="16"/>
+          <w:numId w:val="17"/>
         </w:numPr>
         <w:spacing w:after="0" w:line="360" w:lineRule="auto"/>
         <w:ind w:left="0" w:firstLine="709"/>
-        <w:rPr>
-          <w:sz w:val="24"/>
-        </w:rPr>
-      </w:pPr>
-      <w:proofErr w:type="spellStart"/>
-      <w:r>
-        <w:t>Акулич</w:t>
-      </w:r>
-      <w:proofErr w:type="spellEnd"/>
-      <w:r>
-        <w:t xml:space="preserve"> И. Л. Математическое программирование в примерах и </w:t>
+      </w:pPr>
+      <w:r>
+        <w:t>Ходоров Т.В. Транспортная задача: методы северо-западного угла и МОДИ [Электронный ресурс</w:t>
       </w:r>
       <w:proofErr w:type="gramStart"/>
       <w:r>
-        <w:t>задачах :</w:t>
+        <w:t>] :</w:t>
       </w:r>
       <w:proofErr w:type="gramEnd"/>
       <w:r>
-        <w:t xml:space="preserve"> учеб. пособие / И. Л. </w:t>
-      </w:r>
-      <w:proofErr w:type="spellStart"/>
-      <w:r>
-        <w:t>Акулич</w:t>
-      </w:r>
-      <w:proofErr w:type="spellEnd"/>
-      <w:r>
-        <w:t>. — Санкт-</w:t>
-      </w:r>
-      <w:proofErr w:type="gramStart"/>
-      <w:r>
-        <w:t>Петербург :</w:t>
-      </w:r>
-      <w:proofErr w:type="gramEnd"/>
-      <w:r>
-        <w:t xml:space="preserve"> Лань, 2011. — 352 с.</w:t>
+        <w:t xml:space="preserve"> </w:t>
+      </w:r>
+      <w:proofErr w:type="spellStart"/>
+      <w:r>
+        <w:t>репозиторий</w:t>
+      </w:r>
+      <w:proofErr w:type="spellEnd"/>
+      <w:r>
+        <w:t xml:space="preserve">. – URL: </w:t>
+      </w:r>
+      <w:r>
+        <w:t>https://github.com/kaele-rise/transportation_theory</w:t>
+      </w:r>
+      <w:r>
+        <w:t>/</w:t>
+      </w:r>
+      <w:r>
+        <w:t xml:space="preserve"> </w:t>
+      </w:r>
+      <w:r>
+        <w:t>(дата обращения: 08.06.2026).</w:t>
       </w:r>
     </w:p>
     <w:p>
@@ -14184,21 +14236,45 @@
         <w:pStyle w:val="a4"/>
         <w:numPr>
           <w:ilvl w:val="0"/>
-          <w:numId w:val="16"/>
+          <w:numId w:val="17"/>
         </w:numPr>
         <w:spacing w:after="0" w:line="360" w:lineRule="auto"/>
         <w:ind w:left="0" w:firstLine="709"/>
-      </w:pPr>
-      <w:r>
-        <w:t xml:space="preserve">Ашманов С. А. Линейное программирование / С. А. Ашманов. — </w:t>
+        <w:rPr>
+          <w:sz w:val="24"/>
+        </w:rPr>
+      </w:pPr>
+      <w:proofErr w:type="spellStart"/>
+      <w:r>
+        <w:t>Акулич</w:t>
+      </w:r>
+      <w:proofErr w:type="spellEnd"/>
+      <w:r>
+        <w:t xml:space="preserve"> И. Л. Математическое программирование в примерах и </w:t>
       </w:r>
       <w:proofErr w:type="gramStart"/>
       <w:r>
-        <w:t>Москва :</w:t>
+        <w:t>задачах :</w:t>
       </w:r>
       <w:proofErr w:type="gramEnd"/>
       <w:r>
-        <w:t xml:space="preserve"> Наука, 1981. — 304 с.</w:t>
+        <w:t xml:space="preserve"> учеб. пособие / И. Л. </w:t>
+      </w:r>
+      <w:proofErr w:type="spellStart"/>
+      <w:r>
+        <w:t>Акулич</w:t>
+      </w:r>
+      <w:proofErr w:type="spellEnd"/>
+      <w:r>
+        <w:t>. — Санкт-</w:t>
+      </w:r>
+      <w:proofErr w:type="gramStart"/>
+      <w:r>
+        <w:t>Петербург :</w:t>
+      </w:r>
+      <w:proofErr w:type="gramEnd"/>
+      <w:r>
+        <w:t xml:space="preserve"> Лань, 2011. — 352 с.</w:t>
       </w:r>
     </w:p>
     <w:p>
@@ -14206,50 +14282,21 @@
         <w:pStyle w:val="a4"/>
         <w:numPr>
           <w:ilvl w:val="0"/>
-          <w:numId w:val="16"/>
+          <w:numId w:val="17"/>
         </w:numPr>
         <w:spacing w:after="0" w:line="360" w:lineRule="auto"/>
         <w:ind w:left="0" w:firstLine="709"/>
       </w:pPr>
-      <w:proofErr w:type="spellStart"/>
-      <w:r>
-        <w:t>Гасс</w:t>
-      </w:r>
-      <w:proofErr w:type="spellEnd"/>
-      <w:r>
-        <w:t xml:space="preserve"> С. Линейное программирование (методы и приложения</w:t>
+      <w:r>
+        <w:t xml:space="preserve">Ашманов С. А. Линейное программирование / С. А. Ашманов. — </w:t>
       </w:r>
       <w:proofErr w:type="gramStart"/>
       <w:r>
-        <w:t>) :</w:t>
+        <w:t>Москва :</w:t>
       </w:r>
       <w:proofErr w:type="gramEnd"/>
       <w:r>
-        <w:t xml:space="preserve"> пер. с англ. / С. </w:t>
-      </w:r>
-      <w:proofErr w:type="spellStart"/>
-      <w:r>
-        <w:t>Гасс</w:t>
-      </w:r>
-      <w:proofErr w:type="spellEnd"/>
-      <w:r>
-        <w:t xml:space="preserve">. — </w:t>
-      </w:r>
-      <w:proofErr w:type="gramStart"/>
-      <w:r>
-        <w:t>Москва :</w:t>
-      </w:r>
-      <w:proofErr w:type="gramEnd"/>
-      <w:r>
-        <w:t xml:space="preserve"> </w:t>
-      </w:r>
-      <w:proofErr w:type="spellStart"/>
-      <w:r>
-        <w:t>Физматгиз</w:t>
-      </w:r>
-      <w:proofErr w:type="spellEnd"/>
-      <w:r>
-        <w:t>, 1961. — 300 с.</w:t>
+        <w:t xml:space="preserve"> Наука, 1981. — 304 с.</w:t>
       </w:r>
     </w:p>
     <w:p>
@@ -14257,37 +14304,50 @@
         <w:pStyle w:val="a4"/>
         <w:numPr>
           <w:ilvl w:val="0"/>
-          <w:numId w:val="16"/>
+          <w:numId w:val="17"/>
         </w:numPr>
         <w:spacing w:after="0" w:line="360" w:lineRule="auto"/>
         <w:ind w:left="0" w:firstLine="709"/>
       </w:pPr>
-      <w:r>
-        <w:t xml:space="preserve">Документация </w:t>
-      </w:r>
-      <w:proofErr w:type="spellStart"/>
+      <w:proofErr w:type="spellStart"/>
+      <w:r>
+        <w:t>Гасс</w:t>
+      </w:r>
+      <w:proofErr w:type="spellEnd"/>
+      <w:r>
+        <w:t xml:space="preserve"> С. Линейное программирование (методы и приложения</w:t>
+      </w:r>
       <w:proofErr w:type="gramStart"/>
       <w:r>
-        <w:t>PyInstaller</w:t>
-      </w:r>
-      <w:proofErr w:type="spellEnd"/>
-      <w:r>
-        <w:t xml:space="preserve"> :</w:t>
+        <w:t>) :</w:t>
       </w:r>
       <w:proofErr w:type="gramEnd"/>
       <w:r>
-        <w:t xml:space="preserve"> [сайт]. — URL: </w:t>
-      </w:r>
-      <w:hyperlink r:id="rId14" w:tgtFrame="_blank" w:history="1">
-        <w:r>
-          <w:rPr>
-            <w:rStyle w:val="ab"/>
-          </w:rPr>
-          <w:t>https://pyinstaller.org/</w:t>
-        </w:r>
-      </w:hyperlink>
-      <w:r>
-        <w:t xml:space="preserve"> (дата обращения: 07.06.2026).</w:t>
+        <w:t xml:space="preserve"> пер. с англ. / С. </w:t>
+      </w:r>
+      <w:proofErr w:type="spellStart"/>
+      <w:r>
+        <w:t>Гасс</w:t>
+      </w:r>
+      <w:proofErr w:type="spellEnd"/>
+      <w:r>
+        <w:t xml:space="preserve">. — </w:t>
+      </w:r>
+      <w:proofErr w:type="gramStart"/>
+      <w:r>
+        <w:t>Москва :</w:t>
+      </w:r>
+      <w:proofErr w:type="gramEnd"/>
+      <w:r>
+        <w:t xml:space="preserve"> </w:t>
+      </w:r>
+      <w:proofErr w:type="spellStart"/>
+      <w:r>
+        <w:t>Физматгиз</w:t>
+      </w:r>
+      <w:proofErr w:type="spellEnd"/>
+      <w:r>
+        <w:t>, 1961. — 300 с.</w:t>
       </w:r>
     </w:p>
     <w:p>
@@ -14295,75 +14355,37 @@
         <w:pStyle w:val="a4"/>
         <w:numPr>
           <w:ilvl w:val="0"/>
-          <w:numId w:val="16"/>
+          <w:numId w:val="17"/>
         </w:numPr>
         <w:spacing w:after="0" w:line="360" w:lineRule="auto"/>
         <w:ind w:left="0" w:firstLine="709"/>
-        <w:rPr>
-          <w:lang w:val="en-US"/>
-        </w:rPr>
-      </w:pPr>
-      <w:r>
-        <w:rPr>
-          <w:lang w:val="en-US"/>
-        </w:rPr>
-        <w:t xml:space="preserve">GitHub Actions </w:t>
-      </w:r>
+      </w:pPr>
+      <w:r>
+        <w:t xml:space="preserve">Документация </w:t>
+      </w:r>
+      <w:proofErr w:type="spellStart"/>
       <w:proofErr w:type="gramStart"/>
       <w:r>
-        <w:rPr>
-          <w:lang w:val="en-US"/>
-        </w:rPr>
-        <w:t>Documentation :</w:t>
+        <w:t>PyInstaller</w:t>
+      </w:r>
+      <w:proofErr w:type="spellEnd"/>
+      <w:r>
+        <w:t xml:space="preserve"> :</w:t>
       </w:r>
       <w:proofErr w:type="gramEnd"/>
       <w:r>
-        <w:rPr>
-          <w:lang w:val="en-US"/>
-        </w:rPr>
-        <w:t xml:space="preserve"> [</w:t>
-      </w:r>
-      <w:r>
-        <w:t>сайт</w:t>
-      </w:r>
-      <w:r>
-        <w:rPr>
-          <w:lang w:val="en-US"/>
-        </w:rPr>
-        <w:t xml:space="preserve">]. — URL: </w:t>
-      </w:r>
-      <w:hyperlink r:id="rId15" w:tgtFrame="_blank" w:history="1">
+        <w:t xml:space="preserve"> [сайт]. — URL: </w:t>
+      </w:r>
+      <w:hyperlink r:id="rId14" w:tgtFrame="_blank" w:history="1">
         <w:r>
           <w:rPr>
             <w:rStyle w:val="ab"/>
-            <w:lang w:val="en-US"/>
-          </w:rPr>
-          <w:t>https://docs.github.com/actions</w:t>
+          </w:rPr>
+          <w:t>https://pyinstaller.org/</w:t>
         </w:r>
       </w:hyperlink>
       <w:r>
-        <w:rPr>
-          <w:lang w:val="en-US"/>
-        </w:rPr>
-        <w:t xml:space="preserve"> (</w:t>
-      </w:r>
-      <w:r>
-        <w:t>дата</w:t>
-      </w:r>
-      <w:r>
-        <w:rPr>
-          <w:lang w:val="en-US"/>
-        </w:rPr>
-        <w:t xml:space="preserve"> </w:t>
-      </w:r>
-      <w:r>
-        <w:t>обращения</w:t>
-      </w:r>
-      <w:r>
-        <w:rPr>
-          <w:lang w:val="en-US"/>
-        </w:rPr>
-        <w:t>: 07.06.2026).</w:t>
+        <w:t xml:space="preserve"> (дата обращения: 07.06.2026).</w:t>
       </w:r>
     </w:p>
     <w:p>
@@ -14371,7 +14393,7 @@
         <w:pStyle w:val="a4"/>
         <w:numPr>
           <w:ilvl w:val="0"/>
-          <w:numId w:val="16"/>
+          <w:numId w:val="17"/>
         </w:numPr>
         <w:spacing w:after="0" w:line="360" w:lineRule="auto"/>
         <w:ind w:left="0" w:firstLine="709"/>
@@ -14379,40 +14401,18 @@
           <w:lang w:val="en-US"/>
         </w:rPr>
       </w:pPr>
-      <w:proofErr w:type="spellStart"/>
-      <w:r>
-        <w:rPr>
-          <w:lang w:val="en-US"/>
-        </w:rPr>
-        <w:t>GeeksforGeeks</w:t>
-      </w:r>
-      <w:proofErr w:type="spellEnd"/>
-      <w:r>
-        <w:rPr>
-          <w:lang w:val="en-US"/>
-        </w:rPr>
-        <w:t>. Transportation Problem | Set 1 (</w:t>
-      </w:r>
-      <w:proofErr w:type="spellStart"/>
-      <w:r>
-        <w:rPr>
-          <w:lang w:val="en-US"/>
-        </w:rPr>
-        <w:t>NorthWest</w:t>
-      </w:r>
-      <w:proofErr w:type="spellEnd"/>
-      <w:r>
-        <w:rPr>
-          <w:lang w:val="en-US"/>
-        </w:rPr>
-        <w:t xml:space="preserve"> Corner Method</w:t>
+      <w:r>
+        <w:rPr>
+          <w:lang w:val="en-US"/>
+        </w:rPr>
+        <w:t xml:space="preserve">GitHub Actions </w:t>
       </w:r>
       <w:proofErr w:type="gramStart"/>
       <w:r>
         <w:rPr>
           <w:lang w:val="en-US"/>
         </w:rPr>
-        <w:t>) :</w:t>
+        <w:t>Documentation :</w:t>
       </w:r>
       <w:proofErr w:type="gramEnd"/>
       <w:r>
@@ -14430,13 +14430,13 @@
         </w:rPr>
         <w:t xml:space="preserve">]. — URL: </w:t>
       </w:r>
-      <w:hyperlink r:id="rId16" w:tgtFrame="_blank" w:history="1">
+      <w:hyperlink r:id="rId15" w:tgtFrame="_blank" w:history="1">
         <w:r>
           <w:rPr>
             <w:rStyle w:val="ab"/>
             <w:lang w:val="en-US"/>
           </w:rPr>
-          <w:t>https://www.geeksforgeeks.org/transportation-problem-set-1-north-west-corner-method/</w:t>
+          <w:t>https://docs.github.com/actions</w:t>
         </w:r>
       </w:hyperlink>
       <w:r>
@@ -14469,7 +14469,7 @@
         <w:pStyle w:val="a4"/>
         <w:numPr>
           <w:ilvl w:val="0"/>
-          <w:numId w:val="16"/>
+          <w:numId w:val="17"/>
         </w:numPr>
         <w:spacing w:after="0" w:line="360" w:lineRule="auto"/>
         <w:ind w:left="0" w:firstLine="709"/>
@@ -14489,7 +14489,21 @@
         <w:rPr>
           <w:lang w:val="en-US"/>
         </w:rPr>
-        <w:t>. Transportation Problem | Set 3 (Least Cost Cell Method</w:t>
+        <w:t>. Transportation Problem | Set 1 (</w:t>
+      </w:r>
+      <w:proofErr w:type="spellStart"/>
+      <w:r>
+        <w:rPr>
+          <w:lang w:val="en-US"/>
+        </w:rPr>
+        <w:t>NorthWest</w:t>
+      </w:r>
+      <w:proofErr w:type="spellEnd"/>
+      <w:r>
+        <w:rPr>
+          <w:lang w:val="en-US"/>
+        </w:rPr>
+        <w:t xml:space="preserve"> Corner Method</w:t>
       </w:r>
       <w:proofErr w:type="gramStart"/>
       <w:r>
@@ -14514,13 +14528,13 @@
         </w:rPr>
         <w:t xml:space="preserve">]. — URL: </w:t>
       </w:r>
-      <w:hyperlink r:id="rId17" w:tgtFrame="_blank" w:history="1">
+      <w:hyperlink r:id="rId16" w:tgtFrame="_blank" w:history="1">
         <w:r>
           <w:rPr>
             <w:rStyle w:val="ab"/>
             <w:lang w:val="en-US"/>
           </w:rPr>
-          <w:t>https://www.geeksforgeeks.org/transportation-problem-set-3-least-cost-cell-method/</w:t>
+          <w:t>https://www.geeksforgeeks.org/transportation-problem-set-1-north-west-corner-method/</w:t>
         </w:r>
       </w:hyperlink>
       <w:r>
@@ -14553,13 +14567,83 @@
         <w:pStyle w:val="a4"/>
         <w:numPr>
           <w:ilvl w:val="0"/>
-          <w:numId w:val="16"/>
+          <w:numId w:val="17"/>
         </w:numPr>
         <w:spacing w:after="0" w:line="360" w:lineRule="auto"/>
         <w:ind w:left="0" w:firstLine="709"/>
-      </w:pPr>
-      <w:r>
-        <w:t>Канторович Л. В. Применение математических методов в вопросах анализа грузопотоков / Л. В. Канторович, М. К. Гавурин // Проблемы повышения эффективности работы транспорта. — 1949. — С. 110–138.</w:t>
+        <w:rPr>
+          <w:lang w:val="en-US"/>
+        </w:rPr>
+      </w:pPr>
+      <w:proofErr w:type="spellStart"/>
+      <w:r>
+        <w:rPr>
+          <w:lang w:val="en-US"/>
+        </w:rPr>
+        <w:t>GeeksforGeeks</w:t>
+      </w:r>
+      <w:proofErr w:type="spellEnd"/>
+      <w:r>
+        <w:rPr>
+          <w:lang w:val="en-US"/>
+        </w:rPr>
+        <w:t>. Transportation Problem | Set 3 (Least Cost Cell Method</w:t>
+      </w:r>
+      <w:proofErr w:type="gramStart"/>
+      <w:r>
+        <w:rPr>
+          <w:lang w:val="en-US"/>
+        </w:rPr>
+        <w:t>) :</w:t>
+      </w:r>
+      <w:proofErr w:type="gramEnd"/>
+      <w:r>
+        <w:rPr>
+          <w:lang w:val="en-US"/>
+        </w:rPr>
+        <w:t xml:space="preserve"> [</w:t>
+      </w:r>
+      <w:r>
+        <w:t>сайт</w:t>
+      </w:r>
+      <w:r>
+        <w:rPr>
+          <w:lang w:val="en-US"/>
+        </w:rPr>
+        <w:t xml:space="preserve">]. — URL: </w:t>
+      </w:r>
+      <w:hyperlink r:id="rId17" w:tgtFrame="_blank" w:history="1">
+        <w:r>
+          <w:rPr>
+            <w:rStyle w:val="ab"/>
+            <w:lang w:val="en-US"/>
+          </w:rPr>
+          <w:t>https://www.geeksforgeeks.org/transportation-problem-set-3-least-cost-cell-method/</w:t>
+        </w:r>
+      </w:hyperlink>
+      <w:r>
+        <w:rPr>
+          <w:lang w:val="en-US"/>
+        </w:rPr>
+        <w:t xml:space="preserve"> (</w:t>
+      </w:r>
+      <w:r>
+        <w:t>дата</w:t>
+      </w:r>
+      <w:r>
+        <w:rPr>
+          <w:lang w:val="en-US"/>
+        </w:rPr>
+        <w:t xml:space="preserve"> </w:t>
+      </w:r>
+      <w:r>
+        <w:t>обращения</w:t>
+      </w:r>
+      <w:r>
+        <w:rPr>
+          <w:lang w:val="en-US"/>
+        </w:rPr>
+        <w:t>: 07.06.2026).</w:t>
       </w:r>
     </w:p>
     <w:p>
@@ -14567,37 +14651,13 @@
         <w:pStyle w:val="a4"/>
         <w:numPr>
           <w:ilvl w:val="0"/>
-          <w:numId w:val="16"/>
+          <w:numId w:val="17"/>
         </w:numPr>
         <w:spacing w:after="0" w:line="360" w:lineRule="auto"/>
         <w:ind w:left="0" w:firstLine="709"/>
       </w:pPr>
       <w:r>
-        <w:t xml:space="preserve">Кузнецов А. В. Высшая математика. Математическое программирование / А. В. Кузнецов, В. А. </w:t>
-      </w:r>
-      <w:proofErr w:type="spellStart"/>
-      <w:r>
-        <w:t>Сакович</w:t>
-      </w:r>
-      <w:proofErr w:type="spellEnd"/>
-      <w:r>
-        <w:t xml:space="preserve">, Н. И. Холод. — </w:t>
-      </w:r>
-      <w:proofErr w:type="gramStart"/>
-      <w:r>
-        <w:t>Минск :</w:t>
-      </w:r>
-      <w:proofErr w:type="gramEnd"/>
-      <w:r>
-        <w:t xml:space="preserve"> </w:t>
-      </w:r>
-      <w:proofErr w:type="spellStart"/>
-      <w:r>
-        <w:t>Вышэйшая</w:t>
-      </w:r>
-      <w:proofErr w:type="spellEnd"/>
-      <w:r>
-        <w:t xml:space="preserve"> школа, 2008. — 351 с.</w:t>
+        <w:t>Канторович Л. В. Применение математических методов в вопросах анализа грузопотоков / Л. В. Канторович, М. К. Гавурин // Проблемы повышения эффективности работы транспорта. — 1949. — С. 110–138.</w:t>
       </w:r>
     </w:p>
     <w:p>
@@ -14605,37 +14665,37 @@
         <w:pStyle w:val="a4"/>
         <w:numPr>
           <w:ilvl w:val="0"/>
-          <w:numId w:val="16"/>
+          <w:numId w:val="17"/>
         </w:numPr>
         <w:spacing w:after="0" w:line="360" w:lineRule="auto"/>
         <w:ind w:left="0" w:firstLine="709"/>
       </w:pPr>
       <w:r>
-        <w:t xml:space="preserve">Официальная документация </w:t>
-      </w:r>
-      <w:proofErr w:type="spellStart"/>
+        <w:t xml:space="preserve">Кузнецов А. В. Высшая математика. Математическое программирование / А. В. Кузнецов, В. А. </w:t>
+      </w:r>
+      <w:proofErr w:type="spellStart"/>
+      <w:r>
+        <w:t>Сакович</w:t>
+      </w:r>
+      <w:proofErr w:type="spellEnd"/>
+      <w:r>
+        <w:t xml:space="preserve">, Н. И. Холод. — </w:t>
+      </w:r>
       <w:proofErr w:type="gramStart"/>
       <w:r>
-        <w:t>Python</w:t>
-      </w:r>
-      <w:proofErr w:type="spellEnd"/>
-      <w:r>
-        <w:t xml:space="preserve"> :</w:t>
+        <w:t>Минск :</w:t>
       </w:r>
       <w:proofErr w:type="gramEnd"/>
       <w:r>
-        <w:t xml:space="preserve"> [сайт]. — URL: </w:t>
-      </w:r>
-      <w:hyperlink r:id="rId18" w:tgtFrame="_blank" w:history="1">
-        <w:r>
-          <w:rPr>
-            <w:rStyle w:val="ab"/>
-          </w:rPr>
-          <w:t>https://docs.python.org/3/</w:t>
-        </w:r>
-      </w:hyperlink>
-      <w:r>
-        <w:t xml:space="preserve"> (дата обращения: 07.06.2026).</w:t>
+        <w:t xml:space="preserve"> </w:t>
+      </w:r>
+      <w:proofErr w:type="spellStart"/>
+      <w:r>
+        <w:t>Вышэйшая</w:t>
+      </w:r>
+      <w:proofErr w:type="spellEnd"/>
+      <w:r>
+        <w:t xml:space="preserve"> школа, 2008. — 351 с.</w:t>
       </w:r>
     </w:p>
     <w:p>
@@ -14643,7 +14703,7 @@
         <w:pStyle w:val="a4"/>
         <w:numPr>
           <w:ilvl w:val="0"/>
-          <w:numId w:val="16"/>
+          <w:numId w:val="17"/>
         </w:numPr>
         <w:spacing w:after="0" w:line="360" w:lineRule="auto"/>
         <w:ind w:left="0" w:firstLine="709"/>
@@ -14654,7 +14714,7 @@
       <w:proofErr w:type="spellStart"/>
       <w:proofErr w:type="gramStart"/>
       <w:r>
-        <w:t>tkinter</w:t>
+        <w:t>Python</w:t>
       </w:r>
       <w:proofErr w:type="spellEnd"/>
       <w:r>
@@ -14664,12 +14724,12 @@
       <w:r>
         <w:t xml:space="preserve"> [сайт]. — URL: </w:t>
       </w:r>
-      <w:hyperlink r:id="rId19" w:tgtFrame="_blank" w:history="1">
+      <w:hyperlink r:id="rId18" w:tgtFrame="_blank" w:history="1">
         <w:r>
           <w:rPr>
             <w:rStyle w:val="ab"/>
           </w:rPr>
-          <w:t>https://docs.python.org/3/library/tkinter.html</w:t>
+          <w:t>https://docs.python.org/3/</w:t>
         </w:r>
       </w:hyperlink>
       <w:r>
@@ -14681,43 +14741,38 @@
         <w:pStyle w:val="a4"/>
         <w:numPr>
           <w:ilvl w:val="0"/>
-          <w:numId w:val="16"/>
+          <w:numId w:val="17"/>
         </w:numPr>
         <w:spacing w:after="0" w:line="360" w:lineRule="auto"/>
         <w:ind w:left="0" w:firstLine="709"/>
       </w:pPr>
-      <w:proofErr w:type="spellStart"/>
       <w:r>
         <w:lastRenderedPageBreak/>
-        <w:t>Таха</w:t>
-      </w:r>
-      <w:proofErr w:type="spellEnd"/>
-      <w:r>
-        <w:t xml:space="preserve"> Х. Введение в исследование </w:t>
-      </w:r>
+        <w:t xml:space="preserve">Официальная документация </w:t>
+      </w:r>
+      <w:proofErr w:type="spellStart"/>
       <w:proofErr w:type="gramStart"/>
       <w:r>
-        <w:t>операций :</w:t>
+        <w:t>tkinter</w:t>
+      </w:r>
+      <w:proofErr w:type="spellEnd"/>
+      <w:r>
+        <w:t xml:space="preserve"> :</w:t>
       </w:r>
       <w:proofErr w:type="gramEnd"/>
       <w:r>
-        <w:t xml:space="preserve"> пер. с англ. / Х. </w:t>
-      </w:r>
-      <w:proofErr w:type="spellStart"/>
-      <w:r>
-        <w:t>Таха</w:t>
-      </w:r>
-      <w:proofErr w:type="spellEnd"/>
-      <w:r>
-        <w:t xml:space="preserve">. — </w:t>
-      </w:r>
-      <w:proofErr w:type="gramStart"/>
-      <w:r>
-        <w:t>Москва :</w:t>
-      </w:r>
-      <w:proofErr w:type="gramEnd"/>
-      <w:r>
-        <w:t xml:space="preserve"> Вильямс, 2005. — 912 с.</w:t>
+        <w:t xml:space="preserve"> [сайт]. — URL: </w:t>
+      </w:r>
+      <w:hyperlink r:id="rId19" w:tgtFrame="_blank" w:history="1">
+        <w:r>
+          <w:rPr>
+            <w:rStyle w:val="ab"/>
+          </w:rPr>
+          <w:t>https://docs.python.org/3/library/tkinter.html</w:t>
+        </w:r>
+      </w:hyperlink>
+      <w:r>
+        <w:t xml:space="preserve"> (дата обращения: 07.06.2026).</w:t>
       </w:r>
     </w:p>
     <w:p>
@@ -14725,55 +14780,42 @@
         <w:pStyle w:val="a4"/>
         <w:numPr>
           <w:ilvl w:val="0"/>
-          <w:numId w:val="16"/>
+          <w:numId w:val="17"/>
         </w:numPr>
         <w:spacing w:after="0" w:line="360" w:lineRule="auto"/>
         <w:ind w:left="0" w:firstLine="709"/>
-        <w:rPr>
-          <w:lang w:val="en-US"/>
-        </w:rPr>
-      </w:pPr>
-      <w:proofErr w:type="spellStart"/>
-      <w:r>
-        <w:rPr>
-          <w:lang w:val="en-US"/>
-        </w:rPr>
-        <w:t>Dantzig</w:t>
-      </w:r>
-      <w:proofErr w:type="spellEnd"/>
-      <w:r>
-        <w:rPr>
-          <w:lang w:val="en-US"/>
-        </w:rPr>
-        <w:t xml:space="preserve"> G. B. Linear Programming and Extensions / G. B. </w:t>
-      </w:r>
-      <w:proofErr w:type="spellStart"/>
-      <w:r>
-        <w:rPr>
-          <w:lang w:val="en-US"/>
-        </w:rPr>
-        <w:t>Dantzig</w:t>
-      </w:r>
-      <w:proofErr w:type="spellEnd"/>
-      <w:r>
-        <w:rPr>
-          <w:lang w:val="en-US"/>
-        </w:rPr>
-        <w:t xml:space="preserve">. — Princeton, </w:t>
+      </w:pPr>
+      <w:proofErr w:type="spellStart"/>
+      <w:r>
+        <w:t>Таха</w:t>
+      </w:r>
+      <w:proofErr w:type="spellEnd"/>
+      <w:r>
+        <w:t xml:space="preserve"> Х. Введение в исследование </w:t>
       </w:r>
       <w:proofErr w:type="gramStart"/>
       <w:r>
-        <w:rPr>
-          <w:lang w:val="en-US"/>
-        </w:rPr>
-        <w:t>N.J. :</w:t>
+        <w:t>операций :</w:t>
       </w:r>
       <w:proofErr w:type="gramEnd"/>
       <w:r>
-        <w:rPr>
-          <w:lang w:val="en-US"/>
-        </w:rPr>
-        <w:t xml:space="preserve"> Princeton University Press, 1963. — 625 p.</w:t>
+        <w:t xml:space="preserve"> пер. с англ. / Х. </w:t>
+      </w:r>
+      <w:proofErr w:type="spellStart"/>
+      <w:r>
+        <w:t>Таха</w:t>
+      </w:r>
+      <w:proofErr w:type="spellEnd"/>
+      <w:r>
+        <w:t xml:space="preserve">. — </w:t>
+      </w:r>
+      <w:proofErr w:type="gramStart"/>
+      <w:r>
+        <w:t>Москва :</w:t>
+      </w:r>
+      <w:proofErr w:type="gramEnd"/>
+      <w:r>
+        <w:t xml:space="preserve"> Вильямс, 2005. — 912 с.</w:t>
       </w:r>
     </w:p>
     <w:p>
@@ -14781,7 +14823,7 @@
         <w:pStyle w:val="a4"/>
         <w:numPr>
           <w:ilvl w:val="0"/>
-          <w:numId w:val="16"/>
+          <w:numId w:val="17"/>
         </w:numPr>
         <w:spacing w:after="0" w:line="360" w:lineRule="auto"/>
         <w:ind w:left="0" w:firstLine="709"/>
@@ -14789,6 +14831,62 @@
           <w:lang w:val="en-US"/>
         </w:rPr>
       </w:pPr>
+      <w:proofErr w:type="spellStart"/>
+      <w:r>
+        <w:rPr>
+          <w:lang w:val="en-US"/>
+        </w:rPr>
+        <w:t>Dantzig</w:t>
+      </w:r>
+      <w:proofErr w:type="spellEnd"/>
+      <w:r>
+        <w:rPr>
+          <w:lang w:val="en-US"/>
+        </w:rPr>
+        <w:t xml:space="preserve"> G. B. Linear Programming and Extensions / G. B. </w:t>
+      </w:r>
+      <w:proofErr w:type="spellStart"/>
+      <w:r>
+        <w:rPr>
+          <w:lang w:val="en-US"/>
+        </w:rPr>
+        <w:t>Dantzig</w:t>
+      </w:r>
+      <w:proofErr w:type="spellEnd"/>
+      <w:r>
+        <w:rPr>
+          <w:lang w:val="en-US"/>
+        </w:rPr>
+        <w:t xml:space="preserve">. — Princeton, </w:t>
+      </w:r>
+      <w:proofErr w:type="gramStart"/>
+      <w:r>
+        <w:rPr>
+          <w:lang w:val="en-US"/>
+        </w:rPr>
+        <w:t>N.J. :</w:t>
+      </w:r>
+      <w:proofErr w:type="gramEnd"/>
+      <w:r>
+        <w:rPr>
+          <w:lang w:val="en-US"/>
+        </w:rPr>
+        <w:t xml:space="preserve"> Princeton University Press, 1963. — 625 p.</w:t>
+      </w:r>
+    </w:p>
+    <w:p>
+      <w:pPr>
+        <w:pStyle w:val="a4"/>
+        <w:numPr>
+          <w:ilvl w:val="0"/>
+          <w:numId w:val="17"/>
+        </w:numPr>
+        <w:spacing w:after="0" w:line="360" w:lineRule="auto"/>
+        <w:ind w:left="0" w:firstLine="709"/>
+        <w:rPr>
+          <w:lang w:val="en-US"/>
+        </w:rPr>
+      </w:pPr>
       <w:r>
         <w:rPr>
           <w:lang w:val="en-US"/>
@@ -14854,9 +14952,13 @@
     </w:p>
     <w:p>
       <w:pPr>
-        <w:spacing w:line="259" w:lineRule="auto"/>
-        <w:ind w:firstLine="0"/>
-        <w:jc w:val="left"/>
+        <w:pStyle w:val="a4"/>
+        <w:numPr>
+          <w:ilvl w:val="0"/>
+          <w:numId w:val="17"/>
+        </w:numPr>
+        <w:spacing w:after="0" w:line="360" w:lineRule="auto"/>
+        <w:ind w:left="0" w:firstLine="709"/>
         <w:rPr>
           <w:lang w:val="en-US"/>
         </w:rPr>
@@ -18713,6 +18815,7 @@
         <w:docPartUnique/>
       </w:docPartObj>
     </w:sdtPr>
+    <w:sdtEndPr/>
     <w:sdtContent>
       <w:p>
         <w:pPr>
@@ -18772,6 +18875,7 @@
         <w:docPartUnique/>
       </w:docPartObj>
     </w:sdtPr>
+    <w:sdtEndPr/>
     <w:sdtContent>
       <w:p>
         <w:pPr>
@@ -18790,7 +18894,7 @@
           <w:rPr>
             <w:noProof/>
           </w:rPr>
-          <w:t>19</w:t>
+          <w:t>29</w:t>
         </w:r>
         <w:r>
           <w:fldChar w:fldCharType="end"/>
@@ -19328,41 +19432,41 @@
   <w:abstractNum w:abstractNumId="5" w15:restartNumberingAfterBreak="0">
     <w:nsid w:val="21061956"/>
     <w:multiLevelType w:val="hybridMultilevel"/>
-    <w:tmpl w:val="77D45AD8"/>
+    <w:tmpl w:val="5D644F9E"/>
     <w:lvl w:ilvl="0" w:tplc="0419000F">
       <w:start w:val="1"/>
       <w:numFmt w:val="decimal"/>
       <w:lvlText w:val="%1."/>
       <w:lvlJc w:val="left"/>
       <w:pPr>
-        <w:ind w:left="1429" w:hanging="360"/>
+        <w:ind w:left="1069" w:hanging="360"/>
       </w:pPr>
     </w:lvl>
-    <w:lvl w:ilvl="1" w:tplc="04190019" w:tentative="1">
+    <w:lvl w:ilvl="1" w:tplc="04190019">
       <w:start w:val="1"/>
       <w:numFmt w:val="lowerLetter"/>
       <w:lvlText w:val="%2."/>
       <w:lvlJc w:val="left"/>
       <w:pPr>
-        <w:ind w:left="2149" w:hanging="360"/>
+        <w:ind w:left="1789" w:hanging="360"/>
       </w:pPr>
     </w:lvl>
-    <w:lvl w:ilvl="2" w:tplc="0419001B" w:tentative="1">
+    <w:lvl w:ilvl="2" w:tplc="0419001B">
       <w:start w:val="1"/>
       <w:numFmt w:val="lowerRoman"/>
       <w:lvlText w:val="%3."/>
       <w:lvlJc w:val="right"/>
       <w:pPr>
-        <w:ind w:left="2869" w:hanging="180"/>
+        <w:ind w:left="2509" w:hanging="180"/>
       </w:pPr>
     </w:lvl>
-    <w:lvl w:ilvl="3" w:tplc="0419000F" w:tentative="1">
+    <w:lvl w:ilvl="3" w:tplc="0419000F">
       <w:start w:val="1"/>
       <w:numFmt w:val="decimal"/>
       <w:lvlText w:val="%4."/>
       <w:lvlJc w:val="left"/>
       <w:pPr>
-        <w:ind w:left="3589" w:hanging="360"/>
+        <w:ind w:left="3229" w:hanging="360"/>
       </w:pPr>
     </w:lvl>
     <w:lvl w:ilvl="4" w:tplc="04190019" w:tentative="1">
@@ -19371,7 +19475,7 @@
       <w:lvlText w:val="%5."/>
       <w:lvlJc w:val="left"/>
       <w:pPr>
-        <w:ind w:left="4309" w:hanging="360"/>
+        <w:ind w:left="3949" w:hanging="360"/>
       </w:pPr>
     </w:lvl>
     <w:lvl w:ilvl="5" w:tplc="0419001B" w:tentative="1">
@@ -19380,7 +19484,7 @@
       <w:lvlText w:val="%6."/>
       <w:lvlJc w:val="right"/>
       <w:pPr>
-        <w:ind w:left="5029" w:hanging="180"/>
+        <w:ind w:left="4669" w:hanging="180"/>
       </w:pPr>
     </w:lvl>
     <w:lvl w:ilvl="6" w:tplc="0419000F" w:tentative="1">
@@ -19389,7 +19493,7 @@
       <w:lvlText w:val="%7."/>
       <w:lvlJc w:val="left"/>
       <w:pPr>
-        <w:ind w:left="5749" w:hanging="360"/>
+        <w:ind w:left="5389" w:hanging="360"/>
       </w:pPr>
     </w:lvl>
     <w:lvl w:ilvl="7" w:tplc="04190019" w:tentative="1">
@@ -19398,7 +19502,7 @@
       <w:lvlText w:val="%8."/>
       <w:lvlJc w:val="left"/>
       <w:pPr>
-        <w:ind w:left="6469" w:hanging="360"/>
+        <w:ind w:left="6109" w:hanging="360"/>
       </w:pPr>
     </w:lvl>
     <w:lvl w:ilvl="8" w:tplc="0419001B" w:tentative="1">
@@ -19407,7 +19511,7 @@
       <w:lvlText w:val="%9."/>
       <w:lvlJc w:val="right"/>
       <w:pPr>
-        <w:ind w:left="7189" w:hanging="180"/>
+        <w:ind w:left="6829" w:hanging="180"/>
       </w:pPr>
     </w:lvl>
   </w:abstractNum>
@@ -20203,6 +20307,95 @@
     </w:lvl>
   </w:abstractNum>
   <w:abstractNum w:abstractNumId="13" w15:restartNumberingAfterBreak="0">
+    <w:nsid w:val="5FDE0ABA"/>
+    <w:multiLevelType w:val="hybridMultilevel"/>
+    <w:tmpl w:val="7CBA6008"/>
+    <w:lvl w:ilvl="0" w:tplc="6A48DFB4">
+      <w:start w:val="1"/>
+      <w:numFmt w:val="decimal"/>
+      <w:lvlText w:val="%1"/>
+      <w:lvlJc w:val="left"/>
+      <w:pPr>
+        <w:ind w:left="360" w:hanging="360"/>
+      </w:pPr>
+      <w:rPr>
+        <w:rFonts w:hint="default"/>
+      </w:rPr>
+    </w:lvl>
+    <w:lvl w:ilvl="1" w:tplc="04190019" w:tentative="1">
+      <w:start w:val="1"/>
+      <w:numFmt w:val="lowerLetter"/>
+      <w:lvlText w:val="%2."/>
+      <w:lvlJc w:val="left"/>
+      <w:pPr>
+        <w:ind w:left="1080" w:hanging="360"/>
+      </w:pPr>
+    </w:lvl>
+    <w:lvl w:ilvl="2" w:tplc="0419001B" w:tentative="1">
+      <w:start w:val="1"/>
+      <w:numFmt w:val="lowerRoman"/>
+      <w:lvlText w:val="%3."/>
+      <w:lvlJc w:val="right"/>
+      <w:pPr>
+        <w:ind w:left="1800" w:hanging="180"/>
+      </w:pPr>
+    </w:lvl>
+    <w:lvl w:ilvl="3" w:tplc="0419000F" w:tentative="1">
+      <w:start w:val="1"/>
+      <w:numFmt w:val="decimal"/>
+      <w:lvlText w:val="%4."/>
+      <w:lvlJc w:val="left"/>
+      <w:pPr>
+        <w:ind w:left="2520" w:hanging="360"/>
+      </w:pPr>
+    </w:lvl>
+    <w:lvl w:ilvl="4" w:tplc="04190019" w:tentative="1">
+      <w:start w:val="1"/>
+      <w:numFmt w:val="lowerLetter"/>
+      <w:lvlText w:val="%5."/>
+      <w:lvlJc w:val="left"/>
+      <w:pPr>
+        <w:ind w:left="3240" w:hanging="360"/>
+      </w:pPr>
+    </w:lvl>
+    <w:lvl w:ilvl="5" w:tplc="0419001B" w:tentative="1">
+      <w:start w:val="1"/>
+      <w:numFmt w:val="lowerRoman"/>
+      <w:lvlText w:val="%6."/>
+      <w:lvlJc w:val="right"/>
+      <w:pPr>
+        <w:ind w:left="3960" w:hanging="180"/>
+      </w:pPr>
+    </w:lvl>
+    <w:lvl w:ilvl="6" w:tplc="0419000F" w:tentative="1">
+      <w:start w:val="1"/>
+      <w:numFmt w:val="decimal"/>
+      <w:lvlText w:val="%7."/>
+      <w:lvlJc w:val="left"/>
+      <w:pPr>
+        <w:ind w:left="4680" w:hanging="360"/>
+      </w:pPr>
+    </w:lvl>
+    <w:lvl w:ilvl="7" w:tplc="04190019" w:tentative="1">
+      <w:start w:val="1"/>
+      <w:numFmt w:val="lowerLetter"/>
+      <w:lvlText w:val="%8."/>
+      <w:lvlJc w:val="left"/>
+      <w:pPr>
+        <w:ind w:left="5400" w:hanging="360"/>
+      </w:pPr>
+    </w:lvl>
+    <w:lvl w:ilvl="8" w:tplc="0419001B" w:tentative="1">
+      <w:start w:val="1"/>
+      <w:numFmt w:val="lowerRoman"/>
+      <w:lvlText w:val="%9."/>
+      <w:lvlJc w:val="right"/>
+      <w:pPr>
+        <w:ind w:left="6120" w:hanging="180"/>
+      </w:pPr>
+    </w:lvl>
+  </w:abstractNum>
+  <w:abstractNum w:abstractNumId="14" w15:restartNumberingAfterBreak="0">
     <w:nsid w:val="68903814"/>
     <w:multiLevelType w:val="multilevel"/>
     <w:tmpl w:val="C8EA3988"/>
@@ -20320,7 +20513,7 @@
       </w:rPr>
     </w:lvl>
   </w:abstractNum>
-  <w:abstractNum w:abstractNumId="14" w15:restartNumberingAfterBreak="0">
+  <w:abstractNum w:abstractNumId="15" w15:restartNumberingAfterBreak="0">
     <w:nsid w:val="6A8B223B"/>
     <w:multiLevelType w:val="hybridMultilevel"/>
     <w:tmpl w:val="CF5CAA2A"/>
@@ -20406,7 +20599,7 @@
       </w:pPr>
     </w:lvl>
   </w:abstractNum>
-  <w:abstractNum w:abstractNumId="15" w15:restartNumberingAfterBreak="0">
+  <w:abstractNum w:abstractNumId="16" w15:restartNumberingAfterBreak="0">
     <w:nsid w:val="6F6D000F"/>
     <w:multiLevelType w:val="multilevel"/>
     <w:tmpl w:val="BE347182"/>
@@ -20520,10 +20713,10 @@
     </w:lvl>
   </w:abstractNum>
   <w:num w:numId="1">
-    <w:abstractNumId w:val="14"/>
+    <w:abstractNumId w:val="15"/>
   </w:num>
   <w:num w:numId="2">
-    <w:abstractNumId w:val="13"/>
+    <w:abstractNumId w:val="14"/>
   </w:num>
   <w:num w:numId="3">
     <w:abstractNumId w:val="7"/>
@@ -20532,7 +20725,7 @@
     <w:abstractNumId w:val="2"/>
   </w:num>
   <w:num w:numId="5">
-    <w:abstractNumId w:val="15"/>
+    <w:abstractNumId w:val="16"/>
   </w:num>
   <w:num w:numId="6">
     <w:abstractNumId w:val="0"/>
@@ -20566,6 +20759,9 @@
   </w:num>
   <w:num w:numId="16">
     <w:abstractNumId w:val="5"/>
+  </w:num>
+  <w:num w:numId="17">
+    <w:abstractNumId w:val="13"/>
   </w:num>
 </w:numbering>
 </file>
@@ -21809,7 +22005,7 @@
 </file>
 
 <file path=customXml/itemProps1.xml><?xml version="1.0" encoding="utf-8"?>
-<ds:datastoreItem xmlns:ds="http://schemas.openxmlformats.org/officeDocument/2006/customXml" ds:itemID="{893171FA-C248-432D-81B9-66272AEFB6E6}">
+<ds:datastoreItem xmlns:ds="http://schemas.openxmlformats.org/officeDocument/2006/customXml" ds:itemID="{C57363C2-4AFC-4F11-AD99-58D54761DD79}">
   <ds:schemaRefs>
     <ds:schemaRef ds:uri="http://schemas.openxmlformats.org/officeDocument/2006/bibliography"/>
   </ds:schemaRefs>

--- a/учебная_ознакомительная_практика_отчет.docx
+++ b/учебная_ознакомительная_практика_отчет.docx
@@ -750,7 +750,7 @@
         <w:jc w:val="left"/>
       </w:pPr>
       <w:r>
-        <w:t>Задание 1. Анализ поставленной задачи_____________________________.</w:t>
+        <w:t>Задание 1. Анализ поставленной задачи.</w:t>
       </w:r>
     </w:p>
     <w:p>
@@ -759,7 +759,7 @@
         <w:jc w:val="left"/>
       </w:pPr>
       <w:r>
-        <w:t>Задание 2. Сбор и анализ информации______________________________.</w:t>
+        <w:t>Задание 2. Сбор и анализ информации.</w:t>
       </w:r>
     </w:p>
     <w:p>
@@ -768,7 +768,12 @@
         <w:jc w:val="left"/>
       </w:pPr>
       <w:r>
-        <w:t>Задание 3. Разработка решения поставленных задач___________________.</w:t>
+        <w:t>Задание 3. Разработка решения поставленных задач</w:t>
+      </w:r>
+      <w:bookmarkStart w:id="0" w:name="_GoBack"/>
+      <w:bookmarkEnd w:id="0"/>
+      <w:r>
+        <w:t>.</w:t>
       </w:r>
     </w:p>
     <w:p>
@@ -1022,7 +1027,7 @@
           <w:lang w:eastAsia="ru-RU"/>
         </w:rPr>
       </w:pPr>
-      <w:bookmarkStart w:id="0" w:name="_Toc200712714"/>
+      <w:bookmarkStart w:id="1" w:name="_Toc200712714"/>
       <w:r>
         <w:rPr>
           <w:b/>
@@ -2488,7 +2493,7 @@
         <w:tab/>
       </w:r>
     </w:p>
-    <w:bookmarkStart w:id="1" w:name="_Toc231728307"/>
+    <w:bookmarkStart w:id="2" w:name="_Toc231728307"/>
     <w:p>
       <w:pPr>
         <w:pStyle w:val="1"/>
@@ -2577,7 +2582,7 @@
       <w:r>
         <w:t>Содержание</w:t>
       </w:r>
-      <w:bookmarkEnd w:id="1"/>
+      <w:bookmarkEnd w:id="2"/>
     </w:p>
     <w:p>
       <w:pPr>
@@ -4475,8 +4480,8 @@
         <w:lastRenderedPageBreak/>
         <w:fldChar w:fldCharType="end"/>
       </w:r>
-      <w:bookmarkStart w:id="2" w:name="_Toc231728308"/>
-      <w:bookmarkEnd w:id="0"/>
+      <w:bookmarkStart w:id="3" w:name="_Toc231728308"/>
+      <w:bookmarkEnd w:id="1"/>
       <w:r>
         <w:rPr>
           <w:rFonts w:eastAsiaTheme="minorHAnsi" w:cstheme="minorBidi"/>
@@ -4485,7 +4490,7 @@
         </w:rPr>
         <w:t>Введение</w:t>
       </w:r>
-      <w:bookmarkEnd w:id="2"/>
+      <w:bookmarkEnd w:id="3"/>
     </w:p>
     <w:p>
       <w:pPr>
@@ -4643,7 +4648,7 @@
           <w:lang w:eastAsia="ru-RU"/>
         </w:rPr>
       </w:pPr>
-      <w:bookmarkStart w:id="3" w:name="_Toc231728309"/>
+      <w:bookmarkStart w:id="4" w:name="_Toc231728309"/>
       <w:r>
         <w:rPr>
           <w:lang w:eastAsia="ru-RU"/>
@@ -4651,7 +4656,7 @@
         <w:lastRenderedPageBreak/>
         <w:t>Изучение транспортной задачи и методов ее решения</w:t>
       </w:r>
-      <w:bookmarkEnd w:id="3"/>
+      <w:bookmarkEnd w:id="4"/>
     </w:p>
     <w:p>
       <w:pPr>
@@ -8508,7 +8513,7 @@
       <w:pPr>
         <w:pStyle w:val="1"/>
       </w:pPr>
-      <w:bookmarkStart w:id="4" w:name="_Toc231728310"/>
+      <w:bookmarkStart w:id="5" w:name="_Toc231728310"/>
       <w:r>
         <w:lastRenderedPageBreak/>
         <w:t xml:space="preserve">2. </w:t>
@@ -8519,7 +8524,7 @@
       <w:r>
         <w:t>арифметического ядра</w:t>
       </w:r>
-      <w:bookmarkEnd w:id="4"/>
+      <w:bookmarkEnd w:id="5"/>
     </w:p>
     <w:p>
       <w:pPr>
@@ -8528,7 +8533,7 @@
           <w:sz w:val="28"/>
         </w:rPr>
       </w:pPr>
-      <w:bookmarkStart w:id="5" w:name="_Toc231728311"/>
+      <w:bookmarkStart w:id="6" w:name="_Toc231728311"/>
       <w:r>
         <w:rPr>
           <w:sz w:val="28"/>
@@ -8548,7 +8553,7 @@
         </w:rPr>
         <w:t>-интерфейса</w:t>
       </w:r>
-      <w:bookmarkEnd w:id="5"/>
+      <w:bookmarkEnd w:id="6"/>
     </w:p>
     <w:p>
       <w:r>
@@ -8730,11 +8735,11 @@
       <w:pPr>
         <w:pStyle w:val="1"/>
       </w:pPr>
-      <w:bookmarkStart w:id="6" w:name="_Toc231728312"/>
+      <w:bookmarkStart w:id="7" w:name="_Toc231728312"/>
       <w:r>
         <w:t>2.2 Архитектура приложения и взаимодействие модулей</w:t>
       </w:r>
-      <w:bookmarkEnd w:id="6"/>
+      <w:bookmarkEnd w:id="7"/>
     </w:p>
     <w:p>
       <w:r>
@@ -8766,14 +8771,14 @@
           <w:sz w:val="28"/>
         </w:rPr>
       </w:pPr>
-      <w:bookmarkStart w:id="7" w:name="_Toc231728313"/>
+      <w:bookmarkStart w:id="8" w:name="_Toc231728313"/>
       <w:r>
         <w:rPr>
           <w:sz w:val="28"/>
         </w:rPr>
         <w:t>2.3 Алгоритмическая реализация методов</w:t>
       </w:r>
-      <w:bookmarkEnd w:id="7"/>
+      <w:bookmarkEnd w:id="8"/>
     </w:p>
     <w:p>
       <w:pPr>
@@ -8782,14 +8787,14 @@
           <w:sz w:val="28"/>
         </w:rPr>
       </w:pPr>
-      <w:bookmarkStart w:id="8" w:name="_Toc231728314"/>
+      <w:bookmarkStart w:id="9" w:name="_Toc231728314"/>
       <w:r>
         <w:rPr>
           <w:sz w:val="28"/>
         </w:rPr>
         <w:t>2.3.1 Алгоритм северо-западного угла</w:t>
       </w:r>
-      <w:bookmarkEnd w:id="8"/>
+      <w:bookmarkEnd w:id="9"/>
     </w:p>
     <w:p>
       <w:r>
@@ -9032,14 +9037,14 @@
           <w:sz w:val="28"/>
         </w:rPr>
       </w:pPr>
-      <w:bookmarkStart w:id="9" w:name="_Toc231728315"/>
+      <w:bookmarkStart w:id="10" w:name="_Toc231728315"/>
       <w:r>
         <w:rPr>
           <w:sz w:val="28"/>
         </w:rPr>
         <w:t>2.3.2 Вычисление потенциалов базисного плана</w:t>
       </w:r>
-      <w:bookmarkEnd w:id="9"/>
+      <w:bookmarkEnd w:id="10"/>
     </w:p>
     <w:p>
       <w:pPr>
@@ -9324,14 +9329,14 @@
           <w:sz w:val="28"/>
         </w:rPr>
       </w:pPr>
-      <w:bookmarkStart w:id="10" w:name="_Toc231728316"/>
+      <w:bookmarkStart w:id="11" w:name="_Toc231728316"/>
       <w:r>
         <w:rPr>
           <w:sz w:val="28"/>
         </w:rPr>
         <w:t>2.3.3 Поиск замкнутого цикла и пересчет перевозок</w:t>
       </w:r>
-      <w:bookmarkEnd w:id="10"/>
+      <w:bookmarkEnd w:id="11"/>
     </w:p>
     <w:p>
       <w:r>
@@ -10079,11 +10084,11 @@
       <w:pPr>
         <w:pStyle w:val="1"/>
       </w:pPr>
-      <w:bookmarkStart w:id="11" w:name="_Toc231728317"/>
+      <w:bookmarkStart w:id="12" w:name="_Toc231728317"/>
       <w:r>
         <w:t>2.4 Общая схема алгоритма</w:t>
       </w:r>
-      <w:bookmarkEnd w:id="11"/>
+      <w:bookmarkEnd w:id="12"/>
     </w:p>
     <w:p>
       <w:r>
@@ -10173,7 +10178,7 @@
         <w:pStyle w:val="1"/>
         <w:spacing w:after="240"/>
       </w:pPr>
-      <w:bookmarkStart w:id="12" w:name="_Toc231728318"/>
+      <w:bookmarkStart w:id="13" w:name="_Toc231728318"/>
       <w:r>
         <w:lastRenderedPageBreak/>
         <w:t>3 Проектирование и реализация графического</w:t>
@@ -10184,7 +10189,7 @@
       <w:r>
         <w:t>а приложения</w:t>
       </w:r>
-      <w:bookmarkEnd w:id="12"/>
+      <w:bookmarkEnd w:id="13"/>
     </w:p>
     <w:p>
       <w:pPr>
@@ -10194,7 +10199,7 @@
           <w:sz w:val="28"/>
         </w:rPr>
       </w:pPr>
-      <w:bookmarkStart w:id="13" w:name="_Toc231728319"/>
+      <w:bookmarkStart w:id="14" w:name="_Toc231728319"/>
       <w:r>
         <w:rPr>
           <w:sz w:val="28"/>
@@ -10207,7 +10212,7 @@
         </w:rPr>
         <w:t xml:space="preserve"> Компоновка элементов управления</w:t>
       </w:r>
-      <w:bookmarkEnd w:id="13"/>
+      <w:bookmarkEnd w:id="14"/>
     </w:p>
     <w:p>
       <w:r>
@@ -10335,7 +10340,7 @@
           <w:sz w:val="28"/>
         </w:rPr>
       </w:pPr>
-      <w:bookmarkStart w:id="14" w:name="_Toc231728320"/>
+      <w:bookmarkStart w:id="15" w:name="_Toc231728320"/>
       <w:r>
         <w:rPr>
           <w:sz w:val="28"/>
@@ -10348,7 +10353,7 @@
         </w:rPr>
         <w:t>Динамическое создание таблицы ввода</w:t>
       </w:r>
-      <w:bookmarkEnd w:id="14"/>
+      <w:bookmarkEnd w:id="15"/>
     </w:p>
     <w:p>
       <w:r>
@@ -10517,14 +10522,14 @@
           <w:sz w:val="28"/>
         </w:rPr>
       </w:pPr>
-      <w:bookmarkStart w:id="15" w:name="_Toc231728321"/>
+      <w:bookmarkStart w:id="16" w:name="_Toc231728321"/>
       <w:r>
         <w:rPr>
           <w:sz w:val="28"/>
         </w:rPr>
         <w:t>3.3 Проверка вводимых значений и обработка ошибок</w:t>
       </w:r>
-      <w:bookmarkEnd w:id="15"/>
+      <w:bookmarkEnd w:id="16"/>
     </w:p>
     <w:p>
       <w:r>
@@ -10689,14 +10694,14 @@
           <w:sz w:val="28"/>
         </w:rPr>
       </w:pPr>
-      <w:bookmarkStart w:id="16" w:name="_Toc231728322"/>
+      <w:bookmarkStart w:id="17" w:name="_Toc231728322"/>
       <w:r>
         <w:rPr>
           <w:sz w:val="28"/>
         </w:rPr>
         <w:t>3.3 Загрузка данных из файла</w:t>
       </w:r>
-      <w:bookmarkEnd w:id="16"/>
+      <w:bookmarkEnd w:id="17"/>
     </w:p>
     <w:p>
       <w:r>
@@ -10781,14 +10786,14 @@
           <w:sz w:val="28"/>
         </w:rPr>
       </w:pPr>
-      <w:bookmarkStart w:id="17" w:name="_Toc231728323"/>
+      <w:bookmarkStart w:id="18" w:name="_Toc231728323"/>
       <w:r>
         <w:rPr>
           <w:sz w:val="28"/>
         </w:rPr>
         <w:t>3.4 Форматирование вывода</w:t>
       </w:r>
-      <w:bookmarkEnd w:id="17"/>
+      <w:bookmarkEnd w:id="18"/>
     </w:p>
     <w:p>
       <w:r>
@@ -10890,7 +10895,7 @@
           <w:sz w:val="28"/>
         </w:rPr>
       </w:pPr>
-      <w:bookmarkStart w:id="18" w:name="_Toc231728324"/>
+      <w:bookmarkStart w:id="19" w:name="_Toc231728324"/>
       <w:r>
         <w:rPr>
           <w:sz w:val="28"/>
@@ -10904,7 +10909,7 @@
         </w:rPr>
         <w:t>авторешение</w:t>
       </w:r>
-      <w:bookmarkEnd w:id="18"/>
+      <w:bookmarkEnd w:id="19"/>
       <w:proofErr w:type="spellEnd"/>
     </w:p>
     <w:p>
@@ -11168,7 +11173,7 @@
           <w:lang w:eastAsia="ru-RU"/>
         </w:rPr>
       </w:pPr>
-      <w:bookmarkStart w:id="19" w:name="_Toc231728325"/>
+      <w:bookmarkStart w:id="20" w:name="_Toc231728325"/>
       <w:r>
         <w:rPr>
           <w:rFonts w:eastAsia="Times New Roman"/>
@@ -11178,7 +11183,7 @@
         <w:lastRenderedPageBreak/>
         <w:t>3.6 Визуализация плана</w:t>
       </w:r>
-      <w:bookmarkEnd w:id="19"/>
+      <w:bookmarkEnd w:id="20"/>
     </w:p>
     <w:p>
       <w:pPr>
@@ -11412,7 +11417,7 @@
           <w:lang w:eastAsia="ru-RU"/>
         </w:rPr>
       </w:pPr>
-      <w:bookmarkStart w:id="20" w:name="_Toc231728326"/>
+      <w:bookmarkStart w:id="21" w:name="_Toc231728326"/>
       <w:r>
         <w:rPr>
           <w:rFonts w:eastAsia="Times New Roman"/>
@@ -11442,7 +11447,7 @@
         </w:rPr>
         <w:t>GitHub</w:t>
       </w:r>
-      <w:bookmarkEnd w:id="20"/>
+      <w:bookmarkEnd w:id="21"/>
     </w:p>
     <w:p>
       <w:pPr>
@@ -11453,7 +11458,7 @@
           <w:lang w:eastAsia="ru-RU"/>
         </w:rPr>
       </w:pPr>
-      <w:bookmarkStart w:id="21" w:name="_Toc231728327"/>
+      <w:bookmarkStart w:id="22" w:name="_Toc231728327"/>
       <w:r>
         <w:rPr>
           <w:sz w:val="28"/>
@@ -11468,7 +11473,7 @@
         </w:rPr>
         <w:t>Тестирование основного функционала</w:t>
       </w:r>
-      <w:bookmarkEnd w:id="21"/>
+      <w:bookmarkEnd w:id="22"/>
     </w:p>
     <w:p>
       <w:pPr>
@@ -12338,7 +12343,7 @@
           <w:lang w:eastAsia="ru-RU"/>
         </w:rPr>
       </w:pPr>
-      <w:bookmarkStart w:id="22" w:name="_Toc231728328"/>
+      <w:bookmarkStart w:id="23" w:name="_Toc231728328"/>
       <w:r>
         <w:rPr>
           <w:sz w:val="28"/>
@@ -12347,7 +12352,7 @@
         <w:lastRenderedPageBreak/>
         <w:t>4.2 Тестирование обработки ошибок</w:t>
       </w:r>
-      <w:bookmarkEnd w:id="22"/>
+      <w:bookmarkEnd w:id="23"/>
     </w:p>
     <w:p>
       <w:pPr>
@@ -12369,14 +12374,14 @@
           <w:lang w:eastAsia="ru-RU"/>
         </w:rPr>
       </w:pPr>
-      <w:bookmarkStart w:id="23" w:name="_Toc231728329"/>
+      <w:bookmarkStart w:id="24" w:name="_Toc231728329"/>
       <w:r>
         <w:rPr>
           <w:lang w:eastAsia="ru-RU"/>
         </w:rPr>
         <w:t>4.3 Тестирование загрузки из файла</w:t>
       </w:r>
-      <w:bookmarkEnd w:id="23"/>
+      <w:bookmarkEnd w:id="24"/>
     </w:p>
     <w:p>
       <w:pPr>
@@ -12517,7 +12522,7 @@
           <w:lang w:eastAsia="ru-RU"/>
         </w:rPr>
       </w:pPr>
-      <w:bookmarkStart w:id="24" w:name="_Toc231728330"/>
+      <w:bookmarkStart w:id="25" w:name="_Toc231728330"/>
       <w:r>
         <w:rPr>
           <w:lang w:eastAsia="ru-RU"/>
@@ -12530,7 +12535,7 @@
         </w:rPr>
         <w:t>GitHub</w:t>
       </w:r>
-      <w:bookmarkEnd w:id="24"/>
+      <w:bookmarkEnd w:id="25"/>
     </w:p>
     <w:p>
       <w:r>
@@ -12893,8 +12898,6 @@
       <w:r>
         <w:t>/</w:t>
       </w:r>
-      <w:bookmarkStart w:id="25" w:name="_GoBack"/>
-      <w:bookmarkEnd w:id="25"/>
     </w:p>
     <w:p>
       <w:pPr>
@@ -18894,7 +18897,7 @@
           <w:rPr>
             <w:noProof/>
           </w:rPr>
-          <w:t>29</w:t>
+          <w:t>20</w:t>
         </w:r>
         <w:r>
           <w:fldChar w:fldCharType="end"/>
@@ -22005,7 +22008,7 @@
 </file>
 
 <file path=customXml/itemProps1.xml><?xml version="1.0" encoding="utf-8"?>
-<ds:datastoreItem xmlns:ds="http://schemas.openxmlformats.org/officeDocument/2006/customXml" ds:itemID="{C57363C2-4AFC-4F11-AD99-58D54761DD79}">
+<ds:datastoreItem xmlns:ds="http://schemas.openxmlformats.org/officeDocument/2006/customXml" ds:itemID="{62D7C44D-38BD-40FC-8BF4-4A60A70A2144}">
   <ds:schemaRefs>
     <ds:schemaRef ds:uri="http://schemas.openxmlformats.org/officeDocument/2006/bibliography"/>
   </ds:schemaRefs>

--- a/учебная_ознакомительная_практика_отчет.docx
+++ b/учебная_ознакомительная_практика_отчет.docx
@@ -2576,7 +2576,7 @@
         <mc:AlternateContent>
           <mc:Choice Requires="wps">
             <w:drawing>
-              <wp:anchor distT="0" distB="0" distL="114300" distR="114300" simplePos="0" relativeHeight="251663360" behindDoc="0" locked="0" layoutInCell="1" allowOverlap="1" wp14:anchorId="30B84123" wp14:editId="27A7ADEA">
+              <wp:anchor distT="0" distB="0" distL="114300" distR="114300" simplePos="0" relativeHeight="251663360" behindDoc="0" locked="0" layoutInCell="1" allowOverlap="1" wp14:anchorId="2A60A526" wp14:editId="58AC70CE">
                 <wp:simplePos x="0" y="0"/>
                 <wp:positionH relativeFrom="column">
                   <wp:posOffset>5989320</wp:posOffset>
@@ -2654,7 +2654,6 @@
       <w:pPr>
         <w:pStyle w:val="11"/>
         <w:spacing w:line="360" w:lineRule="auto"/>
-        <w:ind w:firstLine="993"/>
         <w:rPr>
           <w:rFonts w:eastAsiaTheme="minorEastAsia" w:cs="Times New Roman"/>
           <w:noProof/>
@@ -2670,6 +2669,15 @@
           <w:sz w:val="24"/>
           <w:szCs w:val="24"/>
         </w:rPr>
+        <w:t xml:space="preserve">    </w:t>
+      </w:r>
+      <w:r>
+        <w:rPr>
+          <w:rFonts w:cs="Times New Roman"/>
+          <w:b/>
+          <w:sz w:val="24"/>
+          <w:szCs w:val="24"/>
+        </w:rPr>
         <w:fldChar w:fldCharType="begin"/>
       </w:r>
       <w:r>
@@ -3525,7 +3533,6 @@
       <w:pPr>
         <w:pStyle w:val="11"/>
         <w:spacing w:line="360" w:lineRule="auto"/>
-        <w:ind w:firstLine="993"/>
         <w:rPr>
           <w:rFonts w:eastAsiaTheme="minorEastAsia" w:cs="Times New Roman"/>
           <w:noProof/>
@@ -3537,6 +3544,15 @@
       <w:r>
         <w:rPr>
           <w:rFonts w:cs="Times New Roman"/>
+          <w:b/>
+          <w:sz w:val="24"/>
+          <w:szCs w:val="24"/>
+        </w:rPr>
+        <w:t xml:space="preserve">    </w:t>
+      </w:r>
+      <w:r>
+        <w:rPr>
+          <w:rFonts w:cs="Times New Roman"/>
           <w:noProof/>
           <w:sz w:val="24"/>
           <w:szCs w:val="24"/>
@@ -3560,7 +3576,6 @@
       <w:pPr>
         <w:pStyle w:val="11"/>
         <w:spacing w:line="360" w:lineRule="auto"/>
-        <w:ind w:firstLine="993"/>
         <w:rPr>
           <w:rFonts w:eastAsiaTheme="minorEastAsia" w:cs="Times New Roman"/>
           <w:noProof/>
@@ -3572,6 +3587,15 @@
       <w:r>
         <w:rPr>
           <w:rFonts w:cs="Times New Roman"/>
+          <w:b/>
+          <w:sz w:val="24"/>
+          <w:szCs w:val="24"/>
+        </w:rPr>
+        <w:t xml:space="preserve">    </w:t>
+      </w:r>
+      <w:r>
+        <w:rPr>
+          <w:rFonts w:cs="Times New Roman"/>
           <w:noProof/>
           <w:sz w:val="24"/>
           <w:szCs w:val="24"/>
@@ -3594,7 +3618,6 @@
       <w:pPr>
         <w:pStyle w:val="11"/>
         <w:spacing w:line="360" w:lineRule="auto"/>
-        <w:ind w:firstLine="993"/>
         <w:rPr>
           <w:rStyle w:val="ab"/>
           <w:rFonts w:cs="Times New Roman"/>
@@ -3603,6 +3626,17 @@
           <w:szCs w:val="24"/>
         </w:rPr>
       </w:pPr>
+      <w:r>
+        <w:rPr>
+          <w:rFonts w:cs="Times New Roman"/>
+          <w:b/>
+          <w:sz w:val="24"/>
+          <w:szCs w:val="24"/>
+        </w:rPr>
+        <w:t xml:space="preserve">    </w:t>
+      </w:r>
+      <w:bookmarkStart w:id="2" w:name="_GoBack"/>
+      <w:bookmarkEnd w:id="2"/>
       <w:r>
         <w:rPr>
           <w:rFonts w:cs="Times New Roman"/>
@@ -3667,7 +3701,7 @@
         <w:lastRenderedPageBreak/>
         <w:fldChar w:fldCharType="end"/>
       </w:r>
-      <w:bookmarkStart w:id="2" w:name="_Toc231728308"/>
+      <w:bookmarkStart w:id="3" w:name="_Toc231728308"/>
       <w:bookmarkEnd w:id="0"/>
       <w:r>
         <w:rPr>
@@ -3677,7 +3711,7 @@
         </w:rPr>
         <w:t>Введение</w:t>
       </w:r>
-      <w:bookmarkEnd w:id="2"/>
+      <w:bookmarkEnd w:id="3"/>
     </w:p>
     <w:p>
       <w:pPr>
@@ -3763,7 +3797,7 @@
           <w:lang w:eastAsia="ru-RU"/>
         </w:rPr>
       </w:pPr>
-      <w:bookmarkStart w:id="3" w:name="_Toc231728309"/>
+      <w:bookmarkStart w:id="4" w:name="_Toc231728309"/>
       <w:r>
         <w:rPr>
           <w:lang w:eastAsia="ru-RU"/>
@@ -3771,7 +3805,7 @@
         <w:lastRenderedPageBreak/>
         <w:t>Изучение транспортной задачи и методов ее решения</w:t>
       </w:r>
-      <w:bookmarkEnd w:id="3"/>
+      <w:bookmarkEnd w:id="4"/>
     </w:p>
     <w:p>
       <w:pPr>
@@ -7338,7 +7372,7 @@
       <w:pPr>
         <w:pStyle w:val="1"/>
       </w:pPr>
-      <w:bookmarkStart w:id="4" w:name="_Toc231728310"/>
+      <w:bookmarkStart w:id="5" w:name="_Toc231728310"/>
       <w:r>
         <w:lastRenderedPageBreak/>
         <w:t>2</w:t>
@@ -7352,7 +7386,7 @@
       <w:r>
         <w:t>арифметического ядра</w:t>
       </w:r>
-      <w:bookmarkEnd w:id="4"/>
+      <w:bookmarkEnd w:id="5"/>
     </w:p>
     <w:p>
       <w:pPr>
@@ -7362,7 +7396,7 @@
           <w:sz w:val="28"/>
         </w:rPr>
       </w:pPr>
-      <w:bookmarkStart w:id="5" w:name="_Toc231728311"/>
+      <w:bookmarkStart w:id="6" w:name="_Toc231728311"/>
       <w:r>
         <w:rPr>
           <w:sz w:val="28"/>
@@ -7382,7 +7416,7 @@
         </w:rPr>
         <w:t>-интерфейса</w:t>
       </w:r>
-      <w:bookmarkEnd w:id="5"/>
+      <w:bookmarkEnd w:id="6"/>
     </w:p>
     <w:p>
       <w:pPr>
@@ -7565,11 +7599,11 @@
       <w:pPr>
         <w:pStyle w:val="1"/>
       </w:pPr>
-      <w:bookmarkStart w:id="6" w:name="_Toc231728312"/>
+      <w:bookmarkStart w:id="7" w:name="_Toc231728312"/>
       <w:r>
         <w:t>2.2 Архитектура приложения и взаимодействие модулей</w:t>
       </w:r>
-      <w:bookmarkEnd w:id="6"/>
+      <w:bookmarkEnd w:id="7"/>
     </w:p>
     <w:p>
       <w:pPr>
@@ -7604,14 +7638,14 @@
           <w:sz w:val="28"/>
         </w:rPr>
       </w:pPr>
-      <w:bookmarkStart w:id="7" w:name="_Toc231728313"/>
+      <w:bookmarkStart w:id="8" w:name="_Toc231728313"/>
       <w:r>
         <w:rPr>
           <w:sz w:val="28"/>
         </w:rPr>
         <w:t>2.3 Алгоритмическая реализация методов</w:t>
       </w:r>
-      <w:bookmarkEnd w:id="7"/>
+      <w:bookmarkEnd w:id="8"/>
     </w:p>
     <w:p>
       <w:pPr>
@@ -7620,14 +7654,14 @@
           <w:sz w:val="28"/>
         </w:rPr>
       </w:pPr>
-      <w:bookmarkStart w:id="8" w:name="_Toc231728314"/>
+      <w:bookmarkStart w:id="9" w:name="_Toc231728314"/>
       <w:r>
         <w:rPr>
           <w:sz w:val="28"/>
         </w:rPr>
         <w:t>2.3.1 Алгоритм северо-западного угла</w:t>
       </w:r>
-      <w:bookmarkEnd w:id="8"/>
+      <w:bookmarkEnd w:id="9"/>
     </w:p>
     <w:p>
       <w:pPr>
@@ -7836,14 +7870,14 @@
           <w:sz w:val="28"/>
         </w:rPr>
       </w:pPr>
-      <w:bookmarkStart w:id="9" w:name="_Toc231728315"/>
+      <w:bookmarkStart w:id="10" w:name="_Toc231728315"/>
       <w:r>
         <w:rPr>
           <w:sz w:val="28"/>
         </w:rPr>
         <w:t>2.3.2 Вычисление потенциалов базисного плана</w:t>
       </w:r>
-      <w:bookmarkEnd w:id="9"/>
+      <w:bookmarkEnd w:id="10"/>
     </w:p>
     <w:p>
       <w:pPr>
@@ -8062,14 +8096,14 @@
           <w:sz w:val="28"/>
         </w:rPr>
       </w:pPr>
-      <w:bookmarkStart w:id="10" w:name="_Toc231728316"/>
+      <w:bookmarkStart w:id="11" w:name="_Toc231728316"/>
       <w:r>
         <w:rPr>
           <w:sz w:val="28"/>
         </w:rPr>
         <w:t>2.3.3 Поиск замкнутого цикла и пересчет перевозок</w:t>
       </w:r>
-      <w:bookmarkEnd w:id="10"/>
+      <w:bookmarkEnd w:id="11"/>
     </w:p>
     <w:p>
       <w:pPr>
@@ -8783,11 +8817,11 @@
       <w:pPr>
         <w:pStyle w:val="1"/>
       </w:pPr>
-      <w:bookmarkStart w:id="11" w:name="_Toc231728317"/>
+      <w:bookmarkStart w:id="12" w:name="_Toc231728317"/>
       <w:r>
         <w:t>2.4 Общая схема алгоритма</w:t>
       </w:r>
-      <w:bookmarkEnd w:id="11"/>
+      <w:bookmarkEnd w:id="12"/>
     </w:p>
     <w:p>
       <w:pPr>
@@ -8878,7 +8912,7 @@
         <w:pStyle w:val="1"/>
         <w:spacing w:after="240"/>
       </w:pPr>
-      <w:bookmarkStart w:id="12" w:name="_Toc231728318"/>
+      <w:bookmarkStart w:id="13" w:name="_Toc231728318"/>
       <w:r>
         <w:lastRenderedPageBreak/>
         <w:t>3 Проектирование и реализация графического</w:t>
@@ -8889,7 +8923,7 @@
       <w:r>
         <w:t>а приложения</w:t>
       </w:r>
-      <w:bookmarkEnd w:id="12"/>
+      <w:bookmarkEnd w:id="13"/>
     </w:p>
     <w:p>
       <w:pPr>
@@ -8899,7 +8933,7 @@
           <w:sz w:val="28"/>
         </w:rPr>
       </w:pPr>
-      <w:bookmarkStart w:id="13" w:name="_Toc231728319"/>
+      <w:bookmarkStart w:id="14" w:name="_Toc231728319"/>
       <w:r>
         <w:rPr>
           <w:sz w:val="28"/>
@@ -8912,7 +8946,7 @@
         </w:rPr>
         <w:t xml:space="preserve"> Компоновка элементов управления</w:t>
       </w:r>
-      <w:bookmarkEnd w:id="13"/>
+      <w:bookmarkEnd w:id="14"/>
     </w:p>
     <w:p>
       <w:pPr>
@@ -9039,7 +9073,7 @@
           <w:sz w:val="28"/>
         </w:rPr>
       </w:pPr>
-      <w:bookmarkStart w:id="14" w:name="_Toc231728320"/>
+      <w:bookmarkStart w:id="15" w:name="_Toc231728320"/>
       <w:r>
         <w:rPr>
           <w:sz w:val="28"/>
@@ -9052,7 +9086,7 @@
         </w:rPr>
         <w:t>Динамическое создание таблицы ввода</w:t>
       </w:r>
-      <w:bookmarkEnd w:id="14"/>
+      <w:bookmarkEnd w:id="15"/>
     </w:p>
     <w:p>
       <w:pPr>
@@ -9225,14 +9259,14 @@
           <w:sz w:val="28"/>
         </w:rPr>
       </w:pPr>
-      <w:bookmarkStart w:id="15" w:name="_Toc231728321"/>
+      <w:bookmarkStart w:id="16" w:name="_Toc231728321"/>
       <w:r>
         <w:rPr>
           <w:sz w:val="28"/>
         </w:rPr>
         <w:t>3.3 Проверка вводимых значений и обработка ошибок</w:t>
       </w:r>
-      <w:bookmarkEnd w:id="15"/>
+      <w:bookmarkEnd w:id="16"/>
     </w:p>
     <w:p>
       <w:pPr>
@@ -9356,14 +9390,14 @@
           <w:sz w:val="28"/>
         </w:rPr>
       </w:pPr>
-      <w:bookmarkStart w:id="16" w:name="_Toc231728322"/>
+      <w:bookmarkStart w:id="17" w:name="_Toc231728322"/>
       <w:r>
         <w:rPr>
           <w:sz w:val="28"/>
         </w:rPr>
         <w:t>3.3 Загрузка данных из файла</w:t>
       </w:r>
-      <w:bookmarkEnd w:id="16"/>
+      <w:bookmarkEnd w:id="17"/>
     </w:p>
     <w:p>
       <w:pPr>
@@ -9431,14 +9465,14 @@
           <w:sz w:val="28"/>
         </w:rPr>
       </w:pPr>
-      <w:bookmarkStart w:id="17" w:name="_Toc231728323"/>
+      <w:bookmarkStart w:id="18" w:name="_Toc231728323"/>
       <w:r>
         <w:rPr>
           <w:sz w:val="28"/>
         </w:rPr>
         <w:t>3.4 Форматирование вывода</w:t>
       </w:r>
-      <w:bookmarkEnd w:id="17"/>
+      <w:bookmarkEnd w:id="18"/>
     </w:p>
     <w:p>
       <w:pPr>
@@ -9474,7 +9508,7 @@
           <w:sz w:val="28"/>
         </w:rPr>
       </w:pPr>
-      <w:bookmarkStart w:id="18" w:name="_Toc231728324"/>
+      <w:bookmarkStart w:id="19" w:name="_Toc231728324"/>
       <w:r>
         <w:rPr>
           <w:sz w:val="28"/>
@@ -9488,7 +9522,7 @@
         </w:rPr>
         <w:t>авторешение</w:t>
       </w:r>
-      <w:bookmarkEnd w:id="18"/>
+      <w:bookmarkEnd w:id="19"/>
       <w:proofErr w:type="spellEnd"/>
     </w:p>
     <w:p>
@@ -9535,7 +9569,7 @@
           <w:lang w:eastAsia="ru-RU"/>
         </w:rPr>
       </w:pPr>
-      <w:bookmarkStart w:id="19" w:name="_Toc231728325"/>
+      <w:bookmarkStart w:id="20" w:name="_Toc231728325"/>
       <w:r>
         <w:rPr>
           <w:rFonts w:eastAsia="Times New Roman"/>
@@ -9544,7 +9578,7 @@
         </w:rPr>
         <w:t>3.6 Визуализация плана</w:t>
       </w:r>
-      <w:bookmarkEnd w:id="19"/>
+      <w:bookmarkEnd w:id="20"/>
     </w:p>
     <w:p>
       <w:pPr>
@@ -9665,7 +9699,7 @@
           <w:lang w:eastAsia="ru-RU"/>
         </w:rPr>
       </w:pPr>
-      <w:bookmarkStart w:id="20" w:name="_Toc231728326"/>
+      <w:bookmarkStart w:id="21" w:name="_Toc231728326"/>
       <w:r>
         <w:rPr>
           <w:rFonts w:eastAsia="Times New Roman"/>
@@ -9695,7 +9729,7 @@
         </w:rPr>
         <w:t>GitHub</w:t>
       </w:r>
-      <w:bookmarkEnd w:id="20"/>
+      <w:bookmarkEnd w:id="21"/>
     </w:p>
     <w:p>
       <w:pPr>
@@ -9706,7 +9740,7 @@
           <w:lang w:eastAsia="ru-RU"/>
         </w:rPr>
       </w:pPr>
-      <w:bookmarkStart w:id="21" w:name="_Toc231728327"/>
+      <w:bookmarkStart w:id="22" w:name="_Toc231728327"/>
       <w:r>
         <w:rPr>
           <w:sz w:val="28"/>
@@ -9721,7 +9755,7 @@
         </w:rPr>
         <w:t>Тестирование основного функционала</w:t>
       </w:r>
-      <w:bookmarkEnd w:id="21"/>
+      <w:bookmarkEnd w:id="22"/>
     </w:p>
     <w:p>
       <w:pPr>
@@ -10324,7 +10358,7 @@
           <w:lang w:eastAsia="ru-RU"/>
         </w:rPr>
       </w:pPr>
-      <w:bookmarkStart w:id="22" w:name="_Toc231728328"/>
+      <w:bookmarkStart w:id="23" w:name="_Toc231728328"/>
       <w:r>
         <w:rPr>
           <w:sz w:val="28"/>
@@ -10332,7 +10366,7 @@
         </w:rPr>
         <w:t>4.2 Тестирование обработки ошибок</w:t>
       </w:r>
-      <w:bookmarkEnd w:id="22"/>
+      <w:bookmarkEnd w:id="23"/>
     </w:p>
     <w:p>
       <w:pPr>
@@ -10349,14 +10383,14 @@
           <w:lang w:eastAsia="ru-RU"/>
         </w:rPr>
       </w:pPr>
-      <w:bookmarkStart w:id="23" w:name="_Toc231728329"/>
+      <w:bookmarkStart w:id="24" w:name="_Toc231728329"/>
       <w:r>
         <w:rPr>
           <w:lang w:eastAsia="ru-RU"/>
         </w:rPr>
         <w:t>4.3 Тестирование загрузки из файла</w:t>
       </w:r>
-      <w:bookmarkEnd w:id="23"/>
+      <w:bookmarkEnd w:id="24"/>
     </w:p>
     <w:p>
       <w:pPr>
@@ -10465,7 +10499,7 @@
           <w:lang w:eastAsia="ru-RU"/>
         </w:rPr>
       </w:pPr>
-      <w:bookmarkStart w:id="24" w:name="_Toc231728330"/>
+      <w:bookmarkStart w:id="25" w:name="_Toc231728330"/>
       <w:r>
         <w:rPr>
           <w:lang w:eastAsia="ru-RU"/>
@@ -10478,7 +10512,7 @@
         </w:rPr>
         <w:t>GitHub</w:t>
       </w:r>
-      <w:bookmarkEnd w:id="24"/>
+      <w:bookmarkEnd w:id="25"/>
     </w:p>
     <w:p>
       <w:pPr>
@@ -10561,7 +10595,7 @@
           <w:lang w:eastAsia="ru-RU"/>
         </w:rPr>
       </w:pPr>
-      <w:bookmarkStart w:id="25" w:name="_Toc231728331"/>
+      <w:bookmarkStart w:id="26" w:name="_Toc231728331"/>
       <w:r>
         <w:rPr>
           <w:lang w:eastAsia="ru-RU"/>
@@ -10569,7 +10603,7 @@
         <w:lastRenderedPageBreak/>
         <w:t>Заключение</w:t>
       </w:r>
-      <w:bookmarkEnd w:id="25"/>
+      <w:bookmarkEnd w:id="26"/>
     </w:p>
     <w:p>
       <w:pPr>
@@ -10780,7 +10814,7 @@
           <w:szCs w:val="32"/>
         </w:rPr>
       </w:pPr>
-      <w:bookmarkStart w:id="26" w:name="_Toc231728332"/>
+      <w:bookmarkStart w:id="27" w:name="_Toc231728332"/>
       <w:r>
         <w:br w:type="page"/>
       </w:r>
@@ -10794,7 +10828,7 @@
         <w:lastRenderedPageBreak/>
         <w:t>Список использованных источников</w:t>
       </w:r>
-      <w:bookmarkEnd w:id="26"/>
+      <w:bookmarkEnd w:id="27"/>
     </w:p>
     <w:p>
       <w:pPr>
@@ -11264,7 +11298,7 @@
           <w:b/>
         </w:rPr>
       </w:pPr>
-      <w:bookmarkStart w:id="27" w:name="_Toc231728333"/>
+      <w:bookmarkStart w:id="28" w:name="_Toc231728333"/>
       <w:r>
         <w:rPr>
           <w:b/>
@@ -11272,7 +11306,7 @@
         <w:lastRenderedPageBreak/>
         <w:t>Приложение А</w:t>
       </w:r>
-      <w:bookmarkEnd w:id="27"/>
+      <w:bookmarkEnd w:id="28"/>
       <w:r>
         <w:rPr>
           <w:b/>
@@ -11368,8 +11402,6 @@
         </w:rPr>
         <w:t xml:space="preserve">    n = len(demand)</w:t>
       </w:r>
-      <w:bookmarkStart w:id="28" w:name="_GoBack"/>
-      <w:bookmarkEnd w:id="28"/>
     </w:p>
     <w:p>
       <w:pPr>
@@ -13358,7 +13390,7 @@
           <w:rPr>
             <w:noProof/>
           </w:rPr>
-          <w:t>28</w:t>
+          <w:t>19</w:t>
         </w:r>
         <w:r>
           <w:fldChar w:fldCharType="end"/>
@@ -16562,7 +16594,7 @@
 </file>
 
 <file path=customXml/itemProps1.xml><?xml version="1.0" encoding="utf-8"?>
-<ds:datastoreItem xmlns:ds="http://schemas.openxmlformats.org/officeDocument/2006/customXml" ds:itemID="{BBA87A9D-0288-4203-B9E4-F49EAD5AE934}">
+<ds:datastoreItem xmlns:ds="http://schemas.openxmlformats.org/officeDocument/2006/customXml" ds:itemID="{BCD528EB-6A1E-4786-B302-B849103977DF}">
   <ds:schemaRefs>
     <ds:schemaRef ds:uri="http://schemas.openxmlformats.org/officeDocument/2006/bibliography"/>
   </ds:schemaRefs>

--- a/учебная_ознакомительная_практика_отчет.docx
+++ b/учебная_ознакомительная_практика_отчет.docx
@@ -4,6 +4,7 @@
   <w:body>
     <w:p>
       <w:pPr>
+        <w:ind w:firstLine="0"/>
         <w:jc w:val="center"/>
         <w:rPr>
           <w:rFonts w:cs="Times New Roman"/>
@@ -96,95 +97,99 @@
     </w:p>
     <w:p>
       <w:pPr>
-        <w:jc w:val="center"/>
-        <w:rPr>
-          <w:rFonts w:cs="Times New Roman"/>
-        </w:rPr>
-      </w:pPr>
-      <w:r>
-        <w:rPr>
-          <w:rFonts w:cs="Times New Roman"/>
-        </w:rPr>
-        <w:t xml:space="preserve"> </w:t>
-      </w:r>
-      <w:r>
-        <w:rPr>
-          <w:rFonts w:cs="Times New Roman"/>
-        </w:rPr>
-        <w:t>ВЛАДИВОСТОКС</w:t>
-      </w:r>
-      <w:r>
-        <w:rPr>
-          <w:rFonts w:cs="Times New Roman"/>
-        </w:rPr>
-        <w:t>КИЙ ГОСУДАРСТВЕННЫЙ УНИВЕРСИТЕТ</w:t>
-      </w:r>
-    </w:p>
-    <w:p>
-      <w:pPr>
-        <w:jc w:val="center"/>
-        <w:rPr>
-          <w:rFonts w:cs="Times New Roman"/>
-        </w:rPr>
-      </w:pPr>
-      <w:r>
-        <w:rPr>
-          <w:rFonts w:cs="Times New Roman"/>
-        </w:rPr>
-        <w:t>ИНСТИТУТ ИНФОРМАЦИОННЫХ ТЕХНОЛОГИЙ И АНАЛИЗА ДАННЫХ</w:t>
-      </w:r>
-    </w:p>
-    <w:p>
-      <w:pPr>
-        <w:jc w:val="center"/>
-        <w:rPr>
-          <w:rFonts w:cs="Times New Roman"/>
-        </w:rPr>
-      </w:pPr>
-      <w:r>
-        <w:rPr>
-          <w:rFonts w:cs="Times New Roman"/>
-        </w:rPr>
-        <w:t>КАФЕДРА ИНФОРМАЦИОННЫХ ТЕХНОЛОГИЙ И СИСТЕМ</w:t>
-      </w:r>
-    </w:p>
-    <w:p>
-      <w:pPr>
-        <w:jc w:val="center"/>
-        <w:rPr>
-          <w:rFonts w:cs="Times New Roman"/>
-        </w:rPr>
-      </w:pPr>
-    </w:p>
-    <w:p>
-      <w:pPr>
-        <w:jc w:val="center"/>
-        <w:rPr>
-          <w:rFonts w:cs="Times New Roman"/>
-        </w:rPr>
-      </w:pPr>
-    </w:p>
-    <w:p>
-      <w:pPr>
-        <w:jc w:val="center"/>
-        <w:rPr>
-          <w:rFonts w:cs="Times New Roman"/>
-        </w:rPr>
-      </w:pPr>
-    </w:p>
-    <w:p>
-      <w:pPr>
-        <w:jc w:val="center"/>
-        <w:rPr>
-          <w:rFonts w:cs="Times New Roman"/>
-        </w:rPr>
-      </w:pPr>
-    </w:p>
-    <w:p>
-      <w:pPr>
         <w:ind w:firstLine="0"/>
         <w:jc w:val="center"/>
         <w:rPr>
+          <w:rFonts w:cs="Times New Roman"/>
+        </w:rPr>
+      </w:pPr>
+      <w:r>
+        <w:rPr>
+          <w:rFonts w:cs="Times New Roman"/>
+        </w:rPr>
+        <w:t xml:space="preserve"> </w:t>
+      </w:r>
+      <w:r>
+        <w:rPr>
+          <w:rFonts w:cs="Times New Roman"/>
+        </w:rPr>
+        <w:t>ВЛАДИВОСТОКС</w:t>
+      </w:r>
+      <w:r>
+        <w:rPr>
+          <w:rFonts w:cs="Times New Roman"/>
+        </w:rPr>
+        <w:t>КИЙ ГОСУДАРСТВЕННЫЙ УНИВЕРСИТЕТ</w:t>
+      </w:r>
+    </w:p>
+    <w:p>
+      <w:pPr>
+        <w:ind w:firstLine="0"/>
+        <w:jc w:val="center"/>
+        <w:rPr>
+          <w:rFonts w:cs="Times New Roman"/>
+        </w:rPr>
+      </w:pPr>
+      <w:r>
+        <w:rPr>
+          <w:rFonts w:cs="Times New Roman"/>
+        </w:rPr>
+        <w:t>ИНСТИТУТ ИНФОРМАЦИОННЫХ ТЕХНОЛОГИЙ И АНАЛИЗА ДАННЫХ</w:t>
+      </w:r>
+    </w:p>
+    <w:p>
+      <w:pPr>
+        <w:ind w:firstLine="0"/>
+        <w:jc w:val="center"/>
+        <w:rPr>
+          <w:rFonts w:cs="Times New Roman"/>
+        </w:rPr>
+      </w:pPr>
+      <w:r>
+        <w:rPr>
+          <w:rFonts w:cs="Times New Roman"/>
+        </w:rPr>
+        <w:t>КАФЕДРА ИНФОРМАЦИОННЫХ ТЕХНОЛОГИЙ И СИСТЕМ</w:t>
+      </w:r>
+    </w:p>
+    <w:p>
+      <w:pPr>
+        <w:jc w:val="center"/>
+        <w:rPr>
+          <w:rFonts w:cs="Times New Roman"/>
+        </w:rPr>
+      </w:pPr>
+    </w:p>
+    <w:p>
+      <w:pPr>
+        <w:jc w:val="center"/>
+        <w:rPr>
+          <w:rFonts w:cs="Times New Roman"/>
+        </w:rPr>
+      </w:pPr>
+    </w:p>
+    <w:p>
+      <w:pPr>
+        <w:jc w:val="center"/>
+        <w:rPr>
+          <w:rFonts w:cs="Times New Roman"/>
+        </w:rPr>
+      </w:pPr>
+    </w:p>
+    <w:p>
+      <w:pPr>
+        <w:jc w:val="center"/>
+        <w:rPr>
+          <w:rFonts w:cs="Times New Roman"/>
+        </w:rPr>
+      </w:pPr>
+    </w:p>
+    <w:p>
+      <w:pPr>
+        <w:spacing w:after="0"/>
+        <w:ind w:firstLine="0"/>
+        <w:jc w:val="center"/>
+        <w:rPr>
           <w:sz w:val="48"/>
           <w:szCs w:val="48"/>
         </w:rPr>
@@ -199,6 +204,8 @@
     </w:p>
     <w:p>
       <w:pPr>
+        <w:spacing w:after="0"/>
+        <w:ind w:firstLine="0"/>
         <w:jc w:val="center"/>
         <w:rPr>
           <w:sz w:val="44"/>
@@ -210,7 +217,21 @@
           <w:sz w:val="44"/>
           <w:szCs w:val="48"/>
         </w:rPr>
-        <w:t>ПО УЧЕБНОЙ ОЗНАКОМИТЕЛЬНОЙ ПРАКТИКЕ</w:t>
+        <w:t xml:space="preserve">ПО УЧЕБНОЙ </w:t>
+      </w:r>
+      <w:r>
+        <w:rPr>
+          <w:sz w:val="44"/>
+          <w:szCs w:val="48"/>
+        </w:rPr>
+        <w:t xml:space="preserve">ОЗНАКОМИТЕЛЬНОЙ </w:t>
+      </w:r>
+      <w:r>
+        <w:rPr>
+          <w:sz w:val="44"/>
+          <w:szCs w:val="48"/>
+        </w:rPr>
+        <w:t>ПРАКТИКЕ</w:t>
       </w:r>
     </w:p>
     <w:p>
@@ -251,17 +272,27 @@
     </w:p>
     <w:p>
       <w:pPr>
+        <w:jc w:val="center"/>
+        <w:rPr>
+          <w:rFonts w:cs="Times New Roman"/>
+        </w:rPr>
+      </w:pPr>
+    </w:p>
+    <w:p>
+      <w:pPr>
         <w:spacing w:after="0"/>
         <w:ind w:firstLine="0"/>
         <w:jc w:val="left"/>
         <w:rPr>
           <w:color w:val="000000"/>
+          <w:sz w:val="24"/>
           <w:szCs w:val="28"/>
         </w:rPr>
       </w:pPr>
       <w:r>
         <w:rPr>
           <w:color w:val="000000"/>
+          <w:sz w:val="24"/>
           <w:szCs w:val="28"/>
         </w:rPr>
         <w:t>Студент</w:t>
@@ -273,12 +304,14 @@
         <w:ind w:firstLine="0"/>
         <w:jc w:val="left"/>
         <w:rPr>
+          <w:sz w:val="24"/>
           <w:szCs w:val="28"/>
         </w:rPr>
       </w:pPr>
       <w:r>
         <w:rPr>
           <w:color w:val="000000"/>
+          <w:sz w:val="24"/>
           <w:szCs w:val="28"/>
         </w:rPr>
         <w:t>гр. БИН-24-3</w:t>
@@ -286,6 +319,7 @@
       <w:r>
         <w:rPr>
           <w:color w:val="000000"/>
+          <w:sz w:val="24"/>
           <w:szCs w:val="28"/>
         </w:rPr>
         <w:tab/>
@@ -293,6 +327,7 @@
       <w:r>
         <w:rPr>
           <w:color w:val="000000"/>
+          <w:sz w:val="24"/>
           <w:szCs w:val="28"/>
         </w:rPr>
         <w:tab/>
@@ -300,6 +335,7 @@
       <w:r>
         <w:rPr>
           <w:color w:val="000000"/>
+          <w:sz w:val="24"/>
           <w:szCs w:val="28"/>
         </w:rPr>
         <w:tab/>
@@ -307,13 +343,23 @@
       <w:r>
         <w:rPr>
           <w:color w:val="000000"/>
+          <w:sz w:val="24"/>
           <w:szCs w:val="28"/>
         </w:rPr>
+        <w:tab/>
+      </w:r>
+      <w:r>
+        <w:rPr>
+          <w:color w:val="000000"/>
+          <w:sz w:val="24"/>
+          <w:szCs w:val="28"/>
+        </w:rPr>
         <w:t>____________________</w:t>
       </w:r>
       <w:r>
         <w:rPr>
           <w:color w:val="000000"/>
+          <w:sz w:val="24"/>
           <w:szCs w:val="28"/>
         </w:rPr>
         <w:tab/>
@@ -321,12 +367,14 @@
       <w:r>
         <w:rPr>
           <w:color w:val="000000"/>
+          <w:sz w:val="24"/>
           <w:szCs w:val="28"/>
         </w:rPr>
         <w:tab/>
       </w:r>
       <w:r>
         <w:rPr>
+          <w:sz w:val="24"/>
           <w:szCs w:val="28"/>
         </w:rPr>
         <w:t>Т.В. Ходоров</w:t>
@@ -339,12 +387,14 @@
         <w:jc w:val="left"/>
         <w:rPr>
           <w:color w:val="000000"/>
+          <w:sz w:val="24"/>
           <w:szCs w:val="28"/>
         </w:rPr>
       </w:pPr>
       <w:r>
         <w:rPr>
           <w:color w:val="000000"/>
+          <w:sz w:val="24"/>
           <w:szCs w:val="28"/>
         </w:rPr>
         <w:t>Руководитель,</w:t>
@@ -356,12 +406,14 @@
         <w:ind w:firstLine="0"/>
         <w:jc w:val="left"/>
         <w:rPr>
+          <w:sz w:val="24"/>
           <w:szCs w:val="28"/>
         </w:rPr>
       </w:pPr>
       <w:r>
         <w:rPr>
           <w:color w:val="000000"/>
+          <w:sz w:val="24"/>
           <w:szCs w:val="28"/>
         </w:rPr>
         <w:t xml:space="preserve">канд. </w:t>
@@ -370,6 +422,7 @@
       <w:r>
         <w:rPr>
           <w:color w:val="000000"/>
+          <w:sz w:val="24"/>
           <w:szCs w:val="28"/>
         </w:rPr>
         <w:t>техн</w:t>
@@ -378,6 +431,7 @@
       <w:r>
         <w:rPr>
           <w:color w:val="000000"/>
+          <w:sz w:val="24"/>
           <w:szCs w:val="28"/>
         </w:rPr>
         <w:t>. н</w:t>
@@ -385,6 +439,7 @@
       <w:r>
         <w:rPr>
           <w:color w:val="000000"/>
+          <w:sz w:val="24"/>
           <w:szCs w:val="28"/>
         </w:rPr>
         <w:t>аук</w:t>
@@ -392,6 +447,7 @@
       <w:r>
         <w:rPr>
           <w:color w:val="000000"/>
+          <w:sz w:val="24"/>
           <w:szCs w:val="28"/>
         </w:rPr>
         <w:tab/>
@@ -399,6 +455,7 @@
       <w:r>
         <w:rPr>
           <w:color w:val="000000"/>
+          <w:sz w:val="24"/>
           <w:szCs w:val="28"/>
         </w:rPr>
         <w:tab/>
@@ -406,6 +463,7 @@
       <w:r>
         <w:rPr>
           <w:color w:val="000000"/>
+          <w:sz w:val="24"/>
           <w:szCs w:val="28"/>
         </w:rPr>
         <w:tab/>
@@ -413,6 +471,7 @@
       <w:r>
         <w:rPr>
           <w:color w:val="000000"/>
+          <w:sz w:val="24"/>
           <w:szCs w:val="28"/>
         </w:rPr>
         <w:t>____________________</w:t>
@@ -420,6 +479,7 @@
       <w:r>
         <w:rPr>
           <w:color w:val="000000"/>
+          <w:sz w:val="24"/>
           <w:szCs w:val="28"/>
         </w:rPr>
         <w:tab/>
@@ -427,12 +487,14 @@
       <w:r>
         <w:rPr>
           <w:color w:val="000000"/>
+          <w:sz w:val="24"/>
           <w:szCs w:val="28"/>
         </w:rPr>
         <w:tab/>
       </w:r>
       <w:r>
         <w:rPr>
+          <w:sz w:val="24"/>
           <w:szCs w:val="28"/>
         </w:rPr>
         <w:t>Е.Ю. Соболевская</w:t>
@@ -445,12 +507,14 @@
         <w:jc w:val="left"/>
         <w:rPr>
           <w:color w:val="000000"/>
+          <w:sz w:val="24"/>
           <w:szCs w:val="28"/>
         </w:rPr>
       </w:pPr>
       <w:r>
         <w:rPr>
           <w:color w:val="000000"/>
+          <w:sz w:val="24"/>
           <w:szCs w:val="28"/>
         </w:rPr>
         <w:t>Консультант</w:t>
@@ -458,6 +522,7 @@
       <w:r>
         <w:rPr>
           <w:color w:val="000000"/>
+          <w:sz w:val="24"/>
           <w:szCs w:val="28"/>
         </w:rPr>
         <w:t>,</w:t>
@@ -469,12 +534,14 @@
         <w:ind w:firstLine="0"/>
         <w:jc w:val="left"/>
         <w:rPr>
+          <w:sz w:val="24"/>
           <w:szCs w:val="28"/>
         </w:rPr>
       </w:pPr>
       <w:r>
         <w:rPr>
           <w:color w:val="000000"/>
+          <w:sz w:val="24"/>
           <w:szCs w:val="28"/>
         </w:rPr>
         <w:t>Ассистент</w:t>
@@ -482,6 +549,7 @@
       <w:r>
         <w:rPr>
           <w:color w:val="000000"/>
+          <w:sz w:val="24"/>
           <w:szCs w:val="28"/>
         </w:rPr>
         <w:tab/>
@@ -489,6 +557,7 @@
       <w:r>
         <w:rPr>
           <w:color w:val="000000"/>
+          <w:sz w:val="24"/>
           <w:szCs w:val="28"/>
         </w:rPr>
         <w:tab/>
@@ -496,6 +565,7 @@
       <w:r>
         <w:rPr>
           <w:color w:val="000000"/>
+          <w:sz w:val="24"/>
           <w:szCs w:val="28"/>
         </w:rPr>
         <w:tab/>
@@ -503,6 +573,7 @@
       <w:r>
         <w:rPr>
           <w:color w:val="000000"/>
+          <w:sz w:val="24"/>
           <w:szCs w:val="28"/>
         </w:rPr>
         <w:tab/>
@@ -510,6 +581,7 @@
       <w:r>
         <w:rPr>
           <w:color w:val="000000"/>
+          <w:sz w:val="24"/>
           <w:szCs w:val="28"/>
         </w:rPr>
         <w:t>____________________</w:t>
@@ -517,6 +589,7 @@
       <w:r>
         <w:rPr>
           <w:color w:val="000000"/>
+          <w:sz w:val="24"/>
           <w:szCs w:val="28"/>
         </w:rPr>
         <w:tab/>
@@ -524,12 +597,14 @@
       <w:r>
         <w:rPr>
           <w:color w:val="000000"/>
+          <w:sz w:val="24"/>
           <w:szCs w:val="28"/>
         </w:rPr>
         <w:tab/>
       </w:r>
       <w:r>
         <w:rPr>
+          <w:sz w:val="24"/>
           <w:szCs w:val="28"/>
         </w:rPr>
         <w:t xml:space="preserve">М.В. </w:t>
@@ -537,6 +612,7 @@
       <w:proofErr w:type="spellStart"/>
       <w:r>
         <w:rPr>
+          <w:sz w:val="24"/>
           <w:szCs w:val="28"/>
         </w:rPr>
         <w:t>Водяницкий</w:t>
@@ -548,6 +624,7 @@
         <w:ind w:firstLine="0"/>
         <w:jc w:val="left"/>
         <w:rPr>
+          <w:sz w:val="24"/>
           <w:szCs w:val="28"/>
         </w:rPr>
       </w:pPr>
@@ -557,6 +634,7 @@
         <w:ind w:firstLine="0"/>
         <w:jc w:val="left"/>
         <w:rPr>
+          <w:sz w:val="24"/>
           <w:szCs w:val="28"/>
         </w:rPr>
       </w:pPr>
@@ -566,6 +644,7 @@
         <w:ind w:firstLine="0"/>
         <w:jc w:val="left"/>
         <w:rPr>
+          <w:sz w:val="24"/>
           <w:szCs w:val="28"/>
         </w:rPr>
       </w:pPr>
@@ -575,6 +654,7 @@
         <w:ind w:firstLine="0"/>
         <w:jc w:val="left"/>
         <w:rPr>
+          <w:sz w:val="24"/>
           <w:szCs w:val="28"/>
         </w:rPr>
       </w:pPr>
@@ -584,6 +664,7 @@
         <w:ind w:firstLine="0"/>
         <w:jc w:val="left"/>
         <w:rPr>
+          <w:sz w:val="24"/>
           <w:szCs w:val="28"/>
         </w:rPr>
       </w:pPr>
@@ -593,6 +674,17 @@
         <w:ind w:firstLine="0"/>
         <w:jc w:val="left"/>
         <w:rPr>
+          <w:sz w:val="24"/>
+          <w:szCs w:val="28"/>
+        </w:rPr>
+      </w:pPr>
+    </w:p>
+    <w:p>
+      <w:pPr>
+        <w:ind w:firstLine="0"/>
+        <w:jc w:val="left"/>
+        <w:rPr>
+          <w:sz w:val="24"/>
           <w:szCs w:val="28"/>
         </w:rPr>
       </w:pPr>
@@ -603,11 +695,13 @@
         <w:jc w:val="center"/>
         <w:rPr>
           <w:rFonts w:cs="Times New Roman"/>
+          <w:sz w:val="24"/>
         </w:rPr>
       </w:pPr>
       <w:r>
         <w:rPr>
           <w:rFonts w:cs="Times New Roman"/>
+          <w:sz w:val="24"/>
         </w:rPr>
         <w:t>Владивосток 2026</w:t>
       </w:r>
@@ -746,8 +840,14 @@
       <w:pPr>
         <w:ind w:firstLine="0"/>
         <w:jc w:val="center"/>
-      </w:pPr>
-      <w:r>
+        <w:rPr>
+          <w:sz w:val="24"/>
+        </w:rPr>
+      </w:pPr>
+      <w:r>
+        <w:rPr>
+          <w:sz w:val="24"/>
+        </w:rPr>
         <w:t>на учебную ознакомительную практику</w:t>
       </w:r>
     </w:p>
@@ -755,11 +855,20 @@
       <w:pPr>
         <w:ind w:firstLine="0"/>
         <w:jc w:val="left"/>
-      </w:pPr>
-      <w:r>
+        <w:rPr>
+          <w:sz w:val="24"/>
+        </w:rPr>
+      </w:pPr>
+      <w:r>
+        <w:rPr>
+          <w:sz w:val="24"/>
+        </w:rPr>
         <w:t>Студенту: гр. БИН-24-3</w:t>
       </w:r>
       <w:r>
+        <w:rPr>
+          <w:sz w:val="24"/>
+        </w:rPr>
         <w:t xml:space="preserve"> Ходорову Т.В.</w:t>
       </w:r>
     </w:p>
@@ -767,14 +876,26 @@
       <w:pPr>
         <w:ind w:firstLine="0"/>
         <w:jc w:val="left"/>
-      </w:pPr>
-      <w:r>
+        <w:rPr>
+          <w:sz w:val="24"/>
+        </w:rPr>
+      </w:pPr>
+      <w:r>
+        <w:rPr>
+          <w:sz w:val="24"/>
+        </w:rPr>
         <w:t xml:space="preserve">Срок сдачи работы: </w:t>
       </w:r>
       <w:r>
+        <w:rPr>
+          <w:sz w:val="24"/>
+        </w:rPr>
         <w:t>16.07</w:t>
       </w:r>
       <w:r>
+        <w:rPr>
+          <w:sz w:val="24"/>
+        </w:rPr>
         <w:t>.2026</w:t>
       </w:r>
     </w:p>
@@ -782,8 +903,14 @@
       <w:pPr>
         <w:ind w:left="708" w:firstLine="0"/>
         <w:jc w:val="left"/>
-      </w:pPr>
-      <w:r>
+        <w:rPr>
+          <w:sz w:val="24"/>
+        </w:rPr>
+      </w:pPr>
+      <w:r>
+        <w:rPr>
+          <w:sz w:val="24"/>
+        </w:rPr>
         <w:t>Задание 1. Анализ поставленной задачи.</w:t>
       </w:r>
     </w:p>
@@ -791,8 +918,14 @@
       <w:pPr>
         <w:ind w:left="708" w:firstLine="0"/>
         <w:jc w:val="left"/>
-      </w:pPr>
-      <w:r>
+        <w:rPr>
+          <w:sz w:val="24"/>
+        </w:rPr>
+      </w:pPr>
+      <w:r>
+        <w:rPr>
+          <w:sz w:val="24"/>
+        </w:rPr>
         <w:t>Задание 2. Сбор и анализ информации.</w:t>
       </w:r>
     </w:p>
@@ -800,8 +933,14 @@
       <w:pPr>
         <w:ind w:left="708" w:firstLine="0"/>
         <w:jc w:val="left"/>
-      </w:pPr>
-      <w:r>
+        <w:rPr>
+          <w:sz w:val="24"/>
+        </w:rPr>
+      </w:pPr>
+      <w:r>
+        <w:rPr>
+          <w:sz w:val="24"/>
+        </w:rPr>
         <w:t>Задание 3. Разработка решения поставленных задач.</w:t>
       </w:r>
     </w:p>
@@ -809,8 +948,14 @@
       <w:pPr>
         <w:ind w:left="708" w:firstLine="0"/>
         <w:jc w:val="left"/>
-      </w:pPr>
-      <w:r>
+        <w:rPr>
+          <w:sz w:val="24"/>
+        </w:rPr>
+      </w:pPr>
+      <w:r>
+        <w:rPr>
+          <w:sz w:val="24"/>
+        </w:rPr>
         <w:t>Задание 4. Оформить отчет по практике в соответствии с СК-СТО-ТР-04-1.005-2015</w:t>
       </w:r>
     </w:p>
@@ -818,8 +963,14 @@
       <w:pPr>
         <w:ind w:firstLine="0"/>
         <w:jc w:val="left"/>
-      </w:pPr>
-      <w:r>
+        <w:rPr>
+          <w:sz w:val="24"/>
+        </w:rPr>
+      </w:pPr>
+      <w:r>
+        <w:rPr>
+          <w:sz w:val="24"/>
+        </w:rPr>
         <w:t>«Требования к оформлению текстовой части выпускных квалификационных работ, курсовых работ (проектов), рефератов, контрольных работ, отчётов по практикам, лабораторным работам».</w:t>
       </w:r>
     </w:p>
@@ -828,12 +979,14 @@
         <w:ind w:firstLine="0"/>
         <w:jc w:val="left"/>
         <w:rPr>
+          <w:sz w:val="24"/>
           <w:szCs w:val="28"/>
         </w:rPr>
       </w:pPr>
       <w:r>
         <w:rPr>
           <w:color w:val="000000"/>
+          <w:sz w:val="24"/>
           <w:szCs w:val="28"/>
         </w:rPr>
         <w:t>Руководитель практики</w:t>
@@ -841,6 +994,7 @@
       <w:r>
         <w:rPr>
           <w:color w:val="000000"/>
+          <w:sz w:val="24"/>
           <w:szCs w:val="28"/>
         </w:rPr>
         <w:tab/>
@@ -848,6 +1002,7 @@
       <w:r>
         <w:rPr>
           <w:color w:val="000000"/>
+          <w:sz w:val="24"/>
           <w:szCs w:val="28"/>
         </w:rPr>
         <w:tab/>
@@ -855,6 +1010,7 @@
       <w:r>
         <w:rPr>
           <w:color w:val="000000"/>
+          <w:sz w:val="24"/>
           <w:szCs w:val="28"/>
         </w:rPr>
         <w:t>____________________</w:t>
@@ -862,6 +1018,7 @@
       <w:r>
         <w:rPr>
           <w:color w:val="000000"/>
+          <w:sz w:val="24"/>
           <w:szCs w:val="28"/>
         </w:rPr>
         <w:tab/>
@@ -869,12 +1026,14 @@
       <w:r>
         <w:rPr>
           <w:color w:val="000000"/>
+          <w:sz w:val="24"/>
           <w:szCs w:val="28"/>
         </w:rPr>
         <w:tab/>
       </w:r>
       <w:r>
         <w:rPr>
+          <w:sz w:val="24"/>
           <w:szCs w:val="28"/>
         </w:rPr>
         <w:t>Е.Ю. Соболевская</w:t>
@@ -885,6 +1044,7 @@
         <w:ind w:firstLine="0"/>
         <w:jc w:val="left"/>
         <w:rPr>
+          <w:sz w:val="24"/>
           <w:szCs w:val="28"/>
         </w:rPr>
       </w:pPr>
@@ -894,12 +1054,14 @@
         <w:ind w:firstLine="0"/>
         <w:jc w:val="left"/>
         <w:rPr>
+          <w:sz w:val="24"/>
           <w:szCs w:val="28"/>
         </w:rPr>
       </w:pPr>
       <w:r>
         <w:rPr>
           <w:color w:val="000000"/>
+          <w:sz w:val="24"/>
           <w:szCs w:val="28"/>
         </w:rPr>
         <w:t>Консультант практики</w:t>
@@ -907,6 +1069,7 @@
       <w:r>
         <w:rPr>
           <w:color w:val="000000"/>
+          <w:sz w:val="24"/>
           <w:szCs w:val="28"/>
         </w:rPr>
         <w:tab/>
@@ -914,6 +1077,7 @@
       <w:r>
         <w:rPr>
           <w:color w:val="000000"/>
+          <w:sz w:val="24"/>
           <w:szCs w:val="28"/>
         </w:rPr>
         <w:tab/>
@@ -921,6 +1085,7 @@
       <w:r>
         <w:rPr>
           <w:color w:val="000000"/>
+          <w:sz w:val="24"/>
           <w:szCs w:val="28"/>
         </w:rPr>
         <w:t>____________________</w:t>
@@ -928,6 +1093,7 @@
       <w:r>
         <w:rPr>
           <w:color w:val="000000"/>
+          <w:sz w:val="24"/>
           <w:szCs w:val="28"/>
         </w:rPr>
         <w:tab/>
@@ -935,12 +1101,14 @@
       <w:r>
         <w:rPr>
           <w:color w:val="000000"/>
+          <w:sz w:val="24"/>
           <w:szCs w:val="28"/>
         </w:rPr>
         <w:tab/>
       </w:r>
       <w:r>
         <w:rPr>
+          <w:sz w:val="24"/>
           <w:szCs w:val="28"/>
         </w:rPr>
         <w:t xml:space="preserve">М.В. </w:t>
@@ -948,6 +1116,7 @@
       <w:proofErr w:type="spellStart"/>
       <w:r>
         <w:rPr>
+          <w:sz w:val="24"/>
           <w:szCs w:val="28"/>
         </w:rPr>
         <w:t>Водяницкий</w:t>
@@ -959,6 +1128,7 @@
         <w:ind w:firstLine="0"/>
         <w:jc w:val="left"/>
         <w:rPr>
+          <w:sz w:val="24"/>
           <w:szCs w:val="28"/>
         </w:rPr>
       </w:pPr>
@@ -967,10 +1137,14 @@
       <w:pPr>
         <w:ind w:firstLine="0"/>
         <w:jc w:val="left"/>
+        <w:rPr>
+          <w:sz w:val="24"/>
+        </w:rPr>
       </w:pPr>
       <w:r>
         <w:rPr>
           <w:color w:val="000000"/>
+          <w:sz w:val="24"/>
           <w:szCs w:val="28"/>
         </w:rPr>
         <w:t>Задание получил:</w:t>
@@ -978,6 +1152,7 @@
       <w:r>
         <w:rPr>
           <w:color w:val="000000"/>
+          <w:sz w:val="24"/>
           <w:szCs w:val="28"/>
         </w:rPr>
         <w:tab/>
@@ -985,6 +1160,7 @@
       <w:r>
         <w:rPr>
           <w:color w:val="000000"/>
+          <w:sz w:val="24"/>
           <w:szCs w:val="28"/>
         </w:rPr>
         <w:tab/>
@@ -992,6 +1168,7 @@
       <w:r>
         <w:rPr>
           <w:color w:val="000000"/>
+          <w:sz w:val="24"/>
           <w:szCs w:val="28"/>
         </w:rPr>
         <w:tab/>
@@ -999,6 +1176,7 @@
       <w:r>
         <w:rPr>
           <w:color w:val="000000"/>
+          <w:sz w:val="24"/>
           <w:szCs w:val="28"/>
         </w:rPr>
         <w:t>____________________</w:t>
@@ -1006,6 +1184,7 @@
       <w:r>
         <w:rPr>
           <w:color w:val="000000"/>
+          <w:sz w:val="24"/>
           <w:szCs w:val="28"/>
         </w:rPr>
         <w:tab/>
@@ -1013,17 +1192,22 @@
       <w:r>
         <w:rPr>
           <w:color w:val="000000"/>
+          <w:sz w:val="24"/>
           <w:szCs w:val="28"/>
         </w:rPr>
         <w:tab/>
       </w:r>
       <w:r>
         <w:rPr>
+          <w:sz w:val="24"/>
           <w:szCs w:val="28"/>
         </w:rPr>
         <w:t>Т.В. Ходоров</w:t>
       </w:r>
       <w:r>
+        <w:rPr>
+          <w:sz w:val="24"/>
+        </w:rPr>
         <w:t xml:space="preserve"> </w:t>
       </w:r>
     </w:p>
@@ -1067,7 +1251,7 @@
     </w:p>
     <w:p>
       <w:pPr>
-        <w:spacing w:after="0"/>
+        <w:spacing w:after="0" w:line="480" w:lineRule="auto"/>
         <w:ind w:left="1416" w:firstLine="0"/>
         <w:rPr>
           <w:rFonts w:eastAsia="Times New Roman" w:cs="Times New Roman"/>
@@ -1104,7 +1288,7 @@
     </w:p>
     <w:p>
       <w:pPr>
-        <w:spacing w:after="0"/>
+        <w:spacing w:after="0" w:line="360" w:lineRule="auto"/>
         <w:ind w:firstLine="0"/>
         <w:jc w:val="center"/>
         <w:rPr>
@@ -1123,13 +1307,53 @@
           <w:szCs w:val="24"/>
           <w:lang w:eastAsia="ru-RU"/>
         </w:rPr>
-        <w:t>прохождения наименование практики студента ВВГУ</w:t>
-      </w:r>
-    </w:p>
-    <w:p>
-      <w:pPr>
-        <w:spacing w:after="0"/>
-        <w:ind w:firstLine="0"/>
+        <w:t>прохождения</w:t>
+      </w:r>
+      <w:r>
+        <w:rPr>
+          <w:rFonts w:eastAsia="Times New Roman" w:cs="Times New Roman"/>
+          <w:b/>
+          <w:bCs/>
+          <w:szCs w:val="24"/>
+          <w:lang w:eastAsia="ru-RU"/>
+        </w:rPr>
+        <w:t xml:space="preserve"> </w:t>
+      </w:r>
+      <w:r>
+        <w:rPr>
+          <w:rFonts w:eastAsia="Times New Roman" w:cs="Times New Roman"/>
+          <w:b/>
+          <w:bCs/>
+          <w:szCs w:val="24"/>
+          <w:lang w:eastAsia="ru-RU"/>
+        </w:rPr>
+        <w:t>учебной ознакомительной</w:t>
+      </w:r>
+      <w:r>
+        <w:rPr>
+          <w:rFonts w:eastAsia="Times New Roman" w:cs="Times New Roman"/>
+          <w:b/>
+          <w:bCs/>
+          <w:szCs w:val="24"/>
+          <w:lang w:eastAsia="ru-RU"/>
+        </w:rPr>
+        <w:t xml:space="preserve"> </w:t>
+      </w:r>
+      <w:r>
+        <w:rPr>
+          <w:rFonts w:eastAsia="Times New Roman" w:cs="Times New Roman"/>
+          <w:b/>
+          <w:bCs/>
+          <w:szCs w:val="24"/>
+          <w:lang w:eastAsia="ru-RU"/>
+        </w:rPr>
+        <w:t>практики студента ВВГУ</w:t>
+      </w:r>
+    </w:p>
+    <w:p>
+      <w:pPr>
+        <w:spacing w:after="240"/>
+        <w:ind w:left="284" w:firstLine="0"/>
         <w:jc w:val="left"/>
         <w:rPr>
           <w:rFonts w:eastAsia="Times New Roman" w:cs="Times New Roman"/>
@@ -2101,6 +2325,7 @@
         <w:jc w:val="left"/>
         <w:rPr>
           <w:rFonts w:eastAsia="Times New Roman" w:cs="Times New Roman"/>
+          <w:sz w:val="32"/>
           <w:szCs w:val="24"/>
           <w:lang w:eastAsia="ru-RU"/>
         </w:rPr>
@@ -2130,31 +2355,27 @@
       <w:pPr>
         <w:spacing w:line="259" w:lineRule="auto"/>
         <w:ind w:firstLine="0"/>
-        <w:jc w:val="left"/>
         <w:rPr>
           <w:rFonts w:eastAsia="Times New Roman" w:cs="Times New Roman"/>
           <w:szCs w:val="24"/>
           <w:lang w:eastAsia="ru-RU"/>
         </w:rPr>
       </w:pPr>
-    </w:p>
-    <w:p>
-      <w:pPr>
-        <w:spacing w:line="259" w:lineRule="auto"/>
-        <w:ind w:firstLine="0"/>
+      <w:r>
         <w:rPr>
           <w:rFonts w:eastAsia="Times New Roman" w:cs="Times New Roman"/>
           <w:szCs w:val="24"/>
           <w:lang w:eastAsia="ru-RU"/>
         </w:rPr>
-      </w:pPr>
+        <w:t>Студент-практикант</w:t>
+      </w:r>
       <w:r>
         <w:rPr>
           <w:rFonts w:eastAsia="Times New Roman" w:cs="Times New Roman"/>
           <w:szCs w:val="24"/>
           <w:lang w:eastAsia="ru-RU"/>
         </w:rPr>
-        <w:t>Студент-практикант</w:t>
+        <w:tab/>
       </w:r>
       <w:r>
         <w:rPr>
@@ -2186,7 +2407,7 @@
           <w:szCs w:val="24"/>
           <w:lang w:eastAsia="ru-RU"/>
         </w:rPr>
-        <w:tab/>
+        <w:t xml:space="preserve"> </w:t>
       </w:r>
       <w:r>
         <w:rPr>
@@ -2194,35 +2415,35 @@
           <w:szCs w:val="24"/>
           <w:lang w:eastAsia="ru-RU"/>
         </w:rPr>
-        <w:t xml:space="preserve"> </w:t>
-      </w:r>
-      <w:r>
+        <w:t>_____________________ Т.В Ходоров</w:t>
+      </w:r>
+    </w:p>
+    <w:p>
+      <w:pPr>
+        <w:spacing w:line="259" w:lineRule="auto"/>
+        <w:ind w:left="4956" w:firstLine="708"/>
+        <w:jc w:val="center"/>
         <w:rPr>
           <w:rFonts w:eastAsia="Times New Roman" w:cs="Times New Roman"/>
           <w:szCs w:val="24"/>
           <w:lang w:eastAsia="ru-RU"/>
         </w:rPr>
-        <w:t>_____________________ Т.В Ходоров</w:t>
-      </w:r>
-    </w:p>
-    <w:p>
-      <w:pPr>
-        <w:spacing w:line="259" w:lineRule="auto"/>
-        <w:ind w:firstLine="0"/>
-        <w:jc w:val="right"/>
+      </w:pPr>
+      <w:r>
         <w:rPr>
           <w:rFonts w:eastAsia="Times New Roman" w:cs="Times New Roman"/>
           <w:szCs w:val="24"/>
           <w:lang w:eastAsia="ru-RU"/>
         </w:rPr>
-      </w:pPr>
+        <w:t>п</w:t>
+      </w:r>
       <w:r>
         <w:rPr>
           <w:rFonts w:eastAsia="Times New Roman" w:cs="Times New Roman"/>
           <w:szCs w:val="24"/>
           <w:lang w:eastAsia="ru-RU"/>
         </w:rPr>
-        <w:t>п</w:t>
+        <w:t>одпись</w:t>
       </w:r>
       <w:r>
         <w:rPr>
@@ -2230,7 +2451,7 @@
           <w:szCs w:val="24"/>
           <w:lang w:eastAsia="ru-RU"/>
         </w:rPr>
-        <w:t>одпись</w:t>
+        <w:tab/>
       </w:r>
       <w:r>
         <w:rPr>
@@ -2256,34 +2477,37 @@
         </w:rPr>
         <w:tab/>
       </w:r>
-      <w:r>
+    </w:p>
+    <w:p>
+      <w:pPr>
+        <w:spacing w:line="259" w:lineRule="auto"/>
+        <w:ind w:firstLine="0"/>
+        <w:jc w:val="left"/>
         <w:rPr>
           <w:rFonts w:eastAsia="Times New Roman" w:cs="Times New Roman"/>
           <w:szCs w:val="24"/>
           <w:lang w:eastAsia="ru-RU"/>
         </w:rPr>
-        <w:tab/>
-      </w:r>
-    </w:p>
-    <w:p>
-      <w:pPr>
-        <w:spacing w:line="259" w:lineRule="auto"/>
-        <w:ind w:firstLine="0"/>
-        <w:jc w:val="left"/>
+      </w:pPr>
+      <w:r>
         <w:rPr>
           <w:rFonts w:eastAsia="Times New Roman" w:cs="Times New Roman"/>
           <w:szCs w:val="24"/>
           <w:lang w:eastAsia="ru-RU"/>
         </w:rPr>
-      </w:pPr>
-      <w:r>
+        <w:t>дата</w:t>
+      </w:r>
+    </w:p>
+    <w:p>
+      <w:pPr>
+        <w:spacing w:line="259" w:lineRule="auto"/>
+        <w:ind w:firstLine="0"/>
         <w:rPr>
           <w:rFonts w:eastAsia="Times New Roman" w:cs="Times New Roman"/>
           <w:szCs w:val="24"/>
           <w:lang w:eastAsia="ru-RU"/>
         </w:rPr>
-        <w:t>дата</w:t>
-      </w:r>
+      </w:pPr>
     </w:p>
     <w:p>
       <w:pPr>
@@ -2295,24 +2519,21 @@
           <w:lang w:eastAsia="ru-RU"/>
         </w:rPr>
       </w:pPr>
-    </w:p>
-    <w:p>
-      <w:pPr>
-        <w:spacing w:line="259" w:lineRule="auto"/>
-        <w:ind w:firstLine="0"/>
+      <w:r>
         <w:rPr>
           <w:rFonts w:eastAsia="Times New Roman" w:cs="Times New Roman"/>
           <w:szCs w:val="24"/>
           <w:lang w:eastAsia="ru-RU"/>
         </w:rPr>
-      </w:pPr>
+        <w:t xml:space="preserve">Руководитель от кафедры </w:t>
+      </w:r>
       <w:r>
         <w:rPr>
           <w:rFonts w:eastAsia="Times New Roman" w:cs="Times New Roman"/>
           <w:szCs w:val="24"/>
           <w:lang w:eastAsia="ru-RU"/>
         </w:rPr>
-        <w:t xml:space="preserve">Руководитель от кафедры </w:t>
+        <w:tab/>
       </w:r>
       <w:r>
         <w:rPr>
@@ -2329,6 +2550,7 @@
           <w:lang w:eastAsia="ru-RU"/>
         </w:rPr>
         <w:tab/>
+        <w:t>_________________</w:t>
       </w:r>
       <w:r>
         <w:rPr>
@@ -2336,36 +2558,35 @@
           <w:szCs w:val="24"/>
           <w:lang w:eastAsia="ru-RU"/>
         </w:rPr>
-        <w:tab/>
-        <w:t>_________________</w:t>
-      </w:r>
-      <w:r>
+        <w:t>Е.Ю. Соболевская</w:t>
+      </w:r>
+    </w:p>
+    <w:p>
+      <w:pPr>
+        <w:spacing w:line="259" w:lineRule="auto"/>
+        <w:ind w:left="4956" w:firstLine="708"/>
+        <w:jc w:val="center"/>
         <w:rPr>
           <w:rFonts w:eastAsia="Times New Roman" w:cs="Times New Roman"/>
           <w:szCs w:val="24"/>
           <w:lang w:eastAsia="ru-RU"/>
         </w:rPr>
-        <w:t>Е.Ю. Соболевская</w:t>
-      </w:r>
-    </w:p>
-    <w:p>
-      <w:pPr>
-        <w:spacing w:line="259" w:lineRule="auto"/>
-        <w:ind w:firstLine="0"/>
-        <w:jc w:val="right"/>
+      </w:pPr>
+      <w:r>
         <w:rPr>
           <w:rFonts w:eastAsia="Times New Roman" w:cs="Times New Roman"/>
           <w:szCs w:val="24"/>
           <w:lang w:eastAsia="ru-RU"/>
         </w:rPr>
-      </w:pPr>
+        <w:t>п</w:t>
+      </w:r>
       <w:r>
         <w:rPr>
           <w:rFonts w:eastAsia="Times New Roman" w:cs="Times New Roman"/>
           <w:szCs w:val="24"/>
           <w:lang w:eastAsia="ru-RU"/>
         </w:rPr>
-        <w:t>п</w:t>
+        <w:t>одпись</w:t>
       </w:r>
       <w:r>
         <w:rPr>
@@ -2373,7 +2594,7 @@
           <w:szCs w:val="24"/>
           <w:lang w:eastAsia="ru-RU"/>
         </w:rPr>
-        <w:t>одпись</w:t>
+        <w:tab/>
       </w:r>
       <w:r>
         <w:rPr>
@@ -2399,14 +2620,17 @@
         </w:rPr>
         <w:tab/>
       </w:r>
-      <w:r>
+    </w:p>
+    <w:p>
+      <w:pPr>
+        <w:spacing w:line="259" w:lineRule="auto"/>
+        <w:ind w:firstLine="0"/>
         <w:rPr>
           <w:rFonts w:eastAsia="Times New Roman" w:cs="Times New Roman"/>
           <w:szCs w:val="24"/>
           <w:lang w:eastAsia="ru-RU"/>
         </w:rPr>
-        <w:tab/>
-      </w:r>
+      </w:pPr>
     </w:p>
     <w:p>
       <w:pPr>
@@ -2418,24 +2642,21 @@
           <w:lang w:eastAsia="ru-RU"/>
         </w:rPr>
       </w:pPr>
-    </w:p>
-    <w:p>
-      <w:pPr>
-        <w:spacing w:line="259" w:lineRule="auto"/>
-        <w:ind w:firstLine="0"/>
+      <w:r>
         <w:rPr>
           <w:rFonts w:eastAsia="Times New Roman" w:cs="Times New Roman"/>
           <w:szCs w:val="24"/>
           <w:lang w:eastAsia="ru-RU"/>
         </w:rPr>
-      </w:pPr>
+        <w:t xml:space="preserve">Консультант от кафедры </w:t>
+      </w:r>
       <w:r>
         <w:rPr>
           <w:rFonts w:eastAsia="Times New Roman" w:cs="Times New Roman"/>
           <w:szCs w:val="24"/>
           <w:lang w:eastAsia="ru-RU"/>
         </w:rPr>
-        <w:t xml:space="preserve">Консультант от кафедры </w:t>
+        <w:tab/>
       </w:r>
       <w:r>
         <w:rPr>
@@ -2459,7 +2680,7 @@
           <w:szCs w:val="24"/>
           <w:lang w:eastAsia="ru-RU"/>
         </w:rPr>
-        <w:tab/>
+        <w:t>_</w:t>
       </w:r>
       <w:r>
         <w:rPr>
@@ -2467,23 +2688,15 @@
           <w:szCs w:val="24"/>
           <w:lang w:eastAsia="ru-RU"/>
         </w:rPr>
-        <w:t>_</w:t>
-      </w:r>
+        <w:t xml:space="preserve">________________ М.В. </w:t>
+      </w:r>
+      <w:proofErr w:type="spellStart"/>
       <w:r>
         <w:rPr>
           <w:rFonts w:eastAsia="Times New Roman" w:cs="Times New Roman"/>
           <w:szCs w:val="24"/>
           <w:lang w:eastAsia="ru-RU"/>
         </w:rPr>
-        <w:t xml:space="preserve">________________ М.В. </w:t>
-      </w:r>
-      <w:proofErr w:type="spellStart"/>
-      <w:r>
-        <w:rPr>
-          <w:rFonts w:eastAsia="Times New Roman" w:cs="Times New Roman"/>
-          <w:szCs w:val="24"/>
-          <w:lang w:eastAsia="ru-RU"/>
-        </w:rPr>
         <w:t>Водяницкий</w:t>
       </w:r>
       <w:proofErr w:type="spellEnd"/>
@@ -2491,19 +2704,8 @@
     <w:p>
       <w:pPr>
         <w:spacing w:line="259" w:lineRule="auto"/>
-        <w:ind w:firstLine="0"/>
-        <w:rPr>
-          <w:rFonts w:eastAsia="Times New Roman" w:cs="Times New Roman"/>
-          <w:szCs w:val="24"/>
-          <w:lang w:eastAsia="ru-RU"/>
-        </w:rPr>
-      </w:pPr>
-    </w:p>
-    <w:p>
-      <w:pPr>
-        <w:spacing w:line="259" w:lineRule="auto"/>
-        <w:ind w:firstLine="0"/>
-        <w:jc w:val="right"/>
+        <w:ind w:left="4956" w:firstLine="708"/>
+        <w:jc w:val="center"/>
         <w:rPr>
           <w:rFonts w:eastAsia="Times New Roman" w:cs="Times New Roman"/>
           <w:szCs w:val="24"/>
@@ -2529,6 +2731,7 @@
       <w:r>
         <w:rPr>
           <w:rFonts w:eastAsia="Times New Roman" w:cs="Times New Roman"/>
+          <w:sz w:val="24"/>
           <w:szCs w:val="24"/>
           <w:lang w:eastAsia="ru-RU"/>
         </w:rPr>
@@ -2565,11 +2768,17 @@
         <w:pStyle w:val="1"/>
         <w:ind w:firstLine="0"/>
         <w:jc w:val="center"/>
+        <w:rPr>
+          <w:sz w:val="28"/>
+          <w:szCs w:val="28"/>
+        </w:rPr>
       </w:pPr>
       <w:r>
         <w:rPr>
           <w:rFonts w:cs="Times New Roman"/>
           <w:noProof/>
+          <w:sz w:val="28"/>
+          <w:szCs w:val="28"/>
           <w:lang w:eastAsia="ru-RU"/>
         </w:rPr>
         <w:lastRenderedPageBreak/>
@@ -2646,6 +2855,10 @@
         </mc:AlternateContent>
       </w:r>
       <w:r>
+        <w:rPr>
+          <w:sz w:val="28"/>
+          <w:szCs w:val="28"/>
+        </w:rPr>
         <w:t>Содержание</w:t>
       </w:r>
       <w:bookmarkEnd w:id="1"/>
@@ -2654,6 +2867,7 @@
       <w:pPr>
         <w:pStyle w:val="11"/>
         <w:spacing w:line="360" w:lineRule="auto"/>
+        <w:ind w:firstLine="0"/>
         <w:rPr>
           <w:rFonts w:eastAsiaTheme="minorEastAsia" w:cs="Times New Roman"/>
           <w:noProof/>
@@ -2723,6 +2937,7 @@
       <w:pPr>
         <w:pStyle w:val="11"/>
         <w:spacing w:line="360" w:lineRule="auto"/>
+        <w:ind w:firstLine="0"/>
         <w:rPr>
           <w:rFonts w:eastAsiaTheme="minorEastAsia" w:cs="Times New Roman"/>
           <w:noProof/>
@@ -2777,6 +2992,7 @@
       <w:pPr>
         <w:pStyle w:val="11"/>
         <w:spacing w:line="360" w:lineRule="auto"/>
+        <w:ind w:firstLine="0"/>
         <w:rPr>
           <w:rFonts w:eastAsiaTheme="minorEastAsia" w:cs="Times New Roman"/>
           <w:noProof/>
@@ -2810,7 +3026,7 @@
       <w:pPr>
         <w:pStyle w:val="11"/>
         <w:spacing w:line="360" w:lineRule="auto"/>
-        <w:ind w:left="708"/>
+        <w:ind w:left="708" w:firstLine="0"/>
         <w:rPr>
           <w:rFonts w:eastAsiaTheme="minorEastAsia" w:cs="Times New Roman"/>
           <w:noProof/>
@@ -2863,7 +3079,7 @@
       <w:pPr>
         <w:pStyle w:val="11"/>
         <w:spacing w:line="360" w:lineRule="auto"/>
-        <w:ind w:left="708"/>
+        <w:ind w:left="708" w:firstLine="0"/>
         <w:rPr>
           <w:rFonts w:eastAsiaTheme="minorEastAsia" w:cs="Times New Roman"/>
           <w:noProof/>
@@ -2897,7 +3113,7 @@
       <w:pPr>
         <w:pStyle w:val="11"/>
         <w:spacing w:line="360" w:lineRule="auto"/>
-        <w:ind w:left="708"/>
+        <w:ind w:left="708" w:firstLine="0"/>
         <w:rPr>
           <w:rFonts w:eastAsiaTheme="minorEastAsia" w:cs="Times New Roman"/>
           <w:noProof/>
@@ -2931,7 +3147,7 @@
       <w:pPr>
         <w:pStyle w:val="11"/>
         <w:spacing w:line="360" w:lineRule="auto"/>
-        <w:ind w:left="1416"/>
+        <w:ind w:left="1416" w:firstLine="0"/>
         <w:rPr>
           <w:rFonts w:eastAsiaTheme="minorEastAsia" w:cs="Times New Roman"/>
           <w:noProof/>
@@ -2965,7 +3181,7 @@
       <w:pPr>
         <w:pStyle w:val="11"/>
         <w:spacing w:line="360" w:lineRule="auto"/>
-        <w:ind w:left="1416"/>
+        <w:ind w:left="1416" w:firstLine="0"/>
         <w:rPr>
           <w:rFonts w:eastAsiaTheme="minorEastAsia" w:cs="Times New Roman"/>
           <w:noProof/>
@@ -2999,7 +3215,7 @@
       <w:pPr>
         <w:pStyle w:val="11"/>
         <w:spacing w:line="360" w:lineRule="auto"/>
-        <w:ind w:left="1416"/>
+        <w:ind w:left="1416" w:firstLine="0"/>
         <w:rPr>
           <w:rFonts w:eastAsiaTheme="minorEastAsia" w:cs="Times New Roman"/>
           <w:noProof/>
@@ -3033,7 +3249,7 @@
       <w:pPr>
         <w:pStyle w:val="11"/>
         <w:spacing w:line="360" w:lineRule="auto"/>
-        <w:ind w:left="708"/>
+        <w:ind w:left="708" w:firstLine="0"/>
         <w:rPr>
           <w:rFonts w:eastAsiaTheme="minorEastAsia" w:cs="Times New Roman"/>
           <w:noProof/>
@@ -3067,6 +3283,7 @@
       <w:pPr>
         <w:pStyle w:val="11"/>
         <w:spacing w:line="360" w:lineRule="auto"/>
+        <w:ind w:firstLine="0"/>
         <w:rPr>
           <w:rFonts w:eastAsiaTheme="minorEastAsia" w:cs="Times New Roman"/>
           <w:noProof/>
@@ -3100,7 +3317,7 @@
       <w:pPr>
         <w:pStyle w:val="11"/>
         <w:spacing w:line="360" w:lineRule="auto"/>
-        <w:ind w:left="708"/>
+        <w:ind w:left="708" w:firstLine="0"/>
         <w:rPr>
           <w:rFonts w:eastAsiaTheme="minorEastAsia" w:cs="Times New Roman"/>
           <w:noProof/>
@@ -3134,7 +3351,7 @@
       <w:pPr>
         <w:pStyle w:val="11"/>
         <w:spacing w:line="360" w:lineRule="auto"/>
-        <w:ind w:left="708"/>
+        <w:ind w:left="708" w:firstLine="0"/>
         <w:rPr>
           <w:rFonts w:eastAsiaTheme="minorEastAsia" w:cs="Times New Roman"/>
           <w:noProof/>
@@ -3168,7 +3385,7 @@
       <w:pPr>
         <w:pStyle w:val="11"/>
         <w:spacing w:line="360" w:lineRule="auto"/>
-        <w:ind w:left="708"/>
+        <w:ind w:left="708" w:firstLine="0"/>
         <w:rPr>
           <w:rFonts w:eastAsiaTheme="minorEastAsia" w:cs="Times New Roman"/>
           <w:noProof/>
@@ -3202,7 +3419,7 @@
       <w:pPr>
         <w:pStyle w:val="11"/>
         <w:spacing w:line="360" w:lineRule="auto"/>
-        <w:ind w:left="708"/>
+        <w:ind w:left="708" w:firstLine="0"/>
         <w:rPr>
           <w:rFonts w:eastAsiaTheme="minorEastAsia" w:cs="Times New Roman"/>
           <w:noProof/>
@@ -3236,7 +3453,7 @@
       <w:pPr>
         <w:pStyle w:val="11"/>
         <w:spacing w:line="360" w:lineRule="auto"/>
-        <w:ind w:left="708"/>
+        <w:ind w:left="708" w:firstLine="0"/>
         <w:rPr>
           <w:rFonts w:eastAsiaTheme="minorEastAsia" w:cs="Times New Roman"/>
           <w:noProof/>
@@ -3270,7 +3487,7 @@
       <w:pPr>
         <w:pStyle w:val="11"/>
         <w:spacing w:line="360" w:lineRule="auto"/>
-        <w:ind w:left="708"/>
+        <w:ind w:left="708" w:firstLine="0"/>
         <w:rPr>
           <w:rFonts w:eastAsiaTheme="minorEastAsia" w:cs="Times New Roman"/>
           <w:noProof/>
@@ -3304,7 +3521,7 @@
       <w:pPr>
         <w:pStyle w:val="11"/>
         <w:spacing w:line="360" w:lineRule="auto"/>
-        <w:ind w:left="708"/>
+        <w:ind w:left="708" w:firstLine="0"/>
         <w:rPr>
           <w:rFonts w:eastAsiaTheme="minorEastAsia" w:cs="Times New Roman"/>
           <w:noProof/>
@@ -3339,6 +3556,7 @@
       <w:pPr>
         <w:pStyle w:val="11"/>
         <w:spacing w:line="360" w:lineRule="auto"/>
+        <w:ind w:firstLine="0"/>
         <w:rPr>
           <w:rFonts w:eastAsiaTheme="minorEastAsia" w:cs="Times New Roman"/>
           <w:noProof/>
@@ -3383,7 +3601,7 @@
       <w:pPr>
         <w:pStyle w:val="11"/>
         <w:spacing w:line="360" w:lineRule="auto"/>
-        <w:ind w:left="708"/>
+        <w:ind w:left="708" w:firstLine="0"/>
         <w:rPr>
           <w:rFonts w:eastAsiaTheme="minorEastAsia" w:cs="Times New Roman"/>
           <w:noProof/>
@@ -3418,7 +3636,7 @@
       <w:pPr>
         <w:pStyle w:val="11"/>
         <w:spacing w:line="360" w:lineRule="auto"/>
-        <w:ind w:left="708"/>
+        <w:ind w:left="708" w:firstLine="0"/>
         <w:rPr>
           <w:rFonts w:eastAsiaTheme="minorEastAsia" w:cs="Times New Roman"/>
           <w:noProof/>
@@ -3453,7 +3671,7 @@
       <w:pPr>
         <w:pStyle w:val="11"/>
         <w:spacing w:line="360" w:lineRule="auto"/>
-        <w:ind w:left="708"/>
+        <w:ind w:left="708" w:firstLine="0"/>
         <w:rPr>
           <w:rFonts w:eastAsiaTheme="minorEastAsia" w:cs="Times New Roman"/>
           <w:noProof/>
@@ -3488,7 +3706,7 @@
       <w:pPr>
         <w:pStyle w:val="11"/>
         <w:spacing w:line="360" w:lineRule="auto"/>
-        <w:ind w:left="708"/>
+        <w:ind w:left="708" w:firstLine="0"/>
         <w:rPr>
           <w:rFonts w:eastAsiaTheme="minorEastAsia" w:cs="Times New Roman"/>
           <w:noProof/>
@@ -3533,6 +3751,7 @@
       <w:pPr>
         <w:pStyle w:val="11"/>
         <w:spacing w:line="360" w:lineRule="auto"/>
+        <w:ind w:firstLine="0"/>
         <w:rPr>
           <w:rFonts w:eastAsiaTheme="minorEastAsia" w:cs="Times New Roman"/>
           <w:noProof/>
@@ -3576,6 +3795,7 @@
       <w:pPr>
         <w:pStyle w:val="11"/>
         <w:spacing w:line="360" w:lineRule="auto"/>
+        <w:ind w:firstLine="0"/>
         <w:rPr>
           <w:rFonts w:eastAsiaTheme="minorEastAsia" w:cs="Times New Roman"/>
           <w:noProof/>
@@ -3618,6 +3838,7 @@
       <w:pPr>
         <w:pStyle w:val="11"/>
         <w:spacing w:line="360" w:lineRule="auto"/>
+        <w:ind w:firstLine="0"/>
         <w:rPr>
           <w:rStyle w:val="ab"/>
           <w:rFonts w:cs="Times New Roman"/>
@@ -3635,8 +3856,6 @@
         </w:rPr>
         <w:t xml:space="preserve">    </w:t>
       </w:r>
-      <w:bookmarkStart w:id="2" w:name="_GoBack"/>
-      <w:bookmarkEnd w:id="2"/>
       <w:r>
         <w:rPr>
           <w:rFonts w:cs="Times New Roman"/>
@@ -3687,8 +3906,11 @@
       <w:pPr>
         <w:pStyle w:val="1"/>
         <w:spacing w:line="360" w:lineRule="auto"/>
-        <w:ind w:left="1418" w:firstLine="0"/>
+        <w:ind w:firstLine="0"/>
         <w:jc w:val="center"/>
+        <w:rPr>
+          <w:sz w:val="28"/>
+        </w:rPr>
       </w:pPr>
       <w:r>
         <w:rPr>
@@ -3701,17 +3923,18 @@
         <w:lastRenderedPageBreak/>
         <w:fldChar w:fldCharType="end"/>
       </w:r>
-      <w:bookmarkStart w:id="3" w:name="_Toc231728308"/>
+      <w:bookmarkStart w:id="2" w:name="_Toc231728308"/>
       <w:bookmarkEnd w:id="0"/>
       <w:r>
         <w:rPr>
           <w:rFonts w:eastAsiaTheme="minorHAnsi" w:cstheme="minorBidi"/>
           <w:color w:val="auto"/>
+          <w:sz w:val="28"/>
           <w:szCs w:val="22"/>
         </w:rPr>
         <w:t>Введение</w:t>
       </w:r>
-      <w:bookmarkEnd w:id="3"/>
+      <w:bookmarkEnd w:id="2"/>
     </w:p>
     <w:p>
       <w:pPr>
@@ -3735,6 +3958,7 @@
     <w:p>
       <w:pPr>
         <w:pStyle w:val="a9"/>
+        <w:jc w:val="left"/>
       </w:pPr>
       <w:r>
         <w:t>Задачи работы:</w:t>
@@ -3754,6 +3978,8 @@
     <w:p>
       <w:pPr>
         <w:pStyle w:val="a9"/>
+        <w:ind w:firstLine="0"/>
+        <w:jc w:val="left"/>
       </w:pPr>
       <w:r>
         <w:t>– создать</w:t>
@@ -3797,7 +4023,7 @@
           <w:lang w:eastAsia="ru-RU"/>
         </w:rPr>
       </w:pPr>
-      <w:bookmarkStart w:id="4" w:name="_Toc231728309"/>
+      <w:bookmarkStart w:id="3" w:name="_Toc231728309"/>
       <w:r>
         <w:rPr>
           <w:lang w:eastAsia="ru-RU"/>
@@ -3805,7 +4031,7 @@
         <w:lastRenderedPageBreak/>
         <w:t>Изучение транспортной задачи и методов ее решения</w:t>
       </w:r>
-      <w:bookmarkEnd w:id="4"/>
+      <w:bookmarkEnd w:id="3"/>
     </w:p>
     <w:p>
       <w:pPr>
@@ -3890,230 +4116,485 @@
         <w:t>минимизирует общие затраты на перевозку товара так, чтоб весь товар был вывезен и весь спрос на него удовлетворен. Таким образом можно вывести целевую функцию транспортной задачи</w:t>
       </w:r>
       <w:r>
-        <w:t>:</w:t>
-      </w:r>
-    </w:p>
-    <w:p>
-      <w:pPr>
-        <w:pStyle w:val="a9"/>
-      </w:pPr>
-    </w:p>
-    <w:p>
-      <w:pPr>
-        <w:pStyle w:val="a9"/>
-        <w:rPr>
-          <w:rFonts w:eastAsiaTheme="minorEastAsia"/>
+        <w:t>, представленную в формуле 1.</w:t>
+      </w:r>
+    </w:p>
+    <w:p>
+      <w:pPr>
+        <w:pStyle w:val="a9"/>
+        <w:spacing w:line="240" w:lineRule="auto"/>
+        <w:ind w:firstLine="0"/>
+        <w:rPr>
+          <w:rFonts w:eastAsiaTheme="minorEastAsia"/>
+          <w:i/>
+        </w:rPr>
+      </w:pPr>
+    </w:p>
+    <w:p>
+      <w:pPr>
+        <w:pStyle w:val="a9"/>
+        <w:spacing w:line="240" w:lineRule="auto"/>
+        <w:rPr>
+          <w:rFonts w:eastAsiaTheme="minorEastAsia"/>
+          <w:i/>
           <w:lang w:val="en-US"/>
         </w:rPr>
       </w:pPr>
       <m:oMathPara>
         <m:oMathParaPr>
-          <m:jc m:val="right"/>
+          <m:jc m:val="center"/>
         </m:oMathParaPr>
         <m:oMath>
-          <m:r>
-            <w:rPr>
-              <w:rFonts w:ascii="Cambria Math" w:hAnsi="Cambria Math"/>
-              <w:lang w:val="en-US"/>
-            </w:rPr>
-            <m:t>Z</m:t>
-          </m:r>
-          <m:r>
-            <w:rPr>
-              <w:rFonts w:ascii="Cambria Math" w:hAnsi="Cambria Math"/>
-            </w:rPr>
-            <m:t>=</m:t>
-          </m:r>
-          <m:r>
-            <m:rPr>
-              <m:sty m:val="p"/>
-            </m:rPr>
-            <w:rPr>
-              <w:rFonts w:ascii="Cambria Math" w:hAnsi="Cambria Math"/>
-              <w:lang w:val="en-US"/>
-            </w:rPr>
-            <m:t>min</m:t>
-          </m:r>
-          <m:r>
-            <m:rPr>
-              <m:sty m:val="p"/>
-            </m:rPr>
-            <w:rPr>
-              <w:rFonts w:ascii="Cambria Math" w:hAnsi="Cambria Math"/>
-            </w:rPr>
-            <m:t>⁡</m:t>
-          </m:r>
-          <m:r>
-            <w:rPr>
-              <w:rFonts w:ascii="Cambria Math" w:hAnsi="Cambria Math"/>
-            </w:rPr>
-            <m:t>(</m:t>
-          </m:r>
-          <m:nary>
-            <m:naryPr>
-              <m:chr m:val="∑"/>
-              <m:limLoc m:val="undOvr"/>
+          <m:eqArr>
+            <m:eqArrPr>
+              <m:maxDist m:val="1"/>
               <m:ctrlPr>
                 <w:rPr>
-                  <w:rFonts w:ascii="Cambria Math" w:hAnsi="Cambria Math"/>
+                  <w:rFonts w:ascii="Cambria Math" w:eastAsiaTheme="minorEastAsia" w:hAnsi="Cambria Math"/>
                   <w:i/>
                   <w:lang w:val="en-US"/>
                 </w:rPr>
               </m:ctrlPr>
-            </m:naryPr>
-            <m:sub>
+            </m:eqArrPr>
+            <m:e>
               <m:r>
                 <w:rPr>
-                  <w:rFonts w:ascii="Cambria Math" w:hAnsi="Cambria Math"/>
+                  <w:rFonts w:ascii="Cambria Math" w:eastAsiaTheme="minorEastAsia" w:hAnsi="Cambria Math"/>
                   <w:lang w:val="en-US"/>
                 </w:rPr>
-                <m:t>i</m:t>
+                <m:t>Z=</m:t>
               </m:r>
+              <m:func>
+                <m:funcPr>
+                  <m:ctrlPr>
+                    <w:rPr>
+                      <w:rFonts w:ascii="Cambria Math" w:eastAsiaTheme="minorEastAsia" w:hAnsi="Cambria Math"/>
+                      <w:lang w:val="en-US"/>
+                    </w:rPr>
+                  </m:ctrlPr>
+                </m:funcPr>
+                <m:fName>
+                  <m:r>
+                    <m:rPr>
+                      <m:sty m:val="p"/>
+                    </m:rPr>
+                    <w:rPr>
+                      <w:rFonts w:ascii="Cambria Math" w:eastAsiaTheme="minorEastAsia" w:hAnsi="Cambria Math"/>
+                      <w:lang w:val="en-US"/>
+                    </w:rPr>
+                    <m:t>min</m:t>
+                  </m:r>
+                </m:fName>
+                <m:e>
+                  <m:d>
+                    <m:dPr>
+                      <m:ctrlPr>
+                        <w:rPr>
+                          <w:rFonts w:ascii="Cambria Math" w:eastAsiaTheme="minorEastAsia" w:hAnsi="Cambria Math"/>
+                          <w:i/>
+                          <w:lang w:val="en-US"/>
+                        </w:rPr>
+                      </m:ctrlPr>
+                    </m:dPr>
+                    <m:e>
+                      <m:nary>
+                        <m:naryPr>
+                          <m:chr m:val="∑"/>
+                          <m:limLoc m:val="undOvr"/>
+                          <m:ctrlPr>
+                            <w:rPr>
+                              <w:rFonts w:ascii="Cambria Math" w:eastAsiaTheme="minorEastAsia" w:hAnsi="Cambria Math"/>
+                              <w:i/>
+                              <w:lang w:val="en-US"/>
+                            </w:rPr>
+                          </m:ctrlPr>
+                        </m:naryPr>
+                        <m:sub>
+                          <m:r>
+                            <w:rPr>
+                              <w:rFonts w:ascii="Cambria Math" w:eastAsiaTheme="minorEastAsia" w:hAnsi="Cambria Math"/>
+                              <w:lang w:val="en-US"/>
+                            </w:rPr>
+                            <m:t>i=1</m:t>
+                          </m:r>
+                        </m:sub>
+                        <m:sup>
+                          <m:r>
+                            <w:rPr>
+                              <w:rFonts w:ascii="Cambria Math" w:eastAsiaTheme="minorEastAsia" w:hAnsi="Cambria Math"/>
+                              <w:lang w:val="en-US"/>
+                            </w:rPr>
+                            <m:t>m</m:t>
+                          </m:r>
+                        </m:sup>
+                        <m:e>
+                          <m:nary>
+                            <m:naryPr>
+                              <m:chr m:val="∑"/>
+                              <m:limLoc m:val="undOvr"/>
+                              <m:ctrlPr>
+                                <w:rPr>
+                                  <w:rFonts w:ascii="Cambria Math" w:eastAsiaTheme="minorEastAsia" w:hAnsi="Cambria Math"/>
+                                  <w:i/>
+                                  <w:lang w:val="en-US"/>
+                                </w:rPr>
+                              </m:ctrlPr>
+                            </m:naryPr>
+                            <m:sub>
+                              <m:r>
+                                <w:rPr>
+                                  <w:rFonts w:ascii="Cambria Math" w:eastAsiaTheme="minorEastAsia" w:hAnsi="Cambria Math"/>
+                                  <w:lang w:val="en-US"/>
+                                </w:rPr>
+                                <m:t>j=1</m:t>
+                              </m:r>
+                            </m:sub>
+                            <m:sup>
+                              <m:r>
+                                <w:rPr>
+                                  <w:rFonts w:ascii="Cambria Math" w:eastAsiaTheme="minorEastAsia" w:hAnsi="Cambria Math"/>
+                                  <w:lang w:val="en-US"/>
+                                </w:rPr>
+                                <m:t>n</m:t>
+                              </m:r>
+                            </m:sup>
+                            <m:e>
+                              <m:sSub>
+                                <m:sSubPr>
+                                  <m:ctrlPr>
+                                    <w:rPr>
+                                      <w:rFonts w:ascii="Cambria Math" w:eastAsiaTheme="minorEastAsia" w:hAnsi="Cambria Math"/>
+                                      <w:i/>
+                                      <w:lang w:val="en-US"/>
+                                    </w:rPr>
+                                  </m:ctrlPr>
+                                </m:sSubPr>
+                                <m:e>
+                                  <m:r>
+                                    <w:rPr>
+                                      <w:rFonts w:ascii="Cambria Math" w:eastAsiaTheme="minorEastAsia" w:hAnsi="Cambria Math"/>
+                                      <w:lang w:val="en-US"/>
+                                    </w:rPr>
+                                    <m:t>c</m:t>
+                                  </m:r>
+                                </m:e>
+                                <m:sub>
+                                  <m:r>
+                                    <w:rPr>
+                                      <w:rFonts w:ascii="Cambria Math" w:eastAsiaTheme="minorEastAsia" w:hAnsi="Cambria Math"/>
+                                      <w:lang w:val="en-US"/>
+                                    </w:rPr>
+                                    <m:t>ij</m:t>
+                                  </m:r>
+                                </m:sub>
+                              </m:sSub>
+                              <m:r>
+                                <w:rPr>
+                                  <w:rFonts w:ascii="Cambria Math" w:eastAsiaTheme="minorEastAsia" w:hAnsi="Cambria Math"/>
+                                  <w:lang w:val="en-US"/>
+                                </w:rPr>
+                                <m:t>*</m:t>
+                              </m:r>
+                              <m:sSub>
+                                <m:sSubPr>
+                                  <m:ctrlPr>
+                                    <w:rPr>
+                                      <w:rFonts w:ascii="Cambria Math" w:eastAsiaTheme="minorEastAsia" w:hAnsi="Cambria Math"/>
+                                      <w:i/>
+                                      <w:lang w:val="en-US"/>
+                                    </w:rPr>
+                                  </m:ctrlPr>
+                                </m:sSubPr>
+                                <m:e>
+                                  <m:r>
+                                    <w:rPr>
+                                      <w:rFonts w:ascii="Cambria Math" w:eastAsiaTheme="minorEastAsia" w:hAnsi="Cambria Math"/>
+                                      <w:lang w:val="en-US"/>
+                                    </w:rPr>
+                                    <m:t>x</m:t>
+                                  </m:r>
+                                </m:e>
+                                <m:sub>
+                                  <m:r>
+                                    <w:rPr>
+                                      <w:rFonts w:ascii="Cambria Math" w:eastAsiaTheme="minorEastAsia" w:hAnsi="Cambria Math"/>
+                                      <w:lang w:val="en-US"/>
+                                    </w:rPr>
+                                    <m:t>ij</m:t>
+                                  </m:r>
+                                </m:sub>
+                              </m:sSub>
+                            </m:e>
+                          </m:nary>
+                        </m:e>
+                      </m:nary>
+                    </m:e>
+                  </m:d>
+                </m:e>
+              </m:func>
               <m:r>
                 <w:rPr>
-                  <w:rFonts w:ascii="Cambria Math" w:hAnsi="Cambria Math"/>
-                </w:rPr>
-                <m:t>=1</m:t>
-              </m:r>
-            </m:sub>
-            <m:sup>
-              <m:r>
-                <w:rPr>
-                  <w:rFonts w:ascii="Cambria Math" w:hAnsi="Cambria Math"/>
+                  <w:rFonts w:ascii="Cambria Math" w:eastAsiaTheme="minorEastAsia" w:hAnsi="Cambria Math"/>
                   <w:lang w:val="en-US"/>
                 </w:rPr>
-                <m:t>m</m:t>
+                <m:t>#</m:t>
               </m:r>
-            </m:sup>
-            <m:e>
-              <m:nary>
-                <m:naryPr>
-                  <m:chr m:val="∑"/>
-                  <m:limLoc m:val="undOvr"/>
+              <m:d>
+                <m:dPr>
                   <m:ctrlPr>
                     <w:rPr>
-                      <w:rFonts w:ascii="Cambria Math" w:hAnsi="Cambria Math"/>
+                      <w:rFonts w:ascii="Cambria Math" w:eastAsiaTheme="minorEastAsia" w:hAnsi="Cambria Math"/>
                       <w:i/>
                       <w:lang w:val="en-US"/>
                     </w:rPr>
                   </m:ctrlPr>
-                </m:naryPr>
-                <m:sub>
+                </m:dPr>
+                <m:e>
                   <m:r>
                     <w:rPr>
-                      <w:rFonts w:ascii="Cambria Math" w:hAnsi="Cambria Math"/>
+                      <w:rFonts w:ascii="Cambria Math" w:eastAsiaTheme="minorEastAsia" w:hAnsi="Cambria Math"/>
                       <w:lang w:val="en-US"/>
                     </w:rPr>
-                    <m:t>j</m:t>
-                  </m:r>
-                  <m:r>
-                    <w:rPr>
-                      <w:rFonts w:ascii="Cambria Math" w:hAnsi="Cambria Math"/>
-                    </w:rPr>
-                    <m:t>=1</m:t>
-                  </m:r>
-                </m:sub>
-                <m:sup>
-                  <m:r>
-                    <w:rPr>
-                      <w:rFonts w:ascii="Cambria Math" w:hAnsi="Cambria Math"/>
-                      <w:lang w:val="en-US"/>
-                    </w:rPr>
-                    <m:t>n</m:t>
-                  </m:r>
-                </m:sup>
-                <m:e>
-                  <m:sSub>
-                    <m:sSubPr>
-                      <m:ctrlPr>
-                        <w:rPr>
-                          <w:rFonts w:ascii="Cambria Math" w:hAnsi="Cambria Math"/>
-                          <w:i/>
-                          <w:lang w:val="en-US"/>
-                        </w:rPr>
-                      </m:ctrlPr>
-                    </m:sSubPr>
-                    <m:e>
-                      <m:r>
-                        <w:rPr>
-                          <w:rFonts w:ascii="Cambria Math" w:hAnsi="Cambria Math"/>
-                          <w:lang w:val="en-US"/>
-                        </w:rPr>
-                        <m:t>c</m:t>
-                      </m:r>
-                    </m:e>
-                    <m:sub>
-                      <m:r>
-                        <w:rPr>
-                          <w:rFonts w:ascii="Cambria Math" w:hAnsi="Cambria Math"/>
-                          <w:lang w:val="en-US"/>
-                        </w:rPr>
-                        <m:t>ij</m:t>
-                      </m:r>
-                    </m:sub>
-                  </m:sSub>
-                  <m:r>
-                    <w:rPr>
-                      <w:rFonts w:ascii="Cambria Math" w:hAnsi="Cambria Math"/>
-                    </w:rPr>
-                    <m:t>*</m:t>
-                  </m:r>
-                  <m:sSub>
-                    <m:sSubPr>
-                      <m:ctrlPr>
-                        <w:rPr>
-                          <w:rFonts w:ascii="Cambria Math" w:hAnsi="Cambria Math"/>
-                          <w:i/>
-                          <w:lang w:val="en-US"/>
-                        </w:rPr>
-                      </m:ctrlPr>
-                    </m:sSubPr>
-                    <m:e>
-                      <m:r>
-                        <w:rPr>
-                          <w:rFonts w:ascii="Cambria Math" w:hAnsi="Cambria Math"/>
-                          <w:lang w:val="en-US"/>
-                        </w:rPr>
-                        <m:t>x</m:t>
-                      </m:r>
-                    </m:e>
-                    <m:sub>
-                      <m:r>
-                        <w:rPr>
-                          <w:rFonts w:ascii="Cambria Math" w:hAnsi="Cambria Math"/>
-                          <w:lang w:val="en-US"/>
-                        </w:rPr>
-                        <m:t>ij</m:t>
-                      </m:r>
-                    </m:sub>
-                  </m:sSub>
-                  <m:r>
-                    <w:rPr>
-                      <w:rFonts w:ascii="Cambria Math" w:hAnsi="Cambria Math"/>
-                    </w:rPr>
-                    <m:t>)</m:t>
+                    <m:t>1</m:t>
                   </m:r>
                 </m:e>
-              </m:nary>
+              </m:d>
             </m:e>
-          </m:nary>
-          <m:r>
-            <w:rPr>
-              <w:rFonts w:ascii="Cambria Math" w:hAnsi="Cambria Math"/>
-              <w:lang w:val="en-US"/>
-            </w:rPr>
-            <m:t xml:space="preserve">                                                  (1)</m:t>
-          </m:r>
+          </m:eqArr>
         </m:oMath>
       </m:oMathPara>
     </w:p>
     <w:p>
       <w:pPr>
         <w:pStyle w:val="a9"/>
-        <w:rPr>
-          <w:rFonts w:eastAsiaTheme="minorEastAsia"/>
-        </w:rPr>
-      </w:pPr>
+        <w:spacing w:line="240" w:lineRule="auto"/>
+        <w:ind w:firstLine="0"/>
+        <w:rPr>
+          <w:rFonts w:eastAsiaTheme="minorEastAsia"/>
+        </w:rPr>
+      </w:pPr>
+    </w:p>
+    <w:p>
+      <w:pPr>
+        <w:pStyle w:val="a9"/>
+        <w:ind w:firstLine="0"/>
+        <w:rPr>
+          <w:rFonts w:eastAsiaTheme="minorEastAsia"/>
+        </w:rPr>
+      </w:pPr>
+      <w:r>
+        <w:rPr>
+          <w:rFonts w:eastAsiaTheme="minorEastAsia"/>
+        </w:rPr>
+        <w:t>г</w:t>
+      </w:r>
+      <w:r>
+        <w:rPr>
+          <w:rFonts w:eastAsiaTheme="minorEastAsia"/>
+        </w:rPr>
+        <w:t xml:space="preserve">де </w:t>
+      </w:r>
+      <w:r>
+        <w:rPr>
+          <w:rFonts w:eastAsiaTheme="minorEastAsia"/>
+          <w:lang w:val="en-US"/>
+        </w:rPr>
+        <w:t>i</w:t>
+      </w:r>
+      <w:r>
+        <w:rPr>
+          <w:rFonts w:eastAsiaTheme="minorEastAsia"/>
+        </w:rPr>
+        <w:t xml:space="preserve"> – </w:t>
+      </w:r>
+      <w:r>
+        <w:rPr>
+          <w:rFonts w:eastAsiaTheme="minorEastAsia"/>
+        </w:rPr>
+        <w:t>индекс поставщика</w:t>
+      </w:r>
+      <w:r>
+        <w:rPr>
+          <w:rFonts w:eastAsiaTheme="minorEastAsia"/>
+        </w:rPr>
+        <w:t>;</w:t>
+      </w:r>
+      <w:r>
+        <w:rPr>
+          <w:rFonts w:eastAsiaTheme="minorEastAsia"/>
+        </w:rPr>
+        <w:t xml:space="preserve"> </w:t>
+      </w:r>
+    </w:p>
+    <w:p>
+      <w:pPr>
+        <w:pStyle w:val="a9"/>
+        <w:rPr>
+          <w:rFonts w:eastAsiaTheme="minorEastAsia"/>
+        </w:rPr>
+      </w:pPr>
+      <w:r>
+        <w:rPr>
+          <w:rFonts w:eastAsiaTheme="minorEastAsia"/>
+          <w:lang w:val="en-US"/>
+        </w:rPr>
+        <w:t>j</w:t>
+      </w:r>
+      <w:r>
+        <w:rPr>
+          <w:rFonts w:eastAsiaTheme="minorEastAsia"/>
+        </w:rPr>
+        <w:t xml:space="preserve"> </w:t>
+      </w:r>
+      <w:r>
+        <w:rPr>
+          <w:rFonts w:eastAsiaTheme="minorEastAsia"/>
+        </w:rPr>
+        <w:t>–</w:t>
+      </w:r>
+      <w:r>
+        <w:rPr>
+          <w:rFonts w:eastAsiaTheme="minorEastAsia"/>
+        </w:rPr>
+        <w:t xml:space="preserve"> </w:t>
+      </w:r>
+      <w:r>
+        <w:rPr>
+          <w:rFonts w:eastAsiaTheme="minorEastAsia"/>
+        </w:rPr>
+        <w:t>идекс потребителя</w:t>
+      </w:r>
+      <w:r>
+        <w:rPr>
+          <w:rFonts w:eastAsiaTheme="minorEastAsia"/>
+        </w:rPr>
+        <w:t>;</w:t>
+      </w:r>
+    </w:p>
+    <w:p>
+      <w:pPr>
+        <w:pStyle w:val="a9"/>
+        <w:rPr>
+          <w:rFonts w:eastAsiaTheme="minorEastAsia"/>
+        </w:rPr>
+      </w:pPr>
+      <w:r>
+        <w:rPr>
+          <w:rFonts w:eastAsiaTheme="minorEastAsia"/>
+          <w:lang w:val="en-US"/>
+        </w:rPr>
+        <w:t>c</w:t>
+      </w:r>
+      <w:r>
+        <w:rPr>
+          <w:rFonts w:eastAsiaTheme="minorEastAsia"/>
+        </w:rPr>
+        <w:t xml:space="preserve"> </w:t>
+      </w:r>
+      <w:r>
+        <w:rPr>
+          <w:rFonts w:eastAsiaTheme="minorEastAsia"/>
+        </w:rPr>
+        <w:t>–</w:t>
+      </w:r>
+      <w:r>
+        <w:rPr>
+          <w:rFonts w:eastAsiaTheme="minorEastAsia"/>
+        </w:rPr>
+        <w:t xml:space="preserve"> </w:t>
+      </w:r>
+      <w:r>
+        <w:rPr>
+          <w:rFonts w:eastAsiaTheme="minorEastAsia"/>
+        </w:rPr>
+        <w:t>тариф перевозки</w:t>
+      </w:r>
+      <w:r>
+        <w:rPr>
+          <w:rFonts w:eastAsiaTheme="minorEastAsia"/>
+        </w:rPr>
+        <w:t>;</w:t>
+      </w:r>
+    </w:p>
+    <w:p>
+      <w:pPr>
+        <w:pStyle w:val="a9"/>
+        <w:rPr>
+          <w:rFonts w:eastAsiaTheme="minorEastAsia"/>
+        </w:rPr>
+      </w:pPr>
+      <w:r>
+        <w:rPr>
+          <w:rFonts w:eastAsiaTheme="minorEastAsia"/>
+          <w:lang w:val="en-US"/>
+        </w:rPr>
+        <w:t>x</w:t>
+      </w:r>
+      <w:r>
+        <w:rPr>
+          <w:rFonts w:eastAsiaTheme="minorEastAsia"/>
+        </w:rPr>
+        <w:t xml:space="preserve"> </w:t>
+      </w:r>
+      <w:r>
+        <w:rPr>
+          <w:rFonts w:eastAsiaTheme="minorEastAsia"/>
+        </w:rPr>
+        <w:t>– объем перевозки</w:t>
+      </w:r>
+      <w:r>
+        <w:rPr>
+          <w:rFonts w:eastAsiaTheme="minorEastAsia"/>
+        </w:rPr>
+        <w:t>;</w:t>
+      </w:r>
+    </w:p>
+    <w:p>
+      <w:pPr>
+        <w:pStyle w:val="a9"/>
+        <w:rPr>
+          <w:rFonts w:eastAsiaTheme="minorEastAsia"/>
+          <w:lang w:val="en-US"/>
+        </w:rPr>
+      </w:pPr>
+      <w:r>
+        <w:rPr>
+          <w:rFonts w:eastAsiaTheme="minorEastAsia"/>
+          <w:lang w:val="en-US"/>
+        </w:rPr>
+        <w:t>Z</w:t>
+      </w:r>
+      <w:r>
+        <w:rPr>
+          <w:rFonts w:eastAsiaTheme="minorEastAsia"/>
+        </w:rPr>
+        <w:t xml:space="preserve"> </w:t>
+      </w:r>
+      <w:r>
+        <w:rPr>
+          <w:rFonts w:eastAsiaTheme="minorEastAsia"/>
+        </w:rPr>
+        <w:t>–</w:t>
+      </w:r>
+      <w:r>
+        <w:rPr>
+          <w:rFonts w:eastAsiaTheme="minorEastAsia"/>
+        </w:rPr>
+        <w:t xml:space="preserve"> </w:t>
+      </w:r>
+      <w:r>
+        <w:rPr>
+          <w:rFonts w:eastAsiaTheme="minorEastAsia"/>
+        </w:rPr>
+        <w:t>минимальные суммарные затраты</w:t>
+      </w:r>
+      <w:r>
+        <w:rPr>
+          <w:rFonts w:eastAsiaTheme="minorEastAsia"/>
+          <w:lang w:val="en-US"/>
+        </w:rPr>
+        <w:t>;</w:t>
+      </w:r>
     </w:p>
     <w:p>
       <w:pPr>
@@ -4131,17 +4612,20 @@
         <w:t>а) все запасы были вывезены полностью</w:t>
       </w:r>
       <w:r>
-        <w:t>:</w:t>
-      </w:r>
-    </w:p>
-    <w:p>
-      <w:pPr>
-        <w:pStyle w:val="a9"/>
-      </w:pPr>
-    </w:p>
-    <w:p>
-      <w:pPr>
-        <w:pStyle w:val="a9"/>
+        <w:t xml:space="preserve"> (формула 2).</w:t>
+      </w:r>
+    </w:p>
+    <w:p>
+      <w:pPr>
+        <w:pStyle w:val="a9"/>
+        <w:spacing w:line="240" w:lineRule="auto"/>
+      </w:pPr>
+    </w:p>
+    <w:p>
+      <w:pPr>
+        <w:pStyle w:val="a9"/>
+        <w:spacing w:line="240" w:lineRule="auto"/>
+        <w:ind w:firstLine="0"/>
         <w:rPr>
           <w:rFonts w:eastAsiaTheme="minorEastAsia"/>
         </w:rPr>
@@ -4155,6 +4639,7 @@
                 <w:rPr>
                   <w:rFonts w:ascii="Cambria Math" w:hAnsi="Cambria Math"/>
                   <w:i/>
+                  <w:lang w:val="en-US"/>
                 </w:rPr>
               </m:ctrlPr>
             </m:eqArrPr>
@@ -4163,15 +4648,18 @@
                 <m:naryPr>
                   <m:chr m:val="∑"/>
                   <m:limLoc m:val="undOvr"/>
+                  <m:grow m:val="1"/>
                   <m:ctrlPr>
                     <w:rPr>
                       <w:rFonts w:ascii="Cambria Math" w:hAnsi="Cambria Math"/>
-                      <w:i/>
                     </w:rPr>
                   </m:ctrlPr>
                 </m:naryPr>
                 <m:sub>
                   <m:r>
+                    <m:rPr>
+                      <m:sty m:val="p"/>
+                    </m:rPr>
                     <w:rPr>
                       <w:rFonts w:ascii="Cambria Math" w:hAnsi="Cambria Math"/>
                       <w:lang w:val="en-US"/>
@@ -4179,6 +4667,9 @@
                     <m:t>j</m:t>
                   </m:r>
                   <m:r>
+                    <m:rPr>
+                      <m:sty m:val="p"/>
+                    </m:rPr>
                     <w:rPr>
                       <w:rFonts w:ascii="Cambria Math" w:hAnsi="Cambria Math"/>
                     </w:rPr>
@@ -4187,6 +4678,9 @@
                 </m:sub>
                 <m:sup>
                   <m:r>
+                    <m:rPr>
+                      <m:sty m:val="p"/>
+                    </m:rPr>
                     <w:rPr>
                       <w:rFonts w:ascii="Cambria Math" w:hAnsi="Cambria Math"/>
                     </w:rPr>
@@ -4199,12 +4693,14 @@
                       <m:ctrlPr>
                         <w:rPr>
                           <w:rFonts w:ascii="Cambria Math" w:hAnsi="Cambria Math"/>
-                          <w:i/>
                         </w:rPr>
                       </m:ctrlPr>
                     </m:sSubPr>
                     <m:e>
                       <m:r>
+                        <m:rPr>
+                          <m:sty m:val="p"/>
+                        </m:rPr>
                         <w:rPr>
                           <w:rFonts w:ascii="Cambria Math" w:hAnsi="Cambria Math"/>
                         </w:rPr>
@@ -4213,6 +4709,9 @@
                     </m:e>
                     <m:sub>
                       <m:r>
+                        <m:rPr>
+                          <m:sty m:val="p"/>
+                        </m:rPr>
                         <w:rPr>
                           <w:rFonts w:ascii="Cambria Math" w:hAnsi="Cambria Math"/>
                         </w:rPr>
@@ -4221,6 +4720,9 @@
                     </m:sub>
                   </m:sSub>
                   <m:r>
+                    <m:rPr>
+                      <m:sty m:val="p"/>
+                    </m:rPr>
                     <w:rPr>
                       <w:rFonts w:ascii="Cambria Math" w:hAnsi="Cambria Math"/>
                     </w:rPr>
@@ -4231,12 +4733,14 @@
                       <m:ctrlPr>
                         <w:rPr>
                           <w:rFonts w:ascii="Cambria Math" w:hAnsi="Cambria Math"/>
-                          <w:i/>
                         </w:rPr>
                       </m:ctrlPr>
                     </m:sSubPr>
                     <m:e>
                       <m:r>
+                        <m:rPr>
+                          <m:sty m:val="p"/>
+                        </m:rPr>
                         <w:rPr>
                           <w:rFonts w:ascii="Cambria Math" w:hAnsi="Cambria Math"/>
                         </w:rPr>
@@ -4245,6 +4749,9 @@
                     </m:e>
                     <m:sub>
                       <m:r>
+                        <m:rPr>
+                          <m:sty m:val="p"/>
+                        </m:rPr>
                         <w:rPr>
                           <w:rFonts w:ascii="Cambria Math" w:hAnsi="Cambria Math"/>
                         </w:rPr>
@@ -4257,27 +4764,10 @@
               <m:r>
                 <w:rPr>
                   <w:rFonts w:ascii="Cambria Math" w:hAnsi="Cambria Math"/>
+                  <w:lang w:val="en-US"/>
                 </w:rPr>
-                <m:t>#</m:t>
+                <m:t>#(2)</m:t>
               </m:r>
-              <m:d>
-                <m:dPr>
-                  <m:ctrlPr>
-                    <w:rPr>
-                      <w:rFonts w:ascii="Cambria Math" w:hAnsi="Cambria Math"/>
-                      <w:i/>
-                    </w:rPr>
-                  </m:ctrlPr>
-                </m:dPr>
-                <m:e>
-                  <m:r>
-                    <w:rPr>
-                      <w:rFonts w:ascii="Cambria Math" w:hAnsi="Cambria Math"/>
-                    </w:rPr>
-                    <m:t>2</m:t>
-                  </m:r>
-                </m:e>
-              </m:d>
             </m:e>
           </m:eqArr>
         </m:oMath>
@@ -4286,11 +4776,150 @@
     <w:p>
       <w:pPr>
         <w:pStyle w:val="a9"/>
-        <w:rPr>
-          <w:rFonts w:eastAsiaTheme="minorEastAsia"/>
-          <w:i/>
-        </w:rPr>
-      </w:pPr>
+        <w:spacing w:line="240" w:lineRule="auto"/>
+        <w:ind w:firstLine="0"/>
+        <w:rPr>
+          <w:rFonts w:eastAsiaTheme="minorEastAsia"/>
+        </w:rPr>
+      </w:pPr>
+    </w:p>
+    <w:p>
+      <w:pPr>
+        <w:pStyle w:val="a9"/>
+        <w:ind w:firstLine="0"/>
+        <w:rPr>
+          <w:rFonts w:eastAsiaTheme="minorEastAsia"/>
+        </w:rPr>
+      </w:pPr>
+      <w:r>
+        <w:rPr>
+          <w:rFonts w:eastAsiaTheme="minorEastAsia"/>
+        </w:rPr>
+        <w:t>г</w:t>
+      </w:r>
+      <w:r>
+        <w:rPr>
+          <w:rFonts w:eastAsiaTheme="minorEastAsia"/>
+        </w:rPr>
+        <w:t xml:space="preserve">де </w:t>
+      </w:r>
+      <w:r>
+        <w:rPr>
+          <w:rFonts w:eastAsiaTheme="minorEastAsia"/>
+          <w:lang w:val="en-US"/>
+        </w:rPr>
+        <w:t>j</w:t>
+      </w:r>
+      <w:r>
+        <w:rPr>
+          <w:rFonts w:eastAsiaTheme="minorEastAsia"/>
+        </w:rPr>
+        <w:t xml:space="preserve"> </w:t>
+      </w:r>
+      <w:r>
+        <w:rPr>
+          <w:rFonts w:eastAsiaTheme="minorEastAsia"/>
+        </w:rPr>
+        <w:t>–</w:t>
+      </w:r>
+      <w:r>
+        <w:rPr>
+          <w:rFonts w:eastAsiaTheme="minorEastAsia"/>
+        </w:rPr>
+        <w:t xml:space="preserve"> </w:t>
+      </w:r>
+      <w:r>
+        <w:rPr>
+          <w:rFonts w:eastAsiaTheme="minorEastAsia"/>
+        </w:rPr>
+        <w:t>идекс потребителя</w:t>
+      </w:r>
+      <w:r>
+        <w:rPr>
+          <w:rFonts w:eastAsiaTheme="minorEastAsia"/>
+        </w:rPr>
+        <w:t>;</w:t>
+      </w:r>
+    </w:p>
+    <w:p>
+      <w:pPr>
+        <w:pStyle w:val="a9"/>
+        <w:ind w:left="708" w:firstLine="0"/>
+        <w:rPr>
+          <w:rFonts w:eastAsiaTheme="minorEastAsia"/>
+        </w:rPr>
+      </w:pPr>
+      <w:r>
+        <w:rPr>
+          <w:rFonts w:eastAsiaTheme="minorEastAsia"/>
+          <w:lang w:val="en-US"/>
+        </w:rPr>
+        <w:t>x</w:t>
+      </w:r>
+      <w:r>
+        <w:rPr>
+          <w:rFonts w:eastAsiaTheme="minorEastAsia"/>
+        </w:rPr>
+        <w:t xml:space="preserve"> </w:t>
+      </w:r>
+      <w:r>
+        <w:rPr>
+          <w:rFonts w:eastAsiaTheme="minorEastAsia"/>
+        </w:rPr>
+        <w:t>– объем перевозки</w:t>
+      </w:r>
+      <w:r>
+        <w:rPr>
+          <w:rFonts w:eastAsiaTheme="minorEastAsia"/>
+        </w:rPr>
+        <w:t>;</w:t>
+      </w:r>
+    </w:p>
+    <w:p>
+      <w:pPr>
+        <w:pStyle w:val="a9"/>
+        <w:ind w:left="708" w:firstLine="0"/>
+        <w:rPr>
+          <w:rFonts w:eastAsiaTheme="minorEastAsia"/>
+        </w:rPr>
+      </w:pPr>
+      <w:r>
+        <w:rPr>
+          <w:rFonts w:eastAsiaTheme="minorEastAsia"/>
+          <w:lang w:val="en-US"/>
+        </w:rPr>
+        <w:t>a</w:t>
+      </w:r>
+      <w:r>
+        <w:rPr>
+          <w:rFonts w:eastAsiaTheme="minorEastAsia"/>
+        </w:rPr>
+        <w:t xml:space="preserve"> </w:t>
+      </w:r>
+      <w:r>
+        <w:rPr>
+          <w:rFonts w:eastAsiaTheme="minorEastAsia"/>
+        </w:rPr>
+        <w:t>–</w:t>
+      </w:r>
+      <w:r>
+        <w:rPr>
+          <w:rFonts w:eastAsiaTheme="minorEastAsia"/>
+        </w:rPr>
+        <w:t xml:space="preserve"> </w:t>
+      </w:r>
+      <w:r>
+        <w:rPr>
+          <w:rFonts w:eastAsiaTheme="minorEastAsia"/>
+        </w:rPr>
+        <w:t>запас</w:t>
+      </w:r>
+      <w:r>
+        <w:rPr>
+          <w:rFonts w:eastAsiaTheme="minorEastAsia"/>
+        </w:rPr>
+        <w:t>;</w:t>
+      </w:r>
     </w:p>
     <w:p>
       <w:pPr>
@@ -4306,22 +4935,27 @@
         <w:t>все потребности были удовлетворены полностью</w:t>
       </w:r>
       <w:r>
-        <w:t>:</w:t>
-      </w:r>
-    </w:p>
-    <w:p>
-      <w:pPr>
-        <w:pStyle w:val="a9"/>
-      </w:pPr>
-    </w:p>
-    <w:p>
-      <w:pPr>
-        <w:pStyle w:val="a9"/>
+        <w:t xml:space="preserve"> (формула 3).</w:t>
+      </w:r>
+    </w:p>
+    <w:p>
+      <w:pPr>
+        <w:pStyle w:val="a9"/>
+        <w:spacing w:line="240" w:lineRule="auto"/>
+      </w:pPr>
+    </w:p>
+    <w:p>
+      <w:pPr>
+        <w:pStyle w:val="a9"/>
+        <w:spacing w:line="240" w:lineRule="auto"/>
         <w:rPr>
           <w:rFonts w:eastAsiaTheme="minorEastAsia"/>
         </w:rPr>
       </w:pPr>
       <m:oMathPara>
+        <m:oMathParaPr>
+          <m:jc m:val="center"/>
+        </m:oMathParaPr>
         <m:oMath>
           <m:eqArr>
             <m:eqArrPr>
@@ -4455,47 +5089,178 @@
     <w:p>
       <w:pPr>
         <w:pStyle w:val="a9"/>
-        <w:rPr>
-          <w:rFonts w:eastAsiaTheme="minorEastAsia"/>
-        </w:rPr>
-      </w:pPr>
-    </w:p>
-    <w:p>
-      <w:pPr>
-        <w:pStyle w:val="a9"/>
-        <w:rPr>
-          <w:rFonts w:eastAsiaTheme="minorEastAsia"/>
-        </w:rPr>
-      </w:pPr>
-      <w:r>
-        <w:rPr>
-          <w:rFonts w:eastAsiaTheme="minorEastAsia"/>
-        </w:rPr>
+        <w:spacing w:line="240" w:lineRule="auto"/>
+        <w:rPr>
+          <w:rFonts w:eastAsiaTheme="minorEastAsia"/>
+        </w:rPr>
+      </w:pPr>
+    </w:p>
+    <w:p>
+      <w:pPr>
+        <w:pStyle w:val="a9"/>
+        <w:ind w:firstLine="0"/>
+        <w:rPr>
+          <w:rFonts w:eastAsiaTheme="minorEastAsia"/>
+        </w:rPr>
+      </w:pPr>
+      <w:r>
+        <w:rPr>
+          <w:rFonts w:eastAsiaTheme="minorEastAsia"/>
+        </w:rPr>
+        <w:t>г</w:t>
+      </w:r>
+      <w:r>
+        <w:rPr>
+          <w:rFonts w:eastAsiaTheme="minorEastAsia"/>
+        </w:rPr>
+        <w:t xml:space="preserve">де </w:t>
+      </w:r>
+      <w:r>
+        <w:rPr>
+          <w:rFonts w:eastAsiaTheme="minorEastAsia"/>
+          <w:lang w:val="en-US"/>
+        </w:rPr>
+        <w:t>i</w:t>
+      </w:r>
+      <w:r>
+        <w:rPr>
+          <w:rFonts w:eastAsiaTheme="minorEastAsia"/>
+        </w:rPr>
+        <w:t xml:space="preserve"> – </w:t>
+      </w:r>
+      <w:r>
+        <w:rPr>
+          <w:rFonts w:eastAsiaTheme="minorEastAsia"/>
+        </w:rPr>
+        <w:t>индекс поставщика</w:t>
+      </w:r>
+      <w:r>
+        <w:rPr>
+          <w:rFonts w:eastAsiaTheme="minorEastAsia"/>
+        </w:rPr>
+        <w:t>;</w:t>
+      </w:r>
+    </w:p>
+    <w:p>
+      <w:pPr>
+        <w:pStyle w:val="a9"/>
+        <w:rPr>
+          <w:rFonts w:eastAsiaTheme="minorEastAsia"/>
+        </w:rPr>
+      </w:pPr>
+      <w:r>
+        <w:rPr>
+          <w:rFonts w:eastAsiaTheme="minorEastAsia"/>
+          <w:lang w:val="en-US"/>
+        </w:rPr>
+        <w:t>x</w:t>
+      </w:r>
+      <w:r>
+        <w:rPr>
+          <w:rFonts w:eastAsiaTheme="minorEastAsia"/>
+        </w:rPr>
+        <w:t xml:space="preserve"> </w:t>
+      </w:r>
+      <w:r>
+        <w:rPr>
+          <w:rFonts w:eastAsiaTheme="minorEastAsia"/>
+        </w:rPr>
+        <w:t>– объем перевозки</w:t>
+      </w:r>
+      <w:r>
+        <w:rPr>
+          <w:rFonts w:eastAsiaTheme="minorEastAsia"/>
+        </w:rPr>
+        <w:t>;</w:t>
+      </w:r>
+    </w:p>
+    <w:p>
+      <w:pPr>
+        <w:pStyle w:val="a9"/>
+        <w:rPr>
+          <w:rFonts w:eastAsiaTheme="minorEastAsia"/>
+        </w:rPr>
+      </w:pPr>
+      <w:r>
+        <w:rPr>
+          <w:rFonts w:eastAsiaTheme="minorEastAsia"/>
+          <w:lang w:val="en-US"/>
+        </w:rPr>
+        <w:t>b</w:t>
+      </w:r>
+      <w:r>
+        <w:rPr>
+          <w:rFonts w:eastAsiaTheme="minorEastAsia"/>
+        </w:rPr>
+        <w:t xml:space="preserve"> </w:t>
+      </w:r>
+      <w:r>
+        <w:rPr>
+          <w:rFonts w:eastAsiaTheme="minorEastAsia"/>
+        </w:rPr>
+        <w:t>–</w:t>
+      </w:r>
+      <w:r>
+        <w:rPr>
+          <w:rFonts w:eastAsiaTheme="minorEastAsia"/>
+        </w:rPr>
+        <w:t xml:space="preserve"> </w:t>
+      </w:r>
+      <w:r>
+        <w:rPr>
+          <w:rFonts w:eastAsiaTheme="minorEastAsia"/>
+        </w:rPr>
+        <w:t>спрос</w:t>
+      </w:r>
+      <w:r>
+        <w:rPr>
+          <w:rFonts w:eastAsiaTheme="minorEastAsia"/>
+        </w:rPr>
+        <w:t>;</w:t>
+      </w:r>
+    </w:p>
+    <w:p>
+      <w:pPr>
+        <w:pStyle w:val="a9"/>
+        <w:rPr>
+          <w:rFonts w:eastAsiaTheme="minorEastAsia"/>
+        </w:rPr>
+      </w:pPr>
+      <w:r>
+        <w:rPr>
+          <w:rFonts w:eastAsiaTheme="minorEastAsia"/>
+        </w:rPr>
+        <w:lastRenderedPageBreak/>
         <w:t>в) все перевозки были неотрицательными</w:t>
       </w:r>
       <w:r>
         <w:rPr>
           <w:rFonts w:eastAsiaTheme="minorEastAsia"/>
         </w:rPr>
-        <w:t>:</w:t>
-      </w:r>
-    </w:p>
-    <w:p>
-      <w:pPr>
-        <w:pStyle w:val="a9"/>
-        <w:rPr>
-          <w:rFonts w:eastAsiaTheme="minorEastAsia"/>
-        </w:rPr>
-      </w:pPr>
-    </w:p>
-    <w:p>
-      <w:pPr>
-        <w:pStyle w:val="a9"/>
+        <w:t>(формула 4).</w:t>
+      </w:r>
+    </w:p>
+    <w:p>
+      <w:pPr>
+        <w:pStyle w:val="a9"/>
+        <w:spacing w:line="240" w:lineRule="auto"/>
+        <w:rPr>
+          <w:rFonts w:eastAsiaTheme="minorEastAsia"/>
+        </w:rPr>
+      </w:pPr>
+    </w:p>
+    <w:p>
+      <w:pPr>
+        <w:pStyle w:val="a9"/>
+        <w:spacing w:line="240" w:lineRule="auto"/>
         <w:rPr>
           <w:rFonts w:eastAsiaTheme="minorEastAsia"/>
         </w:rPr>
       </w:pPr>
       <m:oMathPara>
+        <m:oMathParaPr>
+          <m:jc m:val="center"/>
+        </m:oMathParaPr>
         <m:oMath>
           <m:eqArr>
             <m:eqArrPr>
@@ -4567,10 +5332,57 @@
     <w:p>
       <w:pPr>
         <w:pStyle w:val="a9"/>
-        <w:rPr>
-          <w:rFonts w:eastAsiaTheme="minorEastAsia"/>
-        </w:rPr>
-      </w:pPr>
+        <w:spacing w:line="240" w:lineRule="auto"/>
+        <w:rPr>
+          <w:rFonts w:eastAsiaTheme="minorEastAsia"/>
+        </w:rPr>
+      </w:pPr>
+    </w:p>
+    <w:p>
+      <w:pPr>
+        <w:pStyle w:val="a9"/>
+        <w:ind w:firstLine="0"/>
+        <w:rPr>
+          <w:rFonts w:eastAsiaTheme="minorEastAsia"/>
+        </w:rPr>
+      </w:pPr>
+      <w:r>
+        <w:rPr>
+          <w:rFonts w:eastAsiaTheme="minorEastAsia"/>
+        </w:rPr>
+        <w:t>г</w:t>
+      </w:r>
+      <w:r>
+        <w:rPr>
+          <w:rFonts w:eastAsiaTheme="minorEastAsia"/>
+        </w:rPr>
+        <w:t xml:space="preserve">де </w:t>
+      </w:r>
+      <w:r>
+        <w:rPr>
+          <w:rFonts w:eastAsiaTheme="minorEastAsia"/>
+          <w:lang w:val="en-US"/>
+        </w:rPr>
+        <w:t>x</w:t>
+      </w:r>
+      <w:r>
+        <w:rPr>
+          <w:rFonts w:eastAsiaTheme="minorEastAsia"/>
+        </w:rPr>
+        <w:t xml:space="preserve"> </w:t>
+      </w:r>
+      <w:r>
+        <w:rPr>
+          <w:rFonts w:eastAsiaTheme="minorEastAsia"/>
+        </w:rPr>
+        <w:t>– объем перевозки</w:t>
+      </w:r>
+      <w:r>
+        <w:rPr>
+          <w:rFonts w:eastAsiaTheme="minorEastAsia"/>
+        </w:rPr>
+        <w:t>;</w:t>
+      </w:r>
     </w:p>
     <w:p>
       <w:pPr>
@@ -4601,20 +5413,22 @@
         <w:rPr>
           <w:rFonts w:eastAsiaTheme="minorEastAsia"/>
         </w:rPr>
-        <w:t>:</w:t>
-      </w:r>
-    </w:p>
-    <w:p>
-      <w:pPr>
-        <w:pStyle w:val="a9"/>
-        <w:rPr>
-          <w:rFonts w:eastAsiaTheme="minorEastAsia"/>
-        </w:rPr>
-      </w:pPr>
-    </w:p>
-    <w:p>
-      <w:pPr>
-        <w:pStyle w:val="a9"/>
+        <w:t xml:space="preserve"> (формула 5).</w:t>
+      </w:r>
+    </w:p>
+    <w:p>
+      <w:pPr>
+        <w:pStyle w:val="a9"/>
+        <w:spacing w:line="240" w:lineRule="auto"/>
+        <w:rPr>
+          <w:rFonts w:eastAsiaTheme="minorEastAsia"/>
+        </w:rPr>
+      </w:pPr>
+    </w:p>
+    <w:p>
+      <w:pPr>
+        <w:pStyle w:val="a9"/>
+        <w:spacing w:line="240" w:lineRule="auto"/>
         <w:rPr>
           <w:rFonts w:eastAsiaTheme="minorEastAsia"/>
         </w:rPr>
@@ -4761,10 +5575,115 @@
     <w:p>
       <w:pPr>
         <w:pStyle w:val="a9"/>
-        <w:rPr>
-          <w:rFonts w:eastAsiaTheme="minorEastAsia"/>
-        </w:rPr>
-      </w:pPr>
+        <w:spacing w:line="240" w:lineRule="auto"/>
+        <w:rPr>
+          <w:rFonts w:eastAsiaTheme="minorEastAsia"/>
+        </w:rPr>
+      </w:pPr>
+    </w:p>
+    <w:p>
+      <w:pPr>
+        <w:pStyle w:val="a9"/>
+        <w:ind w:firstLine="0"/>
+        <w:rPr>
+          <w:rFonts w:eastAsiaTheme="minorEastAsia"/>
+        </w:rPr>
+      </w:pPr>
+      <w:r>
+        <w:rPr>
+          <w:rFonts w:eastAsiaTheme="minorEastAsia"/>
+        </w:rPr>
+        <w:t>г</w:t>
+      </w:r>
+      <w:r>
+        <w:rPr>
+          <w:rFonts w:eastAsiaTheme="minorEastAsia"/>
+        </w:rPr>
+        <w:t xml:space="preserve">де </w:t>
+      </w:r>
+      <w:r>
+        <w:rPr>
+          <w:rFonts w:eastAsiaTheme="minorEastAsia"/>
+          <w:lang w:val="en-US"/>
+        </w:rPr>
+        <w:t>a</w:t>
+      </w:r>
+      <w:r>
+        <w:rPr>
+          <w:rFonts w:eastAsiaTheme="minorEastAsia"/>
+        </w:rPr>
+        <w:t xml:space="preserve"> </w:t>
+      </w:r>
+      <w:r>
+        <w:rPr>
+          <w:rFonts w:eastAsiaTheme="minorEastAsia"/>
+        </w:rPr>
+        <w:t>–</w:t>
+      </w:r>
+      <w:r>
+        <w:rPr>
+          <w:rFonts w:eastAsiaTheme="minorEastAsia"/>
+        </w:rPr>
+        <w:t xml:space="preserve"> </w:t>
+      </w:r>
+      <w:r>
+        <w:rPr>
+          <w:rFonts w:eastAsiaTheme="minorEastAsia"/>
+        </w:rPr>
+        <w:t>запас</w:t>
+      </w:r>
+      <w:r>
+        <w:rPr>
+          <w:rFonts w:eastAsiaTheme="minorEastAsia"/>
+        </w:rPr>
+        <w:t>;</w:t>
+      </w:r>
+    </w:p>
+    <w:p>
+      <w:pPr>
+        <w:pStyle w:val="a9"/>
+        <w:ind w:firstLine="708"/>
+        <w:rPr>
+          <w:rFonts w:eastAsiaTheme="minorEastAsia"/>
+        </w:rPr>
+      </w:pPr>
+      <w:r>
+        <w:rPr>
+          <w:rFonts w:eastAsiaTheme="minorEastAsia"/>
+          <w:lang w:val="en-US"/>
+        </w:rPr>
+        <w:t>b</w:t>
+      </w:r>
+      <w:r>
+        <w:rPr>
+          <w:rFonts w:eastAsiaTheme="minorEastAsia"/>
+        </w:rPr>
+        <w:t xml:space="preserve"> </w:t>
+      </w:r>
+      <w:r>
+        <w:rPr>
+          <w:rFonts w:eastAsiaTheme="minorEastAsia"/>
+        </w:rPr>
+        <w:t>–</w:t>
+      </w:r>
+      <w:r>
+        <w:rPr>
+          <w:rFonts w:eastAsiaTheme="minorEastAsia"/>
+        </w:rPr>
+        <w:t xml:space="preserve"> </w:t>
+      </w:r>
+      <w:r>
+        <w:rPr>
+          <w:rFonts w:eastAsiaTheme="minorEastAsia"/>
+        </w:rPr>
+        <w:t>спрос</w:t>
+      </w:r>
+      <w:r>
+        <w:rPr>
+          <w:rFonts w:eastAsiaTheme="minorEastAsia"/>
+        </w:rPr>
+        <w:t>;</w:t>
+      </w:r>
     </w:p>
     <w:p>
       <w:pPr>
@@ -5041,6 +5960,18 @@
           <w:rFonts w:eastAsiaTheme="minorEastAsia"/>
         </w:rPr>
         <w:t>Таблица 1</w:t>
+      </w:r>
+      <w:r>
+        <w:rPr>
+          <w:rFonts w:eastAsiaTheme="minorEastAsia"/>
+        </w:rPr>
+        <w:t xml:space="preserve"> – </w:t>
+      </w:r>
+      <w:r>
+        <w:rPr>
+          <w:rFonts w:eastAsiaTheme="minorEastAsia"/>
+        </w:rPr>
+        <w:t>пример сбалансированной транспортной задачи.</w:t>
       </w:r>
     </w:p>
     <w:tbl>
@@ -5600,12 +6531,6 @@
         </w:rPr>
         <w:t>.</w:t>
       </w:r>
-      <w:r>
-        <w:rPr>
-          <w:rFonts w:eastAsiaTheme="minorEastAsia"/>
-        </w:rPr>
-        <w:t xml:space="preserve"> Перемещаемся на клетку вправо.</w:t>
-      </w:r>
     </w:p>
     <w:p>
       <w:pPr>
@@ -5783,12 +6708,6 @@
         </w:rPr>
         <w:t>.</w:t>
       </w:r>
-      <w:r>
-        <w:rPr>
-          <w:rFonts w:eastAsiaTheme="minorEastAsia"/>
-        </w:rPr>
-        <w:t xml:space="preserve"> Перемещаемся на клетку вниз.</w:t>
-      </w:r>
     </w:p>
     <w:p>
       <w:pPr>
@@ -5966,12 +6885,6 @@
         </w:rPr>
         <w:t>.</w:t>
       </w:r>
-      <w:r>
-        <w:rPr>
-          <w:rFonts w:eastAsiaTheme="minorEastAsia"/>
-        </w:rPr>
-        <w:t xml:space="preserve"> Перемещаемся на клетку вправо.</w:t>
-      </w:r>
     </w:p>
     <w:p>
       <w:pPr>
@@ -6202,20 +7115,6 @@
     <w:p>
       <w:pPr>
         <w:pStyle w:val="a9"/>
-        <w:rPr>
-          <w:rFonts w:eastAsiaTheme="minorEastAsia"/>
-        </w:rPr>
-      </w:pPr>
-      <w:r>
-        <w:rPr>
-          <w:rFonts w:eastAsiaTheme="minorEastAsia"/>
-        </w:rPr>
-        <w:br w:type="page"/>
-      </w:r>
-    </w:p>
-    <w:p>
-      <w:pPr>
-        <w:pStyle w:val="a9"/>
         <w:spacing w:line="276" w:lineRule="auto"/>
         <w:ind w:firstLine="0"/>
         <w:rPr>
@@ -6228,6 +7127,12 @@
         </w:rPr>
         <w:lastRenderedPageBreak/>
         <w:t>Таблица 2</w:t>
+      </w:r>
+      <w:r>
+        <w:rPr>
+          <w:rFonts w:eastAsiaTheme="minorEastAsia"/>
+        </w:rPr>
+        <w:t xml:space="preserve"> – пример несбалансированной транспортной задачи.</w:t>
       </w:r>
     </w:p>
     <w:tbl>
@@ -6785,23 +7690,24 @@
         <w:t>x</w:t>
       </w:r>
       <w:r>
-        <w:t>. Первым шагом проверяется опорный план, он должен содержать ровно</w:t>
-      </w:r>
-      <w:r>
-        <w:t>:</w:t>
-      </w:r>
-      <w:r>
-        <w:t xml:space="preserve"> </w:t>
-      </w:r>
-    </w:p>
-    <w:p>
-      <w:pPr>
-        <w:pStyle w:val="a9"/>
-      </w:pPr>
-    </w:p>
-    <w:p>
-      <w:pPr>
-        <w:pStyle w:val="a9"/>
+        <w:t>. Первым шагом проверяется опорный</w:t>
+      </w:r>
+      <w:r>
+        <w:t xml:space="preserve"> план, количество опорных клеток в нем должно соответствовать формуле 6.</w:t>
+      </w:r>
+    </w:p>
+    <w:p>
+      <w:pPr>
+        <w:pStyle w:val="a9"/>
+        <w:spacing w:line="240" w:lineRule="auto"/>
+        <w:jc w:val="center"/>
+      </w:pPr>
+    </w:p>
+    <w:p>
+      <w:pPr>
+        <w:pStyle w:val="a9"/>
+        <w:spacing w:line="240" w:lineRule="auto"/>
+        <w:jc w:val="center"/>
         <w:rPr>
           <w:rFonts w:eastAsiaTheme="minorEastAsia"/>
         </w:rPr>
@@ -6851,27 +7757,97 @@
     <w:p>
       <w:pPr>
         <w:pStyle w:val="a9"/>
-      </w:pPr>
-    </w:p>
-    <w:p>
-      <w:pPr>
-        <w:pStyle w:val="a9"/>
-      </w:pPr>
-      <w:r>
-        <w:t>заполненных клеток, в противном случае добавляются нулевые перевозки (одну из пустых клеток заполняют нулем. Далее для каждой строки i и столбца j вводятся числа u и v, связанные правилом: для любой базисной клетки (где есть перевозка) выполняется</w:t>
-      </w:r>
-      <w:r>
-        <w:t>:</w:t>
-      </w:r>
-    </w:p>
-    <w:p>
-      <w:pPr>
-        <w:pStyle w:val="a9"/>
-      </w:pPr>
-    </w:p>
-    <w:p>
-      <w:pPr>
-        <w:pStyle w:val="a9"/>
+        <w:spacing w:line="240" w:lineRule="auto"/>
+        <w:jc w:val="center"/>
+      </w:pPr>
+    </w:p>
+    <w:p>
+      <w:pPr>
+        <w:pStyle w:val="a9"/>
+        <w:spacing w:line="240" w:lineRule="auto"/>
+        <w:jc w:val="center"/>
+      </w:pPr>
+    </w:p>
+    <w:p>
+      <w:pPr>
+        <w:pStyle w:val="a9"/>
+        <w:ind w:firstLine="0"/>
+        <w:jc w:val="left"/>
+      </w:pPr>
+      <w:r>
+        <w:t xml:space="preserve">где </w:t>
+      </w:r>
+      <w:r>
+        <w:rPr>
+          <w:lang w:val="en-US"/>
+        </w:rPr>
+        <w:t>m</w:t>
+      </w:r>
+      <w:r>
+        <w:t xml:space="preserve"> </w:t>
+      </w:r>
+      <w:r>
+        <w:t>–</w:t>
+      </w:r>
+      <w:r>
+        <w:t xml:space="preserve"> </w:t>
+      </w:r>
+      <w:r>
+        <w:t>количество поставщиков</w:t>
+      </w:r>
+      <w:r>
+        <w:t>;</w:t>
+      </w:r>
+    </w:p>
+    <w:p>
+      <w:pPr>
+        <w:pStyle w:val="a9"/>
+        <w:ind w:firstLine="0"/>
+        <w:jc w:val="left"/>
+      </w:pPr>
+      <w:r>
+        <w:tab/>
+      </w:r>
+      <w:r>
+        <w:rPr>
+          <w:lang w:val="en-US"/>
+        </w:rPr>
+        <w:t>n</w:t>
+      </w:r>
+      <w:r>
+        <w:t xml:space="preserve"> – </w:t>
+      </w:r>
+      <w:r>
+        <w:t>количество потребителей</w:t>
+      </w:r>
+      <w:r>
+        <w:t>;</w:t>
+      </w:r>
+    </w:p>
+    <w:p>
+      <w:pPr>
+        <w:pStyle w:val="a9"/>
+      </w:pPr>
+      <w:r>
+        <w:t>В</w:t>
+      </w:r>
+      <w:r>
+        <w:t xml:space="preserve"> противном случае добавляются нулевые перевозки (одну из пустых клеток заполняют нулем. Далее для каждой строки i и столбца j вводятся числа u и v, связанные правилом: для любой базисной клетки (где есть перевозка) </w:t>
+      </w:r>
+      <w:r>
+        <w:t>значение тарифа перевозки должено равняться формуле 7.</w:t>
+      </w:r>
+    </w:p>
+    <w:p>
+      <w:pPr>
+        <w:pStyle w:val="a9"/>
+        <w:spacing w:line="240" w:lineRule="auto"/>
+      </w:pPr>
+    </w:p>
+    <w:p>
+      <w:pPr>
+        <w:pStyle w:val="a9"/>
+        <w:spacing w:line="240" w:lineRule="auto"/>
         <w:rPr>
           <w:rFonts w:eastAsiaTheme="minorEastAsia"/>
         </w:rPr>
@@ -7011,7 +7987,130 @@
     <w:p>
       <w:pPr>
         <w:pStyle w:val="a9"/>
-      </w:pPr>
+        <w:spacing w:line="240" w:lineRule="auto"/>
+      </w:pPr>
+    </w:p>
+    <w:p>
+      <w:pPr>
+        <w:pStyle w:val="a9"/>
+        <w:ind w:firstLine="0"/>
+      </w:pPr>
+      <w:r>
+        <w:t xml:space="preserve">где </w:t>
+      </w:r>
+      <w:r>
+        <w:rPr>
+          <w:lang w:val="en-US"/>
+        </w:rPr>
+        <w:t>u</w:t>
+      </w:r>
+      <w:r>
+        <w:t xml:space="preserve"> </w:t>
+      </w:r>
+      <w:r>
+        <w:t>–</w:t>
+      </w:r>
+      <w:r>
+        <w:t xml:space="preserve"> </w:t>
+      </w:r>
+      <w:r>
+        <w:t>потенциал строки</w:t>
+      </w:r>
+      <w:r>
+        <w:t>;</w:t>
+      </w:r>
+    </w:p>
+    <w:p>
+      <w:pPr>
+        <w:pStyle w:val="a9"/>
+        <w:ind w:firstLine="0"/>
+        <w:rPr>
+          <w:lang w:val="en-US"/>
+        </w:rPr>
+      </w:pPr>
+      <w:r>
+        <w:tab/>
+      </w:r>
+      <w:r>
+        <w:rPr>
+          <w:lang w:val="en-US"/>
+        </w:rPr>
+        <w:t xml:space="preserve">v – </w:t>
+      </w:r>
+      <w:r>
+        <w:t>потенциал столбца</w:t>
+      </w:r>
+      <w:r>
+        <w:rPr>
+          <w:lang w:val="en-US"/>
+        </w:rPr>
+        <w:t>;</w:t>
+      </w:r>
+    </w:p>
+    <w:p>
+      <w:pPr>
+        <w:pStyle w:val="a9"/>
+        <w:ind w:firstLine="0"/>
+        <w:rPr>
+          <w:lang w:val="en-US"/>
+        </w:rPr>
+      </w:pPr>
+      <w:r>
+        <w:rPr>
+          <w:lang w:val="en-US"/>
+        </w:rPr>
+        <w:tab/>
+        <w:t xml:space="preserve">i – </w:t>
+      </w:r>
+      <w:r>
+        <w:t>номер строки</w:t>
+      </w:r>
+      <w:r>
+        <w:rPr>
+          <w:lang w:val="en-US"/>
+        </w:rPr>
+        <w:t>;</w:t>
+      </w:r>
+    </w:p>
+    <w:p>
+      <w:pPr>
+        <w:pStyle w:val="a9"/>
+        <w:ind w:firstLine="0"/>
+      </w:pPr>
+      <w:r>
+        <w:tab/>
+        <w:t>с – тариф перевозки для клетки</w:t>
+      </w:r>
+      <w:r>
+        <w:t>;</w:t>
+      </w:r>
+    </w:p>
+    <w:p>
+      <w:pPr>
+        <w:pStyle w:val="a9"/>
+        <w:ind w:firstLine="0"/>
+        <w:rPr>
+          <w:lang w:val="en-US"/>
+        </w:rPr>
+      </w:pPr>
+      <w:r>
+        <w:tab/>
+      </w:r>
+      <w:r>
+        <w:rPr>
+          <w:lang w:val="en-US"/>
+        </w:rPr>
+        <w:t xml:space="preserve">j – </w:t>
+      </w:r>
+      <w:r>
+        <w:t>номер столбца</w:t>
+      </w:r>
+      <w:r>
+        <w:rPr>
+          <w:lang w:val="en-US"/>
+        </w:rPr>
+        <w:t>;</w:t>
+      </w:r>
     </w:p>
     <w:p>
       <w:pPr>
@@ -7024,17 +8123,19 @@
         <w:t>) полагают равным нулю, а остальные находят, решая систему через соседние клетки — проще всего обходом графа базисных клеток. Следующим шагом для каждой небазисной клетки считают оценку</w:t>
       </w:r>
       <w:r>
-        <w:t>:</w:t>
-      </w:r>
-    </w:p>
-    <w:p>
-      <w:pPr>
-        <w:pStyle w:val="a9"/>
-      </w:pPr>
-    </w:p>
-    <w:p>
-      <w:pPr>
-        <w:pStyle w:val="a9"/>
+        <w:t xml:space="preserve"> в соответствии с формулой 8.</w:t>
+      </w:r>
+    </w:p>
+    <w:p>
+      <w:pPr>
+        <w:pStyle w:val="a9"/>
+        <w:spacing w:line="240" w:lineRule="auto"/>
+      </w:pPr>
+    </w:p>
+    <w:p>
+      <w:pPr>
+        <w:pStyle w:val="a9"/>
+        <w:spacing w:line="240" w:lineRule="auto"/>
         <w:rPr>
           <w:rFonts w:eastAsiaTheme="minorEastAsia"/>
         </w:rPr>
@@ -7218,42 +8319,197 @@
     <w:p>
       <w:pPr>
         <w:pStyle w:val="a9"/>
-      </w:pPr>
-    </w:p>
-    <w:p>
-      <w:pPr>
-        <w:pStyle w:val="a9"/>
-        <w:rPr>
-          <w:lang w:val="en-US"/>
-        </w:rPr>
-      </w:pPr>
-      <w:r>
-        <w:t>По экономическому смыслу это изменение целевой функции при включении единицы груза в данную клетку. Если все</w:t>
-      </w:r>
-      <w:r>
-        <w:rPr>
-          <w:lang w:val="en-US"/>
-        </w:rPr>
-        <w:t>:</w:t>
-      </w:r>
-    </w:p>
-    <w:p>
-      <w:pPr>
-        <w:pStyle w:val="a9"/>
-        <w:rPr>
-          <w:lang w:val="en-US"/>
-        </w:rPr>
-      </w:pPr>
-    </w:p>
-    <w:p>
-      <w:pPr>
-        <w:pStyle w:val="a9"/>
+        <w:spacing w:line="240" w:lineRule="auto"/>
+      </w:pPr>
+    </w:p>
+    <w:p>
+      <w:pPr>
+        <w:pStyle w:val="a9"/>
+        <w:ind w:firstLine="0"/>
+        <w:rPr>
+          <w:rStyle w:val="mord"/>
+        </w:rPr>
+      </w:pPr>
+      <w:r>
+        <w:t xml:space="preserve">где </w:t>
+      </w:r>
+      <w:r>
+        <w:rPr>
+          <w:rStyle w:val="mord"/>
+        </w:rPr>
+        <w:t>Δ – оценка клетки</w:t>
+      </w:r>
+      <w:r>
+        <w:rPr>
+          <w:rStyle w:val="mord"/>
+        </w:rPr>
+        <w:t>;</w:t>
+      </w:r>
+    </w:p>
+    <w:p>
+      <w:pPr>
+        <w:pStyle w:val="a9"/>
+        <w:ind w:firstLine="0"/>
+      </w:pPr>
+      <w:r>
+        <w:rPr>
+          <w:rStyle w:val="mord"/>
+        </w:rPr>
+        <w:tab/>
+      </w:r>
+      <w:r>
+        <w:t>с – тариф перевозки для клетки</w:t>
+      </w:r>
+      <w:r>
+        <w:t>;</w:t>
+      </w:r>
+    </w:p>
+    <w:p>
+      <w:pPr>
+        <w:pStyle w:val="a9"/>
+        <w:ind w:firstLine="0"/>
+        <w:rPr>
+          <w:lang w:val="en-US"/>
+        </w:rPr>
+      </w:pPr>
+      <w:r>
+        <w:tab/>
+      </w:r>
+      <w:r>
+        <w:rPr>
+          <w:lang w:val="en-US"/>
+        </w:rPr>
+        <w:t xml:space="preserve">i – </w:t>
+      </w:r>
+      <w:r>
+        <w:t>номер строки</w:t>
+      </w:r>
+      <w:r>
+        <w:rPr>
+          <w:lang w:val="en-US"/>
+        </w:rPr>
+        <w:t>;</w:t>
+      </w:r>
+    </w:p>
+    <w:p>
+      <w:pPr>
+        <w:pStyle w:val="a9"/>
+        <w:ind w:firstLine="0"/>
+        <w:rPr>
+          <w:lang w:val="en-US"/>
+        </w:rPr>
+      </w:pPr>
+      <w:r>
+        <w:tab/>
+      </w:r>
+      <w:r>
+        <w:rPr>
+          <w:lang w:val="en-US"/>
+        </w:rPr>
+        <w:t xml:space="preserve">j – </w:t>
+      </w:r>
+      <w:r>
+        <w:t>номер столбца</w:t>
+      </w:r>
+      <w:r>
+        <w:rPr>
+          <w:lang w:val="en-US"/>
+        </w:rPr>
+        <w:t>;</w:t>
+      </w:r>
+    </w:p>
+    <w:p>
+      <w:pPr>
+        <w:pStyle w:val="a9"/>
+        <w:ind w:firstLine="0"/>
+      </w:pPr>
+      <w:r>
+        <w:rPr>
+          <w:lang w:val="en-US"/>
+        </w:rPr>
+        <w:lastRenderedPageBreak/>
+        <w:tab/>
+        <w:t>u</w:t>
+      </w:r>
+      <w:r>
+        <w:t xml:space="preserve"> </w:t>
+      </w:r>
+      <w:r>
+        <w:t>–</w:t>
+      </w:r>
+      <w:r>
+        <w:t xml:space="preserve"> </w:t>
+      </w:r>
+      <w:r>
+        <w:t>потенциал строки</w:t>
+      </w:r>
+      <w:r>
+        <w:t>;</w:t>
+      </w:r>
+    </w:p>
+    <w:p>
+      <w:pPr>
+        <w:pStyle w:val="a9"/>
+        <w:ind w:firstLine="0"/>
+      </w:pPr>
+      <w:r>
+        <w:tab/>
+      </w:r>
+      <w:r>
+        <w:rPr>
+          <w:lang w:val="en-US"/>
+        </w:rPr>
+        <w:t xml:space="preserve">v – </w:t>
+      </w:r>
+      <w:r>
+        <w:t>потенциал столбца</w:t>
+      </w:r>
+      <w:r>
+        <w:rPr>
+          <w:lang w:val="en-US"/>
+        </w:rPr>
+        <w:t>;</w:t>
+      </w:r>
+    </w:p>
+    <w:p>
+      <w:pPr>
+        <w:pStyle w:val="a9"/>
+      </w:pPr>
+      <w:r>
+        <w:t xml:space="preserve">По экономическому смыслу это изменение целевой функции при включении </w:t>
+      </w:r>
+      <w:r>
+        <w:t>единицы груза в данную клетку. План оптимален, е</w:t>
+      </w:r>
+      <w:r>
+        <w:t>сли все</w:t>
+      </w:r>
+      <w:r>
+        <w:t xml:space="preserve"> </w:t>
+      </w:r>
+      <w:r>
+        <w:t>оценки больше или равны нулю (формула 9), значит уменьшить стоимость нельзя.</w:t>
+      </w:r>
+    </w:p>
+    <w:p>
+      <w:pPr>
+        <w:pStyle w:val="a9"/>
+        <w:spacing w:line="240" w:lineRule="auto"/>
+      </w:pPr>
+    </w:p>
+    <w:p>
+      <w:pPr>
+        <w:pStyle w:val="a9"/>
+        <w:spacing w:line="240" w:lineRule="auto"/>
         <w:rPr>
           <w:rFonts w:eastAsiaTheme="minorEastAsia"/>
           <w:lang w:val="en-US"/>
         </w:rPr>
       </w:pPr>
       <m:oMathPara>
+        <m:oMathParaPr>
+          <m:jc m:val="center"/>
+        </m:oMathParaPr>
         <m:oMath>
           <m:eqArr>
             <m:eqArrPr>
@@ -7331,22 +8587,40 @@
     <w:p>
       <w:pPr>
         <w:pStyle w:val="a9"/>
-        <w:rPr>
-          <w:rFonts w:eastAsiaTheme="minorEastAsia"/>
-          <w:lang w:val="en-US"/>
-        </w:rPr>
-      </w:pPr>
-    </w:p>
-    <w:p>
-      <w:pPr>
-        <w:pStyle w:val="a9"/>
-      </w:pPr>
-      <w:r>
-        <w:t xml:space="preserve">план оптимален — уменьшить стоимость нельзя. Если же есть отрицательные оценки, план можно улучшить. Для клетки с самой низкой отрицательной оценки строится замкнутый цикл, вершины которого — базисные клетки. В цикле клетки поочерёдно помечаются как «плюсовые» и «минусовые» (начиная с плюса для вводимой). Затем находят минимальную перевозку среди минусовых клеток. Именно на эту величину будут увеличены перевозки в </w:t>
-      </w:r>
-      <w:r>
-        <w:lastRenderedPageBreak/>
-        <w:t>плюсовых клетках и уменьшены в минусовых. Одна из минусовых клеток после вычитания обнулится — она выходит из базиса. Таким образом МОДИ - эффективный метод решения транспортной задачи</w:t>
+        <w:spacing w:line="240" w:lineRule="auto"/>
+        <w:rPr>
+          <w:rFonts w:eastAsiaTheme="minorEastAsia"/>
+          <w:lang w:val="en-US"/>
+        </w:rPr>
+      </w:pPr>
+    </w:p>
+    <w:p>
+      <w:pPr>
+        <w:pStyle w:val="a9"/>
+        <w:ind w:firstLine="0"/>
+      </w:pPr>
+      <w:r>
+        <w:t xml:space="preserve">где </w:t>
+      </w:r>
+      <w:r>
+        <w:rPr>
+          <w:rStyle w:val="mord"/>
+        </w:rPr>
+        <w:t>Δ – оценка клетки</w:t>
+      </w:r>
+      <w:r>
+        <w:rPr>
+          <w:rStyle w:val="mord"/>
+        </w:rPr>
+        <w:t>;</w:t>
+      </w:r>
+    </w:p>
+    <w:p>
+      <w:pPr>
+        <w:pStyle w:val="a9"/>
+      </w:pPr>
+      <w:r>
+        <w:t>Если же есть отрицательные оценки, план можно улучшить. Для клетки с самой низкой отрицательной оценки строится замкнутый цикл, вершины которого — базисные клетки. В цикле клетки поочерёдно помечаются как «плюсовые» и «минусовые» (начиная с плюса для вводимой). Затем находят минимальную перевозку среди минусовых клеток. Именно на эту величину будут увеличены перевозки в плюсовых клетках и уменьшены в минусовых. Одна из минусовых клеток после вычитания обнулится — она выходит из базиса. Таким образом МОДИ - эффективный метод решения транспортной задачи</w:t>
       </w:r>
       <w:r>
         <w:t>, реализованный по итерациям.</w:t>
@@ -7372,7 +8646,7 @@
       <w:pPr>
         <w:pStyle w:val="1"/>
       </w:pPr>
-      <w:bookmarkStart w:id="5" w:name="_Toc231728310"/>
+      <w:bookmarkStart w:id="4" w:name="_Toc231728310"/>
       <w:r>
         <w:lastRenderedPageBreak/>
         <w:t>2</w:t>
@@ -7386,7 +8660,7 @@
       <w:r>
         <w:t>арифметического ядра</w:t>
       </w:r>
-      <w:bookmarkEnd w:id="5"/>
+      <w:bookmarkEnd w:id="4"/>
     </w:p>
     <w:p>
       <w:pPr>
@@ -7396,7 +8670,7 @@
           <w:sz w:val="28"/>
         </w:rPr>
       </w:pPr>
-      <w:bookmarkStart w:id="6" w:name="_Toc231728311"/>
+      <w:bookmarkStart w:id="5" w:name="_Toc231728311"/>
       <w:r>
         <w:rPr>
           <w:sz w:val="28"/>
@@ -7416,6 +8690,199 @@
         </w:rPr>
         <w:t>-интерфейса</w:t>
       </w:r>
+      <w:bookmarkEnd w:id="5"/>
+    </w:p>
+    <w:p>
+      <w:pPr>
+        <w:pStyle w:val="a9"/>
+      </w:pPr>
+      <w:r>
+        <w:t xml:space="preserve">Для разработки приложения буду использовать язык программирования </w:t>
+      </w:r>
+      <w:r>
+        <w:rPr>
+          <w:lang w:val="en-US"/>
+        </w:rPr>
+        <w:t>Python</w:t>
+      </w:r>
+      <w:r>
+        <w:t xml:space="preserve">, его будет более чем достаточно для задачи такого размера. </w:t>
+      </w:r>
+      <w:r>
+        <w:rPr>
+          <w:lang w:val="en-US"/>
+        </w:rPr>
+        <w:t>Python</w:t>
+      </w:r>
+      <w:r>
+        <w:t xml:space="preserve"> хорошо подходит для задач объектно-ориентированного программирования и имеет множество библиотек, как для визуализации, так и для математических задач, в том числе задач линейного программирования. Кроме того, за счет интерпретируемости в </w:t>
+      </w:r>
+      <w:r>
+        <w:rPr>
+          <w:lang w:val="en-US"/>
+        </w:rPr>
+        <w:t>Python</w:t>
+      </w:r>
+      <w:r>
+        <w:t xml:space="preserve"> </w:t>
+      </w:r>
+      <w:r>
+        <w:t xml:space="preserve">удобно писать и отлаживать алгоритмы, код в нем компилируется построчно, и ошибка прерывает выполнение сразу на проблемной строчке. Для этого приложения </w:t>
+      </w:r>
+      <w:r>
+        <w:t xml:space="preserve">используется </w:t>
+      </w:r>
+      <w:r>
+        <w:rPr>
+          <w:lang w:val="en-US"/>
+        </w:rPr>
+        <w:t>Python</w:t>
+      </w:r>
+      <w:r>
+        <w:t xml:space="preserve"> </w:t>
+      </w:r>
+      <w:r>
+        <w:t xml:space="preserve">версии </w:t>
+      </w:r>
+      <w:r>
+        <w:t>3.13</w:t>
+      </w:r>
+      <w:r>
+        <w:t xml:space="preserve">. </w:t>
+      </w:r>
+    </w:p>
+    <w:p>
+      <w:pPr>
+        <w:pStyle w:val="a9"/>
+      </w:pPr>
+      <w:r>
+        <w:t xml:space="preserve">Графический интерфейс не обязан быть сложным, главным его достоинством должна быть практичность и удобство, поэтому для его разработки использую библиотеку </w:t>
+      </w:r>
+      <w:r>
+        <w:rPr>
+          <w:lang w:val="en-US"/>
+        </w:rPr>
+        <w:t>tkinter</w:t>
+      </w:r>
+      <w:r>
+        <w:t xml:space="preserve">. </w:t>
+      </w:r>
+      <w:r>
+        <w:t xml:space="preserve">Эта библиотека идет в стандартной поставке </w:t>
+      </w:r>
+      <w:r>
+        <w:rPr>
+          <w:lang w:val="en-US"/>
+        </w:rPr>
+        <w:t>Python</w:t>
+      </w:r>
+      <w:r>
+        <w:t xml:space="preserve"> </w:t>
+      </w:r>
+      <w:r>
+        <w:t>и не требует больших вычислительных ресурсов или объемов памяти</w:t>
+      </w:r>
+      <w:r>
+        <w:t xml:space="preserve"> </w:t>
+      </w:r>
+      <w:r>
+        <w:t xml:space="preserve">для его установки. </w:t>
+      </w:r>
+    </w:p>
+    <w:p>
+      <w:pPr>
+        <w:pStyle w:val="a9"/>
+      </w:pPr>
+      <w:r>
+        <w:t xml:space="preserve">В качестве среды разработки </w:t>
+      </w:r>
+      <w:r>
+        <w:t>я использовал</w:t>
+      </w:r>
+      <w:r>
+        <w:t xml:space="preserve"> </w:t>
+      </w:r>
+      <w:r>
+        <w:rPr>
+          <w:lang w:val="en-US"/>
+        </w:rPr>
+        <w:t>PyCharm</w:t>
+      </w:r>
+      <w:r>
+        <w:t xml:space="preserve"> </w:t>
+      </w:r>
+      <w:r>
+        <w:rPr>
+          <w:lang w:val="en-US"/>
+        </w:rPr>
+        <w:t>Community</w:t>
+      </w:r>
+      <w:r>
+        <w:t xml:space="preserve"> </w:t>
+      </w:r>
+      <w:r>
+        <w:rPr>
+          <w:lang w:val="en-US"/>
+        </w:rPr>
+        <w:t>Edition</w:t>
+      </w:r>
+      <w:r>
+        <w:t xml:space="preserve"> </w:t>
+      </w:r>
+      <w:r>
+        <w:t xml:space="preserve">под свою операционную систему </w:t>
+      </w:r>
+      <w:r>
+        <w:rPr>
+          <w:lang w:val="en-US"/>
+        </w:rPr>
+        <w:t>Debian</w:t>
+      </w:r>
+      <w:r>
+        <w:t xml:space="preserve">. </w:t>
+      </w:r>
+      <w:r>
+        <w:t xml:space="preserve">Он прост в использовании, но при этом многофункционален. Кроме этого использую </w:t>
+      </w:r>
+      <w:r>
+        <w:rPr>
+          <w:lang w:val="en-US"/>
+        </w:rPr>
+        <w:t>Git</w:t>
+      </w:r>
+      <w:r>
+        <w:t xml:space="preserve"> </w:t>
+      </w:r>
+      <w:r>
+        <w:t xml:space="preserve">для контроля версий и </w:t>
+      </w:r>
+      <w:r>
+        <w:rPr>
+          <w:lang w:val="en-US"/>
+        </w:rPr>
+        <w:t>GitHub</w:t>
+      </w:r>
+      <w:r>
+        <w:t xml:space="preserve"> </w:t>
+      </w:r>
+      <w:r>
+        <w:t xml:space="preserve">для хранения приложения и обеспечения свободного доступа к нему. </w:t>
+      </w:r>
+    </w:p>
+    <w:p>
+      <w:pPr>
+        <w:pStyle w:val="1"/>
+        <w:rPr>
+          <w:sz w:val="28"/>
+        </w:rPr>
+      </w:pPr>
+      <w:bookmarkStart w:id="6" w:name="_Toc231728312"/>
+      <w:r>
+        <w:rPr>
+          <w:sz w:val="28"/>
+        </w:rPr>
+        <w:t>2.2 Архитектура приложения и взаимодействие модулей</w:t>
+      </w:r>
       <w:bookmarkEnd w:id="6"/>
     </w:p>
     <w:p>
@@ -7423,7 +8890,13 @@
         <w:pStyle w:val="a9"/>
       </w:pPr>
       <w:r>
-        <w:t xml:space="preserve">Для разработки приложения буду использовать язык программирования </w:t>
+        <w:t>Программа разделена на две независимые части: алгоритмическое ядро и графический интерфейс.</w:t>
+      </w:r>
+      <w:r>
+        <w:t xml:space="preserve"> Такое разделение позволяет мне сначала</w:t>
+      </w:r>
+      <w:r>
+        <w:t xml:space="preserve"> написать и отладить нахождение решения задачи в </w:t>
       </w:r>
       <w:r>
         <w:rPr>
@@ -7432,236 +8905,43 @@
         <w:t>Python</w:t>
       </w:r>
       <w:r>
-        <w:t xml:space="preserve">, его будет более чем достаточно для задачи такого размера. </w:t>
-      </w:r>
-      <w:r>
-        <w:rPr>
-          <w:lang w:val="en-US"/>
-        </w:rPr>
-        <w:t>Python</w:t>
-      </w:r>
-      <w:r>
-        <w:t xml:space="preserve"> хорошо подходит для задач объектно-ориентированного программирования и имеет множество библиотек, как для визуализации, так и для математических задач, в том числе задач линейного программирования. Кроме того, за счет интерпретируемости в </w:t>
-      </w:r>
-      <w:r>
-        <w:rPr>
-          <w:lang w:val="en-US"/>
-        </w:rPr>
-        <w:t>Python</w:t>
-      </w:r>
-      <w:r>
         <w:t xml:space="preserve"> </w:t>
       </w:r>
       <w:r>
-        <w:t xml:space="preserve">удобно писать и отлаживать алгоритмы, код в нем компилируется построчно, и ошибка прерывает выполнение сразу на проблемной строчке. Для этого приложения </w:t>
-      </w:r>
-      <w:r>
-        <w:t xml:space="preserve">используется </w:t>
-      </w:r>
-      <w:r>
-        <w:rPr>
-          <w:lang w:val="en-US"/>
-        </w:rPr>
-        <w:t>Python</w:t>
-      </w:r>
-      <w:r>
-        <w:t xml:space="preserve"> </w:t>
-      </w:r>
-      <w:r>
-        <w:t xml:space="preserve">версии </w:t>
-      </w:r>
-      <w:r>
-        <w:t>3.13</w:t>
-      </w:r>
-      <w:r>
-        <w:t xml:space="preserve">. </w:t>
-      </w:r>
-    </w:p>
-    <w:p>
-      <w:pPr>
-        <w:pStyle w:val="a9"/>
-      </w:pPr>
-      <w:r>
-        <w:t xml:space="preserve">Графический интерфейс не обязан быть сложным, главным его достоинством должна быть практичность и удобство, поэтому для его разработки использую библиотеку </w:t>
-      </w:r>
-      <w:r>
-        <w:rPr>
-          <w:lang w:val="en-US"/>
-        </w:rPr>
-        <w:t>tkinter</w:t>
-      </w:r>
-      <w:r>
-        <w:t xml:space="preserve">. </w:t>
-      </w:r>
-      <w:r>
-        <w:t xml:space="preserve">Эта библиотека идет в стандартной поставке </w:t>
-      </w:r>
-      <w:r>
-        <w:rPr>
-          <w:lang w:val="en-US"/>
-        </w:rPr>
-        <w:t>Python</w:t>
-      </w:r>
-      <w:r>
-        <w:t xml:space="preserve"> </w:t>
-      </w:r>
-      <w:r>
-        <w:t>и не требует больших вычислительных ресурсов или объемов памяти</w:t>
-      </w:r>
-      <w:r>
-        <w:t xml:space="preserve"> </w:t>
-      </w:r>
-      <w:r>
-        <w:t xml:space="preserve">для его установки. </w:t>
-      </w:r>
-    </w:p>
-    <w:p>
-      <w:pPr>
-        <w:pStyle w:val="a9"/>
-      </w:pPr>
-      <w:r>
-        <w:t xml:space="preserve">В качестве среды разработки </w:t>
-      </w:r>
-      <w:r>
-        <w:t>я использовал</w:t>
-      </w:r>
-      <w:r>
-        <w:t xml:space="preserve"> </w:t>
-      </w:r>
-      <w:r>
-        <w:rPr>
-          <w:lang w:val="en-US"/>
-        </w:rPr>
-        <w:t>PyCharm</w:t>
-      </w:r>
-      <w:r>
-        <w:t xml:space="preserve"> </w:t>
-      </w:r>
-      <w:r>
-        <w:rPr>
-          <w:lang w:val="en-US"/>
-        </w:rPr>
-        <w:t>Community</w:t>
-      </w:r>
-      <w:r>
-        <w:t xml:space="preserve"> </w:t>
-      </w:r>
-      <w:r>
-        <w:rPr>
-          <w:lang w:val="en-US"/>
-        </w:rPr>
-        <w:t>Edition</w:t>
-      </w:r>
-      <w:r>
-        <w:t xml:space="preserve"> </w:t>
-      </w:r>
-      <w:r>
-        <w:t xml:space="preserve">под свою операционную систему </w:t>
-      </w:r>
-      <w:r>
-        <w:rPr>
-          <w:lang w:val="en-US"/>
-        </w:rPr>
-        <w:t>Debian</w:t>
-      </w:r>
-      <w:r>
-        <w:t xml:space="preserve">. </w:t>
-      </w:r>
-      <w:r>
-        <w:t xml:space="preserve">Он прост в использовании, но при этом многофункционален. Кроме этого использую </w:t>
-      </w:r>
-      <w:r>
-        <w:rPr>
-          <w:lang w:val="en-US"/>
-        </w:rPr>
-        <w:t>Git</w:t>
-      </w:r>
-      <w:r>
-        <w:t xml:space="preserve"> </w:t>
-      </w:r>
-      <w:r>
-        <w:t xml:space="preserve">для контроля версий и </w:t>
-      </w:r>
-      <w:r>
-        <w:rPr>
-          <w:lang w:val="en-US"/>
-        </w:rPr>
-        <w:t>GitHub</w:t>
-      </w:r>
-      <w:r>
-        <w:t xml:space="preserve"> </w:t>
-      </w:r>
-      <w:r>
-        <w:t xml:space="preserve">для хранения приложения и обеспечения свободного доступа к нему. </w:t>
+        <w:t>через консоль, а потом обернуть это в графический интерфейс.</w:t>
       </w:r>
     </w:p>
     <w:p>
       <w:pPr>
         <w:pStyle w:val="1"/>
-      </w:pPr>
-      <w:bookmarkStart w:id="7" w:name="_Toc231728312"/>
-      <w:r>
-        <w:t>2.2 Архитектура приложения и взаимодействие модулей</w:t>
+        <w:rPr>
+          <w:sz w:val="28"/>
+        </w:rPr>
+      </w:pPr>
+      <w:bookmarkStart w:id="7" w:name="_Toc231728313"/>
+      <w:r>
+        <w:rPr>
+          <w:sz w:val="28"/>
+        </w:rPr>
+        <w:t>2.3 Алгоритмическая реализация методов</w:t>
       </w:r>
       <w:bookmarkEnd w:id="7"/>
     </w:p>
     <w:p>
       <w:pPr>
-        <w:pStyle w:val="a9"/>
-      </w:pPr>
-      <w:r>
-        <w:t>Программа разделена на две независимые части: алгоритмическое ядро и графический интерфейс.</w:t>
-      </w:r>
-      <w:r>
-        <w:t xml:space="preserve"> Такое разделение позволяет мне сначала</w:t>
-      </w:r>
-      <w:r>
-        <w:t xml:space="preserve"> написать и отладить нахождение решения задачи в </w:t>
-      </w:r>
-      <w:r>
-        <w:rPr>
-          <w:lang w:val="en-US"/>
-        </w:rPr>
-        <w:t>Python</w:t>
-      </w:r>
-      <w:r>
-        <w:t xml:space="preserve"> </w:t>
-      </w:r>
-      <w:r>
-        <w:t>через консоль, а потом обернуть это в графический интерфейс.</w:t>
-      </w:r>
-    </w:p>
-    <w:p>
-      <w:pPr>
         <w:pStyle w:val="1"/>
         <w:rPr>
           <w:sz w:val="28"/>
         </w:rPr>
       </w:pPr>
-      <w:bookmarkStart w:id="8" w:name="_Toc231728313"/>
+      <w:bookmarkStart w:id="8" w:name="_Toc231728314"/>
       <w:r>
         <w:rPr>
           <w:sz w:val="28"/>
         </w:rPr>
-        <w:t>2.3 Алгоритмическая реализация методов</w:t>
+        <w:t>2.3.1 Алгоритм северо-западного угла</w:t>
       </w:r>
       <w:bookmarkEnd w:id="8"/>
-    </w:p>
-    <w:p>
-      <w:pPr>
-        <w:pStyle w:val="1"/>
-        <w:rPr>
-          <w:sz w:val="28"/>
-        </w:rPr>
-      </w:pPr>
-      <w:bookmarkStart w:id="9" w:name="_Toc231728314"/>
-      <w:r>
-        <w:rPr>
-          <w:sz w:val="28"/>
-        </w:rPr>
-        <w:t>2.3.1 Алгоритм северо-западного угла</w:t>
-      </w:r>
-      <w:bookmarkEnd w:id="9"/>
     </w:p>
     <w:p>
       <w:pPr>
@@ -7773,20 +9053,41 @@
         <w:t xml:space="preserve"> 0</w:t>
       </w:r>
       <w:r>
-        <w:t>, алгоритм переходит либо вправо, либо вниз (в зависимости от того, есть ли ещё строки/столбцы). При этом образуется на одну базисную клетку меньше. Поэтому в конце добавлен цикл: если базисных клеток меньше</w:t>
-      </w:r>
-      <w:r>
-        <w:t>:</w:t>
-      </w:r>
-    </w:p>
-    <w:p>
-      <w:pPr>
-        <w:pStyle w:val="a9"/>
-      </w:pPr>
-    </w:p>
-    <w:p>
-      <w:pPr>
-        <w:pStyle w:val="a9"/>
+        <w:t xml:space="preserve">, алгоритм переходит либо вправо, либо вниз (в зависимости от того, есть ли ещё строки/столбцы). При этом образуется на одну базисную клетку меньше. Поэтому в конце добавлен цикл: если </w:t>
+      </w:r>
+      <w:r>
+        <w:t xml:space="preserve">количество </w:t>
+      </w:r>
+      <w:r>
+        <w:t>базисных клеток меньше</w:t>
+      </w:r>
+      <w:r>
+        <w:t xml:space="preserve">, чем значение </w:t>
+      </w:r>
+      <w:r>
+        <w:lastRenderedPageBreak/>
+        <w:t xml:space="preserve">формулы 10 - </w:t>
+      </w:r>
+      <w:r>
+        <w:t>недостающие дополняются нулями — берутся любые клетки, ещё не попавшие в базис. Это гарантирует, что</w:t>
+      </w:r>
+      <w:r>
+        <w:t xml:space="preserve"> следующий этап не даст ошибки.</w:t>
+      </w:r>
+    </w:p>
+    <w:p>
+      <w:pPr>
+        <w:pStyle w:val="a9"/>
+        <w:spacing w:line="240" w:lineRule="auto"/>
+      </w:pPr>
+    </w:p>
+    <w:p>
+      <w:pPr>
+        <w:pStyle w:val="a9"/>
+        <w:spacing w:line="240" w:lineRule="auto"/>
+        <w:rPr>
+          <w:rFonts w:eastAsiaTheme="minorEastAsia"/>
+        </w:rPr>
       </w:pPr>
       <m:oMathPara>
         <m:oMath>
@@ -7858,9 +9159,64 @@
     <w:p>
       <w:pPr>
         <w:pStyle w:val="a9"/>
-      </w:pPr>
-      <w:r>
-        <w:t>недостающие дополняются нулями — берутся любые клетки, ещё не попавшие в базис. Это гарантирует, что следующий этап не даст ошибки.</w:t>
+        <w:spacing w:line="240" w:lineRule="auto"/>
+      </w:pPr>
+    </w:p>
+    <w:p>
+      <w:pPr>
+        <w:pStyle w:val="a9"/>
+        <w:ind w:firstLine="0"/>
+        <w:jc w:val="left"/>
+      </w:pPr>
+      <w:bookmarkStart w:id="9" w:name="_Toc231728315"/>
+      <w:r>
+        <w:t xml:space="preserve">где </w:t>
+      </w:r>
+      <w:r>
+        <w:rPr>
+          <w:lang w:val="en-US"/>
+        </w:rPr>
+        <w:t>m</w:t>
+      </w:r>
+      <w:r>
+        <w:t xml:space="preserve"> </w:t>
+      </w:r>
+      <w:r>
+        <w:t>–</w:t>
+      </w:r>
+      <w:r>
+        <w:t xml:space="preserve"> </w:t>
+      </w:r>
+      <w:r>
+        <w:t>количество поставщиков</w:t>
+      </w:r>
+      <w:r>
+        <w:t>;</w:t>
+      </w:r>
+    </w:p>
+    <w:p>
+      <w:pPr>
+        <w:pStyle w:val="a9"/>
+        <w:ind w:firstLine="0"/>
+        <w:jc w:val="left"/>
+      </w:pPr>
+      <w:r>
+        <w:tab/>
+      </w:r>
+      <w:r>
+        <w:rPr>
+          <w:lang w:val="en-US"/>
+        </w:rPr>
+        <w:t>n</w:t>
+      </w:r>
+      <w:r>
+        <w:t xml:space="preserve"> – </w:t>
+      </w:r>
+      <w:r>
+        <w:t>количество потребителей</w:t>
+      </w:r>
+      <w:r>
+        <w:t>;</w:t>
       </w:r>
     </w:p>
     <w:p>
@@ -7870,14 +9226,13 @@
           <w:sz w:val="28"/>
         </w:rPr>
       </w:pPr>
-      <w:bookmarkStart w:id="10" w:name="_Toc231728315"/>
       <w:r>
         <w:rPr>
           <w:sz w:val="28"/>
         </w:rPr>
         <w:t>2.3.2 Вычисление потенциалов базисного плана</w:t>
       </w:r>
-      <w:bookmarkEnd w:id="10"/>
+      <w:bookmarkEnd w:id="9"/>
     </w:p>
     <w:p>
       <w:pPr>
@@ -7905,17 +9260,19 @@
         <w:t>строит двудольный граф: строки связаны со столбцами через базисные клетки. Потенциал u[0] принудительно равен нулю, затем обходом в ширину вычисляются остальные по формуле</w:t>
       </w:r>
       <w:r>
-        <w:t>:</w:t>
-      </w:r>
-    </w:p>
-    <w:p>
-      <w:pPr>
-        <w:pStyle w:val="a9"/>
-      </w:pPr>
-    </w:p>
-    <w:p>
-      <w:pPr>
-        <w:pStyle w:val="a9"/>
+        <w:t xml:space="preserve"> 11</w:t>
+      </w:r>
+    </w:p>
+    <w:p>
+      <w:pPr>
+        <w:pStyle w:val="a9"/>
+        <w:spacing w:line="240" w:lineRule="auto"/>
+      </w:pPr>
+    </w:p>
+    <w:p>
+      <w:pPr>
+        <w:pStyle w:val="a9"/>
+        <w:spacing w:line="240" w:lineRule="auto"/>
         <w:rPr>
           <w:rFonts w:eastAsiaTheme="minorEastAsia"/>
         </w:rPr>
@@ -8055,17 +9412,133 @@
     <w:p>
       <w:pPr>
         <w:pStyle w:val="a9"/>
-        <w:rPr>
-          <w:rFonts w:eastAsiaTheme="minorEastAsia"/>
-        </w:rPr>
-      </w:pPr>
-    </w:p>
-    <w:p>
-      <w:pPr>
-        <w:pStyle w:val="a9"/>
-      </w:pPr>
-      <w:r>
-        <w:t xml:space="preserve"> Если граф оказался несвязным, неопределённые потенциалы просто обнуляются — на оценки это почти не влияет, а алгоритм продолжает работать.</w:t>
+        <w:spacing w:line="240" w:lineRule="auto"/>
+        <w:rPr>
+          <w:rFonts w:eastAsiaTheme="minorEastAsia"/>
+        </w:rPr>
+      </w:pPr>
+    </w:p>
+    <w:p>
+      <w:pPr>
+        <w:pStyle w:val="a9"/>
+        <w:ind w:firstLine="0"/>
+      </w:pPr>
+      <w:r>
+        <w:t xml:space="preserve">где </w:t>
+      </w:r>
+      <w:r>
+        <w:rPr>
+          <w:lang w:val="en-US"/>
+        </w:rPr>
+        <w:t>u</w:t>
+      </w:r>
+      <w:r>
+        <w:t xml:space="preserve"> </w:t>
+      </w:r>
+      <w:r>
+        <w:t>–</w:t>
+      </w:r>
+      <w:r>
+        <w:t xml:space="preserve"> </w:t>
+      </w:r>
+      <w:r>
+        <w:t>потенциал строки</w:t>
+      </w:r>
+      <w:r>
+        <w:t>;</w:t>
+      </w:r>
+    </w:p>
+    <w:p>
+      <w:pPr>
+        <w:pStyle w:val="a9"/>
+        <w:ind w:firstLine="0"/>
+      </w:pPr>
+      <w:r>
+        <w:tab/>
+      </w:r>
+      <w:r>
+        <w:rPr>
+          <w:lang w:val="en-US"/>
+        </w:rPr>
+        <w:t>v</w:t>
+      </w:r>
+      <w:r>
+        <w:t xml:space="preserve"> – </w:t>
+      </w:r>
+      <w:r>
+        <w:t>потенциал столбца</w:t>
+      </w:r>
+      <w:r>
+        <w:t>;</w:t>
+      </w:r>
+    </w:p>
+    <w:p>
+      <w:pPr>
+        <w:pStyle w:val="a9"/>
+        <w:ind w:firstLine="0"/>
+      </w:pPr>
+      <w:r>
+        <w:tab/>
+      </w:r>
+      <w:r>
+        <w:rPr>
+          <w:lang w:val="en-US"/>
+        </w:rPr>
+        <w:t>i</w:t>
+      </w:r>
+      <w:r>
+        <w:t xml:space="preserve"> – </w:t>
+      </w:r>
+      <w:r>
+        <w:t>номер строки</w:t>
+      </w:r>
+      <w:r>
+        <w:t>;</w:t>
+      </w:r>
+    </w:p>
+    <w:p>
+      <w:pPr>
+        <w:pStyle w:val="a9"/>
+        <w:ind w:firstLine="0"/>
+      </w:pPr>
+      <w:r>
+        <w:tab/>
+        <w:t>с – тариф перевозки для клетки</w:t>
+      </w:r>
+      <w:r>
+        <w:t>;</w:t>
+      </w:r>
+    </w:p>
+    <w:p>
+      <w:pPr>
+        <w:pStyle w:val="a9"/>
+        <w:ind w:firstLine="0"/>
+      </w:pPr>
+      <w:r>
+        <w:tab/>
+      </w:r>
+      <w:r>
+        <w:rPr>
+          <w:lang w:val="en-US"/>
+        </w:rPr>
+        <w:t>j</w:t>
+      </w:r>
+      <w:r>
+        <w:t xml:space="preserve"> – </w:t>
+      </w:r>
+      <w:r>
+        <w:t>номер столбца</w:t>
+      </w:r>
+      <w:r>
+        <w:t>;</w:t>
+      </w:r>
+    </w:p>
+    <w:p>
+      <w:pPr>
+        <w:pStyle w:val="a9"/>
+      </w:pPr>
+      <w:r>
+        <w:t>Если граф оказался несвязным, неопределённые потенциалы просто обнуляются — на оценки это почти не влияет, а алгоритм продолжает работать.</w:t>
       </w:r>
       <w:r>
         <w:t xml:space="preserve"> Реализовано это через очередь из </w:t>
@@ -8096,14 +9569,14 @@
           <w:sz w:val="28"/>
         </w:rPr>
       </w:pPr>
-      <w:bookmarkStart w:id="11" w:name="_Toc231728316"/>
+      <w:bookmarkStart w:id="10" w:name="_Toc231728316"/>
       <w:r>
         <w:rPr>
           <w:sz w:val="28"/>
         </w:rPr>
         <w:t>2.3.3 Поиск замкнутого цикла и пересчет перевозок</w:t>
       </w:r>
-      <w:bookmarkEnd w:id="11"/>
+      <w:bookmarkEnd w:id="10"/>
     </w:p>
     <w:p>
       <w:pPr>
@@ -8550,6 +10023,7 @@
         <w:rPr>
           <w:rFonts w:eastAsiaTheme="minorEastAsia"/>
         </w:rPr>
+        <w:lastRenderedPageBreak/>
         <w:t xml:space="preserve">Алгоритм начинается с построения списков смежности. Для каждой строки </w:t>
       </w:r>
       <w:r>
@@ -8633,14 +10107,7 @@
         <w:rPr>
           <w:rFonts w:eastAsiaTheme="minorEastAsia"/>
         </w:rPr>
-        <w:t xml:space="preserve"> – просматриваются все смежные столбцы. Каждый не посещенный столбец добавляется в </w:t>
-      </w:r>
-      <w:r>
-        <w:rPr>
-          <w:rFonts w:eastAsiaTheme="minorEastAsia"/>
-        </w:rPr>
-        <w:lastRenderedPageBreak/>
-        <w:t xml:space="preserve">очередь, а в список </w:t>
+        <w:t xml:space="preserve"> – просматриваются все смежные столбцы. Каждый не посещенный столбец добавляется в очередь, а в список </w:t>
       </w:r>
       <w:r>
         <w:rPr>
@@ -8713,26 +10180,58 @@
         <w:rPr>
           <w:szCs w:val="28"/>
         </w:rPr>
-        <w:t>, находит θ как минимум по минусовым вершинам, обновляет перевозки и заменяет базисную клетку. Если после пересчёта базисных клеток опять меньше</w:t>
+        <w:t>, находит θ как минимум по минусовым вершинам, обновляет перевозки и заменяет базисную клетку. Если после пересчёта</w:t>
       </w:r>
       <w:r>
         <w:rPr>
           <w:szCs w:val="28"/>
         </w:rPr>
-        <w:t>:</w:t>
-      </w:r>
-    </w:p>
-    <w:p>
-      <w:pPr>
-        <w:pStyle w:val="a9"/>
+        <w:t xml:space="preserve"> количество</w:t>
+      </w:r>
+      <w:r>
         <w:rPr>
           <w:szCs w:val="28"/>
         </w:rPr>
-      </w:pPr>
-    </w:p>
-    <w:p>
-      <w:pPr>
-        <w:pStyle w:val="a9"/>
+        <w:t xml:space="preserve"> базисных клеток опять меньше</w:t>
+      </w:r>
+      <w:r>
+        <w:rPr>
+          <w:szCs w:val="28"/>
+        </w:rPr>
+        <w:t xml:space="preserve"> значения формулы 12 - </w:t>
+      </w:r>
+      <w:r>
+        <w:rPr>
+          <w:szCs w:val="28"/>
+        </w:rPr>
+        <w:t xml:space="preserve">снова добавляются нулевые перевозки. Возвращается словарь с результатами — это позволяет GUI легко </w:t>
+      </w:r>
+      <w:r>
+        <w:rPr>
+          <w:szCs w:val="28"/>
+        </w:rPr>
+        <w:t>работать с выходными данн</w:t>
+      </w:r>
+      <w:r>
+        <w:rPr>
+          <w:szCs w:val="28"/>
+        </w:rPr>
+        <w:t>ыми.</w:t>
+      </w:r>
+    </w:p>
+    <w:p>
+      <w:pPr>
+        <w:pStyle w:val="a9"/>
+        <w:spacing w:line="240" w:lineRule="auto"/>
+        <w:rPr>
+          <w:szCs w:val="28"/>
+        </w:rPr>
+      </w:pPr>
+    </w:p>
+    <w:p>
+      <w:pPr>
+        <w:pStyle w:val="a9"/>
+        <w:spacing w:line="240" w:lineRule="auto"/>
         <w:rPr>
           <w:rFonts w:eastAsiaTheme="minorEastAsia"/>
           <w:szCs w:val="28"/>
@@ -8787,6 +10286,7 @@
     <w:p>
       <w:pPr>
         <w:pStyle w:val="a9"/>
+        <w:spacing w:line="240" w:lineRule="auto"/>
         <w:rPr>
           <w:rFonts w:eastAsiaTheme="minorEastAsia"/>
           <w:szCs w:val="28"/>
@@ -8796,32 +10296,74 @@
     <w:p>
       <w:pPr>
         <w:pStyle w:val="a9"/>
-        <w:rPr>
-          <w:szCs w:val="28"/>
-        </w:rPr>
-      </w:pPr>
-      <w:r>
-        <w:rPr>
-          <w:szCs w:val="28"/>
-        </w:rPr>
-        <w:t xml:space="preserve">снова добавляются нулевые перевозки. Возвращается словарь с результатами — это позволяет GUI легко </w:t>
-      </w:r>
-      <w:r>
-        <w:rPr>
-          <w:szCs w:val="28"/>
-        </w:rPr>
-        <w:t>работать с выходными данными.</w:t>
+        <w:ind w:firstLine="0"/>
+        <w:jc w:val="left"/>
+      </w:pPr>
+      <w:r>
+        <w:t xml:space="preserve">где </w:t>
+      </w:r>
+      <w:r>
+        <w:rPr>
+          <w:lang w:val="en-US"/>
+        </w:rPr>
+        <w:t>m</w:t>
+      </w:r>
+      <w:r>
+        <w:t xml:space="preserve"> </w:t>
+      </w:r>
+      <w:r>
+        <w:t>–</w:t>
+      </w:r>
+      <w:r>
+        <w:t xml:space="preserve"> </w:t>
+      </w:r>
+      <w:r>
+        <w:t>количество поставщиков</w:t>
+      </w:r>
+      <w:r>
+        <w:t>;</w:t>
+      </w:r>
+    </w:p>
+    <w:p>
+      <w:pPr>
+        <w:pStyle w:val="a9"/>
+        <w:ind w:firstLine="0"/>
+        <w:jc w:val="left"/>
+      </w:pPr>
+      <w:r>
+        <w:tab/>
+      </w:r>
+      <w:r>
+        <w:rPr>
+          <w:lang w:val="en-US"/>
+        </w:rPr>
+        <w:t>n</w:t>
+      </w:r>
+      <w:r>
+        <w:t xml:space="preserve"> – </w:t>
+      </w:r>
+      <w:r>
+        <w:t>количество потребителей</w:t>
+      </w:r>
+      <w:r>
+        <w:t>;</w:t>
       </w:r>
     </w:p>
     <w:p>
       <w:pPr>
         <w:pStyle w:val="1"/>
-      </w:pPr>
-      <w:bookmarkStart w:id="12" w:name="_Toc231728317"/>
-      <w:r>
+        <w:rPr>
+          <w:sz w:val="28"/>
+        </w:rPr>
+      </w:pPr>
+      <w:bookmarkStart w:id="11" w:name="_Toc231728317"/>
+      <w:r>
+        <w:rPr>
+          <w:sz w:val="28"/>
+        </w:rPr>
         <w:t>2.4 Общая схема алгоритма</w:t>
       </w:r>
-      <w:bookmarkEnd w:id="12"/>
+      <w:bookmarkEnd w:id="11"/>
     </w:p>
     <w:p>
       <w:pPr>
@@ -8900,6 +10442,21 @@
         </w:rPr>
         <w:t>лок-схема работы алгоритма</w:t>
       </w:r>
+    </w:p>
+    <w:p>
+      <w:pPr>
+        <w:pStyle w:val="a9"/>
+        <w:jc w:val="left"/>
+        <w:rPr>
+          <w:szCs w:val="28"/>
+        </w:rPr>
+      </w:pPr>
+      <w:r>
+        <w:rPr>
+          <w:szCs w:val="28"/>
+        </w:rPr>
+        <w:t>Первая часть алгоритма является подготовкой данных к работе алгоритма МОДИ: ввод данных, вычисление сумм, добавление поставщика или потребителя (по необходимости), метод северо-западного угла. Сам алгоритм МОДИ представлен циклом.</w:t>
+      </w:r>
       <w:r>
         <w:rPr>
           <w:szCs w:val="28"/>
@@ -8911,8 +10468,9 @@
       <w:pPr>
         <w:pStyle w:val="1"/>
         <w:spacing w:after="240"/>
-      </w:pPr>
-      <w:bookmarkStart w:id="13" w:name="_Toc231728318"/>
+        <w:ind w:left="993" w:hanging="282"/>
+      </w:pPr>
+      <w:bookmarkStart w:id="12" w:name="_Toc231728318"/>
       <w:r>
         <w:lastRenderedPageBreak/>
         <w:t>3 Проектирование и реализация графического</w:t>
@@ -8923,7 +10481,7 @@
       <w:r>
         <w:t>а приложения</w:t>
       </w:r>
-      <w:bookmarkEnd w:id="13"/>
+      <w:bookmarkEnd w:id="12"/>
     </w:p>
     <w:p>
       <w:pPr>
@@ -8933,7 +10491,7 @@
           <w:sz w:val="28"/>
         </w:rPr>
       </w:pPr>
-      <w:bookmarkStart w:id="14" w:name="_Toc231728319"/>
+      <w:bookmarkStart w:id="13" w:name="_Toc231728319"/>
       <w:r>
         <w:rPr>
           <w:sz w:val="28"/>
@@ -8946,47 +10504,27 @@
         </w:rPr>
         <w:t xml:space="preserve"> Компоновка элементов управления</w:t>
       </w:r>
-      <w:bookmarkEnd w:id="14"/>
-    </w:p>
-    <w:p>
-      <w:pPr>
-        <w:pStyle w:val="a9"/>
-      </w:pPr>
-      <w:r>
-        <w:t xml:space="preserve">В верхней части экрана располагаются основные элементы управления: кнопки «Создать таблицы» - применение введенных данных, «Решить» - применения метода северо-восточного угла, «Следующий шаг» - переход к следующей итерации алгоритма МОДИ, «Авторешение» - прохождение всех итераций МОДИ до окончательного решения, «Загрузить из файла» - загрузка таблиц из файла. </w:t>
-      </w:r>
-    </w:p>
-    <w:p>
-      <w:pPr>
-        <w:pStyle w:val="a9"/>
-      </w:pPr>
-      <w:r>
-        <w:t xml:space="preserve">Ниже располагаются поля для ввода данных в числовом формате: количество поставщиков, матрица тарифов, запасы каждого поставщика и спрос каждого потребителя. </w:t>
-      </w:r>
-    </w:p>
-    <w:p>
-      <w:pPr>
-        <w:pStyle w:val="a9"/>
-      </w:pPr>
-      <w:r>
-        <w:t xml:space="preserve">Под полями для ввода данных располагается </w:t>
-      </w:r>
-      <w:r>
-        <w:t xml:space="preserve">экран вывода, туда выводятся решение и все шаги итерации алгоритма. </w:t>
-      </w:r>
-    </w:p>
-    <w:p>
-      <w:pPr>
-        <w:pStyle w:val="a9"/>
-      </w:pPr>
-      <w:r>
-        <w:t>В самом низу поля располагается холст генерации изображения текущей таблицы перевозок.</w:t>
-      </w:r>
-    </w:p>
-    <w:p>
-      <w:pPr>
-        <w:pStyle w:val="a9"/>
-      </w:pPr>
+      <w:bookmarkEnd w:id="13"/>
+    </w:p>
+    <w:p>
+      <w:pPr>
+        <w:pStyle w:val="a9"/>
+      </w:pPr>
+      <w:r>
+        <w:t>В верхней части экрана располагаются основные элементы управления: кнопки «Создать таблицы» - применение введенных данных, «Решить» - применения метода северо-восточного угла, «Следующий шаг» - переход к следующей итерации алгоритма МОДИ, «Авторешение» - прохождение всех итераций МОДИ до окончательного решения, «Загрузить из файл</w:t>
+      </w:r>
+      <w:r>
+        <w:t>а» - загрузка таблиц из файла. Ниже</w:t>
+      </w:r>
+      <w:r>
+        <w:t xml:space="preserve"> располагаются поля для ввода данных в числовом формате: количество поставщиков, матрица тарифов, запасы каждого поставщика и спрос каждого потребителя. Под полями для ввода данных располагается </w:t>
+      </w:r>
+      <w:r>
+        <w:t>экран вывода, туда выводятся решение и все шаги итерации алгоритма. В самом низу поля располагается холст генерации изображения текущей таблицы перевозок.</w:t>
+      </w:r>
+      <w:r>
+        <w:t xml:space="preserve"> </w:t>
+      </w:r>
       <w:r>
         <w:t>Графический интер</w:t>
       </w:r>
@@ -9062,8 +10600,194 @@
         <w:pStyle w:val="a9"/>
       </w:pPr>
       <w:r>
+        <w:t>При этом кнопки «Следующий шаг» и «Авторешение» недоступны для нажатия до построения начального плана. Это помогает избежать ошибок и улучшает пользовательский опыт, так как интерфейс становится более понятен интуитивно.</w:t>
+      </w:r>
+    </w:p>
+    <w:p>
+      <w:pPr>
+        <w:pStyle w:val="1"/>
+        <w:rPr>
+          <w:sz w:val="28"/>
+        </w:rPr>
+      </w:pPr>
+      <w:bookmarkStart w:id="14" w:name="_Toc231728320"/>
+      <w:r>
+        <w:rPr>
+          <w:sz w:val="28"/>
+        </w:rPr>
         <w:lastRenderedPageBreak/>
-        <w:t>При этом кнопки «Следующий шаг» и «Авторешение» недоступны для нажатия до построения начального плана. Это помогает избежать ошибок и улучшает пользовательский опыт, так как интерфейс становится более понятен интуитивно.</w:t>
+        <w:t xml:space="preserve">3.2 </w:t>
+      </w:r>
+      <w:r>
+        <w:rPr>
+          <w:sz w:val="28"/>
+        </w:rPr>
+        <w:t>Динамическое создание таблицы ввода</w:t>
+      </w:r>
+      <w:bookmarkEnd w:id="14"/>
+    </w:p>
+    <w:p>
+      <w:pPr>
+        <w:pStyle w:val="a9"/>
+      </w:pPr>
+      <w:r>
+        <w:t xml:space="preserve">При нажатии кнопки «Создать таблицы» метод </w:t>
+      </w:r>
+      <w:r>
+        <w:rPr>
+          <w:lang w:val="en-US"/>
+        </w:rPr>
+        <w:t>create</w:t>
+      </w:r>
+      <w:r>
+        <w:t>_</w:t>
+      </w:r>
+      <w:r>
+        <w:rPr>
+          <w:lang w:val="en-US"/>
+        </w:rPr>
+        <w:t>tables</w:t>
+      </w:r>
+      <w:r>
+        <w:t xml:space="preserve"> </w:t>
+      </w:r>
+      <w:r>
+        <w:t xml:space="preserve">сначала полностью очищает </w:t>
+      </w:r>
+      <w:r>
+        <w:rPr>
+          <w:lang w:val="en-US"/>
+        </w:rPr>
+        <w:t>input</w:t>
+      </w:r>
+      <w:r>
+        <w:t>_</w:t>
+      </w:r>
+      <w:r>
+        <w:rPr>
+          <w:lang w:val="en-US"/>
+        </w:rPr>
+        <w:t>frame</w:t>
+      </w:r>
+      <w:r>
+        <w:t xml:space="preserve"> от всех дочерних виджетов. Это нужно для того, чтобы при создании новой таблицы других размеров поля ввода отчищались от старых значений. </w:t>
+      </w:r>
+    </w:p>
+    <w:p>
+      <w:pPr>
+        <w:pStyle w:val="a9"/>
+      </w:pPr>
+      <w:r>
+        <w:t xml:space="preserve">После отчистки, метод строит сетку. В первой строке сетки заголовок «Матрица тарифов». В следующих </w:t>
+      </w:r>
+      <w:r>
+        <w:rPr>
+          <w:lang w:val="en-US"/>
+        </w:rPr>
+        <w:t>m</w:t>
+      </w:r>
+      <w:r>
+        <w:t xml:space="preserve"> строках метки с номерами поставщиков и по </w:t>
+      </w:r>
+      <w:r>
+        <w:rPr>
+          <w:lang w:val="en-US"/>
+        </w:rPr>
+        <w:t>n</w:t>
+      </w:r>
+      <w:r>
+        <w:t xml:space="preserve"> полей ввода для тарифов на каждую строку. После строк ввода тарифов заголовок с надписью «Запасы». Последняя строка – ввод спроса для каждого потребителя.</w:t>
+      </w:r>
+    </w:p>
+    <w:p>
+      <w:pPr>
+        <w:pStyle w:val="a9"/>
+      </w:pPr>
+      <w:r>
+        <w:t xml:space="preserve">Все введенные значения сохраняются в двумерный список </w:t>
+      </w:r>
+      <w:r>
+        <w:rPr>
+          <w:lang w:val="en-US"/>
+        </w:rPr>
+        <w:t>cost</w:t>
+      </w:r>
+      <w:r>
+        <w:t>_</w:t>
+      </w:r>
+      <w:r>
+        <w:rPr>
+          <w:lang w:val="en-US"/>
+        </w:rPr>
+        <w:t>entries</w:t>
+      </w:r>
+      <w:r>
+        <w:t xml:space="preserve"> и два одномерных: </w:t>
+      </w:r>
+      <w:r>
+        <w:rPr>
+          <w:lang w:val="en-US"/>
+        </w:rPr>
+        <w:t>supply</w:t>
+      </w:r>
+      <w:r>
+        <w:t>_</w:t>
+      </w:r>
+      <w:r>
+        <w:rPr>
+          <w:lang w:val="en-US"/>
+        </w:rPr>
+        <w:t>entries</w:t>
+      </w:r>
+      <w:r>
+        <w:t xml:space="preserve"> </w:t>
+      </w:r>
+      <w:r>
+        <w:t>и</w:t>
+      </w:r>
+      <w:r>
+        <w:t xml:space="preserve"> </w:t>
+      </w:r>
+      <w:r>
+        <w:rPr>
+          <w:lang w:val="en-US"/>
+        </w:rPr>
+        <w:t>demand</w:t>
+      </w:r>
+      <w:r>
+        <w:t>_</w:t>
+      </w:r>
+      <w:r>
+        <w:rPr>
+          <w:lang w:val="en-US"/>
+        </w:rPr>
+        <w:t>entries</w:t>
+      </w:r>
+      <w:r>
+        <w:t>.</w:t>
+      </w:r>
+      <w:r>
+        <w:t xml:space="preserve"> Это позволяет в дал</w:t>
+      </w:r>
+      <w:r>
+        <w:t xml:space="preserve">ьнейшем получать данные списков просто методом </w:t>
+      </w:r>
+      <w:r>
+        <w:rPr>
+          <w:lang w:val="en-US"/>
+        </w:rPr>
+        <w:t>get</w:t>
+      </w:r>
+      <w:r>
+        <w:t>.</w:t>
+      </w:r>
+    </w:p>
+    <w:p>
+      <w:pPr>
+        <w:pStyle w:val="a9"/>
+      </w:pPr>
+      <w:r>
+        <w:t>Ограничение на количество строк введено не из-за арифметической части приложения, они способны обрабатывать куда большие объемы данных, однако таблица с большим количеством столбцов не поместится в графический интерфейс по ширине</w:t>
       </w:r>
     </w:p>
     <w:p>
@@ -9073,200 +10797,14 @@
           <w:sz w:val="28"/>
         </w:rPr>
       </w:pPr>
-      <w:bookmarkStart w:id="15" w:name="_Toc231728320"/>
+      <w:bookmarkStart w:id="15" w:name="_Toc231728321"/>
       <w:r>
         <w:rPr>
           <w:sz w:val="28"/>
         </w:rPr>
-        <w:t xml:space="preserve">3.2 </w:t>
-      </w:r>
-      <w:r>
-        <w:rPr>
-          <w:sz w:val="28"/>
-        </w:rPr>
-        <w:t>Динамическое создание таблицы ввода</w:t>
+        <w:t>3.3 Проверка вводимых значений и обработка ошибок</w:t>
       </w:r>
       <w:bookmarkEnd w:id="15"/>
-    </w:p>
-    <w:p>
-      <w:pPr>
-        <w:pStyle w:val="a9"/>
-      </w:pPr>
-      <w:r>
-        <w:t xml:space="preserve">При нажатии кнопки «Создать таблицы» метод </w:t>
-      </w:r>
-      <w:r>
-        <w:rPr>
-          <w:lang w:val="en-US"/>
-        </w:rPr>
-        <w:t>create</w:t>
-      </w:r>
-      <w:r>
-        <w:t>_</w:t>
-      </w:r>
-      <w:r>
-        <w:rPr>
-          <w:lang w:val="en-US"/>
-        </w:rPr>
-        <w:t>tables</w:t>
-      </w:r>
-      <w:r>
-        <w:t xml:space="preserve"> </w:t>
-      </w:r>
-      <w:r>
-        <w:t xml:space="preserve">сначала полностью очищает </w:t>
-      </w:r>
-      <w:r>
-        <w:rPr>
-          <w:lang w:val="en-US"/>
-        </w:rPr>
-        <w:t>input</w:t>
-      </w:r>
-      <w:r>
-        <w:t>_</w:t>
-      </w:r>
-      <w:r>
-        <w:rPr>
-          <w:lang w:val="en-US"/>
-        </w:rPr>
-        <w:t>frame</w:t>
-      </w:r>
-      <w:r>
-        <w:t xml:space="preserve"> от всех дочерних виджетов. Это нужно для того, чтобы при создании новой таблицы других размеров поля ввода отчищались от старых значений. </w:t>
-      </w:r>
-    </w:p>
-    <w:p>
-      <w:pPr>
-        <w:pStyle w:val="a9"/>
-      </w:pPr>
-      <w:r>
-        <w:t xml:space="preserve">После отчистки, метод строит сетку. В первой строке сетки заголовок «Матрица тарифов». В следующих </w:t>
-      </w:r>
-      <w:r>
-        <w:rPr>
-          <w:lang w:val="en-US"/>
-        </w:rPr>
-        <w:t>m</w:t>
-      </w:r>
-      <w:r>
-        <w:t xml:space="preserve"> строках метки с номерами поставщиков и по </w:t>
-      </w:r>
-      <w:r>
-        <w:rPr>
-          <w:lang w:val="en-US"/>
-        </w:rPr>
-        <w:t>n</w:t>
-      </w:r>
-      <w:r>
-        <w:t xml:space="preserve"> полей ввода для тарифов на каждую строку. После строк ввода тарифов заголовок с надписью «Запасы». Последняя строка – ввод спроса для каждого потребителя.</w:t>
-      </w:r>
-    </w:p>
-    <w:p>
-      <w:pPr>
-        <w:pStyle w:val="a9"/>
-      </w:pPr>
-      <w:r>
-        <w:t xml:space="preserve">Все введенные значения сохраняются в двумерный список </w:t>
-      </w:r>
-      <w:r>
-        <w:rPr>
-          <w:lang w:val="en-US"/>
-        </w:rPr>
-        <w:t>cost</w:t>
-      </w:r>
-      <w:r>
-        <w:t>_</w:t>
-      </w:r>
-      <w:r>
-        <w:rPr>
-          <w:lang w:val="en-US"/>
-        </w:rPr>
-        <w:t>entries</w:t>
-      </w:r>
-      <w:r>
-        <w:t xml:space="preserve"> и два одномерных: </w:t>
-      </w:r>
-      <w:r>
-        <w:rPr>
-          <w:lang w:val="en-US"/>
-        </w:rPr>
-        <w:t>supply</w:t>
-      </w:r>
-      <w:r>
-        <w:t>_</w:t>
-      </w:r>
-      <w:r>
-        <w:rPr>
-          <w:lang w:val="en-US"/>
-        </w:rPr>
-        <w:t>entries</w:t>
-      </w:r>
-      <w:r>
-        <w:t xml:space="preserve"> </w:t>
-      </w:r>
-      <w:r>
-        <w:t>и</w:t>
-      </w:r>
-      <w:r>
-        <w:t xml:space="preserve"> </w:t>
-      </w:r>
-      <w:r>
-        <w:rPr>
-          <w:lang w:val="en-US"/>
-        </w:rPr>
-        <w:t>demand</w:t>
-      </w:r>
-      <w:r>
-        <w:t>_</w:t>
-      </w:r>
-      <w:r>
-        <w:rPr>
-          <w:lang w:val="en-US"/>
-        </w:rPr>
-        <w:t>entries</w:t>
-      </w:r>
-      <w:r>
-        <w:t>.</w:t>
-      </w:r>
-      <w:r>
-        <w:t xml:space="preserve"> Это позволяет в дал</w:t>
-      </w:r>
-      <w:r>
-        <w:t xml:space="preserve">ьнейшем получать данные списков просто методом </w:t>
-      </w:r>
-      <w:r>
-        <w:rPr>
-          <w:lang w:val="en-US"/>
-        </w:rPr>
-        <w:t>get</w:t>
-      </w:r>
-      <w:r>
-        <w:t>.</w:t>
-      </w:r>
-    </w:p>
-    <w:p>
-      <w:pPr>
-        <w:pStyle w:val="a9"/>
-      </w:pPr>
-      <w:r>
-        <w:t>Ограничение на количество строк введено не из-за арифметической части приложения, они способны обрабатывать куда большие объемы данных, однако таблица с большим количеством столбцов не поместится в графический интерфейс по ширине</w:t>
-      </w:r>
-    </w:p>
-    <w:p>
-      <w:pPr>
-        <w:pStyle w:val="a9"/>
-        <w:rPr>
-          <w:sz w:val="28"/>
-        </w:rPr>
-      </w:pPr>
-      <w:bookmarkStart w:id="16" w:name="_Toc231728321"/>
-      <w:r>
-        <w:rPr>
-          <w:sz w:val="28"/>
-        </w:rPr>
-        <w:t>3.3 Проверка вводимых значений и обработка ошибок</w:t>
-      </w:r>
-      <w:bookmarkEnd w:id="16"/>
     </w:p>
     <w:p>
       <w:pPr>
@@ -9379,8 +10917,83 @@
         <w:pStyle w:val="a9"/>
       </w:pPr>
       <w:r>
+        <w:t xml:space="preserve">При считывании данных (get_input_data) все вызовы int обернуты в try/except ValueError, если в каком-то поле введены неправильные значения, приложение не завершается с ошибкой, а выдает предупреждение пользователю. </w:t>
+      </w:r>
+    </w:p>
+    <w:p>
+      <w:pPr>
+        <w:pStyle w:val="1"/>
+        <w:rPr>
+          <w:sz w:val="28"/>
+        </w:rPr>
+      </w:pPr>
+      <w:bookmarkStart w:id="16" w:name="_Toc231728322"/>
+      <w:r>
+        <w:rPr>
+          <w:sz w:val="28"/>
+        </w:rPr>
         <w:lastRenderedPageBreak/>
-        <w:t xml:space="preserve">При считывании данных (get_input_data) все вызовы int обернуты в try/except ValueError, если в каком-то поле введены неправильные значения, приложение не завершается с ошибкой, а выдает предупреждение пользователю. </w:t>
+        <w:t>3.3 Загрузка данных из файла</w:t>
+      </w:r>
+      <w:bookmarkEnd w:id="16"/>
+    </w:p>
+    <w:p>
+      <w:pPr>
+        <w:pStyle w:val="a9"/>
+      </w:pPr>
+      <w:r>
+        <w:t xml:space="preserve">Метод </w:t>
+      </w:r>
+      <w:r>
+        <w:t>l</w:t>
+      </w:r>
+      <w:r>
+        <w:t xml:space="preserve">oad_from_file начинается с вызова </w:t>
+      </w:r>
+      <w:r>
+        <w:t xml:space="preserve">filedialog.askopenfilename </w:t>
+      </w:r>
+      <w:r>
+        <w:t xml:space="preserve">с фильтром по формату .txt. Если пользователь отменил выбор, окно файловой системы просто закрывается. Загрузка из файла работает по </w:t>
+      </w:r>
+      <w:r>
+        <w:t xml:space="preserve">определенному формату: первая строка – числа </w:t>
+      </w:r>
+      <w:r>
+        <w:rPr>
+          <w:lang w:val="en-US"/>
+        </w:rPr>
+        <w:t>m</w:t>
+      </w:r>
+      <w:r>
+        <w:t xml:space="preserve"> </w:t>
+      </w:r>
+      <w:r>
+        <w:t>и</w:t>
+      </w:r>
+      <w:r>
+        <w:t xml:space="preserve"> </w:t>
+      </w:r>
+      <w:r>
+        <w:rPr>
+          <w:lang w:val="en-US"/>
+        </w:rPr>
+        <w:t>n</w:t>
+      </w:r>
+      <w:r>
+        <w:t xml:space="preserve">, затем </w:t>
+      </w:r>
+      <w:r>
+        <w:rPr>
+          <w:lang w:val="en-US"/>
+        </w:rPr>
+        <w:t>m</w:t>
+      </w:r>
+      <w:r>
+        <w:t xml:space="preserve"> </w:t>
+      </w:r>
+      <w:r>
+        <w:t xml:space="preserve">строк матрицы тарифов, строка запасов и строка потребностей. При выборе файла, не соответствующего этому формату пользователь видит ошибку с сообщением о несоответствии формата. После успешной загрузки файла, данные из него разносятся по соответствующим полям, и таблица создается автоматически. Этот интерфейс реализован для более удобной работы с объемными таблицами, не нужно вводить все значения вручную в отдельные окна для них, а просто привести к текстовому формату. </w:t>
       </w:r>
     </w:p>
     <w:p>
@@ -9390,12 +11003,12 @@
           <w:sz w:val="28"/>
         </w:rPr>
       </w:pPr>
-      <w:bookmarkStart w:id="17" w:name="_Toc231728322"/>
+      <w:bookmarkStart w:id="17" w:name="_Toc231728323"/>
       <w:r>
         <w:rPr>
           <w:sz w:val="28"/>
         </w:rPr>
-        <w:t>3.3 Загрузка данных из файла</w:t>
+        <w:t>3.4 Форматирование вывода</w:t>
       </w:r>
       <w:bookmarkEnd w:id="17"/>
     </w:p>
@@ -9404,58 +11017,26 @@
         <w:pStyle w:val="a9"/>
       </w:pPr>
       <w:r>
-        <w:t xml:space="preserve">Метод </w:t>
-      </w:r>
-      <w:r>
-        <w:t>l</w:t>
-      </w:r>
-      <w:r>
-        <w:t xml:space="preserve">oad_from_file начинается с вызова </w:t>
-      </w:r>
-      <w:r>
-        <w:t xml:space="preserve">filedialog.askopenfilename </w:t>
-      </w:r>
-      <w:r>
-        <w:t xml:space="preserve">с фильтром по формату .txt. Если пользователь отменил выбор, окно файловой системы просто закрывается. Загрузка из файла работает по </w:t>
-      </w:r>
-      <w:r>
-        <w:t xml:space="preserve">определенному формату: первая строка – числа </w:t>
-      </w:r>
-      <w:r>
-        <w:rPr>
-          <w:lang w:val="en-US"/>
-        </w:rPr>
-        <w:t>m</w:t>
-      </w:r>
-      <w:r>
-        <w:t xml:space="preserve"> </w:t>
-      </w:r>
-      <w:r>
-        <w:t>и</w:t>
-      </w:r>
-      <w:r>
-        <w:t xml:space="preserve"> </w:t>
-      </w:r>
-      <w:r>
-        <w:rPr>
-          <w:lang w:val="en-US"/>
-        </w:rPr>
-        <w:t>n</w:t>
-      </w:r>
-      <w:r>
-        <w:t xml:space="preserve">, затем </w:t>
-      </w:r>
-      <w:r>
-        <w:rPr>
-          <w:lang w:val="en-US"/>
-        </w:rPr>
-        <w:t>m</w:t>
-      </w:r>
-      <w:r>
-        <w:t xml:space="preserve"> </w:t>
-      </w:r>
-      <w:r>
-        <w:t xml:space="preserve">строк матрицы тарифов, строка запасов и строка потребностей. При выборе файла, не соответствующего этому формату пользователь видит ошибку с сообщением о несоответствии формата. После успешной загрузки файла, данные из него разносятся по соответствующим полям, и таблица создается автоматически. Этот интерфейс реализован для более удобной работы с объемными таблицами, не нужно вводить все значения вручную в отдельные окна для них, а просто привести к текстовому формату. </w:t>
+        <w:t xml:space="preserve">Текстовый лог вывода – виджет ScrolledText с моноширинным шрифтом Courier. В него выводятся все этапы решения задачи: начальный план, каждая итерация МОДИ и финальный результат. </w:t>
+      </w:r>
+    </w:p>
+    <w:p>
+      <w:pPr>
+        <w:pStyle w:val="a9"/>
+      </w:pPr>
+      <w:r>
+        <w:t xml:space="preserve">Метод print_plan форматирует таблицу перевозок как текст, шапка с номерами потребителей, строки с номерами поставщиков и значения перевозок. Базисные клетки помечаются символом «*», что облегчает понимание вывода. В конце таблицы располагаются запасы и спрос. </w:t>
+      </w:r>
+    </w:p>
+    <w:p>
+      <w:pPr>
+        <w:pStyle w:val="a9"/>
+      </w:pPr>
+      <w:r>
+        <w:t xml:space="preserve">Вывод итерации (метод next_step) добавляет в лог сообщение с номером итерации и оценку </w:t>
+      </w:r>
+      <w:r>
+        <w:t>клетки, затем потенциалы u и v, вводимую и выводимую клетки и найденный цикл. Все это дает полную картину происходящего в шаге итерации.</w:t>
       </w:r>
     </w:p>
     <w:p>
@@ -9465,64 +11046,21 @@
           <w:sz w:val="28"/>
         </w:rPr>
       </w:pPr>
-      <w:bookmarkStart w:id="18" w:name="_Toc231728323"/>
+      <w:bookmarkStart w:id="18" w:name="_Toc231728324"/>
       <w:r>
         <w:rPr>
           <w:sz w:val="28"/>
         </w:rPr>
-        <w:t>3.4 Форматирование вывода</w:t>
+        <w:t xml:space="preserve">3.5 Пошаговый режим и </w:t>
+      </w:r>
+      <w:proofErr w:type="spellStart"/>
+      <w:r>
+        <w:rPr>
+          <w:sz w:val="28"/>
+        </w:rPr>
+        <w:t>авторешение</w:t>
       </w:r>
       <w:bookmarkEnd w:id="18"/>
-    </w:p>
-    <w:p>
-      <w:pPr>
-        <w:pStyle w:val="a9"/>
-      </w:pPr>
-      <w:r>
-        <w:t xml:space="preserve">Текстовый лог вывода – виджет ScrolledText с моноширинным шрифтом Courier. В него выводятся все этапы решения задачи: начальный план, каждая итерация МОДИ и финальный результат. </w:t>
-      </w:r>
-    </w:p>
-    <w:p>
-      <w:pPr>
-        <w:pStyle w:val="a9"/>
-      </w:pPr>
-      <w:r>
-        <w:t xml:space="preserve">Метод print_plan форматирует таблицу перевозок как текст, шапка с номерами потребителей, строки с номерами поставщиков и значения перевозок. Базисные клетки помечаются символом «*», что облегчает понимание вывода. В конце таблицы располагаются запасы и спрос. </w:t>
-      </w:r>
-    </w:p>
-    <w:p>
-      <w:pPr>
-        <w:pStyle w:val="a9"/>
-      </w:pPr>
-      <w:r>
-        <w:t xml:space="preserve">Вывод итерации (метод next_step) добавляет в лог сообщение с номером итерации и оценку </w:t>
-      </w:r>
-      <w:r>
-        <w:t>клетки, затем потенциалы u и v, вводимую и выводимую клетки и найденный цикл. Все это дает полную картину происходящего в шаге итерации.</w:t>
-      </w:r>
-    </w:p>
-    <w:p>
-      <w:pPr>
-        <w:pStyle w:val="1"/>
-        <w:rPr>
-          <w:sz w:val="28"/>
-        </w:rPr>
-      </w:pPr>
-      <w:bookmarkStart w:id="19" w:name="_Toc231728324"/>
-      <w:r>
-        <w:rPr>
-          <w:sz w:val="28"/>
-        </w:rPr>
-        <w:t xml:space="preserve">3.5 Пошаговый режим и </w:t>
-      </w:r>
-      <w:proofErr w:type="spellStart"/>
-      <w:r>
-        <w:rPr>
-          <w:sz w:val="28"/>
-        </w:rPr>
-        <w:t>авторешение</w:t>
-      </w:r>
-      <w:bookmarkEnd w:id="19"/>
       <w:proofErr w:type="spellEnd"/>
     </w:p>
     <w:p>
@@ -9544,11 +11082,7 @@
         <w:t>небольших</w:t>
       </w:r>
       <w:r>
-        <w:t xml:space="preserve"> задачах </w:t>
-      </w:r>
-      <w:r>
-        <w:lastRenderedPageBreak/>
-        <w:t>(3–4 итера</w:t>
+        <w:t xml:space="preserve"> задачах (3–4 итера</w:t>
       </w:r>
       <w:r>
         <w:t xml:space="preserve">ции) алгоритм даже при ручном прохождении работает </w:t>
@@ -9569,106 +11103,233 @@
           <w:lang w:eastAsia="ru-RU"/>
         </w:rPr>
       </w:pPr>
-      <w:bookmarkStart w:id="20" w:name="_Toc231728325"/>
+      <w:bookmarkStart w:id="19" w:name="_Toc231728325"/>
       <w:r>
         <w:rPr>
           <w:rFonts w:eastAsia="Times New Roman"/>
           <w:sz w:val="28"/>
           <w:lang w:eastAsia="ru-RU"/>
         </w:rPr>
+        <w:lastRenderedPageBreak/>
         <w:t>3.6 Визуализация плана</w:t>
       </w:r>
+      <w:bookmarkEnd w:id="19"/>
+    </w:p>
+    <w:p>
+      <w:pPr>
+        <w:pStyle w:val="a9"/>
+      </w:pPr>
+      <w:r>
+        <w:t>Рисование плана происходит с помощью метода</w:t>
+      </w:r>
+      <w:r>
+        <w:t xml:space="preserve"> draw_plan</w:t>
+      </w:r>
+      <w:r>
+        <w:t>.</w:t>
+      </w:r>
+      <w:r>
+        <w:t xml:space="preserve"> Canvas очищается (delete("all")</w:t>
+      </w:r>
+      <w:r>
+        <w:t>), затем вычисляются позиции: ш</w:t>
+      </w:r>
+      <w:r>
+        <w:t>ирина ячейки 60 пикселей, высота 25 пикселей</w:t>
+      </w:r>
+      <w:r>
+        <w:t xml:space="preserve">, начало </w:t>
+      </w:r>
+      <w:r>
+        <w:t>координат — (40, 30) с отступом под заголовки.</w:t>
+      </w:r>
+    </w:p>
+    <w:p>
+      <w:pPr>
+        <w:pStyle w:val="a9"/>
+        <w:rPr>
+          <w:szCs w:val="28"/>
+        </w:rPr>
+      </w:pPr>
+      <w:r>
+        <w:rPr>
+          <w:szCs w:val="28"/>
+        </w:rPr>
+        <w:t>Для каждой ячейки создаётся текст (create_text) со значением перевозки (или прочерк для нулевых небазисных). Базисные клетки выделяются жирным шрифтом.</w:t>
+      </w:r>
+      <w:r>
+        <w:rPr>
+          <w:szCs w:val="28"/>
+        </w:rPr>
+        <w:t xml:space="preserve"> </w:t>
+      </w:r>
+      <w:r>
+        <w:rPr>
+          <w:szCs w:val="28"/>
+        </w:rPr>
+        <w:t>Вокруг каждой ячейки рисуется прямоугольник для рамки.</w:t>
+      </w:r>
+      <w:r>
+        <w:rPr>
+          <w:szCs w:val="28"/>
+        </w:rPr>
+        <w:t xml:space="preserve"> </w:t>
+      </w:r>
+      <w:r>
+        <w:rPr>
+          <w:szCs w:val="28"/>
+        </w:rPr>
+        <w:t>Справа от таблицы — столбец «Запасы», снизу — строка «Потребности».</w:t>
+      </w:r>
+      <w:r>
+        <w:rPr>
+          <w:szCs w:val="28"/>
+        </w:rPr>
+        <w:t xml:space="preserve"> </w:t>
+      </w:r>
+      <w:r>
+        <w:rPr>
+          <w:szCs w:val="28"/>
+        </w:rPr>
+        <w:t xml:space="preserve">Шрифты и размеры </w:t>
+      </w:r>
+      <w:r>
+        <w:rPr>
+          <w:szCs w:val="28"/>
+        </w:rPr>
+        <w:t>подобраны</w:t>
+      </w:r>
+      <w:r>
+        <w:rPr>
+          <w:szCs w:val="28"/>
+        </w:rPr>
+        <w:t xml:space="preserve"> вручную, без автоматического масштабирования.</w:t>
+      </w:r>
+    </w:p>
+    <w:p>
+      <w:pPr>
+        <w:pStyle w:val="a9"/>
+      </w:pPr>
+      <w:r>
+        <w:t xml:space="preserve">Метод </w:t>
+      </w:r>
+      <w:r>
+        <w:rPr>
+          <w:rStyle w:val="HTML"/>
+          <w:rFonts w:ascii="Times New Roman" w:eastAsiaTheme="minorHAnsi" w:hAnsi="Times New Roman" w:cs="Times New Roman"/>
+          <w:sz w:val="24"/>
+          <w:szCs w:val="22"/>
+        </w:rPr>
+        <w:t>draw_plan</w:t>
+      </w:r>
+      <w:r>
+        <w:t xml:space="preserve"> формирует статическое графическое представление текущей транспортной таблицы на элементе </w:t>
+      </w:r>
+      <w:r>
+        <w:rPr>
+          <w:rStyle w:val="HTML"/>
+          <w:rFonts w:ascii="Times New Roman" w:eastAsiaTheme="minorHAnsi" w:hAnsi="Times New Roman" w:cs="Times New Roman"/>
+          <w:sz w:val="24"/>
+          <w:szCs w:val="22"/>
+        </w:rPr>
+        <w:t>Canvas</w:t>
+      </w:r>
+      <w:r>
+        <w:t xml:space="preserve">. Координаты каждого элемента вычисляются на основе фиксированных констант: ширина ячейки </w:t>
+      </w:r>
+      <w:r>
+        <w:rPr>
+          <w:rStyle w:val="HTML"/>
+          <w:rFonts w:ascii="Times New Roman" w:eastAsiaTheme="minorHAnsi" w:hAnsi="Times New Roman" w:cs="Times New Roman"/>
+          <w:sz w:val="24"/>
+          <w:szCs w:val="22"/>
+        </w:rPr>
+        <w:t>cell_w = 60</w:t>
+      </w:r>
+      <w:r>
+        <w:t xml:space="preserve"> пикселей, высота </w:t>
+      </w:r>
+      <w:r>
+        <w:rPr>
+          <w:rStyle w:val="HTML"/>
+          <w:rFonts w:ascii="Times New Roman" w:eastAsiaTheme="minorHAnsi" w:hAnsi="Times New Roman" w:cs="Times New Roman"/>
+          <w:sz w:val="24"/>
+          <w:szCs w:val="22"/>
+        </w:rPr>
+        <w:t>cell_h = 25</w:t>
+      </w:r>
+      <w:r>
+        <w:t xml:space="preserve"> пикселей, начальное смещение </w:t>
+      </w:r>
+      <w:r>
+        <w:rPr>
+          <w:rStyle w:val="HTML"/>
+          <w:rFonts w:ascii="Times New Roman" w:eastAsiaTheme="minorHAnsi" w:hAnsi="Times New Roman" w:cs="Times New Roman"/>
+          <w:sz w:val="24"/>
+          <w:szCs w:val="22"/>
+        </w:rPr>
+        <w:t>x0 = 40</w:t>
+      </w:r>
+      <w:r>
+        <w:t xml:space="preserve">, </w:t>
+      </w:r>
+      <w:r>
+        <w:rPr>
+          <w:rStyle w:val="HTML"/>
+          <w:rFonts w:ascii="Times New Roman" w:eastAsiaTheme="minorHAnsi" w:hAnsi="Times New Roman" w:cs="Times New Roman"/>
+          <w:sz w:val="24"/>
+          <w:szCs w:val="22"/>
+        </w:rPr>
+        <w:t>y0 = 30</w:t>
+      </w:r>
+      <w:r>
+        <w:t xml:space="preserve">. Нулевые небазисные перевозки заменяются символом «-». Жирное начертание шрифта применяется к клеткам, входящим в список </w:t>
+      </w:r>
+      <w:r>
+        <w:rPr>
+          <w:rStyle w:val="HTML"/>
+          <w:rFonts w:ascii="Times New Roman" w:eastAsiaTheme="minorHAnsi" w:hAnsi="Times New Roman" w:cs="Times New Roman"/>
+          <w:sz w:val="24"/>
+          <w:szCs w:val="22"/>
+        </w:rPr>
+        <w:t>basic</w:t>
+      </w:r>
+      <w:r>
+        <w:t>.</w:t>
+      </w:r>
+    </w:p>
+    <w:p>
+      <w:pPr>
+        <w:pStyle w:val="a9"/>
+      </w:pPr>
+      <w:r>
+        <w:t xml:space="preserve">Рамки ячеек отрисовываются прямоугольниками с серым контуром. Заголовки столбцов и строк подписываются как </w:t>
+      </w:r>
+      <w:r>
+        <w:rPr>
+          <w:rStyle w:val="HTML"/>
+          <w:rFonts w:ascii="Times New Roman" w:eastAsiaTheme="minorHAnsi" w:hAnsi="Times New Roman" w:cs="Times New Roman"/>
+          <w:sz w:val="24"/>
+          <w:szCs w:val="22"/>
+        </w:rPr>
+        <w:t>Bj</w:t>
+      </w:r>
+      <w:r>
+        <w:t xml:space="preserve"> и </w:t>
+      </w:r>
+      <w:r>
+        <w:rPr>
+          <w:rStyle w:val="HTML"/>
+          <w:rFonts w:ascii="Times New Roman" w:eastAsiaTheme="minorHAnsi" w:hAnsi="Times New Roman" w:cs="Times New Roman"/>
+          <w:sz w:val="24"/>
+          <w:szCs w:val="22"/>
+        </w:rPr>
+        <w:t>Ai</w:t>
+      </w:r>
+      <w:bookmarkStart w:id="20" w:name="_GoBack"/>
       <w:bookmarkEnd w:id="20"/>
-    </w:p>
-    <w:p>
-      <w:pPr>
-        <w:pStyle w:val="a9"/>
-      </w:pPr>
-      <w:r>
-        <w:t>Рисование плана происходит с помощью метода</w:t>
-      </w:r>
-      <w:r>
-        <w:t xml:space="preserve"> draw_plan</w:t>
-      </w:r>
-      <w:r>
-        <w:t>.</w:t>
-      </w:r>
-      <w:r>
-        <w:t xml:space="preserve"> Canvas очищается (delete("all")</w:t>
-      </w:r>
-      <w:r>
-        <w:t>), затем вычисляются позиции: ш</w:t>
-      </w:r>
-      <w:r>
-        <w:t>ирина ячейки 60 пикселей, высота 25 пикселей</w:t>
-      </w:r>
-      <w:r>
-        <w:t xml:space="preserve">, начало </w:t>
-      </w:r>
-      <w:r>
-        <w:t>координат — (40, 30) с отступом под заголовки.</w:t>
-      </w:r>
-    </w:p>
-    <w:p>
-      <w:pPr>
-        <w:pStyle w:val="a9"/>
-        <w:rPr>
-          <w:szCs w:val="28"/>
-        </w:rPr>
-      </w:pPr>
-      <w:r>
-        <w:rPr>
-          <w:szCs w:val="28"/>
-        </w:rPr>
-        <w:t>Для каждой ячейки создаётся текст (create_text) со значением перевозки (или прочерк для нулевых небазисных). Базисные клетки выделяются жирным шрифтом.</w:t>
-      </w:r>
-      <w:r>
-        <w:rPr>
-          <w:szCs w:val="28"/>
-        </w:rPr>
-        <w:t xml:space="preserve"> </w:t>
-      </w:r>
-      <w:r>
-        <w:rPr>
-          <w:szCs w:val="28"/>
-        </w:rPr>
-        <w:t>Вокруг каждой ячейки рисуется прямоугольник для рамки.</w:t>
-      </w:r>
-      <w:r>
-        <w:rPr>
-          <w:szCs w:val="28"/>
-        </w:rPr>
-        <w:t xml:space="preserve"> </w:t>
-      </w:r>
-      <w:r>
-        <w:rPr>
-          <w:szCs w:val="28"/>
-        </w:rPr>
-        <w:t>Справа от таблицы — столбец «Запасы», снизу — строка «Потребности».</w:t>
-      </w:r>
-      <w:r>
-        <w:rPr>
-          <w:szCs w:val="28"/>
-        </w:rPr>
-        <w:t xml:space="preserve"> </w:t>
-      </w:r>
-      <w:r>
-        <w:rPr>
-          <w:szCs w:val="28"/>
-        </w:rPr>
-        <w:t xml:space="preserve">Шрифты и размеры </w:t>
-      </w:r>
-      <w:r>
-        <w:rPr>
-          <w:szCs w:val="28"/>
-        </w:rPr>
-        <w:t>подобраны</w:t>
-      </w:r>
-      <w:r>
-        <w:rPr>
-          <w:szCs w:val="28"/>
-        </w:rPr>
-        <w:t xml:space="preserve"> вручную, без автоматического масштабирования.</w:t>
+      <w:r>
+        <w:t>. Значения запасов размещаются справа от таблицы в столбце с заголовком «Запасы», потребности — снизу в строке с заголовком «Потр.». Перерисовка выполняется полностью при каждом вызове метода, что обеспечивает синхронизацию визуализации с актуальным состоянием плана после каждой итерации оптимизации или загрузки начального решения.</w:t>
       </w:r>
     </w:p>
     <w:p>
@@ -10380,12 +12041,14 @@
       <w:pPr>
         <w:pStyle w:val="1"/>
         <w:rPr>
+          <w:sz w:val="28"/>
           <w:lang w:eastAsia="ru-RU"/>
         </w:rPr>
       </w:pPr>
       <w:bookmarkStart w:id="24" w:name="_Toc231728329"/>
       <w:r>
         <w:rPr>
+          <w:sz w:val="28"/>
           <w:lang w:eastAsia="ru-RU"/>
         </w:rPr>
         <w:t>4.3 Тестирование загрузки из файла</w:t>
@@ -10496,18 +12159,21 @@
       <w:pPr>
         <w:pStyle w:val="1"/>
         <w:rPr>
+          <w:sz w:val="28"/>
           <w:lang w:eastAsia="ru-RU"/>
         </w:rPr>
       </w:pPr>
       <w:bookmarkStart w:id="25" w:name="_Toc231728330"/>
       <w:r>
         <w:rPr>
+          <w:sz w:val="28"/>
           <w:lang w:eastAsia="ru-RU"/>
         </w:rPr>
         <w:t xml:space="preserve">4.4 Сборка исполняемых файлов на </w:t>
       </w:r>
       <w:r>
         <w:rPr>
+          <w:sz w:val="28"/>
           <w:lang w:val="en-US" w:eastAsia="ru-RU"/>
         </w:rPr>
         <w:t>GitHub</w:t>
@@ -10571,10 +12237,169 @@
         <w:t>Исходный код приложения доступен в репозитории GitHub:</w:t>
       </w:r>
       <w:r>
-        <w:t xml:space="preserve"> https://github.com/kaele-rise/transportation_theory</w:t>
-      </w:r>
-      <w:r>
-        <w:t>/</w:t>
+        <w:t xml:space="preserve"> </w:t>
+      </w:r>
+      <w:r>
+        <w:t>https://github.com/kaele-rise/transportation_theory/</w:t>
+      </w:r>
+      <w:r>
+        <w:t xml:space="preserve">. </w:t>
+      </w:r>
+    </w:p>
+    <w:p>
+      <w:pPr>
+        <w:pStyle w:val="a9"/>
+      </w:pPr>
+      <w:r>
+        <w:t xml:space="preserve">Для установки приложения на странице репозитория нужно перейти в раздел </w:t>
+      </w:r>
+      <w:r>
+        <w:rPr>
+          <w:rStyle w:val="a3"/>
+          <w:b w:val="0"/>
+        </w:rPr>
+        <w:t>Releases</w:t>
+      </w:r>
+      <w:r>
+        <w:t xml:space="preserve"> (релизы), который находится в правой части главной страницы проекта на GitHub. В этом разделе представлены автоматически собранные исполняемые файлы для всех трёх операционных систем</w:t>
+      </w:r>
+      <w:r>
+        <w:t xml:space="preserve">: </w:t>
+      </w:r>
+      <w:r>
+        <w:rPr>
+          <w:lang w:val="en-US"/>
+        </w:rPr>
+        <w:t>Windows</w:t>
+      </w:r>
+      <w:r>
+        <w:t xml:space="preserve"> (</w:t>
+      </w:r>
+      <w:r>
+        <w:t>файл</w:t>
+      </w:r>
+      <w:r>
+        <w:t xml:space="preserve"> </w:t>
+      </w:r>
+      <w:r>
+        <w:t xml:space="preserve">под названием </w:t>
+      </w:r>
+      <w:r>
+        <w:rPr>
+          <w:lang w:val="en-US"/>
+        </w:rPr>
+        <w:t>TransportProblem</w:t>
+      </w:r>
+      <w:r>
+        <w:t>-</w:t>
+      </w:r>
+      <w:r>
+        <w:rPr>
+          <w:lang w:val="en-US"/>
+        </w:rPr>
+        <w:t>win</w:t>
+      </w:r>
+      <w:r>
+        <w:t>.</w:t>
+      </w:r>
+      <w:r>
+        <w:rPr>
+          <w:lang w:val="en-US"/>
+        </w:rPr>
+        <w:t>exe</w:t>
+      </w:r>
+      <w:r>
+        <w:t>)</w:t>
+      </w:r>
+      <w:r>
+        <w:t xml:space="preserve">, </w:t>
+      </w:r>
+      <w:r>
+        <w:rPr>
+          <w:lang w:val="en-US"/>
+        </w:rPr>
+        <w:t>Linux</w:t>
+      </w:r>
+      <w:r>
+        <w:t xml:space="preserve"> </w:t>
+      </w:r>
+      <w:r>
+        <w:t>(</w:t>
+      </w:r>
+      <w:r>
+        <w:t>файл</w:t>
+      </w:r>
+      <w:r>
+        <w:t xml:space="preserve"> </w:t>
+      </w:r>
+      <w:r>
+        <w:t xml:space="preserve">под названием </w:t>
+      </w:r>
+      <w:r>
+        <w:rPr>
+          <w:lang w:val="en-US"/>
+        </w:rPr>
+        <w:t>TransportProblem</w:t>
+      </w:r>
+      <w:r>
+        <w:t>-</w:t>
+      </w:r>
+      <w:r>
+        <w:rPr>
+          <w:lang w:val="en-US"/>
+        </w:rPr>
+        <w:t>linux</w:t>
+      </w:r>
+      <w:r>
+        <w:t>)</w:t>
+      </w:r>
+      <w:r>
+        <w:t xml:space="preserve">, </w:t>
+      </w:r>
+      <w:r>
+        <w:rPr>
+          <w:lang w:val="en-US"/>
+        </w:rPr>
+        <w:t>macOS</w:t>
+      </w:r>
+      <w:r>
+        <w:t xml:space="preserve"> </w:t>
+      </w:r>
+      <w:r>
+        <w:t>(</w:t>
+      </w:r>
+      <w:r>
+        <w:t>файл</w:t>
+      </w:r>
+      <w:r>
+        <w:t xml:space="preserve"> </w:t>
+      </w:r>
+      <w:r>
+        <w:t xml:space="preserve">под названием </w:t>
+      </w:r>
+      <w:r>
+        <w:rPr>
+          <w:lang w:val="en-US"/>
+        </w:rPr>
+        <w:t>TransportProblem</w:t>
+      </w:r>
+      <w:r>
+        <w:t>-</w:t>
+      </w:r>
+      <w:r>
+        <w:rPr>
+          <w:lang w:val="en-US"/>
+        </w:rPr>
+        <w:t>macos</w:t>
+      </w:r>
+      <w:r>
+        <w:t>)</w:t>
+      </w:r>
+      <w:r>
+        <w:t xml:space="preserve">. </w:t>
+      </w:r>
+      <w:r>
+        <w:t>Пользователю достаточно скачать файл, соответствующий его системе, и запустить его — никакой дополнительной установки интерпретатора Python или библиотек не требуется. При первом запуске на macOS может потребоваться разрешить запуск приложения из «неподтверждённого источника» (через «Защиту и безопасность» в системных настройках). На Windows и Linux приложение запускается стандартным способом (двойным щелчком или через терминал).</w:t>
       </w:r>
     </w:p>
     <w:p>
@@ -10590,6 +12415,7 @@
     <w:p>
       <w:pPr>
         <w:pStyle w:val="1"/>
+        <w:ind w:firstLine="0"/>
         <w:jc w:val="center"/>
         <w:rPr>
           <w:lang w:eastAsia="ru-RU"/>
@@ -10822,6 +12648,7 @@
     <w:p>
       <w:pPr>
         <w:pStyle w:val="1"/>
+        <w:ind w:firstLine="0"/>
         <w:jc w:val="center"/>
       </w:pPr>
       <w:r>
@@ -10840,19 +12667,7 @@
         <w:ind w:left="709" w:firstLine="709"/>
       </w:pPr>
       <w:r>
-        <w:t xml:space="preserve">Ходоров Т.В. Транспортная задача: методы северо-западного угла и МОДИ [Электронный ресурс] : репозиторий. – URL: </w:t>
-      </w:r>
-      <w:r>
-        <w:t>https://github.com/kaele-rise/transportation_theory</w:t>
-      </w:r>
-      <w:r>
-        <w:t>/</w:t>
-      </w:r>
-      <w:r>
-        <w:t xml:space="preserve"> </w:t>
-      </w:r>
-      <w:r>
-        <w:t>(дата обращения: 08.06.2026).</w:t>
+        <w:t>Акулич И. Л. Математическое программирование в примерах и задачах : учеб. пособие / И. Л. Акулич. — Санкт-Петербург : Лань, 2011. — 352 с.</w:t>
       </w:r>
     </w:p>
     <w:p>
@@ -10865,7 +12680,7 @@
         <w:ind w:left="709" w:firstLine="709"/>
       </w:pPr>
       <w:r>
-        <w:t>Акулич И. Л. Математическое программирование в примерах и задачах : учеб. пособие / И. Л. Акулич. — Санкт-Петербург : Лань, 2011. — 352 с.</w:t>
+        <w:t>Ашманов С. А. Линейное программирование / С. А. Ашманов. — Москва : Наука, 1981. — 304 с.</w:t>
       </w:r>
     </w:p>
     <w:p>
@@ -10878,7 +12693,7 @@
         <w:ind w:left="709" w:firstLine="709"/>
       </w:pPr>
       <w:r>
-        <w:t>Ашманов С. А. Линейное программирование / С. А. Ашманов. — Москва : Наука, 1981. — 304 с.</w:t>
+        <w:t>Гасс С. Линейное программирование (методы и приложения) : пер. с англ. / С. Гасс. — Москва : Физматгиз, 1961. — 300 с.</w:t>
       </w:r>
     </w:p>
     <w:p>
@@ -10891,7 +12706,13 @@
         <w:ind w:left="709" w:firstLine="709"/>
       </w:pPr>
       <w:r>
-        <w:t>Гасс С. Линейное программирование (методы и приложения) : пер. с англ. / С. Гасс. — Москва : Физматгиз, 1961. — 300 с.</w:t>
+        <w:t xml:space="preserve">Документация PyInstaller : [сайт]. — URL: </w:t>
+      </w:r>
+      <w:r>
+        <w:t>https://pyinstaller.org/</w:t>
+      </w:r>
+      <w:r>
+        <w:t xml:space="preserve"> (дата обращения: 07.06.2026).</w:t>
       </w:r>
     </w:p>
     <w:p>
@@ -10902,20 +12723,54 @@
           <w:numId w:val="18"/>
         </w:numPr>
         <w:ind w:left="709" w:firstLine="709"/>
-      </w:pPr>
-      <w:r>
-        <w:t xml:space="preserve">Документация PyInstaller : [сайт]. — URL: </w:t>
-      </w:r>
-      <w:hyperlink r:id="rId14" w:tgtFrame="_blank" w:history="1">
-        <w:r>
-          <w:rPr>
-            <w:rStyle w:val="ab"/>
-          </w:rPr>
-          <w:t>https://pyinstaller.org/</w:t>
-        </w:r>
-      </w:hyperlink>
-      <w:r>
-        <w:t xml:space="preserve"> (дата обращения: 07.06.2026).</w:t>
+        <w:rPr>
+          <w:lang w:val="en-US"/>
+        </w:rPr>
+      </w:pPr>
+      <w:r>
+        <w:rPr>
+          <w:lang w:val="en-US"/>
+        </w:rPr>
+        <w:t>GitHub Actions Documentation : [</w:t>
+      </w:r>
+      <w:r>
+        <w:t>сайт</w:t>
+      </w:r>
+      <w:r>
+        <w:rPr>
+          <w:lang w:val="en-US"/>
+        </w:rPr>
+        <w:t xml:space="preserve">]. — URL: </w:t>
+      </w:r>
+      <w:r>
+        <w:rPr>
+          <w:lang w:val="en-US"/>
+        </w:rPr>
+        <w:t>https://docs.github.com/actions</w:t>
+      </w:r>
+      <w:r>
+        <w:rPr>
+          <w:lang w:val="en-US"/>
+        </w:rPr>
+        <w:t xml:space="preserve"> (</w:t>
+      </w:r>
+      <w:r>
+        <w:t>дата</w:t>
+      </w:r>
+      <w:r>
+        <w:rPr>
+          <w:lang w:val="en-US"/>
+        </w:rPr>
+        <w:t xml:space="preserve"> </w:t>
+      </w:r>
+      <w:r>
+        <w:t>обращения</w:t>
+      </w:r>
+      <w:r>
+        <w:rPr>
+          <w:lang w:val="en-US"/>
+        </w:rPr>
+        <w:t>: 07.06.2026).</w:t>
       </w:r>
     </w:p>
     <w:p>
@@ -10934,7 +12789,7 @@
         <w:rPr>
           <w:lang w:val="en-US"/>
         </w:rPr>
-        <w:t>GitHub Actions Documentation : [</w:t>
+        <w:t>GeeksforGeeks. Transportation Problem | Set 1 (NorthWest Corner Method) : [</w:t>
       </w:r>
       <w:r>
         <w:t>сайт</w:t>
@@ -10945,15 +12800,12 @@
         </w:rPr>
         <w:t xml:space="preserve">]. — URL: </w:t>
       </w:r>
-      <w:hyperlink r:id="rId15" w:tgtFrame="_blank" w:history="1">
-        <w:r>
-          <w:rPr>
-            <w:rStyle w:val="ab"/>
-            <w:lang w:val="en-US"/>
-          </w:rPr>
-          <w:t>https://docs.github.com/actions</w:t>
-        </w:r>
-      </w:hyperlink>
+      <w:r>
+        <w:rPr>
+          <w:lang w:val="en-US"/>
+        </w:rPr>
+        <w:t>https://www.geeksforgeeks.org/transportation-problem-set-1-north-west-corner-method/</w:t>
+      </w:r>
       <w:r>
         <w:rPr>
           <w:lang w:val="en-US"/>
@@ -10995,7 +12847,7 @@
         <w:rPr>
           <w:lang w:val="en-US"/>
         </w:rPr>
-        <w:t>GeeksforGeeks. Transportation Problem | Set 1 (NorthWest Corner Method) : [</w:t>
+        <w:t>GeeksforGeeks. Transportation Problem | Set 3 (Least Cost Cell Method) : [</w:t>
       </w:r>
       <w:r>
         <w:t>сайт</w:t>
@@ -11006,15 +12858,12 @@
         </w:rPr>
         <w:t xml:space="preserve">]. — URL: </w:t>
       </w:r>
-      <w:hyperlink r:id="rId16" w:tgtFrame="_blank" w:history="1">
-        <w:r>
-          <w:rPr>
-            <w:rStyle w:val="ab"/>
-            <w:lang w:val="en-US"/>
-          </w:rPr>
-          <w:t>https://www.geeksforgeeks.org/transportation-problem-set-1-north-west-corner-method/</w:t>
-        </w:r>
-      </w:hyperlink>
+      <w:r>
+        <w:rPr>
+          <w:lang w:val="en-US"/>
+        </w:rPr>
+        <w:t>https://www.geeksforgeeks.org/transportation-problem-set-3-least-cost-cell-method/</w:t>
+      </w:r>
       <w:r>
         <w:rPr>
           <w:lang w:val="en-US"/>
@@ -11048,57 +12897,9 @@
           <w:numId w:val="18"/>
         </w:numPr>
         <w:ind w:left="709" w:firstLine="709"/>
-        <w:rPr>
-          <w:lang w:val="en-US"/>
-        </w:rPr>
-      </w:pPr>
-      <w:r>
-        <w:rPr>
-          <w:lang w:val="en-US"/>
-        </w:rPr>
-        <w:t>GeeksforGeeks. Transportation Problem | Set 3 (Least Cost Cell Method) : [</w:t>
-      </w:r>
-      <w:r>
-        <w:t>сайт</w:t>
-      </w:r>
-      <w:r>
-        <w:rPr>
-          <w:lang w:val="en-US"/>
-        </w:rPr>
-        <w:t xml:space="preserve">]. — URL: </w:t>
-      </w:r>
-      <w:hyperlink r:id="rId17" w:tgtFrame="_blank" w:history="1">
-        <w:r>
-          <w:rPr>
-            <w:rStyle w:val="ab"/>
-            <w:lang w:val="en-US"/>
-          </w:rPr>
-          <w:t>https://www.geeksforgeeks.org/transportation-problem-set-3-least-cost-cell-method/</w:t>
-        </w:r>
-      </w:hyperlink>
-      <w:r>
-        <w:rPr>
-          <w:lang w:val="en-US"/>
-        </w:rPr>
-        <w:t xml:space="preserve"> (</w:t>
-      </w:r>
-      <w:r>
-        <w:t>дата</w:t>
-      </w:r>
-      <w:r>
-        <w:rPr>
-          <w:lang w:val="en-US"/>
-        </w:rPr>
-        <w:t xml:space="preserve"> </w:t>
-      </w:r>
-      <w:r>
-        <w:t>обращения</w:t>
-      </w:r>
-      <w:r>
-        <w:rPr>
-          <w:lang w:val="en-US"/>
-        </w:rPr>
-        <w:t>: 07.06.2026).</w:t>
+      </w:pPr>
+      <w:r>
+        <w:t>Канторович Л. В. Применение математических методов в вопросах анализа грузопотоков / Л. В. Канторович, М. К. Гавурин // Проблемы повышения эффективности работы транспорта. — 1949. — С. 110–138.</w:t>
       </w:r>
     </w:p>
     <w:p>
@@ -11111,7 +12912,7 @@
         <w:ind w:left="709" w:firstLine="709"/>
       </w:pPr>
       <w:r>
-        <w:t>Канторович Л. В. Применение математических методов в вопросах анализа грузопотоков / Л. В. Канторович, М. К. Гавурин // Проблемы повышения эффективности работы транспорта. — 1949. — С. 110–138.</w:t>
+        <w:t>Кузнецов А. В. Высшая математика. Математическое программирование / А. В. Кузнецов, В. А. Сакович, Н. И. Холод. — Минск : Вышэйшая школа, 2008. — 351 с.</w:t>
       </w:r>
     </w:p>
     <w:p>
@@ -11124,7 +12925,13 @@
         <w:ind w:left="709" w:firstLine="709"/>
       </w:pPr>
       <w:r>
-        <w:t>Кузнецов А. В. Высшая математика. Математическое программирование / А. В. Кузнецов, В. А. Сакович, Н. И. Холод. — Минск : Вышэйшая школа, 2008. — 351 с.</w:t>
+        <w:t xml:space="preserve">Официальная документация Python : [сайт]. — URL: </w:t>
+      </w:r>
+      <w:r>
+        <w:t>https://docs.python.org/3/</w:t>
+      </w:r>
+      <w:r>
+        <w:t xml:space="preserve"> (дата обращения: 07.06.2026).</w:t>
       </w:r>
     </w:p>
     <w:p>
@@ -11137,16 +12944,11 @@
         <w:ind w:left="709" w:firstLine="709"/>
       </w:pPr>
       <w:r>
-        <w:t xml:space="preserve">Официальная документация Python : [сайт]. — URL: </w:t>
-      </w:r>
-      <w:hyperlink r:id="rId18" w:tgtFrame="_blank" w:history="1">
-        <w:r>
-          <w:rPr>
-            <w:rStyle w:val="ab"/>
-          </w:rPr>
-          <w:t>https://docs.python.org/3/</w:t>
-        </w:r>
-      </w:hyperlink>
+        <w:t xml:space="preserve">Официальная документация tkinter : [сайт]. — URL: </w:t>
+      </w:r>
+      <w:r>
+        <w:t>https://docs.python.org/3/library/tkinter.html</w:t>
+      </w:r>
       <w:r>
         <w:t xml:space="preserve"> (дата обращения: 07.06.2026).</w:t>
       </w:r>
@@ -11161,18 +12963,7 @@
         <w:ind w:left="709" w:firstLine="709"/>
       </w:pPr>
       <w:r>
-        <w:t xml:space="preserve">Официальная документация tkinter : [сайт]. — URL: </w:t>
-      </w:r>
-      <w:hyperlink r:id="rId19" w:tgtFrame="_blank" w:history="1">
-        <w:r>
-          <w:rPr>
-            <w:rStyle w:val="ab"/>
-          </w:rPr>
-          <w:t>https://docs.python.org/3/library/tkinter.html</w:t>
-        </w:r>
-      </w:hyperlink>
-      <w:r>
-        <w:t xml:space="preserve"> (дата обращения: 07.06.2026).</w:t>
+        <w:t>Таха Х. Введение в исследование операций : пер. с англ. / Х. Таха. — Москва : Вильямс, 2005. — 912 с.</w:t>
       </w:r>
     </w:p>
     <w:p>
@@ -11183,9 +12974,15 @@
           <w:numId w:val="18"/>
         </w:numPr>
         <w:ind w:left="709" w:firstLine="709"/>
-      </w:pPr>
-      <w:r>
-        <w:t>Таха Х. Введение в исследование операций : пер. с англ. / Х. Таха. — Москва : Вильямс, 2005. — 912 с.</w:t>
+        <w:rPr>
+          <w:lang w:val="en-US"/>
+        </w:rPr>
+      </w:pPr>
+      <w:r>
+        <w:rPr>
+          <w:lang w:val="en-US"/>
+        </w:rPr>
+        <w:t>Dantzig G. B. Linear Programming and Extensions / G. B. Dantzig. — Princeton, N.J. : Princeton University Press, 1963. — 625 p.</w:t>
       </w:r>
     </w:p>
     <w:p>
@@ -11204,46 +13001,24 @@
         <w:rPr>
           <w:lang w:val="en-US"/>
         </w:rPr>
-        <w:t>Dantzig G. B. Linear Programming and Extensions / G. B. Dantzig. — Princeton, N.J. : Princeton University Press, 1963. — 625 p.</w:t>
-      </w:r>
-    </w:p>
-    <w:p>
-      <w:pPr>
-        <w:pStyle w:val="a9"/>
-        <w:numPr>
-          <w:ilvl w:val="0"/>
-          <w:numId w:val="18"/>
-        </w:numPr>
-        <w:ind w:left="709" w:firstLine="709"/>
-        <w:rPr>
-          <w:lang w:val="en-US"/>
-        </w:rPr>
-      </w:pPr>
+        <w:t>Wikipedia contributors. Transportation theory (mathematics) : [</w:t>
+      </w:r>
+      <w:r>
+        <w:t>сайт</w:t>
+      </w:r>
+      <w:r>
+        <w:rPr>
+          <w:lang w:val="en-US"/>
+        </w:rPr>
+        <w:t xml:space="preserve">] // Wikipedia, The Free Encyclopedia. — URL: </w:t>
+      </w:r>
       <w:r>
         <w:rPr>
           <w:lang w:val="en-US"/>
         </w:rPr>
         <w:lastRenderedPageBreak/>
-        <w:t>Wikipedia contributors. Transportation theory (mathematics) : [</w:t>
-      </w:r>
-      <w:r>
-        <w:t>сайт</w:t>
-      </w:r>
-      <w:r>
-        <w:rPr>
-          <w:lang w:val="en-US"/>
-        </w:rPr>
-        <w:t xml:space="preserve">] // Wikipedia, The Free Encyclopedia. — URL: </w:t>
-      </w:r>
-      <w:hyperlink r:id="rId20" w:tgtFrame="_blank" w:history="1">
-        <w:r>
-          <w:rPr>
-            <w:rStyle w:val="ab"/>
-            <w:lang w:val="en-US"/>
-          </w:rPr>
-          <w:t>https://en.wikipedia.org/wiki/Transportation_theory_(mathematics)</w:t>
-        </w:r>
-      </w:hyperlink>
+        <w:t>https://en.wikipedia.org/wiki/Transportation_theory_(mathematics)</w:t>
+      </w:r>
       <w:r>
         <w:rPr>
           <w:lang w:val="en-US"/>
@@ -11292,36 +13067,23 @@
     <w:p>
       <w:pPr>
         <w:pStyle w:val="1"/>
-        <w:ind w:left="709" w:firstLine="0"/>
+        <w:ind w:firstLine="0"/>
         <w:jc w:val="center"/>
-        <w:rPr>
-          <w:b/>
-        </w:rPr>
       </w:pPr>
       <w:bookmarkStart w:id="28" w:name="_Toc231728333"/>
       <w:r>
-        <w:rPr>
-          <w:b/>
-        </w:rPr>
         <w:lastRenderedPageBreak/>
         <w:t>Приложение А</w:t>
       </w:r>
       <w:bookmarkEnd w:id="28"/>
-      <w:r>
-        <w:rPr>
-          <w:b/>
-        </w:rPr>
-        <w:br/>
-        <w:t>(обязательное)</w:t>
-      </w:r>
-    </w:p>
-    <w:p>
-      <w:pPr>
-        <w:pStyle w:val="a9"/>
+    </w:p>
+    <w:p>
+      <w:pPr>
+        <w:pStyle w:val="a9"/>
+        <w:ind w:firstLine="0"/>
         <w:jc w:val="center"/>
         <w:rPr>
           <w:rFonts w:ascii="Arial" w:hAnsi="Arial" w:cs="Arial"/>
-          <w:b/>
           <w:sz w:val="28"/>
           <w:szCs w:val="30"/>
         </w:rPr>
@@ -11329,7 +13091,6 @@
       <w:r>
         <w:rPr>
           <w:rFonts w:ascii="Arial" w:hAnsi="Arial" w:cs="Arial"/>
-          <w:b/>
           <w:sz w:val="28"/>
           <w:szCs w:val="30"/>
         </w:rPr>
@@ -11775,21 +13536,21 @@
         <w:rPr>
           <w:lang w:val="en-US"/>
         </w:rPr>
+        <w:t xml:space="preserve">                i += 1</w:t>
+      </w:r>
+    </w:p>
+    <w:p>
+      <w:pPr>
+        <w:pStyle w:val="a9"/>
+        <w:rPr>
+          <w:lang w:val="en-US"/>
+        </w:rPr>
+      </w:pPr>
+      <w:r>
+        <w:rPr>
+          <w:lang w:val="en-US"/>
+        </w:rPr>
         <w:lastRenderedPageBreak/>
-        <w:t xml:space="preserve">                i += 1</w:t>
-      </w:r>
-    </w:p>
-    <w:p>
-      <w:pPr>
-        <w:pStyle w:val="a9"/>
-        <w:rPr>
-          <w:lang w:val="en-US"/>
-        </w:rPr>
-      </w:pPr>
-      <w:r>
-        <w:rPr>
-          <w:lang w:val="en-US"/>
-        </w:rPr>
         <w:t xml:space="preserve">            else:</w:t>
       </w:r>
     </w:p>
@@ -12252,21 +14013,21 @@
         <w:rPr>
           <w:lang w:val="en-US"/>
         </w:rPr>
+        <w:t xml:space="preserve">            for i in col_adj[idx]:</w:t>
+      </w:r>
+    </w:p>
+    <w:p>
+      <w:pPr>
+        <w:pStyle w:val="a9"/>
+        <w:rPr>
+          <w:lang w:val="en-US"/>
+        </w:rPr>
+      </w:pPr>
+      <w:r>
+        <w:rPr>
+          <w:lang w:val="en-US"/>
+        </w:rPr>
         <w:lastRenderedPageBreak/>
-        <w:t xml:space="preserve">            for i in col_adj[idx]:</w:t>
-      </w:r>
-    </w:p>
-    <w:p>
-      <w:pPr>
-        <w:pStyle w:val="a9"/>
-        <w:rPr>
-          <w:lang w:val="en-US"/>
-        </w:rPr>
-      </w:pPr>
-      <w:r>
-        <w:rPr>
-          <w:lang w:val="en-US"/>
-        </w:rPr>
         <w:t xml:space="preserve">                if u[i] is None:</w:t>
       </w:r>
     </w:p>
@@ -12722,7 +14483,133 @@
         <w:rPr>
           <w:lang w:val="en-US"/>
         </w:rPr>
+        <w:t xml:space="preserve">                if next_node not in parent:</w:t>
+      </w:r>
+    </w:p>
+    <w:p>
+      <w:pPr>
+        <w:pStyle w:val="a9"/>
+        <w:rPr>
+          <w:lang w:val="en-US"/>
+        </w:rPr>
+      </w:pPr>
+      <w:r>
+        <w:rPr>
+          <w:lang w:val="en-US"/>
+        </w:rPr>
         <w:lastRenderedPageBreak/>
+        <w:t xml:space="preserve">                    parent[next_node] = node</w:t>
+      </w:r>
+    </w:p>
+    <w:p>
+      <w:pPr>
+        <w:pStyle w:val="a9"/>
+        <w:rPr>
+          <w:lang w:val="en-US"/>
+        </w:rPr>
+      </w:pPr>
+      <w:r>
+        <w:rPr>
+          <w:lang w:val="en-US"/>
+        </w:rPr>
+        <w:t xml:space="preserve">                    q.append(next_node)</w:t>
+      </w:r>
+    </w:p>
+    <w:p>
+      <w:pPr>
+        <w:pStyle w:val="a9"/>
+        <w:rPr>
+          <w:lang w:val="en-US"/>
+        </w:rPr>
+      </w:pPr>
+      <w:r>
+        <w:rPr>
+          <w:lang w:val="en-US"/>
+        </w:rPr>
+        <w:t xml:space="preserve">                    if j == ej:</w:t>
+      </w:r>
+    </w:p>
+    <w:p>
+      <w:pPr>
+        <w:pStyle w:val="a9"/>
+        <w:rPr>
+          <w:lang w:val="en-US"/>
+        </w:rPr>
+      </w:pPr>
+      <w:r>
+        <w:rPr>
+          <w:lang w:val="en-US"/>
+        </w:rPr>
+        <w:t xml:space="preserve">                        target_found = next_node</w:t>
+      </w:r>
+    </w:p>
+    <w:p>
+      <w:pPr>
+        <w:pStyle w:val="a9"/>
+        <w:rPr>
+          <w:lang w:val="en-US"/>
+        </w:rPr>
+      </w:pPr>
+      <w:r>
+        <w:rPr>
+          <w:lang w:val="en-US"/>
+        </w:rPr>
+        <w:t xml:space="preserve">                        break</w:t>
+      </w:r>
+    </w:p>
+    <w:p>
+      <w:pPr>
+        <w:pStyle w:val="a9"/>
+        <w:rPr>
+          <w:lang w:val="en-US"/>
+        </w:rPr>
+      </w:pPr>
+      <w:r>
+        <w:rPr>
+          <w:lang w:val="en-US"/>
+        </w:rPr>
+        <w:t xml:space="preserve">        else:</w:t>
+      </w:r>
+    </w:p>
+    <w:p>
+      <w:pPr>
+        <w:pStyle w:val="a9"/>
+        <w:rPr>
+          <w:lang w:val="en-US"/>
+        </w:rPr>
+      </w:pPr>
+      <w:r>
+        <w:rPr>
+          <w:lang w:val="en-US"/>
+        </w:rPr>
+        <w:t xml:space="preserve">            for i in adj_cols[idx]:</w:t>
+      </w:r>
+    </w:p>
+    <w:p>
+      <w:pPr>
+        <w:pStyle w:val="a9"/>
+        <w:rPr>
+          <w:lang w:val="en-US"/>
+        </w:rPr>
+      </w:pPr>
+      <w:r>
+        <w:rPr>
+          <w:lang w:val="en-US"/>
+        </w:rPr>
+        <w:t xml:space="preserve">                next_node = ('r', i)</w:t>
+      </w:r>
+    </w:p>
+    <w:p>
+      <w:pPr>
+        <w:pStyle w:val="a9"/>
+        <w:rPr>
+          <w:lang w:val="en-US"/>
+        </w:rPr>
+      </w:pPr>
+      <w:r>
+        <w:rPr>
+          <w:lang w:val="en-US"/>
+        </w:rPr>
         <w:t xml:space="preserve">                if next_node not in parent:</w:t>
       </w:r>
     </w:p>
@@ -12765,35 +14652,289 @@
         <w:rPr>
           <w:lang w:val="en-US"/>
         </w:rPr>
-        <w:t xml:space="preserve">                    if j == ej:</w:t>
-      </w:r>
-    </w:p>
-    <w:p>
-      <w:pPr>
-        <w:pStyle w:val="a9"/>
-        <w:rPr>
-          <w:lang w:val="en-US"/>
-        </w:rPr>
-      </w:pPr>
-      <w:r>
-        <w:rPr>
-          <w:lang w:val="en-US"/>
-        </w:rPr>
-        <w:t xml:space="preserve">                        target_found = next_node</w:t>
-      </w:r>
-    </w:p>
-    <w:p>
-      <w:pPr>
-        <w:pStyle w:val="a9"/>
-        <w:rPr>
-          <w:lang w:val="en-US"/>
-        </w:rPr>
-      </w:pPr>
-      <w:r>
-        <w:rPr>
-          <w:lang w:val="en-US"/>
-        </w:rPr>
-        <w:t xml:space="preserve">                        break</w:t>
+        <w:t xml:space="preserve">        if target_found:</w:t>
+      </w:r>
+    </w:p>
+    <w:p>
+      <w:pPr>
+        <w:pStyle w:val="a9"/>
+        <w:rPr>
+          <w:lang w:val="en-US"/>
+        </w:rPr>
+      </w:pPr>
+      <w:r>
+        <w:rPr>
+          <w:lang w:val="en-US"/>
+        </w:rPr>
+        <w:t xml:space="preserve">            break</w:t>
+      </w:r>
+    </w:p>
+    <w:p>
+      <w:pPr>
+        <w:pStyle w:val="a9"/>
+        <w:rPr>
+          <w:lang w:val="en-US"/>
+        </w:rPr>
+      </w:pPr>
+      <w:r>
+        <w:rPr>
+          <w:lang w:val="en-US"/>
+        </w:rPr>
+        <w:t xml:space="preserve">    if not target_found:</w:t>
+      </w:r>
+    </w:p>
+    <w:p>
+      <w:pPr>
+        <w:pStyle w:val="a9"/>
+        <w:rPr>
+          <w:lang w:val="en-US"/>
+        </w:rPr>
+      </w:pPr>
+      <w:r>
+        <w:rPr>
+          <w:lang w:val="en-US"/>
+        </w:rPr>
+        <w:t xml:space="preserve">        raise RuntimeError("</w:t>
+      </w:r>
+      <w:r>
+        <w:t>Цикл</w:t>
+      </w:r>
+      <w:r>
+        <w:rPr>
+          <w:lang w:val="en-US"/>
+        </w:rPr>
+        <w:t xml:space="preserve"> </w:t>
+      </w:r>
+      <w:r>
+        <w:t>не</w:t>
+      </w:r>
+      <w:r>
+        <w:rPr>
+          <w:lang w:val="en-US"/>
+        </w:rPr>
+        <w:t xml:space="preserve"> </w:t>
+      </w:r>
+      <w:r>
+        <w:t>найден</w:t>
+      </w:r>
+      <w:r>
+        <w:rPr>
+          <w:lang w:val="en-US"/>
+        </w:rPr>
+        <w:t>")</w:t>
+      </w:r>
+    </w:p>
+    <w:p>
+      <w:pPr>
+        <w:pStyle w:val="a9"/>
+      </w:pPr>
+      <w:r>
+        <w:rPr>
+          <w:lang w:val="en-US"/>
+        </w:rPr>
+        <w:t xml:space="preserve">    </w:t>
+      </w:r>
+      <w:r>
+        <w:t># восстановление пути от целевого узла к начальному</w:t>
+      </w:r>
+    </w:p>
+    <w:p>
+      <w:pPr>
+        <w:pStyle w:val="a9"/>
+        <w:rPr>
+          <w:lang w:val="en-US"/>
+        </w:rPr>
+      </w:pPr>
+      <w:r>
+        <w:t xml:space="preserve">    </w:t>
+      </w:r>
+      <w:r>
+        <w:rPr>
+          <w:lang w:val="en-US"/>
+        </w:rPr>
+        <w:t>path_nodes = []</w:t>
+      </w:r>
+    </w:p>
+    <w:p>
+      <w:pPr>
+        <w:pStyle w:val="a9"/>
+        <w:rPr>
+          <w:lang w:val="en-US"/>
+        </w:rPr>
+      </w:pPr>
+      <w:r>
+        <w:rPr>
+          <w:lang w:val="en-US"/>
+        </w:rPr>
+        <w:t xml:space="preserve">    cur = target_found</w:t>
+      </w:r>
+    </w:p>
+    <w:p>
+      <w:pPr>
+        <w:pStyle w:val="a9"/>
+        <w:rPr>
+          <w:lang w:val="en-US"/>
+        </w:rPr>
+      </w:pPr>
+      <w:r>
+        <w:rPr>
+          <w:lang w:val="en-US"/>
+        </w:rPr>
+        <w:t xml:space="preserve">    while cur is not None:</w:t>
+      </w:r>
+    </w:p>
+    <w:p>
+      <w:pPr>
+        <w:pStyle w:val="a9"/>
+        <w:rPr>
+          <w:lang w:val="en-US"/>
+        </w:rPr>
+      </w:pPr>
+      <w:r>
+        <w:rPr>
+          <w:lang w:val="en-US"/>
+        </w:rPr>
+        <w:t xml:space="preserve">        path_nodes.append(cur)</w:t>
+      </w:r>
+    </w:p>
+    <w:p>
+      <w:pPr>
+        <w:pStyle w:val="a9"/>
+        <w:rPr>
+          <w:lang w:val="en-US"/>
+        </w:rPr>
+      </w:pPr>
+      <w:r>
+        <w:rPr>
+          <w:lang w:val="en-US"/>
+        </w:rPr>
+        <w:t xml:space="preserve">        cur = parent[cur]</w:t>
+      </w:r>
+    </w:p>
+    <w:p>
+      <w:pPr>
+        <w:pStyle w:val="a9"/>
+        <w:rPr>
+          <w:lang w:val="en-US"/>
+        </w:rPr>
+      </w:pPr>
+      <w:r>
+        <w:rPr>
+          <w:lang w:val="en-US"/>
+        </w:rPr>
+        <w:t xml:space="preserve">    path_nodes.reverse()</w:t>
+      </w:r>
+    </w:p>
+    <w:p>
+      <w:pPr>
+        <w:pStyle w:val="a9"/>
+        <w:rPr>
+          <w:lang w:val="en-US"/>
+        </w:rPr>
+      </w:pPr>
+      <w:r>
+        <w:rPr>
+          <w:lang w:val="en-US"/>
+        </w:rPr>
+        <w:t xml:space="preserve">    cells = [enter_cell]</w:t>
+      </w:r>
+    </w:p>
+    <w:p>
+      <w:pPr>
+        <w:pStyle w:val="a9"/>
+        <w:rPr>
+          <w:lang w:val="en-US"/>
+        </w:rPr>
+      </w:pPr>
+      <w:r>
+        <w:rPr>
+          <w:lang w:val="en-US"/>
+        </w:rPr>
+        <w:t xml:space="preserve">    for k in range(len(path_nodes)-1):</w:t>
+      </w:r>
+    </w:p>
+    <w:p>
+      <w:pPr>
+        <w:pStyle w:val="a9"/>
+        <w:rPr>
+          <w:lang w:val="en-US"/>
+        </w:rPr>
+      </w:pPr>
+      <w:r>
+        <w:rPr>
+          <w:lang w:val="en-US"/>
+        </w:rPr>
+        <w:t xml:space="preserve">        n1 = path_nodes[k]</w:t>
+      </w:r>
+    </w:p>
+    <w:p>
+      <w:pPr>
+        <w:pStyle w:val="a9"/>
+        <w:rPr>
+          <w:lang w:val="en-US"/>
+        </w:rPr>
+      </w:pPr>
+      <w:r>
+        <w:rPr>
+          <w:lang w:val="en-US"/>
+        </w:rPr>
+        <w:t xml:space="preserve">        n2 = path_nodes[k+1]</w:t>
+      </w:r>
+    </w:p>
+    <w:p>
+      <w:pPr>
+        <w:pStyle w:val="a9"/>
+        <w:rPr>
+          <w:lang w:val="en-US"/>
+        </w:rPr>
+      </w:pPr>
+      <w:r>
+        <w:rPr>
+          <w:lang w:val="en-US"/>
+        </w:rPr>
+        <w:t xml:space="preserve">        if n1[0] == 'r' and n2[0] == 'c':</w:t>
+      </w:r>
+    </w:p>
+    <w:p>
+      <w:pPr>
+        <w:pStyle w:val="a9"/>
+        <w:rPr>
+          <w:lang w:val="en-US"/>
+        </w:rPr>
+      </w:pPr>
+      <w:r>
+        <w:rPr>
+          <w:lang w:val="en-US"/>
+        </w:rPr>
+        <w:t xml:space="preserve">            i, j = n1[1], n2[1]</w:t>
+      </w:r>
+    </w:p>
+    <w:p>
+      <w:pPr>
+        <w:pStyle w:val="a9"/>
+        <w:rPr>
+          <w:lang w:val="en-US"/>
+        </w:rPr>
+      </w:pPr>
+      <w:r>
+        <w:rPr>
+          <w:lang w:val="en-US"/>
+        </w:rPr>
+        <w:t xml:space="preserve">        elif n1[0] == 'c' and n2[0] == 'r':</w:t>
+      </w:r>
+    </w:p>
+    <w:p>
+      <w:pPr>
+        <w:pStyle w:val="a9"/>
+        <w:rPr>
+          <w:lang w:val="en-US"/>
+        </w:rPr>
+      </w:pPr>
+      <w:r>
+        <w:rPr>
+          <w:lang w:val="en-US"/>
+        </w:rPr>
+        <w:t xml:space="preserve">            i, j = n2[1], n1[1]</w:t>
       </w:r>
     </w:p>
     <w:p>
@@ -12821,386 +14962,6 @@
         <w:rPr>
           <w:lang w:val="en-US"/>
         </w:rPr>
-        <w:t xml:space="preserve">            for i in adj_cols[idx]:</w:t>
-      </w:r>
-    </w:p>
-    <w:p>
-      <w:pPr>
-        <w:pStyle w:val="a9"/>
-        <w:rPr>
-          <w:lang w:val="en-US"/>
-        </w:rPr>
-      </w:pPr>
-      <w:r>
-        <w:rPr>
-          <w:lang w:val="en-US"/>
-        </w:rPr>
-        <w:t xml:space="preserve">                next_node = ('r', i)</w:t>
-      </w:r>
-    </w:p>
-    <w:p>
-      <w:pPr>
-        <w:pStyle w:val="a9"/>
-        <w:rPr>
-          <w:lang w:val="en-US"/>
-        </w:rPr>
-      </w:pPr>
-      <w:r>
-        <w:rPr>
-          <w:lang w:val="en-US"/>
-        </w:rPr>
-        <w:t xml:space="preserve">                if next_node not in parent:</w:t>
-      </w:r>
-    </w:p>
-    <w:p>
-      <w:pPr>
-        <w:pStyle w:val="a9"/>
-        <w:rPr>
-          <w:lang w:val="en-US"/>
-        </w:rPr>
-      </w:pPr>
-      <w:r>
-        <w:rPr>
-          <w:lang w:val="en-US"/>
-        </w:rPr>
-        <w:t xml:space="preserve">                    parent[next_node] = node</w:t>
-      </w:r>
-    </w:p>
-    <w:p>
-      <w:pPr>
-        <w:pStyle w:val="a9"/>
-        <w:rPr>
-          <w:lang w:val="en-US"/>
-        </w:rPr>
-      </w:pPr>
-      <w:r>
-        <w:rPr>
-          <w:lang w:val="en-US"/>
-        </w:rPr>
-        <w:t xml:space="preserve">                    q.append(next_node)</w:t>
-      </w:r>
-    </w:p>
-    <w:p>
-      <w:pPr>
-        <w:pStyle w:val="a9"/>
-        <w:rPr>
-          <w:lang w:val="en-US"/>
-        </w:rPr>
-      </w:pPr>
-      <w:r>
-        <w:rPr>
-          <w:lang w:val="en-US"/>
-        </w:rPr>
-        <w:t xml:space="preserve">        if target_found:</w:t>
-      </w:r>
-    </w:p>
-    <w:p>
-      <w:pPr>
-        <w:pStyle w:val="a9"/>
-        <w:rPr>
-          <w:lang w:val="en-US"/>
-        </w:rPr>
-      </w:pPr>
-      <w:r>
-        <w:rPr>
-          <w:lang w:val="en-US"/>
-        </w:rPr>
-        <w:t xml:space="preserve">            break</w:t>
-      </w:r>
-    </w:p>
-    <w:p>
-      <w:pPr>
-        <w:pStyle w:val="a9"/>
-        <w:rPr>
-          <w:lang w:val="en-US"/>
-        </w:rPr>
-      </w:pPr>
-      <w:r>
-        <w:rPr>
-          <w:lang w:val="en-US"/>
-        </w:rPr>
-        <w:t xml:space="preserve">    if not target_found:</w:t>
-      </w:r>
-    </w:p>
-    <w:p>
-      <w:pPr>
-        <w:pStyle w:val="a9"/>
-        <w:rPr>
-          <w:lang w:val="en-US"/>
-        </w:rPr>
-      </w:pPr>
-      <w:r>
-        <w:rPr>
-          <w:lang w:val="en-US"/>
-        </w:rPr>
-        <w:t xml:space="preserve">        raise RuntimeError("</w:t>
-      </w:r>
-      <w:r>
-        <w:t>Цикл</w:t>
-      </w:r>
-      <w:r>
-        <w:rPr>
-          <w:lang w:val="en-US"/>
-        </w:rPr>
-        <w:t xml:space="preserve"> </w:t>
-      </w:r>
-      <w:r>
-        <w:t>не</w:t>
-      </w:r>
-      <w:r>
-        <w:rPr>
-          <w:lang w:val="en-US"/>
-        </w:rPr>
-        <w:t xml:space="preserve"> </w:t>
-      </w:r>
-      <w:r>
-        <w:t>найден</w:t>
-      </w:r>
-      <w:r>
-        <w:rPr>
-          <w:lang w:val="en-US"/>
-        </w:rPr>
-        <w:t>")</w:t>
-      </w:r>
-    </w:p>
-    <w:p>
-      <w:pPr>
-        <w:pStyle w:val="a9"/>
-      </w:pPr>
-      <w:r>
-        <w:rPr>
-          <w:lang w:val="en-US"/>
-        </w:rPr>
-        <w:t xml:space="preserve">    </w:t>
-      </w:r>
-      <w:r>
-        <w:t># восстановление пути от целевого узла к начальному</w:t>
-      </w:r>
-    </w:p>
-    <w:p>
-      <w:pPr>
-        <w:pStyle w:val="a9"/>
-        <w:rPr>
-          <w:lang w:val="en-US"/>
-        </w:rPr>
-      </w:pPr>
-      <w:r>
-        <w:t xml:space="preserve">    </w:t>
-      </w:r>
-      <w:r>
-        <w:rPr>
-          <w:lang w:val="en-US"/>
-        </w:rPr>
-        <w:t>path_nodes = []</w:t>
-      </w:r>
-    </w:p>
-    <w:p>
-      <w:pPr>
-        <w:pStyle w:val="a9"/>
-        <w:rPr>
-          <w:lang w:val="en-US"/>
-        </w:rPr>
-      </w:pPr>
-      <w:r>
-        <w:rPr>
-          <w:lang w:val="en-US"/>
-        </w:rPr>
-        <w:t xml:space="preserve">    cur = target_found</w:t>
-      </w:r>
-    </w:p>
-    <w:p>
-      <w:pPr>
-        <w:pStyle w:val="a9"/>
-        <w:rPr>
-          <w:lang w:val="en-US"/>
-        </w:rPr>
-      </w:pPr>
-      <w:r>
-        <w:rPr>
-          <w:lang w:val="en-US"/>
-        </w:rPr>
-        <w:t xml:space="preserve">    while cur is not None:</w:t>
-      </w:r>
-    </w:p>
-    <w:p>
-      <w:pPr>
-        <w:pStyle w:val="a9"/>
-        <w:rPr>
-          <w:lang w:val="en-US"/>
-        </w:rPr>
-      </w:pPr>
-      <w:r>
-        <w:rPr>
-          <w:lang w:val="en-US"/>
-        </w:rPr>
-        <w:t xml:space="preserve">        path_nodes.append(cur)</w:t>
-      </w:r>
-    </w:p>
-    <w:p>
-      <w:pPr>
-        <w:pStyle w:val="a9"/>
-        <w:rPr>
-          <w:lang w:val="en-US"/>
-        </w:rPr>
-      </w:pPr>
-      <w:r>
-        <w:rPr>
-          <w:lang w:val="en-US"/>
-        </w:rPr>
-        <w:t xml:space="preserve">        cur = parent[cur]</w:t>
-      </w:r>
-    </w:p>
-    <w:p>
-      <w:pPr>
-        <w:pStyle w:val="a9"/>
-        <w:rPr>
-          <w:lang w:val="en-US"/>
-        </w:rPr>
-      </w:pPr>
-      <w:r>
-        <w:rPr>
-          <w:lang w:val="en-US"/>
-        </w:rPr>
-        <w:t xml:space="preserve">    path_nodes.reverse()</w:t>
-      </w:r>
-    </w:p>
-    <w:p>
-      <w:pPr>
-        <w:pStyle w:val="a9"/>
-        <w:rPr>
-          <w:lang w:val="en-US"/>
-        </w:rPr>
-      </w:pPr>
-      <w:r>
-        <w:rPr>
-          <w:lang w:val="en-US"/>
-        </w:rPr>
-        <w:t xml:space="preserve">    cells = [enter_cell]</w:t>
-      </w:r>
-    </w:p>
-    <w:p>
-      <w:pPr>
-        <w:pStyle w:val="a9"/>
-        <w:rPr>
-          <w:lang w:val="en-US"/>
-        </w:rPr>
-      </w:pPr>
-      <w:r>
-        <w:rPr>
-          <w:lang w:val="en-US"/>
-        </w:rPr>
-        <w:t xml:space="preserve">    for k in range(len(path_nodes)-1):</w:t>
-      </w:r>
-    </w:p>
-    <w:p>
-      <w:pPr>
-        <w:pStyle w:val="a9"/>
-        <w:rPr>
-          <w:lang w:val="en-US"/>
-        </w:rPr>
-      </w:pPr>
-      <w:r>
-        <w:rPr>
-          <w:lang w:val="en-US"/>
-        </w:rPr>
-        <w:t xml:space="preserve">        n1 = path_nodes[k]</w:t>
-      </w:r>
-    </w:p>
-    <w:p>
-      <w:pPr>
-        <w:pStyle w:val="a9"/>
-        <w:rPr>
-          <w:lang w:val="en-US"/>
-        </w:rPr>
-      </w:pPr>
-      <w:r>
-        <w:rPr>
-          <w:lang w:val="en-US"/>
-        </w:rPr>
-        <w:t xml:space="preserve">        n2 = path_nodes[k+1]</w:t>
-      </w:r>
-    </w:p>
-    <w:p>
-      <w:pPr>
-        <w:pStyle w:val="a9"/>
-        <w:rPr>
-          <w:lang w:val="en-US"/>
-        </w:rPr>
-      </w:pPr>
-      <w:r>
-        <w:rPr>
-          <w:lang w:val="en-US"/>
-        </w:rPr>
-        <w:t xml:space="preserve">        if n1[0] == 'r' and n2[0] == 'c':</w:t>
-      </w:r>
-    </w:p>
-    <w:p>
-      <w:pPr>
-        <w:pStyle w:val="a9"/>
-        <w:rPr>
-          <w:lang w:val="en-US"/>
-        </w:rPr>
-      </w:pPr>
-      <w:r>
-        <w:rPr>
-          <w:lang w:val="en-US"/>
-        </w:rPr>
-        <w:t xml:space="preserve">            i, j = n1[1], n2[1]</w:t>
-      </w:r>
-    </w:p>
-    <w:p>
-      <w:pPr>
-        <w:pStyle w:val="a9"/>
-        <w:rPr>
-          <w:lang w:val="en-US"/>
-        </w:rPr>
-      </w:pPr>
-      <w:r>
-        <w:rPr>
-          <w:lang w:val="en-US"/>
-        </w:rPr>
-        <w:t xml:space="preserve">        elif n1[0] == 'c' and n2[0] == 'r':</w:t>
-      </w:r>
-    </w:p>
-    <w:p>
-      <w:pPr>
-        <w:pStyle w:val="a9"/>
-        <w:rPr>
-          <w:lang w:val="en-US"/>
-        </w:rPr>
-      </w:pPr>
-      <w:r>
-        <w:rPr>
-          <w:lang w:val="en-US"/>
-        </w:rPr>
-        <w:t xml:space="preserve">            i, j = n2[1], n1[1]</w:t>
-      </w:r>
-    </w:p>
-    <w:p>
-      <w:pPr>
-        <w:pStyle w:val="a9"/>
-        <w:rPr>
-          <w:lang w:val="en-US"/>
-        </w:rPr>
-      </w:pPr>
-      <w:r>
-        <w:rPr>
-          <w:lang w:val="en-US"/>
-        </w:rPr>
-        <w:t xml:space="preserve">        else:</w:t>
-      </w:r>
-    </w:p>
-    <w:p>
-      <w:pPr>
-        <w:pStyle w:val="a9"/>
-        <w:rPr>
-          <w:lang w:val="en-US"/>
-        </w:rPr>
-      </w:pPr>
-      <w:r>
-        <w:rPr>
-          <w:lang w:val="en-US"/>
-        </w:rPr>
         <w:t xml:space="preserve">            continue</w:t>
       </w:r>
     </w:p>
@@ -13235,12 +14996,11 @@
         <w:rPr>
           <w:lang w:val="en-US"/>
         </w:rPr>
-        <w:lastRenderedPageBreak/>
         <w:t xml:space="preserve">    return cells</w:t>
       </w:r>
     </w:p>
     <w:sectPr>
-      <w:headerReference w:type="default" r:id="rId21"/>
+      <w:headerReference w:type="default" r:id="rId14"/>
       <w:pgSz w:w="11906" w:h="16838"/>
       <w:pgMar w:top="1134" w:right="567" w:bottom="1134" w:left="1701" w:header="709" w:footer="709" w:gutter="0"/>
       <w:pgNumType w:start="3"/>
@@ -13311,7 +15071,6 @@
         <w:docPartUnique/>
       </w:docPartObj>
     </w:sdtPr>
-    <w:sdtEndPr/>
     <w:sdtContent>
       <w:p>
         <w:pPr>
@@ -13371,7 +15130,6 @@
         <w:docPartUnique/>
       </w:docPartObj>
     </w:sdtPr>
-    <w:sdtEndPr/>
     <w:sdtContent>
       <w:p>
         <w:pPr>
@@ -13390,7 +15148,7 @@
           <w:rPr>
             <w:noProof/>
           </w:rPr>
-          <w:t>19</w:t>
+          <w:t>26</w:t>
         </w:r>
         <w:r>
           <w:fldChar w:fldCharType="end"/>
@@ -16325,7 +18083,563 @@
       <w:szCs w:val="18"/>
     </w:rPr>
   </w:style>
+  <w:style w:type="character" w:customStyle="1" w:styleId="mord">
+    <w:name w:val="mord"/>
+    <w:basedOn w:val="a0"/>
+    <w:rsid w:val="009D4D77"/>
+  </w:style>
 </w:styles>
+</file>
+
+<file path=word/glossary/document.xml><?xml version="1.0" encoding="utf-8"?>
+<w:glossaryDocument xmlns:wpc="http://schemas.microsoft.com/office/word/2010/wordprocessingCanvas" xmlns:cx="http://schemas.microsoft.com/office/drawing/2014/chartex" xmlns:mc="http://schemas.openxmlformats.org/markup-compatibility/2006" xmlns:o="urn:schemas-microsoft-com:office:office" xmlns:r="http://schemas.openxmlformats.org/officeDocument/2006/relationships" xmlns:m="http://schemas.openxmlformats.org/officeDocument/2006/math" xmlns:v="urn:schemas-microsoft-com:vml" xmlns:wp14="http://schemas.microsoft.com/office/word/2010/wordprocessingDrawing" xmlns:wp="http://schemas.openxmlformats.org/drawingml/2006/wordprocessingDrawing" xmlns:w10="urn:schemas-microsoft-com:office:word" xmlns:w="http://schemas.openxmlformats.org/wordprocessingml/2006/main" xmlns:w14="http://schemas.microsoft.com/office/word/2010/wordml" xmlns:w15="http://schemas.microsoft.com/office/word/2012/wordml" xmlns:w16se="http://schemas.microsoft.com/office/word/2015/wordml/symex" xmlns:wpg="http://schemas.microsoft.com/office/word/2010/wordprocessingGroup" xmlns:wpi="http://schemas.microsoft.com/office/word/2010/wordprocessingInk" xmlns:wne="http://schemas.microsoft.com/office/word/2006/wordml" xmlns:wps="http://schemas.microsoft.com/office/word/2010/wordprocessingShape" mc:Ignorable="w14 w15 w16se wp14"/>
+</file>
+
+<file path=word/glossary/fontTable.xml><?xml version="1.0" encoding="utf-8"?>
+<w:fonts xmlns:mc="http://schemas.openxmlformats.org/markup-compatibility/2006" xmlns:r="http://schemas.openxmlformats.org/officeDocument/2006/relationships" xmlns:w="http://schemas.openxmlformats.org/wordprocessingml/2006/main" xmlns:w14="http://schemas.microsoft.com/office/word/2010/wordml" xmlns:w15="http://schemas.microsoft.com/office/word/2012/wordml" xmlns:w16se="http://schemas.microsoft.com/office/word/2015/wordml/symex" mc:Ignorable="w14 w15 w16se">
+  <w:font w:name="Times New Roman">
+    <w:panose1 w:val="02020603050405020304"/>
+    <w:charset w:val="00"/>
+    <w:family w:val="roman"/>
+    <w:pitch w:val="variable"/>
+    <w:sig w:usb0="E0002EFF" w:usb1="C000785B" w:usb2="00000009" w:usb3="00000000" w:csb0="000001FF" w:csb1="00000000"/>
+  </w:font>
+  <w:font w:name="Symbol">
+    <w:panose1 w:val="05050102010706020507"/>
+    <w:charset w:val="02"/>
+    <w:family w:val="roman"/>
+    <w:pitch w:val="variable"/>
+    <w:sig w:usb0="00000000" w:usb1="10000000" w:usb2="00000000" w:usb3="00000000" w:csb0="80000000" w:csb1="00000000"/>
+  </w:font>
+  <w:font w:name="Courier New">
+    <w:panose1 w:val="02070309020205020404"/>
+    <w:charset w:val="CC"/>
+    <w:family w:val="modern"/>
+    <w:pitch w:val="fixed"/>
+    <w:sig w:usb0="E0002EFF" w:usb1="C0007843" w:usb2="00000009" w:usb3="00000000" w:csb0="000001FF" w:csb1="00000000"/>
+  </w:font>
+  <w:font w:name="Wingdings">
+    <w:panose1 w:val="05000000000000000000"/>
+    <w:charset w:val="02"/>
+    <w:family w:val="auto"/>
+    <w:pitch w:val="variable"/>
+    <w:sig w:usb0="00000000" w:usb1="10000000" w:usb2="00000000" w:usb3="00000000" w:csb0="80000000" w:csb1="00000000"/>
+  </w:font>
+  <w:font w:name="Calibri">
+    <w:panose1 w:val="020F0502020204030204"/>
+    <w:charset w:val="CC"/>
+    <w:family w:val="swiss"/>
+    <w:pitch w:val="variable"/>
+    <w:sig w:usb0="E4002EFF" w:usb1="C200247B" w:usb2="00000009" w:usb3="00000000" w:csb0="000001FF" w:csb1="00000000"/>
+  </w:font>
+  <w:font w:name="Arial">
+    <w:panose1 w:val="020B0604020202020204"/>
+    <w:charset w:val="00"/>
+    <w:family w:val="swiss"/>
+    <w:pitch w:val="variable"/>
+    <w:sig w:usb0="E0002EFF" w:usb1="C000785B" w:usb2="00000009" w:usb3="00000000" w:csb0="000001FF" w:csb1="00000000"/>
+  </w:font>
+  <w:font w:name="Calibri Light">
+    <w:panose1 w:val="020F0302020204030204"/>
+    <w:charset w:val="CC"/>
+    <w:family w:val="swiss"/>
+    <w:pitch w:val="variable"/>
+    <w:sig w:usb0="E4002EFF" w:usb1="C200247B" w:usb2="00000009" w:usb3="00000000" w:csb0="000001FF" w:csb1="00000000"/>
+  </w:font>
+  <w:font w:name="Segoe UI">
+    <w:panose1 w:val="020B0502040204020203"/>
+    <w:charset w:val="CC"/>
+    <w:family w:val="swiss"/>
+    <w:pitch w:val="variable"/>
+    <w:sig w:usb0="E4002EFF" w:usb1="C000E47F" w:usb2="00000009" w:usb3="00000000" w:csb0="000001FF" w:csb1="00000000"/>
+  </w:font>
+  <w:font w:name="Cambria Math">
+    <w:panose1 w:val="02040503050406030204"/>
+    <w:charset w:val="CC"/>
+    <w:family w:val="roman"/>
+    <w:pitch w:val="variable"/>
+    <w:sig w:usb0="E00006FF" w:usb1="420024FF" w:usb2="02000000" w:usb3="00000000" w:csb0="0000019F" w:csb1="00000000"/>
+  </w:font>
+</w:fonts>
+</file>
+
+<file path=word/glossary/settings.xml><?xml version="1.0" encoding="utf-8"?>
+<w:settings xmlns:mc="http://schemas.openxmlformats.org/markup-compatibility/2006" xmlns:o="urn:schemas-microsoft-com:office:office" xmlns:r="http://schemas.openxmlformats.org/officeDocument/2006/relationships" xmlns:m="http://schemas.openxmlformats.org/officeDocument/2006/math" xmlns:v="urn:schemas-microsoft-com:vml" xmlns:w10="urn:schemas-microsoft-com:office:word" xmlns:w="http://schemas.openxmlformats.org/wordprocessingml/2006/main" xmlns:w14="http://schemas.microsoft.com/office/word/2010/wordml" xmlns:w15="http://schemas.microsoft.com/office/word/2012/wordml" xmlns:w16se="http://schemas.microsoft.com/office/word/2015/wordml/symex" xmlns:sl="http://schemas.openxmlformats.org/schemaLibrary/2006/main" mc:Ignorable="w14 w15 w16se">
+  <w:view w:val="normal"/>
+  <w:defaultTabStop w:val="708"/>
+  <w:characterSpacingControl w:val="doNotCompress"/>
+  <w:compat>
+    <w:useFELayout/>
+    <w:compatSetting w:name="compatibilityMode" w:uri="http://schemas.microsoft.com/office/word" w:val="15"/>
+    <w:compatSetting w:name="overrideTableStyleFontSizeAndJustification" w:uri="http://schemas.microsoft.com/office/word" w:val="1"/>
+    <w:compatSetting w:name="enableOpenTypeFeatures" w:uri="http://schemas.microsoft.com/office/word" w:val="1"/>
+    <w:compatSetting w:name="doNotFlipMirrorIndents" w:uri="http://schemas.microsoft.com/office/word" w:val="1"/>
+    <w:compatSetting w:name="differentiateMultirowTableHeaders" w:uri="http://schemas.microsoft.com/office/word" w:val="1"/>
+  </w:compat>
+  <w:rsids>
+    <w:rsidRoot w:val="00EF632B"/>
+    <w:rsid w:val="00EF632B"/>
+  </w:rsids>
+  <m:mathPr>
+    <m:mathFont m:val="Cambria Math"/>
+    <m:brkBin m:val="before"/>
+    <m:brkBinSub m:val="--"/>
+    <m:smallFrac m:val="0"/>
+    <m:dispDef/>
+    <m:lMargin m:val="0"/>
+    <m:rMargin m:val="0"/>
+    <m:defJc m:val="centerGroup"/>
+    <m:wrapIndent m:val="1440"/>
+    <m:intLim m:val="subSup"/>
+    <m:naryLim m:val="undOvr"/>
+  </m:mathPr>
+  <w:themeFontLang w:val="ru-RU"/>
+  <w:clrSchemeMapping w:bg1="light1" w:t1="dark1" w:bg2="light2" w:t2="dark2" w:accent1="accent1" w:accent2="accent2" w:accent3="accent3" w:accent4="accent4" w:accent5="accent5" w:accent6="accent6" w:hyperlink="hyperlink" w:followedHyperlink="followedHyperlink"/>
+  <w:decimalSymbol w:val=","/>
+  <w:listSeparator w:val=";"/>
+  <w15:chartTrackingRefBased/>
+</w:settings>
+</file>
+
+<file path=word/glossary/styles.xml><?xml version="1.0" encoding="utf-8"?>
+<w:styles xmlns:mc="http://schemas.openxmlformats.org/markup-compatibility/2006" xmlns:r="http://schemas.openxmlformats.org/officeDocument/2006/relationships" xmlns:w="http://schemas.openxmlformats.org/wordprocessingml/2006/main" xmlns:w14="http://schemas.microsoft.com/office/word/2010/wordml" xmlns:w15="http://schemas.microsoft.com/office/word/2012/wordml" xmlns:w16se="http://schemas.microsoft.com/office/word/2015/wordml/symex" mc:Ignorable="w14 w15 w16se">
+  <w:docDefaults>
+    <w:rPrDefault>
+      <w:rPr>
+        <w:rFonts w:asciiTheme="minorHAnsi" w:eastAsiaTheme="minorEastAsia" w:hAnsiTheme="minorHAnsi" w:cstheme="minorBidi"/>
+        <w:sz w:val="22"/>
+        <w:szCs w:val="22"/>
+        <w:lang w:val="ru-RU" w:eastAsia="ru-RU" w:bidi="ar-SA"/>
+      </w:rPr>
+    </w:rPrDefault>
+    <w:pPrDefault>
+      <w:pPr>
+        <w:spacing w:after="160" w:line="259" w:lineRule="auto"/>
+      </w:pPr>
+    </w:pPrDefault>
+  </w:docDefaults>
+  <w:latentStyles w:defLockedState="0" w:defUIPriority="99" w:defSemiHidden="0" w:defUnhideWhenUsed="0" w:defQFormat="0" w:count="371">
+    <w:lsdException w:name="Normal" w:uiPriority="0" w:qFormat="1"/>
+    <w:lsdException w:name="heading 1" w:uiPriority="9" w:qFormat="1"/>
+    <w:lsdException w:name="heading 2" w:semiHidden="1" w:uiPriority="9" w:unhideWhenUsed="1" w:qFormat="1"/>
+    <w:lsdException w:name="heading 3" w:semiHidden="1" w:uiPriority="9" w:unhideWhenUsed="1" w:qFormat="1"/>
+    <w:lsdException w:name="heading 4" w:semiHidden="1" w:uiPriority="9" w:unhideWhenUsed="1" w:qFormat="1"/>
+    <w:lsdException w:name="heading 5" w:semiHidden="1" w:uiPriority="9" w:unhideWhenUsed="1" w:qFormat="1"/>
+    <w:lsdException w:name="heading 6" w:semiHidden="1" w:uiPriority="9" w:unhideWhenUsed="1" w:qFormat="1"/>
+    <w:lsdException w:name="heading 7" w:semiHidden="1" w:uiPriority="9" w:unhideWhenUsed="1" w:qFormat="1"/>
+    <w:lsdException w:name="heading 8" w:semiHidden="1" w:uiPriority="9" w:unhideWhenUsed="1" w:qFormat="1"/>
+    <w:lsdException w:name="heading 9" w:semiHidden="1" w:uiPriority="9" w:unhideWhenUsed="1" w:qFormat="1"/>
+    <w:lsdException w:name="index 1" w:semiHidden="1" w:unhideWhenUsed="1"/>
+    <w:lsdException w:name="index 2" w:semiHidden="1" w:unhideWhenUsed="1"/>
+    <w:lsdException w:name="index 3" w:semiHidden="1" w:unhideWhenUsed="1"/>
+    <w:lsdException w:name="index 4" w:semiHidden="1" w:unhideWhenUsed="1"/>
+    <w:lsdException w:name="index 5" w:semiHidden="1" w:unhideWhenUsed="1"/>
+    <w:lsdException w:name="index 6" w:semiHidden="1" w:unhideWhenUsed="1"/>
+    <w:lsdException w:name="index 7" w:semiHidden="1" w:unhideWhenUsed="1"/>
+    <w:lsdException w:name="index 8" w:semiHidden="1" w:unhideWhenUsed="1"/>
+    <w:lsdException w:name="index 9" w:semiHidden="1" w:unhideWhenUsed="1"/>
+    <w:lsdException w:name="toc 1" w:semiHidden="1" w:uiPriority="39" w:unhideWhenUsed="1"/>
+    <w:lsdException w:name="toc 2" w:semiHidden="1" w:uiPriority="39" w:unhideWhenUsed="1"/>
+    <w:lsdException w:name="toc 3" w:semiHidden="1" w:uiPriority="39" w:unhideWhenUsed="1"/>
+    <w:lsdException w:name="toc 4" w:semiHidden="1" w:uiPriority="39" w:unhideWhenUsed="1"/>
+    <w:lsdException w:name="toc 5" w:semiHidden="1" w:uiPriority="39" w:unhideWhenUsed="1"/>
+    <w:lsdException w:name="toc 6" w:semiHidden="1" w:uiPriority="39" w:unhideWhenUsed="1"/>
+    <w:lsdException w:name="toc 7" w:semiHidden="1" w:uiPriority="39" w:unhideWhenUsed="1"/>
+    <w:lsdException w:name="toc 8" w:semiHidden="1" w:uiPriority="39" w:unhideWhenUsed="1"/>
+    <w:lsdException w:name="toc 9" w:semiHidden="1" w:uiPriority="39" w:unhideWhenUsed="1"/>
+    <w:lsdException w:name="Normal Indent" w:semiHidden="1" w:unhideWhenUsed="1"/>
+    <w:lsdException w:name="footnote text" w:semiHidden="1" w:unhideWhenUsed="1"/>
+    <w:lsdException w:name="annotation text" w:semiHidden="1" w:unhideWhenUsed="1"/>
+    <w:lsdException w:name="header" w:semiHidden="1" w:unhideWhenUsed="1"/>
+    <w:lsdException w:name="footer" w:semiHidden="1" w:unhideWhenUsed="1"/>
+    <w:lsdException w:name="index heading" w:semiHidden="1" w:unhideWhenUsed="1"/>
+    <w:lsdException w:name="caption" w:semiHidden="1" w:uiPriority="35" w:unhideWhenUsed="1" w:qFormat="1"/>
+    <w:lsdException w:name="table of figures" w:semiHidden="1" w:unhideWhenUsed="1"/>
+    <w:lsdException w:name="envelope address" w:semiHidden="1" w:unhideWhenUsed="1"/>
+    <w:lsdException w:name="envelope return" w:semiHidden="1" w:unhideWhenUsed="1"/>
+    <w:lsdException w:name="footnote reference" w:semiHidden="1" w:unhideWhenUsed="1"/>
+    <w:lsdException w:name="annotation reference" w:semiHidden="1" w:unhideWhenUsed="1"/>
+    <w:lsdException w:name="line number" w:semiHidden="1" w:unhideWhenUsed="1"/>
+    <w:lsdException w:name="page number" w:semiHidden="1" w:unhideWhenUsed="1"/>
+    <w:lsdException w:name="endnote reference" w:semiHidden="1" w:unhideWhenUsed="1"/>
+    <w:lsdException w:name="endnote text" w:semiHidden="1" w:unhideWhenUsed="1"/>
+    <w:lsdException w:name="table of authorities" w:semiHidden="1" w:unhideWhenUsed="1"/>
+    <w:lsdException w:name="macro" w:semiHidden="1" w:unhideWhenUsed="1"/>
+    <w:lsdException w:name="toa heading" w:semiHidden="1" w:unhideWhenUsed="1"/>
+    <w:lsdException w:name="List" w:semiHidden="1" w:unhideWhenUsed="1"/>
+    <w:lsdException w:name="List Bullet" w:semiHidden="1" w:unhideWhenUsed="1"/>
+    <w:lsdException w:name="List Number" w:semiHidden="1" w:unhideWhenUsed="1"/>
+    <w:lsdException w:name="List 2" w:semiHidden="1" w:unhideWhenUsed="1"/>
+    <w:lsdException w:name="List 3" w:semiHidden="1" w:unhideWhenUsed="1"/>
+    <w:lsdException w:name="List 4" w:semiHidden="1" w:unhideWhenUsed="1"/>
+    <w:lsdException w:name="List 5" w:semiHidden="1" w:unhideWhenUsed="1"/>
+    <w:lsdException w:name="List Bullet 2" w:semiHidden="1" w:unhideWhenUsed="1"/>
+    <w:lsdException w:name="List Bullet 3" w:semiHidden="1" w:unhideWhenUsed="1"/>
+    <w:lsdException w:name="List Bullet 4" w:semiHidden="1" w:unhideWhenUsed="1"/>
+    <w:lsdException w:name="List Bullet 5" w:semiHidden="1" w:unhideWhenUsed="1"/>
+    <w:lsdException w:name="List Number 2" w:semiHidden="1" w:unhideWhenUsed="1"/>
+    <w:lsdException w:name="List Number 3" w:semiHidden="1" w:unhideWhenUsed="1"/>
+    <w:lsdException w:name="List Number 4" w:semiHidden="1" w:unhideWhenUsed="1"/>
+    <w:lsdException w:name="List Number 5" w:semiHidden="1" w:unhideWhenUsed="1"/>
+    <w:lsdException w:name="Title" w:uiPriority="10" w:qFormat="1"/>
+    <w:lsdException w:name="Closing" w:semiHidden="1" w:unhideWhenUsed="1"/>
+    <w:lsdException w:name="Signature" w:semiHidden="1" w:unhideWhenUsed="1"/>
+    <w:lsdException w:name="Default Paragraph Font" w:semiHidden="1" w:uiPriority="1" w:unhideWhenUsed="1"/>
+    <w:lsdException w:name="Body Text" w:semiHidden="1" w:unhideWhenUsed="1"/>
+    <w:lsdException w:name="Body Text Indent" w:semiHidden="1" w:unhideWhenUsed="1"/>
+    <w:lsdException w:name="List Continue" w:semiHidden="1" w:unhideWhenUsed="1"/>
+    <w:lsdException w:name="List Continue 2" w:semiHidden="1" w:unhideWhenUsed="1"/>
+    <w:lsdException w:name="List Continue 3" w:semiHidden="1" w:unhideWhenUsed="1"/>
+    <w:lsdException w:name="List Continue 4" w:semiHidden="1" w:unhideWhenUsed="1"/>
+    <w:lsdException w:name="List Continue 5" w:semiHidden="1" w:unhideWhenUsed="1"/>
+    <w:lsdException w:name="Message Header" w:semiHidden="1" w:unhideWhenUsed="1"/>
+    <w:lsdException w:name="Subtitle" w:uiPriority="11" w:qFormat="1"/>
+    <w:lsdException w:name="Salutation" w:semiHidden="1" w:unhideWhenUsed="1"/>
+    <w:lsdException w:name="Date" w:semiHidden="1" w:unhideWhenUsed="1"/>
+    <w:lsdException w:name="Body Text First Indent" w:semiHidden="1" w:unhideWhenUsed="1"/>
+    <w:lsdException w:name="Body Text First Indent 2" w:semiHidden="1" w:unhideWhenUsed="1"/>
+    <w:lsdException w:name="Note Heading" w:semiHidden="1" w:unhideWhenUsed="1"/>
+    <w:lsdException w:name="Body Text 2" w:semiHidden="1" w:unhideWhenUsed="1"/>
+    <w:lsdException w:name="Body Text 3" w:semiHidden="1" w:unhideWhenUsed="1"/>
+    <w:lsdException w:name="Body Text Indent 2" w:semiHidden="1" w:unhideWhenUsed="1"/>
+    <w:lsdException w:name="Body Text Indent 3" w:semiHidden="1" w:unhideWhenUsed="1"/>
+    <w:lsdException w:name="Block Text" w:semiHidden="1" w:unhideWhenUsed="1"/>
+    <w:lsdException w:name="Hyperlink" w:semiHidden="1" w:unhideWhenUsed="1"/>
+    <w:lsdException w:name="FollowedHyperlink" w:semiHidden="1" w:unhideWhenUsed="1"/>
+    <w:lsdException w:name="Strong" w:uiPriority="22" w:qFormat="1"/>
+    <w:lsdException w:name="Emphasis" w:uiPriority="20" w:qFormat="1"/>
+    <w:lsdException w:name="Document Map" w:semiHidden="1" w:unhideWhenUsed="1"/>
+    <w:lsdException w:name="Plain Text" w:semiHidden="1" w:unhideWhenUsed="1"/>
+    <w:lsdException w:name="E-mail Signature" w:semiHidden="1" w:unhideWhenUsed="1"/>
+    <w:lsdException w:name="HTML Top of Form" w:semiHidden="1" w:unhideWhenUsed="1"/>
+    <w:lsdException w:name="HTML Bottom of Form" w:semiHidden="1" w:unhideWhenUsed="1"/>
+    <w:lsdException w:name="Normal (Web)" w:semiHidden="1" w:unhideWhenUsed="1"/>
+    <w:lsdException w:name="HTML Acronym" w:semiHidden="1" w:unhideWhenUsed="1"/>
+    <w:lsdException w:name="HTML Address" w:semiHidden="1" w:unhideWhenUsed="1"/>
+    <w:lsdException w:name="HTML Cite" w:semiHidden="1" w:unhideWhenUsed="1"/>
+    <w:lsdException w:name="HTML Code" w:semiHidden="1" w:unhideWhenUsed="1"/>
+    <w:lsdException w:name="HTML Definition" w:semiHidden="1" w:unhideWhenUsed="1"/>
+    <w:lsdException w:name="HTML Keyboard" w:semiHidden="1" w:unhideWhenUsed="1"/>
+    <w:lsdException w:name="HTML Preformatted" w:semiHidden="1" w:unhideWhenUsed="1"/>
+    <w:lsdException w:name="HTML Sample" w:semiHidden="1" w:unhideWhenUsed="1"/>
+    <w:lsdException w:name="HTML Typewriter" w:semiHidden="1" w:unhideWhenUsed="1"/>
+    <w:lsdException w:name="HTML Variable" w:semiHidden="1" w:unhideWhenUsed="1"/>
+    <w:lsdException w:name="Normal Table" w:semiHidden="1" w:unhideWhenUsed="1"/>
+    <w:lsdException w:name="annotation subject" w:semiHidden="1" w:unhideWhenUsed="1"/>
+    <w:lsdException w:name="No List" w:semiHidden="1" w:unhideWhenUsed="1"/>
+    <w:lsdException w:name="Outline List 1" w:semiHidden="1" w:unhideWhenUsed="1"/>
+    <w:lsdException w:name="Outline List 2" w:semiHidden="1" w:unhideWhenUsed="1"/>
+    <w:lsdException w:name="Outline List 3" w:semiHidden="1" w:unhideWhenUsed="1"/>
+    <w:lsdException w:name="Table Simple 1" w:semiHidden="1" w:unhideWhenUsed="1"/>
+    <w:lsdException w:name="Table Simple 2" w:semiHidden="1" w:unhideWhenUsed="1"/>
+    <w:lsdException w:name="Table Simple 3" w:semiHidden="1" w:unhideWhenUsed="1"/>
+    <w:lsdException w:name="Table Classic 1" w:semiHidden="1" w:unhideWhenUsed="1"/>
+    <w:lsdException w:name="Table Classic 2" w:semiHidden="1" w:unhideWhenUsed="1"/>
+    <w:lsdException w:name="Table Classic 3" w:semiHidden="1" w:unhideWhenUsed="1"/>
+    <w:lsdException w:name="Table Classic 4" w:semiHidden="1" w:unhideWhenUsed="1"/>
+    <w:lsdException w:name="Table Colorful 1" w:semiHidden="1" w:unhideWhenUsed="1"/>
+    <w:lsdException w:name="Table Colorful 2" w:semiHidden="1" w:unhideWhenUsed="1"/>
+    <w:lsdException w:name="Table Colorful 3" w:semiHidden="1" w:unhideWhenUsed="1"/>
+    <w:lsdException w:name="Table Columns 1" w:semiHidden="1" w:unhideWhenUsed="1"/>
+    <w:lsdException w:name="Table Columns 2" w:semiHidden="1" w:unhideWhenUsed="1"/>
+    <w:lsdException w:name="Table Columns 3" w:semiHidden="1" w:unhideWhenUsed="1"/>
+    <w:lsdException w:name="Table Columns 4" w:semiHidden="1" w:unhideWhenUsed="1"/>
+    <w:lsdException w:name="Table Columns 5" w:semiHidden="1" w:unhideWhenUsed="1"/>
+    <w:lsdException w:name="Table Grid 1" w:semiHidden="1" w:unhideWhenUsed="1"/>
+    <w:lsdException w:name="Table Grid 2" w:semiHidden="1" w:unhideWhenUsed="1"/>
+    <w:lsdException w:name="Table Grid 3" w:semiHidden="1" w:unhideWhenUsed="1"/>
+    <w:lsdException w:name="Table Grid 4" w:semiHidden="1" w:unhideWhenUsed="1"/>
+    <w:lsdException w:name="Table Grid 5" w:semiHidden="1" w:unhideWhenUsed="1"/>
+    <w:lsdException w:name="Table Grid 6" w:semiHidden="1" w:unhideWhenUsed="1"/>
+    <w:lsdException w:name="Table Grid 7" w:semiHidden="1" w:unhideWhenUsed="1"/>
+    <w:lsdException w:name="Table Grid 8" w:semiHidden="1" w:unhideWhenUsed="1"/>
+    <w:lsdException w:name="Table List 1" w:semiHidden="1" w:unhideWhenUsed="1"/>
+    <w:lsdException w:name="Table List 2" w:semiHidden="1" w:unhideWhenUsed="1"/>
+    <w:lsdException w:name="Table List 3" w:semiHidden="1" w:unhideWhenUsed="1"/>
+    <w:lsdException w:name="Table List 4" w:semiHidden="1" w:unhideWhenUsed="1"/>
+    <w:lsdException w:name="Table List 5" w:semiHidden="1" w:unhideWhenUsed="1"/>
+    <w:lsdException w:name="Table List 6" w:semiHidden="1" w:unhideWhenUsed="1"/>
+    <w:lsdException w:name="Table List 7" w:semiHidden="1" w:unhideWhenUsed="1"/>
+    <w:lsdException w:name="Table List 8" w:semiHidden="1" w:unhideWhenUsed="1"/>
+    <w:lsdException w:name="Table 3D effects 1" w:semiHidden="1" w:unhideWhenUsed="1"/>
+    <w:lsdException w:name="Table 3D effects 2" w:semiHidden="1" w:unhideWhenUsed="1"/>
+    <w:lsdException w:name="Table 3D effects 3" w:semiHidden="1" w:unhideWhenUsed="1"/>
+    <w:lsdException w:name="Table Contemporary" w:semiHidden="1" w:unhideWhenUsed="1"/>
+    <w:lsdException w:name="Table Elegant" w:semiHidden="1" w:unhideWhenUsed="1"/>
+    <w:lsdException w:name="Table Professional" w:semiHidden="1" w:unhideWhenUsed="1"/>
+    <w:lsdException w:name="Table Subtle 1" w:semiHidden="1" w:unhideWhenUsed="1"/>
+    <w:lsdException w:name="Table Subtle 2" w:semiHidden="1" w:unhideWhenUsed="1"/>
+    <w:lsdException w:name="Table Web 1" w:semiHidden="1" w:unhideWhenUsed="1"/>
+    <w:lsdException w:name="Table Web 2" w:semiHidden="1" w:unhideWhenUsed="1"/>
+    <w:lsdException w:name="Table Web 3" w:semiHidden="1" w:unhideWhenUsed="1"/>
+    <w:lsdException w:name="Balloon Text" w:semiHidden="1" w:unhideWhenUsed="1"/>
+    <w:lsdException w:name="Table Grid" w:uiPriority="39"/>
+    <w:lsdException w:name="Table Theme" w:semiHidden="1" w:unhideWhenUsed="1"/>
+    <w:lsdException w:name="Placeholder Text" w:semiHidden="1"/>
+    <w:lsdException w:name="No Spacing" w:uiPriority="1" w:qFormat="1"/>
+    <w:lsdException w:name="Light Shading" w:uiPriority="60"/>
+    <w:lsdException w:name="Light List" w:uiPriority="61"/>
+    <w:lsdException w:name="Light Grid" w:uiPriority="62"/>
+    <w:lsdException w:name="Medium Shading 1" w:uiPriority="63"/>
+    <w:lsdException w:name="Medium Shading 2" w:uiPriority="64"/>
+    <w:lsdException w:name="Medium List 1" w:uiPriority="65"/>
+    <w:lsdException w:name="Medium List 2" w:uiPriority="66"/>
+    <w:lsdException w:name="Medium Grid 1" w:uiPriority="67"/>
+    <w:lsdException w:name="Medium Grid 2" w:uiPriority="68"/>
+    <w:lsdException w:name="Medium Grid 3" w:uiPriority="69"/>
+    <w:lsdException w:name="Dark List" w:uiPriority="70"/>
+    <w:lsdException w:name="Colorful Shading" w:uiPriority="71"/>
+    <w:lsdException w:name="Colorful List" w:uiPriority="72"/>
+    <w:lsdException w:name="Colorful Grid" w:uiPriority="73"/>
+    <w:lsdException w:name="Light Shading Accent 1" w:uiPriority="60"/>
+    <w:lsdException w:name="Light List Accent 1" w:uiPriority="61"/>
+    <w:lsdException w:name="Light Grid Accent 1" w:uiPriority="62"/>
+    <w:lsdException w:name="Medium Shading 1 Accent 1" w:uiPriority="63"/>
+    <w:lsdException w:name="Medium Shading 2 Accent 1" w:uiPriority="64"/>
+    <w:lsdException w:name="Medium List 1 Accent 1" w:uiPriority="65"/>
+    <w:lsdException w:name="Revision" w:semiHidden="1"/>
+    <w:lsdException w:name="List Paragraph" w:uiPriority="34" w:qFormat="1"/>
+    <w:lsdException w:name="Quote" w:uiPriority="29" w:qFormat="1"/>
+    <w:lsdException w:name="Intense Quote" w:uiPriority="30" w:qFormat="1"/>
+    <w:lsdException w:name="Medium List 2 Accent 1" w:uiPriority="66"/>
+    <w:lsdException w:name="Medium Grid 1 Accent 1" w:uiPriority="67"/>
+    <w:lsdException w:name="Medium Grid 2 Accent 1" w:uiPriority="68"/>
+    <w:lsdException w:name="Medium Grid 3 Accent 1" w:uiPriority="69"/>
+    <w:lsdException w:name="Dark List Accent 1" w:uiPriority="70"/>
+    <w:lsdException w:name="Colorful Shading Accent 1" w:uiPriority="71"/>
+    <w:lsdException w:name="Colorful List Accent 1" w:uiPriority="72"/>
+    <w:lsdException w:name="Colorful Grid Accent 1" w:uiPriority="73"/>
+    <w:lsdException w:name="Light Shading Accent 2" w:uiPriority="60"/>
+    <w:lsdException w:name="Light List Accent 2" w:uiPriority="61"/>
+    <w:lsdException w:name="Light Grid Accent 2" w:uiPriority="62"/>
+    <w:lsdException w:name="Medium Shading 1 Accent 2" w:uiPriority="63"/>
+    <w:lsdException w:name="Medium Shading 2 Accent 2" w:uiPriority="64"/>
+    <w:lsdException w:name="Medium List 1 Accent 2" w:uiPriority="65"/>
+    <w:lsdException w:name="Medium List 2 Accent 2" w:uiPriority="66"/>
+    <w:lsdException w:name="Medium Grid 1 Accent 2" w:uiPriority="67"/>
+    <w:lsdException w:name="Medium Grid 2 Accent 2" w:uiPriority="68"/>
+    <w:lsdException w:name="Medium Grid 3 Accent 2" w:uiPriority="69"/>
+    <w:lsdException w:name="Dark List Accent 2" w:uiPriority="70"/>
+    <w:lsdException w:name="Colorful Shading Accent 2" w:uiPriority="71"/>
+    <w:lsdException w:name="Colorful List Accent 2" w:uiPriority="72"/>
+    <w:lsdException w:name="Colorful Grid Accent 2" w:uiPriority="73"/>
+    <w:lsdException w:name="Light Shading Accent 3" w:uiPriority="60"/>
+    <w:lsdException w:name="Light List Accent 3" w:uiPriority="61"/>
+    <w:lsdException w:name="Light Grid Accent 3" w:uiPriority="62"/>
+    <w:lsdException w:name="Medium Shading 1 Accent 3" w:uiPriority="63"/>
+    <w:lsdException w:name="Medium Shading 2 Accent 3" w:uiPriority="64"/>
+    <w:lsdException w:name="Medium List 1 Accent 3" w:uiPriority="65"/>
+    <w:lsdException w:name="Medium List 2 Accent 3" w:uiPriority="66"/>
+    <w:lsdException w:name="Medium Grid 1 Accent 3" w:uiPriority="67"/>
+    <w:lsdException w:name="Medium Grid 2 Accent 3" w:uiPriority="68"/>
+    <w:lsdException w:name="Medium Grid 3 Accent 3" w:uiPriority="69"/>
+    <w:lsdException w:name="Dark List Accent 3" w:uiPriority="70"/>
+    <w:lsdException w:name="Colorful Shading Accent 3" w:uiPriority="71"/>
+    <w:lsdException w:name="Colorful List Accent 3" w:uiPriority="72"/>
+    <w:lsdException w:name="Colorful Grid Accent 3" w:uiPriority="73"/>
+    <w:lsdException w:name="Light Shading Accent 4" w:uiPriority="60"/>
+    <w:lsdException w:name="Light List Accent 4" w:uiPriority="61"/>
+    <w:lsdException w:name="Light Grid Accent 4" w:uiPriority="62"/>
+    <w:lsdException w:name="Medium Shading 1 Accent 4" w:uiPriority="63"/>
+    <w:lsdException w:name="Medium Shading 2 Accent 4" w:uiPriority="64"/>
+    <w:lsdException w:name="Medium List 1 Accent 4" w:uiPriority="65"/>
+    <w:lsdException w:name="Medium List 2 Accent 4" w:uiPriority="66"/>
+    <w:lsdException w:name="Medium Grid 1 Accent 4" w:uiPriority="67"/>
+    <w:lsdException w:name="Medium Grid 2 Accent 4" w:uiPriority="68"/>
+    <w:lsdException w:name="Medium Grid 3 Accent 4" w:uiPriority="69"/>
+    <w:lsdException w:name="Dark List Accent 4" w:uiPriority="70"/>
+    <w:lsdException w:name="Colorful Shading Accent 4" w:uiPriority="71"/>
+    <w:lsdException w:name="Colorful List Accent 4" w:uiPriority="72"/>
+    <w:lsdException w:name="Colorful Grid Accent 4" w:uiPriority="73"/>
+    <w:lsdException w:name="Light Shading Accent 5" w:uiPriority="60"/>
+    <w:lsdException w:name="Light List Accent 5" w:uiPriority="61"/>
+    <w:lsdException w:name="Light Grid Accent 5" w:uiPriority="62"/>
+    <w:lsdException w:name="Medium Shading 1 Accent 5" w:uiPriority="63"/>
+    <w:lsdException w:name="Medium Shading 2 Accent 5" w:uiPriority="64"/>
+    <w:lsdException w:name="Medium List 1 Accent 5" w:uiPriority="65"/>
+    <w:lsdException w:name="Medium List 2 Accent 5" w:uiPriority="66"/>
+    <w:lsdException w:name="Medium Grid 1 Accent 5" w:uiPriority="67"/>
+    <w:lsdException w:name="Medium Grid 2 Accent 5" w:uiPriority="68"/>
+    <w:lsdException w:name="Medium Grid 3 Accent 5" w:uiPriority="69"/>
+    <w:lsdException w:name="Dark List Accent 5" w:uiPriority="70"/>
+    <w:lsdException w:name="Colorful Shading Accent 5" w:uiPriority="71"/>
+    <w:lsdException w:name="Colorful List Accent 5" w:uiPriority="72"/>
+    <w:lsdException w:name="Colorful Grid Accent 5" w:uiPriority="73"/>
+    <w:lsdException w:name="Light Shading Accent 6" w:uiPriority="60"/>
+    <w:lsdException w:name="Light List Accent 6" w:uiPriority="61"/>
+    <w:lsdException w:name="Light Grid Accent 6" w:uiPriority="62"/>
+    <w:lsdException w:name="Medium Shading 1 Accent 6" w:uiPriority="63"/>
+    <w:lsdException w:name="Medium Shading 2 Accent 6" w:uiPriority="64"/>
+    <w:lsdException w:name="Medium List 1 Accent 6" w:uiPriority="65"/>
+    <w:lsdException w:name="Medium List 2 Accent 6" w:uiPriority="66"/>
+    <w:lsdException w:name="Medium Grid 1 Accent 6" w:uiPriority="67"/>
+    <w:lsdException w:name="Medium Grid 2 Accent 6" w:uiPriority="68"/>
+    <w:lsdException w:name="Medium Grid 3 Accent 6" w:uiPriority="69"/>
+    <w:lsdException w:name="Dark List Accent 6" w:uiPriority="70"/>
+    <w:lsdException w:name="Colorful Shading Accent 6" w:uiPriority="71"/>
+    <w:lsdException w:name="Colorful List Accent 6" w:uiPriority="72"/>
+    <w:lsdException w:name="Colorful Grid Accent 6" w:uiPriority="73"/>
+    <w:lsdException w:name="Subtle Emphasis" w:uiPriority="19" w:qFormat="1"/>
+    <w:lsdException w:name="Intense Emphasis" w:uiPriority="21" w:qFormat="1"/>
+    <w:lsdException w:name="Subtle Reference" w:uiPriority="31" w:qFormat="1"/>
+    <w:lsdException w:name="Intense Reference" w:uiPriority="32" w:qFormat="1"/>
+    <w:lsdException w:name="Book Title" w:uiPriority="33" w:qFormat="1"/>
+    <w:lsdException w:name="Bibliography" w:semiHidden="1" w:uiPriority="37" w:unhideWhenUsed="1"/>
+    <w:lsdException w:name="TOC Heading" w:semiHidden="1" w:uiPriority="39" w:unhideWhenUsed="1" w:qFormat="1"/>
+    <w:lsdException w:name="Plain Table 1" w:uiPriority="41"/>
+    <w:lsdException w:name="Plain Table 2" w:uiPriority="42"/>
+    <w:lsdException w:name="Plain Table 3" w:uiPriority="43"/>
+    <w:lsdException w:name="Plain Table 4" w:uiPriority="44"/>
+    <w:lsdException w:name="Plain Table 5" w:uiPriority="45"/>
+    <w:lsdException w:name="Grid Table Light" w:uiPriority="40"/>
+    <w:lsdException w:name="Grid Table 1 Light" w:uiPriority="46"/>
+    <w:lsdException w:name="Grid Table 2" w:uiPriority="47"/>
+    <w:lsdException w:name="Grid Table 3" w:uiPriority="48"/>
+    <w:lsdException w:name="Grid Table 4" w:uiPriority="49"/>
+    <w:lsdException w:name="Grid Table 5 Dark" w:uiPriority="50"/>
+    <w:lsdException w:name="Grid Table 6 Colorful" w:uiPriority="51"/>
+    <w:lsdException w:name="Grid Table 7 Colorful" w:uiPriority="52"/>
+    <w:lsdException w:name="Grid Table 1 Light Accent 1" w:uiPriority="46"/>
+    <w:lsdException w:name="Grid Table 2 Accent 1" w:uiPriority="47"/>
+    <w:lsdException w:name="Grid Table 3 Accent 1" w:uiPriority="48"/>
+    <w:lsdException w:name="Grid Table 4 Accent 1" w:uiPriority="49"/>
+    <w:lsdException w:name="Grid Table 5 Dark Accent 1" w:uiPriority="50"/>
+    <w:lsdException w:name="Grid Table 6 Colorful Accent 1" w:uiPriority="51"/>
+    <w:lsdException w:name="Grid Table 7 Colorful Accent 1" w:uiPriority="52"/>
+    <w:lsdException w:name="Grid Table 1 Light Accent 2" w:uiPriority="46"/>
+    <w:lsdException w:name="Grid Table 2 Accent 2" w:uiPriority="47"/>
+    <w:lsdException w:name="Grid Table 3 Accent 2" w:uiPriority="48"/>
+    <w:lsdException w:name="Grid Table 4 Accent 2" w:uiPriority="49"/>
+    <w:lsdException w:name="Grid Table 5 Dark Accent 2" w:uiPriority="50"/>
+    <w:lsdException w:name="Grid Table 6 Colorful Accent 2" w:uiPriority="51"/>
+    <w:lsdException w:name="Grid Table 7 Colorful Accent 2" w:uiPriority="52"/>
+    <w:lsdException w:name="Grid Table 1 Light Accent 3" w:uiPriority="46"/>
+    <w:lsdException w:name="Grid Table 2 Accent 3" w:uiPriority="47"/>
+    <w:lsdException w:name="Grid Table 3 Accent 3" w:uiPriority="48"/>
+    <w:lsdException w:name="Grid Table 4 Accent 3" w:uiPriority="49"/>
+    <w:lsdException w:name="Grid Table 5 Dark Accent 3" w:uiPriority="50"/>
+    <w:lsdException w:name="Grid Table 6 Colorful Accent 3" w:uiPriority="51"/>
+    <w:lsdException w:name="Grid Table 7 Colorful Accent 3" w:uiPriority="52"/>
+    <w:lsdException w:name="Grid Table 1 Light Accent 4" w:uiPriority="46"/>
+    <w:lsdException w:name="Grid Table 2 Accent 4" w:uiPriority="47"/>
+    <w:lsdException w:name="Grid Table 3 Accent 4" w:uiPriority="48"/>
+    <w:lsdException w:name="Grid Table 4 Accent 4" w:uiPriority="49"/>
+    <w:lsdException w:name="Grid Table 5 Dark Accent 4" w:uiPriority="50"/>
+    <w:lsdException w:name="Grid Table 6 Colorful Accent 4" w:uiPriority="51"/>
+    <w:lsdException w:name="Grid Table 7 Colorful Accent 4" w:uiPriority="52"/>
+    <w:lsdException w:name="Grid Table 1 Light Accent 5" w:uiPriority="46"/>
+    <w:lsdException w:name="Grid Table 2 Accent 5" w:uiPriority="47"/>
+    <w:lsdException w:name="Grid Table 3 Accent 5" w:uiPriority="48"/>
+    <w:lsdException w:name="Grid Table 4 Accent 5" w:uiPriority="49"/>
+    <w:lsdException w:name="Grid Table 5 Dark Accent 5" w:uiPriority="50"/>
+    <w:lsdException w:name="Grid Table 6 Colorful Accent 5" w:uiPriority="51"/>
+    <w:lsdException w:name="Grid Table 7 Colorful Accent 5" w:uiPriority="52"/>
+    <w:lsdException w:name="Grid Table 1 Light Accent 6" w:uiPriority="46"/>
+    <w:lsdException w:name="Grid Table 2 Accent 6" w:uiPriority="47"/>
+    <w:lsdException w:name="Grid Table 3 Accent 6" w:uiPriority="48"/>
+    <w:lsdException w:name="Grid Table 4 Accent 6" w:uiPriority="49"/>
+    <w:lsdException w:name="Grid Table 5 Dark Accent 6" w:uiPriority="50"/>
+    <w:lsdException w:name="Grid Table 6 Colorful Accent 6" w:uiPriority="51"/>
+    <w:lsdException w:name="Grid Table 7 Colorful Accent 6" w:uiPriority="52"/>
+    <w:lsdException w:name="List Table 1 Light" w:uiPriority="46"/>
+    <w:lsdException w:name="List Table 2" w:uiPriority="47"/>
+    <w:lsdException w:name="List Table 3" w:uiPriority="48"/>
+    <w:lsdException w:name="List Table 4" w:uiPriority="49"/>
+    <w:lsdException w:name="List Table 5 Dark" w:uiPriority="50"/>
+    <w:lsdException w:name="List Table 6 Colorful" w:uiPriority="51"/>
+    <w:lsdException w:name="List Table 7 Colorful" w:uiPriority="52"/>
+    <w:lsdException w:name="List Table 1 Light Accent 1" w:uiPriority="46"/>
+    <w:lsdException w:name="List Table 2 Accent 1" w:uiPriority="47"/>
+    <w:lsdException w:name="List Table 3 Accent 1" w:uiPriority="48"/>
+    <w:lsdException w:name="List Table 4 Accent 1" w:uiPriority="49"/>
+    <w:lsdException w:name="List Table 5 Dark Accent 1" w:uiPriority="50"/>
+    <w:lsdException w:name="List Table 6 Colorful Accent 1" w:uiPriority="51"/>
+    <w:lsdException w:name="List Table 7 Colorful Accent 1" w:uiPriority="52"/>
+    <w:lsdException w:name="List Table 1 Light Accent 2" w:uiPriority="46"/>
+    <w:lsdException w:name="List Table 2 Accent 2" w:uiPriority="47"/>
+    <w:lsdException w:name="List Table 3 Accent 2" w:uiPriority="48"/>
+    <w:lsdException w:name="List Table 4 Accent 2" w:uiPriority="49"/>
+    <w:lsdException w:name="List Table 5 Dark Accent 2" w:uiPriority="50"/>
+    <w:lsdException w:name="List Table 6 Colorful Accent 2" w:uiPriority="51"/>
+    <w:lsdException w:name="List Table 7 Colorful Accent 2" w:uiPriority="52"/>
+    <w:lsdException w:name="List Table 1 Light Accent 3" w:uiPriority="46"/>
+    <w:lsdException w:name="List Table 2 Accent 3" w:uiPriority="47"/>
+    <w:lsdException w:name="List Table 3 Accent 3" w:uiPriority="48"/>
+    <w:lsdException w:name="List Table 4 Accent 3" w:uiPriority="49"/>
+    <w:lsdException w:name="List Table 5 Dark Accent 3" w:uiPriority="50"/>
+    <w:lsdException w:name="List Table 6 Colorful Accent 3" w:uiPriority="51"/>
+    <w:lsdException w:name="List Table 7 Colorful Accent 3" w:uiPriority="52"/>
+    <w:lsdException w:name="List Table 1 Light Accent 4" w:uiPriority="46"/>
+    <w:lsdException w:name="List Table 2 Accent 4" w:uiPriority="47"/>
+    <w:lsdException w:name="List Table 3 Accent 4" w:uiPriority="48"/>
+    <w:lsdException w:name="List Table 4 Accent 4" w:uiPriority="49"/>
+    <w:lsdException w:name="List Table 5 Dark Accent 4" w:uiPriority="50"/>
+    <w:lsdException w:name="List Table 6 Colorful Accent 4" w:uiPriority="51"/>
+    <w:lsdException w:name="List Table 7 Colorful Accent 4" w:uiPriority="52"/>
+    <w:lsdException w:name="List Table 1 Light Accent 5" w:uiPriority="46"/>
+    <w:lsdException w:name="List Table 2 Accent 5" w:uiPriority="47"/>
+    <w:lsdException w:name="List Table 3 Accent 5" w:uiPriority="48"/>
+    <w:lsdException w:name="List Table 4 Accent 5" w:uiPriority="49"/>
+    <w:lsdException w:name="List Table 5 Dark Accent 5" w:uiPriority="50"/>
+    <w:lsdException w:name="List Table 6 Colorful Accent 5" w:uiPriority="51"/>
+    <w:lsdException w:name="List Table 7 Colorful Accent 5" w:uiPriority="52"/>
+    <w:lsdException w:name="List Table 1 Light Accent 6" w:uiPriority="46"/>
+    <w:lsdException w:name="List Table 2 Accent 6" w:uiPriority="47"/>
+    <w:lsdException w:name="List Table 3 Accent 6" w:uiPriority="48"/>
+    <w:lsdException w:name="List Table 4 Accent 6" w:uiPriority="49"/>
+    <w:lsdException w:name="List Table 5 Dark Accent 6" w:uiPriority="50"/>
+    <w:lsdException w:name="List Table 6 Colorful Accent 6" w:uiPriority="51"/>
+    <w:lsdException w:name="List Table 7 Colorful Accent 6" w:uiPriority="52"/>
+  </w:latentStyles>
+  <w:style w:type="paragraph" w:default="1" w:styleId="a">
+    <w:name w:val="Normal"/>
+    <w:qFormat/>
+  </w:style>
+  <w:style w:type="character" w:default="1" w:styleId="a0">
+    <w:name w:val="Default Paragraph Font"/>
+    <w:uiPriority w:val="1"/>
+    <w:semiHidden/>
+    <w:unhideWhenUsed/>
+  </w:style>
+  <w:style w:type="table" w:default="1" w:styleId="a1">
+    <w:name w:val="Normal Table"/>
+    <w:uiPriority w:val="99"/>
+    <w:semiHidden/>
+    <w:unhideWhenUsed/>
+    <w:tblPr>
+      <w:tblInd w:w="0" w:type="dxa"/>
+      <w:tblCellMar>
+        <w:top w:w="0" w:type="dxa"/>
+        <w:left w:w="108" w:type="dxa"/>
+        <w:bottom w:w="0" w:type="dxa"/>
+        <w:right w:w="108" w:type="dxa"/>
+      </w:tblCellMar>
+    </w:tblPr>
+  </w:style>
+  <w:style w:type="numbering" w:default="1" w:styleId="a2">
+    <w:name w:val="No List"/>
+    <w:uiPriority w:val="99"/>
+    <w:semiHidden/>
+    <w:unhideWhenUsed/>
+  </w:style>
+  <w:style w:type="character" w:styleId="a3">
+    <w:name w:val="Placeholder Text"/>
+    <w:basedOn w:val="a0"/>
+    <w:uiPriority w:val="99"/>
+    <w:semiHidden/>
+    <w:rsid w:val="00EF632B"/>
+    <w:rPr>
+      <w:color w:val="808080"/>
+    </w:rPr>
+  </w:style>
+</w:styles>
+</file>
+
+<file path=word/glossary/webSettings.xml><?xml version="1.0" encoding="utf-8"?>
+<w:webSettings xmlns:mc="http://schemas.openxmlformats.org/markup-compatibility/2006" xmlns:r="http://schemas.openxmlformats.org/officeDocument/2006/relationships" xmlns:w="http://schemas.openxmlformats.org/wordprocessingml/2006/main" xmlns:w14="http://schemas.microsoft.com/office/word/2010/wordml" xmlns:w15="http://schemas.microsoft.com/office/word/2012/wordml" xmlns:w16se="http://schemas.microsoft.com/office/word/2015/wordml/symex" mc:Ignorable="w14 w15 w16se">
+  <w:optimizeForBrowser/>
+  <w:allowPNG/>
+</w:webSettings>
 </file>
 
 <file path=word/theme/theme1.xml><?xml version="1.0" encoding="utf-8"?>
@@ -16594,7 +18908,7 @@
 </file>
 
 <file path=customXml/itemProps1.xml><?xml version="1.0" encoding="utf-8"?>
-<ds:datastoreItem xmlns:ds="http://schemas.openxmlformats.org/officeDocument/2006/customXml" ds:itemID="{BCD528EB-6A1E-4786-B302-B849103977DF}">
+<ds:datastoreItem xmlns:ds="http://schemas.openxmlformats.org/officeDocument/2006/customXml" ds:itemID="{8C63688B-36D5-40B6-BAC0-6C2455A88F25}">
   <ds:schemaRefs>
     <ds:schemaRef ds:uri="http://schemas.openxmlformats.org/officeDocument/2006/bibliography"/>
   </ds:schemaRefs>

--- a/учебная_ознакомительная_практика_отчет.docx
+++ b/учебная_ознакомительная_практика_отчет.docx
@@ -3952,12 +3952,16 @@
         <w:pStyle w:val="a9"/>
       </w:pPr>
       <w:r>
-        <w:t>Цель работы: Создать интерактивное приложение с графическим интерфейсом, которое решает транспортную задачу методами северо-западного угла и МОДИ с пошаговой визуализацией каждой итерации оптимизации решения.</w:t>
-      </w:r>
-    </w:p>
-    <w:p>
-      <w:pPr>
-        <w:pStyle w:val="a9"/>
+        <w:t>Цель работы: с</w:t>
+      </w:r>
+      <w:r>
+        <w:t>оздать интерактивное приложение с графическим интерфейсом, которое решает транспортную задачу методами северо-западного угла и МОДИ с пошаговой визуализацией каждой итерации оптимизации решения.</w:t>
+      </w:r>
+    </w:p>
+    <w:p>
+      <w:pPr>
+        <w:pStyle w:val="a9"/>
+        <w:ind w:left="708" w:firstLine="0"/>
         <w:jc w:val="left"/>
       </w:pPr>
       <w:r>
@@ -3968,17 +3972,23 @@
         <w:t>– изучить математическую модель транспортной задачи, включая условия баланса, вырожденные планы и критерии оптимальности</w:t>
       </w:r>
       <w:r>
+        <w:t>;</w:t>
+      </w:r>
+      <w:r>
         <w:br/>
         <w:t>–</w:t>
       </w:r>
       <w:r>
         <w:t xml:space="preserve"> разработать арифметическое ядро приложения, позволяющее искать решение транспортной задачи с использованием методов северо-западного угла и метода потенциалов (МОДИ)</w:t>
       </w:r>
-    </w:p>
-    <w:p>
-      <w:pPr>
-        <w:pStyle w:val="a9"/>
-        <w:ind w:firstLine="0"/>
+      <w:r>
+        <w:t>;</w:t>
+      </w:r>
+    </w:p>
+    <w:p>
+      <w:pPr>
+        <w:pStyle w:val="a9"/>
+        <w:ind w:left="708" w:firstLine="0"/>
         <w:jc w:val="left"/>
       </w:pPr>
       <w:r>
@@ -3986,10 +3996,16 @@
       </w:r>
       <w:r>
         <w:t xml:space="preserve"> удобный графический интерфейс программы, реализовать загрузку исходных данных из файла</w:t>
+      </w:r>
+      <w:r>
+        <w:t>;</w:t>
       </w:r>
       <w:r>
         <w:br/>
         <w:t>– протестировать программу на сбалансированных, несбалансированных и вырожденных примерах, убедиться в корректности получаемых решений</w:t>
+      </w:r>
+      <w:r>
+        <w:t>;</w:t>
       </w:r>
       <w:r>
         <w:br/>
@@ -4038,7 +4054,10 @@
         <w:pStyle w:val="a9"/>
       </w:pPr>
       <w:r>
-        <w:t xml:space="preserve">Постановка задачи: Имеется </w:t>
+        <w:t>Постановка задачи: и</w:t>
+      </w:r>
+      <w:r>
+        <w:t xml:space="preserve">меется </w:t>
       </w:r>
       <w:r>
         <w:rPr>
@@ -4429,6 +4448,58 @@
     <w:p>
       <w:pPr>
         <w:pStyle w:val="a9"/>
+        <w:ind w:firstLine="0"/>
+        <w:rPr>
+          <w:rFonts w:eastAsiaTheme="minorEastAsia"/>
+        </w:rPr>
+      </w:pPr>
+      <w:r>
+        <w:rPr>
+          <w:rFonts w:eastAsiaTheme="minorEastAsia"/>
+        </w:rPr>
+        <w:tab/>
+      </w:r>
+      <w:r>
+        <w:rPr>
+          <w:rFonts w:eastAsiaTheme="minorEastAsia"/>
+          <w:lang w:val="en-US"/>
+        </w:rPr>
+        <w:t>m</w:t>
+      </w:r>
+      <w:r>
+        <w:rPr>
+          <w:rFonts w:eastAsiaTheme="minorEastAsia"/>
+        </w:rPr>
+        <w:t xml:space="preserve"> </w:t>
+      </w:r>
+      <w:r>
+        <w:rPr>
+          <w:rFonts w:eastAsiaTheme="minorEastAsia"/>
+        </w:rPr>
+        <w:t>–</w:t>
+      </w:r>
+      <w:r>
+        <w:rPr>
+          <w:rFonts w:eastAsiaTheme="minorEastAsia"/>
+        </w:rPr>
+        <w:t xml:space="preserve"> </w:t>
+      </w:r>
+      <w:r>
+        <w:rPr>
+          <w:rFonts w:eastAsiaTheme="minorEastAsia"/>
+        </w:rPr>
+        <w:t>количество поставщиков</w:t>
+      </w:r>
+      <w:r>
+        <w:rPr>
+          <w:rFonts w:eastAsiaTheme="minorEastAsia"/>
+        </w:rPr>
+        <w:t>;</w:t>
+      </w:r>
+    </w:p>
+    <w:p>
+      <w:pPr>
+        <w:pStyle w:val="a9"/>
         <w:rPr>
           <w:rFonts w:eastAsiaTheme="minorEastAsia"/>
         </w:rPr>
@@ -4483,6 +4554,51 @@
           <w:rFonts w:eastAsiaTheme="minorEastAsia"/>
           <w:lang w:val="en-US"/>
         </w:rPr>
+        <w:t>n</w:t>
+      </w:r>
+      <w:r>
+        <w:rPr>
+          <w:rFonts w:eastAsiaTheme="minorEastAsia"/>
+        </w:rPr>
+        <w:t xml:space="preserve"> </w:t>
+      </w:r>
+      <w:r>
+        <w:rPr>
+          <w:rFonts w:eastAsiaTheme="minorEastAsia"/>
+        </w:rPr>
+        <w:t>–</w:t>
+      </w:r>
+      <w:r>
+        <w:rPr>
+          <w:rFonts w:eastAsiaTheme="minorEastAsia"/>
+        </w:rPr>
+        <w:t xml:space="preserve"> </w:t>
+      </w:r>
+      <w:r>
+        <w:rPr>
+          <w:rFonts w:eastAsiaTheme="minorEastAsia"/>
+        </w:rPr>
+        <w:t>количество потребителей</w:t>
+      </w:r>
+      <w:r>
+        <w:rPr>
+          <w:rFonts w:eastAsiaTheme="minorEastAsia"/>
+        </w:rPr>
+        <w:t>;</w:t>
+      </w:r>
+    </w:p>
+    <w:p>
+      <w:pPr>
+        <w:pStyle w:val="a9"/>
+        <w:rPr>
+          <w:rFonts w:eastAsiaTheme="minorEastAsia"/>
+        </w:rPr>
+      </w:pPr>
+      <w:r>
+        <w:rPr>
+          <w:rFonts w:eastAsiaTheme="minorEastAsia"/>
+          <w:lang w:val="en-US"/>
+        </w:rPr>
         <w:t>c</w:t>
       </w:r>
       <w:r>
@@ -4546,15 +4662,14 @@
         <w:rPr>
           <w:rFonts w:eastAsiaTheme="minorEastAsia"/>
         </w:rPr>
-        <w:t>;</w:t>
-      </w:r>
-    </w:p>
-    <w:p>
-      <w:pPr>
-        <w:pStyle w:val="a9"/>
-        <w:rPr>
-          <w:rFonts w:eastAsiaTheme="minorEastAsia"/>
-          <w:lang w:val="en-US"/>
+        <w:t>.</w:t>
+      </w:r>
+    </w:p>
+    <w:p>
+      <w:pPr>
+        <w:pStyle w:val="a9"/>
+        <w:rPr>
+          <w:rFonts w:eastAsiaTheme="minorEastAsia"/>
         </w:rPr>
       </w:pPr>
       <w:r>
@@ -4591,7 +4706,6 @@
       <w:r>
         <w:rPr>
           <w:rFonts w:eastAsiaTheme="minorEastAsia"/>
-          <w:lang w:val="en-US"/>
         </w:rPr>
         <w:t>;</w:t>
       </w:r>
@@ -4918,7 +5032,7 @@
         <w:rPr>
           <w:rFonts w:eastAsiaTheme="minorEastAsia"/>
         </w:rPr>
-        <w:t>;</w:t>
+        <w:t>.</w:t>
       </w:r>
     </w:p>
     <w:p>
@@ -5153,6 +5267,7 @@
           <w:rFonts w:eastAsiaTheme="minorEastAsia"/>
           <w:lang w:val="en-US"/>
         </w:rPr>
+        <w:lastRenderedPageBreak/>
         <w:t>x</w:t>
       </w:r>
       <w:r>
@@ -5216,22 +5331,27 @@
         <w:rPr>
           <w:rFonts w:eastAsiaTheme="minorEastAsia"/>
         </w:rPr>
-        <w:t>;</w:t>
-      </w:r>
-    </w:p>
-    <w:p>
-      <w:pPr>
-        <w:pStyle w:val="a9"/>
-        <w:rPr>
-          <w:rFonts w:eastAsiaTheme="minorEastAsia"/>
-        </w:rPr>
-      </w:pPr>
-      <w:r>
-        <w:rPr>
-          <w:rFonts w:eastAsiaTheme="minorEastAsia"/>
-        </w:rPr>
-        <w:lastRenderedPageBreak/>
+        <w:t>.</w:t>
+      </w:r>
+    </w:p>
+    <w:p>
+      <w:pPr>
+        <w:pStyle w:val="a9"/>
+        <w:rPr>
+          <w:rFonts w:eastAsiaTheme="minorEastAsia"/>
+        </w:rPr>
+      </w:pPr>
+      <w:r>
+        <w:rPr>
+          <w:rFonts w:eastAsiaTheme="minorEastAsia"/>
+        </w:rPr>
         <w:t>в) все перевозки были неотрицательными</w:t>
+      </w:r>
+      <w:r>
+        <w:rPr>
+          <w:rFonts w:eastAsiaTheme="minorEastAsia"/>
+        </w:rPr>
+        <w:t xml:space="preserve"> </w:t>
       </w:r>
       <w:r>
         <w:rPr>
@@ -5381,7 +5501,7 @@
         <w:rPr>
           <w:rFonts w:eastAsiaTheme="minorEastAsia"/>
         </w:rPr>
-        <w:t>;</w:t>
+        <w:t>.</w:t>
       </w:r>
     </w:p>
     <w:p>
@@ -5682,7 +5802,7 @@
         <w:rPr>
           <w:rFonts w:eastAsiaTheme="minorEastAsia"/>
         </w:rPr>
-        <w:t>;</w:t>
+        <w:t>.</w:t>
       </w:r>
     </w:p>
     <w:p>
@@ -5706,6 +5826,9 @@
       </w:r>
       <w:r>
         <w:t>дальнейшего решения</w:t>
+      </w:r>
+      <w:r>
+        <w:t xml:space="preserve"> [3]</w:t>
       </w:r>
       <w:r>
         <w:t xml:space="preserve">. </w:t>
@@ -5971,7 +6094,13 @@
         <w:rPr>
           <w:rFonts w:eastAsiaTheme="minorEastAsia"/>
         </w:rPr>
-        <w:t>пример сбалансированной транспортной задачи.</w:t>
+        <w:t>пример сбала</w:t>
+      </w:r>
+      <w:r>
+        <w:rPr>
+          <w:rFonts w:eastAsiaTheme="minorEastAsia"/>
+        </w:rPr>
+        <w:t>нсированной транспортной задачи</w:t>
       </w:r>
     </w:p>
     <w:tbl>
@@ -6007,6 +6136,8 @@
           <w:p>
             <w:pPr>
               <w:pStyle w:val="a9"/>
+              <w:ind w:firstLine="0"/>
+              <w:jc w:val="center"/>
               <w:rPr>
                 <w:i/>
               </w:rPr>
@@ -6051,6 +6182,8 @@
           <w:p>
             <w:pPr>
               <w:pStyle w:val="a9"/>
+              <w:ind w:firstLine="0"/>
+              <w:jc w:val="center"/>
               <w:rPr>
                 <w:i/>
               </w:rPr>
@@ -6094,6 +6227,8 @@
           <w:p>
             <w:pPr>
               <w:pStyle w:val="a9"/>
+              <w:ind w:firstLine="0"/>
+              <w:jc w:val="center"/>
               <w:rPr>
                 <w:i/>
               </w:rPr>
@@ -6185,6 +6320,8 @@
           <w:p>
             <w:pPr>
               <w:pStyle w:val="a9"/>
+              <w:ind w:firstLine="0"/>
+              <w:jc w:val="center"/>
               <w:rPr>
                 <w:lang w:val="en-US"/>
               </w:rPr>
@@ -6204,6 +6341,8 @@
           <w:p>
             <w:pPr>
               <w:pStyle w:val="a9"/>
+              <w:ind w:firstLine="0"/>
+              <w:jc w:val="center"/>
               <w:rPr>
                 <w:lang w:val="en-US"/>
               </w:rPr>
@@ -6223,6 +6362,8 @@
           <w:p>
             <w:pPr>
               <w:pStyle w:val="a9"/>
+              <w:ind w:firstLine="0"/>
+              <w:jc w:val="center"/>
               <w:rPr>
                 <w:lang w:val="en-US"/>
               </w:rPr>
@@ -6290,6 +6431,8 @@
           <w:p>
             <w:pPr>
               <w:pStyle w:val="a9"/>
+              <w:ind w:firstLine="0"/>
+              <w:jc w:val="center"/>
               <w:rPr>
                 <w:lang w:val="en-US"/>
               </w:rPr>
@@ -6309,6 +6452,8 @@
           <w:p>
             <w:pPr>
               <w:pStyle w:val="a9"/>
+              <w:ind w:firstLine="0"/>
+              <w:jc w:val="center"/>
               <w:rPr>
                 <w:lang w:val="en-US"/>
               </w:rPr>
@@ -6328,6 +6473,8 @@
           <w:p>
             <w:pPr>
               <w:pStyle w:val="a9"/>
+              <w:ind w:firstLine="0"/>
+              <w:jc w:val="center"/>
               <w:rPr>
                 <w:lang w:val="en-US"/>
               </w:rPr>
@@ -7089,6 +7236,7 @@
         </w:rPr>
       </w:pPr>
       <w:r>
+        <w:lastRenderedPageBreak/>
         <w:t xml:space="preserve">Полученный таким образом план представлен в таблице 2. Базисными являются клетки (1,1), (1,2), (2,2), (2,3). Число заполненных клеток равно </w:t>
       </w:r>
       <m:oMath>
@@ -7125,14 +7273,19 @@
         <w:rPr>
           <w:rFonts w:eastAsiaTheme="minorEastAsia"/>
         </w:rPr>
-        <w:lastRenderedPageBreak/>
         <w:t>Таблица 2</w:t>
       </w:r>
       <w:r>
         <w:rPr>
           <w:rFonts w:eastAsiaTheme="minorEastAsia"/>
         </w:rPr>
-        <w:t xml:space="preserve"> – пример несбалансированной транспортной задачи.</w:t>
+        <w:t xml:space="preserve"> – пример несбала</w:t>
+      </w:r>
+      <w:r>
+        <w:rPr>
+          <w:rFonts w:eastAsiaTheme="minorEastAsia"/>
+        </w:rPr>
+        <w:t>нсированной транспортной задачи</w:t>
       </w:r>
     </w:p>
     <w:tbl>
@@ -7316,6 +7469,8 @@
           <w:p>
             <w:pPr>
               <w:pStyle w:val="a9"/>
+              <w:ind w:firstLine="0"/>
+              <w:jc w:val="center"/>
             </w:pPr>
             <w:r>
               <w:t>Запас</w:t>
@@ -7596,6 +7751,8 @@
           <w:p>
             <w:pPr>
               <w:pStyle w:val="a9"/>
+              <w:ind w:firstLine="0"/>
+              <w:jc w:val="center"/>
               <w:rPr>
                 <w:rFonts w:eastAsia="Calibri"/>
               </w:rPr>
@@ -7821,7 +7978,7 @@
         <w:t>количество потребителей</w:t>
       </w:r>
       <w:r>
-        <w:t>;</w:t>
+        <w:t>.</w:t>
       </w:r>
     </w:p>
     <w:p>
@@ -8024,9 +8181,6 @@
       <w:pPr>
         <w:pStyle w:val="a9"/>
         <w:ind w:firstLine="0"/>
-        <w:rPr>
-          <w:lang w:val="en-US"/>
-        </w:rPr>
       </w:pPr>
       <w:r>
         <w:tab/>
@@ -8035,15 +8189,15 @@
         <w:rPr>
           <w:lang w:val="en-US"/>
         </w:rPr>
-        <w:t xml:space="preserve">v – </w:t>
+        <w:t>v</w:t>
+      </w:r>
+      <w:r>
+        <w:t xml:space="preserve"> – </w:t>
       </w:r>
       <w:r>
         <w:t>потенциал столбца</w:t>
       </w:r>
       <w:r>
-        <w:rPr>
-          <w:lang w:val="en-US"/>
-        </w:rPr>
         <w:t>;</w:t>
       </w:r>
     </w:p>
@@ -8051,24 +8205,23 @@
       <w:pPr>
         <w:pStyle w:val="a9"/>
         <w:ind w:firstLine="0"/>
-        <w:rPr>
-          <w:lang w:val="en-US"/>
-        </w:rPr>
-      </w:pPr>
-      <w:r>
-        <w:rPr>
-          <w:lang w:val="en-US"/>
-        </w:rPr>
+      </w:pPr>
+      <w:r>
         <w:tab/>
-        <w:t xml:space="preserve">i – </w:t>
+      </w:r>
+      <w:r>
+        <w:rPr>
+          <w:lang w:val="en-US"/>
+        </w:rPr>
+        <w:t>i</w:t>
+      </w:r>
+      <w:r>
+        <w:t xml:space="preserve"> – </w:t>
       </w:r>
       <w:r>
         <w:t>номер строки</w:t>
       </w:r>
       <w:r>
-        <w:rPr>
-          <w:lang w:val="en-US"/>
-        </w:rPr>
         <w:t>;</w:t>
       </w:r>
     </w:p>
@@ -8089,9 +8242,6 @@
       <w:pPr>
         <w:pStyle w:val="a9"/>
         <w:ind w:firstLine="0"/>
-        <w:rPr>
-          <w:lang w:val="en-US"/>
-        </w:rPr>
       </w:pPr>
       <w:r>
         <w:tab/>
@@ -8100,16 +8250,16 @@
         <w:rPr>
           <w:lang w:val="en-US"/>
         </w:rPr>
-        <w:t xml:space="preserve">j – </w:t>
+        <w:t>j</w:t>
+      </w:r>
+      <w:r>
+        <w:t xml:space="preserve"> – </w:t>
       </w:r>
       <w:r>
         <w:t>номер столбца</w:t>
       </w:r>
       <w:r>
-        <w:rPr>
-          <w:lang w:val="en-US"/>
-        </w:rPr>
-        <w:t>;</w:t>
+        <w:t>.</w:t>
       </w:r>
     </w:p>
     <w:p>
@@ -8355,80 +8505,76 @@
         <w:rPr>
           <w:rStyle w:val="mord"/>
         </w:rPr>
-        <w:tab/>
-      </w:r>
-      <w:r>
-        <w:t>с – тариф перевозки для клетки</w:t>
-      </w:r>
-      <w:r>
-        <w:t>;</w:t>
-      </w:r>
-    </w:p>
-    <w:p>
-      <w:pPr>
-        <w:pStyle w:val="a9"/>
-        <w:ind w:firstLine="0"/>
-        <w:rPr>
-          <w:lang w:val="en-US"/>
-        </w:rPr>
-      </w:pPr>
-      <w:r>
-        <w:tab/>
-      </w:r>
-      <w:r>
-        <w:rPr>
-          <w:lang w:val="en-US"/>
-        </w:rPr>
-        <w:t xml:space="preserve">i – </w:t>
-      </w:r>
-      <w:r>
-        <w:t>номер строки</w:t>
-      </w:r>
-      <w:r>
-        <w:rPr>
-          <w:lang w:val="en-US"/>
-        </w:rPr>
-        <w:t>;</w:t>
-      </w:r>
-    </w:p>
-    <w:p>
-      <w:pPr>
-        <w:pStyle w:val="a9"/>
-        <w:ind w:firstLine="0"/>
-        <w:rPr>
-          <w:lang w:val="en-US"/>
-        </w:rPr>
-      </w:pPr>
-      <w:r>
-        <w:tab/>
-      </w:r>
-      <w:r>
-        <w:rPr>
-          <w:lang w:val="en-US"/>
-        </w:rPr>
-        <w:t xml:space="preserve">j – </w:t>
-      </w:r>
-      <w:r>
-        <w:t>номер столбца</w:t>
-      </w:r>
-      <w:r>
-        <w:rPr>
-          <w:lang w:val="en-US"/>
-        </w:rPr>
-        <w:t>;</w:t>
-      </w:r>
-    </w:p>
-    <w:p>
-      <w:pPr>
-        <w:pStyle w:val="a9"/>
-        <w:ind w:firstLine="0"/>
-      </w:pPr>
-      <w:r>
-        <w:rPr>
-          <w:lang w:val="en-US"/>
-        </w:rPr>
         <w:lastRenderedPageBreak/>
         <w:tab/>
+      </w:r>
+      <w:r>
+        <w:t>с – тариф перевозки для клетки</w:t>
+      </w:r>
+      <w:r>
+        <w:t>;</w:t>
+      </w:r>
+    </w:p>
+    <w:p>
+      <w:pPr>
+        <w:pStyle w:val="a9"/>
+        <w:ind w:firstLine="0"/>
+      </w:pPr>
+      <w:r>
+        <w:tab/>
+      </w:r>
+      <w:r>
+        <w:rPr>
+          <w:lang w:val="en-US"/>
+        </w:rPr>
+        <w:t>i</w:t>
+      </w:r>
+      <w:r>
+        <w:t xml:space="preserve"> – </w:t>
+      </w:r>
+      <w:r>
+        <w:t>номер строки</w:t>
+      </w:r>
+      <w:r>
+        <w:t>;</w:t>
+      </w:r>
+    </w:p>
+    <w:p>
+      <w:pPr>
+        <w:pStyle w:val="a9"/>
+        <w:ind w:firstLine="0"/>
+      </w:pPr>
+      <w:r>
+        <w:tab/>
+      </w:r>
+      <w:r>
+        <w:rPr>
+          <w:lang w:val="en-US"/>
+        </w:rPr>
+        <w:t>j</w:t>
+      </w:r>
+      <w:r>
+        <w:t xml:space="preserve"> – </w:t>
+      </w:r>
+      <w:r>
+        <w:t>номер столбца</w:t>
+      </w:r>
+      <w:r>
+        <w:t>;</w:t>
+      </w:r>
+    </w:p>
+    <w:p>
+      <w:pPr>
+        <w:pStyle w:val="a9"/>
+        <w:ind w:firstLine="0"/>
+      </w:pPr>
+      <w:r>
+        <w:tab/>
+      </w:r>
+      <w:r>
+        <w:rPr>
+          <w:lang w:val="en-US"/>
+        </w:rPr>
         <w:t>u</w:t>
       </w:r>
       <w:r>
@@ -8459,16 +8605,16 @@
         <w:rPr>
           <w:lang w:val="en-US"/>
         </w:rPr>
-        <w:t xml:space="preserve">v – </w:t>
+        <w:t>v</w:t>
+      </w:r>
+      <w:r>
+        <w:t xml:space="preserve"> – </w:t>
       </w:r>
       <w:r>
         <w:t>потенциал столбца</w:t>
       </w:r>
       <w:r>
-        <w:rPr>
-          <w:lang w:val="en-US"/>
-        </w:rPr>
-        <w:t>;</w:t>
+        <w:t>.</w:t>
       </w:r>
     </w:p>
     <w:p>
@@ -8488,139 +8634,42 @@
         <w:t xml:space="preserve"> </w:t>
       </w:r>
       <w:r>
-        <w:t>оценки больше или равны нулю (формула 9), значит уменьшить стоимость нельзя.</w:t>
-      </w:r>
-    </w:p>
-    <w:p>
-      <w:pPr>
-        <w:pStyle w:val="a9"/>
-        <w:spacing w:line="240" w:lineRule="auto"/>
-      </w:pPr>
-    </w:p>
-    <w:p>
-      <w:pPr>
-        <w:pStyle w:val="a9"/>
-        <w:spacing w:line="240" w:lineRule="auto"/>
-        <w:rPr>
-          <w:rFonts w:eastAsiaTheme="minorEastAsia"/>
-          <w:lang w:val="en-US"/>
-        </w:rPr>
-      </w:pPr>
-      <m:oMathPara>
-        <m:oMathParaPr>
-          <m:jc m:val="center"/>
-        </m:oMathParaPr>
-        <m:oMath>
-          <m:eqArr>
-            <m:eqArrPr>
-              <m:maxDist m:val="1"/>
-              <m:ctrlPr>
-                <w:rPr>
-                  <w:rFonts w:ascii="Cambria Math" w:hAnsi="Cambria Math"/>
-                  <w:i/>
-                  <w:lang w:val="en-US"/>
-                </w:rPr>
-              </m:ctrlPr>
-            </m:eqArrPr>
-            <m:e>
-              <m:sSub>
-                <m:sSubPr>
-                  <m:ctrlPr>
-                    <w:rPr>
-                      <w:rFonts w:ascii="Cambria Math" w:hAnsi="Cambria Math"/>
-                      <w:i/>
-                      <w:lang w:val="en-US"/>
-                    </w:rPr>
-                  </m:ctrlPr>
-                </m:sSubPr>
-                <m:e>
-                  <m:r>
-                    <w:rPr>
-                      <w:rFonts w:ascii="Cambria Math" w:hAnsi="Cambria Math"/>
-                      <w:lang w:val="en-US"/>
-                    </w:rPr>
-                    <m:t>∆</m:t>
-                  </m:r>
-                </m:e>
-                <m:sub>
-                  <m:r>
-                    <w:rPr>
-                      <w:rFonts w:ascii="Cambria Math" w:hAnsi="Cambria Math"/>
-                      <w:lang w:val="en-US"/>
-                    </w:rPr>
-                    <m:t>ij</m:t>
-                  </m:r>
-                </m:sub>
-              </m:sSub>
-              <m:r>
-                <w:rPr>
-                  <w:rFonts w:ascii="Cambria Math" w:hAnsi="Cambria Math"/>
-                  <w:lang w:val="en-US"/>
-                </w:rPr>
-                <m:t>≥0#</m:t>
-              </m:r>
-              <m:d>
-                <m:dPr>
-                  <m:ctrlPr>
-                    <w:rPr>
-                      <w:rFonts w:ascii="Cambria Math" w:hAnsi="Cambria Math"/>
-                      <w:i/>
-                      <w:lang w:val="en-US"/>
-                    </w:rPr>
-                  </m:ctrlPr>
-                </m:dPr>
-                <m:e>
-                  <m:r>
-                    <w:rPr>
-                      <w:rFonts w:ascii="Cambria Math" w:hAnsi="Cambria Math"/>
-                      <w:lang w:val="en-US"/>
-                    </w:rPr>
-                    <m:t>9</m:t>
-                  </m:r>
-                </m:e>
-              </m:d>
-            </m:e>
-          </m:eqArr>
-        </m:oMath>
-      </m:oMathPara>
-    </w:p>
-    <w:p>
-      <w:pPr>
-        <w:pStyle w:val="a9"/>
-        <w:spacing w:line="240" w:lineRule="auto"/>
-        <w:rPr>
-          <w:rFonts w:eastAsiaTheme="minorEastAsia"/>
-          <w:lang w:val="en-US"/>
-        </w:rPr>
-      </w:pPr>
-    </w:p>
-    <w:p>
-      <w:pPr>
-        <w:pStyle w:val="a9"/>
-        <w:ind w:firstLine="0"/>
-      </w:pPr>
-      <w:r>
-        <w:t xml:space="preserve">где </w:t>
-      </w:r>
-      <w:r>
-        <w:rPr>
-          <w:rStyle w:val="mord"/>
-        </w:rPr>
-        <w:t>Δ – оценка клетки</w:t>
-      </w:r>
-      <w:r>
-        <w:rPr>
-          <w:rStyle w:val="mord"/>
-        </w:rPr>
-        <w:t>;</w:t>
-      </w:r>
-    </w:p>
-    <w:p>
-      <w:pPr>
-        <w:pStyle w:val="a9"/>
-      </w:pPr>
-      <w:r>
-        <w:t>Если же есть отрицательные оценки, план можно улучшить. Для клетки с самой низкой отрицательной оценки строится замкнутый цикл, вершины которого — базисные клетки. В цикле клетки поочерёдно помечаются как «плюсовые» и «минусовые» (начиная с плюса для вводимой). Затем находят минимальную перевозку среди минусовых клеток. Именно на эту величину будут увеличены перевозки в плюсовых клетках и уменьшены в минусовых. Одна из минусовых клеток после вычитания обнулится — она выходит из базиса. Таким образом МОДИ - эффективный метод решения транспортной задачи</w:t>
+        <w:t>оценки больше или равны</w:t>
+      </w:r>
+      <w:r>
+        <w:t xml:space="preserve"> нулю</w:t>
+      </w:r>
+      <w:r>
+        <w:t xml:space="preserve"> </w:t>
+      </w:r>
+      <w:r>
+        <w:t>–</w:t>
+      </w:r>
+      <w:r>
+        <w:t xml:space="preserve"> </w:t>
+      </w:r>
+      <w:r>
+        <w:t>значит уменьшить стоимость нельзя</w:t>
+      </w:r>
+      <w:r>
+        <w:t xml:space="preserve"> [8]</w:t>
+      </w:r>
+      <w:r>
+        <w:t>.</w:t>
+      </w:r>
+    </w:p>
+    <w:p>
+      <w:pPr>
+        <w:pStyle w:val="a9"/>
+      </w:pPr>
+      <w:r>
+        <w:t xml:space="preserve">Если же есть отрицательные оценки, план можно улучшить. Для клетки с самой низкой отрицательной оценки строится замкнутый цикл, вершины которого — базисные клетки. В цикле клетки поочерёдно помечаются как «плюсовые» и «минусовые» (начиная с плюса для вводимой). Затем находят минимальную перевозку среди минусовых клеток. Именно на эту величину будут увеличены перевозки в плюсовых клетках и уменьшены в минусовых. Одна из минусовых клеток после вычитания обнулится — она выходит </w:t>
+      </w:r>
+      <w:r>
+        <w:t xml:space="preserve">из базиса. Таким образом МОДИ – </w:t>
+      </w:r>
+      <w:r>
+        <w:t>эффективный метод решения транспортной задачи</w:t>
       </w:r>
       <w:r>
         <w:t>, реализованный по итерациям.</w:t>
@@ -8665,7 +8714,7 @@
     <w:p>
       <w:pPr>
         <w:pStyle w:val="1"/>
-        <w:ind w:left="709" w:firstLine="0"/>
+        <w:ind w:left="1276" w:hanging="567"/>
         <w:rPr>
           <w:sz w:val="28"/>
         </w:rPr>
@@ -8688,7 +8737,13 @@
         <w:rPr>
           <w:sz w:val="28"/>
         </w:rPr>
-        <w:t>-интерфейса</w:t>
+        <w:t xml:space="preserve"> </w:t>
+      </w:r>
+      <w:r>
+        <w:rPr>
+          <w:sz w:val="28"/>
+        </w:rPr>
+        <w:t>интерфейса</w:t>
       </w:r>
       <w:bookmarkEnd w:id="5"/>
     </w:p>
@@ -8697,7 +8752,10 @@
         <w:pStyle w:val="a9"/>
       </w:pPr>
       <w:r>
-        <w:t xml:space="preserve">Для разработки приложения буду использовать язык программирования </w:t>
+        <w:t>Для разработки приложения будем</w:t>
+      </w:r>
+      <w:r>
+        <w:t xml:space="preserve"> использовать язык программирования </w:t>
       </w:r>
       <w:r>
         <w:rPr>
@@ -8727,7 +8785,16 @@
         <w:t xml:space="preserve"> </w:t>
       </w:r>
       <w:r>
-        <w:t xml:space="preserve">удобно писать и отлаживать алгоритмы, код в нем компилируется построчно, и ошибка прерывает выполнение сразу на проблемной строчке. Для этого приложения </w:t>
+        <w:t>удобно писать и отлаживать алгоритмы, код в нем компилируется построчно, и ошибка прерывает выполнение сразу на проблемной строчке</w:t>
+      </w:r>
+      <w:r>
+        <w:t xml:space="preserve"> </w:t>
+      </w:r>
+      <w:r>
+        <w:t>[10]</w:t>
+      </w:r>
+      <w:r>
+        <w:t xml:space="preserve">. Для этого приложения </w:t>
       </w:r>
       <w:r>
         <w:t xml:space="preserve">используется </w:t>
@@ -8750,11 +8817,471 @@
       <w:r>
         <w:t xml:space="preserve">. </w:t>
       </w:r>
-    </w:p>
-    <w:p>
-      <w:pPr>
-        <w:pStyle w:val="a9"/>
-      </w:pPr>
+      <w:r>
+        <w:t>Сравнение основых популярных языков программирования приведено в таблице 3.</w:t>
+      </w:r>
+    </w:p>
+    <w:p>
+      <w:pPr>
+        <w:pStyle w:val="a9"/>
+        <w:spacing w:line="240" w:lineRule="auto"/>
+      </w:pPr>
+      <w:r>
+        <w:t>Таблица 3 – сравнение языков программирования</w:t>
+      </w:r>
+    </w:p>
+    <w:tbl>
+      <w:tblPr>
+        <w:tblStyle w:val="af0"/>
+        <w:tblW w:w="0" w:type="auto"/>
+        <w:tblLook w:val="04A0" w:firstRow="1" w:lastRow="0" w:firstColumn="1" w:lastColumn="0" w:noHBand="0" w:noVBand="1"/>
+      </w:tblPr>
+      <w:tblGrid>
+        <w:gridCol w:w="2641"/>
+        <w:gridCol w:w="2298"/>
+        <w:gridCol w:w="2294"/>
+        <w:gridCol w:w="2395"/>
+      </w:tblGrid>
+      <w:tr>
+        <w:tc>
+          <w:tcPr>
+            <w:tcW w:w="2641" w:type="dxa"/>
+            <w:shd w:val="clear" w:color="auto" w:fill="auto"/>
+          </w:tcPr>
+          <w:p>
+            <w:pPr>
+              <w:pStyle w:val="a9"/>
+              <w:ind w:firstLine="0"/>
+              <w:jc w:val="center"/>
+            </w:pPr>
+            <w:r>
+              <w:t>Критерий</w:t>
+            </w:r>
+          </w:p>
+        </w:tc>
+        <w:tc>
+          <w:tcPr>
+            <w:tcW w:w="2298" w:type="dxa"/>
+            <w:shd w:val="clear" w:color="auto" w:fill="auto"/>
+          </w:tcPr>
+          <w:p>
+            <w:pPr>
+              <w:pStyle w:val="a9"/>
+              <w:ind w:firstLine="0"/>
+              <w:jc w:val="center"/>
+              <w:rPr>
+                <w:lang w:val="en-US"/>
+              </w:rPr>
+            </w:pPr>
+            <w:r>
+              <w:rPr>
+                <w:lang w:val="en-US"/>
+              </w:rPr>
+              <w:t>Python</w:t>
+            </w:r>
+          </w:p>
+        </w:tc>
+        <w:tc>
+          <w:tcPr>
+            <w:tcW w:w="2294" w:type="dxa"/>
+            <w:shd w:val="clear" w:color="auto" w:fill="auto"/>
+          </w:tcPr>
+          <w:p>
+            <w:pPr>
+              <w:pStyle w:val="a9"/>
+              <w:ind w:firstLine="0"/>
+              <w:jc w:val="center"/>
+              <w:rPr>
+                <w:lang w:val="en-US"/>
+              </w:rPr>
+            </w:pPr>
+            <w:r>
+              <w:rPr>
+                <w:lang w:val="en-US"/>
+              </w:rPr>
+              <w:t>Java</w:t>
+            </w:r>
+          </w:p>
+        </w:tc>
+        <w:tc>
+          <w:tcPr>
+            <w:tcW w:w="2395" w:type="dxa"/>
+            <w:shd w:val="clear" w:color="auto" w:fill="auto"/>
+          </w:tcPr>
+          <w:p>
+            <w:pPr>
+              <w:pStyle w:val="a9"/>
+              <w:ind w:firstLine="0"/>
+              <w:jc w:val="center"/>
+              <w:rPr>
+                <w:lang w:val="en-US"/>
+              </w:rPr>
+            </w:pPr>
+            <w:r>
+              <w:rPr>
+                <w:lang w:val="en-US"/>
+              </w:rPr>
+              <w:t>C#</w:t>
+            </w:r>
+          </w:p>
+        </w:tc>
+      </w:tr>
+      <w:tr>
+        <w:tc>
+          <w:tcPr>
+            <w:tcW w:w="2641" w:type="dxa"/>
+            <w:shd w:val="clear" w:color="auto" w:fill="auto"/>
+          </w:tcPr>
+          <w:p>
+            <w:pPr>
+              <w:pStyle w:val="a9"/>
+              <w:ind w:firstLine="0"/>
+              <w:jc w:val="center"/>
+            </w:pPr>
+            <w:r>
+              <w:t>Встроенная поддержка GUI</w:t>
+            </w:r>
+          </w:p>
+        </w:tc>
+        <w:tc>
+          <w:tcPr>
+            <w:tcW w:w="2298" w:type="dxa"/>
+            <w:shd w:val="clear" w:color="auto" w:fill="auto"/>
+          </w:tcPr>
+          <w:p>
+            <w:pPr>
+              <w:pStyle w:val="a9"/>
+              <w:ind w:firstLine="0"/>
+            </w:pPr>
+            <w:r>
+              <w:t>tkinter в стандартной библиотеке</w:t>
+            </w:r>
+          </w:p>
+        </w:tc>
+        <w:tc>
+          <w:tcPr>
+            <w:tcW w:w="2294" w:type="dxa"/>
+            <w:shd w:val="clear" w:color="auto" w:fill="auto"/>
+          </w:tcPr>
+          <w:p>
+            <w:pPr>
+              <w:pStyle w:val="a9"/>
+              <w:ind w:firstLine="0"/>
+            </w:pPr>
+            <w:r>
+              <w:t>JavaFX (требует SDK)</w:t>
+            </w:r>
+          </w:p>
+        </w:tc>
+        <w:tc>
+          <w:tcPr>
+            <w:tcW w:w="2395" w:type="dxa"/>
+            <w:shd w:val="clear" w:color="auto" w:fill="auto"/>
+          </w:tcPr>
+          <w:p>
+            <w:pPr>
+              <w:pStyle w:val="a9"/>
+              <w:ind w:firstLine="0"/>
+              <w:rPr>
+                <w:lang w:val="en-US"/>
+              </w:rPr>
+            </w:pPr>
+            <w:r>
+              <w:rPr>
+                <w:lang w:val="en-US"/>
+              </w:rPr>
+              <w:t>Windows Forms / WPF (Windows-</w:t>
+            </w:r>
+            <w:r>
+              <w:t>ориентированы</w:t>
+            </w:r>
+            <w:r>
+              <w:rPr>
+                <w:lang w:val="en-US"/>
+              </w:rPr>
+              <w:t>), MAUI</w:t>
+            </w:r>
+          </w:p>
+        </w:tc>
+      </w:tr>
+      <w:tr>
+        <w:tc>
+          <w:tcPr>
+            <w:tcW w:w="2641" w:type="dxa"/>
+            <w:shd w:val="clear" w:color="auto" w:fill="auto"/>
+          </w:tcPr>
+          <w:p>
+            <w:pPr>
+              <w:pStyle w:val="a9"/>
+              <w:ind w:firstLine="0"/>
+              <w:jc w:val="center"/>
+            </w:pPr>
+            <w:r>
+              <w:t>Кроссплатформенность GUI</w:t>
+            </w:r>
+          </w:p>
+        </w:tc>
+        <w:tc>
+          <w:tcPr>
+            <w:tcW w:w="2298" w:type="dxa"/>
+            <w:shd w:val="clear" w:color="auto" w:fill="auto"/>
+          </w:tcPr>
+          <w:p>
+            <w:pPr>
+              <w:pStyle w:val="a9"/>
+              <w:ind w:firstLine="0"/>
+            </w:pPr>
+            <w:r>
+              <w:t>высокая (Windows, Linux, macOS)</w:t>
+            </w:r>
+          </w:p>
+        </w:tc>
+        <w:tc>
+          <w:tcPr>
+            <w:tcW w:w="2294" w:type="dxa"/>
+            <w:shd w:val="clear" w:color="auto" w:fill="auto"/>
+          </w:tcPr>
+          <w:p>
+            <w:pPr>
+              <w:pStyle w:val="a9"/>
+              <w:ind w:firstLine="0"/>
+            </w:pPr>
+            <w:r>
+              <w:t>высокая (JavaFX)</w:t>
+            </w:r>
+          </w:p>
+        </w:tc>
+        <w:tc>
+          <w:tcPr>
+            <w:tcW w:w="2395" w:type="dxa"/>
+            <w:shd w:val="clear" w:color="auto" w:fill="auto"/>
+          </w:tcPr>
+          <w:p>
+            <w:pPr>
+              <w:pStyle w:val="a9"/>
+              <w:ind w:firstLine="0"/>
+            </w:pPr>
+            <w:r>
+              <w:t>ограниченная (MAUI кроссплатформенно, но требует установки рантайма)</w:t>
+            </w:r>
+          </w:p>
+        </w:tc>
+      </w:tr>
+      <w:tr>
+        <w:tc>
+          <w:tcPr>
+            <w:tcW w:w="2641" w:type="dxa"/>
+            <w:shd w:val="clear" w:color="auto" w:fill="auto"/>
+          </w:tcPr>
+          <w:p>
+            <w:pPr>
+              <w:pStyle w:val="a9"/>
+              <w:ind w:firstLine="0"/>
+              <w:jc w:val="center"/>
+            </w:pPr>
+            <w:r>
+              <w:t>Объём кода для типового GUI-приложения</w:t>
+            </w:r>
+          </w:p>
+        </w:tc>
+        <w:tc>
+          <w:tcPr>
+            <w:tcW w:w="2298" w:type="dxa"/>
+            <w:shd w:val="clear" w:color="auto" w:fill="auto"/>
+          </w:tcPr>
+          <w:p>
+            <w:pPr>
+              <w:pStyle w:val="a9"/>
+              <w:ind w:firstLine="0"/>
+            </w:pPr>
+            <w:r>
+              <w:t>малый (декларативное размещение элементов)</w:t>
+            </w:r>
+          </w:p>
+        </w:tc>
+        <w:tc>
+          <w:tcPr>
+            <w:tcW w:w="2294" w:type="dxa"/>
+            <w:shd w:val="clear" w:color="auto" w:fill="auto"/>
+          </w:tcPr>
+          <w:p>
+            <w:pPr>
+              <w:pStyle w:val="a9"/>
+              <w:ind w:firstLine="0"/>
+            </w:pPr>
+            <w:r>
+              <w:t>средний (многословные конструкции)</w:t>
+            </w:r>
+          </w:p>
+        </w:tc>
+        <w:tc>
+          <w:tcPr>
+            <w:tcW w:w="2395" w:type="dxa"/>
+            <w:shd w:val="clear" w:color="auto" w:fill="auto"/>
+          </w:tcPr>
+          <w:p>
+            <w:pPr>
+              <w:pStyle w:val="a9"/>
+              <w:ind w:firstLine="0"/>
+            </w:pPr>
+            <w:r>
+              <w:t>средний</w:t>
+            </w:r>
+          </w:p>
+        </w:tc>
+      </w:tr>
+      <w:tr>
+        <w:tc>
+          <w:tcPr>
+            <w:tcW w:w="2641" w:type="dxa"/>
+            <w:shd w:val="clear" w:color="auto" w:fill="auto"/>
+          </w:tcPr>
+          <w:p>
+            <w:pPr>
+              <w:pStyle w:val="a9"/>
+              <w:ind w:firstLine="0"/>
+              <w:jc w:val="center"/>
+            </w:pPr>
+            <w:r>
+              <w:t>Простота записи математических алгоритмов</w:t>
+            </w:r>
+          </w:p>
+        </w:tc>
+        <w:tc>
+          <w:tcPr>
+            <w:tcW w:w="2298" w:type="dxa"/>
+            <w:shd w:val="clear" w:color="auto" w:fill="auto"/>
+          </w:tcPr>
+          <w:p>
+            <w:pPr>
+              <w:pStyle w:val="a9"/>
+              <w:ind w:firstLine="0"/>
+            </w:pPr>
+            <w:r>
+              <w:t>высокая (динамическая типизация, компактный синтаксис)</w:t>
+            </w:r>
+          </w:p>
+        </w:tc>
+        <w:tc>
+          <w:tcPr>
+            <w:tcW w:w="2294" w:type="dxa"/>
+            <w:shd w:val="clear" w:color="auto" w:fill="auto"/>
+          </w:tcPr>
+          <w:p>
+            <w:pPr>
+              <w:pStyle w:val="a9"/>
+              <w:ind w:firstLine="0"/>
+            </w:pPr>
+            <w:r>
+              <w:t>средняя (строгая статическая типизация)</w:t>
+            </w:r>
+          </w:p>
+        </w:tc>
+        <w:tc>
+          <w:tcPr>
+            <w:tcW w:w="2395" w:type="dxa"/>
+            <w:shd w:val="clear" w:color="auto" w:fill="auto"/>
+          </w:tcPr>
+          <w:p>
+            <w:pPr>
+              <w:pStyle w:val="a9"/>
+              <w:ind w:firstLine="0"/>
+            </w:pPr>
+            <w:r>
+              <w:t>средняя</w:t>
+            </w:r>
+          </w:p>
+        </w:tc>
+      </w:tr>
+      <w:tr>
+        <w:tc>
+          <w:tcPr>
+            <w:tcW w:w="2641" w:type="dxa"/>
+            <w:shd w:val="clear" w:color="auto" w:fill="auto"/>
+          </w:tcPr>
+          <w:p>
+            <w:pPr>
+              <w:pStyle w:val="a9"/>
+              <w:ind w:firstLine="0"/>
+              <w:jc w:val="center"/>
+            </w:pPr>
+            <w:r>
+              <w:t>Скорость разработки прототипа</w:t>
+            </w:r>
+          </w:p>
+        </w:tc>
+        <w:tc>
+          <w:tcPr>
+            <w:tcW w:w="2298" w:type="dxa"/>
+            <w:shd w:val="clear" w:color="auto" w:fill="auto"/>
+          </w:tcPr>
+          <w:p>
+            <w:pPr>
+              <w:pStyle w:val="a9"/>
+              <w:ind w:firstLine="0"/>
+            </w:pPr>
+            <w:r>
+              <w:t>очень высокая</w:t>
+            </w:r>
+          </w:p>
+        </w:tc>
+        <w:tc>
+          <w:tcPr>
+            <w:tcW w:w="2294" w:type="dxa"/>
+            <w:shd w:val="clear" w:color="auto" w:fill="auto"/>
+          </w:tcPr>
+          <w:p>
+            <w:pPr>
+              <w:pStyle w:val="a9"/>
+              <w:ind w:firstLine="0"/>
+            </w:pPr>
+            <w:r>
+              <w:t>средняя</w:t>
+            </w:r>
+          </w:p>
+        </w:tc>
+        <w:tc>
+          <w:tcPr>
+            <w:tcW w:w="2395" w:type="dxa"/>
+            <w:shd w:val="clear" w:color="auto" w:fill="auto"/>
+          </w:tcPr>
+          <w:p>
+            <w:pPr>
+              <w:pStyle w:val="a9"/>
+              <w:ind w:firstLine="0"/>
+            </w:pPr>
+            <w:r>
+              <w:t>средняя</w:t>
+            </w:r>
+          </w:p>
+        </w:tc>
+      </w:tr>
+    </w:tbl>
+    <w:p>
+      <w:pPr>
+        <w:pStyle w:val="a9"/>
+      </w:pPr>
+    </w:p>
+    <w:p>
+      <w:pPr>
+        <w:pStyle w:val="a9"/>
+      </w:pPr>
+      <w:r>
+        <w:lastRenderedPageBreak/>
+        <w:t xml:space="preserve">Исходя из таблицы 3 и всех приведенных выше критериев для разработки приложения выбран </w:t>
+      </w:r>
+      <w:r>
+        <w:rPr>
+          <w:lang w:val="en-US"/>
+        </w:rPr>
+        <w:t>Python</w:t>
+      </w:r>
+      <w:r>
+        <w:t xml:space="preserve">, </w:t>
+      </w:r>
+      <w:r>
+        <w:t xml:space="preserve">как самый оптимальный. </w:t>
+      </w:r>
       <w:r>
         <w:t xml:space="preserve">Графический интерфейс не обязан быть сложным, главным его достоинством должна быть практичность и удобство, поэтому для его разработки использую библиотеку </w:t>
       </w:r>
@@ -8786,7 +9313,16 @@
         <w:t xml:space="preserve"> </w:t>
       </w:r>
       <w:r>
-        <w:t xml:space="preserve">для его установки. </w:t>
+        <w:t>для его установки</w:t>
+      </w:r>
+      <w:r>
+        <w:t xml:space="preserve"> [11</w:t>
+      </w:r>
+      <w:r>
+        <w:t>]</w:t>
+      </w:r>
+      <w:r>
+        <w:t>.</w:t>
       </w:r>
     </w:p>
     <w:p>
@@ -8893,22 +9429,141 @@
         <w:t>Программа разделена на две независимые части: алгоритмическое ядро и графический интерфейс.</w:t>
       </w:r>
       <w:r>
-        <w:t xml:space="preserve"> Такое разделение позволяет мне сначала</w:t>
-      </w:r>
-      <w:r>
-        <w:t xml:space="preserve"> написать и отладить нахождение решения задачи в </w:t>
-      </w:r>
-      <w:r>
-        <w:rPr>
-          <w:lang w:val="en-US"/>
-        </w:rPr>
-        <w:t>Python</w:t>
+        <w:t xml:space="preserve"> Такое разделение позволяет</w:t>
+      </w:r>
+      <w:r>
+        <w:t xml:space="preserve"> разрабатывать и тестировать каждый слой отдельно</w:t>
+      </w:r>
+      <w:r>
+        <w:t>.</w:t>
+      </w:r>
+    </w:p>
+    <w:p>
+      <w:pPr>
+        <w:pStyle w:val="a9"/>
+      </w:pPr>
+      <w:r>
+        <w:t xml:space="preserve">Основной модуль </w:t>
+      </w:r>
+      <w:r>
+        <w:rPr>
+          <w:lang w:val="en-US"/>
+        </w:rPr>
+        <w:t>main</w:t>
       </w:r>
       <w:r>
         <w:t xml:space="preserve"> </w:t>
       </w:r>
       <w:r>
-        <w:t>через консоль, а потом обернуть это в графический интерфейс.</w:t>
+        <w:t xml:space="preserve">вызывает инициализацию главного окна, создание графического интерфейса и запускает главный цикл обработки событий методом </w:t>
+      </w:r>
+      <w:r>
+        <w:rPr>
+          <w:lang w:val="en-US"/>
+        </w:rPr>
+        <w:t>mainloop</w:t>
+      </w:r>
+      <w:r>
+        <w:t>.</w:t>
+      </w:r>
+    </w:p>
+    <w:p>
+      <w:pPr>
+        <w:pStyle w:val="a9"/>
+      </w:pPr>
+      <w:r>
+        <w:t xml:space="preserve">Модуль арифметического ядра реализован в виде класса </w:t>
+      </w:r>
+      <w:r>
+        <w:rPr>
+          <w:lang w:val="en-US"/>
+        </w:rPr>
+        <w:t>TransportSolver</w:t>
+      </w:r>
+      <w:r>
+        <w:t xml:space="preserve">, </w:t>
+      </w:r>
+      <w:r>
+        <w:t>конструктор которого принимает начальные параметры задачи.</w:t>
+      </w:r>
+    </w:p>
+    <w:p>
+      <w:pPr>
+        <w:pStyle w:val="a9"/>
+      </w:pPr>
+      <w:r>
+        <w:t>Модуль графического интерфейса оформлен в виде класса TransportProblemApp, наследующего tk.Tk. Полностью автономен в части визуализации, но содержит ссылку на экземпляр арифметического ядра.</w:t>
+      </w:r>
+      <w:r>
+        <w:t xml:space="preserve"> </w:t>
+      </w:r>
+      <w:r>
+        <w:t>Используется объектно-ориентированный подход: каждый элемент интерфейса создаётся внутри методов класса, события обрабатываются методами-обработчиками. Это упрощает поддержку и расширение функциональности.</w:t>
+      </w:r>
+      <w:r>
+        <w:t xml:space="preserve"> </w:t>
+      </w:r>
+      <w:r>
+        <w:t>Взаимодействие с пользователем строится на основе событийной модели tkinter: при нажатии на кнопки вызываются соответствующие методы-обработчики, которые обращаются к методам арифметического ядра и обновляют визуальные компоненты.</w:t>
+      </w:r>
+    </w:p>
+    <w:p>
+      <w:pPr>
+        <w:pStyle w:val="a9"/>
+      </w:pPr>
+      <w:r>
+        <w:t xml:space="preserve">Взаимодействие модулей реализовано по следующей схеме: сначала метод </w:t>
+      </w:r>
+      <w:r>
+        <w:rPr>
+          <w:lang w:val="en-US"/>
+        </w:rPr>
+        <w:t>get</w:t>
+      </w:r>
+      <w:r>
+        <w:t>_</w:t>
+      </w:r>
+      <w:r>
+        <w:rPr>
+          <w:lang w:val="en-US"/>
+        </w:rPr>
+        <w:t>input</w:t>
+      </w:r>
+      <w:r>
+        <w:t>_</w:t>
+      </w:r>
+      <w:r>
+        <w:rPr>
+          <w:lang w:val="en-US"/>
+        </w:rPr>
+        <w:t>data</w:t>
+      </w:r>
+      <w:r>
+        <w:t xml:space="preserve"> считывает значения из полей ввода, преобразует их к числовому типу и передаёт в конструктор класса TransportSolver</w:t>
+      </w:r>
+      <w:r>
+        <w:t xml:space="preserve">. </w:t>
+      </w:r>
+      <w:r>
+        <w:t xml:space="preserve">После этого, кнопка «Решить» вызывает метод, который инициализирует солвер и запрашивает у него построение начального плана. Кнопка «Следующий шаг» вызывает метод solve_step() и обновляет отображение. методы </w:t>
+      </w:r>
+      <w:r>
+        <w:t>display_solution</w:t>
+      </w:r>
+      <w:r>
+        <w:t xml:space="preserve">, </w:t>
+      </w:r>
+      <w:r>
+        <w:t>draw_plan</w:t>
+      </w:r>
+      <w:r>
+        <w:t xml:space="preserve">, </w:t>
+      </w:r>
+      <w:r>
+        <w:t>update_log</w:t>
+      </w:r>
+      <w:r>
+        <w:t xml:space="preserve"> отображают текущее состояние плана, выполняя запросы данных у арифметического ядра.</w:t>
       </w:r>
     </w:p>
     <w:p>
@@ -8923,6 +9578,7 @@
         <w:rPr>
           <w:sz w:val="28"/>
         </w:rPr>
+        <w:lastRenderedPageBreak/>
         <w:t>2.3 Алгоритмическая реализация методов</w:t>
       </w:r>
       <w:bookmarkEnd w:id="7"/>
@@ -9062,11 +9718,10 @@
         <w:t>базисных клеток меньше</w:t>
       </w:r>
       <w:r>
-        <w:t xml:space="preserve">, чем значение </w:t>
-      </w:r>
-      <w:r>
-        <w:lastRenderedPageBreak/>
-        <w:t xml:space="preserve">формулы 10 - </w:t>
+        <w:t>, чем значение формулы 6</w:t>
+      </w:r>
+      <w:r>
+        <w:t xml:space="preserve"> - </w:t>
       </w:r>
       <w:r>
         <w:t>недостающие дополняются нулями — берутся любые клетки, ещё не попавшие в базис. Это гарантирует, что</w:t>
@@ -9074,150 +9729,7 @@
       <w:r>
         <w:t xml:space="preserve"> следующий этап не даст ошибки.</w:t>
       </w:r>
-    </w:p>
-    <w:p>
-      <w:pPr>
-        <w:pStyle w:val="a9"/>
-        <w:spacing w:line="240" w:lineRule="auto"/>
-      </w:pPr>
-    </w:p>
-    <w:p>
-      <w:pPr>
-        <w:pStyle w:val="a9"/>
-        <w:spacing w:line="240" w:lineRule="auto"/>
-        <w:rPr>
-          <w:rFonts w:eastAsiaTheme="minorEastAsia"/>
-        </w:rPr>
-      </w:pPr>
-      <m:oMathPara>
-        <m:oMath>
-          <m:eqArr>
-            <m:eqArrPr>
-              <m:maxDist m:val="1"/>
-              <m:ctrlPr>
-                <w:rPr>
-                  <w:rFonts w:ascii="Cambria Math" w:hAnsi="Cambria Math"/>
-                </w:rPr>
-              </m:ctrlPr>
-            </m:eqArrPr>
-            <m:e>
-              <m:r>
-                <w:rPr>
-                  <w:rFonts w:ascii="Cambria Math" w:hAnsi="Cambria Math"/>
-                </w:rPr>
-                <m:t>m</m:t>
-              </m:r>
-              <m:r>
-                <m:rPr>
-                  <m:sty m:val="p"/>
-                </m:rPr>
-                <w:rPr>
-                  <w:rFonts w:ascii="Cambria Math" w:hAnsi="Cambria Math"/>
-                </w:rPr>
-                <m:t>+</m:t>
-              </m:r>
-              <m:r>
-                <w:rPr>
-                  <w:rFonts w:ascii="Cambria Math" w:hAnsi="Cambria Math"/>
-                </w:rPr>
-                <m:t>n</m:t>
-              </m:r>
-              <m:r>
-                <m:rPr>
-                  <m:sty m:val="p"/>
-                </m:rPr>
-                <w:rPr>
-                  <w:rFonts w:ascii="Cambria Math" w:hAnsi="Cambria Math"/>
-                </w:rPr>
-                <m:t>-1#</m:t>
-              </m:r>
-              <m:d>
-                <m:dPr>
-                  <m:ctrlPr>
-                    <w:rPr>
-                      <w:rFonts w:ascii="Cambria Math" w:hAnsi="Cambria Math"/>
-                    </w:rPr>
-                  </m:ctrlPr>
-                </m:dPr>
-                <m:e>
-                  <m:r>
-                    <m:rPr>
-                      <m:sty m:val="p"/>
-                    </m:rPr>
-                    <w:rPr>
-                      <w:rFonts w:ascii="Cambria Math" w:hAnsi="Cambria Math"/>
-                    </w:rPr>
-                    <m:t>10</m:t>
-                  </m:r>
-                </m:e>
-              </m:d>
-            </m:e>
-          </m:eqArr>
-        </m:oMath>
-      </m:oMathPara>
-    </w:p>
-    <w:p>
-      <w:pPr>
-        <w:pStyle w:val="a9"/>
-        <w:spacing w:line="240" w:lineRule="auto"/>
-      </w:pPr>
-    </w:p>
-    <w:p>
-      <w:pPr>
-        <w:pStyle w:val="a9"/>
-        <w:ind w:firstLine="0"/>
-        <w:jc w:val="left"/>
-      </w:pPr>
       <w:bookmarkStart w:id="9" w:name="_Toc231728315"/>
-      <w:r>
-        <w:t xml:space="preserve">где </w:t>
-      </w:r>
-      <w:r>
-        <w:rPr>
-          <w:lang w:val="en-US"/>
-        </w:rPr>
-        <w:t>m</w:t>
-      </w:r>
-      <w:r>
-        <w:t xml:space="preserve"> </w:t>
-      </w:r>
-      <w:r>
-        <w:t>–</w:t>
-      </w:r>
-      <w:r>
-        <w:t xml:space="preserve"> </w:t>
-      </w:r>
-      <w:r>
-        <w:t>количество поставщиков</w:t>
-      </w:r>
-      <w:r>
-        <w:t>;</w:t>
-      </w:r>
-    </w:p>
-    <w:p>
-      <w:pPr>
-        <w:pStyle w:val="a9"/>
-        <w:ind w:firstLine="0"/>
-        <w:jc w:val="left"/>
-      </w:pPr>
-      <w:r>
-        <w:tab/>
-      </w:r>
-      <w:r>
-        <w:rPr>
-          <w:lang w:val="en-US"/>
-        </w:rPr>
-        <w:t>n</w:t>
-      </w:r>
-      <w:r>
-        <w:t xml:space="preserve"> – </w:t>
-      </w:r>
-      <w:r>
-        <w:t>количество потребителей</w:t>
-      </w:r>
-      <w:r>
-        <w:t>;</w:t>
-      </w:r>
     </w:p>
     <w:p>
       <w:pPr>
@@ -9257,280 +9769,51 @@
         <w:t xml:space="preserve">(приложение В) </w:t>
       </w:r>
       <w:r>
-        <w:t>строит двудольный граф: строки связаны со столбцами через базисные клетки. Потенциал u[0] принудительно равен нулю, затем обходом в ширину вычисляются остальные по формуле</w:t>
-      </w:r>
-      <w:r>
-        <w:t xml:space="preserve"> 11</w:t>
-      </w:r>
-    </w:p>
-    <w:p>
-      <w:pPr>
-        <w:pStyle w:val="a9"/>
-        <w:spacing w:line="240" w:lineRule="auto"/>
-      </w:pPr>
-    </w:p>
-    <w:p>
-      <w:pPr>
-        <w:pStyle w:val="a9"/>
-        <w:spacing w:line="240" w:lineRule="auto"/>
-        <w:rPr>
-          <w:rFonts w:eastAsiaTheme="minorEastAsia"/>
-        </w:rPr>
-      </w:pPr>
-      <m:oMathPara>
-        <m:oMath>
-          <m:eqArr>
-            <m:eqArrPr>
-              <m:maxDist m:val="1"/>
-              <m:ctrlPr>
-                <w:rPr>
-                  <w:rFonts w:ascii="Cambria Math" w:hAnsi="Cambria Math"/>
-                  <w:i/>
-                </w:rPr>
-              </m:ctrlPr>
-            </m:eqArrPr>
-            <m:e>
-              <m:sSub>
-                <m:sSubPr>
-                  <m:ctrlPr>
-                    <w:rPr>
-                      <w:rFonts w:ascii="Cambria Math" w:hAnsi="Cambria Math"/>
-                      <w:i/>
-                    </w:rPr>
-                  </m:ctrlPr>
-                </m:sSubPr>
-                <m:e>
-                  <m:r>
-                    <w:rPr>
-                      <w:rFonts w:ascii="Cambria Math" w:hAnsi="Cambria Math"/>
-                    </w:rPr>
-                    <m:t>u</m:t>
-                  </m:r>
-                </m:e>
-                <m:sub>
-                  <m:r>
-                    <w:rPr>
-                      <w:rFonts w:ascii="Cambria Math" w:hAnsi="Cambria Math"/>
-                    </w:rPr>
-                    <m:t>i</m:t>
-                  </m:r>
-                </m:sub>
-              </m:sSub>
-              <m:r>
-                <w:rPr>
-                  <w:rFonts w:ascii="Cambria Math" w:hAnsi="Cambria Math"/>
-                </w:rPr>
-                <m:t>+</m:t>
-              </m:r>
-              <m:sSub>
-                <m:sSubPr>
-                  <m:ctrlPr>
-                    <w:rPr>
-                      <w:rFonts w:ascii="Cambria Math" w:hAnsi="Cambria Math"/>
-                      <w:i/>
-                    </w:rPr>
-                  </m:ctrlPr>
-                </m:sSubPr>
-                <m:e>
-                  <m:r>
-                    <w:rPr>
-                      <w:rFonts w:ascii="Cambria Math" w:hAnsi="Cambria Math"/>
-                    </w:rPr>
-                    <m:t>v</m:t>
-                  </m:r>
-                </m:e>
-                <m:sub>
-                  <m:r>
-                    <w:rPr>
-                      <w:rFonts w:ascii="Cambria Math" w:hAnsi="Cambria Math"/>
-                    </w:rPr>
-                    <m:t>j</m:t>
-                  </m:r>
-                </m:sub>
-              </m:sSub>
-              <m:r>
-                <w:rPr>
-                  <w:rFonts w:ascii="Cambria Math" w:hAnsi="Cambria Math"/>
-                </w:rPr>
-                <m:t>=</m:t>
-              </m:r>
-              <m:sSub>
-                <m:sSubPr>
-                  <m:ctrlPr>
-                    <w:rPr>
-                      <w:rFonts w:ascii="Cambria Math" w:hAnsi="Cambria Math"/>
-                      <w:i/>
-                    </w:rPr>
-                  </m:ctrlPr>
-                </m:sSubPr>
-                <m:e>
-                  <m:r>
-                    <w:rPr>
-                      <w:rFonts w:ascii="Cambria Math" w:hAnsi="Cambria Math"/>
-                    </w:rPr>
-                    <m:t>c</m:t>
-                  </m:r>
-                </m:e>
-                <m:sub>
-                  <m:r>
-                    <w:rPr>
-                      <w:rFonts w:ascii="Cambria Math" w:hAnsi="Cambria Math"/>
-                    </w:rPr>
-                    <m:t>ij</m:t>
-                  </m:r>
-                </m:sub>
-              </m:sSub>
-              <m:r>
-                <w:rPr>
-                  <w:rFonts w:ascii="Cambria Math" w:hAnsi="Cambria Math"/>
-                </w:rPr>
-                <m:t>#</m:t>
-              </m:r>
-              <m:d>
-                <m:dPr>
-                  <m:ctrlPr>
-                    <w:rPr>
-                      <w:rFonts w:ascii="Cambria Math" w:hAnsi="Cambria Math"/>
-                      <w:i/>
-                    </w:rPr>
-                  </m:ctrlPr>
-                </m:dPr>
-                <m:e>
-                  <m:r>
-                    <w:rPr>
-                      <w:rFonts w:ascii="Cambria Math" w:hAnsi="Cambria Math"/>
-                    </w:rPr>
-                    <m:t>11</m:t>
-                  </m:r>
-                </m:e>
-              </m:d>
-            </m:e>
-          </m:eqArr>
-        </m:oMath>
-      </m:oMathPara>
-    </w:p>
-    <w:p>
-      <w:pPr>
-        <w:pStyle w:val="a9"/>
-        <w:spacing w:line="240" w:lineRule="auto"/>
-        <w:rPr>
-          <w:rFonts w:eastAsiaTheme="minorEastAsia"/>
-        </w:rPr>
-      </w:pPr>
-    </w:p>
-    <w:p>
-      <w:pPr>
-        <w:pStyle w:val="a9"/>
-        <w:ind w:firstLine="0"/>
-      </w:pPr>
-      <w:r>
-        <w:t xml:space="preserve">где </w:t>
-      </w:r>
-      <w:r>
-        <w:rPr>
-          <w:lang w:val="en-US"/>
-        </w:rPr>
-        <w:t>u</w:t>
+        <w:t>строит двудольный граф: строки связаны со столбцами через</w:t>
+      </w:r>
+      <w:r>
+        <w:t xml:space="preserve"> базисные клетки. Потенциал </w:t>
+      </w:r>
+      <m:oMath>
+        <m:sSub>
+          <m:sSubPr>
+            <m:ctrlPr>
+              <w:rPr>
+                <w:rFonts w:ascii="Cambria Math" w:hAnsi="Cambria Math"/>
+                <w:i/>
+              </w:rPr>
+            </m:ctrlPr>
+          </m:sSubPr>
+          <m:e>
+            <m:r>
+              <w:rPr>
+                <w:rFonts w:ascii="Cambria Math" w:hAnsi="Cambria Math"/>
+                <w:lang w:val="en-US"/>
+              </w:rPr>
+              <m:t>u</m:t>
+            </m:r>
+          </m:e>
+          <m:sub>
+            <m:r>
+              <w:rPr>
+                <w:rFonts w:ascii="Cambria Math" w:hAnsi="Cambria Math"/>
+              </w:rPr>
+              <m:t>0</m:t>
+            </m:r>
+          </m:sub>
+        </m:sSub>
+      </m:oMath>
+      <w:r>
+        <w:t xml:space="preserve"> принудительно равен нулю, затем обходом в ширину вычисляются остальные по формуле</w:t>
       </w:r>
       <w:r>
         <w:t xml:space="preserve"> </w:t>
       </w:r>
       <w:r>
-        <w:t>–</w:t>
-      </w:r>
-      <w:r>
-        <w:t xml:space="preserve"> </w:t>
-      </w:r>
-      <w:r>
-        <w:t>потенциал строки</w:t>
-      </w:r>
-      <w:r>
-        <w:t>;</w:t>
-      </w:r>
-    </w:p>
-    <w:p>
-      <w:pPr>
-        <w:pStyle w:val="a9"/>
-        <w:ind w:firstLine="0"/>
-      </w:pPr>
-      <w:r>
-        <w:tab/>
-      </w:r>
-      <w:r>
-        <w:rPr>
-          <w:lang w:val="en-US"/>
-        </w:rPr>
-        <w:t>v</w:t>
-      </w:r>
-      <w:r>
-        <w:t xml:space="preserve"> – </w:t>
-      </w:r>
-      <w:r>
-        <w:t>потенциал столбца</w:t>
-      </w:r>
-      <w:r>
-        <w:t>;</w:t>
-      </w:r>
-    </w:p>
-    <w:p>
-      <w:pPr>
-        <w:pStyle w:val="a9"/>
-        <w:ind w:firstLine="0"/>
-      </w:pPr>
-      <w:r>
-        <w:tab/>
-      </w:r>
-      <w:r>
-        <w:rPr>
-          <w:lang w:val="en-US"/>
-        </w:rPr>
-        <w:t>i</w:t>
-      </w:r>
-      <w:r>
-        <w:t xml:space="preserve"> – </w:t>
-      </w:r>
-      <w:r>
-        <w:t>номер строки</w:t>
-      </w:r>
-      <w:r>
-        <w:t>;</w:t>
-      </w:r>
-    </w:p>
-    <w:p>
-      <w:pPr>
-        <w:pStyle w:val="a9"/>
-        <w:ind w:firstLine="0"/>
-      </w:pPr>
-      <w:r>
-        <w:tab/>
-        <w:t>с – тариф перевозки для клетки</w:t>
-      </w:r>
-      <w:r>
-        <w:t>;</w:t>
-      </w:r>
-    </w:p>
-    <w:p>
-      <w:pPr>
-        <w:pStyle w:val="a9"/>
-        <w:ind w:firstLine="0"/>
-      </w:pPr>
-      <w:r>
-        <w:tab/>
-      </w:r>
-      <w:r>
-        <w:rPr>
-          <w:lang w:val="en-US"/>
-        </w:rPr>
-        <w:t>j</w:t>
-      </w:r>
-      <w:r>
-        <w:t xml:space="preserve"> – </w:t>
-      </w:r>
-      <w:r>
-        <w:t>номер столбца</w:t>
-      </w:r>
-      <w:r>
-        <w:t>;</w:t>
+        <w:t>7</w:t>
+      </w:r>
+      <w:r>
+        <w:t>.</w:t>
       </w:r>
     </w:p>
     <w:p>
@@ -10009,7 +10292,21 @@
         <w:rPr>
           <w:rFonts w:eastAsiaTheme="minorEastAsia"/>
         </w:rPr>
-        <w:t xml:space="preserve"> Для поиска этого пути реализован обход в ширину с очередью. Такой поиск гарантирует нахождение кратчайшего цикла, что упрощает отладку и делает визуализацию понятнее. Кроме того, очередь не чувствительна к глубоким ветвлениям и не приводит к переполнению стека вызовов. Это делает поиск в ширину более актуальным для этой задачи, чем поиск в глубину. </w:t>
+        <w:t xml:space="preserve"> Для поиска этого пути реализован обход в ширину с очередью. Такой поиск гарантирует нахождение кратчайшего цикла, что упрощает отладку и делает визуализацию понятнее. Кроме того, очередь не чувствительна к глубоким ветвлениям и не приводит к переполнению стека вызовов. Это делает поиск в ширину более актуальным для этой задачи, чем поиск в глубину</w:t>
+      </w:r>
+      <w:r>
+        <w:rPr>
+          <w:rFonts w:eastAsiaTheme="minorEastAsia"/>
+        </w:rPr>
+        <w:t xml:space="preserve"> [12]</w:t>
+      </w:r>
+      <w:bookmarkStart w:id="11" w:name="_GoBack"/>
+      <w:bookmarkEnd w:id="11"/>
+      <w:r>
+        <w:rPr>
+          <w:rFonts w:eastAsiaTheme="minorEastAsia"/>
+        </w:rPr>
+        <w:t xml:space="preserve">. </w:t>
       </w:r>
     </w:p>
     <w:p>
@@ -10145,60 +10442,63 @@
     <w:p>
       <w:pPr>
         <w:pStyle w:val="a9"/>
+      </w:pPr>
+      <w:r>
         <w:rPr>
           <w:szCs w:val="28"/>
         </w:rPr>
-      </w:pPr>
+        <w:t xml:space="preserve">Метод </w:t>
+      </w:r>
+      <w:r>
+        <w:t>step</w:t>
+      </w:r>
       <w:r>
         <w:rPr>
           <w:szCs w:val="28"/>
         </w:rPr>
-        <w:t xml:space="preserve">Метод </w:t>
-      </w:r>
-      <w:r>
-        <w:t>step</w:t>
+        <w:t xml:space="preserve"> </w:t>
+      </w:r>
+      <w:r>
+        <w:t>класса ModiOptimizer</w:t>
       </w:r>
       <w:r>
         <w:rPr>
           <w:szCs w:val="28"/>
         </w:rPr>
-        <w:t xml:space="preserve"> </w:t>
-      </w:r>
-      <w:r>
-        <w:t>класса ModiOptimizer</w:t>
+        <w:t xml:space="preserve"> использует </w:t>
+      </w:r>
+      <w:r>
+        <w:t>find_cycle</w:t>
       </w:r>
       <w:r>
         <w:rPr>
           <w:szCs w:val="28"/>
         </w:rPr>
-        <w:t xml:space="preserve"> использует </w:t>
-      </w:r>
-      <w:r>
-        <w:t>find_cycle</w:t>
+        <w:t>, находит θ как минимум по минусовым вершинам, обновляет перевозки и заменяет базисную клетку. Если после пересчёта</w:t>
       </w:r>
       <w:r>
         <w:rPr>
           <w:szCs w:val="28"/>
         </w:rPr>
-        <w:t>, находит θ как минимум по минусовым вершинам, обновляет перевозки и заменяет базисную клетку. Если после пересчёта</w:t>
+        <w:t xml:space="preserve"> количество</w:t>
       </w:r>
       <w:r>
         <w:rPr>
           <w:szCs w:val="28"/>
         </w:rPr>
-        <w:t xml:space="preserve"> количество</w:t>
+        <w:t xml:space="preserve"> базисных клеток опять меньше</w:t>
       </w:r>
       <w:r>
         <w:rPr>
           <w:szCs w:val="28"/>
         </w:rPr>
-        <w:t xml:space="preserve"> базисных клеток опять меньше</w:t>
+        <w:t xml:space="preserve"> значения форму</w:t>
       </w:r>
       <w:r>
         <w:rPr>
           <w:szCs w:val="28"/>
         </w:rPr>
-        <w:t xml:space="preserve"> значения формулы 12 - </w:t>
+        <w:t xml:space="preserve">лы 6 – </w:t>
       </w:r>
       <w:r>
         <w:rPr>
@@ -10210,160 +10510,8 @@
         <w:rPr>
           <w:szCs w:val="28"/>
         </w:rPr>
-        <w:t>работать с выходными данн</w:t>
-      </w:r>
-      <w:r>
-        <w:rPr>
-          <w:szCs w:val="28"/>
-        </w:rPr>
-        <w:t>ыми.</w:t>
-      </w:r>
-    </w:p>
-    <w:p>
-      <w:pPr>
-        <w:pStyle w:val="a9"/>
-        <w:spacing w:line="240" w:lineRule="auto"/>
-        <w:rPr>
-          <w:szCs w:val="28"/>
-        </w:rPr>
-      </w:pPr>
-    </w:p>
-    <w:p>
-      <w:pPr>
-        <w:pStyle w:val="a9"/>
-        <w:spacing w:line="240" w:lineRule="auto"/>
-        <w:rPr>
-          <w:rFonts w:eastAsiaTheme="minorEastAsia"/>
-          <w:szCs w:val="28"/>
-        </w:rPr>
-      </w:pPr>
-      <m:oMathPara>
-        <m:oMath>
-          <m:eqArr>
-            <m:eqArrPr>
-              <m:maxDist m:val="1"/>
-              <m:ctrlPr>
-                <w:rPr>
-                  <w:rFonts w:ascii="Cambria Math" w:hAnsi="Cambria Math"/>
-                  <w:i/>
-                  <w:szCs w:val="28"/>
-                </w:rPr>
-              </m:ctrlPr>
-            </m:eqArrPr>
-            <m:e>
-              <m:r>
-                <w:rPr>
-                  <w:rFonts w:ascii="Cambria Math" w:hAnsi="Cambria Math"/>
-                  <w:szCs w:val="28"/>
-                </w:rPr>
-                <m:t>m+n-1#</m:t>
-              </m:r>
-              <m:d>
-                <m:dPr>
-                  <m:ctrlPr>
-                    <w:rPr>
-                      <w:rFonts w:ascii="Cambria Math" w:hAnsi="Cambria Math"/>
-                      <w:i/>
-                      <w:szCs w:val="28"/>
-                    </w:rPr>
-                  </m:ctrlPr>
-                </m:dPr>
-                <m:e>
-                  <m:r>
-                    <w:rPr>
-                      <w:rFonts w:ascii="Cambria Math" w:hAnsi="Cambria Math"/>
-                      <w:szCs w:val="28"/>
-                    </w:rPr>
-                    <m:t>12</m:t>
-                  </m:r>
-                </m:e>
-              </m:d>
-            </m:e>
-          </m:eqArr>
-        </m:oMath>
-      </m:oMathPara>
-    </w:p>
-    <w:p>
-      <w:pPr>
-        <w:pStyle w:val="a9"/>
-        <w:spacing w:line="240" w:lineRule="auto"/>
-        <w:rPr>
-          <w:rFonts w:eastAsiaTheme="minorEastAsia"/>
-          <w:szCs w:val="28"/>
-        </w:rPr>
-      </w:pPr>
-    </w:p>
-    <w:p>
-      <w:pPr>
-        <w:pStyle w:val="a9"/>
-        <w:ind w:firstLine="0"/>
-        <w:jc w:val="left"/>
-      </w:pPr>
-      <w:r>
-        <w:t xml:space="preserve">где </w:t>
-      </w:r>
-      <w:r>
-        <w:rPr>
-          <w:lang w:val="en-US"/>
-        </w:rPr>
-        <w:t>m</w:t>
-      </w:r>
-      <w:r>
-        <w:t xml:space="preserve"> </w:t>
-      </w:r>
-      <w:r>
-        <w:t>–</w:t>
-      </w:r>
-      <w:r>
-        <w:t xml:space="preserve"> </w:t>
-      </w:r>
-      <w:r>
-        <w:t>количество поставщиков</w:t>
-      </w:r>
-      <w:r>
-        <w:t>;</w:t>
-      </w:r>
-    </w:p>
-    <w:p>
-      <w:pPr>
-        <w:pStyle w:val="a9"/>
-        <w:ind w:firstLine="0"/>
-        <w:jc w:val="left"/>
-      </w:pPr>
-      <w:r>
-        <w:tab/>
-      </w:r>
-      <w:r>
-        <w:rPr>
-          <w:lang w:val="en-US"/>
-        </w:rPr>
-        <w:t>n</w:t>
-      </w:r>
-      <w:r>
-        <w:t xml:space="preserve"> – </w:t>
-      </w:r>
-      <w:r>
-        <w:t>количество потребителей</w:t>
-      </w:r>
-      <w:r>
-        <w:t>;</w:t>
-      </w:r>
-    </w:p>
-    <w:p>
-      <w:pPr>
-        <w:pStyle w:val="1"/>
-        <w:rPr>
-          <w:sz w:val="28"/>
-        </w:rPr>
-      </w:pPr>
-      <w:bookmarkStart w:id="11" w:name="_Toc231728317"/>
-      <w:r>
-        <w:rPr>
-          <w:sz w:val="28"/>
-        </w:rPr>
-        <w:t>2.4 Общая схема алгоритма</w:t>
-      </w:r>
-      <w:bookmarkEnd w:id="11"/>
+        <w:t>работать с выходными данными.</w:t>
+      </w:r>
     </w:p>
     <w:p>
       <w:pPr>
@@ -11326,8 +11474,6 @@
         </w:rPr>
         <w:t>Ai</w:t>
       </w:r>
-      <w:bookmarkStart w:id="20" w:name="_GoBack"/>
-      <w:bookmarkEnd w:id="20"/>
       <w:r>
         <w:t>. Значения запасов размещаются справа от таблицы в столбце с заголовком «Запасы», потребности — снизу в строке с заголовком «Потр.». Перерисовка выполняется полностью при каждом вызове метода, что обеспечивает синхронизацию визуализации с актуальным состоянием плана после каждой итерации оптимизации или загрузки начального решения.</w:t>
       </w:r>
@@ -11360,7 +11506,7 @@
           <w:lang w:eastAsia="ru-RU"/>
         </w:rPr>
       </w:pPr>
-      <w:bookmarkStart w:id="21" w:name="_Toc231728326"/>
+      <w:bookmarkStart w:id="20" w:name="_Toc231728326"/>
       <w:r>
         <w:rPr>
           <w:rFonts w:eastAsia="Times New Roman"/>
@@ -11390,7 +11536,7 @@
         </w:rPr>
         <w:t>GitHub</w:t>
       </w:r>
-      <w:bookmarkEnd w:id="21"/>
+      <w:bookmarkEnd w:id="20"/>
     </w:p>
     <w:p>
       <w:pPr>
@@ -11401,7 +11547,7 @@
           <w:lang w:eastAsia="ru-RU"/>
         </w:rPr>
       </w:pPr>
-      <w:bookmarkStart w:id="22" w:name="_Toc231728327"/>
+      <w:bookmarkStart w:id="21" w:name="_Toc231728327"/>
       <w:r>
         <w:rPr>
           <w:sz w:val="28"/>
@@ -11416,7 +11562,7 @@
         </w:rPr>
         <w:t>Тестирование основного функционала</w:t>
       </w:r>
-      <w:bookmarkEnd w:id="22"/>
+      <w:bookmarkEnd w:id="21"/>
     </w:p>
     <w:p>
       <w:pPr>
@@ -11478,6 +11624,8 @@
           <w:p>
             <w:pPr>
               <w:pStyle w:val="a9"/>
+              <w:ind w:firstLine="0"/>
+              <w:jc w:val="center"/>
             </w:pPr>
             <w:r>
               <w:t>Потребитель 1</w:t>
@@ -11491,6 +11639,8 @@
           <w:p>
             <w:pPr>
               <w:pStyle w:val="a9"/>
+              <w:ind w:firstLine="0"/>
+              <w:jc w:val="center"/>
             </w:pPr>
             <w:r>
               <w:t>Потребитель 2</w:t>
@@ -11504,6 +11654,8 @@
           <w:p>
             <w:pPr>
               <w:pStyle w:val="a9"/>
+              <w:ind w:firstLine="0"/>
+              <w:jc w:val="center"/>
             </w:pPr>
             <w:r>
               <w:t>Потребитель 3</w:t>
@@ -11522,6 +11674,8 @@
           <w:p>
             <w:pPr>
               <w:pStyle w:val="a9"/>
+              <w:ind w:firstLine="0"/>
+              <w:jc w:val="center"/>
             </w:pPr>
             <w:r>
               <w:t>Поставщик 1</w:t>
@@ -11535,6 +11689,8 @@
           <w:p>
             <w:pPr>
               <w:pStyle w:val="a9"/>
+              <w:ind w:firstLine="0"/>
+              <w:jc w:val="center"/>
             </w:pPr>
             <w:r>
               <w:t>5</w:t>
@@ -11548,6 +11704,8 @@
           <w:p>
             <w:pPr>
               <w:pStyle w:val="a9"/>
+              <w:ind w:firstLine="0"/>
+              <w:jc w:val="center"/>
             </w:pPr>
             <w:r>
               <w:t>4</w:t>
@@ -11561,6 +11719,8 @@
           <w:p>
             <w:pPr>
               <w:pStyle w:val="a9"/>
+              <w:ind w:firstLine="0"/>
+              <w:jc w:val="center"/>
             </w:pPr>
             <w:r>
               <w:t>6</w:t>
@@ -11579,6 +11739,8 @@
           <w:p>
             <w:pPr>
               <w:pStyle w:val="a9"/>
+              <w:ind w:firstLine="0"/>
+              <w:jc w:val="center"/>
             </w:pPr>
             <w:r>
               <w:t>Поставщик 2</w:t>
@@ -11592,6 +11754,8 @@
           <w:p>
             <w:pPr>
               <w:pStyle w:val="a9"/>
+              <w:ind w:firstLine="0"/>
+              <w:jc w:val="center"/>
             </w:pPr>
             <w:r>
               <w:t>7</w:t>
@@ -11605,6 +11769,8 @@
           <w:p>
             <w:pPr>
               <w:pStyle w:val="a9"/>
+              <w:ind w:firstLine="0"/>
+              <w:jc w:val="center"/>
             </w:pPr>
             <w:r>
               <w:t>3</w:t>
@@ -11618,6 +11784,8 @@
           <w:p>
             <w:pPr>
               <w:pStyle w:val="a9"/>
+              <w:ind w:firstLine="0"/>
+              <w:jc w:val="center"/>
             </w:pPr>
             <w:r>
               <w:t>5</w:t>
@@ -11636,6 +11804,8 @@
           <w:p>
             <w:pPr>
               <w:pStyle w:val="a9"/>
+              <w:ind w:firstLine="0"/>
+              <w:jc w:val="center"/>
             </w:pPr>
             <w:r>
               <w:t>Поставщик 3</w:t>
@@ -11649,6 +11819,8 @@
           <w:p>
             <w:pPr>
               <w:pStyle w:val="a9"/>
+              <w:ind w:firstLine="0"/>
+              <w:jc w:val="center"/>
             </w:pPr>
             <w:r>
               <w:t>8</w:t>
@@ -11662,6 +11834,8 @@
           <w:p>
             <w:pPr>
               <w:pStyle w:val="a9"/>
+              <w:ind w:firstLine="0"/>
+              <w:jc w:val="center"/>
             </w:pPr>
             <w:r>
               <w:t>6</w:t>
@@ -11675,6 +11849,8 @@
           <w:p>
             <w:pPr>
               <w:pStyle w:val="a9"/>
+              <w:ind w:firstLine="0"/>
+              <w:jc w:val="center"/>
             </w:pPr>
             <w:r>
               <w:t>4</w:t>
@@ -11745,11 +11921,11 @@
         <w:tblLook w:val="04A0" w:firstRow="1" w:lastRow="0" w:firstColumn="1" w:lastColumn="0" w:noHBand="0" w:noVBand="1"/>
       </w:tblPr>
       <w:tblGrid>
-        <w:gridCol w:w="2081"/>
-        <w:gridCol w:w="1891"/>
-        <w:gridCol w:w="1892"/>
-        <w:gridCol w:w="1892"/>
-        <w:gridCol w:w="1892"/>
+        <w:gridCol w:w="1929"/>
+        <w:gridCol w:w="1929"/>
+        <w:gridCol w:w="1930"/>
+        <w:gridCol w:w="1930"/>
+        <w:gridCol w:w="1930"/>
       </w:tblGrid>
       <w:tr>
         <w:trPr>
@@ -11835,6 +12011,8 @@
           <w:p>
             <w:pPr>
               <w:pStyle w:val="a9"/>
+              <w:ind w:firstLine="0"/>
+              <w:jc w:val="center"/>
             </w:pPr>
             <w:r>
               <w:t>Поставщик 1</w:t>
@@ -11849,7 +12027,7 @@
             <w:pPr>
               <w:pStyle w:val="a9"/>
               <w:ind w:firstLine="0"/>
-              <w:jc w:val="left"/>
+              <w:jc w:val="center"/>
             </w:pPr>
             <w:r>
               <w:t>3</w:t>
@@ -11864,7 +12042,7 @@
             <w:pPr>
               <w:pStyle w:val="a9"/>
               <w:ind w:firstLine="0"/>
-              <w:jc w:val="left"/>
+              <w:jc w:val="center"/>
             </w:pPr>
             <w:r>
               <w:t>2</w:t>
@@ -11878,7 +12056,8 @@
           <w:p>
             <w:pPr>
               <w:pStyle w:val="a9"/>
-              <w:jc w:val="left"/>
+              <w:ind w:firstLine="0"/>
+              <w:jc w:val="center"/>
             </w:pPr>
             <w:r>
               <w:t>7</w:t>
@@ -11892,7 +12071,8 @@
           <w:p>
             <w:pPr>
               <w:pStyle w:val="a9"/>
-              <w:jc w:val="left"/>
+              <w:ind w:firstLine="0"/>
+              <w:jc w:val="center"/>
             </w:pPr>
             <w:r>
               <w:t>4</w:t>
@@ -11912,6 +12092,8 @@
           <w:p>
             <w:pPr>
               <w:pStyle w:val="a9"/>
+              <w:ind w:firstLine="0"/>
+              <w:jc w:val="center"/>
             </w:pPr>
             <w:r>
               <w:t>Поставщик 2</w:t>
@@ -11926,7 +12108,7 @@
             <w:pPr>
               <w:pStyle w:val="a9"/>
               <w:ind w:firstLine="0"/>
-              <w:jc w:val="left"/>
+              <w:jc w:val="center"/>
             </w:pPr>
             <w:r>
               <w:t>5</w:t>
@@ -11941,7 +12123,7 @@
             <w:pPr>
               <w:pStyle w:val="a9"/>
               <w:ind w:firstLine="0"/>
-              <w:jc w:val="left"/>
+              <w:jc w:val="center"/>
             </w:pPr>
             <w:r>
               <w:t>6</w:t>
@@ -11955,7 +12137,8 @@
           <w:p>
             <w:pPr>
               <w:pStyle w:val="a9"/>
-              <w:jc w:val="left"/>
+              <w:ind w:firstLine="0"/>
+              <w:jc w:val="center"/>
             </w:pPr>
             <w:r>
               <w:t>1</w:t>
@@ -11969,7 +12152,8 @@
           <w:p>
             <w:pPr>
               <w:pStyle w:val="a9"/>
-              <w:jc w:val="left"/>
+              <w:ind w:firstLine="0"/>
+              <w:jc w:val="center"/>
             </w:pPr>
             <w:r>
               <w:t>8</w:t>
@@ -12004,7 +12188,6 @@
         <w:pStyle w:val="a9"/>
       </w:pPr>
       <w:r>
-        <w:lastRenderedPageBreak/>
         <w:t xml:space="preserve">Отсюда можно сделать вывод, что программа работает хорошо и на несбалансированных задачах, а алгоритм из пункта </w:t>
       </w:r>
       <w:r>
@@ -12019,15 +12202,16 @@
           <w:lang w:eastAsia="ru-RU"/>
         </w:rPr>
       </w:pPr>
-      <w:bookmarkStart w:id="23" w:name="_Toc231728328"/>
+      <w:bookmarkStart w:id="22" w:name="_Toc231728328"/>
       <w:r>
         <w:rPr>
           <w:sz w:val="28"/>
           <w:lang w:eastAsia="ru-RU"/>
         </w:rPr>
+        <w:lastRenderedPageBreak/>
         <w:t>4.2 Тестирование обработки ошибок</w:t>
       </w:r>
-      <w:bookmarkEnd w:id="23"/>
+      <w:bookmarkEnd w:id="22"/>
     </w:p>
     <w:p>
       <w:pPr>
@@ -12036,72 +12220,25 @@
       <w:r>
         <w:t>После тестирования функционала приложения было проведено тестирование обработки ошибок, при вводе некорректных значений в поля ввода программа предупреждала о несоответствии типов, но не завершалась и продолжала корректную работу.  Это говорит о корректном коде обработки ошибок.</w:t>
       </w:r>
-    </w:p>
-    <w:p>
-      <w:pPr>
-        <w:pStyle w:val="1"/>
-        <w:rPr>
-          <w:sz w:val="28"/>
-          <w:lang w:eastAsia="ru-RU"/>
-        </w:rPr>
-      </w:pPr>
-      <w:bookmarkStart w:id="24" w:name="_Toc231728329"/>
-      <w:r>
-        <w:rPr>
-          <w:sz w:val="28"/>
-          <w:lang w:eastAsia="ru-RU"/>
-        </w:rPr>
-        <w:t>4.3 Тестирование загрузки из файла</w:t>
-      </w:r>
-      <w:bookmarkEnd w:id="24"/>
-    </w:p>
-    <w:p>
-      <w:pPr>
-        <w:pStyle w:val="a9"/>
-      </w:pPr>
-      <w:r>
-        <w:t xml:space="preserve">После этого было проведено тестирование загрузки данных задачи из файла. Для этого задачи из пункта 4.1 оборачиваются в нужный формат </w:t>
-      </w:r>
-      <w:r>
-        <w:t>.</w:t>
-      </w:r>
-      <w:r>
-        <w:rPr>
-          <w:lang w:val="en-US"/>
-        </w:rPr>
-        <w:t>txt</w:t>
-      </w:r>
-      <w:r>
-        <w:t xml:space="preserve"> </w:t>
-      </w:r>
-      <w:r>
-        <w:t>файла, после чего загружаются в приложение кнопкой «Загрузит из файла». Построчная проверка данных показала корректный перенос всех значений. После этого специально создается файл с неправильным форматом, первая строка содержит текст. При попытке загрузки этого файла приложение в</w:t>
-      </w:r>
-      <w:r>
-        <w:t>ыдает предупреждение (рисунок 4</w:t>
-      </w:r>
-      <w:r>
-        <w:t>).</w:t>
-      </w:r>
-    </w:p>
-    <w:p>
-      <w:pPr>
-        <w:spacing w:after="0"/>
+      <w:r>
+        <w:t xml:space="preserve"> Например при вводе</w:t>
+      </w:r>
+      <w:r>
+        <w:t xml:space="preserve"> отрицательных значений, приложение выдает предупреждение о некорректном вводе. То же самое происходит и при вводе букв и других неподходящих значений в любое из полей. Окно предупреждения представленно на рисунке 4.</w:t>
+      </w:r>
+    </w:p>
+    <w:p>
+      <w:pPr>
+        <w:pStyle w:val="a9"/>
+        <w:spacing w:line="240" w:lineRule="auto"/>
         <w:jc w:val="center"/>
-        <w:rPr>
-          <w:lang w:eastAsia="ru-RU"/>
-        </w:rPr>
-      </w:pPr>
-      <w:r>
-        <w:rPr>
-          <w:noProof/>
-          <w:lang w:eastAsia="ru-RU"/>
-        </w:rPr>
+      </w:pPr>
+      <w:r>
         <w:drawing>
-          <wp:inline distT="0" distB="0" distL="0" distR="0" wp14:anchorId="2C7B8E91" wp14:editId="1B192B31">
-            <wp:extent cx="4458322" cy="1867161"/>
+          <wp:inline distT="0" distB="0" distL="0" distR="0" wp14:anchorId="4C5B5588" wp14:editId="3155EF14">
+            <wp:extent cx="4629796" cy="1829055"/>
             <wp:effectExtent l="0" t="0" r="0" b="0"/>
-            <wp:docPr id="4" name="Рисунок 4"/>
+            <wp:docPr id="8" name="Рисунок 8"/>
             <wp:cNvGraphicFramePr>
               <a:graphicFrameLocks xmlns:a="http://schemas.openxmlformats.org/drawingml/2006/main" noChangeAspect="1"/>
             </wp:cNvGraphicFramePr>
@@ -12121,6 +12258,128 @@
                   <pic:spPr>
                     <a:xfrm>
                       <a:off x="0" y="0"/>
+                      <a:ext cx="4629796" cy="1829055"/>
+                    </a:xfrm>
+                    <a:prstGeom prst="rect">
+                      <a:avLst/>
+                    </a:prstGeom>
+                  </pic:spPr>
+                </pic:pic>
+              </a:graphicData>
+            </a:graphic>
+          </wp:inline>
+        </w:drawing>
+      </w:r>
+    </w:p>
+    <w:p>
+      <w:pPr>
+        <w:pStyle w:val="a9"/>
+        <w:spacing w:line="240" w:lineRule="auto"/>
+        <w:jc w:val="center"/>
+      </w:pPr>
+      <w:r>
+        <w:t>Рисунок 4 – предупреждение о некорректном вводе значений</w:t>
+      </w:r>
+    </w:p>
+    <w:p>
+      <w:pPr>
+        <w:pStyle w:val="1"/>
+        <w:rPr>
+          <w:sz w:val="28"/>
+          <w:lang w:eastAsia="ru-RU"/>
+        </w:rPr>
+      </w:pPr>
+      <w:bookmarkStart w:id="23" w:name="_Toc231728329"/>
+      <w:r>
+        <w:rPr>
+          <w:sz w:val="28"/>
+          <w:lang w:eastAsia="ru-RU"/>
+        </w:rPr>
+        <w:t>4.3 Тестирование загрузки из файла</w:t>
+      </w:r>
+      <w:bookmarkEnd w:id="23"/>
+    </w:p>
+    <w:p>
+      <w:pPr>
+        <w:pStyle w:val="a9"/>
+      </w:pPr>
+      <w:r>
+        <w:t xml:space="preserve">После этого было проведено тестирование загрузки данных задачи из файла. Для этого задачи из пункта 4.1 оборачиваются в нужный формат </w:t>
+      </w:r>
+      <w:r>
+        <w:t>.</w:t>
+      </w:r>
+      <w:r>
+        <w:rPr>
+          <w:lang w:val="en-US"/>
+        </w:rPr>
+        <w:t>txt</w:t>
+      </w:r>
+      <w:r>
+        <w:t xml:space="preserve"> </w:t>
+      </w:r>
+      <w:r>
+        <w:t>файла, после чего загружаются в приложение кнопкой «Загрузит из файла». Построчная проверка данных показала корректный перенос всех значений. После этого специально создается файл с неправильным форматом</w:t>
+      </w:r>
+      <w:r>
+        <w:t xml:space="preserve"> (например файл с расширением </w:t>
+      </w:r>
+      <w:r>
+        <w:rPr>
+          <w:lang w:val="en-US"/>
+        </w:rPr>
+        <w:t>txt</w:t>
+      </w:r>
+      <w:r>
+        <w:t>, содержащий несколько строк текста или набор цифр без разделения)</w:t>
+      </w:r>
+      <w:r>
+        <w:t>. При попытке загрузки этого файла приложение в</w:t>
+      </w:r>
+      <w:r>
+        <w:t>ыдает предупреждение (рисунок 5</w:t>
+      </w:r>
+      <w:r>
+        <w:t>).</w:t>
+      </w:r>
+    </w:p>
+    <w:p>
+      <w:pPr>
+        <w:spacing w:after="0"/>
+        <w:jc w:val="center"/>
+        <w:rPr>
+          <w:lang w:eastAsia="ru-RU"/>
+        </w:rPr>
+      </w:pPr>
+      <w:r>
+        <w:rPr>
+          <w:noProof/>
+          <w:lang w:eastAsia="ru-RU"/>
+        </w:rPr>
+        <w:drawing>
+          <wp:inline distT="0" distB="0" distL="0" distR="0" wp14:anchorId="2C7B8E91" wp14:editId="1B192B31">
+            <wp:extent cx="4458322" cy="1867161"/>
+            <wp:effectExtent l="0" t="0" r="0" b="0"/>
+            <wp:docPr id="4" name="Рисунок 4"/>
+            <wp:cNvGraphicFramePr>
+              <a:graphicFrameLocks xmlns:a="http://schemas.openxmlformats.org/drawingml/2006/main" noChangeAspect="1"/>
+            </wp:cNvGraphicFramePr>
+            <a:graphic xmlns:a="http://schemas.openxmlformats.org/drawingml/2006/main">
+              <a:graphicData uri="http://schemas.openxmlformats.org/drawingml/2006/picture">
+                <pic:pic xmlns:pic="http://schemas.openxmlformats.org/drawingml/2006/picture">
+                  <pic:nvPicPr>
+                    <pic:cNvPr id="1" name=""/>
+                    <pic:cNvPicPr/>
+                  </pic:nvPicPr>
+                  <pic:blipFill>
+                    <a:blip r:embed="rId14"/>
+                    <a:stretch>
+                      <a:fillRect/>
+                    </a:stretch>
+                  </pic:blipFill>
+                  <pic:spPr>
+                    <a:xfrm>
+                      <a:off x="0" y="0"/>
                       <a:ext cx="4458322" cy="1867161"/>
                     </a:xfrm>
                     <a:prstGeom prst="rect">
@@ -12140,7 +12399,7 @@
         <w:jc w:val="center"/>
       </w:pPr>
       <w:r>
-        <w:t>Рисунок 4</w:t>
+        <w:t>Рисунок 5</w:t>
       </w:r>
       <w:r>
         <w:t xml:space="preserve"> – П</w:t>
@@ -12153,6 +12412,14 @@
       </w:r>
       <w:r>
         <w:t>формате файла</w:t>
+      </w:r>
+    </w:p>
+    <w:p>
+      <w:pPr>
+        <w:pStyle w:val="a9"/>
+      </w:pPr>
+      <w:r>
+        <w:t>На этом тестирование загрузки из файла завершается и делается вывод, что функционал работает корректно.</w:t>
       </w:r>
     </w:p>
     <w:p>
@@ -12163,12 +12430,13 @@
           <w:lang w:eastAsia="ru-RU"/>
         </w:rPr>
       </w:pPr>
-      <w:bookmarkStart w:id="25" w:name="_Toc231728330"/>
+      <w:bookmarkStart w:id="24" w:name="_Toc231728330"/>
       <w:r>
         <w:rPr>
           <w:sz w:val="28"/>
           <w:lang w:eastAsia="ru-RU"/>
         </w:rPr>
+        <w:lastRenderedPageBreak/>
         <w:t xml:space="preserve">4.4 Сборка исполняемых файлов на </w:t>
       </w:r>
       <w:r>
@@ -12178,7 +12446,7 @@
         </w:rPr>
         <w:t>GitHub</w:t>
       </w:r>
-      <w:bookmarkEnd w:id="25"/>
+      <w:bookmarkEnd w:id="24"/>
     </w:p>
     <w:p>
       <w:pPr>
@@ -12203,7 +12471,16 @@
         <w:t>--windowed</w:t>
       </w:r>
       <w:r>
-        <w:t xml:space="preserve"> убирает консольное окно на Windows и macOS (на Linux это не требуется). Для удобной сборки файла под разные операционные системы используется среда GitHub Actions. Workflow-файл лежит в </w:t>
+        <w:t xml:space="preserve"> убирает консольное окно на Windows и macOS (на Linux это не требуется)</w:t>
+      </w:r>
+      <w:r>
+        <w:t xml:space="preserve"> [4]</w:t>
+      </w:r>
+      <w:r>
+        <w:t xml:space="preserve">. Для удобной сборки файла под разные операционные системы используется среда GitHub Actions. Workflow-файл </w:t>
+      </w:r>
+      <w:r>
+        <w:t xml:space="preserve">имеет название </w:t>
       </w:r>
       <w:r>
         <w:rPr>
@@ -12212,10 +12489,16 @@
           <w:sz w:val="24"/>
           <w:szCs w:val="22"/>
         </w:rPr>
-        <w:t>.github/workflows/build.yml</w:t>
-      </w:r>
-      <w:r>
-        <w:t xml:space="preserve"> и запускается при создании тега вида v*. Файл конфигурации написан на основе примера из документации PyInstaller. Основная идея в создании трех параллельных задач: windows-latest, ubuntu-latest, macos-latest), каждая устанавливает Python, ставит PyInstaller, запускает сборку и загружает артефакт. Затем отдельная задача </w:t>
+        <w:t>build.yml</w:t>
+      </w:r>
+      <w:r>
+        <w:t xml:space="preserve"> и запускается при создании тега вида v*. Файл конфигурации написан на основе примера из документации PyInstaller. Основная идея в создании трех параллельных задач: windows-latest, ubuntu-latest, macos-latest), каждая устанавливает Python, </w:t>
+      </w:r>
+      <w:r>
+        <w:t>устанавливает</w:t>
+      </w:r>
+      <w:r>
+        <w:t xml:space="preserve"> PyInstaller, запускает сборку и загружает артефакт. Затем отдельная задача </w:t>
       </w:r>
       <w:r>
         <w:rPr>
@@ -12227,11 +12510,16 @@
         <w:t>release</w:t>
       </w:r>
       <w:r>
-        <w:t xml:space="preserve"> скачивает все три артефакта и публикует их в релизе </w:t>
-      </w:r>
-      <w:r>
-        <w:lastRenderedPageBreak/>
-        <w:t xml:space="preserve">GitHub. После нескольких быстрых исправлений и успешного запуска первого релиза проверяется доступность приложения на разных операционных системах: Windows, Linux и MacOS. На всех операционных системах приложение работает стабильно, а значит файл конфигурации написан правильно. </w:t>
+        <w:t xml:space="preserve"> скачивает все три артефакта и публикует их в релизе GitHub</w:t>
+      </w:r>
+      <w:r>
+        <w:t xml:space="preserve"> </w:t>
+      </w:r>
+      <w:r>
+        <w:t>[5]</w:t>
+      </w:r>
+      <w:r>
+        <w:t xml:space="preserve">. После нескольких быстрых исправлений и успешного запуска первого релиза проверяется доступность приложения на разных операционных системах: Windows, Linux и MacOS. На всех операционных системах приложение работает стабильно, а значит файл конфигурации написан правильно. </w:t>
       </w:r>
       <w:r>
         <w:t>Исходный код приложения доступен в репозитории GitHub:</w:t>
@@ -12261,10 +12549,7 @@
         <w:t>Releases</w:t>
       </w:r>
       <w:r>
-        <w:t xml:space="preserve"> (релизы), который находится в правой части главной страницы проекта на GitHub. В этом разделе представлены автоматически собранные исполняемые файлы для всех трёх операционных систем</w:t>
-      </w:r>
-      <w:r>
-        <w:t xml:space="preserve">: </w:t>
+        <w:t xml:space="preserve"> (релизы), который находится в правой части главной страницы проекта на GitHub. В этом разделе представлены автоматически собранные исполняемые файлы для всех трёх операционных систем: </w:t>
       </w:r>
       <w:r>
         <w:rPr>
@@ -12363,10 +12648,7 @@
         <w:t>macOS</w:t>
       </w:r>
       <w:r>
-        <w:t xml:space="preserve"> </w:t>
-      </w:r>
-      <w:r>
-        <w:t>(</w:t>
+        <w:t xml:space="preserve"> (</w:t>
       </w:r>
       <w:r>
         <w:t>файл</w:t>
@@ -12421,7 +12703,7 @@
           <w:lang w:eastAsia="ru-RU"/>
         </w:rPr>
       </w:pPr>
-      <w:bookmarkStart w:id="26" w:name="_Toc231728331"/>
+      <w:bookmarkStart w:id="25" w:name="_Toc231728331"/>
       <w:r>
         <w:rPr>
           <w:lang w:eastAsia="ru-RU"/>
@@ -12429,181 +12711,167 @@
         <w:lastRenderedPageBreak/>
         <w:t>Заключение</w:t>
       </w:r>
-      <w:bookmarkEnd w:id="26"/>
-    </w:p>
-    <w:p>
-      <w:pPr>
-        <w:pStyle w:val="a9"/>
-      </w:pPr>
-      <w:r>
-        <w:t>В ходе учебной ознакомительной практики была разработана программа, решающая классическую транспортную задачу методами северо-западного угла и потенциалов (МОДИ). Приложение реализовано на языке Python с графическим интерфейсом на библиотеке tkinter и обеспечивает полный цикл работы с транспортной задачей: от ввода исходных данных до получения оптимального плана перевозок с минимальной стоимостью. Программа является кроссплатформенной, её исходный код размещён в открытом репозитории, а готовые исполняемые файлы для Windows, Linux и macOS автоматически собираются и публикуются через GitHub Actions.</w:t>
-      </w:r>
-    </w:p>
-    <w:p>
-      <w:pPr>
-        <w:pStyle w:val="a9"/>
-      </w:pPr>
-      <w:r>
-        <w:t>Алгоритмическая часть включает две стадии решения. Первая стадия — построение начального опорного плана методом северо-западного угла. Реализация алгоритма последовательно заполняет таблицу перевозок, начиная с левой верхней клетки, и на каждом шаге перемещает указатель вправо или вниз в зависимости от того, какой из остатков обнулился. При одновременном занулении строки и столбца, когда образуется на одну базисную клетку меньше требуемого количества m</w:t>
-      </w:r>
+      <w:bookmarkEnd w:id="25"/>
+    </w:p>
+    <w:p>
+      <w:pPr>
+        <w:pStyle w:val="a9"/>
+      </w:pPr>
+      <w:r>
+        <w:t xml:space="preserve">В ходе учебной ознакомительной практики разработано полнофункциональное приложение для решения классической транспортной задачи. Программа реализована на языке </w:t>
+      </w:r>
+      <w:proofErr w:type="spellStart"/>
+      <w:r>
+        <w:t>Python</w:t>
+      </w:r>
+      <w:proofErr w:type="spellEnd"/>
+      <w:r>
+        <w:t xml:space="preserve"> с использованием графической библиотеки </w:t>
+      </w:r>
+      <w:proofErr w:type="spellStart"/>
+      <w:r>
+        <w:t>tkinter</w:t>
+      </w:r>
+      <w:proofErr w:type="spellEnd"/>
+      <w:r>
+        <w:t xml:space="preserve"> и поддерживает работу на операционных системах </w:t>
+      </w:r>
+      <w:proofErr w:type="spellStart"/>
+      <w:r>
+        <w:t>Windows</w:t>
+      </w:r>
+      <w:proofErr w:type="spellEnd"/>
+      <w:r>
+        <w:t xml:space="preserve">, </w:t>
+      </w:r>
+      <w:proofErr w:type="spellStart"/>
+      <w:r>
+        <w:t>Linux</w:t>
+      </w:r>
+      <w:proofErr w:type="spellEnd"/>
+      <w:r>
+        <w:t xml:space="preserve"> и </w:t>
+      </w:r>
+      <w:proofErr w:type="spellStart"/>
+      <w:r>
+        <w:t>macOS</w:t>
+      </w:r>
+      <w:proofErr w:type="spellEnd"/>
+      <w:r>
+        <w:t xml:space="preserve">. Исходный код размещён в открытом </w:t>
+      </w:r>
+      <w:proofErr w:type="spellStart"/>
+      <w:r>
+        <w:t>репозитории</w:t>
+      </w:r>
+      <w:proofErr w:type="spellEnd"/>
       <w:r>
         <w:t xml:space="preserve"> </w:t>
       </w:r>
-      <w:r>
-        <w:t>+</w:t>
-      </w:r>
+      <w:proofErr w:type="spellStart"/>
+      <w:r>
+        <w:t>GitHub</w:t>
+      </w:r>
+      <w:proofErr w:type="spellEnd"/>
+      <w:r>
+        <w:t xml:space="preserve">, а автоматическая сборка исполняемых файлов настроена через </w:t>
+      </w:r>
+      <w:proofErr w:type="spellStart"/>
+      <w:r>
+        <w:t>GitHub</w:t>
+      </w:r>
+      <w:proofErr w:type="spellEnd"/>
       <w:r>
         <w:t xml:space="preserve"> </w:t>
       </w:r>
-      <w:r>
-        <w:t>n</w:t>
-      </w:r>
-      <w:r>
-        <w:t xml:space="preserve"> </w:t>
-      </w:r>
-      <w:r>
-        <w:t>−</w:t>
-      </w:r>
-      <w:r>
-        <w:t xml:space="preserve"> </w:t>
-      </w:r>
-      <w:r>
-        <w:t>1, предусмотрено автоматическое дополнение базиса нулевыми перевозками. Без этой меры возникают вырожденные планы, при которых метод потенциалов не может построить замкнутый цикл.</w:t>
-      </w:r>
-    </w:p>
-    <w:p>
-      <w:pPr>
-        <w:pStyle w:val="a9"/>
-      </w:pPr>
-      <w:r>
-        <w:t>Вторая стадия — оптимизация плана методом потенциалов (МОДИ). Метод реализован пошагово. На каждой итерации вычисляются потенциалы строк и столбцов: один из потенциалов (u</w:t>
-      </w:r>
-      <w:r>
-        <w:t>_1</w:t>
-      </w:r>
-      <w:r>
-        <w:t>) принимается равным нулю, остальные находятся обходом графа базисных клеток в ширину. Если граф оказывается несвязным (что характерно для вырожденных планов), неопределённые потенциалы обнуляются, что позволяет продолжить вычисления без потери корректности. Далее для каждой небазисной клетки рассчитывается оценка c</w:t>
-      </w:r>
-      <w:r>
-        <w:t>_</w:t>
-      </w:r>
-      <w:r>
-        <w:rPr>
-          <w:lang w:val="en-US"/>
-        </w:rPr>
-        <w:t>ij</w:t>
-      </w:r>
-      <w:r>
-        <w:t xml:space="preserve"> − (u</w:t>
-      </w:r>
-      <w:r>
-        <w:t>_</w:t>
-      </w:r>
-      <w:r>
-        <w:rPr>
-          <w:lang w:val="en-US"/>
-        </w:rPr>
-        <w:t>i</w:t>
-      </w:r>
-      <w:r>
-        <w:t xml:space="preserve"> + v</w:t>
-      </w:r>
-      <w:r>
-        <w:t>_</w:t>
-      </w:r>
-      <w:r>
-        <w:rPr>
-          <w:lang w:val="en-US"/>
-        </w:rPr>
-        <w:t>j</w:t>
-      </w:r>
-      <w:r>
-        <w:t xml:space="preserve">). Если среди оценок нет отрицательных, план признаётся оптимальным, и итерации прекращаются. В противном случае выбирается клетка с наиболее отрицательной оценкой, и для неё строится замкнутый цикл. Поиск цикла осуществляется через представление таблицы в виде двудольного графа, где вершинами служат строки и столбцы, а рёбрами — базисные клетки. Запускается обход в ширину от строки вводимой клетки до её столбца; найденный путь однозначно преобразуется в последовательность клеток цикла. После построения цикла определяется величина сдвига θ как минимальная перевозка в минусовых клетках, после чего перевозки в плюсовых клетках увеличиваются на θ, в минусовых — уменьшаются. Одна из минусовых клеток, в которой перевозка обнулилась, выводится из базиса, а вводимая клетка добавляется. При θ = 0 физического перераспределения не происходит, однако состав базиса </w:t>
+      <w:proofErr w:type="spellStart"/>
+      <w:r>
+        <w:t>Actions</w:t>
+      </w:r>
+      <w:proofErr w:type="spellEnd"/>
+      <w:r>
+        <w:t>.</w:t>
+      </w:r>
+    </w:p>
+    <w:p>
+      <w:pPr>
+        <w:pStyle w:val="a9"/>
+      </w:pPr>
+      <w:r>
+        <w:t>Выполнена детальная постановка задачи, рассмотрены условия сбалансированности, критерии оптимальности и понятие вырожденного плана. Реализовано алгоритмическое ядро, включающее построение начального опорного плана методом северо-западного угла и его оптимизацию методом потенциалов (МОДИ). Для вычисления потенциалов строк и столбцов использован обход графа базисных клеток, а поиск замкнутого цикла выполнен через представление таблицы в виде двудольного графа с применением обхода в ширину. Предусмотрена обработка вырожденных планов — автоматическое дополнение базиса нулевыми перевозками.</w:t>
+      </w:r>
+    </w:p>
+    <w:p>
+      <w:pPr>
+        <w:pStyle w:val="a9"/>
+      </w:pPr>
+      <w:r>
+        <w:t xml:space="preserve">Графический интерфейс программы организован в виде единого окна с динамическим формированием таблиц ввода, </w:t>
+      </w:r>
+      <w:proofErr w:type="spellStart"/>
+      <w:r>
+        <w:t>валидацией</w:t>
+      </w:r>
+      <w:proofErr w:type="spellEnd"/>
+      <w:r>
+        <w:t xml:space="preserve"> данных и загрузкой из текстового файла по заданному формату. Реализованы пошаговый режим итераций МОДИ, режим автоматического решения, текстовый лог с выводом всех промежуточных расчётов и визуализация текущего плана перевозок на </w:t>
+      </w:r>
+      <w:proofErr w:type="spellStart"/>
+      <w:r>
+        <w:t>Canvas</w:t>
+      </w:r>
+      <w:proofErr w:type="spellEnd"/>
+      <w:r>
+        <w:t xml:space="preserve"> с выделением базисных клеток. Проведено тестирование на сбалансированных, несбалансированных и вырожденных примерах. Все тесты подтвердили корректность работы алгоритмов.</w:t>
+      </w:r>
+    </w:p>
+    <w:p>
+      <w:pPr>
+        <w:pStyle w:val="a9"/>
+      </w:pPr>
+      <w:r>
+        <w:t>Настроена автоматическая сборка исполняемых файлов с помощью GitHub Actions: при создании тега запускаются параллельные задачи для Windows, Ubuntu и macOS, PyInstaller упаковывает скрипт в один исполняемый файл, а полученные артефакты публикуются в релизе репозитория.</w:t>
+      </w:r>
+    </w:p>
+    <w:p>
+      <w:pPr>
+        <w:pStyle w:val="a9"/>
+      </w:pPr>
+      <w:r>
+        <w:t xml:space="preserve">В процессе выполнения практики были сформированы несколько профессиональных компетенций. В рамках ОПК-5 выполнена настройка сборочного окружения, обеспечена кроссплатформенность приложения и проверена работоспособность исполняемых файлов на разных операционных системах. Компетенция ОПК-6 охватывает разработку и отладку алгоритмов оптимизации (метод северо-западного угла и метод потенциалов), а также тестирование на различных наборах исходных данных. ОПК-7 включает применение фундаментальных концепций информатики: реализацию структур данных (очередь, списки смежности, двудольный граф) и использование алгоритма обхода графа в ширину для поиска </w:t>
       </w:r>
       <w:r>
         <w:lastRenderedPageBreak/>
-        <w:t>обновляется, чтобы избежать зацикливания алгоритма. Итерации продолжаются до достижения оптимального плана.</w:t>
-      </w:r>
-    </w:p>
-    <w:p>
-      <w:pPr>
-        <w:pStyle w:val="a9"/>
-      </w:pPr>
-      <w:r>
-        <w:t>Графический интерфейс программы организован в виде одного окна, разделённого на четыре функциональные зоны. В верхней части расположена панель управления с полями для ввода размеров задачи и кнопками: «Создать таблицы», «Решить (начальный план)», «Следующий шаг МОДИ», «Авторешение», «Загрузить из файла». Кнопки пошагового и автоматического решения изначально заблокированы и становятся активными только после построения начального плана. Под панелью управления находится динамически формируемая область ввода, где пользователь заполняет матрицу тарифов, запасы и потребности. Метод create_tables при каждом вызове полностью очищает предыдущую таблицу и строит новую сетку из текстовых полей с соответствующими метками. Все вводимые значения проходят валидацию: при обнаружении нечисловых данных или при попытке решения с незаполненными полями выводится окно с сообщением об ошибке. Если задача несбалансирована, программа автоматически добавляет фиктивного поставщика или потребителя с нулевыми стоимостями и уведомляет об этом пользователя.</w:t>
-      </w:r>
-    </w:p>
-    <w:p>
-      <w:pPr>
-        <w:pStyle w:val="a9"/>
-      </w:pPr>
-      <w:r>
-        <w:t>Загрузка данных из файла реализована через стандартное диалоговое окно с фильтром по расширению .txt. Формат файла строго определён: первая строка содержит два целых числа m и n, следующие m строк — матрицу тарифов, затем строка с m запасами и строка с n потребностями. При несоответствии формата (недостаточное количество строк, неверное число значений в строке, наличие нечисловых символов) программа генерирует исключение с текстовым описанием ошибки и выводит его пользователю. Если файл корректен, данные автоматически переносятся в поля ввода, размеры m и n подставляются в соответствующие поля панели управления, и таблица создаётся автоматически.</w:t>
-      </w:r>
-    </w:p>
-    <w:p>
-      <w:pPr>
-        <w:pStyle w:val="a9"/>
-      </w:pPr>
-      <w:r>
-        <w:t>Для отслеживания хода решения служит текстовый лог, выполненный на виджете ScrolledText с моноширинным шрифтом. В него выводятся начальный план с пометкой базисных клеток, а на каждой итерации МОДИ — значения потенциалов u и v, координаты вводимой клетки и её оценка Δ, последовательность клеток цикла, величина сдвига θ, координаты выводимой клетки и обновлённый план. Визуализация текущего плана осуществляется на Canvas: базисные клетки выделяются жирным шрифтом, нулевые небазисные заменяются прочерком, каждая ячейка обводится рамкой. Справа от таблицы отображаются запасы, снизу — потребности. Режим «Авторешение» выполняет все итерации подряд с принудительным вызовом перерисовки интерфейса после каждого шага, что позволяет наблюдать изменение плана в реальном времени.</w:t>
-      </w:r>
-    </w:p>
-    <w:p>
-      <w:pPr>
-        <w:pStyle w:val="a9"/>
-      </w:pPr>
-      <w:r>
-        <w:lastRenderedPageBreak/>
-        <w:t>Тестирование программы проводилось на нескольких контрольных прим</w:t>
-      </w:r>
-      <w:r>
-        <w:t xml:space="preserve">ерах. Сбалансированная задача 3 на </w:t>
-      </w:r>
-      <w:r>
-        <w:t>3 показала полное совпадение результатов с ручным расчётом (оптимальная стоимость 1560 единиц, три итерации МОД</w:t>
-      </w:r>
-      <w:r>
-        <w:t xml:space="preserve">И). Несбалансированная задача 2 на </w:t>
-      </w:r>
-      <w:r>
-        <w:t>4 автоматически привелась к закрытому виду добавлением фиктивного поставщика и была решена корректно. Задача с вырожденным планом, специально составленная так, чтобы на определённом шаге произошло одновременное зануление запаса и потребности, прошла без ошибок: программа дополнила базис нулевыми перевозками, цикл был найден, оптимум достигнут. Граничный случай 1×1 обработан без сбоев.</w:t>
-      </w:r>
-    </w:p>
-    <w:p>
-      <w:pPr>
-        <w:pStyle w:val="a9"/>
-      </w:pPr>
-      <w:r>
-        <w:t>Для распространения программы выполнена настройка автоматической сборки исполняемых файлов. Конфигурация GitHub Actions описана в файле .github/workflows/build.yml. При создании тега с префиксом «v» запускаются три параллельные задачи на окружениях Windows, Ubuntu и macOS. В каждой задаче устанавливается Python, загружается PyInstaller и выполняется упаковка скрипта в один исполняемый файл с флагом onefile. Полученные артефакты публикуются в разделе Releases репозитория. Таким образом, пользователю не требуется устанавливать интерпретатор Python и дополнительные библиотеки — достаточно скачать файл, соответствующий его операционной системе.</w:t>
-      </w:r>
-    </w:p>
-    <w:p>
-      <w:pPr>
-        <w:pStyle w:val="a9"/>
-      </w:pPr>
-      <w:r>
-        <w:t>В процессе выполнения практики были сформированы компетенции, предусмотренные программой. В рамках ОПК-6 разработаны алгоритмы оптимизации, выполнена их отладка и тестирование на различных наборах данных. В рамках ОПК-7 применены основные концепции информатики: реализованы структуры данных (очередь, списки смежности), использован алгоритм обхода графа в ширину для поиска цикла. В рамках ОПК-8 освоены современные инструменты: система контроля версий Git, платформа GitHub Actions для непрерывной интеграции, PyInstaller для упаковки Python-приложений. В рамках ОПК-5 осуществлена настройка сборочного окружения и проверка работоспособности исполняемых файлов на разных платформах.</w:t>
-      </w:r>
-    </w:p>
-    <w:p>
-      <w:pPr>
-        <w:pStyle w:val="a9"/>
-      </w:pPr>
-      <w:r>
-        <w:t xml:space="preserve">Основные трудности возникли при обработке вырожденных планов. Несвязность графа базисных клеток приводила к невозможности построить цикл, что потребовало принудительного дополнения базиса. Данная проблема была решена путём добавления в код двух проверок: после построения начального плана и после каждой итерации МОДИ. Другая сложность была связана с настройкой GitHub Actions: при первой попытке релиза workflow завершался ошибкой из-за недостаточных прав на запись. Добавление директивы permissions: contents: write устранило проблему. Также определённые затруднения вызвала работа с Canvas </w:t>
-      </w:r>
-      <w:r>
-        <w:lastRenderedPageBreak/>
-        <w:t>в tkinter — выравнивание текста по центру ячейки и подбор шрифтов потребовали ручной настройки координат и параметров.</w:t>
-      </w:r>
-    </w:p>
-    <w:p>
-      <w:pPr>
-        <w:pStyle w:val="a9"/>
-      </w:pPr>
-      <w:r>
-        <w:t>По итогам практики можно заключить, что поставленная цель — разработка приложения для решения транспортной задачи с пошаговой визуализацией — достигнута. Программа корректно вычисляет оптимальный план перевозок, наглядно демонстрирует работу метода потенциалов и готова к практическому использованию в учебных целях. Полученный опыт охватывает полный цикл создания программного продукта: от математической постановки задачи до публикации готовых сборок, что полностью соответствует задачам учебной ознакомительной практики.</w:t>
+        <w:t>замкнутого цикла. Наконец, в рамках ОПК-8 освоены современные инструменты разработки — система контроля версий Git, платформа непрерывной интеграции GitHub Actions, утилита PyInstaller для упаковки Python-приложений и работа с релизами на GitHub.</w:t>
+      </w:r>
+    </w:p>
+    <w:p>
+      <w:pPr>
+        <w:pStyle w:val="a9"/>
+      </w:pPr>
+      <w:r>
+        <w:t>Основные трудности возникли при обработке вырожденных планов из</w:t>
+      </w:r>
+      <w:r>
+        <w:noBreakHyphen/>
+        <w:t xml:space="preserve">за несвязности графа базисных клеток, что потребовало добавления проверок и принудительного дополнения базиса </w:t>
+      </w:r>
+      <w:r>
+        <w:t>нулевыми перевозками</w:t>
+      </w:r>
+      <w:r>
+        <w:t>. Кроме того, определённые сложности вызвала работа с Canvas в tkinter — выравнивание текста по центру ячейки и подбор шрифтов потребовали ручной настройки координат.</w:t>
+      </w:r>
+    </w:p>
+    <w:p>
+      <w:pPr>
+        <w:pStyle w:val="a9"/>
+      </w:pPr>
+      <w:r>
+        <w:t xml:space="preserve">Поставленная цель </w:t>
+      </w:r>
+      <w:r>
+        <w:t>полностью достигнута. Программа корректно вычисляет оптимальный план перевозок, наглядно демонстрирует работу метода потенциалов и может использоваться в учебных целях. Полученный опыт охватывает полный цикл создания программного продукта от математической постановки задачи до публикации готовых сборок, что полностью соответствует задачам учебной ознакомительной практики.</w:t>
       </w:r>
     </w:p>
     <w:p>
@@ -12640,7 +12908,7 @@
           <w:szCs w:val="32"/>
         </w:rPr>
       </w:pPr>
-      <w:bookmarkStart w:id="27" w:name="_Toc231728332"/>
+      <w:bookmarkStart w:id="26" w:name="_Toc231728332"/>
       <w:r>
         <w:br w:type="page"/>
       </w:r>
@@ -12655,7 +12923,7 @@
         <w:lastRenderedPageBreak/>
         <w:t>Список использованных источников</w:t>
       </w:r>
-      <w:bookmarkEnd w:id="27"/>
+      <w:bookmarkEnd w:id="26"/>
     </w:p>
     <w:p>
       <w:pPr>
@@ -12664,7 +12932,7 @@
           <w:ilvl w:val="0"/>
           <w:numId w:val="18"/>
         </w:numPr>
-        <w:ind w:left="709" w:firstLine="709"/>
+        <w:ind w:left="0" w:firstLine="709"/>
       </w:pPr>
       <w:r>
         <w:t>Акулич И. Л. Математическое программирование в примерах и задачах : учеб. пособие / И. Л. Акулич. — Санкт-Петербург : Лань, 2011. — 352 с.</w:t>
@@ -12677,7 +12945,7 @@
           <w:ilvl w:val="0"/>
           <w:numId w:val="18"/>
         </w:numPr>
-        <w:ind w:left="709" w:firstLine="709"/>
+        <w:ind w:left="0" w:firstLine="709"/>
       </w:pPr>
       <w:r>
         <w:t>Ашманов С. А. Линейное программирование / С. А. Ашманов. — Москва : Наука, 1981. — 304 с.</w:t>
@@ -12690,7 +12958,7 @@
           <w:ilvl w:val="0"/>
           <w:numId w:val="18"/>
         </w:numPr>
-        <w:ind w:left="709" w:firstLine="709"/>
+        <w:ind w:left="0" w:firstLine="709"/>
       </w:pPr>
       <w:r>
         <w:t>Гасс С. Линейное программирование (методы и приложения) : пер. с англ. / С. Гасс. — Москва : Физматгиз, 1961. — 300 с.</w:t>
@@ -12703,7 +12971,7 @@
           <w:ilvl w:val="0"/>
           <w:numId w:val="18"/>
         </w:numPr>
-        <w:ind w:left="709" w:firstLine="709"/>
+        <w:ind w:left="0" w:firstLine="709"/>
       </w:pPr>
       <w:r>
         <w:t xml:space="preserve">Документация PyInstaller : [сайт]. — URL: </w:t>
@@ -12722,7 +12990,7 @@
           <w:ilvl w:val="0"/>
           <w:numId w:val="18"/>
         </w:numPr>
-        <w:ind w:left="709" w:firstLine="709"/>
+        <w:ind w:left="0" w:firstLine="709"/>
         <w:rPr>
           <w:lang w:val="en-US"/>
         </w:rPr>
@@ -12780,7 +13048,7 @@
           <w:ilvl w:val="0"/>
           <w:numId w:val="18"/>
         </w:numPr>
-        <w:ind w:left="709" w:firstLine="709"/>
+        <w:ind w:left="0" w:firstLine="709"/>
         <w:rPr>
           <w:lang w:val="en-US"/>
         </w:rPr>
@@ -12838,7 +13106,7 @@
           <w:ilvl w:val="0"/>
           <w:numId w:val="18"/>
         </w:numPr>
-        <w:ind w:left="709" w:firstLine="709"/>
+        <w:ind w:left="0" w:firstLine="709"/>
         <w:rPr>
           <w:lang w:val="en-US"/>
         </w:rPr>
@@ -12896,7 +13164,7 @@
           <w:ilvl w:val="0"/>
           <w:numId w:val="18"/>
         </w:numPr>
-        <w:ind w:left="709" w:firstLine="709"/>
+        <w:ind w:left="0" w:firstLine="709"/>
       </w:pPr>
       <w:r>
         <w:t>Канторович Л. В. Применение математических методов в вопросах анализа грузопотоков / Л. В. Канторович, М. К. Гавурин // Проблемы повышения эффективности работы транспорта. — 1949. — С. 110–138.</w:t>
@@ -12909,7 +13177,7 @@
           <w:ilvl w:val="0"/>
           <w:numId w:val="18"/>
         </w:numPr>
-        <w:ind w:left="709" w:firstLine="709"/>
+        <w:ind w:left="0" w:firstLine="709"/>
       </w:pPr>
       <w:r>
         <w:t>Кузнецов А. В. Высшая математика. Математическое программирование / А. В. Кузнецов, В. А. Сакович, Н. И. Холод. — Минск : Вышэйшая школа, 2008. — 351 с.</w:t>
@@ -12922,7 +13190,7 @@
           <w:ilvl w:val="0"/>
           <w:numId w:val="18"/>
         </w:numPr>
-        <w:ind w:left="709" w:firstLine="709"/>
+        <w:ind w:left="0" w:firstLine="709"/>
       </w:pPr>
       <w:r>
         <w:t xml:space="preserve">Официальная документация Python : [сайт]. — URL: </w:t>
@@ -12941,7 +13209,7 @@
           <w:ilvl w:val="0"/>
           <w:numId w:val="18"/>
         </w:numPr>
-        <w:ind w:left="709" w:firstLine="709"/>
+        <w:ind w:left="0" w:firstLine="709"/>
       </w:pPr>
       <w:r>
         <w:t xml:space="preserve">Официальная документация tkinter : [сайт]. — URL: </w:t>
@@ -12960,7 +13228,7 @@
           <w:ilvl w:val="0"/>
           <w:numId w:val="18"/>
         </w:numPr>
-        <w:ind w:left="709" w:firstLine="709"/>
+        <w:ind w:left="0" w:firstLine="709"/>
       </w:pPr>
       <w:r>
         <w:t>Таха Х. Введение в исследование операций : пер. с англ. / Х. Таха. — Москва : Вильямс, 2005. — 912 с.</w:t>
@@ -12973,7 +13241,7 @@
           <w:ilvl w:val="0"/>
           <w:numId w:val="18"/>
         </w:numPr>
-        <w:ind w:left="709" w:firstLine="709"/>
+        <w:ind w:left="0" w:firstLine="709"/>
         <w:rPr>
           <w:lang w:val="en-US"/>
         </w:rPr>
@@ -12992,7 +13260,7 @@
           <w:ilvl w:val="0"/>
           <w:numId w:val="18"/>
         </w:numPr>
-        <w:ind w:left="709" w:firstLine="709"/>
+        <w:ind w:left="0" w:firstLine="709"/>
         <w:rPr>
           <w:lang w:val="en-US"/>
         </w:rPr>
@@ -13016,7 +13284,6 @@
         <w:rPr>
           <w:lang w:val="en-US"/>
         </w:rPr>
-        <w:lastRenderedPageBreak/>
         <w:t>https://en.wikipedia.org/wiki/Transportation_theory_(mathematics)</w:t>
       </w:r>
       <w:r>
@@ -13070,12 +13337,12 @@
         <w:ind w:firstLine="0"/>
         <w:jc w:val="center"/>
       </w:pPr>
-      <w:bookmarkStart w:id="28" w:name="_Toc231728333"/>
+      <w:bookmarkStart w:id="27" w:name="_Toc231728333"/>
       <w:r>
         <w:lastRenderedPageBreak/>
         <w:t>Приложение А</w:t>
       </w:r>
-      <w:bookmarkEnd w:id="28"/>
+      <w:bookmarkEnd w:id="27"/>
     </w:p>
     <w:p>
       <w:pPr>
@@ -15000,7 +15267,7 @@
       </w:r>
     </w:p>
     <w:sectPr>
-      <w:headerReference w:type="default" r:id="rId14"/>
+      <w:headerReference w:type="default" r:id="rId15"/>
       <w:pgSz w:w="11906" w:h="16838"/>
       <w:pgMar w:top="1134" w:right="567" w:bottom="1134" w:left="1701" w:header="709" w:footer="709" w:gutter="0"/>
       <w:pgNumType w:start="3"/>
@@ -15148,7 +15415,7 @@
           <w:rPr>
             <w:noProof/>
           </w:rPr>
-          <w:t>26</w:t>
+          <w:t>23</w:t>
         </w:r>
         <w:r>
           <w:fldChar w:fldCharType="end"/>
@@ -17609,7 +17876,6 @@
   <w:style w:type="character" w:default="1" w:styleId="a0">
     <w:name w:val="Default Paragraph Font"/>
     <w:uiPriority w:val="1"/>
-    <w:semiHidden/>
     <w:unhideWhenUsed/>
   </w:style>
   <w:style w:type="table" w:default="1" w:styleId="a1">
@@ -18177,8 +18443,9 @@
     <w:compatSetting w:name="differentiateMultirowTableHeaders" w:uri="http://schemas.microsoft.com/office/word" w:val="1"/>
   </w:compat>
   <w:rsids>
-    <w:rsidRoot w:val="00EF632B"/>
-    <w:rsid w:val="00EF632B"/>
+    <w:rsidRoot w:val="00327600"/>
+    <w:rsid w:val="00327600"/>
+    <w:rsid w:val="003C2692"/>
   </w:rsids>
   <m:mathPr>
     <m:mathFont m:val="Cambria Math"/>
@@ -18627,7 +18894,7 @@
     <w:basedOn w:val="a0"/>
     <w:uiPriority w:val="99"/>
     <w:semiHidden/>
-    <w:rsid w:val="00EF632B"/>
+    <w:rsid w:val="00327600"/>
     <w:rPr>
       <w:color w:val="808080"/>
     </w:rPr>
@@ -18908,7 +19175,7 @@
 </file>
 
 <file path=customXml/itemProps1.xml><?xml version="1.0" encoding="utf-8"?>
-<ds:datastoreItem xmlns:ds="http://schemas.openxmlformats.org/officeDocument/2006/customXml" ds:itemID="{8C63688B-36D5-40B6-BAC0-6C2455A88F25}">
+<ds:datastoreItem xmlns:ds="http://schemas.openxmlformats.org/officeDocument/2006/customXml" ds:itemID="{A60959E6-1DAC-42E3-BDCE-A8F46AB94E17}">
   <ds:schemaRefs>
     <ds:schemaRef ds:uri="http://schemas.openxmlformats.org/officeDocument/2006/bibliography"/>
   </ds:schemaRefs>

--- a/учебная_ознакомительная_практика_отчет.docx
+++ b/учебная_ознакомительная_практика_отчет.docx
@@ -3969,14 +3969,25 @@
       </w:r>
       <w:r>
         <w:br/>
-        <w:t>– изучить математическую модель транспортной задачи, включая условия баланса, вырожденные планы и критерии оптимальности</w:t>
+      </w:r>
+      <w:r>
+        <w:rPr>
+          <w:lang w:val="en-US"/>
+        </w:rPr>
+        <w:t>a</w:t>
+      </w:r>
+      <w:r>
+        <w:t>)</w:t>
+      </w:r>
+      <w:r>
+        <w:t xml:space="preserve"> изучить математическую модель транспортной задачи, включая условия баланса, вырожденные планы и критерии оптимальности</w:t>
       </w:r>
       <w:r>
         <w:t>;</w:t>
       </w:r>
       <w:r>
         <w:br/>
-        <w:t>–</w:t>
+        <w:t>б)</w:t>
       </w:r>
       <w:r>
         <w:t xml:space="preserve"> разработать арифметическое ядро приложения, позволяющее искать решение транспортной задачи с использованием методов северо-западного угла и метода потенциалов (МОДИ)</w:t>
@@ -3992,7 +4003,10 @@
         <w:jc w:val="left"/>
       </w:pPr>
       <w:r>
-        <w:t>– создать</w:t>
+        <w:t>в)</w:t>
+      </w:r>
+      <w:r>
+        <w:t xml:space="preserve"> создать</w:t>
       </w:r>
       <w:r>
         <w:t xml:space="preserve"> удобный графический интерфейс программы, реализовать загрузку исходных данных из файла</w:t>
@@ -4002,14 +4016,20 @@
       </w:r>
       <w:r>
         <w:br/>
-        <w:t>– протестировать программу на сбалансированных, несбалансированных и вырожденных примерах, убедиться в корректности получаемых решений</w:t>
+        <w:t>г)</w:t>
+      </w:r>
+      <w:r>
+        <w:t xml:space="preserve"> протестировать программу на сбалансированных, несбалансированных и вырожденных примерах, убедиться в корректности получаемых решений</w:t>
       </w:r>
       <w:r>
         <w:t>;</w:t>
       </w:r>
       <w:r>
         <w:br/>
-        <w:t>– настроить автоматическую сборку исполняемых файлов под Windows, Linux и macOS через GitHub Actions (PyInstaller) и опубликовать релиз.</w:t>
+        <w:t>д)</w:t>
+      </w:r>
+      <w:r>
+        <w:t xml:space="preserve"> настроить автоматическую сборку исполняемых файлов под Windows, Linux и macOS через GitHub Actions (PyInstaller) и опубликовать релиз.</w:t>
       </w:r>
     </w:p>
     <w:p>
@@ -4662,71 +4682,80 @@
         <w:rPr>
           <w:rFonts w:eastAsiaTheme="minorEastAsia"/>
         </w:rPr>
+        <w:t>;</w:t>
+      </w:r>
+    </w:p>
+    <w:p>
+      <w:pPr>
+        <w:pStyle w:val="a9"/>
+        <w:rPr>
+          <w:rFonts w:eastAsiaTheme="minorEastAsia"/>
+        </w:rPr>
+      </w:pPr>
+      <w:r>
+        <w:rPr>
+          <w:rFonts w:eastAsiaTheme="minorEastAsia"/>
+          <w:lang w:val="en-US"/>
+        </w:rPr>
+        <w:t>Z</w:t>
+      </w:r>
+      <w:r>
+        <w:rPr>
+          <w:rFonts w:eastAsiaTheme="minorEastAsia"/>
+        </w:rPr>
+        <w:t xml:space="preserve"> </w:t>
+      </w:r>
+      <w:r>
+        <w:rPr>
+          <w:rFonts w:eastAsiaTheme="minorEastAsia"/>
+        </w:rPr>
+        <w:t>–</w:t>
+      </w:r>
+      <w:r>
+        <w:rPr>
+          <w:rFonts w:eastAsiaTheme="minorEastAsia"/>
+        </w:rPr>
+        <w:t xml:space="preserve"> </w:t>
+      </w:r>
+      <w:r>
+        <w:rPr>
+          <w:rFonts w:eastAsiaTheme="minorEastAsia"/>
+        </w:rPr>
+        <w:t>минимальные суммарные затраты</w:t>
+      </w:r>
+      <w:r>
+        <w:rPr>
+          <w:rFonts w:eastAsiaTheme="minorEastAsia"/>
+        </w:rPr>
         <w:t>.</w:t>
       </w:r>
     </w:p>
     <w:p>
       <w:pPr>
         <w:pStyle w:val="a9"/>
-        <w:rPr>
-          <w:rFonts w:eastAsiaTheme="minorEastAsia"/>
-        </w:rPr>
-      </w:pPr>
-      <w:r>
-        <w:rPr>
-          <w:rFonts w:eastAsiaTheme="minorEastAsia"/>
-          <w:lang w:val="en-US"/>
-        </w:rPr>
-        <w:t>Z</w:t>
-      </w:r>
-      <w:r>
-        <w:rPr>
-          <w:rFonts w:eastAsiaTheme="minorEastAsia"/>
-        </w:rPr>
-        <w:t xml:space="preserve"> </w:t>
-      </w:r>
-      <w:r>
-        <w:rPr>
-          <w:rFonts w:eastAsiaTheme="minorEastAsia"/>
-        </w:rPr>
-        <w:t>–</w:t>
-      </w:r>
-      <w:r>
-        <w:rPr>
-          <w:rFonts w:eastAsiaTheme="minorEastAsia"/>
-        </w:rPr>
-        <w:t xml:space="preserve"> </w:t>
-      </w:r>
-      <w:r>
-        <w:rPr>
-          <w:rFonts w:eastAsiaTheme="minorEastAsia"/>
-        </w:rPr>
-        <w:t>минимальные суммарные затраты</w:t>
-      </w:r>
-      <w:r>
-        <w:rPr>
-          <w:rFonts w:eastAsiaTheme="minorEastAsia"/>
+      </w:pPr>
+      <w:r>
+        <w:t>План перевозок требуется составить такой, чтобы:</w:t>
+      </w:r>
+    </w:p>
+    <w:p>
+      <w:pPr>
+        <w:pStyle w:val="a9"/>
+        <w:rPr>
+          <w:lang w:val="en-US"/>
+        </w:rPr>
+      </w:pPr>
+      <w:r>
+        <w:t>а) все запасы были вывезены полностью</w:t>
+      </w:r>
+      <w:r>
+        <w:t xml:space="preserve"> (формула 2)</w:t>
+      </w:r>
+      <w:r>
+        <w:rPr>
+          <w:lang w:val="en-US"/>
         </w:rPr>
         <w:t>;</w:t>
-      </w:r>
-    </w:p>
-    <w:p>
-      <w:pPr>
-        <w:pStyle w:val="a9"/>
-      </w:pPr>
-      <w:r>
-        <w:t>План перевозок требуется составить такой, чтобы:</w:t>
-      </w:r>
-    </w:p>
-    <w:p>
-      <w:pPr>
-        <w:pStyle w:val="a9"/>
-      </w:pPr>
-      <w:r>
-        <w:t>а) все запасы были вывезены полностью</w:t>
-      </w:r>
-      <w:r>
-        <w:t xml:space="preserve"> (формула 2).</w:t>
       </w:r>
     </w:p>
     <w:p>
@@ -5038,6 +5067,9 @@
     <w:p>
       <w:pPr>
         <w:pStyle w:val="a9"/>
+        <w:rPr>
+          <w:lang w:val="en-US"/>
+        </w:rPr>
       </w:pPr>
       <w:r>
         <w:rPr>
@@ -5049,7 +5081,16 @@
         <w:t>все потребности были удовлетворены полностью</w:t>
       </w:r>
       <w:r>
-        <w:t xml:space="preserve"> (формула 3).</w:t>
+        <w:t xml:space="preserve"> (</w:t>
+      </w:r>
+      <w:r>
+        <w:t>формула 3)</w:t>
+      </w:r>
+      <w:r>
+        <w:rPr>
+          <w:lang w:val="en-US"/>
+        </w:rPr>
+        <w:t>;</w:t>
       </w:r>
     </w:p>
     <w:p>
@@ -5357,7 +5398,13 @@
         <w:rPr>
           <w:rFonts w:eastAsiaTheme="minorEastAsia"/>
         </w:rPr>
-        <w:t>(формула 4).</w:t>
+        <w:t>(формула 4)</w:t>
+      </w:r>
+      <w:r>
+        <w:rPr>
+          <w:rFonts w:eastAsiaTheme="minorEastAsia"/>
+        </w:rPr>
+        <w:t>.</w:t>
       </w:r>
     </w:p>
     <w:p>
@@ -6094,7 +6141,13 @@
         <w:rPr>
           <w:rFonts w:eastAsiaTheme="minorEastAsia"/>
         </w:rPr>
-        <w:t>пример сбала</w:t>
+        <w:t>П</w:t>
+      </w:r>
+      <w:r>
+        <w:rPr>
+          <w:rFonts w:eastAsiaTheme="minorEastAsia"/>
+        </w:rPr>
+        <w:t>ример сбала</w:t>
       </w:r>
       <w:r>
         <w:rPr>
@@ -6676,7 +6729,7 @@
         <w:rPr>
           <w:rFonts w:eastAsiaTheme="minorEastAsia"/>
         </w:rPr>
-        <w:t>.</w:t>
+        <w:t>;</w:t>
       </w:r>
     </w:p>
     <w:p>
@@ -6684,6 +6737,7 @@
         <w:pStyle w:val="a9"/>
         <w:rPr>
           <w:i/>
+          <w:lang w:val="en-US"/>
         </w:rPr>
       </w:pPr>
       <w:r>
@@ -6852,8 +6906,9 @@
       <w:r>
         <w:rPr>
           <w:rFonts w:eastAsiaTheme="minorEastAsia"/>
-        </w:rPr>
-        <w:t>.</w:t>
+          <w:lang w:val="en-US"/>
+        </w:rPr>
+        <w:t>;</w:t>
       </w:r>
     </w:p>
     <w:p>
@@ -7030,7 +7085,7 @@
         <w:rPr>
           <w:rFonts w:eastAsiaTheme="minorEastAsia"/>
         </w:rPr>
-        <w:t>.</w:t>
+        <w:t>;</w:t>
       </w:r>
     </w:p>
     <w:p>
@@ -7279,7 +7334,13 @@
         <w:rPr>
           <w:rFonts w:eastAsiaTheme="minorEastAsia"/>
         </w:rPr>
-        <w:t xml:space="preserve"> – пример несбала</w:t>
+        <w:t xml:space="preserve"> – П</w:t>
+      </w:r>
+      <w:r>
+        <w:rPr>
+          <w:rFonts w:eastAsiaTheme="minorEastAsia"/>
+        </w:rPr>
+        <w:t>ример несбала</w:t>
       </w:r>
       <w:r>
         <w:rPr>
@@ -8672,7 +8733,16 @@
         <w:t>эффективный метод решения транспортной задачи</w:t>
       </w:r>
       <w:r>
-        <w:t>, реализованный по итерациям.</w:t>
+        <w:t>, реализованный по итерациям</w:t>
+      </w:r>
+      <w:r>
+        <w:t xml:space="preserve"> </w:t>
+      </w:r>
+      <w:r>
+        <w:t>[9]</w:t>
+      </w:r>
+      <w:r>
+        <w:t>.</w:t>
       </w:r>
     </w:p>
     <w:p>
@@ -8714,7 +8784,8 @@
     <w:p>
       <w:pPr>
         <w:pStyle w:val="1"/>
-        <w:ind w:left="1276" w:hanging="567"/>
+        <w:spacing w:before="120"/>
+        <w:ind w:left="1134" w:hanging="425"/>
         <w:rPr>
           <w:sz w:val="28"/>
         </w:rPr>
@@ -8733,10 +8804,21 @@
         </w:rPr>
         <w:t>GUI</w:t>
       </w:r>
-      <w:r>
+      <w:bookmarkEnd w:id="5"/>
+    </w:p>
+    <w:p>
+      <w:pPr>
+        <w:pStyle w:val="1"/>
+        <w:spacing w:before="0"/>
+        <w:ind w:firstLine="1134"/>
         <w:rPr>
           <w:sz w:val="28"/>
         </w:rPr>
+      </w:pPr>
+      <w:r>
+        <w:rPr>
+          <w:sz w:val="28"/>
+        </w:rPr>
         <w:t xml:space="preserve"> </w:t>
       </w:r>
       <w:r>
@@ -8745,7 +8827,6 @@
         </w:rPr>
         <w:t>интерфейса</w:t>
       </w:r>
-      <w:bookmarkEnd w:id="5"/>
     </w:p>
     <w:p>
       <w:pPr>
@@ -8825,9 +8906,13 @@
       <w:pPr>
         <w:pStyle w:val="a9"/>
         <w:spacing w:line="240" w:lineRule="auto"/>
-      </w:pPr>
-      <w:r>
-        <w:t>Таблица 3 – сравнение языков программирования</w:t>
+        <w:ind w:firstLine="0"/>
+      </w:pPr>
+      <w:r>
+        <w:t>Таблица 3 – С</w:t>
+      </w:r>
+      <w:r>
+        <w:t>равнение языков программирования</w:t>
       </w:r>
     </w:p>
     <w:tbl>
@@ -9565,6 +9650,69 @@
       <w:r>
         <w:t xml:space="preserve"> отображают текущее состояние плана, выполняя запросы данных у арифметического ядра.</w:t>
       </w:r>
+      <w:r>
+        <w:t xml:space="preserve"> Блок-схема архитектуры представленна на рисунке 1.</w:t>
+      </w:r>
+    </w:p>
+    <w:p>
+      <w:pPr>
+        <w:pStyle w:val="a9"/>
+      </w:pPr>
+    </w:p>
+    <w:p>
+      <w:pPr>
+        <w:pStyle w:val="a9"/>
+        <w:spacing w:line="240" w:lineRule="auto"/>
+        <w:ind w:firstLine="0"/>
+        <w:jc w:val="center"/>
+      </w:pPr>
+      <w:r>
+        <w:lastRenderedPageBreak/>
+        <w:drawing>
+          <wp:inline distT="0" distB="0" distL="0" distR="0">
+            <wp:extent cx="5810250" cy="4095750"/>
+            <wp:effectExtent l="0" t="0" r="0" b="0"/>
+            <wp:docPr id="9" name="Рисунок 9"/>
+            <wp:cNvGraphicFramePr>
+              <a:graphicFrameLocks xmlns:a="http://schemas.openxmlformats.org/drawingml/2006/main" noChangeAspect="1"/>
+            </wp:cNvGraphicFramePr>
+            <a:graphic xmlns:a="http://schemas.openxmlformats.org/drawingml/2006/main">
+              <a:graphicData uri="http://schemas.openxmlformats.org/drawingml/2006/picture">
+                <pic:pic xmlns:pic="http://schemas.openxmlformats.org/drawingml/2006/picture">
+                  <pic:nvPicPr>
+                    <pic:cNvPr id="9" name="diagram(1).png"/>
+                    <pic:cNvPicPr/>
+                  </pic:nvPicPr>
+                  <pic:blipFill>
+                    <a:blip r:embed="rId10">
+                      <a:extLst>
+                        <a:ext uri="{28A0092B-C50C-407E-A947-70E740481C1C}">
+                          <a14:useLocalDpi xmlns:a14="http://schemas.microsoft.com/office/drawing/2010/main" val="0"/>
+                        </a:ext>
+                      </a:extLst>
+                    </a:blip>
+                    <a:stretch>
+                      <a:fillRect/>
+                    </a:stretch>
+                  </pic:blipFill>
+                  <pic:spPr>
+                    <a:xfrm>
+                      <a:off x="0" y="0"/>
+                      <a:ext cx="5810250" cy="4095750"/>
+                    </a:xfrm>
+                    <a:prstGeom prst="rect">
+                      <a:avLst/>
+                    </a:prstGeom>
+                  </pic:spPr>
+                </pic:pic>
+              </a:graphicData>
+            </a:graphic>
+          </wp:inline>
+        </w:drawing>
+      </w:r>
+      <w:r>
+        <w:t>Рисунок 1 – Архитектура приложения.</w:t>
+      </w:r>
     </w:p>
     <w:p>
       <w:pPr>
@@ -9578,7 +9726,6 @@
         <w:rPr>
           <w:sz w:val="28"/>
         </w:rPr>
-        <w:lastRenderedPageBreak/>
         <w:t>2.3 Алгоритмическая реализация методов</w:t>
       </w:r>
       <w:bookmarkEnd w:id="7"/>
@@ -9821,6 +9968,7 @@
         <w:pStyle w:val="a9"/>
       </w:pPr>
       <w:r>
+        <w:lastRenderedPageBreak/>
         <w:t>Если граф оказался несвязным, неопределённые потенциалы просто обнуляются — на оценки это почти не влияет, а алгоритм продолжает работать.</w:t>
       </w:r>
       <w:r>
@@ -10300,8 +10448,6 @@
         </w:rPr>
         <w:t xml:space="preserve"> [12]</w:t>
       </w:r>
-      <w:bookmarkStart w:id="11" w:name="_GoBack"/>
-      <w:bookmarkEnd w:id="11"/>
       <w:r>
         <w:rPr>
           <w:rFonts w:eastAsiaTheme="minorEastAsia"/>
@@ -10320,7 +10466,6 @@
         <w:rPr>
           <w:rFonts w:eastAsiaTheme="minorEastAsia"/>
         </w:rPr>
-        <w:lastRenderedPageBreak/>
         <w:t xml:space="preserve">Алгоритм начинается с построения списков смежности. Для каждой строки </w:t>
       </w:r>
       <w:r>
@@ -10444,81 +10589,13 @@
         <w:pStyle w:val="a9"/>
       </w:pPr>
       <w:r>
-        <w:rPr>
-          <w:szCs w:val="28"/>
-        </w:rPr>
-        <w:t xml:space="preserve">Метод </w:t>
-      </w:r>
-      <w:r>
-        <w:t>step</w:t>
-      </w:r>
-      <w:r>
-        <w:rPr>
-          <w:szCs w:val="28"/>
-        </w:rPr>
-        <w:t xml:space="preserve"> </w:t>
-      </w:r>
-      <w:r>
-        <w:t>класса ModiOptimizer</w:t>
-      </w:r>
-      <w:r>
-        <w:rPr>
-          <w:szCs w:val="28"/>
-        </w:rPr>
-        <w:t xml:space="preserve"> использует </w:t>
-      </w:r>
-      <w:r>
-        <w:t>find_cycle</w:t>
-      </w:r>
-      <w:r>
-        <w:rPr>
-          <w:szCs w:val="28"/>
-        </w:rPr>
-        <w:t>, находит θ как минимум по минусовым вершинам, обновляет перевозки и заменяет базисную клетку. Если после пересчёта</w:t>
-      </w:r>
-      <w:r>
-        <w:rPr>
-          <w:szCs w:val="28"/>
-        </w:rPr>
-        <w:t xml:space="preserve"> количество</w:t>
-      </w:r>
-      <w:r>
-        <w:rPr>
-          <w:szCs w:val="28"/>
-        </w:rPr>
-        <w:t xml:space="preserve"> базисных клеток опять меньше</w:t>
-      </w:r>
-      <w:r>
-        <w:rPr>
-          <w:szCs w:val="28"/>
-        </w:rPr>
-        <w:t xml:space="preserve"> значения форму</w:t>
-      </w:r>
-      <w:r>
-        <w:rPr>
-          <w:szCs w:val="28"/>
-        </w:rPr>
-        <w:t xml:space="preserve">лы 6 – </w:t>
-      </w:r>
-      <w:r>
-        <w:rPr>
-          <w:szCs w:val="28"/>
-        </w:rPr>
-        <w:t xml:space="preserve">снова добавляются нулевые перевозки. Возвращается словарь с результатами — это позволяет GUI легко </w:t>
-      </w:r>
-      <w:r>
-        <w:rPr>
-          <w:szCs w:val="28"/>
-        </w:rPr>
-        <w:t>работать с выходными данными.</w:t>
-      </w:r>
-    </w:p>
-    <w:p>
-      <w:pPr>
-        <w:pStyle w:val="a9"/>
-      </w:pPr>
-      <w:r>
-        <w:t>Общая схема работы алгоритма представлена блок-схемой на рисунке 1.</w:t>
+        <w:t>Общая схема работы алгоритма предс</w:t>
+      </w:r>
+      <w:r>
+        <w:t>тавлена блок-схемой на рисунке 2</w:t>
+      </w:r>
+      <w:r>
+        <w:t>.</w:t>
       </w:r>
     </w:p>
     <w:p>
@@ -10543,7 +10620,7 @@
                     <pic:cNvPicPr/>
                   </pic:nvPicPr>
                   <pic:blipFill>
-                    <a:blip r:embed="rId10">
+                    <a:blip r:embed="rId11">
                       <a:extLst>
                         <a:ext uri="{28A0092B-C50C-407E-A947-70E740481C1C}">
                           <a14:useLocalDpi xmlns:a14="http://schemas.microsoft.com/office/drawing/2010/main" val="0"/>
@@ -10582,19 +10659,24 @@
         <w:rPr>
           <w:szCs w:val="28"/>
         </w:rPr>
-        <w:t>Рисунок 1 – Б</w:t>
+        <w:t>Рисунок 2</w:t>
       </w:r>
       <w:r>
         <w:rPr>
           <w:szCs w:val="28"/>
         </w:rPr>
+        <w:t xml:space="preserve"> – Б</w:t>
+      </w:r>
+      <w:r>
+        <w:rPr>
+          <w:szCs w:val="28"/>
+        </w:rPr>
         <w:t>лок-схема работы алгоритма</w:t>
       </w:r>
     </w:p>
     <w:p>
       <w:pPr>
         <w:pStyle w:val="a9"/>
-        <w:jc w:val="left"/>
         <w:rPr>
           <w:szCs w:val="28"/>
         </w:rPr>
@@ -10618,7 +10700,7 @@
         <w:spacing w:after="240"/>
         <w:ind w:left="993" w:hanging="282"/>
       </w:pPr>
-      <w:bookmarkStart w:id="12" w:name="_Toc231728318"/>
+      <w:bookmarkStart w:id="11" w:name="_Toc231728318"/>
       <w:r>
         <w:lastRenderedPageBreak/>
         <w:t>3 Проектирование и реализация графического</w:t>
@@ -10629,7 +10711,7 @@
       <w:r>
         <w:t>а приложения</w:t>
       </w:r>
-      <w:bookmarkEnd w:id="12"/>
+      <w:bookmarkEnd w:id="11"/>
     </w:p>
     <w:p>
       <w:pPr>
@@ -10639,7 +10721,7 @@
           <w:sz w:val="28"/>
         </w:rPr>
       </w:pPr>
-      <w:bookmarkStart w:id="13" w:name="_Toc231728319"/>
+      <w:bookmarkStart w:id="12" w:name="_Toc231728319"/>
       <w:r>
         <w:rPr>
           <w:sz w:val="28"/>
@@ -10652,7 +10734,7 @@
         </w:rPr>
         <w:t xml:space="preserve"> Компоновка элементов управления</w:t>
       </w:r>
-      <w:bookmarkEnd w:id="13"/>
+      <w:bookmarkEnd w:id="12"/>
     </w:p>
     <w:p>
       <w:pPr>
@@ -10680,7 +10762,7 @@
         <w:t>фейс приложения представлен на р</w:t>
       </w:r>
       <w:r>
-        <w:t>исунке 2</w:t>
+        <w:t>исунке 3</w:t>
       </w:r>
       <w:r>
         <w:t>.</w:t>
@@ -10696,323 +10778,6 @@
             <wp:extent cx="5578481" cy="4198620"/>
             <wp:effectExtent l="0" t="0" r="3175" b="0"/>
             <wp:docPr id="2" name="Рисунок 2"/>
-            <wp:cNvGraphicFramePr>
-              <a:graphicFrameLocks xmlns:a="http://schemas.openxmlformats.org/drawingml/2006/main" noChangeAspect="1"/>
-            </wp:cNvGraphicFramePr>
-            <a:graphic xmlns:a="http://schemas.openxmlformats.org/drawingml/2006/main">
-              <a:graphicData uri="http://schemas.openxmlformats.org/drawingml/2006/picture">
-                <pic:pic xmlns:pic="http://schemas.openxmlformats.org/drawingml/2006/picture">
-                  <pic:nvPicPr>
-                    <pic:cNvPr id="1" name=""/>
-                    <pic:cNvPicPr/>
-                  </pic:nvPicPr>
-                  <pic:blipFill>
-                    <a:blip r:embed="rId11"/>
-                    <a:stretch>
-                      <a:fillRect/>
-                    </a:stretch>
-                  </pic:blipFill>
-                  <pic:spPr>
-                    <a:xfrm>
-                      <a:off x="0" y="0"/>
-                      <a:ext cx="5581347" cy="4200777"/>
-                    </a:xfrm>
-                    <a:prstGeom prst="rect">
-                      <a:avLst/>
-                    </a:prstGeom>
-                  </pic:spPr>
-                </pic:pic>
-              </a:graphicData>
-            </a:graphic>
-          </wp:inline>
-        </w:drawing>
-      </w:r>
-    </w:p>
-    <w:p>
-      <w:pPr>
-        <w:pStyle w:val="a9"/>
-        <w:jc w:val="center"/>
-      </w:pPr>
-      <w:r>
-        <w:t>Рисунок 2</w:t>
-      </w:r>
-      <w:r>
-        <w:t xml:space="preserve"> – О</w:t>
-      </w:r>
-      <w:r>
-        <w:t>кно приложения</w:t>
-      </w:r>
-    </w:p>
-    <w:p>
-      <w:pPr>
-        <w:pStyle w:val="a9"/>
-      </w:pPr>
-      <w:r>
-        <w:t>При этом кнопки «Следующий шаг» и «Авторешение» недоступны для нажатия до построения начального плана. Это помогает избежать ошибок и улучшает пользовательский опыт, так как интерфейс становится более понятен интуитивно.</w:t>
-      </w:r>
-    </w:p>
-    <w:p>
-      <w:pPr>
-        <w:pStyle w:val="1"/>
-        <w:rPr>
-          <w:sz w:val="28"/>
-        </w:rPr>
-      </w:pPr>
-      <w:bookmarkStart w:id="14" w:name="_Toc231728320"/>
-      <w:r>
-        <w:rPr>
-          <w:sz w:val="28"/>
-        </w:rPr>
-        <w:lastRenderedPageBreak/>
-        <w:t xml:space="preserve">3.2 </w:t>
-      </w:r>
-      <w:r>
-        <w:rPr>
-          <w:sz w:val="28"/>
-        </w:rPr>
-        <w:t>Динамическое создание таблицы ввода</w:t>
-      </w:r>
-      <w:bookmarkEnd w:id="14"/>
-    </w:p>
-    <w:p>
-      <w:pPr>
-        <w:pStyle w:val="a9"/>
-      </w:pPr>
-      <w:r>
-        <w:t xml:space="preserve">При нажатии кнопки «Создать таблицы» метод </w:t>
-      </w:r>
-      <w:r>
-        <w:rPr>
-          <w:lang w:val="en-US"/>
-        </w:rPr>
-        <w:t>create</w:t>
-      </w:r>
-      <w:r>
-        <w:t>_</w:t>
-      </w:r>
-      <w:r>
-        <w:rPr>
-          <w:lang w:val="en-US"/>
-        </w:rPr>
-        <w:t>tables</w:t>
-      </w:r>
-      <w:r>
-        <w:t xml:space="preserve"> </w:t>
-      </w:r>
-      <w:r>
-        <w:t xml:space="preserve">сначала полностью очищает </w:t>
-      </w:r>
-      <w:r>
-        <w:rPr>
-          <w:lang w:val="en-US"/>
-        </w:rPr>
-        <w:t>input</w:t>
-      </w:r>
-      <w:r>
-        <w:t>_</w:t>
-      </w:r>
-      <w:r>
-        <w:rPr>
-          <w:lang w:val="en-US"/>
-        </w:rPr>
-        <w:t>frame</w:t>
-      </w:r>
-      <w:r>
-        <w:t xml:space="preserve"> от всех дочерних виджетов. Это нужно для того, чтобы при создании новой таблицы других размеров поля ввода отчищались от старых значений. </w:t>
-      </w:r>
-    </w:p>
-    <w:p>
-      <w:pPr>
-        <w:pStyle w:val="a9"/>
-      </w:pPr>
-      <w:r>
-        <w:t xml:space="preserve">После отчистки, метод строит сетку. В первой строке сетки заголовок «Матрица тарифов». В следующих </w:t>
-      </w:r>
-      <w:r>
-        <w:rPr>
-          <w:lang w:val="en-US"/>
-        </w:rPr>
-        <w:t>m</w:t>
-      </w:r>
-      <w:r>
-        <w:t xml:space="preserve"> строках метки с номерами поставщиков и по </w:t>
-      </w:r>
-      <w:r>
-        <w:rPr>
-          <w:lang w:val="en-US"/>
-        </w:rPr>
-        <w:t>n</w:t>
-      </w:r>
-      <w:r>
-        <w:t xml:space="preserve"> полей ввода для тарифов на каждую строку. После строк ввода тарифов заголовок с надписью «Запасы». Последняя строка – ввод спроса для каждого потребителя.</w:t>
-      </w:r>
-    </w:p>
-    <w:p>
-      <w:pPr>
-        <w:pStyle w:val="a9"/>
-      </w:pPr>
-      <w:r>
-        <w:t xml:space="preserve">Все введенные значения сохраняются в двумерный список </w:t>
-      </w:r>
-      <w:r>
-        <w:rPr>
-          <w:lang w:val="en-US"/>
-        </w:rPr>
-        <w:t>cost</w:t>
-      </w:r>
-      <w:r>
-        <w:t>_</w:t>
-      </w:r>
-      <w:r>
-        <w:rPr>
-          <w:lang w:val="en-US"/>
-        </w:rPr>
-        <w:t>entries</w:t>
-      </w:r>
-      <w:r>
-        <w:t xml:space="preserve"> и два одномерных: </w:t>
-      </w:r>
-      <w:r>
-        <w:rPr>
-          <w:lang w:val="en-US"/>
-        </w:rPr>
-        <w:t>supply</w:t>
-      </w:r>
-      <w:r>
-        <w:t>_</w:t>
-      </w:r>
-      <w:r>
-        <w:rPr>
-          <w:lang w:val="en-US"/>
-        </w:rPr>
-        <w:t>entries</w:t>
-      </w:r>
-      <w:r>
-        <w:t xml:space="preserve"> </w:t>
-      </w:r>
-      <w:r>
-        <w:t>и</w:t>
-      </w:r>
-      <w:r>
-        <w:t xml:space="preserve"> </w:t>
-      </w:r>
-      <w:r>
-        <w:rPr>
-          <w:lang w:val="en-US"/>
-        </w:rPr>
-        <w:t>demand</w:t>
-      </w:r>
-      <w:r>
-        <w:t>_</w:t>
-      </w:r>
-      <w:r>
-        <w:rPr>
-          <w:lang w:val="en-US"/>
-        </w:rPr>
-        <w:t>entries</w:t>
-      </w:r>
-      <w:r>
-        <w:t>.</w:t>
-      </w:r>
-      <w:r>
-        <w:t xml:space="preserve"> Это позволяет в дал</w:t>
-      </w:r>
-      <w:r>
-        <w:t xml:space="preserve">ьнейшем получать данные списков просто методом </w:t>
-      </w:r>
-      <w:r>
-        <w:rPr>
-          <w:lang w:val="en-US"/>
-        </w:rPr>
-        <w:t>get</w:t>
-      </w:r>
-      <w:r>
-        <w:t>.</w:t>
-      </w:r>
-    </w:p>
-    <w:p>
-      <w:pPr>
-        <w:pStyle w:val="a9"/>
-      </w:pPr>
-      <w:r>
-        <w:t>Ограничение на количество строк введено не из-за арифметической части приложения, они способны обрабатывать куда большие объемы данных, однако таблица с большим количеством столбцов не поместится в графический интерфейс по ширине</w:t>
-      </w:r>
-    </w:p>
-    <w:p>
-      <w:pPr>
-        <w:pStyle w:val="1"/>
-        <w:rPr>
-          <w:sz w:val="28"/>
-        </w:rPr>
-      </w:pPr>
-      <w:bookmarkStart w:id="15" w:name="_Toc231728321"/>
-      <w:r>
-        <w:rPr>
-          <w:sz w:val="28"/>
-        </w:rPr>
-        <w:t>3.3 Проверка вводимых значений и обработка ошибок</w:t>
-      </w:r>
-      <w:bookmarkEnd w:id="15"/>
-    </w:p>
-    <w:p>
-      <w:pPr>
-        <w:pStyle w:val="a9"/>
-      </w:pPr>
-      <w:r>
-        <w:t xml:space="preserve">Проверка вводимых значений помогает избежать ошибок и указать пользователю правильный формат ввода данных. При создании таблицы вводимые значения </w:t>
-      </w:r>
-      <w:r>
-        <w:rPr>
-          <w:lang w:val="en-US"/>
-        </w:rPr>
-        <w:t>m</w:t>
-      </w:r>
-      <w:r>
-        <w:t xml:space="preserve"> </w:t>
-      </w:r>
-      <w:r>
-        <w:t>и</w:t>
-      </w:r>
-      <w:r>
-        <w:t xml:space="preserve"> </w:t>
-      </w:r>
-      <w:r>
-        <w:rPr>
-          <w:lang w:val="en-US"/>
-        </w:rPr>
-        <w:t>n</w:t>
-      </w:r>
-      <w:r>
-        <w:t xml:space="preserve"> должны быть целыми числами от 1 до 10. После нажатия кнопки «Решить» интерфейс проверяет, что таблица создана и не пуста. Если </w:t>
-      </w:r>
-      <w:r>
-        <w:t>пользователь нажимает «Решить», не создав при этом таблицу, приложение покажет предупреждение с про</w:t>
-      </w:r>
-      <w:r>
-        <w:t>сьбой ввести значения (р</w:t>
-      </w:r>
-      <w:r>
-        <w:t>исунок 3</w:t>
-      </w:r>
-      <w:r>
-        <w:t>).</w:t>
-      </w:r>
-    </w:p>
-    <w:p>
-      <w:pPr>
-        <w:spacing w:before="320" w:after="0"/>
-        <w:jc w:val="center"/>
-      </w:pPr>
-      <w:r>
-        <w:rPr>
-          <w:noProof/>
-          <w:lang w:eastAsia="ru-RU"/>
-        </w:rPr>
-        <w:drawing>
-          <wp:inline distT="0" distB="0" distL="0" distR="0" wp14:anchorId="4D3F9867" wp14:editId="1BC6962A">
-            <wp:extent cx="4143953" cy="1838582"/>
-            <wp:effectExtent l="0" t="0" r="0" b="9525"/>
-            <wp:docPr id="3" name="Рисунок 3"/>
             <wp:cNvGraphicFramePr>
               <a:graphicFrameLocks xmlns:a="http://schemas.openxmlformats.org/drawingml/2006/main" noChangeAspect="1"/>
             </wp:cNvGraphicFramePr>
@@ -11032,6 +10797,323 @@
                   <pic:spPr>
                     <a:xfrm>
                       <a:off x="0" y="0"/>
+                      <a:ext cx="5581347" cy="4200777"/>
+                    </a:xfrm>
+                    <a:prstGeom prst="rect">
+                      <a:avLst/>
+                    </a:prstGeom>
+                  </pic:spPr>
+                </pic:pic>
+              </a:graphicData>
+            </a:graphic>
+          </wp:inline>
+        </w:drawing>
+      </w:r>
+    </w:p>
+    <w:p>
+      <w:pPr>
+        <w:pStyle w:val="a9"/>
+        <w:jc w:val="center"/>
+      </w:pPr>
+      <w:r>
+        <w:t>Рисунок 3</w:t>
+      </w:r>
+      <w:r>
+        <w:t xml:space="preserve"> – О</w:t>
+      </w:r>
+      <w:r>
+        <w:t>кно приложения</w:t>
+      </w:r>
+    </w:p>
+    <w:p>
+      <w:pPr>
+        <w:pStyle w:val="a9"/>
+      </w:pPr>
+      <w:r>
+        <w:t>При этом кнопки «Следующий шаг» и «Авторешение» недоступны для нажатия до построения начального плана. Это помогает избежать ошибок и улучшает пользовательский опыт, так как интерфейс становится более понятен интуитивно.</w:t>
+      </w:r>
+    </w:p>
+    <w:p>
+      <w:pPr>
+        <w:pStyle w:val="1"/>
+        <w:rPr>
+          <w:sz w:val="28"/>
+        </w:rPr>
+      </w:pPr>
+      <w:bookmarkStart w:id="13" w:name="_Toc231728320"/>
+      <w:r>
+        <w:rPr>
+          <w:sz w:val="28"/>
+        </w:rPr>
+        <w:lastRenderedPageBreak/>
+        <w:t xml:space="preserve">3.2 </w:t>
+      </w:r>
+      <w:r>
+        <w:rPr>
+          <w:sz w:val="28"/>
+        </w:rPr>
+        <w:t>Динамическое создание таблицы ввода</w:t>
+      </w:r>
+      <w:bookmarkEnd w:id="13"/>
+    </w:p>
+    <w:p>
+      <w:pPr>
+        <w:pStyle w:val="a9"/>
+      </w:pPr>
+      <w:r>
+        <w:t xml:space="preserve">При нажатии кнопки «Создать таблицы» метод </w:t>
+      </w:r>
+      <w:r>
+        <w:rPr>
+          <w:lang w:val="en-US"/>
+        </w:rPr>
+        <w:t>create</w:t>
+      </w:r>
+      <w:r>
+        <w:t>_</w:t>
+      </w:r>
+      <w:r>
+        <w:rPr>
+          <w:lang w:val="en-US"/>
+        </w:rPr>
+        <w:t>tables</w:t>
+      </w:r>
+      <w:r>
+        <w:t xml:space="preserve"> </w:t>
+      </w:r>
+      <w:r>
+        <w:t xml:space="preserve">сначала полностью очищает </w:t>
+      </w:r>
+      <w:r>
+        <w:rPr>
+          <w:lang w:val="en-US"/>
+        </w:rPr>
+        <w:t>input</w:t>
+      </w:r>
+      <w:r>
+        <w:t>_</w:t>
+      </w:r>
+      <w:r>
+        <w:rPr>
+          <w:lang w:val="en-US"/>
+        </w:rPr>
+        <w:t>frame</w:t>
+      </w:r>
+      <w:r>
+        <w:t xml:space="preserve"> от всех дочерних виджетов. Это нужно для того, чтобы при создании новой таблицы других размеров поля ввода отчищались от старых значений. </w:t>
+      </w:r>
+    </w:p>
+    <w:p>
+      <w:pPr>
+        <w:pStyle w:val="a9"/>
+      </w:pPr>
+      <w:r>
+        <w:t xml:space="preserve">После отчистки, метод строит сетку. В первой строке сетки заголовок «Матрица тарифов». В следующих </w:t>
+      </w:r>
+      <w:r>
+        <w:rPr>
+          <w:lang w:val="en-US"/>
+        </w:rPr>
+        <w:t>m</w:t>
+      </w:r>
+      <w:r>
+        <w:t xml:space="preserve"> строках метки с номерами поставщиков и по </w:t>
+      </w:r>
+      <w:r>
+        <w:rPr>
+          <w:lang w:val="en-US"/>
+        </w:rPr>
+        <w:t>n</w:t>
+      </w:r>
+      <w:r>
+        <w:t xml:space="preserve"> полей ввода для тарифов на каждую строку. После строк ввода тарифов заголовок с надписью «Запасы». Последняя строка – ввод спроса для каждого потребителя.</w:t>
+      </w:r>
+    </w:p>
+    <w:p>
+      <w:pPr>
+        <w:pStyle w:val="a9"/>
+      </w:pPr>
+      <w:r>
+        <w:t xml:space="preserve">Все введенные значения сохраняются в двумерный список </w:t>
+      </w:r>
+      <w:r>
+        <w:rPr>
+          <w:lang w:val="en-US"/>
+        </w:rPr>
+        <w:t>cost</w:t>
+      </w:r>
+      <w:r>
+        <w:t>_</w:t>
+      </w:r>
+      <w:r>
+        <w:rPr>
+          <w:lang w:val="en-US"/>
+        </w:rPr>
+        <w:t>entries</w:t>
+      </w:r>
+      <w:r>
+        <w:t xml:space="preserve"> и два одномерных: </w:t>
+      </w:r>
+      <w:r>
+        <w:rPr>
+          <w:lang w:val="en-US"/>
+        </w:rPr>
+        <w:t>supply</w:t>
+      </w:r>
+      <w:r>
+        <w:t>_</w:t>
+      </w:r>
+      <w:r>
+        <w:rPr>
+          <w:lang w:val="en-US"/>
+        </w:rPr>
+        <w:t>entries</w:t>
+      </w:r>
+      <w:r>
+        <w:t xml:space="preserve"> </w:t>
+      </w:r>
+      <w:r>
+        <w:t>и</w:t>
+      </w:r>
+      <w:r>
+        <w:t xml:space="preserve"> </w:t>
+      </w:r>
+      <w:r>
+        <w:rPr>
+          <w:lang w:val="en-US"/>
+        </w:rPr>
+        <w:t>demand</w:t>
+      </w:r>
+      <w:r>
+        <w:t>_</w:t>
+      </w:r>
+      <w:r>
+        <w:rPr>
+          <w:lang w:val="en-US"/>
+        </w:rPr>
+        <w:t>entries</w:t>
+      </w:r>
+      <w:r>
+        <w:t>.</w:t>
+      </w:r>
+      <w:r>
+        <w:t xml:space="preserve"> Это позволяет в дал</w:t>
+      </w:r>
+      <w:r>
+        <w:t xml:space="preserve">ьнейшем получать данные списков просто методом </w:t>
+      </w:r>
+      <w:r>
+        <w:rPr>
+          <w:lang w:val="en-US"/>
+        </w:rPr>
+        <w:t>get</w:t>
+      </w:r>
+      <w:r>
+        <w:t>.</w:t>
+      </w:r>
+    </w:p>
+    <w:p>
+      <w:pPr>
+        <w:pStyle w:val="a9"/>
+      </w:pPr>
+      <w:r>
+        <w:t>Ограничение на количество строк введено не из-за арифметической части приложения, они способны обрабатывать куда большие объемы данных, однако таблица с большим количеством столбцов не поместится в графический интерфейс по ширине</w:t>
+      </w:r>
+    </w:p>
+    <w:p>
+      <w:pPr>
+        <w:pStyle w:val="1"/>
+        <w:rPr>
+          <w:sz w:val="28"/>
+        </w:rPr>
+      </w:pPr>
+      <w:bookmarkStart w:id="14" w:name="_Toc231728321"/>
+      <w:r>
+        <w:rPr>
+          <w:sz w:val="28"/>
+        </w:rPr>
+        <w:t>3.3 Проверка вводимых значений и обработка ошибок</w:t>
+      </w:r>
+      <w:bookmarkEnd w:id="14"/>
+    </w:p>
+    <w:p>
+      <w:pPr>
+        <w:pStyle w:val="a9"/>
+      </w:pPr>
+      <w:r>
+        <w:t xml:space="preserve">Проверка вводимых значений помогает избежать ошибок и указать пользователю правильный формат ввода данных. При создании таблицы вводимые значения </w:t>
+      </w:r>
+      <w:r>
+        <w:rPr>
+          <w:lang w:val="en-US"/>
+        </w:rPr>
+        <w:t>m</w:t>
+      </w:r>
+      <w:r>
+        <w:t xml:space="preserve"> </w:t>
+      </w:r>
+      <w:r>
+        <w:t>и</w:t>
+      </w:r>
+      <w:r>
+        <w:t xml:space="preserve"> </w:t>
+      </w:r>
+      <w:r>
+        <w:rPr>
+          <w:lang w:val="en-US"/>
+        </w:rPr>
+        <w:t>n</w:t>
+      </w:r>
+      <w:r>
+        <w:t xml:space="preserve"> должны быть целыми числами от 1 до 10. После нажатия кнопки «Решить» интерфейс проверяет, что таблица создана и не пуста. Если </w:t>
+      </w:r>
+      <w:r>
+        <w:t>пользователь нажимает «Решить», не создав при этом таблицу, приложение покажет предупреждение с про</w:t>
+      </w:r>
+      <w:r>
+        <w:t>сьбой ввести значения (р</w:t>
+      </w:r>
+      <w:r>
+        <w:t>исунок 4</w:t>
+      </w:r>
+      <w:r>
+        <w:t>).</w:t>
+      </w:r>
+    </w:p>
+    <w:p>
+      <w:pPr>
+        <w:spacing w:before="320" w:after="0"/>
+        <w:jc w:val="center"/>
+      </w:pPr>
+      <w:r>
+        <w:rPr>
+          <w:noProof/>
+          <w:lang w:eastAsia="ru-RU"/>
+        </w:rPr>
+        <w:drawing>
+          <wp:inline distT="0" distB="0" distL="0" distR="0" wp14:anchorId="4D3F9867" wp14:editId="1BC6962A">
+            <wp:extent cx="4143953" cy="1838582"/>
+            <wp:effectExtent l="0" t="0" r="0" b="9525"/>
+            <wp:docPr id="3" name="Рисунок 3"/>
+            <wp:cNvGraphicFramePr>
+              <a:graphicFrameLocks xmlns:a="http://schemas.openxmlformats.org/drawingml/2006/main" noChangeAspect="1"/>
+            </wp:cNvGraphicFramePr>
+            <a:graphic xmlns:a="http://schemas.openxmlformats.org/drawingml/2006/main">
+              <a:graphicData uri="http://schemas.openxmlformats.org/drawingml/2006/picture">
+                <pic:pic xmlns:pic="http://schemas.openxmlformats.org/drawingml/2006/picture">
+                  <pic:nvPicPr>
+                    <pic:cNvPr id="1" name=""/>
+                    <pic:cNvPicPr/>
+                  </pic:nvPicPr>
+                  <pic:blipFill>
+                    <a:blip r:embed="rId13"/>
+                    <a:stretch>
+                      <a:fillRect/>
+                    </a:stretch>
+                  </pic:blipFill>
+                  <pic:spPr>
+                    <a:xfrm>
+                      <a:off x="0" y="0"/>
                       <a:ext cx="4143953" cy="1838582"/>
                     </a:xfrm>
                     <a:prstGeom prst="rect">
@@ -11051,7 +11133,7 @@
         <w:jc w:val="center"/>
       </w:pPr>
       <w:r>
-        <w:t>Рисунок 3</w:t>
+        <w:t>Рисунок 4</w:t>
       </w:r>
       <w:r>
         <w:t xml:space="preserve"> – П</w:t>
@@ -11075,7 +11157,7 @@
           <w:sz w:val="28"/>
         </w:rPr>
       </w:pPr>
-      <w:bookmarkStart w:id="16" w:name="_Toc231728322"/>
+      <w:bookmarkStart w:id="15" w:name="_Toc231728322"/>
       <w:r>
         <w:rPr>
           <w:sz w:val="28"/>
@@ -11083,6 +11165,81 @@
         <w:lastRenderedPageBreak/>
         <w:t>3.3 Загрузка данных из файла</w:t>
       </w:r>
+      <w:bookmarkEnd w:id="15"/>
+    </w:p>
+    <w:p>
+      <w:pPr>
+        <w:pStyle w:val="a9"/>
+      </w:pPr>
+      <w:r>
+        <w:t xml:space="preserve">Метод </w:t>
+      </w:r>
+      <w:r>
+        <w:t>l</w:t>
+      </w:r>
+      <w:r>
+        <w:t xml:space="preserve">oad_from_file начинается с вызова </w:t>
+      </w:r>
+      <w:r>
+        <w:t xml:space="preserve">filedialog.askopenfilename </w:t>
+      </w:r>
+      <w:r>
+        <w:t xml:space="preserve">с фильтром по формату .txt. Если пользователь отменил выбор, окно файловой системы просто закрывается. Загрузка из файла работает по </w:t>
+      </w:r>
+      <w:r>
+        <w:t xml:space="preserve">определенному формату: первая строка – числа </w:t>
+      </w:r>
+      <w:r>
+        <w:rPr>
+          <w:lang w:val="en-US"/>
+        </w:rPr>
+        <w:t>m</w:t>
+      </w:r>
+      <w:r>
+        <w:t xml:space="preserve"> </w:t>
+      </w:r>
+      <w:r>
+        <w:t>и</w:t>
+      </w:r>
+      <w:r>
+        <w:t xml:space="preserve"> </w:t>
+      </w:r>
+      <w:r>
+        <w:rPr>
+          <w:lang w:val="en-US"/>
+        </w:rPr>
+        <w:t>n</w:t>
+      </w:r>
+      <w:r>
+        <w:t xml:space="preserve">, затем </w:t>
+      </w:r>
+      <w:r>
+        <w:rPr>
+          <w:lang w:val="en-US"/>
+        </w:rPr>
+        <w:t>m</w:t>
+      </w:r>
+      <w:r>
+        <w:t xml:space="preserve"> </w:t>
+      </w:r>
+      <w:r>
+        <w:t xml:space="preserve">строк матрицы тарифов, строка запасов и строка потребностей. При выборе файла, не соответствующего этому формату пользователь видит ошибку с сообщением о несоответствии формата. После успешной загрузки файла, данные из него разносятся по соответствующим полям, и таблица создается автоматически. Этот интерфейс реализован для более удобной работы с объемными таблицами, не нужно вводить все значения вручную в отдельные окна для них, а просто привести к текстовому формату. </w:t>
+      </w:r>
+    </w:p>
+    <w:p>
+      <w:pPr>
+        <w:pStyle w:val="1"/>
+        <w:rPr>
+          <w:sz w:val="28"/>
+        </w:rPr>
+      </w:pPr>
+      <w:bookmarkStart w:id="16" w:name="_Toc231728323"/>
+      <w:r>
+        <w:rPr>
+          <w:sz w:val="28"/>
+        </w:rPr>
+        <w:t>3.4 Форматирование вывода</w:t>
+      </w:r>
       <w:bookmarkEnd w:id="16"/>
     </w:p>
     <w:p>
@@ -11090,58 +11247,26 @@
         <w:pStyle w:val="a9"/>
       </w:pPr>
       <w:r>
-        <w:t xml:space="preserve">Метод </w:t>
-      </w:r>
-      <w:r>
-        <w:t>l</w:t>
-      </w:r>
-      <w:r>
-        <w:t xml:space="preserve">oad_from_file начинается с вызова </w:t>
-      </w:r>
-      <w:r>
-        <w:t xml:space="preserve">filedialog.askopenfilename </w:t>
-      </w:r>
-      <w:r>
-        <w:t xml:space="preserve">с фильтром по формату .txt. Если пользователь отменил выбор, окно файловой системы просто закрывается. Загрузка из файла работает по </w:t>
-      </w:r>
-      <w:r>
-        <w:t xml:space="preserve">определенному формату: первая строка – числа </w:t>
-      </w:r>
-      <w:r>
-        <w:rPr>
-          <w:lang w:val="en-US"/>
-        </w:rPr>
-        <w:t>m</w:t>
-      </w:r>
-      <w:r>
-        <w:t xml:space="preserve"> </w:t>
-      </w:r>
-      <w:r>
-        <w:t>и</w:t>
-      </w:r>
-      <w:r>
-        <w:t xml:space="preserve"> </w:t>
-      </w:r>
-      <w:r>
-        <w:rPr>
-          <w:lang w:val="en-US"/>
-        </w:rPr>
-        <w:t>n</w:t>
-      </w:r>
-      <w:r>
-        <w:t xml:space="preserve">, затем </w:t>
-      </w:r>
-      <w:r>
-        <w:rPr>
-          <w:lang w:val="en-US"/>
-        </w:rPr>
-        <w:t>m</w:t>
-      </w:r>
-      <w:r>
-        <w:t xml:space="preserve"> </w:t>
-      </w:r>
-      <w:r>
-        <w:t xml:space="preserve">строк матрицы тарифов, строка запасов и строка потребностей. При выборе файла, не соответствующего этому формату пользователь видит ошибку с сообщением о несоответствии формата. После успешной загрузки файла, данные из него разносятся по соответствующим полям, и таблица создается автоматически. Этот интерфейс реализован для более удобной работы с объемными таблицами, не нужно вводить все значения вручную в отдельные окна для них, а просто привести к текстовому формату. </w:t>
+        <w:t xml:space="preserve">Текстовый лог вывода – виджет ScrolledText с моноширинным шрифтом Courier. В него выводятся все этапы решения задачи: начальный план, каждая итерация МОДИ и финальный результат. </w:t>
+      </w:r>
+    </w:p>
+    <w:p>
+      <w:pPr>
+        <w:pStyle w:val="a9"/>
+      </w:pPr>
+      <w:r>
+        <w:t xml:space="preserve">Метод print_plan форматирует таблицу перевозок как текст, шапка с номерами потребителей, строки с номерами поставщиков и значения перевозок. Базисные клетки помечаются символом «*», что облегчает понимание вывода. В конце таблицы располагаются запасы и спрос. </w:t>
+      </w:r>
+    </w:p>
+    <w:p>
+      <w:pPr>
+        <w:pStyle w:val="a9"/>
+      </w:pPr>
+      <w:r>
+        <w:t xml:space="preserve">Вывод итерации (метод next_step) добавляет в лог сообщение с номером итерации и оценку </w:t>
+      </w:r>
+      <w:r>
+        <w:t>клетки, затем потенциалы u и v, вводимую и выводимую клетки и найденный цикл. Все это дает полную картину происходящего в шаге итерации.</w:t>
       </w:r>
     </w:p>
     <w:p>
@@ -11151,64 +11276,21 @@
           <w:sz w:val="28"/>
         </w:rPr>
       </w:pPr>
-      <w:bookmarkStart w:id="17" w:name="_Toc231728323"/>
+      <w:bookmarkStart w:id="17" w:name="_Toc231728324"/>
       <w:r>
         <w:rPr>
           <w:sz w:val="28"/>
         </w:rPr>
-        <w:t>3.4 Форматирование вывода</w:t>
+        <w:t xml:space="preserve">3.5 Пошаговый режим и </w:t>
+      </w:r>
+      <w:proofErr w:type="spellStart"/>
+      <w:r>
+        <w:rPr>
+          <w:sz w:val="28"/>
+        </w:rPr>
+        <w:t>авторешение</w:t>
       </w:r>
       <w:bookmarkEnd w:id="17"/>
-    </w:p>
-    <w:p>
-      <w:pPr>
-        <w:pStyle w:val="a9"/>
-      </w:pPr>
-      <w:r>
-        <w:t xml:space="preserve">Текстовый лог вывода – виджет ScrolledText с моноширинным шрифтом Courier. В него выводятся все этапы решения задачи: начальный план, каждая итерация МОДИ и финальный результат. </w:t>
-      </w:r>
-    </w:p>
-    <w:p>
-      <w:pPr>
-        <w:pStyle w:val="a9"/>
-      </w:pPr>
-      <w:r>
-        <w:t xml:space="preserve">Метод print_plan форматирует таблицу перевозок как текст, шапка с номерами потребителей, строки с номерами поставщиков и значения перевозок. Базисные клетки помечаются символом «*», что облегчает понимание вывода. В конце таблицы располагаются запасы и спрос. </w:t>
-      </w:r>
-    </w:p>
-    <w:p>
-      <w:pPr>
-        <w:pStyle w:val="a9"/>
-      </w:pPr>
-      <w:r>
-        <w:t xml:space="preserve">Вывод итерации (метод next_step) добавляет в лог сообщение с номером итерации и оценку </w:t>
-      </w:r>
-      <w:r>
-        <w:t>клетки, затем потенциалы u и v, вводимую и выводимую клетки и найденный цикл. Все это дает полную картину происходящего в шаге итерации.</w:t>
-      </w:r>
-    </w:p>
-    <w:p>
-      <w:pPr>
-        <w:pStyle w:val="1"/>
-        <w:rPr>
-          <w:sz w:val="28"/>
-        </w:rPr>
-      </w:pPr>
-      <w:bookmarkStart w:id="18" w:name="_Toc231728324"/>
-      <w:r>
-        <w:rPr>
-          <w:sz w:val="28"/>
-        </w:rPr>
-        <w:t xml:space="preserve">3.5 Пошаговый режим и </w:t>
-      </w:r>
-      <w:proofErr w:type="spellStart"/>
-      <w:r>
-        <w:rPr>
-          <w:sz w:val="28"/>
-        </w:rPr>
-        <w:t>авторешение</w:t>
-      </w:r>
-      <w:bookmarkEnd w:id="18"/>
       <w:proofErr w:type="spellEnd"/>
     </w:p>
     <w:p>
@@ -11251,7 +11333,7 @@
           <w:lang w:eastAsia="ru-RU"/>
         </w:rPr>
       </w:pPr>
-      <w:bookmarkStart w:id="19" w:name="_Toc231728325"/>
+      <w:bookmarkStart w:id="18" w:name="_Toc231728325"/>
       <w:r>
         <w:rPr>
           <w:rFonts w:eastAsia="Times New Roman"/>
@@ -11261,7 +11343,7 @@
         <w:lastRenderedPageBreak/>
         <w:t>3.6 Визуализация плана</w:t>
       </w:r>
-      <w:bookmarkEnd w:id="19"/>
+      <w:bookmarkEnd w:id="18"/>
     </w:p>
     <w:p>
       <w:pPr>
@@ -11506,7 +11588,7 @@
           <w:lang w:eastAsia="ru-RU"/>
         </w:rPr>
       </w:pPr>
-      <w:bookmarkStart w:id="20" w:name="_Toc231728326"/>
+      <w:bookmarkStart w:id="19" w:name="_Toc231728326"/>
       <w:r>
         <w:rPr>
           <w:rFonts w:eastAsia="Times New Roman"/>
@@ -11536,7 +11618,7 @@
         </w:rPr>
         <w:t>GitHub</w:t>
       </w:r>
-      <w:bookmarkEnd w:id="20"/>
+      <w:bookmarkEnd w:id="19"/>
     </w:p>
     <w:p>
       <w:pPr>
@@ -11547,7 +11629,7 @@
           <w:lang w:eastAsia="ru-RU"/>
         </w:rPr>
       </w:pPr>
-      <w:bookmarkStart w:id="21" w:name="_Toc231728327"/>
+      <w:bookmarkStart w:id="20" w:name="_Toc231728327"/>
       <w:r>
         <w:rPr>
           <w:sz w:val="28"/>
@@ -11562,7 +11644,7 @@
         </w:rPr>
         <w:t>Тестирование основного функционала</w:t>
       </w:r>
-      <w:bookmarkEnd w:id="21"/>
+      <w:bookmarkEnd w:id="20"/>
     </w:p>
     <w:p>
       <w:pPr>
@@ -11575,7 +11657,7 @@
         <w:t xml:space="preserve">я таблицы стоимостей (таблица </w:t>
       </w:r>
       <w:r>
-        <w:t>3</w:t>
+        <w:t>4</w:t>
       </w:r>
       <w:r>
         <w:t>).</w:t>
@@ -11588,7 +11670,10 @@
         <w:ind w:firstLine="0"/>
       </w:pPr>
       <w:r>
-        <w:t>Таблица 3 – Стоимости перевозок для тестовой задачи 1</w:t>
+        <w:t>Таблица 4</w:t>
+      </w:r>
+      <w:r>
+        <w:t xml:space="preserve"> – Стоимости перевозок для тестовой задачи 1</w:t>
       </w:r>
     </w:p>
     <w:tbl>
@@ -11897,8 +11982,10 @@
         <w:t xml:space="preserve">стоимостей приведены в таблице </w:t>
       </w:r>
       <w:r>
-        <w:t>4</w:t>
-      </w:r>
+        <w:t>5</w:t>
+      </w:r>
+      <w:bookmarkStart w:id="21" w:name="_GoBack"/>
+      <w:bookmarkEnd w:id="21"/>
       <w:r>
         <w:t>.</w:t>
       </w:r>
@@ -11910,7 +11997,10 @@
         <w:ind w:firstLine="0"/>
       </w:pPr>
       <w:r>
-        <w:t>Таблица 4 – Стоимости перевозок для тестовой задачи 2</w:t>
+        <w:t>Таблица 5</w:t>
+      </w:r>
+      <w:r>
+        <w:t xml:space="preserve"> – Стоимости перевозок для тестовой задачи 2</w:t>
       </w:r>
     </w:p>
     <w:tbl>
@@ -12224,7 +12314,31 @@
         <w:t xml:space="preserve"> Например при вводе</w:t>
       </w:r>
       <w:r>
-        <w:t xml:space="preserve"> отрицательных значений, приложение выдает предупреждение о некорректном вводе. То же самое происходит и при вводе букв и других неподходящих значений в любое из полей. Окно предупреждения представленно на рисунке 4.</w:t>
+        <w:t xml:space="preserve"> отрицательных значений</w:t>
+      </w:r>
+      <w:r>
+        <w:t xml:space="preserve"> (-1, -2)</w:t>
+      </w:r>
+      <w:r>
+        <w:t xml:space="preserve">, </w:t>
+      </w:r>
+      <w:r>
+        <w:t>буквенных строк (ааа, абв), нецелочисленных значений количества поставщиков и потребителей (1,2</w:t>
+      </w:r>
+      <w:r>
+        <w:t xml:space="preserve">; </w:t>
+      </w:r>
+      <w:r>
+        <w:t xml:space="preserve">5,6) </w:t>
+      </w:r>
+      <w:r>
+        <w:t>приложение выдает предупреждение о некорректном вводе. То же самое происходит и при вводе букв и других неподходящих значений в любое из полей. Окно предупреж</w:t>
+      </w:r>
+      <w:r>
+        <w:t>дения представленно на рисунке 5</w:t>
+      </w:r>
+      <w:r>
+        <w:t>.</w:t>
       </w:r>
     </w:p>
     <w:p>
@@ -12239,128 +12353,6 @@
             <wp:extent cx="4629796" cy="1829055"/>
             <wp:effectExtent l="0" t="0" r="0" b="0"/>
             <wp:docPr id="8" name="Рисунок 8"/>
-            <wp:cNvGraphicFramePr>
-              <a:graphicFrameLocks xmlns:a="http://schemas.openxmlformats.org/drawingml/2006/main" noChangeAspect="1"/>
-            </wp:cNvGraphicFramePr>
-            <a:graphic xmlns:a="http://schemas.openxmlformats.org/drawingml/2006/main">
-              <a:graphicData uri="http://schemas.openxmlformats.org/drawingml/2006/picture">
-                <pic:pic xmlns:pic="http://schemas.openxmlformats.org/drawingml/2006/picture">
-                  <pic:nvPicPr>
-                    <pic:cNvPr id="1" name=""/>
-                    <pic:cNvPicPr/>
-                  </pic:nvPicPr>
-                  <pic:blipFill>
-                    <a:blip r:embed="rId13"/>
-                    <a:stretch>
-                      <a:fillRect/>
-                    </a:stretch>
-                  </pic:blipFill>
-                  <pic:spPr>
-                    <a:xfrm>
-                      <a:off x="0" y="0"/>
-                      <a:ext cx="4629796" cy="1829055"/>
-                    </a:xfrm>
-                    <a:prstGeom prst="rect">
-                      <a:avLst/>
-                    </a:prstGeom>
-                  </pic:spPr>
-                </pic:pic>
-              </a:graphicData>
-            </a:graphic>
-          </wp:inline>
-        </w:drawing>
-      </w:r>
-    </w:p>
-    <w:p>
-      <w:pPr>
-        <w:pStyle w:val="a9"/>
-        <w:spacing w:line="240" w:lineRule="auto"/>
-        <w:jc w:val="center"/>
-      </w:pPr>
-      <w:r>
-        <w:t>Рисунок 4 – предупреждение о некорректном вводе значений</w:t>
-      </w:r>
-    </w:p>
-    <w:p>
-      <w:pPr>
-        <w:pStyle w:val="1"/>
-        <w:rPr>
-          <w:sz w:val="28"/>
-          <w:lang w:eastAsia="ru-RU"/>
-        </w:rPr>
-      </w:pPr>
-      <w:bookmarkStart w:id="23" w:name="_Toc231728329"/>
-      <w:r>
-        <w:rPr>
-          <w:sz w:val="28"/>
-          <w:lang w:eastAsia="ru-RU"/>
-        </w:rPr>
-        <w:t>4.3 Тестирование загрузки из файла</w:t>
-      </w:r>
-      <w:bookmarkEnd w:id="23"/>
-    </w:p>
-    <w:p>
-      <w:pPr>
-        <w:pStyle w:val="a9"/>
-      </w:pPr>
-      <w:r>
-        <w:t xml:space="preserve">После этого было проведено тестирование загрузки данных задачи из файла. Для этого задачи из пункта 4.1 оборачиваются в нужный формат </w:t>
-      </w:r>
-      <w:r>
-        <w:t>.</w:t>
-      </w:r>
-      <w:r>
-        <w:rPr>
-          <w:lang w:val="en-US"/>
-        </w:rPr>
-        <w:t>txt</w:t>
-      </w:r>
-      <w:r>
-        <w:t xml:space="preserve"> </w:t>
-      </w:r>
-      <w:r>
-        <w:t>файла, после чего загружаются в приложение кнопкой «Загрузит из файла». Построчная проверка данных показала корректный перенос всех значений. После этого специально создается файл с неправильным форматом</w:t>
-      </w:r>
-      <w:r>
-        <w:t xml:space="preserve"> (например файл с расширением </w:t>
-      </w:r>
-      <w:r>
-        <w:rPr>
-          <w:lang w:val="en-US"/>
-        </w:rPr>
-        <w:t>txt</w:t>
-      </w:r>
-      <w:r>
-        <w:t>, содержащий несколько строк текста или набор цифр без разделения)</w:t>
-      </w:r>
-      <w:r>
-        <w:t>. При попытке загрузки этого файла приложение в</w:t>
-      </w:r>
-      <w:r>
-        <w:t>ыдает предупреждение (рисунок 5</w:t>
-      </w:r>
-      <w:r>
-        <w:t>).</w:t>
-      </w:r>
-    </w:p>
-    <w:p>
-      <w:pPr>
-        <w:spacing w:after="0"/>
-        <w:jc w:val="center"/>
-        <w:rPr>
-          <w:lang w:eastAsia="ru-RU"/>
-        </w:rPr>
-      </w:pPr>
-      <w:r>
-        <w:rPr>
-          <w:noProof/>
-          <w:lang w:eastAsia="ru-RU"/>
-        </w:rPr>
-        <w:drawing>
-          <wp:inline distT="0" distB="0" distL="0" distR="0" wp14:anchorId="2C7B8E91" wp14:editId="1B192B31">
-            <wp:extent cx="4458322" cy="1867161"/>
-            <wp:effectExtent l="0" t="0" r="0" b="0"/>
-            <wp:docPr id="4" name="Рисунок 4"/>
             <wp:cNvGraphicFramePr>
               <a:graphicFrameLocks xmlns:a="http://schemas.openxmlformats.org/drawingml/2006/main" noChangeAspect="1"/>
             </wp:cNvGraphicFramePr>
@@ -12380,6 +12372,131 @@
                   <pic:spPr>
                     <a:xfrm>
                       <a:off x="0" y="0"/>
+                      <a:ext cx="4629796" cy="1829055"/>
+                    </a:xfrm>
+                    <a:prstGeom prst="rect">
+                      <a:avLst/>
+                    </a:prstGeom>
+                  </pic:spPr>
+                </pic:pic>
+              </a:graphicData>
+            </a:graphic>
+          </wp:inline>
+        </w:drawing>
+      </w:r>
+    </w:p>
+    <w:p>
+      <w:pPr>
+        <w:pStyle w:val="a9"/>
+        <w:spacing w:line="240" w:lineRule="auto"/>
+        <w:jc w:val="center"/>
+      </w:pPr>
+      <w:r>
+        <w:t>Рисунок 5</w:t>
+      </w:r>
+      <w:r>
+        <w:t xml:space="preserve"> – предупреждение о некорректном вводе значений</w:t>
+      </w:r>
+    </w:p>
+    <w:p>
+      <w:pPr>
+        <w:pStyle w:val="1"/>
+        <w:rPr>
+          <w:sz w:val="28"/>
+          <w:lang w:eastAsia="ru-RU"/>
+        </w:rPr>
+      </w:pPr>
+      <w:bookmarkStart w:id="23" w:name="_Toc231728329"/>
+      <w:r>
+        <w:rPr>
+          <w:sz w:val="28"/>
+          <w:lang w:eastAsia="ru-RU"/>
+        </w:rPr>
+        <w:t>4.3 Тестирование загрузки из файла</w:t>
+      </w:r>
+      <w:bookmarkEnd w:id="23"/>
+    </w:p>
+    <w:p>
+      <w:pPr>
+        <w:pStyle w:val="a9"/>
+      </w:pPr>
+      <w:r>
+        <w:t xml:space="preserve">После этого было проведено тестирование загрузки данных задачи из файла. Для этого задачи из пункта 4.1 оборачиваются в нужный формат </w:t>
+      </w:r>
+      <w:r>
+        <w:t>.</w:t>
+      </w:r>
+      <w:r>
+        <w:rPr>
+          <w:lang w:val="en-US"/>
+        </w:rPr>
+        <w:t>txt</w:t>
+      </w:r>
+      <w:r>
+        <w:t xml:space="preserve"> </w:t>
+      </w:r>
+      <w:r>
+        <w:t>файла, после чего загружаются в приложение кнопкой «Загрузит из файла». Построчная проверка данных показала корректный перенос всех значений. После этого специально создается файл с неправильным форматом</w:t>
+      </w:r>
+      <w:r>
+        <w:t xml:space="preserve"> (например файл с расширением </w:t>
+      </w:r>
+      <w:r>
+        <w:rPr>
+          <w:lang w:val="en-US"/>
+        </w:rPr>
+        <w:t>txt</w:t>
+      </w:r>
+      <w:r>
+        <w:t>, содержащий несколько строк текста или набор цифр без разделения)</w:t>
+      </w:r>
+      <w:r>
+        <w:t>. При попытке загрузки этого файла приложение в</w:t>
+      </w:r>
+      <w:r>
+        <w:t>ыдает предупреждение (рисунок 6</w:t>
+      </w:r>
+      <w:r>
+        <w:t>).</w:t>
+      </w:r>
+    </w:p>
+    <w:p>
+      <w:pPr>
+        <w:spacing w:after="0"/>
+        <w:jc w:val="center"/>
+        <w:rPr>
+          <w:lang w:eastAsia="ru-RU"/>
+        </w:rPr>
+      </w:pPr>
+      <w:r>
+        <w:rPr>
+          <w:noProof/>
+          <w:lang w:eastAsia="ru-RU"/>
+        </w:rPr>
+        <w:drawing>
+          <wp:inline distT="0" distB="0" distL="0" distR="0" wp14:anchorId="2C7B8E91" wp14:editId="1B192B31">
+            <wp:extent cx="4458322" cy="1867161"/>
+            <wp:effectExtent l="0" t="0" r="0" b="0"/>
+            <wp:docPr id="4" name="Рисунок 4"/>
+            <wp:cNvGraphicFramePr>
+              <a:graphicFrameLocks xmlns:a="http://schemas.openxmlformats.org/drawingml/2006/main" noChangeAspect="1"/>
+            </wp:cNvGraphicFramePr>
+            <a:graphic xmlns:a="http://schemas.openxmlformats.org/drawingml/2006/main">
+              <a:graphicData uri="http://schemas.openxmlformats.org/drawingml/2006/picture">
+                <pic:pic xmlns:pic="http://schemas.openxmlformats.org/drawingml/2006/picture">
+                  <pic:nvPicPr>
+                    <pic:cNvPr id="1" name=""/>
+                    <pic:cNvPicPr/>
+                  </pic:nvPicPr>
+                  <pic:blipFill>
+                    <a:blip r:embed="rId15"/>
+                    <a:stretch>
+                      <a:fillRect/>
+                    </a:stretch>
+                  </pic:blipFill>
+                  <pic:spPr>
+                    <a:xfrm>
+                      <a:off x="0" y="0"/>
                       <a:ext cx="4458322" cy="1867161"/>
                     </a:xfrm>
                     <a:prstGeom prst="rect">
@@ -12399,7 +12516,7 @@
         <w:jc w:val="center"/>
       </w:pPr>
       <w:r>
-        <w:t>Рисунок 5</w:t>
+        <w:t>Рисунок 6</w:t>
       </w:r>
       <w:r>
         <w:t xml:space="preserve"> – П</w:t>
@@ -12419,6 +12536,7 @@
         <w:pStyle w:val="a9"/>
       </w:pPr>
       <w:r>
+        <w:lastRenderedPageBreak/>
         <w:t>На этом тестирование загрузки из файла завершается и делается вывод, что функционал работает корректно.</w:t>
       </w:r>
     </w:p>
@@ -12436,7 +12554,6 @@
           <w:sz w:val="28"/>
           <w:lang w:eastAsia="ru-RU"/>
         </w:rPr>
-        <w:lastRenderedPageBreak/>
         <w:t xml:space="preserve">4.4 Сборка исполняемых файлов на </w:t>
       </w:r>
       <w:r>
@@ -12697,6 +12814,7 @@
     <w:p>
       <w:pPr>
         <w:pStyle w:val="1"/>
+        <w:spacing w:before="0"/>
         <w:ind w:firstLine="0"/>
         <w:jc w:val="center"/>
         <w:rPr>
@@ -12718,79 +12836,7 @@
         <w:pStyle w:val="a9"/>
       </w:pPr>
       <w:r>
-        <w:t xml:space="preserve">В ходе учебной ознакомительной практики разработано полнофункциональное приложение для решения классической транспортной задачи. Программа реализована на языке </w:t>
-      </w:r>
-      <w:proofErr w:type="spellStart"/>
-      <w:r>
-        <w:t>Python</w:t>
-      </w:r>
-      <w:proofErr w:type="spellEnd"/>
-      <w:r>
-        <w:t xml:space="preserve"> с использованием графической библиотеки </w:t>
-      </w:r>
-      <w:proofErr w:type="spellStart"/>
-      <w:r>
-        <w:t>tkinter</w:t>
-      </w:r>
-      <w:proofErr w:type="spellEnd"/>
-      <w:r>
-        <w:t xml:space="preserve"> и поддерживает работу на операционных системах </w:t>
-      </w:r>
-      <w:proofErr w:type="spellStart"/>
-      <w:r>
-        <w:t>Windows</w:t>
-      </w:r>
-      <w:proofErr w:type="spellEnd"/>
-      <w:r>
-        <w:t xml:space="preserve">, </w:t>
-      </w:r>
-      <w:proofErr w:type="spellStart"/>
-      <w:r>
-        <w:t>Linux</w:t>
-      </w:r>
-      <w:proofErr w:type="spellEnd"/>
-      <w:r>
-        <w:t xml:space="preserve"> и </w:t>
-      </w:r>
-      <w:proofErr w:type="spellStart"/>
-      <w:r>
-        <w:t>macOS</w:t>
-      </w:r>
-      <w:proofErr w:type="spellEnd"/>
-      <w:r>
-        <w:t xml:space="preserve">. Исходный код размещён в открытом </w:t>
-      </w:r>
-      <w:proofErr w:type="spellStart"/>
-      <w:r>
-        <w:t>репозитории</w:t>
-      </w:r>
-      <w:proofErr w:type="spellEnd"/>
-      <w:r>
-        <w:t xml:space="preserve"> </w:t>
-      </w:r>
-      <w:proofErr w:type="spellStart"/>
-      <w:r>
-        <w:t>GitHub</w:t>
-      </w:r>
-      <w:proofErr w:type="spellEnd"/>
-      <w:r>
-        <w:t xml:space="preserve">, а автоматическая сборка исполняемых файлов настроена через </w:t>
-      </w:r>
-      <w:proofErr w:type="spellStart"/>
-      <w:r>
-        <w:t>GitHub</w:t>
-      </w:r>
-      <w:proofErr w:type="spellEnd"/>
-      <w:r>
-        <w:t xml:space="preserve"> </w:t>
-      </w:r>
-      <w:proofErr w:type="spellStart"/>
-      <w:r>
-        <w:t>Actions</w:t>
-      </w:r>
-      <w:proofErr w:type="spellEnd"/>
-      <w:r>
-        <w:t>.</w:t>
+        <w:t>В ходе учебной ознакомительной практики разработано полнофункциональное приложение для решения классической транспортной задачи. Программа реализована на языке Python с использованием графической библиотеки tkinter и поддерживает работу на операционных системах Windows, Linux и macOS. Исходный код размещён в открытом репозитории GitHub, а автоматическая сборка исполняемых файлов настроена через GitHub Actions.</w:t>
       </w:r>
     </w:p>
     <w:p>
@@ -12806,23 +12852,7 @@
         <w:pStyle w:val="a9"/>
       </w:pPr>
       <w:r>
-        <w:t xml:space="preserve">Графический интерфейс программы организован в виде единого окна с динамическим формированием таблиц ввода, </w:t>
-      </w:r>
-      <w:proofErr w:type="spellStart"/>
-      <w:r>
-        <w:t>валидацией</w:t>
-      </w:r>
-      <w:proofErr w:type="spellEnd"/>
-      <w:r>
-        <w:t xml:space="preserve"> данных и загрузкой из текстового файла по заданному формату. Реализованы пошаговый режим итераций МОДИ, режим автоматического решения, текстовый лог с выводом всех промежуточных расчётов и визуализация текущего плана перевозок на </w:t>
-      </w:r>
-      <w:proofErr w:type="spellStart"/>
-      <w:r>
-        <w:t>Canvas</w:t>
-      </w:r>
-      <w:proofErr w:type="spellEnd"/>
-      <w:r>
-        <w:t xml:space="preserve"> с выделением базисных клеток. Проведено тестирование на сбалансированных, несбалансированных и вырожденных примерах. Все тесты подтвердили корректность работы алгоритмов.</w:t>
+        <w:t>Графический интерфейс программы организован в виде единого окна с динамическим формированием таблиц ввода, валидацией данных и загрузкой из текстового файла по заданному формату. Реализованы пошаговый режим итераций МОДИ, режим автоматического решения, текстовый лог с выводом всех промежуточных расчётов и визуализация текущего плана перевозок на Canvas с выделением базисных клеток. Проведено тестирование на сбалансированных, несбалансированных и вырожденных примерах. Все тесты подтвердили корректность работы алгоритмов.</w:t>
       </w:r>
     </w:p>
     <w:p>
@@ -15267,7 +15297,7 @@
       </w:r>
     </w:p>
     <w:sectPr>
-      <w:headerReference w:type="default" r:id="rId15"/>
+      <w:headerReference w:type="default" r:id="rId16"/>
       <w:pgSz w:w="11906" w:h="16838"/>
       <w:pgMar w:top="1134" w:right="567" w:bottom="1134" w:left="1701" w:header="709" w:footer="709" w:gutter="0"/>
       <w:pgNumType w:start="3"/>
@@ -15338,6 +15368,7 @@
         <w:docPartUnique/>
       </w:docPartObj>
     </w:sdtPr>
+    <w:sdtEndPr/>
     <w:sdtContent>
       <w:p>
         <w:pPr>
@@ -15397,6 +15428,7 @@
         <w:docPartUnique/>
       </w:docPartObj>
     </w:sdtPr>
+    <w:sdtEndPr/>
     <w:sdtContent>
       <w:p>
         <w:pPr>
@@ -15415,7 +15447,7 @@
           <w:rPr>
             <w:noProof/>
           </w:rPr>
-          <w:t>23</w:t>
+          <w:t>25</w:t>
         </w:r>
         <w:r>
           <w:fldChar w:fldCharType="end"/>
@@ -17876,6 +17908,7 @@
   <w:style w:type="character" w:default="1" w:styleId="a0">
     <w:name w:val="Default Paragraph Font"/>
     <w:uiPriority w:val="1"/>
+    <w:semiHidden/>
     <w:unhideWhenUsed/>
   </w:style>
   <w:style w:type="table" w:default="1" w:styleId="a1">
@@ -18357,558 +18390,6 @@
 </w:styles>
 </file>
 
-<file path=word/glossary/document.xml><?xml version="1.0" encoding="utf-8"?>
-<w:glossaryDocument xmlns:wpc="http://schemas.microsoft.com/office/word/2010/wordprocessingCanvas" xmlns:cx="http://schemas.microsoft.com/office/drawing/2014/chartex" xmlns:mc="http://schemas.openxmlformats.org/markup-compatibility/2006" xmlns:o="urn:schemas-microsoft-com:office:office" xmlns:r="http://schemas.openxmlformats.org/officeDocument/2006/relationships" xmlns:m="http://schemas.openxmlformats.org/officeDocument/2006/math" xmlns:v="urn:schemas-microsoft-com:vml" xmlns:wp14="http://schemas.microsoft.com/office/word/2010/wordprocessingDrawing" xmlns:wp="http://schemas.openxmlformats.org/drawingml/2006/wordprocessingDrawing" xmlns:w10="urn:schemas-microsoft-com:office:word" xmlns:w="http://schemas.openxmlformats.org/wordprocessingml/2006/main" xmlns:w14="http://schemas.microsoft.com/office/word/2010/wordml" xmlns:w15="http://schemas.microsoft.com/office/word/2012/wordml" xmlns:w16se="http://schemas.microsoft.com/office/word/2015/wordml/symex" xmlns:wpg="http://schemas.microsoft.com/office/word/2010/wordprocessingGroup" xmlns:wpi="http://schemas.microsoft.com/office/word/2010/wordprocessingInk" xmlns:wne="http://schemas.microsoft.com/office/word/2006/wordml" xmlns:wps="http://schemas.microsoft.com/office/word/2010/wordprocessingShape" mc:Ignorable="w14 w15 w16se wp14"/>
-</file>
-
-<file path=word/glossary/fontTable.xml><?xml version="1.0" encoding="utf-8"?>
-<w:fonts xmlns:mc="http://schemas.openxmlformats.org/markup-compatibility/2006" xmlns:r="http://schemas.openxmlformats.org/officeDocument/2006/relationships" xmlns:w="http://schemas.openxmlformats.org/wordprocessingml/2006/main" xmlns:w14="http://schemas.microsoft.com/office/word/2010/wordml" xmlns:w15="http://schemas.microsoft.com/office/word/2012/wordml" xmlns:w16se="http://schemas.microsoft.com/office/word/2015/wordml/symex" mc:Ignorable="w14 w15 w16se">
-  <w:font w:name="Times New Roman">
-    <w:panose1 w:val="02020603050405020304"/>
-    <w:charset w:val="00"/>
-    <w:family w:val="roman"/>
-    <w:pitch w:val="variable"/>
-    <w:sig w:usb0="E0002EFF" w:usb1="C000785B" w:usb2="00000009" w:usb3="00000000" w:csb0="000001FF" w:csb1="00000000"/>
-  </w:font>
-  <w:font w:name="Symbol">
-    <w:panose1 w:val="05050102010706020507"/>
-    <w:charset w:val="02"/>
-    <w:family w:val="roman"/>
-    <w:pitch w:val="variable"/>
-    <w:sig w:usb0="00000000" w:usb1="10000000" w:usb2="00000000" w:usb3="00000000" w:csb0="80000000" w:csb1="00000000"/>
-  </w:font>
-  <w:font w:name="Courier New">
-    <w:panose1 w:val="02070309020205020404"/>
-    <w:charset w:val="CC"/>
-    <w:family w:val="modern"/>
-    <w:pitch w:val="fixed"/>
-    <w:sig w:usb0="E0002EFF" w:usb1="C0007843" w:usb2="00000009" w:usb3="00000000" w:csb0="000001FF" w:csb1="00000000"/>
-  </w:font>
-  <w:font w:name="Wingdings">
-    <w:panose1 w:val="05000000000000000000"/>
-    <w:charset w:val="02"/>
-    <w:family w:val="auto"/>
-    <w:pitch w:val="variable"/>
-    <w:sig w:usb0="00000000" w:usb1="10000000" w:usb2="00000000" w:usb3="00000000" w:csb0="80000000" w:csb1="00000000"/>
-  </w:font>
-  <w:font w:name="Calibri">
-    <w:panose1 w:val="020F0502020204030204"/>
-    <w:charset w:val="CC"/>
-    <w:family w:val="swiss"/>
-    <w:pitch w:val="variable"/>
-    <w:sig w:usb0="E4002EFF" w:usb1="C200247B" w:usb2="00000009" w:usb3="00000000" w:csb0="000001FF" w:csb1="00000000"/>
-  </w:font>
-  <w:font w:name="Arial">
-    <w:panose1 w:val="020B0604020202020204"/>
-    <w:charset w:val="00"/>
-    <w:family w:val="swiss"/>
-    <w:pitch w:val="variable"/>
-    <w:sig w:usb0="E0002EFF" w:usb1="C000785B" w:usb2="00000009" w:usb3="00000000" w:csb0="000001FF" w:csb1="00000000"/>
-  </w:font>
-  <w:font w:name="Calibri Light">
-    <w:panose1 w:val="020F0302020204030204"/>
-    <w:charset w:val="CC"/>
-    <w:family w:val="swiss"/>
-    <w:pitch w:val="variable"/>
-    <w:sig w:usb0="E4002EFF" w:usb1="C200247B" w:usb2="00000009" w:usb3="00000000" w:csb0="000001FF" w:csb1="00000000"/>
-  </w:font>
-  <w:font w:name="Segoe UI">
-    <w:panose1 w:val="020B0502040204020203"/>
-    <w:charset w:val="CC"/>
-    <w:family w:val="swiss"/>
-    <w:pitch w:val="variable"/>
-    <w:sig w:usb0="E4002EFF" w:usb1="C000E47F" w:usb2="00000009" w:usb3="00000000" w:csb0="000001FF" w:csb1="00000000"/>
-  </w:font>
-  <w:font w:name="Cambria Math">
-    <w:panose1 w:val="02040503050406030204"/>
-    <w:charset w:val="CC"/>
-    <w:family w:val="roman"/>
-    <w:pitch w:val="variable"/>
-    <w:sig w:usb0="E00006FF" w:usb1="420024FF" w:usb2="02000000" w:usb3="00000000" w:csb0="0000019F" w:csb1="00000000"/>
-  </w:font>
-</w:fonts>
-</file>
-
-<file path=word/glossary/settings.xml><?xml version="1.0" encoding="utf-8"?>
-<w:settings xmlns:mc="http://schemas.openxmlformats.org/markup-compatibility/2006" xmlns:o="urn:schemas-microsoft-com:office:office" xmlns:r="http://schemas.openxmlformats.org/officeDocument/2006/relationships" xmlns:m="http://schemas.openxmlformats.org/officeDocument/2006/math" xmlns:v="urn:schemas-microsoft-com:vml" xmlns:w10="urn:schemas-microsoft-com:office:word" xmlns:w="http://schemas.openxmlformats.org/wordprocessingml/2006/main" xmlns:w14="http://schemas.microsoft.com/office/word/2010/wordml" xmlns:w15="http://schemas.microsoft.com/office/word/2012/wordml" xmlns:w16se="http://schemas.microsoft.com/office/word/2015/wordml/symex" xmlns:sl="http://schemas.openxmlformats.org/schemaLibrary/2006/main" mc:Ignorable="w14 w15 w16se">
-  <w:view w:val="normal"/>
-  <w:defaultTabStop w:val="708"/>
-  <w:characterSpacingControl w:val="doNotCompress"/>
-  <w:compat>
-    <w:useFELayout/>
-    <w:compatSetting w:name="compatibilityMode" w:uri="http://schemas.microsoft.com/office/word" w:val="15"/>
-    <w:compatSetting w:name="overrideTableStyleFontSizeAndJustification" w:uri="http://schemas.microsoft.com/office/word" w:val="1"/>
-    <w:compatSetting w:name="enableOpenTypeFeatures" w:uri="http://schemas.microsoft.com/office/word" w:val="1"/>
-    <w:compatSetting w:name="doNotFlipMirrorIndents" w:uri="http://schemas.microsoft.com/office/word" w:val="1"/>
-    <w:compatSetting w:name="differentiateMultirowTableHeaders" w:uri="http://schemas.microsoft.com/office/word" w:val="1"/>
-  </w:compat>
-  <w:rsids>
-    <w:rsidRoot w:val="00327600"/>
-    <w:rsid w:val="00327600"/>
-    <w:rsid w:val="003C2692"/>
-  </w:rsids>
-  <m:mathPr>
-    <m:mathFont m:val="Cambria Math"/>
-    <m:brkBin m:val="before"/>
-    <m:brkBinSub m:val="--"/>
-    <m:smallFrac m:val="0"/>
-    <m:dispDef/>
-    <m:lMargin m:val="0"/>
-    <m:rMargin m:val="0"/>
-    <m:defJc m:val="centerGroup"/>
-    <m:wrapIndent m:val="1440"/>
-    <m:intLim m:val="subSup"/>
-    <m:naryLim m:val="undOvr"/>
-  </m:mathPr>
-  <w:themeFontLang w:val="ru-RU"/>
-  <w:clrSchemeMapping w:bg1="light1" w:t1="dark1" w:bg2="light2" w:t2="dark2" w:accent1="accent1" w:accent2="accent2" w:accent3="accent3" w:accent4="accent4" w:accent5="accent5" w:accent6="accent6" w:hyperlink="hyperlink" w:followedHyperlink="followedHyperlink"/>
-  <w:decimalSymbol w:val=","/>
-  <w:listSeparator w:val=";"/>
-  <w15:chartTrackingRefBased/>
-</w:settings>
-</file>
-
-<file path=word/glossary/styles.xml><?xml version="1.0" encoding="utf-8"?>
-<w:styles xmlns:mc="http://schemas.openxmlformats.org/markup-compatibility/2006" xmlns:r="http://schemas.openxmlformats.org/officeDocument/2006/relationships" xmlns:w="http://schemas.openxmlformats.org/wordprocessingml/2006/main" xmlns:w14="http://schemas.microsoft.com/office/word/2010/wordml" xmlns:w15="http://schemas.microsoft.com/office/word/2012/wordml" xmlns:w16se="http://schemas.microsoft.com/office/word/2015/wordml/symex" mc:Ignorable="w14 w15 w16se">
-  <w:docDefaults>
-    <w:rPrDefault>
-      <w:rPr>
-        <w:rFonts w:asciiTheme="minorHAnsi" w:eastAsiaTheme="minorEastAsia" w:hAnsiTheme="minorHAnsi" w:cstheme="minorBidi"/>
-        <w:sz w:val="22"/>
-        <w:szCs w:val="22"/>
-        <w:lang w:val="ru-RU" w:eastAsia="ru-RU" w:bidi="ar-SA"/>
-      </w:rPr>
-    </w:rPrDefault>
-    <w:pPrDefault>
-      <w:pPr>
-        <w:spacing w:after="160" w:line="259" w:lineRule="auto"/>
-      </w:pPr>
-    </w:pPrDefault>
-  </w:docDefaults>
-  <w:latentStyles w:defLockedState="0" w:defUIPriority="99" w:defSemiHidden="0" w:defUnhideWhenUsed="0" w:defQFormat="0" w:count="371">
-    <w:lsdException w:name="Normal" w:uiPriority="0" w:qFormat="1"/>
-    <w:lsdException w:name="heading 1" w:uiPriority="9" w:qFormat="1"/>
-    <w:lsdException w:name="heading 2" w:semiHidden="1" w:uiPriority="9" w:unhideWhenUsed="1" w:qFormat="1"/>
-    <w:lsdException w:name="heading 3" w:semiHidden="1" w:uiPriority="9" w:unhideWhenUsed="1" w:qFormat="1"/>
-    <w:lsdException w:name="heading 4" w:semiHidden="1" w:uiPriority="9" w:unhideWhenUsed="1" w:qFormat="1"/>
-    <w:lsdException w:name="heading 5" w:semiHidden="1" w:uiPriority="9" w:unhideWhenUsed="1" w:qFormat="1"/>
-    <w:lsdException w:name="heading 6" w:semiHidden="1" w:uiPriority="9" w:unhideWhenUsed="1" w:qFormat="1"/>
-    <w:lsdException w:name="heading 7" w:semiHidden="1" w:uiPriority="9" w:unhideWhenUsed="1" w:qFormat="1"/>
-    <w:lsdException w:name="heading 8" w:semiHidden="1" w:uiPriority="9" w:unhideWhenUsed="1" w:qFormat="1"/>
-    <w:lsdException w:name="heading 9" w:semiHidden="1" w:uiPriority="9" w:unhideWhenUsed="1" w:qFormat="1"/>
-    <w:lsdException w:name="index 1" w:semiHidden="1" w:unhideWhenUsed="1"/>
-    <w:lsdException w:name="index 2" w:semiHidden="1" w:unhideWhenUsed="1"/>
-    <w:lsdException w:name="index 3" w:semiHidden="1" w:unhideWhenUsed="1"/>
-    <w:lsdException w:name="index 4" w:semiHidden="1" w:unhideWhenUsed="1"/>
-    <w:lsdException w:name="index 5" w:semiHidden="1" w:unhideWhenUsed="1"/>
-    <w:lsdException w:name="index 6" w:semiHidden="1" w:unhideWhenUsed="1"/>
-    <w:lsdException w:name="index 7" w:semiHidden="1" w:unhideWhenUsed="1"/>
-    <w:lsdException w:name="index 8" w:semiHidden="1" w:unhideWhenUsed="1"/>
-    <w:lsdException w:name="index 9" w:semiHidden="1" w:unhideWhenUsed="1"/>
-    <w:lsdException w:name="toc 1" w:semiHidden="1" w:uiPriority="39" w:unhideWhenUsed="1"/>
-    <w:lsdException w:name="toc 2" w:semiHidden="1" w:uiPriority="39" w:unhideWhenUsed="1"/>
-    <w:lsdException w:name="toc 3" w:semiHidden="1" w:uiPriority="39" w:unhideWhenUsed="1"/>
-    <w:lsdException w:name="toc 4" w:semiHidden="1" w:uiPriority="39" w:unhideWhenUsed="1"/>
-    <w:lsdException w:name="toc 5" w:semiHidden="1" w:uiPriority="39" w:unhideWhenUsed="1"/>
-    <w:lsdException w:name="toc 6" w:semiHidden="1" w:uiPriority="39" w:unhideWhenUsed="1"/>
-    <w:lsdException w:name="toc 7" w:semiHidden="1" w:uiPriority="39" w:unhideWhenUsed="1"/>
-    <w:lsdException w:name="toc 8" w:semiHidden="1" w:uiPriority="39" w:unhideWhenUsed="1"/>
-    <w:lsdException w:name="toc 9" w:semiHidden="1" w:uiPriority="39" w:unhideWhenUsed="1"/>
-    <w:lsdException w:name="Normal Indent" w:semiHidden="1" w:unhideWhenUsed="1"/>
-    <w:lsdException w:name="footnote text" w:semiHidden="1" w:unhideWhenUsed="1"/>
-    <w:lsdException w:name="annotation text" w:semiHidden="1" w:unhideWhenUsed="1"/>
-    <w:lsdException w:name="header" w:semiHidden="1" w:unhideWhenUsed="1"/>
-    <w:lsdException w:name="footer" w:semiHidden="1" w:unhideWhenUsed="1"/>
-    <w:lsdException w:name="index heading" w:semiHidden="1" w:unhideWhenUsed="1"/>
-    <w:lsdException w:name="caption" w:semiHidden="1" w:uiPriority="35" w:unhideWhenUsed="1" w:qFormat="1"/>
-    <w:lsdException w:name="table of figures" w:semiHidden="1" w:unhideWhenUsed="1"/>
-    <w:lsdException w:name="envelope address" w:semiHidden="1" w:unhideWhenUsed="1"/>
-    <w:lsdException w:name="envelope return" w:semiHidden="1" w:unhideWhenUsed="1"/>
-    <w:lsdException w:name="footnote reference" w:semiHidden="1" w:unhideWhenUsed="1"/>
-    <w:lsdException w:name="annotation reference" w:semiHidden="1" w:unhideWhenUsed="1"/>
-    <w:lsdException w:name="line number" w:semiHidden="1" w:unhideWhenUsed="1"/>
-    <w:lsdException w:name="page number" w:semiHidden="1" w:unhideWhenUsed="1"/>
-    <w:lsdException w:name="endnote reference" w:semiHidden="1" w:unhideWhenUsed="1"/>
-    <w:lsdException w:name="endnote text" w:semiHidden="1" w:unhideWhenUsed="1"/>
-    <w:lsdException w:name="table of authorities" w:semiHidden="1" w:unhideWhenUsed="1"/>
-    <w:lsdException w:name="macro" w:semiHidden="1" w:unhideWhenUsed="1"/>
-    <w:lsdException w:name="toa heading" w:semiHidden="1" w:unhideWhenUsed="1"/>
-    <w:lsdException w:name="List" w:semiHidden="1" w:unhideWhenUsed="1"/>
-    <w:lsdException w:name="List Bullet" w:semiHidden="1" w:unhideWhenUsed="1"/>
-    <w:lsdException w:name="List Number" w:semiHidden="1" w:unhideWhenUsed="1"/>
-    <w:lsdException w:name="List 2" w:semiHidden="1" w:unhideWhenUsed="1"/>
-    <w:lsdException w:name="List 3" w:semiHidden="1" w:unhideWhenUsed="1"/>
-    <w:lsdException w:name="List 4" w:semiHidden="1" w:unhideWhenUsed="1"/>
-    <w:lsdException w:name="List 5" w:semiHidden="1" w:unhideWhenUsed="1"/>
-    <w:lsdException w:name="List Bullet 2" w:semiHidden="1" w:unhideWhenUsed="1"/>
-    <w:lsdException w:name="List Bullet 3" w:semiHidden="1" w:unhideWhenUsed="1"/>
-    <w:lsdException w:name="List Bullet 4" w:semiHidden="1" w:unhideWhenUsed="1"/>
-    <w:lsdException w:name="List Bullet 5" w:semiHidden="1" w:unhideWhenUsed="1"/>
-    <w:lsdException w:name="List Number 2" w:semiHidden="1" w:unhideWhenUsed="1"/>
-    <w:lsdException w:name="List Number 3" w:semiHidden="1" w:unhideWhenUsed="1"/>
-    <w:lsdException w:name="List Number 4" w:semiHidden="1" w:unhideWhenUsed="1"/>
-    <w:lsdException w:name="List Number 5" w:semiHidden="1" w:unhideWhenUsed="1"/>
-    <w:lsdException w:name="Title" w:uiPriority="10" w:qFormat="1"/>
-    <w:lsdException w:name="Closing" w:semiHidden="1" w:unhideWhenUsed="1"/>
-    <w:lsdException w:name="Signature" w:semiHidden="1" w:unhideWhenUsed="1"/>
-    <w:lsdException w:name="Default Paragraph Font" w:semiHidden="1" w:uiPriority="1" w:unhideWhenUsed="1"/>
-    <w:lsdException w:name="Body Text" w:semiHidden="1" w:unhideWhenUsed="1"/>
-    <w:lsdException w:name="Body Text Indent" w:semiHidden="1" w:unhideWhenUsed="1"/>
-    <w:lsdException w:name="List Continue" w:semiHidden="1" w:unhideWhenUsed="1"/>
-    <w:lsdException w:name="List Continue 2" w:semiHidden="1" w:unhideWhenUsed="1"/>
-    <w:lsdException w:name="List Continue 3" w:semiHidden="1" w:unhideWhenUsed="1"/>
-    <w:lsdException w:name="List Continue 4" w:semiHidden="1" w:unhideWhenUsed="1"/>
-    <w:lsdException w:name="List Continue 5" w:semiHidden="1" w:unhideWhenUsed="1"/>
-    <w:lsdException w:name="Message Header" w:semiHidden="1" w:unhideWhenUsed="1"/>
-    <w:lsdException w:name="Subtitle" w:uiPriority="11" w:qFormat="1"/>
-    <w:lsdException w:name="Salutation" w:semiHidden="1" w:unhideWhenUsed="1"/>
-    <w:lsdException w:name="Date" w:semiHidden="1" w:unhideWhenUsed="1"/>
-    <w:lsdException w:name="Body Text First Indent" w:semiHidden="1" w:unhideWhenUsed="1"/>
-    <w:lsdException w:name="Body Text First Indent 2" w:semiHidden="1" w:unhideWhenUsed="1"/>
-    <w:lsdException w:name="Note Heading" w:semiHidden="1" w:unhideWhenUsed="1"/>
-    <w:lsdException w:name="Body Text 2" w:semiHidden="1" w:unhideWhenUsed="1"/>
-    <w:lsdException w:name="Body Text 3" w:semiHidden="1" w:unhideWhenUsed="1"/>
-    <w:lsdException w:name="Body Text Indent 2" w:semiHidden="1" w:unhideWhenUsed="1"/>
-    <w:lsdException w:name="Body Text Indent 3" w:semiHidden="1" w:unhideWhenUsed="1"/>
-    <w:lsdException w:name="Block Text" w:semiHidden="1" w:unhideWhenUsed="1"/>
-    <w:lsdException w:name="Hyperlink" w:semiHidden="1" w:unhideWhenUsed="1"/>
-    <w:lsdException w:name="FollowedHyperlink" w:semiHidden="1" w:unhideWhenUsed="1"/>
-    <w:lsdException w:name="Strong" w:uiPriority="22" w:qFormat="1"/>
-    <w:lsdException w:name="Emphasis" w:uiPriority="20" w:qFormat="1"/>
-    <w:lsdException w:name="Document Map" w:semiHidden="1" w:unhideWhenUsed="1"/>
-    <w:lsdException w:name="Plain Text" w:semiHidden="1" w:unhideWhenUsed="1"/>
-    <w:lsdException w:name="E-mail Signature" w:semiHidden="1" w:unhideWhenUsed="1"/>
-    <w:lsdException w:name="HTML Top of Form" w:semiHidden="1" w:unhideWhenUsed="1"/>
-    <w:lsdException w:name="HTML Bottom of Form" w:semiHidden="1" w:unhideWhenUsed="1"/>
-    <w:lsdException w:name="Normal (Web)" w:semiHidden="1" w:unhideWhenUsed="1"/>
-    <w:lsdException w:name="HTML Acronym" w:semiHidden="1" w:unhideWhenUsed="1"/>
-    <w:lsdException w:name="HTML Address" w:semiHidden="1" w:unhideWhenUsed="1"/>
-    <w:lsdException w:name="HTML Cite" w:semiHidden="1" w:unhideWhenUsed="1"/>
-    <w:lsdException w:name="HTML Code" w:semiHidden="1" w:unhideWhenUsed="1"/>
-    <w:lsdException w:name="HTML Definition" w:semiHidden="1" w:unhideWhenUsed="1"/>
-    <w:lsdException w:name="HTML Keyboard" w:semiHidden="1" w:unhideWhenUsed="1"/>
-    <w:lsdException w:name="HTML Preformatted" w:semiHidden="1" w:unhideWhenUsed="1"/>
-    <w:lsdException w:name="HTML Sample" w:semiHidden="1" w:unhideWhenUsed="1"/>
-    <w:lsdException w:name="HTML Typewriter" w:semiHidden="1" w:unhideWhenUsed="1"/>
-    <w:lsdException w:name="HTML Variable" w:semiHidden="1" w:unhideWhenUsed="1"/>
-    <w:lsdException w:name="Normal Table" w:semiHidden="1" w:unhideWhenUsed="1"/>
-    <w:lsdException w:name="annotation subject" w:semiHidden="1" w:unhideWhenUsed="1"/>
-    <w:lsdException w:name="No List" w:semiHidden="1" w:unhideWhenUsed="1"/>
-    <w:lsdException w:name="Outline List 1" w:semiHidden="1" w:unhideWhenUsed="1"/>
-    <w:lsdException w:name="Outline List 2" w:semiHidden="1" w:unhideWhenUsed="1"/>
-    <w:lsdException w:name="Outline List 3" w:semiHidden="1" w:unhideWhenUsed="1"/>
-    <w:lsdException w:name="Table Simple 1" w:semiHidden="1" w:unhideWhenUsed="1"/>
-    <w:lsdException w:name="Table Simple 2" w:semiHidden="1" w:unhideWhenUsed="1"/>
-    <w:lsdException w:name="Table Simple 3" w:semiHidden="1" w:unhideWhenUsed="1"/>
-    <w:lsdException w:name="Table Classic 1" w:semiHidden="1" w:unhideWhenUsed="1"/>
-    <w:lsdException w:name="Table Classic 2" w:semiHidden="1" w:unhideWhenUsed="1"/>
-    <w:lsdException w:name="Table Classic 3" w:semiHidden="1" w:unhideWhenUsed="1"/>
-    <w:lsdException w:name="Table Classic 4" w:semiHidden="1" w:unhideWhenUsed="1"/>
-    <w:lsdException w:name="Table Colorful 1" w:semiHidden="1" w:unhideWhenUsed="1"/>
-    <w:lsdException w:name="Table Colorful 2" w:semiHidden="1" w:unhideWhenUsed="1"/>
-    <w:lsdException w:name="Table Colorful 3" w:semiHidden="1" w:unhideWhenUsed="1"/>
-    <w:lsdException w:name="Table Columns 1" w:semiHidden="1" w:unhideWhenUsed="1"/>
-    <w:lsdException w:name="Table Columns 2" w:semiHidden="1" w:unhideWhenUsed="1"/>
-    <w:lsdException w:name="Table Columns 3" w:semiHidden="1" w:unhideWhenUsed="1"/>
-    <w:lsdException w:name="Table Columns 4" w:semiHidden="1" w:unhideWhenUsed="1"/>
-    <w:lsdException w:name="Table Columns 5" w:semiHidden="1" w:unhideWhenUsed="1"/>
-    <w:lsdException w:name="Table Grid 1" w:semiHidden="1" w:unhideWhenUsed="1"/>
-    <w:lsdException w:name="Table Grid 2" w:semiHidden="1" w:unhideWhenUsed="1"/>
-    <w:lsdException w:name="Table Grid 3" w:semiHidden="1" w:unhideWhenUsed="1"/>
-    <w:lsdException w:name="Table Grid 4" w:semiHidden="1" w:unhideWhenUsed="1"/>
-    <w:lsdException w:name="Table Grid 5" w:semiHidden="1" w:unhideWhenUsed="1"/>
-    <w:lsdException w:name="Table Grid 6" w:semiHidden="1" w:unhideWhenUsed="1"/>
-    <w:lsdException w:name="Table Grid 7" w:semiHidden="1" w:unhideWhenUsed="1"/>
-    <w:lsdException w:name="Table Grid 8" w:semiHidden="1" w:unhideWhenUsed="1"/>
-    <w:lsdException w:name="Table List 1" w:semiHidden="1" w:unhideWhenUsed="1"/>
-    <w:lsdException w:name="Table List 2" w:semiHidden="1" w:unhideWhenUsed="1"/>
-    <w:lsdException w:name="Table List 3" w:semiHidden="1" w:unhideWhenUsed="1"/>
-    <w:lsdException w:name="Table List 4" w:semiHidden="1" w:unhideWhenUsed="1"/>
-    <w:lsdException w:name="Table List 5" w:semiHidden="1" w:unhideWhenUsed="1"/>
-    <w:lsdException w:name="Table List 6" w:semiHidden="1" w:unhideWhenUsed="1"/>
-    <w:lsdException w:name="Table List 7" w:semiHidden="1" w:unhideWhenUsed="1"/>
-    <w:lsdException w:name="Table List 8" w:semiHidden="1" w:unhideWhenUsed="1"/>
-    <w:lsdException w:name="Table 3D effects 1" w:semiHidden="1" w:unhideWhenUsed="1"/>
-    <w:lsdException w:name="Table 3D effects 2" w:semiHidden="1" w:unhideWhenUsed="1"/>
-    <w:lsdException w:name="Table 3D effects 3" w:semiHidden="1" w:unhideWhenUsed="1"/>
-    <w:lsdException w:name="Table Contemporary" w:semiHidden="1" w:unhideWhenUsed="1"/>
-    <w:lsdException w:name="Table Elegant" w:semiHidden="1" w:unhideWhenUsed="1"/>
-    <w:lsdException w:name="Table Professional" w:semiHidden="1" w:unhideWhenUsed="1"/>
-    <w:lsdException w:name="Table Subtle 1" w:semiHidden="1" w:unhideWhenUsed="1"/>
-    <w:lsdException w:name="Table Subtle 2" w:semiHidden="1" w:unhideWhenUsed="1"/>
-    <w:lsdException w:name="Table Web 1" w:semiHidden="1" w:unhideWhenUsed="1"/>
-    <w:lsdException w:name="Table Web 2" w:semiHidden="1" w:unhideWhenUsed="1"/>
-    <w:lsdException w:name="Table Web 3" w:semiHidden="1" w:unhideWhenUsed="1"/>
-    <w:lsdException w:name="Balloon Text" w:semiHidden="1" w:unhideWhenUsed="1"/>
-    <w:lsdException w:name="Table Grid" w:uiPriority="39"/>
-    <w:lsdException w:name="Table Theme" w:semiHidden="1" w:unhideWhenUsed="1"/>
-    <w:lsdException w:name="Placeholder Text" w:semiHidden="1"/>
-    <w:lsdException w:name="No Spacing" w:uiPriority="1" w:qFormat="1"/>
-    <w:lsdException w:name="Light Shading" w:uiPriority="60"/>
-    <w:lsdException w:name="Light List" w:uiPriority="61"/>
-    <w:lsdException w:name="Light Grid" w:uiPriority="62"/>
-    <w:lsdException w:name="Medium Shading 1" w:uiPriority="63"/>
-    <w:lsdException w:name="Medium Shading 2" w:uiPriority="64"/>
-    <w:lsdException w:name="Medium List 1" w:uiPriority="65"/>
-    <w:lsdException w:name="Medium List 2" w:uiPriority="66"/>
-    <w:lsdException w:name="Medium Grid 1" w:uiPriority="67"/>
-    <w:lsdException w:name="Medium Grid 2" w:uiPriority="68"/>
-    <w:lsdException w:name="Medium Grid 3" w:uiPriority="69"/>
-    <w:lsdException w:name="Dark List" w:uiPriority="70"/>
-    <w:lsdException w:name="Colorful Shading" w:uiPriority="71"/>
-    <w:lsdException w:name="Colorful List" w:uiPriority="72"/>
-    <w:lsdException w:name="Colorful Grid" w:uiPriority="73"/>
-    <w:lsdException w:name="Light Shading Accent 1" w:uiPriority="60"/>
-    <w:lsdException w:name="Light List Accent 1" w:uiPriority="61"/>
-    <w:lsdException w:name="Light Grid Accent 1" w:uiPriority="62"/>
-    <w:lsdException w:name="Medium Shading 1 Accent 1" w:uiPriority="63"/>
-    <w:lsdException w:name="Medium Shading 2 Accent 1" w:uiPriority="64"/>
-    <w:lsdException w:name="Medium List 1 Accent 1" w:uiPriority="65"/>
-    <w:lsdException w:name="Revision" w:semiHidden="1"/>
-    <w:lsdException w:name="List Paragraph" w:uiPriority="34" w:qFormat="1"/>
-    <w:lsdException w:name="Quote" w:uiPriority="29" w:qFormat="1"/>
-    <w:lsdException w:name="Intense Quote" w:uiPriority="30" w:qFormat="1"/>
-    <w:lsdException w:name="Medium List 2 Accent 1" w:uiPriority="66"/>
-    <w:lsdException w:name="Medium Grid 1 Accent 1" w:uiPriority="67"/>
-    <w:lsdException w:name="Medium Grid 2 Accent 1" w:uiPriority="68"/>
-    <w:lsdException w:name="Medium Grid 3 Accent 1" w:uiPriority="69"/>
-    <w:lsdException w:name="Dark List Accent 1" w:uiPriority="70"/>
-    <w:lsdException w:name="Colorful Shading Accent 1" w:uiPriority="71"/>
-    <w:lsdException w:name="Colorful List Accent 1" w:uiPriority="72"/>
-    <w:lsdException w:name="Colorful Grid Accent 1" w:uiPriority="73"/>
-    <w:lsdException w:name="Light Shading Accent 2" w:uiPriority="60"/>
-    <w:lsdException w:name="Light List Accent 2" w:uiPriority="61"/>
-    <w:lsdException w:name="Light Grid Accent 2" w:uiPriority="62"/>
-    <w:lsdException w:name="Medium Shading 1 Accent 2" w:uiPriority="63"/>
-    <w:lsdException w:name="Medium Shading 2 Accent 2" w:uiPriority="64"/>
-    <w:lsdException w:name="Medium List 1 Accent 2" w:uiPriority="65"/>
-    <w:lsdException w:name="Medium List 2 Accent 2" w:uiPriority="66"/>
-    <w:lsdException w:name="Medium Grid 1 Accent 2" w:uiPriority="67"/>
-    <w:lsdException w:name="Medium Grid 2 Accent 2" w:uiPriority="68"/>
-    <w:lsdException w:name="Medium Grid 3 Accent 2" w:uiPriority="69"/>
-    <w:lsdException w:name="Dark List Accent 2" w:uiPriority="70"/>
-    <w:lsdException w:name="Colorful Shading Accent 2" w:uiPriority="71"/>
-    <w:lsdException w:name="Colorful List Accent 2" w:uiPriority="72"/>
-    <w:lsdException w:name="Colorful Grid Accent 2" w:uiPriority="73"/>
-    <w:lsdException w:name="Light Shading Accent 3" w:uiPriority="60"/>
-    <w:lsdException w:name="Light List Accent 3" w:uiPriority="61"/>
-    <w:lsdException w:name="Light Grid Accent 3" w:uiPriority="62"/>
-    <w:lsdException w:name="Medium Shading 1 Accent 3" w:uiPriority="63"/>
-    <w:lsdException w:name="Medium Shading 2 Accent 3" w:uiPriority="64"/>
-    <w:lsdException w:name="Medium List 1 Accent 3" w:uiPriority="65"/>
-    <w:lsdException w:name="Medium List 2 Accent 3" w:uiPriority="66"/>
-    <w:lsdException w:name="Medium Grid 1 Accent 3" w:uiPriority="67"/>
-    <w:lsdException w:name="Medium Grid 2 Accent 3" w:uiPriority="68"/>
-    <w:lsdException w:name="Medium Grid 3 Accent 3" w:uiPriority="69"/>
-    <w:lsdException w:name="Dark List Accent 3" w:uiPriority="70"/>
-    <w:lsdException w:name="Colorful Shading Accent 3" w:uiPriority="71"/>
-    <w:lsdException w:name="Colorful List Accent 3" w:uiPriority="72"/>
-    <w:lsdException w:name="Colorful Grid Accent 3" w:uiPriority="73"/>
-    <w:lsdException w:name="Light Shading Accent 4" w:uiPriority="60"/>
-    <w:lsdException w:name="Light List Accent 4" w:uiPriority="61"/>
-    <w:lsdException w:name="Light Grid Accent 4" w:uiPriority="62"/>
-    <w:lsdException w:name="Medium Shading 1 Accent 4" w:uiPriority="63"/>
-    <w:lsdException w:name="Medium Shading 2 Accent 4" w:uiPriority="64"/>
-    <w:lsdException w:name="Medium List 1 Accent 4" w:uiPriority="65"/>
-    <w:lsdException w:name="Medium List 2 Accent 4" w:uiPriority="66"/>
-    <w:lsdException w:name="Medium Grid 1 Accent 4" w:uiPriority="67"/>
-    <w:lsdException w:name="Medium Grid 2 Accent 4" w:uiPriority="68"/>
-    <w:lsdException w:name="Medium Grid 3 Accent 4" w:uiPriority="69"/>
-    <w:lsdException w:name="Dark List Accent 4" w:uiPriority="70"/>
-    <w:lsdException w:name="Colorful Shading Accent 4" w:uiPriority="71"/>
-    <w:lsdException w:name="Colorful List Accent 4" w:uiPriority="72"/>
-    <w:lsdException w:name="Colorful Grid Accent 4" w:uiPriority="73"/>
-    <w:lsdException w:name="Light Shading Accent 5" w:uiPriority="60"/>
-    <w:lsdException w:name="Light List Accent 5" w:uiPriority="61"/>
-    <w:lsdException w:name="Light Grid Accent 5" w:uiPriority="62"/>
-    <w:lsdException w:name="Medium Shading 1 Accent 5" w:uiPriority="63"/>
-    <w:lsdException w:name="Medium Shading 2 Accent 5" w:uiPriority="64"/>
-    <w:lsdException w:name="Medium List 1 Accent 5" w:uiPriority="65"/>
-    <w:lsdException w:name="Medium List 2 Accent 5" w:uiPriority="66"/>
-    <w:lsdException w:name="Medium Grid 1 Accent 5" w:uiPriority="67"/>
-    <w:lsdException w:name="Medium Grid 2 Accent 5" w:uiPriority="68"/>
-    <w:lsdException w:name="Medium Grid 3 Accent 5" w:uiPriority="69"/>
-    <w:lsdException w:name="Dark List Accent 5" w:uiPriority="70"/>
-    <w:lsdException w:name="Colorful Shading Accent 5" w:uiPriority="71"/>
-    <w:lsdException w:name="Colorful List Accent 5" w:uiPriority="72"/>
-    <w:lsdException w:name="Colorful Grid Accent 5" w:uiPriority="73"/>
-    <w:lsdException w:name="Light Shading Accent 6" w:uiPriority="60"/>
-    <w:lsdException w:name="Light List Accent 6" w:uiPriority="61"/>
-    <w:lsdException w:name="Light Grid Accent 6" w:uiPriority="62"/>
-    <w:lsdException w:name="Medium Shading 1 Accent 6" w:uiPriority="63"/>
-    <w:lsdException w:name="Medium Shading 2 Accent 6" w:uiPriority="64"/>
-    <w:lsdException w:name="Medium List 1 Accent 6" w:uiPriority="65"/>
-    <w:lsdException w:name="Medium List 2 Accent 6" w:uiPriority="66"/>
-    <w:lsdException w:name="Medium Grid 1 Accent 6" w:uiPriority="67"/>
-    <w:lsdException w:name="Medium Grid 2 Accent 6" w:uiPriority="68"/>
-    <w:lsdException w:name="Medium Grid 3 Accent 6" w:uiPriority="69"/>
-    <w:lsdException w:name="Dark List Accent 6" w:uiPriority="70"/>
-    <w:lsdException w:name="Colorful Shading Accent 6" w:uiPriority="71"/>
-    <w:lsdException w:name="Colorful List Accent 6" w:uiPriority="72"/>
-    <w:lsdException w:name="Colorful Grid Accent 6" w:uiPriority="73"/>
-    <w:lsdException w:name="Subtle Emphasis" w:uiPriority="19" w:qFormat="1"/>
-    <w:lsdException w:name="Intense Emphasis" w:uiPriority="21" w:qFormat="1"/>
-    <w:lsdException w:name="Subtle Reference" w:uiPriority="31" w:qFormat="1"/>
-    <w:lsdException w:name="Intense Reference" w:uiPriority="32" w:qFormat="1"/>
-    <w:lsdException w:name="Book Title" w:uiPriority="33" w:qFormat="1"/>
-    <w:lsdException w:name="Bibliography" w:semiHidden="1" w:uiPriority="37" w:unhideWhenUsed="1"/>
-    <w:lsdException w:name="TOC Heading" w:semiHidden="1" w:uiPriority="39" w:unhideWhenUsed="1" w:qFormat="1"/>
-    <w:lsdException w:name="Plain Table 1" w:uiPriority="41"/>
-    <w:lsdException w:name="Plain Table 2" w:uiPriority="42"/>
-    <w:lsdException w:name="Plain Table 3" w:uiPriority="43"/>
-    <w:lsdException w:name="Plain Table 4" w:uiPriority="44"/>
-    <w:lsdException w:name="Plain Table 5" w:uiPriority="45"/>
-    <w:lsdException w:name="Grid Table Light" w:uiPriority="40"/>
-    <w:lsdException w:name="Grid Table 1 Light" w:uiPriority="46"/>
-    <w:lsdException w:name="Grid Table 2" w:uiPriority="47"/>
-    <w:lsdException w:name="Grid Table 3" w:uiPriority="48"/>
-    <w:lsdException w:name="Grid Table 4" w:uiPriority="49"/>
-    <w:lsdException w:name="Grid Table 5 Dark" w:uiPriority="50"/>
-    <w:lsdException w:name="Grid Table 6 Colorful" w:uiPriority="51"/>
-    <w:lsdException w:name="Grid Table 7 Colorful" w:uiPriority="52"/>
-    <w:lsdException w:name="Grid Table 1 Light Accent 1" w:uiPriority="46"/>
-    <w:lsdException w:name="Grid Table 2 Accent 1" w:uiPriority="47"/>
-    <w:lsdException w:name="Grid Table 3 Accent 1" w:uiPriority="48"/>
-    <w:lsdException w:name="Grid Table 4 Accent 1" w:uiPriority="49"/>
-    <w:lsdException w:name="Grid Table 5 Dark Accent 1" w:uiPriority="50"/>
-    <w:lsdException w:name="Grid Table 6 Colorful Accent 1" w:uiPriority="51"/>
-    <w:lsdException w:name="Grid Table 7 Colorful Accent 1" w:uiPriority="52"/>
-    <w:lsdException w:name="Grid Table 1 Light Accent 2" w:uiPriority="46"/>
-    <w:lsdException w:name="Grid Table 2 Accent 2" w:uiPriority="47"/>
-    <w:lsdException w:name="Grid Table 3 Accent 2" w:uiPriority="48"/>
-    <w:lsdException w:name="Grid Table 4 Accent 2" w:uiPriority="49"/>
-    <w:lsdException w:name="Grid Table 5 Dark Accent 2" w:uiPriority="50"/>
-    <w:lsdException w:name="Grid Table 6 Colorful Accent 2" w:uiPriority="51"/>
-    <w:lsdException w:name="Grid Table 7 Colorful Accent 2" w:uiPriority="52"/>
-    <w:lsdException w:name="Grid Table 1 Light Accent 3" w:uiPriority="46"/>
-    <w:lsdException w:name="Grid Table 2 Accent 3" w:uiPriority="47"/>
-    <w:lsdException w:name="Grid Table 3 Accent 3" w:uiPriority="48"/>
-    <w:lsdException w:name="Grid Table 4 Accent 3" w:uiPriority="49"/>
-    <w:lsdException w:name="Grid Table 5 Dark Accent 3" w:uiPriority="50"/>
-    <w:lsdException w:name="Grid Table 6 Colorful Accent 3" w:uiPriority="51"/>
-    <w:lsdException w:name="Grid Table 7 Colorful Accent 3" w:uiPriority="52"/>
-    <w:lsdException w:name="Grid Table 1 Light Accent 4" w:uiPriority="46"/>
-    <w:lsdException w:name="Grid Table 2 Accent 4" w:uiPriority="47"/>
-    <w:lsdException w:name="Grid Table 3 Accent 4" w:uiPriority="48"/>
-    <w:lsdException w:name="Grid Table 4 Accent 4" w:uiPriority="49"/>
-    <w:lsdException w:name="Grid Table 5 Dark Accent 4" w:uiPriority="50"/>
-    <w:lsdException w:name="Grid Table 6 Colorful Accent 4" w:uiPriority="51"/>
-    <w:lsdException w:name="Grid Table 7 Colorful Accent 4" w:uiPriority="52"/>
-    <w:lsdException w:name="Grid Table 1 Light Accent 5" w:uiPriority="46"/>
-    <w:lsdException w:name="Grid Table 2 Accent 5" w:uiPriority="47"/>
-    <w:lsdException w:name="Grid Table 3 Accent 5" w:uiPriority="48"/>
-    <w:lsdException w:name="Grid Table 4 Accent 5" w:uiPriority="49"/>
-    <w:lsdException w:name="Grid Table 5 Dark Accent 5" w:uiPriority="50"/>
-    <w:lsdException w:name="Grid Table 6 Colorful Accent 5" w:uiPriority="51"/>
-    <w:lsdException w:name="Grid Table 7 Colorful Accent 5" w:uiPriority="52"/>
-    <w:lsdException w:name="Grid Table 1 Light Accent 6" w:uiPriority="46"/>
-    <w:lsdException w:name="Grid Table 2 Accent 6" w:uiPriority="47"/>
-    <w:lsdException w:name="Grid Table 3 Accent 6" w:uiPriority="48"/>
-    <w:lsdException w:name="Grid Table 4 Accent 6" w:uiPriority="49"/>
-    <w:lsdException w:name="Grid Table 5 Dark Accent 6" w:uiPriority="50"/>
-    <w:lsdException w:name="Grid Table 6 Colorful Accent 6" w:uiPriority="51"/>
-    <w:lsdException w:name="Grid Table 7 Colorful Accent 6" w:uiPriority="52"/>
-    <w:lsdException w:name="List Table 1 Light" w:uiPriority="46"/>
-    <w:lsdException w:name="List Table 2" w:uiPriority="47"/>
-    <w:lsdException w:name="List Table 3" w:uiPriority="48"/>
-    <w:lsdException w:name="List Table 4" w:uiPriority="49"/>
-    <w:lsdException w:name="List Table 5 Dark" w:uiPriority="50"/>
-    <w:lsdException w:name="List Table 6 Colorful" w:uiPriority="51"/>
-    <w:lsdException w:name="List Table 7 Colorful" w:uiPriority="52"/>
-    <w:lsdException w:name="List Table 1 Light Accent 1" w:uiPriority="46"/>
-    <w:lsdException w:name="List Table 2 Accent 1" w:uiPriority="47"/>
-    <w:lsdException w:name="List Table 3 Accent 1" w:uiPriority="48"/>
-    <w:lsdException w:name="List Table 4 Accent 1" w:uiPriority="49"/>
-    <w:lsdException w:name="List Table 5 Dark Accent 1" w:uiPriority="50"/>
-    <w:lsdException w:name="List Table 6 Colorful Accent 1" w:uiPriority="51"/>
-    <w:lsdException w:name="List Table 7 Colorful Accent 1" w:uiPriority="52"/>
-    <w:lsdException w:name="List Table 1 Light Accent 2" w:uiPriority="46"/>
-    <w:lsdException w:name="List Table 2 Accent 2" w:uiPriority="47"/>
-    <w:lsdException w:name="List Table 3 Accent 2" w:uiPriority="48"/>
-    <w:lsdException w:name="List Table 4 Accent 2" w:uiPriority="49"/>
-    <w:lsdException w:name="List Table 5 Dark Accent 2" w:uiPriority="50"/>
-    <w:lsdException w:name="List Table 6 Colorful Accent 2" w:uiPriority="51"/>
-    <w:lsdException w:name="List Table 7 Colorful Accent 2" w:uiPriority="52"/>
-    <w:lsdException w:name="List Table 1 Light Accent 3" w:uiPriority="46"/>
-    <w:lsdException w:name="List Table 2 Accent 3" w:uiPriority="47"/>
-    <w:lsdException w:name="List Table 3 Accent 3" w:uiPriority="48"/>
-    <w:lsdException w:name="List Table 4 Accent 3" w:uiPriority="49"/>
-    <w:lsdException w:name="List Table 5 Dark Accent 3" w:uiPriority="50"/>
-    <w:lsdException w:name="List Table 6 Colorful Accent 3" w:uiPriority="51"/>
-    <w:lsdException w:name="List Table 7 Colorful Accent 3" w:uiPriority="52"/>
-    <w:lsdException w:name="List Table 1 Light Accent 4" w:uiPriority="46"/>
-    <w:lsdException w:name="List Table 2 Accent 4" w:uiPriority="47"/>
-    <w:lsdException w:name="List Table 3 Accent 4" w:uiPriority="48"/>
-    <w:lsdException w:name="List Table 4 Accent 4" w:uiPriority="49"/>
-    <w:lsdException w:name="List Table 5 Dark Accent 4" w:uiPriority="50"/>
-    <w:lsdException w:name="List Table 6 Colorful Accent 4" w:uiPriority="51"/>
-    <w:lsdException w:name="List Table 7 Colorful Accent 4" w:uiPriority="52"/>
-    <w:lsdException w:name="List Table 1 Light Accent 5" w:uiPriority="46"/>
-    <w:lsdException w:name="List Table 2 Accent 5" w:uiPriority="47"/>
-    <w:lsdException w:name="List Table 3 Accent 5" w:uiPriority="48"/>
-    <w:lsdException w:name="List Table 4 Accent 5" w:uiPriority="49"/>
-    <w:lsdException w:name="List Table 5 Dark Accent 5" w:uiPriority="50"/>
-    <w:lsdException w:name="List Table 6 Colorful Accent 5" w:uiPriority="51"/>
-    <w:lsdException w:name="List Table 7 Colorful Accent 5" w:uiPriority="52"/>
-    <w:lsdException w:name="List Table 1 Light Accent 6" w:uiPriority="46"/>
-    <w:lsdException w:name="List Table 2 Accent 6" w:uiPriority="47"/>
-    <w:lsdException w:name="List Table 3 Accent 6" w:uiPriority="48"/>
-    <w:lsdException w:name="List Table 4 Accent 6" w:uiPriority="49"/>
-    <w:lsdException w:name="List Table 5 Dark Accent 6" w:uiPriority="50"/>
-    <w:lsdException w:name="List Table 6 Colorful Accent 6" w:uiPriority="51"/>
-    <w:lsdException w:name="List Table 7 Colorful Accent 6" w:uiPriority="52"/>
-  </w:latentStyles>
-  <w:style w:type="paragraph" w:default="1" w:styleId="a">
-    <w:name w:val="Normal"/>
-    <w:qFormat/>
-  </w:style>
-  <w:style w:type="character" w:default="1" w:styleId="a0">
-    <w:name w:val="Default Paragraph Font"/>
-    <w:uiPriority w:val="1"/>
-    <w:semiHidden/>
-    <w:unhideWhenUsed/>
-  </w:style>
-  <w:style w:type="table" w:default="1" w:styleId="a1">
-    <w:name w:val="Normal Table"/>
-    <w:uiPriority w:val="99"/>
-    <w:semiHidden/>
-    <w:unhideWhenUsed/>
-    <w:tblPr>
-      <w:tblInd w:w="0" w:type="dxa"/>
-      <w:tblCellMar>
-        <w:top w:w="0" w:type="dxa"/>
-        <w:left w:w="108" w:type="dxa"/>
-        <w:bottom w:w="0" w:type="dxa"/>
-        <w:right w:w="108" w:type="dxa"/>
-      </w:tblCellMar>
-    </w:tblPr>
-  </w:style>
-  <w:style w:type="numbering" w:default="1" w:styleId="a2">
-    <w:name w:val="No List"/>
-    <w:uiPriority w:val="99"/>
-    <w:semiHidden/>
-    <w:unhideWhenUsed/>
-  </w:style>
-  <w:style w:type="character" w:styleId="a3">
-    <w:name w:val="Placeholder Text"/>
-    <w:basedOn w:val="a0"/>
-    <w:uiPriority w:val="99"/>
-    <w:semiHidden/>
-    <w:rsid w:val="00327600"/>
-    <w:rPr>
-      <w:color w:val="808080"/>
-    </w:rPr>
-  </w:style>
-</w:styles>
-</file>
-
-<file path=word/glossary/webSettings.xml><?xml version="1.0" encoding="utf-8"?>
-<w:webSettings xmlns:mc="http://schemas.openxmlformats.org/markup-compatibility/2006" xmlns:r="http://schemas.openxmlformats.org/officeDocument/2006/relationships" xmlns:w="http://schemas.openxmlformats.org/wordprocessingml/2006/main" xmlns:w14="http://schemas.microsoft.com/office/word/2010/wordml" xmlns:w15="http://schemas.microsoft.com/office/word/2012/wordml" xmlns:w16se="http://schemas.microsoft.com/office/word/2015/wordml/symex" mc:Ignorable="w14 w15 w16se">
-  <w:optimizeForBrowser/>
-  <w:allowPNG/>
-</w:webSettings>
-</file>
-
 <file path=word/theme/theme1.xml><?xml version="1.0" encoding="utf-8"?>
 <a:theme xmlns:a="http://schemas.openxmlformats.org/drawingml/2006/main" name="Тема Office">
   <a:themeElements>
@@ -19175,7 +18656,7 @@
 </file>
 
 <file path=customXml/itemProps1.xml><?xml version="1.0" encoding="utf-8"?>
-<ds:datastoreItem xmlns:ds="http://schemas.openxmlformats.org/officeDocument/2006/customXml" ds:itemID="{A60959E6-1DAC-42E3-BDCE-A8F46AB94E17}">
+<ds:datastoreItem xmlns:ds="http://schemas.openxmlformats.org/officeDocument/2006/customXml" ds:itemID="{D031D6EC-772F-49BF-9C91-6C54256ABBFD}">
   <ds:schemaRefs>
     <ds:schemaRef ds:uri="http://schemas.openxmlformats.org/officeDocument/2006/bibliography"/>
   </ds:schemaRefs>
